--- a/docs/Tesis_Borrador_V3.docx
+++ b/docs/Tesis_Borrador_V3.docx
@@ -5017,7 +5017,7 @@
           <w:rFonts w:eastAsia="Times New Roman" w:cs="Times New Roman"/>
           <w:sz w:val="21"/>
         </w:rPr>
-        <w:t>Tabla 5b. Métricas adicionales del review (FMI y Piella Q0/QW/QE) por método — medias sobre 20 pares.</w:t>
+        <w:t>Tabla 6. Métricas adicionales del review (FMI y Piella Q0/QW/QE) por método — medias sobre 20 pares.</w:t>
       </w:r>
     </w:p>
     <w:p>
@@ -5031,7 +5031,7 @@
           <w:rFonts w:eastAsia="Times New Roman" w:cs="Times New Roman"/>
           <w:sz w:val="21"/>
         </w:rPr>
-        <w:t>Tabla 6. Prueba de Friedman por métrica (χ², p-valor; α = 0,05).</w:t>
+        <w:t>Tabla 7. Prueba de Friedman por métrica (χ², p-valor; α = 0,05).</w:t>
       </w:r>
     </w:p>
     <w:p>
@@ -5045,7 +5045,7 @@
           <w:rFonts w:eastAsia="Times New Roman" w:cs="Times New Roman"/>
           <w:sz w:val="21"/>
         </w:rPr>
-        <w:t>Tabla 7. Ranking promedio por método y métrica (1 = mejor).</w:t>
+        <w:t>Tabla 8. Ranking promedio por método y métrica (1 = mejor).</w:t>
       </w:r>
     </w:p>
     <w:p>
@@ -5060,7 +5060,7 @@
           <w:rFonts w:eastAsia="Times New Roman" w:cs="Times New Roman"/>
           <w:sz w:val="21"/>
         </w:rPr>
-        <w:t>Tabla 8. Detección de peatones en LLVIP — mAP por modalidad (YOLOv8n; subconjunto 2000 train / 500 val, 40 épocas).</w:t>
+        <w:t>Tabla 9. Detección de peatones en LLVIP — mAP por modalidad (YOLOv8n; subconjunto 2000 train / 500 val, 40 épocas).</w:t>
       </w:r>
     </w:p>
     <w:p>
@@ -5075,7 +5075,7 @@
           <w:rFonts w:eastAsia="Times New Roman" w:cs="Times New Roman"/>
           <w:sz w:val="21"/>
         </w:rPr>
-        <w:t>Tabla 9. Propuesta Novedosa frente a la metodología clásica Top-Hat y al estado del arte — medias sobre 20 pares (n = 20).</w:t>
+        <w:t>Tabla 10. Propuesta Novedosa frente a la metodología clásica Top-Hat y al estado del arte — medias sobre 20 pares (n = 20).</w:t>
       </w:r>
     </w:p>
     <w:p>
@@ -5090,7 +5090,7 @@
           <w:rFonts w:eastAsia="Times New Roman" w:cs="Times New Roman"/>
           <w:sz w:val="21"/>
         </w:rPr>
-        <w:t>Tabla 10. Barrido de configuraciones del PSO: mejor aptitud F por combinación de partículas (n) e iteraciones (T).</w:t>
+        <w:t>Tabla 11. Barrido de configuraciones del PSO: mejor aptitud F por combinación de partículas (n) e iteraciones (T).</w:t>
       </w:r>
       <w:r>
         <w:br w:type="page"/>
@@ -6825,7 +6825,7 @@
           <w:b w:val="false"/>
           <w:sz w:val="24"/>
         </w:rPr>
-        <w:t>Las dos operaciones fundamentales son la dilatación (δ) y la erosión (ε). En escala de grises, para un elemento estructurante b, se definen como el máximo y el mínimo local, respectivamente (Román et al., 2024):</w:t>
+        <w:t>Las dos operaciones fundamentales son la dilatación (δ) y la erosión (ε). En escala de grises, para un elemento estructurante b, se definen como el máximo y el mínimo local, respectivamente (Román et al., 2020):</w:t>
       </w:r>
     </w:p>
     <w:tbl>
@@ -18013,7 +18013,7 @@
         <w:rPr>
           <w:rFonts w:eastAsia="Times New Roman" w:cs="Times New Roman"/>
         </w:rPr>
-        <w:t xml:space="preserve">El diseño es comparativo inter-método: siete métodos de fusión —la Propuesta Novedosa, la metodología clásica Top-Hat y cinco representativos del estado del arte (LP, RP, DWT, DTCWT y CVT)— se aplican a cada uno de los 20 pares del dataset, totalizando 140 fusiones evaluadas con las doce métricas sin referencia, base del análisis estadístico inter-método (las cuatro métricas complementarias del review —FMI, Q0, QW y QE— se reportan de forma descriptiva en la Tabla 5b). Los dos hiperparámetros de la propuesta (el radio r del banco de elementos estructurantes y el peso de contraste m) se ajustan mediante PSO, seleccionando la configuración del enjambre con un barrido de 25 combinaciones (partículas 2–10 × iteraciones 10–50, replicando el diseño de Ortega y Espinoza, 2025) sobre un subconjunto de tres escenas representativas; la configuración óptima resultante (r = 25, m = 0,070) se compara sobre los 20 pares con las doce métricas, incluyendo contrastes pareados de Wilcoxon con corrección de Holm.</w:t>
+        <w:t xml:space="preserve">El diseño es comparativo inter-método: siete métodos de fusión —la Propuesta Novedosa, la metodología clásica Top-Hat y cinco representativos del estado del arte (LP, RP, DWT, DTCWT y CVT)— se aplican a cada uno de los 20 pares del dataset, totalizando 140 fusiones evaluadas con las doce métricas sin referencia, base del análisis estadístico inter-método (las cuatro métricas complementarias del review —FMI, Q0, QW y QE— se reportan de forma descriptiva en la Tabla 6). Los dos hiperparámetros de la propuesta (el radio r del banco de elementos estructurantes y el peso de contraste m) se ajustan mediante PSO, seleccionando la configuración del enjambre con un barrido de 25 combinaciones (partículas 2–10 × iteraciones 10–50, replicando el diseño de Ortega y Espinoza, 2025) sobre un subconjunto de tres escenas representativas; la configuración óptima resultante (r = 25, m = 0,070) se compara sobre los 20 pares con las doce métricas, incluyendo contrastes pareados de Wilcoxon con corrección de Holm.</w:t>
       </w:r>
     </w:p>
     <w:p>
@@ -18194,6 +18194,7 @@
               <w:bottom w:val="single" w:sz="4" w:space="0" w:color="000000"/>
               <w:end w:val="single" w:sz="4" w:space="0" w:color="000000"/>
             </w:tcBorders>
+            <w:shd w:color="auto" w:fill="F4F7F6" w:val="clear"/>
           </w:tcPr>
           <w:p>
             <w:pPr>
@@ -18209,7 +18210,7 @@
                 <w:sz w:val="22"/>
                 <w:szCs w:val="22"/>
               </w:rPr>
-              <w:t>Tipo de SE</w:t>
+              <w:t>Método</w:t>
             </w:r>
           </w:p>
         </w:tc>
@@ -18222,6 +18223,7 @@
               <w:bottom w:val="single" w:sz="4" w:space="0" w:color="000000"/>
               <w:end w:val="single" w:sz="4" w:space="0" w:color="000000"/>
             </w:tcBorders>
+            <w:shd w:color="auto" w:fill="F4F7F6" w:val="clear"/>
           </w:tcPr>
           <w:p>
             <w:pPr>
@@ -18250,6 +18252,7 @@
               <w:bottom w:val="single" w:sz="4" w:space="0" w:color="000000"/>
               <w:end w:val="single" w:sz="4" w:space="0" w:color="000000"/>
             </w:tcBorders>
+            <w:shd w:color="auto" w:fill="F4F7F6" w:val="clear"/>
           </w:tcPr>
           <w:p>
             <w:pPr>
@@ -18265,7 +18268,7 @@
                 <w:sz w:val="22"/>
                 <w:szCs w:val="22"/>
               </w:rPr>
-              <w:t>Geometría del elemento estructurante</w:t>
+              <w:t>Algoritmo de fusión empleado</w:t>
             </w:r>
           </w:p>
         </w:tc>
@@ -18278,6 +18281,7 @@
               <w:bottom w:val="single" w:sz="4" w:space="0" w:color="000000"/>
               <w:end w:val="single" w:sz="4" w:space="0" w:color="000000"/>
             </w:tcBorders>
+            <w:shd w:color="auto" w:fill="F4F7F6" w:val="clear"/>
           </w:tcPr>
           <w:p>
             <w:pPr>
@@ -18293,7 +18297,7 @@
                 <w:sz w:val="22"/>
                 <w:szCs w:val="22"/>
               </w:rPr>
-              <w:t>disco, cuadrado, cruz</w:t>
+              <w:t xml:space="preserve">7 métodos del benchmark (§4.3)</w:t>
             </w:r>
           </w:p>
         </w:tc>
@@ -18309,7 +18313,6 @@
               <w:bottom w:val="single" w:sz="4" w:space="0" w:color="000000"/>
               <w:end w:val="single" w:sz="4" w:space="0" w:color="000000"/>
             </w:tcBorders>
-            <w:shd w:color="auto" w:fill="F4F7F6" w:val="clear"/>
           </w:tcPr>
           <w:p>
             <w:pPr>
@@ -18322,10 +18325,9 @@
             <w:r>
               <w:rPr>
                 <w:rFonts w:eastAsia="Times New Roman" w:cs="Times New Roman"/>
-                <w:sz w:val="22"/>
-                <w:szCs w:val="22"/>
-              </w:rPr>
-              <w:t>Niveles (L)</w:t>
+                <w:sz w:val="19"/>
+              </w:rPr>
+              <w:t>Radio del SE (r)</w:t>
             </w:r>
           </w:p>
         </w:tc>
@@ -18338,7 +18340,6 @@
               <w:bottom w:val="single" w:sz="4" w:space="0" w:color="000000"/>
               <w:end w:val="single" w:sz="4" w:space="0" w:color="000000"/>
             </w:tcBorders>
-            <w:shd w:color="auto" w:fill="F4F7F6" w:val="clear"/>
           </w:tcPr>
           <w:p>
             <w:pPr>
@@ -18351,8 +18352,7 @@
             <w:r>
               <w:rPr>
                 <w:rFonts w:eastAsia="Times New Roman" w:cs="Times New Roman"/>
-                <w:sz w:val="22"/>
-                <w:szCs w:val="22"/>
+                <w:sz w:val="19"/>
               </w:rPr>
               <w:t>Independiente</w:t>
             </w:r>
@@ -18367,7 +18367,6 @@
               <w:bottom w:val="single" w:sz="4" w:space="0" w:color="000000"/>
               <w:end w:val="single" w:sz="4" w:space="0" w:color="000000"/>
             </w:tcBorders>
-            <w:shd w:color="auto" w:fill="F4F7F6" w:val="clear"/>
           </w:tcPr>
           <w:p>
             <w:pPr>
@@ -18380,10 +18379,9 @@
             <w:r>
               <w:rPr>
                 <w:rFonts w:eastAsia="Times New Roman" w:cs="Times New Roman"/>
-                <w:sz w:val="22"/>
-                <w:szCs w:val="22"/>
-              </w:rPr>
-              <w:t>Profundidad de la torre Top-Hat</w:t>
+                <w:sz w:val="19"/>
+              </w:rPr>
+              <w:t>Radio del disco y longitud (2r+1) de las líneas del banco de SE</w:t>
             </w:r>
           </w:p>
         </w:tc>
@@ -18396,7 +18394,6 @@
               <w:bottom w:val="single" w:sz="4" w:space="0" w:color="000000"/>
               <w:end w:val="single" w:sz="4" w:space="0" w:color="000000"/>
             </w:tcBorders>
-            <w:shd w:color="auto" w:fill="F4F7F6" w:val="clear"/>
           </w:tcPr>
           <w:p>
             <w:pPr>
@@ -18409,355 +18406,9 @@
             <w:r>
               <w:rPr>
                 <w:rFonts w:eastAsia="Times New Roman" w:cs="Times New Roman"/>
-                <w:sz w:val="22"/>
-                <w:szCs w:val="22"/>
-              </w:rPr>
-              <w:t>2, 3, 4, 5</w:t>
-            </w:r>
-          </w:p>
-        </w:tc>
-      </w:tr>
-      <w:tr>
-        <w:trPr/>
-        <w:tc>
-          <w:tcPr>
-            <w:tcW w:w="1900" w:type="dxa"/>
-            <w:tcBorders>
-              <w:top w:val="single" w:sz="4" w:space="0" w:color="000000"/>
-              <w:start w:val="single" w:sz="4" w:space="0" w:color="000000"/>
-              <w:bottom w:val="single" w:sz="4" w:space="0" w:color="000000"/>
-              <w:end w:val="single" w:sz="4" w:space="0" w:color="000000"/>
-            </w:tcBorders>
-          </w:tcPr>
-          <w:p>
-            <w:pPr>
-              <w:pStyle w:val="Normal"/>
-              <w:widowControl w:val="false"/>
-              <w:spacing w:lineRule="auto" w:line="276" w:before="0" w:after="120"/>
-              <w:jc w:val="start"/>
-              <w:rPr/>
-            </w:pPr>
-            <w:r>
-              <w:rPr>
-                <w:rFonts w:eastAsia="Times New Roman" w:cs="Times New Roman"/>
-                <w:sz w:val="22"/>
-                <w:szCs w:val="22"/>
-              </w:rPr>
-              <w:t>Radio base (r₀)</w:t>
-            </w:r>
-          </w:p>
-        </w:tc>
-        <w:tc>
-          <w:tcPr>
-            <w:tcW w:w="1499" w:type="dxa"/>
-            <w:tcBorders>
-              <w:top w:val="single" w:sz="4" w:space="0" w:color="000000"/>
-              <w:start w:val="single" w:sz="4" w:space="0" w:color="000000"/>
-              <w:bottom w:val="single" w:sz="4" w:space="0" w:color="000000"/>
-              <w:end w:val="single" w:sz="4" w:space="0" w:color="000000"/>
-            </w:tcBorders>
-          </w:tcPr>
-          <w:p>
-            <w:pPr>
-              <w:pStyle w:val="Normal"/>
-              <w:widowControl w:val="false"/>
-              <w:spacing w:lineRule="auto" w:line="276" w:before="0" w:after="120"/>
-              <w:jc w:val="center"/>
-              <w:rPr/>
-            </w:pPr>
-            <w:r>
-              <w:rPr>
-                <w:rFonts w:eastAsia="Times New Roman" w:cs="Times New Roman"/>
-                <w:sz w:val="22"/>
-                <w:szCs w:val="22"/>
-              </w:rPr>
-              <w:t>Independiente</w:t>
-            </w:r>
-          </w:p>
-        </w:tc>
-        <w:tc>
-          <w:tcPr>
-            <w:tcW w:w="3700" w:type="dxa"/>
-            <w:tcBorders>
-              <w:top w:val="single" w:sz="4" w:space="0" w:color="000000"/>
-              <w:start w:val="single" w:sz="4" w:space="0" w:color="000000"/>
-              <w:bottom w:val="single" w:sz="4" w:space="0" w:color="000000"/>
-              <w:end w:val="single" w:sz="4" w:space="0" w:color="000000"/>
-            </w:tcBorders>
-          </w:tcPr>
-          <w:p>
-            <w:pPr>
-              <w:pStyle w:val="Normal"/>
-              <w:widowControl w:val="false"/>
-              <w:spacing w:lineRule="auto" w:line="276" w:before="0" w:after="120"/>
-              <w:jc w:val="center"/>
-              <w:rPr/>
-            </w:pPr>
-            <w:r>
-              <w:rPr>
-                <w:rFonts w:eastAsia="Times New Roman" w:cs="Times New Roman"/>
-                <w:sz w:val="22"/>
-                <w:szCs w:val="22"/>
-              </w:rPr>
-              <w:t>Radio del SE en el primer nivel</w:t>
-            </w:r>
-          </w:p>
-        </w:tc>
-        <w:tc>
-          <w:tcPr>
-            <w:tcW w:w="2261" w:type="dxa"/>
-            <w:tcBorders>
-              <w:top w:val="single" w:sz="4" w:space="0" w:color="000000"/>
-              <w:start w:val="single" w:sz="4" w:space="0" w:color="000000"/>
-              <w:bottom w:val="single" w:sz="4" w:space="0" w:color="000000"/>
-              <w:end w:val="single" w:sz="4" w:space="0" w:color="000000"/>
-            </w:tcBorders>
-          </w:tcPr>
-          <w:p>
-            <w:pPr>
-              <w:pStyle w:val="Normal"/>
-              <w:widowControl w:val="false"/>
-              <w:spacing w:lineRule="auto" w:line="276" w:before="0" w:after="120"/>
-              <w:jc w:val="center"/>
-              <w:rPr/>
-            </w:pPr>
-            <w:r>
-              <w:rPr>
-                <w:rFonts w:eastAsia="Times New Roman" w:cs="Times New Roman"/>
-                <w:sz w:val="22"/>
-                <w:szCs w:val="22"/>
-              </w:rPr>
-              <w:t>2, 3, 5 píxeles</w:t>
-            </w:r>
-          </w:p>
-        </w:tc>
-      </w:tr>
-      <w:tr>
-        <w:trPr/>
-        <w:tc>
-          <w:tcPr>
-            <w:tcW w:w="1900" w:type="dxa"/>
-            <w:tcBorders>
-              <w:top w:val="single" w:sz="4" w:space="0" w:color="000000"/>
-              <w:start w:val="single" w:sz="4" w:space="0" w:color="000000"/>
-              <w:bottom w:val="single" w:sz="4" w:space="0" w:color="000000"/>
-              <w:end w:val="single" w:sz="4" w:space="0" w:color="000000"/>
-            </w:tcBorders>
-            <w:shd w:color="auto" w:fill="F4F7F6" w:val="clear"/>
-          </w:tcPr>
-          <w:p>
-            <w:pPr>
-              <w:pStyle w:val="Normal"/>
-              <w:widowControl w:val="false"/>
-              <w:spacing w:lineRule="auto" w:line="276" w:before="0" w:after="120"/>
-              <w:jc w:val="start"/>
-              <w:rPr/>
-            </w:pPr>
-            <w:r>
-              <w:rPr>
-                <w:rFonts w:eastAsia="Times New Roman" w:cs="Times New Roman"/>
-                <w:sz w:val="22"/>
-                <w:szCs w:val="22"/>
-              </w:rPr>
-              <w:t>Método</w:t>
-            </w:r>
-          </w:p>
-        </w:tc>
-        <w:tc>
-          <w:tcPr>
-            <w:tcW w:w="1499" w:type="dxa"/>
-            <w:tcBorders>
-              <w:top w:val="single" w:sz="4" w:space="0" w:color="000000"/>
-              <w:start w:val="single" w:sz="4" w:space="0" w:color="000000"/>
-              <w:bottom w:val="single" w:sz="4" w:space="0" w:color="000000"/>
-              <w:end w:val="single" w:sz="4" w:space="0" w:color="000000"/>
-            </w:tcBorders>
-            <w:shd w:color="auto" w:fill="F4F7F6" w:val="clear"/>
-          </w:tcPr>
-          <w:p>
-            <w:pPr>
-              <w:pStyle w:val="Normal"/>
-              <w:widowControl w:val="false"/>
-              <w:spacing w:lineRule="auto" w:line="276" w:before="0" w:after="120"/>
-              <w:jc w:val="center"/>
-              <w:rPr/>
-            </w:pPr>
-            <w:r>
-              <w:rPr>
-                <w:rFonts w:eastAsia="Times New Roman" w:cs="Times New Roman"/>
-                <w:sz w:val="22"/>
-                <w:szCs w:val="22"/>
-              </w:rPr>
-              <w:t>Independiente</w:t>
-            </w:r>
-          </w:p>
-        </w:tc>
-        <w:tc>
-          <w:tcPr>
-            <w:tcW w:w="3700" w:type="dxa"/>
-            <w:tcBorders>
-              <w:top w:val="single" w:sz="4" w:space="0" w:color="000000"/>
-              <w:start w:val="single" w:sz="4" w:space="0" w:color="000000"/>
-              <w:bottom w:val="single" w:sz="4" w:space="0" w:color="000000"/>
-              <w:end w:val="single" w:sz="4" w:space="0" w:color="000000"/>
-            </w:tcBorders>
-            <w:shd w:color="auto" w:fill="F4F7F6" w:val="clear"/>
-          </w:tcPr>
-          <w:p>
-            <w:pPr>
-              <w:pStyle w:val="Normal"/>
-              <w:widowControl w:val="false"/>
-              <w:spacing w:lineRule="auto" w:line="276" w:before="0" w:after="120"/>
-              <w:jc w:val="center"/>
-              <w:rPr/>
-            </w:pPr>
-            <w:r>
-              <w:rPr>
-                <w:rFonts w:eastAsia="Times New Roman" w:cs="Times New Roman"/>
-                <w:sz w:val="22"/>
-                <w:szCs w:val="22"/>
-              </w:rPr>
-              <w:t>Algoritmo de fusión empleado</w:t>
-            </w:r>
-          </w:p>
-        </w:tc>
-        <w:tc>
-          <w:tcPr>
-            <w:tcW w:w="2261" w:type="dxa"/>
-            <w:tcBorders>
-              <w:top w:val="single" w:sz="4" w:space="0" w:color="000000"/>
-              <w:start w:val="single" w:sz="4" w:space="0" w:color="000000"/>
-              <w:bottom w:val="single" w:sz="4" w:space="0" w:color="000000"/>
-              <w:end w:val="single" w:sz="4" w:space="0" w:color="000000"/>
-            </w:tcBorders>
-            <w:shd w:color="auto" w:fill="F4F7F6" w:val="clear"/>
-          </w:tcPr>
-          <w:p>
-            <w:pPr>
-              <w:pStyle w:val="Normal"/>
-              <w:widowControl w:val="false"/>
-              <w:spacing w:lineRule="auto" w:line="276" w:before="0" w:after="120"/>
-              <w:jc w:val="center"/>
-              <w:rPr/>
-            </w:pPr>
-            <w:r>
-              <w:rPr>
-                <w:rFonts w:eastAsia="Times New Roman" w:cs="Times New Roman"/>
-                <w:sz w:val="22"/>
-                <w:szCs w:val="22"/>
-              </w:rPr>
-              <w:t xml:space="preserve">11 métodos (§4.3) + Propuesta Novedosa</w:t>
-            </w:r>
-          </w:p>
-        </w:tc>
-      </w:tr>
-      <w:tr>
-        <w:trPr/>
-        <w:tc>
-          <w:tcPr>
-            <w:tcW w:w="1900" w:type="dxa"/>
-            <w:tcBorders>
-              <w:top w:val="single" w:sz="4" w:space="0" w:color="000000"/>
-              <w:start w:val="single" w:sz="4" w:space="0" w:color="000000"/>
-              <w:bottom w:val="single" w:sz="4" w:space="0" w:color="000000"/>
-              <w:end w:val="single" w:sz="4" w:space="0" w:color="000000"/>
-            </w:tcBorders>
-          </w:tcPr>
-          <w:p>
-            <w:pPr>
-              <w:pStyle w:val="Normal"/>
-              <w:widowControl w:val="false"/>
-              <w:spacing w:lineRule="auto" w:line="276" w:before="0" w:after="120"/>
-              <w:jc w:val="start"/>
-              <w:rPr/>
-            </w:pPr>
-            <w:r>
-              <w:rPr>
-                <w:rFonts w:eastAsia="Times New Roman" w:cs="Times New Roman"/>
                 <w:sz w:val="19"/>
               </w:rPr>
-              <w:t>Radio del SE (r)</w:t>
-            </w:r>
-          </w:p>
-        </w:tc>
-        <w:tc>
-          <w:tcPr>
-            <w:tcW w:w="1499" w:type="dxa"/>
-            <w:tcBorders>
-              <w:top w:val="single" w:sz="4" w:space="0" w:color="000000"/>
-              <w:start w:val="single" w:sz="4" w:space="0" w:color="000000"/>
-              <w:bottom w:val="single" w:sz="4" w:space="0" w:color="000000"/>
-              <w:end w:val="single" w:sz="4" w:space="0" w:color="000000"/>
-            </w:tcBorders>
-          </w:tcPr>
-          <w:p>
-            <w:pPr>
-              <w:pStyle w:val="Normal"/>
-              <w:widowControl w:val="false"/>
-              <w:spacing w:lineRule="auto" w:line="276" w:before="0" w:after="120"/>
-              <w:jc w:val="center"/>
-              <w:rPr/>
-            </w:pPr>
-            <w:r>
-              <w:rPr>
-                <w:rFonts w:eastAsia="Times New Roman" w:cs="Times New Roman"/>
-                <w:sz w:val="19"/>
-              </w:rPr>
-              <w:t>Independiente</w:t>
-            </w:r>
-          </w:p>
-        </w:tc>
-        <w:tc>
-          <w:tcPr>
-            <w:tcW w:w="3700" w:type="dxa"/>
-            <w:tcBorders>
-              <w:top w:val="single" w:sz="4" w:space="0" w:color="000000"/>
-              <w:start w:val="single" w:sz="4" w:space="0" w:color="000000"/>
-              <w:bottom w:val="single" w:sz="4" w:space="0" w:color="000000"/>
-              <w:end w:val="single" w:sz="4" w:space="0" w:color="000000"/>
-            </w:tcBorders>
-          </w:tcPr>
-          <w:p>
-            <w:pPr>
-              <w:pStyle w:val="Normal"/>
-              <w:widowControl w:val="false"/>
-              <w:spacing w:lineRule="auto" w:line="276" w:before="0" w:after="120"/>
-              <w:jc w:val="center"/>
-              <w:rPr/>
-            </w:pPr>
-            <w:r>
-              <w:rPr>
-                <w:rFonts w:eastAsia="Times New Roman" w:cs="Times New Roman"/>
-                <w:sz w:val="19"/>
-              </w:rPr>
-              <w:t>Radio del disco y longitud (2r+1) de las líneas del banco de SE</w:t>
-            </w:r>
-          </w:p>
-        </w:tc>
-        <w:tc>
-          <w:tcPr>
-            <w:tcW w:w="2261" w:type="dxa"/>
-            <w:tcBorders>
-              <w:top w:val="single" w:sz="4" w:space="0" w:color="000000"/>
-              <w:start w:val="single" w:sz="4" w:space="0" w:color="000000"/>
-              <w:bottom w:val="single" w:sz="4" w:space="0" w:color="000000"/>
-              <w:end w:val="single" w:sz="4" w:space="0" w:color="000000"/>
-            </w:tcBorders>
-          </w:tcPr>
-          <w:p>
-            <w:pPr>
-              <w:pStyle w:val="Normal"/>
-              <w:widowControl w:val="false"/>
-              <w:spacing w:lineRule="auto" w:line="276" w:before="0" w:after="120"/>
-              <w:jc w:val="center"/>
-              <w:rPr/>
-            </w:pPr>
-            <w:r>
-              <w:rPr>
-                <w:rFonts w:eastAsia="Times New Roman" w:cs="Times New Roman"/>
-                <w:sz w:val="19"/>
-              </w:rPr>
-              <w:t>1–12 (ajustado por PSO)</w:t>
+              <w:t>1–25 (ajustado por PSO)</w:t>
             </w:r>
           </w:p>
         </w:tc>
@@ -23449,7 +23100,7 @@
           <w:i/>
           <w:sz w:val="18"/>
         </w:rPr>
-        <w:t>Tabla 5b. Métricas adicionales del review (FMI y Piella Q0/QW/QE) por método — medias sobre 20 pares.</w:t>
+        <w:t>Tabla 6. Métricas adicionales del review (FMI y Piella Q0/QW/QE) por método — medias sobre 20 pares.</w:t>
       </w:r>
     </w:p>
     <w:tbl>
@@ -24774,7 +24425,7 @@
         <w:rPr>
           <w:rFonts w:eastAsia="Times New Roman" w:cs="Times New Roman"/>
         </w:rPr>
-        <w:t>La Tabla 6 reporta la prueba de Friedman aplicada de forma independiente a cada métrica, considerando los siete métodos del benchmark como tratamientos y los 20 pares como bloques. La hipótesis nula se rechaza con amplio margen en las doce métricas (p ≪ 0,001), lo que habilita el análisis pareado posterior: existen diferencias reales y sistemáticas entre los métodos comparados.</w:t>
+        <w:t>La Tabla 7 reporta la prueba de Friedman aplicada de forma independiente a cada métrica, considerando los siete métodos del benchmark como tratamientos y los 20 pares como bloques. La hipótesis nula se rechaza con amplio margen en las doce métricas (p ≪ 0,001), lo que habilita el análisis pareado posterior: existen diferencias reales y sistemáticas entre los métodos comparados.</w:t>
       </w:r>
     </w:p>
     <w:p>
@@ -24789,7 +24440,7 @@
           <w:i/>
           <w:sz w:val="18"/>
         </w:rPr>
-        <w:t>Tabla 6. Prueba de Friedman por métrica (χ², p-valor; α = 0,05).</w:t>
+        <w:t>Tabla 7. Prueba de Friedman por métrica (χ², p-valor; α = 0,05).</w:t>
       </w:r>
     </w:p>
     <w:tbl>
@@ -26381,7 +26032,7 @@
         <w:rPr>
           <w:rFonts w:eastAsia="Times New Roman" w:cs="Times New Roman"/>
         </w:rPr>
-        <w:t>La Tabla 7 muestra el ranking promedio de cada método (1 = mejor) en seis métricas clave y el ranking global obtenido al promediar las doce métricas, respetando la dirección de cada una. La pirámide de Laplace encabeza el ranking global (3,17), seguida de RP (3,42) y DTCWT (3,58); la propuesta ocupa el cuarto lugar (4,08), penalizada por las métricas de actividad —que premian el realce agresivo: el Top-Hat clásico las lidera con el mayor Nabf del estudio—, pese a ser primera en Nabf y SSIM y segunda en Qabf, SCD y VIF. El ranking agregado, al mezclar familias de métricas con pesos iguales, debe leerse junto a los contrastes pareados de la sección anterior.</w:t>
+        <w:t>La Tabla 8 muestra el ranking promedio de cada método (1 = mejor) en seis métricas clave y el ranking global obtenido al promediar las doce métricas, respetando la dirección de cada una. La pirámide de Laplace encabeza el ranking global (3,17), seguida de RP (3,42) y DTCWT (3,58); la propuesta ocupa el cuarto lugar (4,08), penalizada por las métricas de actividad —que premian el realce agresivo: el Top-Hat clásico las lidera con el mayor Nabf del estudio—, pese a ser primera en Nabf y SSIM y segunda en Qabf, SCD y VIF. El ranking agregado, al mezclar familias de métricas con pesos iguales, debe leerse junto a los contrastes pareados de la sección anterior.</w:t>
       </w:r>
     </w:p>
     <w:p>
@@ -26396,7 +26047,7 @@
           <w:i/>
           <w:sz w:val="18"/>
         </w:rPr>
-        <w:t>Tabla 7. Ranking promedio por método y métrica (1 = mejor).</w:t>
+        <w:t>Tabla 8. Ranking promedio por método y métrica (1 = mejor).</w:t>
       </w:r>
     </w:p>
     <w:tbl>
@@ -28347,7 +27998,7 @@
         <w:rPr>
           <w:rFonts w:eastAsia="Times New Roman" w:cs="Times New Roman"/>
         </w:rPr>
-        <w:t>Para una evaluación concluyente —con verdad de campo— se reentrenó el mismo detector (YOLOv8n) por separado sobre cada modalidad usando el conjunto LLVIP (15.488 pares VIS/IR registrados, peatones en baja luz; subconjunto de 2.000/500 imágenes, 40 épocas, idéntica configuración). Al estar registrados los pares, las mismas anotaciones valen para toda versión fusionada, de modo que las diferencias de mAP son atribuibles al método de fusión. La Tabla 8 reporta mAP@0,5 y mAP@0,5:0,95.</w:t>
+        <w:t>Para una evaluación concluyente —con verdad de campo— se reentrenó el mismo detector (YOLOv8n) por separado sobre cada modalidad usando el conjunto LLVIP (15.488 pares VIS/IR registrados, peatones en baja luz; subconjunto de 2.000/500 imágenes, 40 épocas, idéntica configuración). Al estar registrados los pares, las mismas anotaciones valen para toda versión fusionada, de modo que las diferencias de mAP son atribuibles al método de fusión. La Tabla 9 reporta mAP@0,5 y mAP@0,5:0,95.</w:t>
       </w:r>
     </w:p>
     <w:p>
@@ -28363,7 +28014,7 @@
           <w:i/>
           <w:sz w:val="18"/>
         </w:rPr>
-        <w:t>Tabla 8. Detección de peatones en LLVIP — mAP por modalidad (YOLOv8n; subconjunto 2000 train / 500 val, 40 épocas).</w:t>
+        <w:t>Tabla 9. Detección de peatones en LLVIP — mAP por modalidad (YOLOv8n; subconjunto 2000 train / 500 val, 40 épocas).</w:t>
       </w:r>
     </w:p>
     <w:tbl>
@@ -29795,7 +29446,7 @@
         <w:rPr>
           <w:rFonts w:eastAsia="Times New Roman" w:cs="Times New Roman"/>
         </w:rPr>
-        <w:t>La Tabla 8 admite tres lecturas. Primero, toda fusión mejora con claridad sobre el visible solo (mAP@0,5 de 0,808 a una banda de 0,926–0,949, es decir entre +0,12 y +0,14 puntos): cuando el canal visible es débil —escenas nocturnas—, fusionar aporta información decisiva. Segundo, el infrarrojo solo es la modalidad más fuerte (mAP@0,5 = 0,957; mAP@0,5:0,95 = 0,663) y ninguna fusión lo supera, coherente con que LLVIP es detección de peatones en baja luz, donde la firma térmica domina. Tercero, entre las siete fusiones las diferencias son pequeñas (mAP@0,5 en una banda estrecha de 0,926 a 0,949): la pirámide de Laplace encabeza (0,949), seguida de cerca por DTCWT (0,948) y DWT (0,946), mientras que la Propuesta Novedosa resulta competitiva (0,936) —prácticamente empatada con la metodología clásica Top-Hat (0,938) y a 1,3 puntos del mejor— sin ser líder. La conclusión es matizada y relevante: la superioridad de la propuesta en las métricas de calidad de imagen (Nabf, SSIM) no se traslada automáticamente a la tarea de detección, donde la banda de fusiones es estrecha y la modalidad térmica domina; la elección del método depende del criterio operativo prioritario —en consonancia con lo señalado por Singh et al. (2023)—.</w:t>
+        <w:t>La Tabla 9 admite tres lecturas. Primero, toda fusión mejora con claridad sobre el visible solo (mAP@0,5 de 0,808 a una banda de 0,926–0,949, es decir entre +0,12 y +0,14 puntos): cuando el canal visible es débil —escenas nocturnas—, fusionar aporta información decisiva. Segundo, el infrarrojo solo es la modalidad más fuerte (mAP@0,5 = 0,957; mAP@0,5:0,95 = 0,663) y ninguna fusión lo supera, coherente con que LLVIP es detección de peatones en baja luz, donde la firma térmica domina. Tercero, entre las siete fusiones las diferencias son pequeñas (mAP@0,5 en una banda estrecha de 0,926 a 0,949): la pirámide de Laplace encabeza (0,949), seguida de cerca por DTCWT (0,948) y DWT (0,946), mientras que la Propuesta Novedosa resulta competitiva (0,936) —prácticamente empatada con la metodología clásica Top-Hat (0,938) y a 1,3 puntos del mejor— sin ser líder. La conclusión es matizada y relevante: la superioridad de la propuesta en las métricas de calidad de imagen (Nabf, SSIM) no se traslada automáticamente a la tarea de detección, donde la banda de fusiones es estrecha y la modalidad térmica domina; la elección del método depende del criterio operativo prioritario —en consonancia con lo señalado por Singh et al. (2023)—.</w:t>
       </w:r>
     </w:p>
     <w:p>
@@ -29841,7 +29492,7 @@
         <w:rPr>
           <w:rFonts w:eastAsia="Times New Roman" w:cs="Times New Roman"/>
         </w:rPr>
-        <w:t xml:space="preserve">La Tabla 9 compara la propuesta, en su configuración óptima (r = 25, m = 0,070), con la metodología clásica Top-Hat y con métodos representativos del estado del arte (LP, RP y DTCWT; los valores de DWT y CVT, del mismo orden, se detallan en el material complementario) sobre las métricas estándar de calidad. La propuesta registra la menor tasa de artefactos del estudio (Nabf = 0,041, frente a 0,108 de LP y 0,585 del Top-Hat clásico) y la mayor similitud estructural (SSIM = 0,782), quedando segunda en preservación de bordes (Qabf = 0,500, a una milésima del líder DTCWT), correlación (SCD = 1,450, tras RP) y fidelidad visual (VIF = 0,368, tras LP). Reúne así limpieza, fidelidad estructural y fuerza de bordes en un mismo operador, perfil adecuado para una fusión de propósito general.</w:t>
+        <w:t xml:space="preserve">La Tabla 10 compara la propuesta, en su configuración óptima (r = 25, m = 0,070), con la metodología clásica Top-Hat y con métodos representativos del estado del arte (LP, RP y DTCWT; los valores de DWT y CVT, del mismo orden, se detallan en el material complementario) sobre las métricas estándar de calidad. La propuesta registra la menor tasa de artefactos del estudio (Nabf = 0,041, frente a 0,108 de LP y 0,585 del Top-Hat clásico) y la mayor similitud estructural (SSIM = 0,782), quedando segunda en preservación de bordes (Qabf = 0,500, a una milésima del líder DTCWT), correlación (SCD = 1,450, tras RP) y fidelidad visual (VIF = 0,368, tras LP). Reúne así limpieza, fidelidad estructural y fuerza de bordes en un mismo operador, perfil adecuado para una fusión de propósito general.</w:t>
       </w:r>
     </w:p>
     <w:p>
@@ -29888,7 +29539,7 @@
           <w:i/>
           <w:sz w:val="18"/>
         </w:rPr>
-        <w:t>Tabla 9. Propuesta Novedosa frente a la metodología clásica Top-Hat y al estado del arte — medias sobre 20 pares (n = 20).</w:t>
+        <w:t>Tabla 10. Propuesta Novedosa frente a la metodología clásica Top-Hat y al estado del arte — medias sobre 20 pares (n = 20).</w:t>
       </w:r>
       <w:commentRangeEnd w:id="3"/>
       <w:r>
@@ -30923,7 +30574,7 @@
         <w:rPr>
           <w:rFonts w:eastAsia="Times New Roman" w:cs="Times New Roman"/>
         </w:rPr>
-        <w:t xml:space="preserve">La Figura 10 resume la optimización del método. El panel izquierdo muestra la convergencia del mejor global según el número de partículas (Tmax = 50): los enjambres grandes escapan del óptimo local r = 1 y alcanzan la aptitud máxima F = 1,9843. El panel derecho y la Tabla 10 sintetizan el barrido de 25 configuraciones: el óptimo global (r = 25, m = 0,070) es alcanzado por seis configuraciones y de forma consistente por los enjambres de 10 partículas con 30 o más iteraciones; la contribución de los elementos estructurantes lineales sobre el disco reside en la cobertura de orientaciones.</w:t>
+        <w:t xml:space="preserve">La Figura 10 resume la optimización del método. El panel izquierdo muestra la convergencia del mejor global según el número de partículas (Tmax = 50): los enjambres grandes escapan del óptimo local r = 1 y alcanzan la aptitud máxima F = 1,9843. El panel derecho y la Tabla 11 sintetizan el barrido de 25 configuraciones: el óptimo global (r = 25, m = 0,070) es alcanzado por seis configuraciones y de forma consistente por los enjambres de 10 partículas con 30 o más iteraciones; la contribución de los elementos estructurantes lineales sobre el disco reside en la cobertura de orientaciones.</w:t>
       </w:r>
     </w:p>
     <w:p>
@@ -31004,7 +30655,7 @@
           <w:i/>
           <w:sz w:val="18"/>
         </w:rPr>
-        <w:t>Tabla 10. Barrido de configuraciones del PSO: mejor aptitud F por combinación de partículas (n) e iteraciones (T).</w:t>
+        <w:t>Tabla 11. Barrido de configuraciones del PSO: mejor aptitud F por combinación de partículas (n) e iteraciones (T).</w:t>
       </w:r>
     </w:p>
     <w:tbl>
@@ -32889,15 +32540,7 @@
         <w:rPr>
           <w:rFonts w:eastAsia="Times New Roman" w:cs="Times New Roman"/>
         </w:rPr>
-        <w:t>Román, J. C. M., Vázquez Noguera, J. L., y Legal-Ayala, H. (2024). Algoritmo de realce para mamografías basado en Top-Hat multiescala con elementos estructurantes circulares y lineales. (Realce de contraste local y nitidez en imágenes mamográficas).</w:t>
-      </w:r>
-      <w:r>
-        <w:rPr>
-          <w:rFonts w:eastAsia="Times New Roman" w:cs="Times New Roman"/>
-          <w:sz w:val="24"/>
-          <w:szCs w:val="24"/>
-        </w:rPr>
-        <w:t xml:space="preserve"> [COMPLETAR revista/actas, volumen(número), páginas o DOI].</w:t>
+        <w:t xml:space="preserve">Román, J. C. M., Vázquez Noguera, J. L., y Legal-Ayala, H. (2020). A multiscale morphological method for visible and infrared images fusion. Proceedings of the 2020 XLVI Latin American Computing Conference (CLEI), 488–495. IEEE.</w:t>
       </w:r>
     </w:p>
     <w:p>
@@ -32996,6 +32639,23 @@
           <w:szCs w:val="24"/>
         </w:rPr>
         <w:t>Tao, J., Li, S., y Yang, B. (2010). Multimodal image fusion algorithm using dual-tree complex wavelet transform and particle swarm optimization. En Advanced Intelligent Computing Theories and Applications (Communications in Computer and Information Science, vol. 93, pp. 296–303). Springer.</w:t>
+      </w:r>
+    </w:p>
+    <w:p>
+      <w:pPr>
+        <w:pStyle w:val="Normal"/>
+        <w:spacing w:lineRule="auto" w:line="360" w:before="0" w:after="160"/>
+        <w:ind w:firstLine="709"/>
+        <w:jc w:val="both"/>
+        <w:rPr/>
+      </w:pPr>
+      <w:r>
+        <w:rPr>
+          <w:rFonts w:eastAsia="Times New Roman" w:cs="Times New Roman"/>
+          <w:sz w:val="24"/>
+          <w:szCs w:val="24"/>
+        </w:rPr>
+        <w:t xml:space="preserve">Toet, A. (1989). Image fusion by a ratio of low-pass pyramid. Pattern Recognition Letters, 9(4), 245–253.</w:t>
       </w:r>
     </w:p>
     <w:p>
@@ -33319,7 +32979,7 @@
           <w:sz w:val="20"/>
           <w:szCs w:val="20"/>
         </w:rPr>
-        <w:t>Entrada: imágenes f_VIS, f_IR (escala de grises, normalizadas en [0,1]), radio r del disco (r = 5).  Salida: imagen fusionada F.  1. I_base ← (f_VIS + f_IR)/2.  2. Para cada fuente S: WTH_S ← S − apertura(S, disco(r)); BTH_S ← cierre(S, disco(r)) − S.  3. WTH_max ← máx(WTH_VIS, WTH_IR); BTH_max ← máx(BTH_VIS, BTH_IR).  4. F ← recortar(I_base + WTH_max − BTH_max, [0,1]).</w:t>
+        <w:t>Entrada: imágenes f_VIS, f_IR (escala de grises, normalizadas en [0,1]), radio r del disco (r = 5). Salida: imagen fusionada F. 1. I_base ← (f_VIS + f_IR)/2. 2. Para cada fuente S: WTH_S ← S − apertura(S, disco(r)); BTH_S ← cierre(S, disco(r)) − S. 3. WTH_max ← máx(WTH_VIS, WTH_IR); BTH_max ← máx(BTH_VIS, BTH_IR). 4. F ← recortar(I_base + WTH_max − BTH_max, [0,1]).</w:t>
       </w:r>
     </w:p>
     <w:p>
@@ -33347,7 +33007,7 @@
           <w:rFonts w:eastAsia="Times New Roman" w:cs="Times New Roman"/>
           <w:sz w:val="17"/>
         </w:rPr>
-        <w:t xml:space="preserve">ENTRADA: I_VIS, I_IR en [0,1] alineadas;  radio r;  peso m</w:t>
+        <w:t xml:space="preserve">ENTRADA: I_VIS, I_IR en [0,1] alineadas; radio r; peso m</w:t>
       </w:r>
     </w:p>
     <w:p>
@@ -33361,7 +33021,7 @@
           <w:rFonts w:eastAsia="Times New Roman" w:cs="Times New Roman"/>
           <w:sz w:val="17"/>
         </w:rPr>
-        <w:t xml:space="preserve">SALIDA:  imagen fusionada F</w:t>
+        <w:t xml:space="preserve">SALIDA: imagen fusionada F</w:t>
       </w:r>
     </w:p>
     <w:p>
@@ -33410,7 +33070,7 @@
           <w:rFonts w:eastAsia="Times New Roman" w:cs="Times New Roman"/>
           <w:sz w:val="17"/>
         </w:rPr>
-        <w:t xml:space="preserve">    WTH_lin &lt;- promedio_{b en L} ( S - apertura(S,b) )          # ec. (7)</w:t>
+        <w:t xml:space="preserve">    WTH_lin &lt;- promedio_{b en L} ( S - apertura(S,b) ) # ec. (7)</w:t>
       </w:r>
     </w:p>
     <w:p>
@@ -33438,7 +33098,7 @@
           <w:rFonts w:eastAsia="Times New Roman" w:cs="Times New Roman"/>
           <w:sz w:val="17"/>
         </w:rPr>
-        <w:t xml:space="preserve">    WTH_disco &lt;- S - apertura(S, disco(r))                      # ec. (8)</w:t>
+        <w:t xml:space="preserve">    WTH_disco &lt;- S - apertura(S, disco(r)) # ec. (8)</w:t>
       </w:r>
     </w:p>
     <w:p>
@@ -33501,7 +33161,7 @@
           <w:rFonts w:eastAsia="Times New Roman" w:cs="Times New Roman"/>
           <w:sz w:val="17"/>
         </w:rPr>
-        <w:t xml:space="preserve"># combinacion entre fuentes (maximo por pixel)                  # ec. (10)</w:t>
+        <w:t xml:space="preserve"># combinacion entre fuentes (maximo por pixel) # ec. (10)</w:t>
       </w:r>
     </w:p>
     <w:p>
@@ -33557,7 +33217,7 @@
           <w:rFonts w:eastAsia="Times New Roman" w:cs="Times New Roman"/>
           <w:sz w:val="17"/>
         </w:rPr>
-        <w:t xml:space="preserve">F &lt;- recortar( I_base + m*Iopt_top - m*Iopt_bot, 0, 1 )         # ec. (11)</w:t>
+        <w:t xml:space="preserve">F &lt;- recortar( I_base + m*Iopt_top - m*Iopt_bot, 0, 1 ) # ec. (11)</w:t>
       </w:r>
     </w:p>
     <w:p>
@@ -33592,7 +33252,7 @@
           <w:rFonts w:eastAsia="Times New Roman" w:cs="Times New Roman"/>
           <w:sz w:val="17"/>
         </w:rPr>
-        <w:t xml:space="preserve">(r, m) se optimizan por PSO (barrido de 25 configuraciones)  -&gt;  r = 25, m = 0,0703</w:t>
+        <w:t xml:space="preserve">(r, m) se optimizan por PSO (barrido de 25 configuraciones) -&gt; r = 25, m = 0,0703</w:t>
       </w:r>
     </w:p>
     <w:p>

--- a/docs/Tesis_Borrador_V3.docx
+++ b/docs/Tesis_Borrador_V3.docx
@@ -6412,7 +6412,7 @@
                 <w:rFonts w:eastAsia="Times New Roman" w:cs="Times New Roman"/>
                 <w:sz w:val="19"/>
               </w:rPr>
-              <w:t>WTH_M, WTHS_M</w:t>
+              <w:t>I_opt^top, I_opt^bot</w:t>
             </w:r>
           </w:p>
         </w:tc>
@@ -6438,7 +6438,7 @@
                 <w:rFonts w:eastAsia="Times New Roman" w:cs="Times New Roman"/>
                 <w:sz w:val="19"/>
               </w:rPr>
-              <w:t>Transformadas óptimas: máx(líneas, disco) por fuente</w:t>
+              <w:t>Transformadas óptimas: suma de ramas (líneas + disco) por fuente</w:t>
             </w:r>
           </w:p>
         </w:tc>

--- a/docs/Tesis_Borrador_V3.docx
+++ b/docs/Tesis_Borrador_V3.docx
@@ -4920,6 +4920,21 @@
     </w:p>
     <w:p>
       <w:pPr>
+        <w:pStyle w:val="Normal"/>
+        <w:spacing w:lineRule="auto" w:line="276" w:before="0" w:after="40"/>
+        <w:jc w:val="both"/>
+        <w:rPr/>
+      </w:pPr>
+      <w:r>
+        <w:rPr>
+          <w:rFonts w:eastAsia="Times New Roman" w:cs="Times New Roman"/>
+          <w:sz w:val="21"/>
+        </w:rPr>
+        <w:t xml:space="preserve">Figura 11. Aptitud en función del peso de contraste m (r = 25): F_apt de la tesis y Fo del trabajo de referencia.</w:t>
+      </w:r>
+    </w:p>
+    <w:p>
+      <w:pPr>
         <w:pStyle w:val="Heading1"/>
         <w:jc w:val="start"/>
         <w:rPr/>
@@ -5094,6 +5109,21 @@
       </w:r>
       <w:r>
         <w:br w:type="page"/>
+      </w:r>
+    </w:p>
+    <w:p>
+      <w:pPr>
+        <w:pStyle w:val="Normal"/>
+        <w:spacing w:lineRule="auto" w:line="276" w:before="0" w:after="40"/>
+        <w:jc w:val="both"/>
+        <w:rPr/>
+      </w:pPr>
+      <w:r>
+        <w:rPr>
+          <w:rFonts w:eastAsia="Times New Roman" w:cs="Times New Roman"/>
+          <w:sz w:val="21"/>
+        </w:rPr>
+        <w:t xml:space="preserve">Tabla 12. Ablación de la función de aptitud: óptimos de F_apt y de Fo sobre los 20 pares.</w:t>
       </w:r>
     </w:p>
     <w:p>
@@ -31732,6 +31762,847 @@
       </w:pPr>
       <w:r>
         <w:rPr/>
+      </w:r>
+    </w:p>
+    <w:p>
+      <w:pPr>
+        <w:pStyle w:val="Normal"/>
+        <w:spacing w:lineRule="auto" w:line="360"/>
+        <w:ind w:firstLine="709"/>
+        <w:jc w:val="both"/>
+        <w:rPr/>
+      </w:pPr>
+      <w:r>
+        <w:rPr>
+          <w:i/>
+          <w:iCs/>
+          <w:rFonts w:eastAsia="Times New Roman" w:cs="Times New Roman"/>
+        </w:rPr>
+        <w:t xml:space="preserve">Ablación de la función de aptitud. </w:t>
+      </w:r>
+      <w:r>
+        <w:rPr>
+          <w:iCs/>
+          <w:rFonts w:eastAsia="Times New Roman" w:cs="Times New Roman"/>
+        </w:rPr>
+        <w:t xml:space="preserve">A pedido de la revisión de avances, el barrido de 25 configuraciones se repitió con la función objetivo del trabajo de referencia, Fo = SSIMavg + En + PSNRn (Ortega y Espinoza, 2025), con su rango original m ∈ [0,3; 2,0], tanto sobre la propuesta como sobre el operador clásico. En las 50 corridas el peso óptimo se ubicó en el límite inferior del rango (m* = 0,30): los dos términos de fidelidad de Fo dominan a la entropía y empujan el realce al mínimo permitido. Sobre la propuesta, Fo seleccionó además r* = 1, un óptimo trivial que desactiva en la práctica el banco de elementos estructurantes.</w:t>
+      </w:r>
+    </w:p>
+    <w:p>
+      <w:pPr>
+        <w:pStyle w:val="Normal"/>
+        <w:spacing w:lineRule="auto" w:line="360"/>
+        <w:ind w:firstLine="709"/>
+        <w:jc w:val="both"/>
+        <w:rPr/>
+      </w:pPr>
+      <w:r>
+        <w:rPr>
+          <w:iCs/>
+          <w:rFonts w:eastAsia="Times New Roman" w:cs="Times New Roman"/>
+        </w:rPr>
+        <w:t xml:space="preserve">La Figura 11 muestra el paisaje de aptitud en función de m (con r = 25) sin restricciones de rango: ambas funciones decrecen monótonamente para m ≥ 0,2, de modo que ningún tamaño de enjambre ni número de iteraciones puede converger dentro de [0,5; 2,0]; y el máximo real de Fo sobre la propuesta se ubica en m ≈ 0,07, coincidente con el óptimo de la aptitud orientada a la fusión (m = 0,0703): ambas formulaciones acuerdan el peso adecuado para el operador con suma de ramas.</w:t>
+      </w:r>
+    </w:p>
+    <w:p>
+      <w:pPr>
+        <w:pStyle w:val="Normal"/>
+        <w:spacing w:lineRule="auto" w:line="276"/>
+        <w:jc w:val="center"/>
+        <w:rPr/>
+      </w:pPr>
+      <w:r>
+        <w:rPr/>
+        <w:drawing>
+          <wp:inline distT="0" distB="0" distL="0" distR="0">
+            <wp:extent cx="5760720" cy="3023475"/>
+            <wp:effectExtent l="0" t="0" r="0" b="0"/>
+            <wp:docPr id="9911" name="fig_aptitud_vs_m.png"/>
+            <wp:cNvGraphicFramePr>
+              <a:graphicFrameLocks xmlns:a="http://schemas.openxmlformats.org/drawingml/2006/main" noChangeAspect="1"/>
+            </wp:cNvGraphicFramePr>
+            <a:graphic xmlns:a="http://schemas.openxmlformats.org/drawingml/2006/main">
+              <a:graphicData uri="http://schemas.openxmlformats.org/drawingml/2006/picture">
+                <pic:pic xmlns:pic="http://schemas.openxmlformats.org/drawingml/2006/picture">
+                  <pic:nvPicPr>
+                    <pic:cNvPr id="14" name="Picture 13"/>
+                    <pic:cNvPicPr>
+                      <a:picLocks noChangeAspect="1" noChangeArrowheads="1"/>
+                    </pic:cNvPicPr>
+                  </pic:nvPicPr>
+                  <pic:blipFill>
+                    <a:blip r:embed="rId11"/>
+                    <a:stretch>
+                      <a:fillRect/>
+                    </a:stretch>
+                  </pic:blipFill>
+                  <pic:spPr bwMode="auto">
+                    <a:xfrm>
+                      <a:off x="0" y="0"/>
+                      <a:ext cx="5760720" cy="3023475"/>
+                    </a:xfrm>
+                    <a:prstGeom prst="rect">
+                      <a:avLst/>
+                    </a:prstGeom>
+                    <a:noFill/>
+                  </pic:spPr>
+                </pic:pic>
+              </a:graphicData>
+            </a:graphic>
+          </wp:inline>
+        </w:drawing>
+      </w:r>
+    </w:p>
+    <w:p>
+      <w:pPr>
+        <w:pStyle w:val="Normal"/>
+        <w:spacing w:lineRule="auto" w:line="276"/>
+        <w:jc w:val="both"/>
+        <w:rPr/>
+      </w:pPr>
+      <w:r>
+        <w:rPr>
+          <w:rFonts w:eastAsia="Times New Roman" w:cs="Times New Roman"/>
+          <w:i/>
+          <w:sz w:val="18"/>
+        </w:rPr>
+        <w:t xml:space="preserve">Figura 11. Aptitud en función del peso de contraste m (r = 25), sin restricciones de rango: F_apt de la tesis y Fo del trabajo de referencia sobre ambos operadores.</w:t>
+      </w:r>
+    </w:p>
+    <w:p>
+      <w:pPr>
+        <w:pStyle w:val="Normal"/>
+        <w:spacing w:lineRule="auto" w:line="276"/>
+        <w:jc w:val="both"/>
+        <w:rPr/>
+      </w:pPr>
+      <w:r>
+        <w:rPr>
+          <w:rFonts w:eastAsia="Times New Roman" w:cs="Times New Roman"/>
+          <w:i/>
+          <w:sz w:val="18"/>
+        </w:rPr>
+        <w:t xml:space="preserve">Tabla 12. Ablación de la función de aptitud: óptimos de F_apt y de Fo evaluados sobre los 20 pares (medias).</w:t>
+      </w:r>
+    </w:p>
+    <w:tbl>
+      <w:tblPr>
+        <w:tblW w:w="9102" w:type="dxa"/>
+        <w:jc w:val="start"/>
+        <w:tblInd w:w="0" w:type="dxa"/>
+        <w:tblLayout w:type="fixed"/>
+        <w:tblCellMar>
+          <w:top w:w="0" w:type="dxa"/>
+          <w:start w:w="108" w:type="dxa"/>
+          <w:bottom w:w="0" w:type="dxa"/>
+          <w:end w:w="108" w:type="dxa"/>
+        </w:tblCellMar>
+        <w:tblLook w:noHBand="0" w:noVBand="1" w:firstColumn="1" w:lastRow="0" w:lastColumn="0" w:firstRow="1" w:val="04a0"/>
+      </w:tblPr>
+      <w:tblGrid>
+        <w:gridCol w:w="3120"/>
+        <w:gridCol w:w="1248"/>
+        <w:gridCol w:w="1248"/>
+        <w:gridCol w:w="1248"/>
+        <w:gridCol w:w="1248"/>
+        <w:gridCol w:w="1248"/>
+      </w:tblGrid>
+      <w:tr>
+        <w:trPr/>
+        <w:tc>
+          <w:tcPr>
+            <w:tcW w:w="3120" w:type="dxa"/>
+            <w:tcBorders/>
+            <w:shd w:val="clear" w:fill="F2F2F2"/>
+          </w:tcPr>
+          <w:p>
+            <w:pPr>
+              <w:pStyle w:val="Normal"/>
+              <w:widowControl w:val="false"/>
+              <w:spacing w:lineRule="auto" w:line="276" w:before="0" w:after="120"/>
+              <w:rPr/>
+            </w:pPr>
+            <w:r>
+              <w:rPr>
+                <w:rFonts w:eastAsia="Times New Roman" w:cs="Times New Roman"/>
+                <w:b/>
+                <w:sz w:val="19"/>
+              </w:rPr>
+              <w:t>Variante</w:t>
+            </w:r>
+          </w:p>
+        </w:tc>
+        <w:tc>
+          <w:tcPr>
+            <w:tcW w:w="1248" w:type="dxa"/>
+            <w:tcBorders/>
+            <w:shd w:val="clear" w:fill="F2F2F2"/>
+          </w:tcPr>
+          <w:p>
+            <w:pPr>
+              <w:pStyle w:val="Normal"/>
+              <w:widowControl w:val="false"/>
+              <w:spacing w:lineRule="auto" w:line="276" w:before="0" w:after="120"/>
+              <w:rPr/>
+            </w:pPr>
+            <w:r>
+              <w:rPr>
+                <w:rFonts w:eastAsia="Times New Roman" w:cs="Times New Roman"/>
+                <w:b/>
+                <w:sz w:val="19"/>
+              </w:rPr>
+              <w:t>Qabf ↑</w:t>
+            </w:r>
+          </w:p>
+        </w:tc>
+        <w:tc>
+          <w:tcPr>
+            <w:tcW w:w="1248" w:type="dxa"/>
+            <w:tcBorders/>
+            <w:shd w:val="clear" w:fill="F2F2F2"/>
+          </w:tcPr>
+          <w:p>
+            <w:pPr>
+              <w:pStyle w:val="Normal"/>
+              <w:widowControl w:val="false"/>
+              <w:spacing w:lineRule="auto" w:line="276" w:before="0" w:after="120"/>
+              <w:rPr/>
+            </w:pPr>
+            <w:r>
+              <w:rPr>
+                <w:rFonts w:eastAsia="Times New Roman" w:cs="Times New Roman"/>
+                <w:b/>
+                <w:sz w:val="19"/>
+              </w:rPr>
+              <w:t>Nabf ↓</w:t>
+            </w:r>
+          </w:p>
+        </w:tc>
+        <w:tc>
+          <w:tcPr>
+            <w:tcW w:w="1248" w:type="dxa"/>
+            <w:tcBorders/>
+            <w:shd w:val="clear" w:fill="F2F2F2"/>
+          </w:tcPr>
+          <w:p>
+            <w:pPr>
+              <w:pStyle w:val="Normal"/>
+              <w:widowControl w:val="false"/>
+              <w:spacing w:lineRule="auto" w:line="276" w:before="0" w:after="120"/>
+              <w:rPr/>
+            </w:pPr>
+            <w:r>
+              <w:rPr>
+                <w:rFonts w:eastAsia="Times New Roman" w:cs="Times New Roman"/>
+                <w:b/>
+                <w:sz w:val="19"/>
+              </w:rPr>
+              <w:t>SSIM ↑</w:t>
+            </w:r>
+          </w:p>
+        </w:tc>
+        <w:tc>
+          <w:tcPr>
+            <w:tcW w:w="1248" w:type="dxa"/>
+            <w:tcBorders/>
+            <w:shd w:val="clear" w:fill="F2F2F2"/>
+          </w:tcPr>
+          <w:p>
+            <w:pPr>
+              <w:pStyle w:val="Normal"/>
+              <w:widowControl w:val="false"/>
+              <w:spacing w:lineRule="auto" w:line="276" w:before="0" w:after="120"/>
+              <w:rPr/>
+            </w:pPr>
+            <w:r>
+              <w:rPr>
+                <w:rFonts w:eastAsia="Times New Roman" w:cs="Times New Roman"/>
+                <w:b/>
+                <w:sz w:val="19"/>
+              </w:rPr>
+              <w:t>SCD ↑</w:t>
+            </w:r>
+          </w:p>
+        </w:tc>
+        <w:tc>
+          <w:tcPr>
+            <w:tcW w:w="1248" w:type="dxa"/>
+            <w:tcBorders/>
+            <w:shd w:val="clear" w:fill="F2F2F2"/>
+          </w:tcPr>
+          <w:p>
+            <w:pPr>
+              <w:pStyle w:val="Normal"/>
+              <w:widowControl w:val="false"/>
+              <w:spacing w:lineRule="auto" w:line="276" w:before="0" w:after="120"/>
+              <w:rPr/>
+            </w:pPr>
+            <w:r>
+              <w:rPr>
+                <w:rFonts w:eastAsia="Times New Roman" w:cs="Times New Roman"/>
+                <w:b/>
+                <w:sz w:val="19"/>
+              </w:rPr>
+              <w:t>VIF ↑</w:t>
+            </w:r>
+          </w:p>
+        </w:tc>
+      </w:tr>
+      <w:tr>
+        <w:trPr/>
+        <w:tc>
+          <w:tcPr>
+            <w:tcW w:w="3120" w:type="dxa"/>
+            <w:tcBorders/>
+          </w:tcPr>
+          <w:p>
+            <w:pPr>
+              <w:pStyle w:val="Normal"/>
+              <w:widowControl w:val="false"/>
+              <w:spacing w:lineRule="auto" w:line="276" w:before="0" w:after="120"/>
+              <w:rPr/>
+            </w:pPr>
+            <w:r>
+              <w:rPr>
+                <w:rFonts w:eastAsia="Times New Roman" w:cs="Times New Roman"/>
+                <w:b/>
+                <w:sz w:val="19"/>
+              </w:rPr>
+              <w:t>Propuesta + F_apt (r = 25; m = 0,070)</w:t>
+            </w:r>
+          </w:p>
+        </w:tc>
+        <w:tc>
+          <w:tcPr>
+            <w:tcW w:w="1248" w:type="dxa"/>
+            <w:tcBorders/>
+          </w:tcPr>
+          <w:p>
+            <w:pPr>
+              <w:pStyle w:val="Normal"/>
+              <w:widowControl w:val="false"/>
+              <w:spacing w:lineRule="auto" w:line="276" w:before="0" w:after="120"/>
+              <w:rPr/>
+            </w:pPr>
+            <w:r>
+              <w:rPr>
+                <w:rFonts w:eastAsia="Times New Roman" w:cs="Times New Roman"/>
+                <w:b/>
+                <w:sz w:val="19"/>
+              </w:rPr>
+              <w:t>0,500</w:t>
+            </w:r>
+          </w:p>
+        </w:tc>
+        <w:tc>
+          <w:tcPr>
+            <w:tcW w:w="1248" w:type="dxa"/>
+            <w:tcBorders/>
+          </w:tcPr>
+          <w:p>
+            <w:pPr>
+              <w:pStyle w:val="Normal"/>
+              <w:widowControl w:val="false"/>
+              <w:spacing w:lineRule="auto" w:line="276" w:before="0" w:after="120"/>
+              <w:rPr/>
+            </w:pPr>
+            <w:r>
+              <w:rPr>
+                <w:rFonts w:eastAsia="Times New Roman" w:cs="Times New Roman"/>
+                <w:b/>
+                <w:sz w:val="19"/>
+              </w:rPr>
+              <w:t>0,041</w:t>
+            </w:r>
+          </w:p>
+        </w:tc>
+        <w:tc>
+          <w:tcPr>
+            <w:tcW w:w="1248" w:type="dxa"/>
+            <w:tcBorders/>
+          </w:tcPr>
+          <w:p>
+            <w:pPr>
+              <w:pStyle w:val="Normal"/>
+              <w:widowControl w:val="false"/>
+              <w:spacing w:lineRule="auto" w:line="276" w:before="0" w:after="120"/>
+              <w:rPr/>
+            </w:pPr>
+            <w:r>
+              <w:rPr>
+                <w:rFonts w:eastAsia="Times New Roman" w:cs="Times New Roman"/>
+                <w:b/>
+                <w:sz w:val="19"/>
+              </w:rPr>
+              <w:t>0,782</w:t>
+            </w:r>
+          </w:p>
+        </w:tc>
+        <w:tc>
+          <w:tcPr>
+            <w:tcW w:w="1248" w:type="dxa"/>
+            <w:tcBorders/>
+          </w:tcPr>
+          <w:p>
+            <w:pPr>
+              <w:pStyle w:val="Normal"/>
+              <w:widowControl w:val="false"/>
+              <w:spacing w:lineRule="auto" w:line="276" w:before="0" w:after="120"/>
+              <w:rPr/>
+            </w:pPr>
+            <w:r>
+              <w:rPr>
+                <w:rFonts w:eastAsia="Times New Roman" w:cs="Times New Roman"/>
+                <w:b/>
+                <w:sz w:val="19"/>
+              </w:rPr>
+              <w:t>1,450</w:t>
+            </w:r>
+          </w:p>
+        </w:tc>
+        <w:tc>
+          <w:tcPr>
+            <w:tcW w:w="1248" w:type="dxa"/>
+            <w:tcBorders/>
+          </w:tcPr>
+          <w:p>
+            <w:pPr>
+              <w:pStyle w:val="Normal"/>
+              <w:widowControl w:val="false"/>
+              <w:spacing w:lineRule="auto" w:line="276" w:before="0" w:after="120"/>
+              <w:rPr/>
+            </w:pPr>
+            <w:r>
+              <w:rPr>
+                <w:rFonts w:eastAsia="Times New Roman" w:cs="Times New Roman"/>
+                <w:b/>
+                <w:sz w:val="19"/>
+              </w:rPr>
+              <w:t>0,368</w:t>
+            </w:r>
+          </w:p>
+        </w:tc>
+      </w:tr>
+      <w:tr>
+        <w:trPr/>
+        <w:tc>
+          <w:tcPr>
+            <w:tcW w:w="3120" w:type="dxa"/>
+            <w:tcBorders/>
+          </w:tcPr>
+          <w:p>
+            <w:pPr>
+              <w:pStyle w:val="Normal"/>
+              <w:widowControl w:val="false"/>
+              <w:spacing w:lineRule="auto" w:line="276" w:before="0" w:after="120"/>
+              <w:rPr/>
+            </w:pPr>
+            <w:r>
+              <w:rPr>
+                <w:rFonts w:eastAsia="Times New Roman" w:cs="Times New Roman"/>
+                <w:b/>
+                <w:sz w:val="19"/>
+              </w:rPr>
+              <w:t>Top-Hat clásico + Fo (r = 25; m = 0,30)</w:t>
+            </w:r>
+          </w:p>
+        </w:tc>
+        <w:tc>
+          <w:tcPr>
+            <w:tcW w:w="1248" w:type="dxa"/>
+            <w:tcBorders/>
+          </w:tcPr>
+          <w:p>
+            <w:pPr>
+              <w:pStyle w:val="Normal"/>
+              <w:widowControl w:val="false"/>
+              <w:spacing w:lineRule="auto" w:line="276" w:before="0" w:after="120"/>
+              <w:rPr/>
+            </w:pPr>
+            <w:r>
+              <w:rPr>
+                <w:rFonts w:eastAsia="Times New Roman" w:cs="Times New Roman"/>
+                <w:b/>
+                <w:sz w:val="19"/>
+              </w:rPr>
+              <w:t>0,534</w:t>
+            </w:r>
+          </w:p>
+        </w:tc>
+        <w:tc>
+          <w:tcPr>
+            <w:tcW w:w="1248" w:type="dxa"/>
+            <w:tcBorders/>
+          </w:tcPr>
+          <w:p>
+            <w:pPr>
+              <w:pStyle w:val="Normal"/>
+              <w:widowControl w:val="false"/>
+              <w:spacing w:lineRule="auto" w:line="276" w:before="0" w:after="120"/>
+              <w:rPr/>
+            </w:pPr>
+            <w:r>
+              <w:rPr>
+                <w:rFonts w:eastAsia="Times New Roman" w:cs="Times New Roman"/>
+                <w:b/>
+                <w:sz w:val="19"/>
+              </w:rPr>
+              <w:t>0,184</w:t>
+            </w:r>
+          </w:p>
+        </w:tc>
+        <w:tc>
+          <w:tcPr>
+            <w:tcW w:w="1248" w:type="dxa"/>
+            <w:tcBorders/>
+          </w:tcPr>
+          <w:p>
+            <w:pPr>
+              <w:pStyle w:val="Normal"/>
+              <w:widowControl w:val="false"/>
+              <w:spacing w:lineRule="auto" w:line="276" w:before="0" w:after="120"/>
+              <w:rPr/>
+            </w:pPr>
+            <w:r>
+              <w:rPr>
+                <w:rFonts w:eastAsia="Times New Roman" w:cs="Times New Roman"/>
+                <w:b/>
+                <w:sz w:val="19"/>
+              </w:rPr>
+              <w:t>0,745</w:t>
+            </w:r>
+          </w:p>
+        </w:tc>
+        <w:tc>
+          <w:tcPr>
+            <w:tcW w:w="1248" w:type="dxa"/>
+            <w:tcBorders/>
+          </w:tcPr>
+          <w:p>
+            <w:pPr>
+              <w:pStyle w:val="Normal"/>
+              <w:widowControl w:val="false"/>
+              <w:spacing w:lineRule="auto" w:line="276" w:before="0" w:after="120"/>
+              <w:rPr/>
+            </w:pPr>
+            <w:r>
+              <w:rPr>
+                <w:rFonts w:eastAsia="Times New Roman" w:cs="Times New Roman"/>
+                <w:b/>
+                <w:sz w:val="19"/>
+              </w:rPr>
+              <w:t>1,504</w:t>
+            </w:r>
+          </w:p>
+        </w:tc>
+        <w:tc>
+          <w:tcPr>
+            <w:tcW w:w="1248" w:type="dxa"/>
+            <w:tcBorders/>
+          </w:tcPr>
+          <w:p>
+            <w:pPr>
+              <w:pStyle w:val="Normal"/>
+              <w:widowControl w:val="false"/>
+              <w:spacing w:lineRule="auto" w:line="276" w:before="0" w:after="120"/>
+              <w:rPr/>
+            </w:pPr>
+            <w:r>
+              <w:rPr>
+                <w:rFonts w:eastAsia="Times New Roman" w:cs="Times New Roman"/>
+                <w:b/>
+                <w:sz w:val="19"/>
+              </w:rPr>
+              <w:t>0,395</w:t>
+            </w:r>
+          </w:p>
+        </w:tc>
+      </w:tr>
+      <w:tr>
+        <w:trPr/>
+        <w:tc>
+          <w:tcPr>
+            <w:tcW w:w="3120" w:type="dxa"/>
+            <w:tcBorders/>
+          </w:tcPr>
+          <w:p>
+            <w:pPr>
+              <w:pStyle w:val="Normal"/>
+              <w:widowControl w:val="false"/>
+              <w:spacing w:lineRule="auto" w:line="276" w:before="0" w:after="120"/>
+              <w:rPr/>
+            </w:pPr>
+            <w:r>
+              <w:rPr>
+                <w:rFonts w:eastAsia="Times New Roman" w:cs="Times New Roman"/>
+                <w:b/>
+                <w:sz w:val="19"/>
+              </w:rPr>
+              <w:t>Propuesta + Fo (r = 1; m = 0,30)</w:t>
+            </w:r>
+          </w:p>
+        </w:tc>
+        <w:tc>
+          <w:tcPr>
+            <w:tcW w:w="1248" w:type="dxa"/>
+            <w:tcBorders/>
+          </w:tcPr>
+          <w:p>
+            <w:pPr>
+              <w:pStyle w:val="Normal"/>
+              <w:widowControl w:val="false"/>
+              <w:spacing w:lineRule="auto" w:line="276" w:before="0" w:after="120"/>
+              <w:rPr/>
+            </w:pPr>
+            <w:r>
+              <w:rPr>
+                <w:rFonts w:eastAsia="Times New Roman" w:cs="Times New Roman"/>
+                <w:b/>
+                <w:sz w:val="19"/>
+              </w:rPr>
+              <w:t>0,448</w:t>
+            </w:r>
+          </w:p>
+        </w:tc>
+        <w:tc>
+          <w:tcPr>
+            <w:tcW w:w="1248" w:type="dxa"/>
+            <w:tcBorders/>
+          </w:tcPr>
+          <w:p>
+            <w:pPr>
+              <w:pStyle w:val="Normal"/>
+              <w:widowControl w:val="false"/>
+              <w:spacing w:lineRule="auto" w:line="276" w:before="0" w:after="120"/>
+              <w:rPr/>
+            </w:pPr>
+            <w:r>
+              <w:rPr>
+                <w:rFonts w:eastAsia="Times New Roman" w:cs="Times New Roman"/>
+                <w:b/>
+                <w:sz w:val="19"/>
+              </w:rPr>
+              <w:t>0,121</w:t>
+            </w:r>
+          </w:p>
+        </w:tc>
+        <w:tc>
+          <w:tcPr>
+            <w:tcW w:w="1248" w:type="dxa"/>
+            <w:tcBorders/>
+          </w:tcPr>
+          <w:p>
+            <w:pPr>
+              <w:pStyle w:val="Normal"/>
+              <w:widowControl w:val="false"/>
+              <w:spacing w:lineRule="auto" w:line="276" w:before="0" w:after="120"/>
+              <w:rPr/>
+            </w:pPr>
+            <w:r>
+              <w:rPr>
+                <w:rFonts w:eastAsia="Times New Roman" w:cs="Times New Roman"/>
+                <w:b/>
+                <w:sz w:val="19"/>
+              </w:rPr>
+              <w:t>0,761</w:t>
+            </w:r>
+          </w:p>
+        </w:tc>
+        <w:tc>
+          <w:tcPr>
+            <w:tcW w:w="1248" w:type="dxa"/>
+            <w:tcBorders/>
+          </w:tcPr>
+          <w:p>
+            <w:pPr>
+              <w:pStyle w:val="Normal"/>
+              <w:widowControl w:val="false"/>
+              <w:spacing w:lineRule="auto" w:line="276" w:before="0" w:after="120"/>
+              <w:rPr/>
+            </w:pPr>
+            <w:r>
+              <w:rPr>
+                <w:rFonts w:eastAsia="Times New Roman" w:cs="Times New Roman"/>
+                <w:b/>
+                <w:sz w:val="19"/>
+              </w:rPr>
+              <w:t>1,353</w:t>
+            </w:r>
+          </w:p>
+        </w:tc>
+        <w:tc>
+          <w:tcPr>
+            <w:tcW w:w="1248" w:type="dxa"/>
+            <w:tcBorders/>
+          </w:tcPr>
+          <w:p>
+            <w:pPr>
+              <w:pStyle w:val="Normal"/>
+              <w:widowControl w:val="false"/>
+              <w:spacing w:lineRule="auto" w:line="276" w:before="0" w:after="120"/>
+              <w:rPr/>
+            </w:pPr>
+            <w:r>
+              <w:rPr>
+                <w:rFonts w:eastAsia="Times New Roman" w:cs="Times New Roman"/>
+                <w:b/>
+                <w:sz w:val="19"/>
+              </w:rPr>
+              <w:t>0,322</w:t>
+            </w:r>
+          </w:p>
+        </w:tc>
+      </w:tr>
+      <w:tr>
+        <w:trPr/>
+        <w:tc>
+          <w:tcPr>
+            <w:tcW w:w="3120" w:type="dxa"/>
+            <w:tcBorders/>
+          </w:tcPr>
+          <w:p>
+            <w:pPr>
+              <w:pStyle w:val="Normal"/>
+              <w:widowControl w:val="false"/>
+              <w:spacing w:lineRule="auto" w:line="276" w:before="0" w:after="120"/>
+              <w:rPr/>
+            </w:pPr>
+            <w:r>
+              <w:rPr>
+                <w:rFonts w:eastAsia="Times New Roman" w:cs="Times New Roman"/>
+                <w:b/>
+                <w:sz w:val="19"/>
+              </w:rPr>
+              <w:t>Top-Hat clásico manual (r = 5; m = 1)</w:t>
+            </w:r>
+          </w:p>
+        </w:tc>
+        <w:tc>
+          <w:tcPr>
+            <w:tcW w:w="1248" w:type="dxa"/>
+            <w:tcBorders/>
+          </w:tcPr>
+          <w:p>
+            <w:pPr>
+              <w:pStyle w:val="Normal"/>
+              <w:widowControl w:val="false"/>
+              <w:spacing w:lineRule="auto" w:line="276" w:before="0" w:after="120"/>
+              <w:rPr/>
+            </w:pPr>
+            <w:r>
+              <w:rPr>
+                <w:rFonts w:eastAsia="Times New Roman" w:cs="Times New Roman"/>
+                <w:b/>
+                <w:sz w:val="19"/>
+              </w:rPr>
+              <w:t>0,305</w:t>
+            </w:r>
+          </w:p>
+        </w:tc>
+        <w:tc>
+          <w:tcPr>
+            <w:tcW w:w="1248" w:type="dxa"/>
+            <w:tcBorders/>
+          </w:tcPr>
+          <w:p>
+            <w:pPr>
+              <w:pStyle w:val="Normal"/>
+              <w:widowControl w:val="false"/>
+              <w:spacing w:lineRule="auto" w:line="276" w:before="0" w:after="120"/>
+              <w:rPr/>
+            </w:pPr>
+            <w:r>
+              <w:rPr>
+                <w:rFonts w:eastAsia="Times New Roman" w:cs="Times New Roman"/>
+                <w:b/>
+                <w:sz w:val="19"/>
+              </w:rPr>
+              <w:t>0,585</w:t>
+            </w:r>
+          </w:p>
+        </w:tc>
+        <w:tc>
+          <w:tcPr>
+            <w:tcW w:w="1248" w:type="dxa"/>
+            <w:tcBorders/>
+          </w:tcPr>
+          <w:p>
+            <w:pPr>
+              <w:pStyle w:val="Normal"/>
+              <w:widowControl w:val="false"/>
+              <w:spacing w:lineRule="auto" w:line="276" w:before="0" w:after="120"/>
+              <w:rPr/>
+            </w:pPr>
+            <w:r>
+              <w:rPr>
+                <w:rFonts w:eastAsia="Times New Roman" w:cs="Times New Roman"/>
+                <w:b/>
+                <w:sz w:val="19"/>
+              </w:rPr>
+              <w:t>0,578</w:t>
+            </w:r>
+          </w:p>
+        </w:tc>
+        <w:tc>
+          <w:tcPr>
+            <w:tcW w:w="1248" w:type="dxa"/>
+            <w:tcBorders/>
+          </w:tcPr>
+          <w:p>
+            <w:pPr>
+              <w:pStyle w:val="Normal"/>
+              <w:widowControl w:val="false"/>
+              <w:spacing w:lineRule="auto" w:line="276" w:before="0" w:after="120"/>
+              <w:rPr/>
+            </w:pPr>
+            <w:r>
+              <w:rPr>
+                <w:rFonts w:eastAsia="Times New Roman" w:cs="Times New Roman"/>
+                <w:b/>
+                <w:sz w:val="19"/>
+              </w:rPr>
+              <w:t>1,360</w:t>
+            </w:r>
+          </w:p>
+        </w:tc>
+        <w:tc>
+          <w:tcPr>
+            <w:tcW w:w="1248" w:type="dxa"/>
+            <w:tcBorders/>
+          </w:tcPr>
+          <w:p>
+            <w:pPr>
+              <w:pStyle w:val="Normal"/>
+              <w:widowControl w:val="false"/>
+              <w:spacing w:lineRule="auto" w:line="276" w:before="0" w:after="120"/>
+              <w:rPr/>
+            </w:pPr>
+            <w:r>
+              <w:rPr>
+                <w:rFonts w:eastAsia="Times New Roman" w:cs="Times New Roman"/>
+                <w:b/>
+                <w:sz w:val="19"/>
+              </w:rPr>
+              <w:t>0,334</w:t>
+            </w:r>
+          </w:p>
+        </w:tc>
+      </w:tr>
+    </w:tbl>
+    <w:p>
+      <w:pPr>
+        <w:pStyle w:val="Normal"/>
+        <w:spacing w:lineRule="auto" w:line="360"/>
+        <w:ind w:firstLine="709"/>
+        <w:jc w:val="both"/>
+        <w:rPr/>
+      </w:pPr>
+      <w:r>
+        <w:rPr>
+          <w:iCs/>
+          <w:rFonts w:eastAsia="Times New Roman" w:cs="Times New Roman"/>
+        </w:rPr>
+        <w:t xml:space="preserve">La propuesta optimizada con la aptitud orientada a la fusión conserva el mejor perfil de limpieza y estructura (Nabf = 0,041; SSIM = 0,782). El óptimo de Fo sobre el operador clásico (r = 25; m = 0,30) resulta competitivo en bordes y correlación al costo de 4,5 veces más artefactos, y el óptimo de Fo sobre la propuesta confirma su carácter trivial. La función de aptitud define el perfil del resultado: la orientada a la fusión es la adecuada para los objetivos de esta tesis, lo que refuerza H2.</w:t>
       </w:r>
     </w:p>
     <w:p>

--- a/docs/Tesis_Borrador_V3.docx
+++ b/docs/Tesis_Borrador_V3.docx
@@ -1187,7 +1187,7 @@
         <w:rPr>
           <w:rFonts w:eastAsia="Times New Roman" w:cs="Times New Roman"/>
         </w:rPr>
-        <w:t xml:space="preserve">La fusión de imágenes visible (VIS) e infrarroja (IR) es clave para la percepción computacional en condiciones adversas (vigilancia, conducción nocturna, búsqueda y rescate). Este trabajo propone la PROPUESTA NOVEDOSA, un método de fusión basado en la transformada Top-Hat que, sobre una única escala, promedia las respuestas de cuatro elementos estructurantes lineales (0°, 45°, 90°, 135°) y las suma a la respuesta de un disco para obtener transformadas Top-Hat y Bottom-Hat óptimas; la reconstrucción sigue el esquema aditivo–sustractivo de Bala et al., y el radio r del banco de elementos estructurantes y el peso de contraste m se ajustan automáticamente por Optimización por Enjambre de Partículas (PSO), cuya configuración se selecciona mediante un barrido sistemático de 25 combinaciones de partículas e iteraciones (2–10 × 10–50), replicando el diseño experimental de Ortega y Espinoza (2025). Se lo compara con seis métodos: cinco representativos del estado del arte —pirámide de Laplace (LP), Ratio of low-pass Pyramid (RP), wavelet discreta (DWT), Dual-Tree Complex Wavelet (DTCWT) y curvelet (CVT)— y la metodología clásica de la transformada Top-Hat, sobre el TNO Image Fusion Dataset, con doce métricas sin referencia bajo pruebas no paramétricas (Friedman y Wilcoxon con corrección de Holm). En su configuración óptima (PSO: r=25, m=0,070) la propuesta obtiene la menor tasa de artefactos del estudio (Nabf=0,041, 2,7 veces menos que el mejor rival) y la mayor similitud estructural (SSIM=0,782), quedando segunda en preservación de bordes, correlación y fidelidad visual (Qabf=0,500; SCD=1,450; VIF=0,368), a milésimas del líder de cada métrica; la metodología clásica Top-Hat solo la supera en métricas de actividad bruta al costo del mayor nivel de artefactos del estudio (Nabf=0,585). Como evaluación orientada a tarea, el reentrenamiento de un detector (YOLOv8n) sobre el conjunto etiquetado LLVIP muestra que toda fusión supera con claridad al visible solo (mAP@0,5 de 0,81 a 0,93–0,95), aunque el infrarrojo solo es la modalidad más fuerte (0,957) y la propuesta resulta competitiva (0,936) sin liderar, evidenciando que la superioridad en calidad de imagen no se traslada automáticamente a la detección. Se concluye que la propuesta mejora la calidad de fusión —en particular la limpieza y la fidelidad estructural— frente a la metodología clásica Top-Hat y al estado del arte, manteniendo bajo costo computacional e interpretabilidad morfológica.</w:t>
+        <w:t xml:space="preserve">La fusión de imágenes visible (VIS) e infrarroja (IR) es clave para la percepción computacional en condiciones adversas (vigilancia, conducción nocturna, búsqueda y rescate). Este trabajo propone la PROPUESTA NOVEDOSA, un método de fusión basado en la transformada Top-Hat que, sobre una única escala, promedia las respuestas de cuatro elementos estructurantes lineales (0°, 45°, 90°, 135°) y las suma a la respuesta de un disco para obtener transformadas Top-Hat y Bottom-Hat óptimas; la reconstrucción sigue el esquema aditivo–sustractivo de Bala et al., y el radio r del banco de elementos estructurantes y el peso de contraste m se ajustan automáticamente por Optimización por Enjambre de Partículas (PSO), cuya configuración se selecciona mediante un barrido sistemático de 25 combinaciones de partículas e iteraciones (2–10 × 10–50), replicando el diseño experimental de Ortega y Espinoza (2025). Se lo compara con seis métodos: cinco representativos del estado del arte —pirámide de Laplace (LP), Ratio of low-pass Pyramid (RP), wavelet discreta (DWT), Dual-Tree Complex Wavelet (DTCWT) y curvelet (CVT)— y la metodología clásica de la transformada Top-Hat, sobre el TNO Image Fusion Dataset, con doce métricas sin referencia bajo pruebas no paramétricas (Friedman y Wilcoxon con corrección de Holm). En su configuración óptima (PSO: r=25, m=0,070) la propuesta obtiene la menor tasa de artefactos del estudio (Nabf=0,041, 2,7 veces menos que el mejor rival) y la mayor similitud estructural (SSIM=0,782), quedando segunda en preservación de bordes, correlación y fidelidad visual (Qabf=0,500; SCD=1,450; VIF=0,368), a milésimas del líder de cada métrica; la metodología clásica Top-Hat solo la supera en métricas de actividad bruta al costo del mayor nivel de artefactos del estudio (Nabf=0,585). Como evaluación orientada a tarea, el reentrenamiento de un detector (YOLOv8n) sobre el conjunto etiquetado LLVIP muestra que toda fusión supera con claridad al visible solo (mAP@0,5 de 0,81 a 0,93–0,95), aunque el infrarrojo solo es la modalidad más fuerte (0,957) y la propuesta resulta competitiva (0,936) sin liderar, evidenciando que la superioridad en calidad de imagen no se traslada automáticamente a la detección. En un experimento complementario sobre M3FD, con dos clases de visibilidad opuesta (personas/IR y luces/VIS) y un único detector entrenado con ambas modalidades, la fusión detecta ambas clases en una sola imagen y la propuesta es la mejor fusión del estudio (mAP@0,5 = 0,239). Se concluye que la propuesta mejora la calidad de fusión —en particular la limpieza y la fidelidad estructural— frente a la metodología clásica Top-Hat y al estado del arte, manteniendo bajo costo computacional e interpretabilidad morfológica.</w:t>
       </w:r>
     </w:p>
     <w:p>
@@ -1243,7 +1243,7 @@
         <w:rPr>
           <w:rFonts w:eastAsia="Times New Roman" w:cs="Times New Roman"/>
         </w:rPr>
-        <w:t xml:space="preserve">Visible (VIS) and infrared (IR) image fusion is key for computer perception under adverse conditions (surveillance, night driving, search and rescue). This work proposes the NOVEL PROPOSAL, a fusion method based on the Top-Hat transform that, on a single scale, averages the responses of four linear structuring elements (0°, 45°, 90°, 135°) and adds them to the disk response to obtain optimal Top-Hat and Bottom-Hat transforms; reconstruction follows the additive–subtractive scheme of Bala et al., and the structuring-element radius r and the contrast weight m are tuned automatically by Particle Swarm Optimization (PSO), whose configuration is selected through a systematic sweep of 25 particle/iteration combinations (2–10 × 10–50), replicating the experimental design of Ortega and Espinoza (2025). It is compared against six methods: five representative of the state of the art —Laplacian pyramid (LP), Ratio of low-pass Pyramid (RP), Discrete Wavelet Transform (DWT), Dual-Tree Complex Wavelet Transform (DTCWT) and Curvelet (CVT)— plus the classical Top-Hat fusion methodology, on the TNO Image Fusion Dataset, using twelve no-reference metrics under non-parametric testing (Friedman, Wilcoxon with Holm correction). At its optimal configuration (PSO: r=25, m=0.070) the proposal attains the lowest artifact rate of the study (Nabf=0.041, 2.7 times less than the best rival) and the highest structural similarity (SSIM=0.782), ranking second in edge preservation, correlation and visual fidelity (Qabf=0.500; SCD=1.450; VIF=0.368), within thousandths of each metric leader; the classical Top-Hat only surpasses it in raw-activity metrics at the cost of the highest artifact level in the study (Nabf=0.585). As a task-oriented evaluation, retraining a detector (YOLOv8n) on the labeled LLVIP dataset shows that every fusion clearly outperforms the visible modality alone (mAP@0.5 from 0.81 to 0.93–0.95), although the infrared alone remains the strongest modality (0.957) and the proposal is competitive (0.936) without leading, evidencing that superiority in image quality does not automatically transfer to detection. We conclude that the proposal improves fusion quality —particularly cleanliness and structural fidelity— over the classical Top-Hat methodology and the state of the art, while keeping low computational cost and morphological interpretability.</w:t>
+        <w:t xml:space="preserve">Visible (VIS) and infrared (IR) image fusion is key for computer perception under adverse conditions (surveillance, night driving, search and rescue). This work proposes the NOVEL PROPOSAL, a fusion method based on the Top-Hat transform that, on a single scale, averages the responses of four linear structuring elements (0°, 45°, 90°, 135°) and adds them to the disk response to obtain optimal Top-Hat and Bottom-Hat transforms; reconstruction follows the additive–subtractive scheme of Bala et al., and the structuring-element radius r and the contrast weight m are tuned automatically by Particle Swarm Optimization (PSO), whose configuration is selected through a systematic sweep of 25 particle/iteration combinations (2–10 × 10–50), replicating the experimental design of Ortega and Espinoza (2025). It is compared against six methods: five representative of the state of the art —Laplacian pyramid (LP), Ratio of low-pass Pyramid (RP), Discrete Wavelet Transform (DWT), Dual-Tree Complex Wavelet Transform (DTCWT) and Curvelet (CVT)— plus the classical Top-Hat fusion methodology, on the TNO Image Fusion Dataset, using twelve no-reference metrics under non-parametric testing (Friedman, Wilcoxon with Holm correction). At its optimal configuration (PSO: r=25, m=0.070) the proposal attains the lowest artifact rate of the study (Nabf=0.041, 2.7 times less than the best rival) and the highest structural similarity (SSIM=0.782), ranking second in edge preservation, correlation and visual fidelity (Qabf=0.500; SCD=1.450; VIF=0.368), within thousandths of each metric leader; the classical Top-Hat only surpasses it in raw-activity metrics at the cost of the highest artifact level in the study (Nabf=0.585). As a task-oriented evaluation, retraining a detector (YOLOv8n) on the labeled LLVIP dataset shows that every fusion clearly outperforms the visible modality alone (mAP@0.5 from 0.81 to 0.93–0.95), although the infrared alone remains the strongest modality (0.957) and the proposal is competitive (0.936) without leading, evidencing that superiority in image quality does not automatically transfer to detection. In a complementary experiment on M3FD, with two classes of opposite visibility (people/IR and lamps/VIS) and a single detector trained on both modalities, fusion detects both classes in a single image and the proposal is the best fusion in the study (mAP@0.5 = 0.239). We conclude that the proposal improves fusion quality —particularly cleanliness and structural fidelity— over the classical Top-Hat methodology and the state of the art, while keeping low computational cost and morphological interpretability.</w:t>
       </w:r>
     </w:p>
     <w:p>
@@ -2611,7 +2611,7 @@
           <w:b w:val="false"/>
           <w:sz w:val="24"/>
         </w:rPr>
-        <w:t>5.5 Evaluación orientada a tarea: detección con YOLO en LLVIP</w:t>
+        <w:t>5.5 Evaluación orientada a tarea: detección con YOLO (LLVIP y M3FD)</w:t>
         <w:tab/>
         <w:t>48</w:t>
       </w:r>
@@ -5124,6 +5124,21 @@
           <w:sz w:val="21"/>
         </w:rPr>
         <w:t xml:space="preserve">Tabla 12. Ablación de la función de aptitud: óptimos de F_apt y de Fo sobre los 20 pares.</w:t>
+      </w:r>
+    </w:p>
+    <w:p>
+      <w:pPr>
+        <w:pStyle w:val="Normal"/>
+        <w:spacing w:lineRule="auto" w:line="276" w:before="0" w:after="40"/>
+        <w:jc w:val="both"/>
+        <w:rPr/>
+      </w:pPr>
+      <w:r>
+        <w:rPr>
+          <w:rFonts w:eastAsia="Times New Roman" w:cs="Times New Roman"/>
+          <w:sz w:val="21"/>
+        </w:rPr>
+        <w:t xml:space="preserve">Tabla 13. Clases complementarias en M3FD: AP@0,5 por clase y mAP global con un detector único VIS+IR.</w:t>
       </w:r>
     </w:p>
     <w:p>
@@ -28013,7 +28028,7 @@
           <w:color w:val="000000"/>
           <w:sz w:val="24"/>
         </w:rPr>
-        <w:t>5.5 Evaluación orientada a tarea: detección con YOLO en LLVIP</w:t>
+        <w:t>5.5 Evaluación orientada a tarea: detección con YOLO (LLVIP y M3FD)</w:t>
       </w:r>
     </w:p>
     <w:p>
@@ -29477,6 +29492,1395 @@
           <w:rFonts w:eastAsia="Times New Roman" w:cs="Times New Roman"/>
         </w:rPr>
         <w:t>La Tabla 9 admite tres lecturas. Primero, toda fusión mejora con claridad sobre el visible solo (mAP@0,5 de 0,808 a una banda de 0,926–0,949, es decir entre +0,12 y +0,14 puntos): cuando el canal visible es débil —escenas nocturnas—, fusionar aporta información decisiva. Segundo, el infrarrojo solo es la modalidad más fuerte (mAP@0,5 = 0,957; mAP@0,5:0,95 = 0,663) y ninguna fusión lo supera, coherente con que LLVIP es detección de peatones en baja luz, donde la firma térmica domina. Tercero, entre las siete fusiones las diferencias son pequeñas (mAP@0,5 en una banda estrecha de 0,926 a 0,949): la pirámide de Laplace encabeza (0,949), seguida de cerca por DTCWT (0,948) y DWT (0,946), mientras que la Propuesta Novedosa resulta competitiva (0,936) —prácticamente empatada con la metodología clásica Top-Hat (0,938) y a 1,3 puntos del mejor— sin ser líder. La conclusión es matizada y relevante: la superioridad de la propuesta en las métricas de calidad de imagen (Nabf, SSIM) no se traslada automáticamente a la tarea de detección, donde la banda de fusiones es estrecha y la modalidad térmica domina; la elección del método depende del criterio operativo prioritario —en consonancia con lo señalado por Singh et al. (2023)—.</w:t>
+      </w:r>
+    </w:p>
+    <w:p>
+      <w:pPr>
+        <w:pStyle w:val="Normal"/>
+        <w:spacing w:lineRule="auto" w:line="360"/>
+        <w:ind w:firstLine="709"/>
+        <w:jc w:val="both"/>
+        <w:rPr/>
+      </w:pPr>
+      <w:r>
+        <w:rPr>
+          <w:i/>
+          <w:iCs/>
+          <w:rFonts w:eastAsia="Times New Roman" w:cs="Times New Roman"/>
+        </w:rPr>
+        <w:t xml:space="preserve">Detección con clases complementarias (M3FD). </w:t>
+      </w:r>
+      <w:r>
+        <w:rPr>
+          <w:iCs/>
+          <w:rFonts w:eastAsia="Times New Roman" w:cs="Times New Roman"/>
+        </w:rPr>
+        <w:t xml:space="preserve">Como complemento se diseñó un experimento de clases complementarias sobre el dataset M3FD (Liu et al., 2022): 2.000 pares de entrenamiento y 500 de validación con seis clases anotadas, dos de ellas de visibilidad opuesta —las personas dominan en el infrarrojo por su firma térmica y las luces (Lamp) son esencialmente visibles solo en el canal visible—. Un único detector YOLOv8n se entrenó con las imágenes de ambas modalidades mezcladas (4.000 imágenes, 40 épocas, etiquetas compartidas) y se evaluó por inferencia, sin reentrenar, sobre la validación de cada modalidad y de cada método de fusión, incluidos los dos óptimos del PSO de la sección 5.6.</w:t>
+      </w:r>
+    </w:p>
+    <w:p>
+      <w:pPr>
+        <w:pStyle w:val="Normal"/>
+        <w:spacing w:lineRule="auto" w:line="276"/>
+        <w:jc w:val="both"/>
+        <w:rPr/>
+      </w:pPr>
+      <w:r>
+        <w:rPr>
+          <w:rFonts w:eastAsia="Times New Roman" w:cs="Times New Roman"/>
+          <w:i/>
+          <w:sz w:val="18"/>
+        </w:rPr>
+        <w:t xml:space="preserve">Tabla 13. Clases complementarias en M3FD: AP@0,5 por clase y mAP global con un detector único entrenado sobre VIS+IR (medias sobre 500 imágenes de validación).</w:t>
+      </w:r>
+    </w:p>
+    <w:tbl>
+      <w:tblPr>
+        <w:tblW w:w="9102" w:type="dxa"/>
+        <w:jc w:val="start"/>
+        <w:tblInd w:w="0" w:type="dxa"/>
+        <w:tblLayout w:type="fixed"/>
+        <w:tblCellMar>
+          <w:top w:w="0" w:type="dxa"/>
+          <w:start w:w="108" w:type="dxa"/>
+          <w:bottom w:w="0" w:type="dxa"/>
+          <w:end w:w="108" w:type="dxa"/>
+        </w:tblCellMar>
+        <w:tblLook w:noHBand="0" w:noVBand="1" w:firstColumn="1" w:lastRow="0" w:lastColumn="0" w:firstRow="1" w:val="04a0"/>
+      </w:tblPr>
+      <w:tblGrid>
+        <w:gridCol w:w="3120"/>
+        <w:gridCol w:w="1560"/>
+        <w:gridCol w:w="1560"/>
+        <w:gridCol w:w="1560"/>
+        <w:gridCol w:w="1560"/>
+      </w:tblGrid>
+      <w:tr>
+        <w:trPr/>
+        <w:tc>
+          <w:tcPr>
+            <w:tcW w:w="3120" w:type="dxa"/>
+            <w:tcBorders/>
+            <w:shd w:val="clear" w:fill="F2F2F2"/>
+          </w:tcPr>
+          <w:p>
+            <w:pPr>
+              <w:pStyle w:val="Normal"/>
+              <w:widowControl w:val="false"/>
+              <w:spacing w:lineRule="auto" w:line="276" w:before="0" w:after="120"/>
+              <w:rPr/>
+            </w:pPr>
+            <w:r>
+              <w:rPr>
+                <w:rFonts w:eastAsia="Times New Roman" w:cs="Times New Roman"/>
+                <w:b/>
+                <w:sz w:val="19"/>
+              </w:rPr>
+              <w:t>Entrada del detector</w:t>
+            </w:r>
+          </w:p>
+        </w:tc>
+        <w:tc>
+          <w:tcPr>
+            <w:tcW w:w="1560" w:type="dxa"/>
+            <w:tcBorders/>
+            <w:shd w:val="clear" w:fill="F2F2F2"/>
+          </w:tcPr>
+          <w:p>
+            <w:pPr>
+              <w:pStyle w:val="Normal"/>
+              <w:widowControl w:val="false"/>
+              <w:spacing w:lineRule="auto" w:line="276" w:before="0" w:after="120"/>
+              <w:rPr/>
+            </w:pPr>
+            <w:r>
+              <w:rPr>
+                <w:rFonts w:eastAsia="Times New Roman" w:cs="Times New Roman"/>
+                <w:b/>
+                <w:sz w:val="19"/>
+              </w:rPr>
+              <w:t>AP People ↑</w:t>
+            </w:r>
+          </w:p>
+        </w:tc>
+        <w:tc>
+          <w:tcPr>
+            <w:tcW w:w="1560" w:type="dxa"/>
+            <w:tcBorders/>
+            <w:shd w:val="clear" w:fill="F2F2F2"/>
+          </w:tcPr>
+          <w:p>
+            <w:pPr>
+              <w:pStyle w:val="Normal"/>
+              <w:widowControl w:val="false"/>
+              <w:spacing w:lineRule="auto" w:line="276" w:before="0" w:after="120"/>
+              <w:rPr/>
+            </w:pPr>
+            <w:r>
+              <w:rPr>
+                <w:rFonts w:eastAsia="Times New Roman" w:cs="Times New Roman"/>
+                <w:b/>
+                <w:sz w:val="19"/>
+              </w:rPr>
+              <w:t>AP Lamp ↑</w:t>
+            </w:r>
+          </w:p>
+        </w:tc>
+        <w:tc>
+          <w:tcPr>
+            <w:tcW w:w="1560" w:type="dxa"/>
+            <w:tcBorders/>
+            <w:shd w:val="clear" w:fill="F2F2F2"/>
+          </w:tcPr>
+          <w:p>
+            <w:pPr>
+              <w:pStyle w:val="Normal"/>
+              <w:widowControl w:val="false"/>
+              <w:spacing w:lineRule="auto" w:line="276" w:before="0" w:after="120"/>
+              <w:rPr/>
+            </w:pPr>
+            <w:r>
+              <w:rPr>
+                <w:rFonts w:eastAsia="Times New Roman" w:cs="Times New Roman"/>
+                <w:b/>
+                <w:sz w:val="19"/>
+              </w:rPr>
+              <w:t>Promedio del par ↑</w:t>
+            </w:r>
+          </w:p>
+        </w:tc>
+        <w:tc>
+          <w:tcPr>
+            <w:tcW w:w="1560" w:type="dxa"/>
+            <w:tcBorders/>
+            <w:shd w:val="clear" w:fill="F2F2F2"/>
+          </w:tcPr>
+          <w:p>
+            <w:pPr>
+              <w:pStyle w:val="Normal"/>
+              <w:widowControl w:val="false"/>
+              <w:spacing w:lineRule="auto" w:line="276" w:before="0" w:after="120"/>
+              <w:rPr/>
+            </w:pPr>
+            <w:r>
+              <w:rPr>
+                <w:rFonts w:eastAsia="Times New Roman" w:cs="Times New Roman"/>
+                <w:b/>
+                <w:sz w:val="19"/>
+              </w:rPr>
+              <w:t>mAP@0,5 ↑</w:t>
+            </w:r>
+          </w:p>
+        </w:tc>
+      </w:tr>
+      <w:tr>
+        <w:trPr/>
+        <w:tc>
+          <w:tcPr>
+            <w:tcW w:w="3120" w:type="dxa"/>
+            <w:tcBorders/>
+          </w:tcPr>
+          <w:p>
+            <w:pPr>
+              <w:pStyle w:val="Normal"/>
+              <w:widowControl w:val="false"/>
+              <w:spacing w:lineRule="auto" w:line="276" w:before="0" w:after="120"/>
+              <w:rPr/>
+            </w:pPr>
+            <w:r>
+              <w:rPr>
+                <w:rFonts w:eastAsia="Times New Roman" w:cs="Times New Roman"/>
+                <w:sz w:val="19"/>
+              </w:rPr>
+              <w:t>VIS (solo)</w:t>
+            </w:r>
+          </w:p>
+        </w:tc>
+        <w:tc>
+          <w:tcPr>
+            <w:tcW w:w="1560" w:type="dxa"/>
+            <w:tcBorders/>
+          </w:tcPr>
+          <w:p>
+            <w:pPr>
+              <w:pStyle w:val="Normal"/>
+              <w:widowControl w:val="false"/>
+              <w:spacing w:lineRule="auto" w:line="276" w:before="0" w:after="120"/>
+              <w:rPr/>
+            </w:pPr>
+            <w:r>
+              <w:rPr>
+                <w:rFonts w:eastAsia="Times New Roman" w:cs="Times New Roman"/>
+                <w:sz w:val="19"/>
+              </w:rPr>
+              <w:t>0,178</w:t>
+            </w:r>
+          </w:p>
+        </w:tc>
+        <w:tc>
+          <w:tcPr>
+            <w:tcW w:w="1560" w:type="dxa"/>
+            <w:tcBorders/>
+          </w:tcPr>
+          <w:p>
+            <w:pPr>
+              <w:pStyle w:val="Normal"/>
+              <w:widowControl w:val="false"/>
+              <w:spacing w:lineRule="auto" w:line="276" w:before="0" w:after="120"/>
+              <w:rPr/>
+            </w:pPr>
+            <w:r>
+              <w:rPr>
+                <w:b/>
+                <w:rFonts w:eastAsia="Times New Roman" w:cs="Times New Roman"/>
+                <w:sz w:val="19"/>
+              </w:rPr>
+              <w:t>0,135</w:t>
+            </w:r>
+          </w:p>
+        </w:tc>
+        <w:tc>
+          <w:tcPr>
+            <w:tcW w:w="1560" w:type="dxa"/>
+            <w:tcBorders/>
+          </w:tcPr>
+          <w:p>
+            <w:pPr>
+              <w:pStyle w:val="Normal"/>
+              <w:widowControl w:val="false"/>
+              <w:spacing w:lineRule="auto" w:line="276" w:before="0" w:after="120"/>
+              <w:rPr/>
+            </w:pPr>
+            <w:r>
+              <w:rPr>
+                <w:rFonts w:eastAsia="Times New Roman" w:cs="Times New Roman"/>
+                <w:sz w:val="19"/>
+              </w:rPr>
+              <w:t>0,157</w:t>
+            </w:r>
+          </w:p>
+        </w:tc>
+        <w:tc>
+          <w:tcPr>
+            <w:tcW w:w="1560" w:type="dxa"/>
+            <w:tcBorders/>
+          </w:tcPr>
+          <w:p>
+            <w:pPr>
+              <w:pStyle w:val="Normal"/>
+              <w:widowControl w:val="false"/>
+              <w:spacing w:lineRule="auto" w:line="276" w:before="0" w:after="120"/>
+              <w:rPr/>
+            </w:pPr>
+            <w:r>
+              <w:rPr>
+                <w:b/>
+                <w:rFonts w:eastAsia="Times New Roman" w:cs="Times New Roman"/>
+                <w:sz w:val="19"/>
+              </w:rPr>
+              <w:t>0,245</w:t>
+            </w:r>
+          </w:p>
+        </w:tc>
+      </w:tr>
+      <w:tr>
+        <w:trPr/>
+        <w:tc>
+          <w:tcPr>
+            <w:tcW w:w="3120" w:type="dxa"/>
+            <w:tcBorders/>
+          </w:tcPr>
+          <w:p>
+            <w:pPr>
+              <w:pStyle w:val="Normal"/>
+              <w:widowControl w:val="false"/>
+              <w:spacing w:lineRule="auto" w:line="276" w:before="0" w:after="120"/>
+              <w:rPr/>
+            </w:pPr>
+            <w:r>
+              <w:rPr>
+                <w:rFonts w:eastAsia="Times New Roman" w:cs="Times New Roman"/>
+                <w:sz w:val="19"/>
+              </w:rPr>
+              <w:t>IR (solo)</w:t>
+            </w:r>
+          </w:p>
+        </w:tc>
+        <w:tc>
+          <w:tcPr>
+            <w:tcW w:w="1560" w:type="dxa"/>
+            <w:tcBorders/>
+          </w:tcPr>
+          <w:p>
+            <w:pPr>
+              <w:pStyle w:val="Normal"/>
+              <w:widowControl w:val="false"/>
+              <w:spacing w:lineRule="auto" w:line="276" w:before="0" w:after="120"/>
+              <w:rPr/>
+            </w:pPr>
+            <w:r>
+              <w:rPr>
+                <w:b/>
+                <w:rFonts w:eastAsia="Times New Roman" w:cs="Times New Roman"/>
+                <w:sz w:val="19"/>
+              </w:rPr>
+              <w:t>0,220</w:t>
+            </w:r>
+          </w:p>
+        </w:tc>
+        <w:tc>
+          <w:tcPr>
+            <w:tcW w:w="1560" w:type="dxa"/>
+            <w:tcBorders/>
+          </w:tcPr>
+          <w:p>
+            <w:pPr>
+              <w:pStyle w:val="Normal"/>
+              <w:widowControl w:val="false"/>
+              <w:spacing w:lineRule="auto" w:line="276" w:before="0" w:after="120"/>
+              <w:rPr/>
+            </w:pPr>
+            <w:r>
+              <w:rPr>
+                <w:rFonts w:eastAsia="Times New Roman" w:cs="Times New Roman"/>
+                <w:sz w:val="19"/>
+              </w:rPr>
+              <w:t>0,018</w:t>
+            </w:r>
+          </w:p>
+        </w:tc>
+        <w:tc>
+          <w:tcPr>
+            <w:tcW w:w="1560" w:type="dxa"/>
+            <w:tcBorders/>
+          </w:tcPr>
+          <w:p>
+            <w:pPr>
+              <w:pStyle w:val="Normal"/>
+              <w:widowControl w:val="false"/>
+              <w:spacing w:lineRule="auto" w:line="276" w:before="0" w:after="120"/>
+              <w:rPr/>
+            </w:pPr>
+            <w:r>
+              <w:rPr>
+                <w:rFonts w:eastAsia="Times New Roman" w:cs="Times New Roman"/>
+                <w:sz w:val="19"/>
+              </w:rPr>
+              <w:t>0,119</w:t>
+            </w:r>
+          </w:p>
+        </w:tc>
+        <w:tc>
+          <w:tcPr>
+            <w:tcW w:w="1560" w:type="dxa"/>
+            <w:tcBorders/>
+          </w:tcPr>
+          <w:p>
+            <w:pPr>
+              <w:pStyle w:val="Normal"/>
+              <w:widowControl w:val="false"/>
+              <w:spacing w:lineRule="auto" w:line="276" w:before="0" w:after="120"/>
+              <w:rPr/>
+            </w:pPr>
+            <w:r>
+              <w:rPr>
+                <w:rFonts w:eastAsia="Times New Roman" w:cs="Times New Roman"/>
+                <w:sz w:val="19"/>
+              </w:rPr>
+              <w:t>0,191</w:t>
+            </w:r>
+          </w:p>
+        </w:tc>
+      </w:tr>
+      <w:tr>
+        <w:trPr/>
+        <w:tc>
+          <w:tcPr>
+            <w:tcW w:w="3120" w:type="dxa"/>
+            <w:tcBorders/>
+          </w:tcPr>
+          <w:p>
+            <w:pPr>
+              <w:pStyle w:val="Normal"/>
+              <w:widowControl w:val="false"/>
+              <w:spacing w:lineRule="auto" w:line="276" w:before="0" w:after="120"/>
+              <w:rPr/>
+            </w:pPr>
+            <w:r>
+              <w:rPr>
+                <w:rFonts w:eastAsia="Times New Roman" w:cs="Times New Roman"/>
+                <w:sz w:val="19"/>
+              </w:rPr>
+              <w:t>Pirámide de Laplace (LP)</w:t>
+            </w:r>
+          </w:p>
+        </w:tc>
+        <w:tc>
+          <w:tcPr>
+            <w:tcW w:w="1560" w:type="dxa"/>
+            <w:tcBorders/>
+          </w:tcPr>
+          <w:p>
+            <w:pPr>
+              <w:pStyle w:val="Normal"/>
+              <w:widowControl w:val="false"/>
+              <w:spacing w:lineRule="auto" w:line="276" w:before="0" w:after="120"/>
+              <w:rPr/>
+            </w:pPr>
+            <w:r>
+              <w:rPr>
+                <w:rFonts w:eastAsia="Times New Roman" w:cs="Times New Roman"/>
+                <w:sz w:val="19"/>
+              </w:rPr>
+              <w:t>0,147</w:t>
+            </w:r>
+          </w:p>
+        </w:tc>
+        <w:tc>
+          <w:tcPr>
+            <w:tcW w:w="1560" w:type="dxa"/>
+            <w:tcBorders/>
+          </w:tcPr>
+          <w:p>
+            <w:pPr>
+              <w:pStyle w:val="Normal"/>
+              <w:widowControl w:val="false"/>
+              <w:spacing w:lineRule="auto" w:line="276" w:before="0" w:after="120"/>
+              <w:rPr/>
+            </w:pPr>
+            <w:r>
+              <w:rPr>
+                <w:rFonts w:eastAsia="Times New Roman" w:cs="Times New Roman"/>
+                <w:sz w:val="19"/>
+              </w:rPr>
+              <w:t>0,096</w:t>
+            </w:r>
+          </w:p>
+        </w:tc>
+        <w:tc>
+          <w:tcPr>
+            <w:tcW w:w="1560" w:type="dxa"/>
+            <w:tcBorders/>
+          </w:tcPr>
+          <w:p>
+            <w:pPr>
+              <w:pStyle w:val="Normal"/>
+              <w:widowControl w:val="false"/>
+              <w:spacing w:lineRule="auto" w:line="276" w:before="0" w:after="120"/>
+              <w:rPr/>
+            </w:pPr>
+            <w:r>
+              <w:rPr>
+                <w:rFonts w:eastAsia="Times New Roman" w:cs="Times New Roman"/>
+                <w:sz w:val="19"/>
+              </w:rPr>
+              <w:t>0,122</w:t>
+            </w:r>
+          </w:p>
+        </w:tc>
+        <w:tc>
+          <w:tcPr>
+            <w:tcW w:w="1560" w:type="dxa"/>
+            <w:tcBorders/>
+          </w:tcPr>
+          <w:p>
+            <w:pPr>
+              <w:pStyle w:val="Normal"/>
+              <w:widowControl w:val="false"/>
+              <w:spacing w:lineRule="auto" w:line="276" w:before="0" w:after="120"/>
+              <w:rPr/>
+            </w:pPr>
+            <w:r>
+              <w:rPr>
+                <w:rFonts w:eastAsia="Times New Roman" w:cs="Times New Roman"/>
+                <w:sz w:val="19"/>
+              </w:rPr>
+              <w:t>0,215</w:t>
+            </w:r>
+          </w:p>
+        </w:tc>
+      </w:tr>
+      <w:tr>
+        <w:trPr/>
+        <w:tc>
+          <w:tcPr>
+            <w:tcW w:w="3120" w:type="dxa"/>
+            <w:tcBorders/>
+          </w:tcPr>
+          <w:p>
+            <w:pPr>
+              <w:pStyle w:val="Normal"/>
+              <w:widowControl w:val="false"/>
+              <w:spacing w:lineRule="auto" w:line="276" w:before="0" w:after="120"/>
+              <w:rPr/>
+            </w:pPr>
+            <w:r>
+              <w:rPr>
+                <w:rFonts w:eastAsia="Times New Roman" w:cs="Times New Roman"/>
+                <w:sz w:val="19"/>
+              </w:rPr>
+              <w:t>Ratio Pyramid (RP)</w:t>
+            </w:r>
+          </w:p>
+        </w:tc>
+        <w:tc>
+          <w:tcPr>
+            <w:tcW w:w="1560" w:type="dxa"/>
+            <w:tcBorders/>
+          </w:tcPr>
+          <w:p>
+            <w:pPr>
+              <w:pStyle w:val="Normal"/>
+              <w:widowControl w:val="false"/>
+              <w:spacing w:lineRule="auto" w:line="276" w:before="0" w:after="120"/>
+              <w:rPr/>
+            </w:pPr>
+            <w:r>
+              <w:rPr>
+                <w:rFonts w:eastAsia="Times New Roman" w:cs="Times New Roman"/>
+                <w:sz w:val="19"/>
+              </w:rPr>
+              <w:t>0,198</w:t>
+            </w:r>
+          </w:p>
+        </w:tc>
+        <w:tc>
+          <w:tcPr>
+            <w:tcW w:w="1560" w:type="dxa"/>
+            <w:tcBorders/>
+          </w:tcPr>
+          <w:p>
+            <w:pPr>
+              <w:pStyle w:val="Normal"/>
+              <w:widowControl w:val="false"/>
+              <w:spacing w:lineRule="auto" w:line="276" w:before="0" w:after="120"/>
+              <w:rPr/>
+            </w:pPr>
+            <w:r>
+              <w:rPr>
+                <w:rFonts w:eastAsia="Times New Roman" w:cs="Times New Roman"/>
+                <w:sz w:val="19"/>
+              </w:rPr>
+              <w:t>0,133</w:t>
+            </w:r>
+          </w:p>
+        </w:tc>
+        <w:tc>
+          <w:tcPr>
+            <w:tcW w:w="1560" w:type="dxa"/>
+            <w:tcBorders/>
+          </w:tcPr>
+          <w:p>
+            <w:pPr>
+              <w:pStyle w:val="Normal"/>
+              <w:widowControl w:val="false"/>
+              <w:spacing w:lineRule="auto" w:line="276" w:before="0" w:after="120"/>
+              <w:rPr/>
+            </w:pPr>
+            <w:r>
+              <w:rPr>
+                <w:b/>
+                <w:rFonts w:eastAsia="Times New Roman" w:cs="Times New Roman"/>
+                <w:sz w:val="19"/>
+              </w:rPr>
+              <w:t>0,165</w:t>
+            </w:r>
+          </w:p>
+        </w:tc>
+        <w:tc>
+          <w:tcPr>
+            <w:tcW w:w="1560" w:type="dxa"/>
+            <w:tcBorders/>
+          </w:tcPr>
+          <w:p>
+            <w:pPr>
+              <w:pStyle w:val="Normal"/>
+              <w:widowControl w:val="false"/>
+              <w:spacing w:lineRule="auto" w:line="276" w:before="0" w:after="120"/>
+              <w:rPr/>
+            </w:pPr>
+            <w:r>
+              <w:rPr>
+                <w:rFonts w:eastAsia="Times New Roman" w:cs="Times New Roman"/>
+                <w:sz w:val="19"/>
+              </w:rPr>
+              <w:t>0,231</w:t>
+            </w:r>
+          </w:p>
+        </w:tc>
+      </w:tr>
+      <w:tr>
+        <w:trPr/>
+        <w:tc>
+          <w:tcPr>
+            <w:tcW w:w="3120" w:type="dxa"/>
+            <w:tcBorders/>
+          </w:tcPr>
+          <w:p>
+            <w:pPr>
+              <w:pStyle w:val="Normal"/>
+              <w:widowControl w:val="false"/>
+              <w:spacing w:lineRule="auto" w:line="276" w:before="0" w:after="120"/>
+              <w:rPr/>
+            </w:pPr>
+            <w:r>
+              <w:rPr>
+                <w:rFonts w:eastAsia="Times New Roman" w:cs="Times New Roman"/>
+                <w:sz w:val="19"/>
+              </w:rPr>
+              <w:t>Wavelet discreta (DWT)</w:t>
+            </w:r>
+          </w:p>
+        </w:tc>
+        <w:tc>
+          <w:tcPr>
+            <w:tcW w:w="1560" w:type="dxa"/>
+            <w:tcBorders/>
+          </w:tcPr>
+          <w:p>
+            <w:pPr>
+              <w:pStyle w:val="Normal"/>
+              <w:widowControl w:val="false"/>
+              <w:spacing w:lineRule="auto" w:line="276" w:before="0" w:after="120"/>
+              <w:rPr/>
+            </w:pPr>
+            <w:r>
+              <w:rPr>
+                <w:rFonts w:eastAsia="Times New Roman" w:cs="Times New Roman"/>
+                <w:sz w:val="19"/>
+              </w:rPr>
+              <w:t>0,165</w:t>
+            </w:r>
+          </w:p>
+        </w:tc>
+        <w:tc>
+          <w:tcPr>
+            <w:tcW w:w="1560" w:type="dxa"/>
+            <w:tcBorders/>
+          </w:tcPr>
+          <w:p>
+            <w:pPr>
+              <w:pStyle w:val="Normal"/>
+              <w:widowControl w:val="false"/>
+              <w:spacing w:lineRule="auto" w:line="276" w:before="0" w:after="120"/>
+              <w:rPr/>
+            </w:pPr>
+            <w:r>
+              <w:rPr>
+                <w:rFonts w:eastAsia="Times New Roman" w:cs="Times New Roman"/>
+                <w:sz w:val="19"/>
+              </w:rPr>
+              <w:t>0,110</w:t>
+            </w:r>
+          </w:p>
+        </w:tc>
+        <w:tc>
+          <w:tcPr>
+            <w:tcW w:w="1560" w:type="dxa"/>
+            <w:tcBorders/>
+          </w:tcPr>
+          <w:p>
+            <w:pPr>
+              <w:pStyle w:val="Normal"/>
+              <w:widowControl w:val="false"/>
+              <w:spacing w:lineRule="auto" w:line="276" w:before="0" w:after="120"/>
+              <w:rPr/>
+            </w:pPr>
+            <w:r>
+              <w:rPr>
+                <w:rFonts w:eastAsia="Times New Roman" w:cs="Times New Roman"/>
+                <w:sz w:val="19"/>
+              </w:rPr>
+              <w:t>0,137</w:t>
+            </w:r>
+          </w:p>
+        </w:tc>
+        <w:tc>
+          <w:tcPr>
+            <w:tcW w:w="1560" w:type="dxa"/>
+            <w:tcBorders/>
+          </w:tcPr>
+          <w:p>
+            <w:pPr>
+              <w:pStyle w:val="Normal"/>
+              <w:widowControl w:val="false"/>
+              <w:spacing w:lineRule="auto" w:line="276" w:before="0" w:after="120"/>
+              <w:rPr/>
+            </w:pPr>
+            <w:r>
+              <w:rPr>
+                <w:rFonts w:eastAsia="Times New Roman" w:cs="Times New Roman"/>
+                <w:sz w:val="19"/>
+              </w:rPr>
+              <w:t>0,228</w:t>
+            </w:r>
+          </w:p>
+        </w:tc>
+      </w:tr>
+      <w:tr>
+        <w:trPr/>
+        <w:tc>
+          <w:tcPr>
+            <w:tcW w:w="3120" w:type="dxa"/>
+            <w:tcBorders/>
+          </w:tcPr>
+          <w:p>
+            <w:pPr>
+              <w:pStyle w:val="Normal"/>
+              <w:widowControl w:val="false"/>
+              <w:spacing w:lineRule="auto" w:line="276" w:before="0" w:after="120"/>
+              <w:rPr/>
+            </w:pPr>
+            <w:r>
+              <w:rPr>
+                <w:rFonts w:eastAsia="Times New Roman" w:cs="Times New Roman"/>
+                <w:sz w:val="19"/>
+              </w:rPr>
+              <w:t>Dual-Tree Complex Wavelet (DTCWT)</w:t>
+            </w:r>
+          </w:p>
+        </w:tc>
+        <w:tc>
+          <w:tcPr>
+            <w:tcW w:w="1560" w:type="dxa"/>
+            <w:tcBorders/>
+          </w:tcPr>
+          <w:p>
+            <w:pPr>
+              <w:pStyle w:val="Normal"/>
+              <w:widowControl w:val="false"/>
+              <w:spacing w:lineRule="auto" w:line="276" w:before="0" w:after="120"/>
+              <w:rPr/>
+            </w:pPr>
+            <w:r>
+              <w:rPr>
+                <w:rFonts w:eastAsia="Times New Roman" w:cs="Times New Roman"/>
+                <w:sz w:val="19"/>
+              </w:rPr>
+              <w:t>0,159</w:t>
+            </w:r>
+          </w:p>
+        </w:tc>
+        <w:tc>
+          <w:tcPr>
+            <w:tcW w:w="1560" w:type="dxa"/>
+            <w:tcBorders/>
+          </w:tcPr>
+          <w:p>
+            <w:pPr>
+              <w:pStyle w:val="Normal"/>
+              <w:widowControl w:val="false"/>
+              <w:spacing w:lineRule="auto" w:line="276" w:before="0" w:after="120"/>
+              <w:rPr/>
+            </w:pPr>
+            <w:r>
+              <w:rPr>
+                <w:rFonts w:eastAsia="Times New Roman" w:cs="Times New Roman"/>
+                <w:sz w:val="19"/>
+              </w:rPr>
+              <w:t>0,114</w:t>
+            </w:r>
+          </w:p>
+        </w:tc>
+        <w:tc>
+          <w:tcPr>
+            <w:tcW w:w="1560" w:type="dxa"/>
+            <w:tcBorders/>
+          </w:tcPr>
+          <w:p>
+            <w:pPr>
+              <w:pStyle w:val="Normal"/>
+              <w:widowControl w:val="false"/>
+              <w:spacing w:lineRule="auto" w:line="276" w:before="0" w:after="120"/>
+              <w:rPr/>
+            </w:pPr>
+            <w:r>
+              <w:rPr>
+                <w:rFonts w:eastAsia="Times New Roman" w:cs="Times New Roman"/>
+                <w:sz w:val="19"/>
+              </w:rPr>
+              <w:t>0,137</w:t>
+            </w:r>
+          </w:p>
+        </w:tc>
+        <w:tc>
+          <w:tcPr>
+            <w:tcW w:w="1560" w:type="dxa"/>
+            <w:tcBorders/>
+          </w:tcPr>
+          <w:p>
+            <w:pPr>
+              <w:pStyle w:val="Normal"/>
+              <w:widowControl w:val="false"/>
+              <w:spacing w:lineRule="auto" w:line="276" w:before="0" w:after="120"/>
+              <w:rPr/>
+            </w:pPr>
+            <w:r>
+              <w:rPr>
+                <w:rFonts w:eastAsia="Times New Roman" w:cs="Times New Roman"/>
+                <w:sz w:val="19"/>
+              </w:rPr>
+              <w:t>0,229</w:t>
+            </w:r>
+          </w:p>
+        </w:tc>
+      </w:tr>
+      <w:tr>
+        <w:trPr/>
+        <w:tc>
+          <w:tcPr>
+            <w:tcW w:w="3120" w:type="dxa"/>
+            <w:tcBorders/>
+          </w:tcPr>
+          <w:p>
+            <w:pPr>
+              <w:pStyle w:val="Normal"/>
+              <w:widowControl w:val="false"/>
+              <w:spacing w:lineRule="auto" w:line="276" w:before="0" w:after="120"/>
+              <w:rPr/>
+            </w:pPr>
+            <w:r>
+              <w:rPr>
+                <w:rFonts w:eastAsia="Times New Roman" w:cs="Times New Roman"/>
+                <w:sz w:val="19"/>
+              </w:rPr>
+              <w:t>Curvelet (CVT)</w:t>
+            </w:r>
+          </w:p>
+        </w:tc>
+        <w:tc>
+          <w:tcPr>
+            <w:tcW w:w="1560" w:type="dxa"/>
+            <w:tcBorders/>
+          </w:tcPr>
+          <w:p>
+            <w:pPr>
+              <w:pStyle w:val="Normal"/>
+              <w:widowControl w:val="false"/>
+              <w:spacing w:lineRule="auto" w:line="276" w:before="0" w:after="120"/>
+              <w:rPr/>
+            </w:pPr>
+            <w:r>
+              <w:rPr>
+                <w:rFonts w:eastAsia="Times New Roman" w:cs="Times New Roman"/>
+                <w:sz w:val="19"/>
+              </w:rPr>
+              <w:t>0,167</w:t>
+            </w:r>
+          </w:p>
+        </w:tc>
+        <w:tc>
+          <w:tcPr>
+            <w:tcW w:w="1560" w:type="dxa"/>
+            <w:tcBorders/>
+          </w:tcPr>
+          <w:p>
+            <w:pPr>
+              <w:pStyle w:val="Normal"/>
+              <w:widowControl w:val="false"/>
+              <w:spacing w:lineRule="auto" w:line="276" w:before="0" w:after="120"/>
+              <w:rPr/>
+            </w:pPr>
+            <w:r>
+              <w:rPr>
+                <w:rFonts w:eastAsia="Times New Roman" w:cs="Times New Roman"/>
+                <w:sz w:val="19"/>
+              </w:rPr>
+              <w:t>0,100</w:t>
+            </w:r>
+          </w:p>
+        </w:tc>
+        <w:tc>
+          <w:tcPr>
+            <w:tcW w:w="1560" w:type="dxa"/>
+            <w:tcBorders/>
+          </w:tcPr>
+          <w:p>
+            <w:pPr>
+              <w:pStyle w:val="Normal"/>
+              <w:widowControl w:val="false"/>
+              <w:spacing w:lineRule="auto" w:line="276" w:before="0" w:after="120"/>
+              <w:rPr/>
+            </w:pPr>
+            <w:r>
+              <w:rPr>
+                <w:rFonts w:eastAsia="Times New Roman" w:cs="Times New Roman"/>
+                <w:sz w:val="19"/>
+              </w:rPr>
+              <w:t>0,133</w:t>
+            </w:r>
+          </w:p>
+        </w:tc>
+        <w:tc>
+          <w:tcPr>
+            <w:tcW w:w="1560" w:type="dxa"/>
+            <w:tcBorders/>
+          </w:tcPr>
+          <w:p>
+            <w:pPr>
+              <w:pStyle w:val="Normal"/>
+              <w:widowControl w:val="false"/>
+              <w:spacing w:lineRule="auto" w:line="276" w:before="0" w:after="120"/>
+              <w:rPr/>
+            </w:pPr>
+            <w:r>
+              <w:rPr>
+                <w:rFonts w:eastAsia="Times New Roman" w:cs="Times New Roman"/>
+                <w:sz w:val="19"/>
+              </w:rPr>
+              <w:t>0,228</w:t>
+            </w:r>
+          </w:p>
+        </w:tc>
+      </w:tr>
+      <w:tr>
+        <w:trPr/>
+        <w:tc>
+          <w:tcPr>
+            <w:tcW w:w="3120" w:type="dxa"/>
+            <w:tcBorders/>
+          </w:tcPr>
+          <w:p>
+            <w:pPr>
+              <w:pStyle w:val="Normal"/>
+              <w:widowControl w:val="false"/>
+              <w:spacing w:lineRule="auto" w:line="276" w:before="0" w:after="120"/>
+              <w:rPr/>
+            </w:pPr>
+            <w:r>
+              <w:rPr>
+                <w:rFonts w:eastAsia="Times New Roman" w:cs="Times New Roman"/>
+                <w:sz w:val="19"/>
+              </w:rPr>
+              <w:t>Top-Hat clásico (r = 5; m = 1)</w:t>
+            </w:r>
+          </w:p>
+        </w:tc>
+        <w:tc>
+          <w:tcPr>
+            <w:tcW w:w="1560" w:type="dxa"/>
+            <w:tcBorders/>
+          </w:tcPr>
+          <w:p>
+            <w:pPr>
+              <w:pStyle w:val="Normal"/>
+              <w:widowControl w:val="false"/>
+              <w:spacing w:lineRule="auto" w:line="276" w:before="0" w:after="120"/>
+              <w:rPr/>
+            </w:pPr>
+            <w:r>
+              <w:rPr>
+                <w:rFonts w:eastAsia="Times New Roman" w:cs="Times New Roman"/>
+                <w:sz w:val="19"/>
+              </w:rPr>
+              <w:t>0,125</w:t>
+            </w:r>
+          </w:p>
+        </w:tc>
+        <w:tc>
+          <w:tcPr>
+            <w:tcW w:w="1560" w:type="dxa"/>
+            <w:tcBorders/>
+          </w:tcPr>
+          <w:p>
+            <w:pPr>
+              <w:pStyle w:val="Normal"/>
+              <w:widowControl w:val="false"/>
+              <w:spacing w:lineRule="auto" w:line="276" w:before="0" w:after="120"/>
+              <w:rPr/>
+            </w:pPr>
+            <w:r>
+              <w:rPr>
+                <w:rFonts w:eastAsia="Times New Roman" w:cs="Times New Roman"/>
+                <w:sz w:val="19"/>
+              </w:rPr>
+              <w:t>0,054</w:t>
+            </w:r>
+          </w:p>
+        </w:tc>
+        <w:tc>
+          <w:tcPr>
+            <w:tcW w:w="1560" w:type="dxa"/>
+            <w:tcBorders/>
+          </w:tcPr>
+          <w:p>
+            <w:pPr>
+              <w:pStyle w:val="Normal"/>
+              <w:widowControl w:val="false"/>
+              <w:spacing w:lineRule="auto" w:line="276" w:before="0" w:after="120"/>
+              <w:rPr/>
+            </w:pPr>
+            <w:r>
+              <w:rPr>
+                <w:rFonts w:eastAsia="Times New Roman" w:cs="Times New Roman"/>
+                <w:sz w:val="19"/>
+              </w:rPr>
+              <w:t>0,090</w:t>
+            </w:r>
+          </w:p>
+        </w:tc>
+        <w:tc>
+          <w:tcPr>
+            <w:tcW w:w="1560" w:type="dxa"/>
+            <w:tcBorders/>
+          </w:tcPr>
+          <w:p>
+            <w:pPr>
+              <w:pStyle w:val="Normal"/>
+              <w:widowControl w:val="false"/>
+              <w:spacing w:lineRule="auto" w:line="276" w:before="0" w:after="120"/>
+              <w:rPr/>
+            </w:pPr>
+            <w:r>
+              <w:rPr>
+                <w:rFonts w:eastAsia="Times New Roman" w:cs="Times New Roman"/>
+                <w:sz w:val="19"/>
+              </w:rPr>
+              <w:t>0,198</w:t>
+            </w:r>
+          </w:p>
+        </w:tc>
+      </w:tr>
+      <w:tr>
+        <w:trPr/>
+        <w:tc>
+          <w:tcPr>
+            <w:tcW w:w="3120" w:type="dxa"/>
+            <w:tcBorders/>
+          </w:tcPr>
+          <w:p>
+            <w:pPr>
+              <w:pStyle w:val="Normal"/>
+              <w:widowControl w:val="false"/>
+              <w:spacing w:lineRule="auto" w:line="276" w:before="0" w:after="120"/>
+              <w:rPr/>
+            </w:pPr>
+            <w:r>
+              <w:rPr>
+                <w:rFonts w:eastAsia="Times New Roman" w:cs="Times New Roman"/>
+                <w:sz w:val="19"/>
+              </w:rPr>
+              <w:t>PSO del trabajo de referencia (clásico + Fo)</w:t>
+            </w:r>
+          </w:p>
+        </w:tc>
+        <w:tc>
+          <w:tcPr>
+            <w:tcW w:w="1560" w:type="dxa"/>
+            <w:tcBorders/>
+          </w:tcPr>
+          <w:p>
+            <w:pPr>
+              <w:pStyle w:val="Normal"/>
+              <w:widowControl w:val="false"/>
+              <w:spacing w:lineRule="auto" w:line="276" w:before="0" w:after="120"/>
+              <w:rPr/>
+            </w:pPr>
+            <w:r>
+              <w:rPr>
+                <w:rFonts w:eastAsia="Times New Roman" w:cs="Times New Roman"/>
+                <w:sz w:val="19"/>
+              </w:rPr>
+              <w:t>0,174</w:t>
+            </w:r>
+          </w:p>
+        </w:tc>
+        <w:tc>
+          <w:tcPr>
+            <w:tcW w:w="1560" w:type="dxa"/>
+            <w:tcBorders/>
+          </w:tcPr>
+          <w:p>
+            <w:pPr>
+              <w:pStyle w:val="Normal"/>
+              <w:widowControl w:val="false"/>
+              <w:spacing w:lineRule="auto" w:line="276" w:before="0" w:after="120"/>
+              <w:rPr/>
+            </w:pPr>
+            <w:r>
+              <w:rPr>
+                <w:rFonts w:eastAsia="Times New Roman" w:cs="Times New Roman"/>
+                <w:sz w:val="19"/>
+              </w:rPr>
+              <w:t>0,118</w:t>
+            </w:r>
+          </w:p>
+        </w:tc>
+        <w:tc>
+          <w:tcPr>
+            <w:tcW w:w="1560" w:type="dxa"/>
+            <w:tcBorders/>
+          </w:tcPr>
+          <w:p>
+            <w:pPr>
+              <w:pStyle w:val="Normal"/>
+              <w:widowControl w:val="false"/>
+              <w:spacing w:lineRule="auto" w:line="276" w:before="0" w:after="120"/>
+              <w:rPr/>
+            </w:pPr>
+            <w:r>
+              <w:rPr>
+                <w:rFonts w:eastAsia="Times New Roman" w:cs="Times New Roman"/>
+                <w:sz w:val="19"/>
+              </w:rPr>
+              <w:t>0,146</w:t>
+            </w:r>
+          </w:p>
+        </w:tc>
+        <w:tc>
+          <w:tcPr>
+            <w:tcW w:w="1560" w:type="dxa"/>
+            <w:tcBorders/>
+          </w:tcPr>
+          <w:p>
+            <w:pPr>
+              <w:pStyle w:val="Normal"/>
+              <w:widowControl w:val="false"/>
+              <w:spacing w:lineRule="auto" w:line="276" w:before="0" w:after="120"/>
+              <w:rPr/>
+            </w:pPr>
+            <w:r>
+              <w:rPr>
+                <w:rFonts w:eastAsia="Times New Roman" w:cs="Times New Roman"/>
+                <w:sz w:val="19"/>
+              </w:rPr>
+              <w:t>0,229</w:t>
+            </w:r>
+          </w:p>
+        </w:tc>
+      </w:tr>
+      <w:tr>
+        <w:trPr/>
+        <w:tc>
+          <w:tcPr>
+            <w:tcW w:w="3120" w:type="dxa"/>
+            <w:tcBorders/>
+          </w:tcPr>
+          <w:p>
+            <w:pPr>
+              <w:pStyle w:val="Normal"/>
+              <w:widowControl w:val="false"/>
+              <w:spacing w:lineRule="auto" w:line="276" w:before="0" w:after="120"/>
+              <w:rPr/>
+            </w:pPr>
+            <w:r>
+              <w:rPr>
+                <w:rFonts w:eastAsia="Times New Roman" w:cs="Times New Roman"/>
+                <w:sz w:val="19"/>
+              </w:rPr>
+              <w:t>Propuesta + Fo (r = 1; m = 0,30)</w:t>
+            </w:r>
+          </w:p>
+        </w:tc>
+        <w:tc>
+          <w:tcPr>
+            <w:tcW w:w="1560" w:type="dxa"/>
+            <w:tcBorders/>
+          </w:tcPr>
+          <w:p>
+            <w:pPr>
+              <w:pStyle w:val="Normal"/>
+              <w:widowControl w:val="false"/>
+              <w:spacing w:lineRule="auto" w:line="276" w:before="0" w:after="120"/>
+              <w:rPr/>
+            </w:pPr>
+            <w:r>
+              <w:rPr>
+                <w:rFonts w:eastAsia="Times New Roman" w:cs="Times New Roman"/>
+                <w:sz w:val="19"/>
+              </w:rPr>
+              <w:t>0,200</w:t>
+            </w:r>
+          </w:p>
+        </w:tc>
+        <w:tc>
+          <w:tcPr>
+            <w:tcW w:w="1560" w:type="dxa"/>
+            <w:tcBorders/>
+          </w:tcPr>
+          <w:p>
+            <w:pPr>
+              <w:pStyle w:val="Normal"/>
+              <w:widowControl w:val="false"/>
+              <w:spacing w:lineRule="auto" w:line="276" w:before="0" w:after="120"/>
+              <w:rPr/>
+            </w:pPr>
+            <w:r>
+              <w:rPr>
+                <w:rFonts w:eastAsia="Times New Roman" w:cs="Times New Roman"/>
+                <w:sz w:val="19"/>
+              </w:rPr>
+              <w:t>0,110</w:t>
+            </w:r>
+          </w:p>
+        </w:tc>
+        <w:tc>
+          <w:tcPr>
+            <w:tcW w:w="1560" w:type="dxa"/>
+            <w:tcBorders/>
+          </w:tcPr>
+          <w:p>
+            <w:pPr>
+              <w:pStyle w:val="Normal"/>
+              <w:widowControl w:val="false"/>
+              <w:spacing w:lineRule="auto" w:line="276" w:before="0" w:after="120"/>
+              <w:rPr/>
+            </w:pPr>
+            <w:r>
+              <w:rPr>
+                <w:rFonts w:eastAsia="Times New Roman" w:cs="Times New Roman"/>
+                <w:sz w:val="19"/>
+              </w:rPr>
+              <w:t>0,155</w:t>
+            </w:r>
+          </w:p>
+        </w:tc>
+        <w:tc>
+          <w:tcPr>
+            <w:tcW w:w="1560" w:type="dxa"/>
+            <w:tcBorders/>
+          </w:tcPr>
+          <w:p>
+            <w:pPr>
+              <w:pStyle w:val="Normal"/>
+              <w:widowControl w:val="false"/>
+              <w:spacing w:lineRule="auto" w:line="276" w:before="0" w:after="120"/>
+              <w:rPr/>
+            </w:pPr>
+            <w:r>
+              <w:rPr>
+                <w:rFonts w:eastAsia="Times New Roman" w:cs="Times New Roman"/>
+                <w:sz w:val="19"/>
+              </w:rPr>
+              <w:t>0,238</w:t>
+            </w:r>
+          </w:p>
+        </w:tc>
+      </w:tr>
+      <w:tr>
+        <w:trPr/>
+        <w:tc>
+          <w:tcPr>
+            <w:tcW w:w="3120" w:type="dxa"/>
+            <w:tcBorders/>
+          </w:tcPr>
+          <w:p>
+            <w:pPr>
+              <w:pStyle w:val="Normal"/>
+              <w:widowControl w:val="false"/>
+              <w:spacing w:lineRule="auto" w:line="276" w:before="0" w:after="120"/>
+              <w:rPr/>
+            </w:pPr>
+            <w:r>
+              <w:rPr>
+                <w:b/>
+                <w:rFonts w:eastAsia="Times New Roman" w:cs="Times New Roman"/>
+                <w:sz w:val="19"/>
+              </w:rPr>
+              <w:t>Propuesta + F_apt (r = 25; m = 0,070)</w:t>
+            </w:r>
+          </w:p>
+        </w:tc>
+        <w:tc>
+          <w:tcPr>
+            <w:tcW w:w="1560" w:type="dxa"/>
+            <w:tcBorders/>
+          </w:tcPr>
+          <w:p>
+            <w:pPr>
+              <w:pStyle w:val="Normal"/>
+              <w:widowControl w:val="false"/>
+              <w:spacing w:lineRule="auto" w:line="276" w:before="0" w:after="120"/>
+              <w:rPr/>
+            </w:pPr>
+            <w:r>
+              <w:rPr>
+                <w:rFonts w:eastAsia="Times New Roman" w:cs="Times New Roman"/>
+                <w:sz w:val="19"/>
+              </w:rPr>
+              <w:t>0,207</w:t>
+            </w:r>
+          </w:p>
+        </w:tc>
+        <w:tc>
+          <w:tcPr>
+            <w:tcW w:w="1560" w:type="dxa"/>
+            <w:tcBorders/>
+          </w:tcPr>
+          <w:p>
+            <w:pPr>
+              <w:pStyle w:val="Normal"/>
+              <w:widowControl w:val="false"/>
+              <w:spacing w:lineRule="auto" w:line="276" w:before="0" w:after="120"/>
+              <w:rPr/>
+            </w:pPr>
+            <w:r>
+              <w:rPr>
+                <w:rFonts w:eastAsia="Times New Roman" w:cs="Times New Roman"/>
+                <w:sz w:val="19"/>
+              </w:rPr>
+              <w:t>0,117</w:t>
+            </w:r>
+          </w:p>
+        </w:tc>
+        <w:tc>
+          <w:tcPr>
+            <w:tcW w:w="1560" w:type="dxa"/>
+            <w:tcBorders/>
+          </w:tcPr>
+          <w:p>
+            <w:pPr>
+              <w:pStyle w:val="Normal"/>
+              <w:widowControl w:val="false"/>
+              <w:spacing w:lineRule="auto" w:line="276" w:before="0" w:after="120"/>
+              <w:rPr/>
+            </w:pPr>
+            <w:r>
+              <w:rPr>
+                <w:rFonts w:eastAsia="Times New Roman" w:cs="Times New Roman"/>
+                <w:sz w:val="19"/>
+              </w:rPr>
+              <w:t>0,162</w:t>
+            </w:r>
+          </w:p>
+        </w:tc>
+        <w:tc>
+          <w:tcPr>
+            <w:tcW w:w="1560" w:type="dxa"/>
+            <w:tcBorders/>
+          </w:tcPr>
+          <w:p>
+            <w:pPr>
+              <w:pStyle w:val="Normal"/>
+              <w:widowControl w:val="false"/>
+              <w:spacing w:lineRule="auto" w:line="276" w:before="0" w:after="120"/>
+              <w:rPr/>
+            </w:pPr>
+            <w:r>
+              <w:rPr>
+                <w:rFonts w:eastAsia="Times New Roman" w:cs="Times New Roman"/>
+                <w:sz w:val="19"/>
+              </w:rPr>
+              <w:t>0,239</w:t>
+            </w:r>
+          </w:p>
+        </w:tc>
+      </w:tr>
+    </w:tbl>
+    <w:p>
+      <w:pPr>
+        <w:pStyle w:val="Normal"/>
+        <w:spacing w:lineRule="auto" w:line="360"/>
+        <w:ind w:firstLine="709"/>
+        <w:jc w:val="both"/>
+        <w:rPr/>
+      </w:pPr>
+      <w:r>
+        <w:rPr>
+          <w:iCs/>
+          <w:rFonts w:eastAsia="Times New Roman" w:cs="Times New Roman"/>
+        </w:rPr>
+        <w:t xml:space="preserve">La Tabla 13 confirma la complementariedad de forma extrema: el infrarrojo domina en personas (AP@0,5 = 0,220) pero es prácticamente ciego a las luces (0,018), y el visible presenta el patrón espejo (0,178 y 0,135). Las mejores fusiones superan en el promedio del par a ambas modalidades individuales —algo que ninguna logra por separado—, con la Propuesta Novedosa como la mejor fusión del estudio tanto en mAP global (0,239) como en personas (0,207, cerca del infrarrojo puro), manteniendo las luces cerca del visible; el óptimo de F_apt supera además al de Fo en las dos clases clave. El visible solo conserva el mejor mAP global de seis clases (0,245) por la abundancia de vehículos diurnos, y los valores absolutos son moderados (subconjunto de 500 imágenes y modelo nano): el experimento no busca récords, sino aislar el escenario donde la fusión es insustituible —detectar en una sola imagen objetos que cada modalidad pierde por separado—.</w:t>
       </w:r>
     </w:p>
     <w:p>
@@ -32064,8 +33468,8 @@
             </w:pPr>
             <w:r>
               <w:rPr>
-                <w:rFonts w:eastAsia="Times New Roman" w:cs="Times New Roman"/>
                 <w:b/>
+                <w:rFonts w:eastAsia="Times New Roman" w:cs="Times New Roman"/>
                 <w:sz w:val="19"/>
               </w:rPr>
               <w:t>Propuesta + F_apt (r = 25; m = 0,070)</w:t>
@@ -32087,7 +33491,6 @@
             <w:r>
               <w:rPr>
                 <w:rFonts w:eastAsia="Times New Roman" w:cs="Times New Roman"/>
-                <w:b/>
                 <w:sz w:val="19"/>
               </w:rPr>
               <w:t>0,500</w:t>
@@ -32108,8 +33511,8 @@
             </w:pPr>
             <w:r>
               <w:rPr>
-                <w:rFonts w:eastAsia="Times New Roman" w:cs="Times New Roman"/>
                 <w:b/>
+                <w:rFonts w:eastAsia="Times New Roman" w:cs="Times New Roman"/>
                 <w:sz w:val="19"/>
               </w:rPr>
               <w:t>0,041</w:t>
@@ -32130,8 +33533,8 @@
             </w:pPr>
             <w:r>
               <w:rPr>
-                <w:rFonts w:eastAsia="Times New Roman" w:cs="Times New Roman"/>
                 <w:b/>
+                <w:rFonts w:eastAsia="Times New Roman" w:cs="Times New Roman"/>
                 <w:sz w:val="19"/>
               </w:rPr>
               <w:t>0,782</w:t>
@@ -32153,7 +33556,6 @@
             <w:r>
               <w:rPr>
                 <w:rFonts w:eastAsia="Times New Roman" w:cs="Times New Roman"/>
-                <w:b/>
                 <w:sz w:val="19"/>
               </w:rPr>
               <w:t>1,450</w:t>
@@ -32175,7 +33577,6 @@
             <w:r>
               <w:rPr>
                 <w:rFonts w:eastAsia="Times New Roman" w:cs="Times New Roman"/>
-                <w:b/>
                 <w:sz w:val="19"/>
               </w:rPr>
               <w:t>0,368</w:t>
@@ -32200,7 +33601,6 @@
             <w:r>
               <w:rPr>
                 <w:rFonts w:eastAsia="Times New Roman" w:cs="Times New Roman"/>
-                <w:b/>
                 <w:sz w:val="19"/>
               </w:rPr>
               <w:t>Top-Hat clásico + Fo (r = 25; m = 0,30)</w:t>
@@ -32221,8 +33621,8 @@
             </w:pPr>
             <w:r>
               <w:rPr>
-                <w:rFonts w:eastAsia="Times New Roman" w:cs="Times New Roman"/>
                 <w:b/>
+                <w:rFonts w:eastAsia="Times New Roman" w:cs="Times New Roman"/>
                 <w:sz w:val="19"/>
               </w:rPr>
               <w:t>0,534</w:t>
@@ -32244,7 +33644,6 @@
             <w:r>
               <w:rPr>
                 <w:rFonts w:eastAsia="Times New Roman" w:cs="Times New Roman"/>
-                <w:b/>
                 <w:sz w:val="19"/>
               </w:rPr>
               <w:t>0,184</w:t>
@@ -32266,7 +33665,6 @@
             <w:r>
               <w:rPr>
                 <w:rFonts w:eastAsia="Times New Roman" w:cs="Times New Roman"/>
-                <w:b/>
                 <w:sz w:val="19"/>
               </w:rPr>
               <w:t>0,745</w:t>
@@ -32287,8 +33685,8 @@
             </w:pPr>
             <w:r>
               <w:rPr>
-                <w:rFonts w:eastAsia="Times New Roman" w:cs="Times New Roman"/>
                 <w:b/>
+                <w:rFonts w:eastAsia="Times New Roman" w:cs="Times New Roman"/>
                 <w:sz w:val="19"/>
               </w:rPr>
               <w:t>1,504</w:t>
@@ -32309,8 +33707,8 @@
             </w:pPr>
             <w:r>
               <w:rPr>
-                <w:rFonts w:eastAsia="Times New Roman" w:cs="Times New Roman"/>
                 <w:b/>
+                <w:rFonts w:eastAsia="Times New Roman" w:cs="Times New Roman"/>
                 <w:sz w:val="19"/>
               </w:rPr>
               <w:t>0,395</w:t>
@@ -32335,7 +33733,6 @@
             <w:r>
               <w:rPr>
                 <w:rFonts w:eastAsia="Times New Roman" w:cs="Times New Roman"/>
-                <w:b/>
                 <w:sz w:val="19"/>
               </w:rPr>
               <w:t>Propuesta + Fo (r = 1; m = 0,30)</w:t>
@@ -32357,7 +33754,6 @@
             <w:r>
               <w:rPr>
                 <w:rFonts w:eastAsia="Times New Roman" w:cs="Times New Roman"/>
-                <w:b/>
                 <w:sz w:val="19"/>
               </w:rPr>
               <w:t>0,448</w:t>
@@ -32379,7 +33775,6 @@
             <w:r>
               <w:rPr>
                 <w:rFonts w:eastAsia="Times New Roman" w:cs="Times New Roman"/>
-                <w:b/>
                 <w:sz w:val="19"/>
               </w:rPr>
               <w:t>0,121</w:t>
@@ -32401,7 +33796,6 @@
             <w:r>
               <w:rPr>
                 <w:rFonts w:eastAsia="Times New Roman" w:cs="Times New Roman"/>
-                <w:b/>
                 <w:sz w:val="19"/>
               </w:rPr>
               <w:t>0,761</w:t>
@@ -32423,7 +33817,6 @@
             <w:r>
               <w:rPr>
                 <w:rFonts w:eastAsia="Times New Roman" w:cs="Times New Roman"/>
-                <w:b/>
                 <w:sz w:val="19"/>
               </w:rPr>
               <w:t>1,353</w:t>
@@ -32445,7 +33838,6 @@
             <w:r>
               <w:rPr>
                 <w:rFonts w:eastAsia="Times New Roman" w:cs="Times New Roman"/>
-                <w:b/>
                 <w:sz w:val="19"/>
               </w:rPr>
               <w:t>0,322</w:t>
@@ -32470,7 +33862,6 @@
             <w:r>
               <w:rPr>
                 <w:rFonts w:eastAsia="Times New Roman" w:cs="Times New Roman"/>
-                <w:b/>
                 <w:sz w:val="19"/>
               </w:rPr>
               <w:t>Top-Hat clásico manual (r = 5; m = 1)</w:t>
@@ -32492,7 +33883,6 @@
             <w:r>
               <w:rPr>
                 <w:rFonts w:eastAsia="Times New Roman" w:cs="Times New Roman"/>
-                <w:b/>
                 <w:sz w:val="19"/>
               </w:rPr>
               <w:t>0,305</w:t>
@@ -32514,7 +33904,6 @@
             <w:r>
               <w:rPr>
                 <w:rFonts w:eastAsia="Times New Roman" w:cs="Times New Roman"/>
-                <w:b/>
                 <w:sz w:val="19"/>
               </w:rPr>
               <w:t>0,585</w:t>
@@ -32536,7 +33925,6 @@
             <w:r>
               <w:rPr>
                 <w:rFonts w:eastAsia="Times New Roman" w:cs="Times New Roman"/>
-                <w:b/>
                 <w:sz w:val="19"/>
               </w:rPr>
               <w:t>0,578</w:t>
@@ -32558,7 +33946,6 @@
             <w:r>
               <w:rPr>
                 <w:rFonts w:eastAsia="Times New Roman" w:cs="Times New Roman"/>
-                <w:b/>
                 <w:sz w:val="19"/>
               </w:rPr>
               <w:t>1,360</w:t>
@@ -32580,7 +33967,6 @@
             <w:r>
               <w:rPr>
                 <w:rFonts w:eastAsia="Times New Roman" w:cs="Times New Roman"/>
-                <w:b/>
                 <w:sz w:val="19"/>
               </w:rPr>
               <w:t>0,334</w:t>
@@ -32636,7 +34022,7 @@
         <w:rPr>
           <w:rFonts w:eastAsia="Times New Roman" w:cs="Times New Roman"/>
         </w:rPr>
-        <w:t xml:space="preserve">Los hallazgos cuantitativos pueden sintetizarse en cinco observaciones. Primero, la Propuesta Novedosa (r = 25, m = 0,070) exhibe el mejor perfil de calidad del benchmark: la menor tasa de artefactos (Nabf = 0,041, 2,7 veces menos que el mejor rival) y la mayor similitud estructural (SSIM = 0,782), quedando segunda en preservación de bordes (Qabf = 0,500), correlación (SCD = 1,450) y fidelidad visual (VIF = 0,368), a milésimas del líder de cada métrica, a costa de ceder contraste (SD, EN, SF). Segundo, no existe un método universalmente dominante: DTCWT lidera la preservación de bordes por una milésima, RP la correlación de diferencias y la pirámide de Laplace el contraste y la fidelidad perceptual (VIF); son óptimos de criterios distintos y complementarios. Tercero, la metodología clásica de la transformada Top-Hat evidencia el aporte de la propuesta: gana únicamente en las métricas de actividad bruta (EN, MG, SF) al costo del mayor nivel de artefactos del estudio (Nabf = 0,585) y la peor similitud estructural (SSIM = 0,578); la diferencia entre ambas aísla la contribución del banco disco + líneas y del ajuste (r, m) por PSO. Cuarto, las métricas de actividad e información premian el realce agresivo y deben reportarse junto a las de preservación de bordes y artefactos, pues por sí solas favorecerían al operador más ruidoso. Quinto, la evaluación orientada a tarea (detección sobre LLVIP) constituye un criterio complementario: toda fusión supera netamente al visible solo (+0,12 a +0,14 en mAP@0,5), el infrarrojo solo es la modalidad más fuerte (0,957) y entre las fusiones —en una banda estrecha de 0,926 a 0,949— la propuesta es competitiva (0,936) sin ser líder, lo que confirma que la superioridad en calidad de imagen no se traslada automáticamente a la detección.</w:t>
+        <w:t xml:space="preserve">Los hallazgos cuantitativos pueden sintetizarse en seis observaciones. Primero, la Propuesta Novedosa (r = 25, m = 0,070) exhibe el mejor perfil de calidad del benchmark: la menor tasa de artefactos (Nabf = 0,041, 2,7 veces menos que el mejor rival) y la mayor similitud estructural (SSIM = 0,782), quedando segunda en preservación de bordes (Qabf = 0,500), correlación (SCD = 1,450) y fidelidad visual (VIF = 0,368), a milésimas del líder de cada métrica, a costa de ceder contraste (SD, EN, SF). Segundo, no existe un método universalmente dominante: DTCWT lidera la preservación de bordes por una milésima, RP la correlación de diferencias y la pirámide de Laplace el contraste y la fidelidad perceptual (VIF); son óptimos de criterios distintos y complementarios. Tercero, la metodología clásica de la transformada Top-Hat evidencia el aporte de la propuesta: gana únicamente en las métricas de actividad bruta (EN, MG, SF) al costo del mayor nivel de artefactos del estudio (Nabf = 0,585) y la peor similitud estructural (SSIM = 0,578); la diferencia entre ambas aísla la contribución del banco disco + líneas y del ajuste (r, m) por PSO. Cuarto, las métricas de actividad e información premian el realce agresivo y deben reportarse junto a las de preservación de bordes y artefactos, pues por sí solas favorecerían al operador más ruidoso. Quinto, la evaluación orientada a tarea (detección sobre LLVIP) constituye un criterio complementario: toda fusión supera netamente al visible solo (+0,12 a +0,14 en mAP@0,5), el infrarrojo solo es la modalidad más fuerte (0,957) y entre las fusiones —en una banda estrecha de 0,926 a 0,949— la propuesta es competitiva (0,936) sin ser líder, lo que confirma que la superioridad en calidad de imagen no se traslada automáticamente a la detección. Sexto, el experimento de clases complementarias sobre M3FD delimita el escenario donde la fusión es insustituible: cuando la escena contiene objetos térmicos (personas) y objetos exclusivamente visibles (luces), las mejores fusiones superan en el par complementario a ambas modalidades individuales y la propuesta es la mejor fusión del estudio, detectando ambas clases en una sola imagen.</w:t>
       </w:r>
     </w:p>
     <w:p>
@@ -32708,7 +34094,7 @@
         <w:rPr>
           <w:rFonts w:eastAsia="Times New Roman" w:cs="Times New Roman"/>
         </w:rPr>
-        <w:t xml:space="preserve">La Propuesta Novedosa —con las respuestas lineales promediadas y sumadas a la del disco sobre una sola escala (PSO: r=25, m=0,070, seleccionado mediante un barrido de 25 configuraciones de enjambre)— logra el mejor perfil de calidad del benchmark: la menor tasa de artefactos (Nabf=0,041) y la mayor similitud estructural (SSIM=0,782), con preservación de bordes y correlación destacadas (Qabf=0,500; SCD=1,450). Supera a la metodología clásica Top-Hat en las siete métricas de calidad e información de forma estadísticamente significativa (Wilcoxon pareado con corrección de Holm: p ≤ 0,001; sección 5.6). En la evaluación de detección sobre LLVIP, toda fusión supera al visible solo (mAP@0,5 de 0,808 a 0,926–0,949) pero ninguna al infrarrojo solo (0,957), y la propuesta resulta competitiva (mAP@0,5 = 0,936), dentro de una banda estrecha de fusiones, sin ser la mejor: su ventaja en calidad de imagen no se traslada directamente a la tarea de detección, cuya estrategia óptima depende de la aplicación. Quedan así sostenidas las hipótesis H1 y H2, y solo parcialmente H3.</w:t>
+        <w:t xml:space="preserve">La Propuesta Novedosa —con las respuestas lineales promediadas y sumadas a la del disco sobre una sola escala (PSO: r=25, m=0,070, seleccionado mediante un barrido de 25 configuraciones de enjambre)— logra el mejor perfil de calidad del benchmark: la menor tasa de artefactos (Nabf=0,041) y la mayor similitud estructural (SSIM=0,782), con preservación de bordes y correlación destacadas (Qabf=0,500; SCD=1,450). Supera a la metodología clásica Top-Hat en las siete métricas de calidad e información de forma estadísticamente significativa (Wilcoxon pareado con corrección de Holm: p ≤ 0,001; sección 5.6). En la evaluación de detección sobre LLVIP, toda fusión supera al visible solo (mAP@0,5 de 0,808 a 0,926–0,949) pero ninguna al infrarrojo solo (0,957), y la propuesta resulta competitiva (mAP@0,5 = 0,936), dentro de una banda estrecha de fusiones, sin ser la mejor: su ventaja en calidad de imagen no se traslada directamente a la tarea de detección, cuya estrategia óptima depende de la aplicación. En el experimento de clases complementarias (M3FD), en cambio, la fusión muestra su valor distintivo: detecta simultáneamente los objetos térmicos (personas) y los exclusivamente visibles (luces) que cada modalidad pierde por separado, con la propuesta como la mejor fusión del estudio (mAP@0,5 = 0,239). Quedan así sostenidas las hipótesis H1 y H2, y solo parcialmente H3.</w:t>
       </w:r>
     </w:p>
     <w:p>
@@ -33299,6 +34685,23 @@
           <w:szCs w:val="24"/>
         </w:rPr>
         <w:t>Li, S., Kang, X., Fang, L., Hu, J., y Yin, H. (2017). Pixel-level image fusion: A survey of the state of the art. Information Fusion, 33, 100–112.</w:t>
+      </w:r>
+    </w:p>
+    <w:p>
+      <w:pPr>
+        <w:pStyle w:val="Normal"/>
+        <w:spacing w:lineRule="auto" w:line="360" w:before="0" w:after="160"/>
+        <w:ind w:firstLine="709"/>
+        <w:jc w:val="both"/>
+        <w:rPr/>
+      </w:pPr>
+      <w:r>
+        <w:rPr>
+          <w:rFonts w:eastAsia="Times New Roman" w:cs="Times New Roman"/>
+          <w:sz w:val="24"/>
+          <w:szCs w:val="24"/>
+        </w:rPr>
+        <w:t xml:space="preserve">Liu, J., Fan, X., Huang, Z., Wu, G., Liu, R., Zhong, W., y Luo, Z. (2022). Target-aware dual adversarial learning and a multi-scenario multi-modality benchmark to fuse infrared and visible for object detection. Proceedings of the IEEE/CVF Conference on Computer Vision and Pattern Recognition (CVPR), 5802–5811.</w:t>
       </w:r>
     </w:p>
     <w:p>

--- a/docs/Tesis_Borrador_V3.docx
+++ b/docs/Tesis_Borrador_V3.docx
@@ -10907,7 +10907,7 @@
         <w:rPr>
           <w:rFonts w:eastAsia="Times New Roman" w:cs="Times New Roman"/>
         </w:rPr>
-        <w:t xml:space="preserve">A diferencia de una aptitud de fidelidad pura (SSIM + E + PSNR), que premia el realce conservador y conduce a óptimos triviales, aquí el PSO maximiza una aptitud orientada explícitamente a la calidad de fusión, definida en la ecuación (14), que recompensa la similitud estructural, la preservación de bordes y la correlación de las diferencias, y penaliza los artefactos. El barrido alcanzó el óptimo global r = 25 y m = 0,070 (aptitud F = 1,9843), hallado de forma consistente por los enjambres de 10 partículas con 30 o más iteraciones —mientras que los enjambres de 2 partículas quedan atrapados en el óptimo local r = 1—; con esa configuración se evalúa el método en el capítulo de resultados.</w:t>
+        <w:t xml:space="preserve">A diferencia de una aptitud de fidelidad pura (SSIM + E + PSNR), que premia el realce conservador y conduce a óptimos triviales, aquí el PSO maximiza una aptitud orientada explícitamente a la calidad de fusión, definida en la ecuación (14), que recompensa la similitud estructural (SSIM; Wang et al., 2004), la preservación de bordes (QAB/F; Xydeas y Petrović, 2000) y la correlación de las diferencias (SCD; Aslantas y Bendes, 2015, con peso 0,5 que normaliza su rango [−2, 2] al de las demás), y penaliza los artefactos (NAB/F, del mismo marco de Xydeas y Petrović). La composición es una elaboración propia de esta tesis, siguiendo la práctica de las funciones objetivo multicriterio en la fusión optimizada por PSO (Tao et al., 2010; Malviya y Saxena, 2014; Ortega y Espinoza, 2025); su validez frente a la alternativa de fidelidad pura se contrasta empíricamente en la ablación del final de esta sección. El barrido alcanzó el óptimo global r = 25 y m = 0,070 (aptitud F = 1,9843), hallado de forma consistente por los enjambres de 10 partículas con 30 o más iteraciones —mientras que los enjambres de 2 partículas quedan atrapados en el óptimo local r = 1—; con esa configuración se evalúa el método en el capítulo de resultados.</w:t>
       </w:r>
     </w:p>
     <w:p>
@@ -34964,6 +34964,23 @@
           <w:szCs w:val="24"/>
         </w:rPr>
         <w:t>Wang, J., Peng, J., Feng, X., He, G., y Fan, J. (2017). Fusion method for infrared and visible images by using non-negative sparse representation. Infrared Physics &amp; Technology, 80, 1–9.</w:t>
+      </w:r>
+    </w:p>
+    <w:p>
+      <w:pPr>
+        <w:pStyle w:val="Normal"/>
+        <w:spacing w:lineRule="auto" w:line="360" w:before="0" w:after="160"/>
+        <w:ind w:firstLine="709"/>
+        <w:jc w:val="both"/>
+        <w:rPr/>
+      </w:pPr>
+      <w:r>
+        <w:rPr>
+          <w:rFonts w:eastAsia="Times New Roman" w:cs="Times New Roman"/>
+          <w:sz w:val="24"/>
+          <w:szCs w:val="24"/>
+        </w:rPr>
+        <w:t xml:space="preserve">Wang, Z., Bovik, A. C., Sheikh, H. R., y Simoncelli, E. P. (2004). Image quality assessment: From error visibility to structural similarity. IEEE Transactions on Image Processing, 13(4), 600–612.</w:t>
       </w:r>
     </w:p>
     <w:p>

--- a/docs/Tesis_Borrador_V3.docx
+++ b/docs/Tesis_Borrador_V3.docx
@@ -4897,10 +4897,9 @@
       <w:r>
         <w:rPr>
           <w:rFonts w:eastAsia="Times New Roman" w:cs="Times New Roman"/>
-          <w:i/>
           <w:sz w:val="18"/>
         </w:rPr>
-        <w:t>Figura 9. Propuesta Novedosa (PSO: r = 25, m = 0,070) frente a la metodología clásica Top-Hat y al estado del arte.</w:t>
+        <w:t xml:space="preserve">Figura 9. Detecciones del modelo único VIS+IR en dos escenas de M3FD: la fusión recupera las personas que el visible pierde y las luces que el infrarrojo pierde.</w:t>
       </w:r>
     </w:p>
     <w:p>
@@ -4913,9 +4912,10 @@
       <w:r>
         <w:rPr>
           <w:rFonts w:eastAsia="Times New Roman" w:cs="Times New Roman"/>
-          <w:sz w:val="21"/>
-        </w:rPr>
-        <w:t>Figura 10. Convergencia del PSO según el número de partículas (izq.) y aptitud del barrido de configuraciones (der.), sobre tres escenas representativas.</w:t>
+          <w:i/>
+          <w:sz w:val="18"/>
+        </w:rPr>
+        <w:t>Figura 10. Propuesta Novedosa (PSO: r = 25, m = 0,070) frente a la metodología clásica Top-Hat y al estado del arte.</w:t>
       </w:r>
     </w:p>
     <w:p>
@@ -4930,7 +4930,22 @@
           <w:rFonts w:eastAsia="Times New Roman" w:cs="Times New Roman"/>
           <w:sz w:val="21"/>
         </w:rPr>
-        <w:t xml:space="preserve">Figura 11. Aptitud en función del peso de contraste m (r = 25): F_apt de la tesis y Fo del trabajo de referencia.</w:t>
+        <w:t>Figura 11. Convergencia del PSO según el número de partículas (izq.) y aptitud del barrido de configuraciones (der.), sobre tres escenas representativas.</w:t>
+      </w:r>
+    </w:p>
+    <w:p>
+      <w:pPr>
+        <w:pStyle w:val="Normal"/>
+        <w:spacing w:lineRule="auto" w:line="276" w:before="0" w:after="40"/>
+        <w:jc w:val="both"/>
+        <w:rPr/>
+      </w:pPr>
+      <w:r>
+        <w:rPr>
+          <w:rFonts w:eastAsia="Times New Roman" w:cs="Times New Roman"/>
+          <w:sz w:val="21"/>
+        </w:rPr>
+        <w:t xml:space="preserve">Figura 12. Aptitud en función del peso de contraste m (r = 25): F_apt de la tesis y Fo del trabajo de referencia.</w:t>
       </w:r>
     </w:p>
     <w:p>
@@ -30880,7 +30895,71 @@
           <w:iCs/>
           <w:rFonts w:eastAsia="Times New Roman" w:cs="Times New Roman"/>
         </w:rPr>
-        <w:t xml:space="preserve">La Tabla 13 confirma la complementariedad de forma extrema: el infrarrojo domina en personas (AP@0,5 = 0,220) pero es prácticamente ciego a las luces (0,018), y el visible presenta el patrón espejo (0,178 y 0,135). Las mejores fusiones superan en el promedio del par a ambas modalidades individuales —algo que ninguna logra por separado—, con la Propuesta Novedosa como la mejor fusión del estudio tanto en mAP global (0,239) como en personas (0,207, cerca del infrarrojo puro), manteniendo las luces cerca del visible; el óptimo de F_apt supera además al de Fo en las dos clases clave. El visible solo conserva el mejor mAP global de seis clases (0,245) por la abundancia de vehículos diurnos, y los valores absolutos son moderados (subconjunto de 500 imágenes y modelo nano): el experimento no busca récords, sino aislar el escenario donde la fusión es insustituible —detectar en una sola imagen objetos que cada modalidad pierde por separado—.</w:t>
+        <w:t xml:space="preserve">La Tabla 13 confirma la complementariedad de forma extrema: el infrarrojo domina en personas (AP@0,5 = 0,220) pero es prácticamente ciego a las luces (0,018), y el visible presenta el patrón espejo (0,178 y 0,135). Las mejores fusiones superan en el promedio del par a ambas modalidades individuales —algo que ninguna logra por separado—, con la Propuesta Novedosa como la mejor fusión del estudio tanto en mAP global (0,239) como en personas (0,207, cerca del infrarrojo puro), manteniendo las luces cerca del visible; el óptimo de F_apt supera además al de Fo en las dos clases clave. El visible solo conserva el mejor mAP global de seis clases (0,245) por la abundancia de vehículos diurnos, y los valores absolutos son moderados (subconjunto de 500 imágenes y modelo nano): el experimento no busca récords, sino aislar el escenario donde la fusión es insustituible —detectar en una sola imagen objetos que cada modalidad pierde por separado—. La Figura 9 ilustra el fenómeno sobre dos escenas de la validación: el visible no ve a las personas que la fusión recupera y el infrarrojo no ve las luces que la fusión conserva.</w:t>
+      </w:r>
+    </w:p>
+    <w:p>
+      <w:pPr>
+        <w:pStyle w:val="Normal"/>
+        <w:spacing w:lineRule="auto" w:line="276"/>
+        <w:jc w:val="center"/>
+        <w:rPr/>
+      </w:pPr>
+      <w:r>
+        <w:rPr/>
+        <w:drawing>
+          <wp:inline distT="0" distB="0" distL="0" distR="0">
+            <wp:extent cx="5760720" cy="3714197"/>
+            <wp:effectExtent l="0" t="0" r="0" b="0"/>
+            <wp:docPr id="9912" name="fig_m3fd_detecciones.png"/>
+            <wp:cNvGraphicFramePr>
+              <a:graphicFrameLocks xmlns:a="http://schemas.openxmlformats.org/drawingml/2006/main" noChangeAspect="1"/>
+            </wp:cNvGraphicFramePr>
+            <a:graphic xmlns:a="http://schemas.openxmlformats.org/drawingml/2006/main">
+              <a:graphicData uri="http://schemas.openxmlformats.org/drawingml/2006/picture">
+                <pic:pic xmlns:pic="http://schemas.openxmlformats.org/drawingml/2006/picture">
+                  <pic:nvPicPr>
+                    <pic:cNvPr id="14" name="Picture 13"/>
+                    <pic:cNvPicPr>
+                      <a:picLocks noChangeAspect="1" noChangeArrowheads="1"/>
+                    </pic:cNvPicPr>
+                  </pic:nvPicPr>
+                  <pic:blipFill>
+                    <a:blip r:embed="rId12"/>
+                    <a:stretch>
+                      <a:fillRect/>
+                    </a:stretch>
+                  </pic:blipFill>
+                  <pic:spPr bwMode="auto">
+                    <a:xfrm>
+                      <a:off x="0" y="0"/>
+                      <a:ext cx="5760720" cy="3714197"/>
+                    </a:xfrm>
+                    <a:prstGeom prst="rect">
+                      <a:avLst/>
+                    </a:prstGeom>
+                    <a:noFill/>
+                  </pic:spPr>
+                </pic:pic>
+              </a:graphicData>
+            </a:graphic>
+          </wp:inline>
+        </w:drawing>
+      </w:r>
+    </w:p>
+    <w:p>
+      <w:pPr>
+        <w:pStyle w:val="Normal"/>
+        <w:spacing w:lineRule="auto" w:line="276"/>
+        <w:jc w:val="both"/>
+        <w:rPr/>
+      </w:pPr>
+      <w:r>
+        <w:rPr>
+          <w:rFonts w:eastAsia="Times New Roman" w:cs="Times New Roman"/>
+          <w:sz w:val="18"/>
+        </w:rPr>
+        <w:t xml:space="preserve">Figura 9. Detecciones del modelo único VIS+IR en dos escenas de la validación de M3FD (personas en recuadro granate, luces en azul): en la escena superior el visible no detecta ninguna persona y la fusión las recupera; en la inferior el infrarrojo no detecta ninguna luz y la fusión las recupera.</w:t>
       </w:r>
     </w:p>
     <w:p>
@@ -31993,7 +32072,7 @@
           <w:i/>
           <w:sz w:val="18"/>
         </w:rPr>
-        <w:t>Figura 9. Propuesta Novedosa (PSO: r = 25, m = 0,070) frente a la metodología clásica Top-Hat y al estado del arte en las métricas estándar de calidad.</w:t>
+        <w:t>Figura 10. Propuesta Novedosa (PSO: r = 25, m = 0,070) frente a la metodología clásica Top-Hat y al estado del arte en las métricas estándar de calidad.</w:t>
       </w:r>
     </w:p>
     <w:p>
@@ -32008,7 +32087,7 @@
         <w:rPr>
           <w:rFonts w:eastAsia="Times New Roman" w:cs="Times New Roman"/>
         </w:rPr>
-        <w:t xml:space="preserve">La Figura 10 resume la optimización del método. El panel izquierdo muestra la convergencia del mejor global según el número de partículas (Tmax = 50): los enjambres grandes escapan del óptimo local r = 1 y alcanzan la aptitud máxima F = 1,9843. El panel derecho y la Tabla 11 sintetizan el barrido de 25 configuraciones: el óptimo global (r = 25, m = 0,070) es alcanzado por seis configuraciones y de forma consistente por los enjambres de 10 partículas con 30 o más iteraciones; la contribución de los elementos estructurantes lineales sobre el disco reside en la cobertura de orientaciones.</w:t>
+        <w:t xml:space="preserve">La Figura 11 resume la optimización del método. El panel izquierdo muestra la convergencia del mejor global según el número de partículas (Tmax = 50): los enjambres grandes escapan del óptimo local r = 1 y alcanzan la aptitud máxima F = 1,9843. El panel derecho y la Tabla 11 sintetizan el barrido de 25 configuraciones: el óptimo global (r = 25, m = 0,070) es alcanzado por seis configuraciones y de forma consistente por los enjambres de 10 partículas con 30 o más iteraciones; la contribución de los elementos estructurantes lineales sobre el disco reside en la cobertura de orientaciones.</w:t>
       </w:r>
     </w:p>
     <w:p>
@@ -32073,7 +32152,7 @@
           <w:i/>
           <w:sz w:val="18"/>
         </w:rPr>
-        <w:t>Figura 10. Convergencia del PSO según el número de partículas (izq.) y aptitud del barrido de configuraciones (der.), sobre tres escenas representativas.</w:t>
+        <w:t>Figura 11. Convergencia del PSO según el número de partículas (izq.) y aptitud del barrido de configuraciones (der.), sobre tres escenas representativas.</w:t>
       </w:r>
     </w:p>
     <w:p>
@@ -33205,7 +33284,7 @@
           <w:iCs/>
           <w:rFonts w:eastAsia="Times New Roman" w:cs="Times New Roman"/>
         </w:rPr>
-        <w:t xml:space="preserve">La Figura 11 muestra el paisaje de aptitud en función de m (con r = 25) sin restricciones de rango: ambas funciones decrecen monótonamente para m ≥ 0,2, de modo que ningún tamaño de enjambre ni número de iteraciones puede converger dentro de [0,5; 2,0]; y el máximo real de Fo sobre la propuesta se ubica en m ≈ 0,07, coincidente con el óptimo de la aptitud orientada a la fusión (m = 0,0703): ambas formulaciones acuerdan el peso adecuado para el operador con suma de ramas.</w:t>
+        <w:t xml:space="preserve">La Figura 12 muestra el paisaje de aptitud en función de m (con r = 25) sin restricciones de rango: ambas funciones decrecen monótonamente para m ≥ 0,2, de modo que ningún tamaño de enjambre ni número de iteraciones puede converger dentro de [0,5; 2,0]; y el máximo real de Fo sobre la propuesta se ubica en m ≈ 0,07, coincidente con el óptimo de la aptitud orientada a la fusión (m = 0,0703): ambas formulaciones acuerdan el peso adecuado para el operador con suma de ramas.</w:t>
       </w:r>
     </w:p>
     <w:p>
@@ -33270,7 +33349,7 @@
           <w:i/>
           <w:sz w:val="18"/>
         </w:rPr>
-        <w:t xml:space="preserve">Figura 11. Aptitud en función del peso de contraste m (r = 25), sin restricciones de rango: F_apt de la tesis y Fo del trabajo de referencia sobre ambos operadores.</w:t>
+        <w:t xml:space="preserve">Figura 12. Aptitud en función del peso de contraste m (r = 25), sin restricciones de rango: F_apt de la tesis y Fo del trabajo de referencia sobre ambos operadores.</w:t>
       </w:r>
     </w:p>
     <w:p>

--- a/docs/Tesis_Borrador_V3.docx
+++ b/docs/Tesis_Borrador_V3.docx
@@ -4946,6 +4946,21 @@
           <w:sz w:val="21"/>
         </w:rPr>
         <w:t xml:space="preserve">Figura 12. Aptitud en función del peso de contraste m (r = 25): F_apt de la tesis y Fo del trabajo de referencia.</w:t>
+      </w:r>
+    </w:p>
+    <w:p>
+      <w:pPr>
+        <w:pStyle w:val="Normal"/>
+        <w:spacing w:lineRule="auto" w:line="276" w:before="0" w:after="40"/>
+        <w:jc w:val="both"/>
+        <w:rPr/>
+      </w:pPr>
+      <w:r>
+        <w:rPr>
+          <w:rFonts w:eastAsia="Times New Roman" w:cs="Times New Roman"/>
+          <w:sz w:val="21"/>
+        </w:rPr>
+        <w:t xml:space="preserve">Figura 13. Efecto de la función de aptitud sobre el mismo operador: Fo (más textura) frente a F_apt (más limpia y estructural).</w:t>
       </w:r>
     </w:p>
     <w:p>
@@ -29380,7 +29395,7 @@
                 <w:rFonts w:eastAsia="Times New Roman" w:cs="Times New Roman"/>
                 <w:sz w:val="19"/>
               </w:rPr>
-              <w:t>Propuesta Novedosa (r=25, m=0,070)</w:t>
+              <w:t>Propuesta · F_apt (r=25, m=0,070)</w:t>
             </w:r>
           </w:p>
         </w:tc>
@@ -29489,6 +29504,145 @@
                 <w:sz w:val="19"/>
               </w:rPr>
               <w:t>0,859</w:t>
+            </w:r>
+          </w:p>
+        </w:tc>
+      </w:tr>
+      <w:tr>
+        <w:trPr/>
+        <w:tc>
+          <w:tcPr>
+            <w:tcW w:w="1872" w:type="dxa"/>
+            <w:tcBorders>
+              <w:top w:val="single" w:sz="4" w:space="0" w:color="B0B8C0"/>
+              <w:start w:val="single" w:sz="4" w:space="0" w:color="B0B8C0"/>
+              <w:bottom w:val="single" w:sz="4" w:space="0" w:color="B0B8C0"/>
+              <w:end w:val="single" w:sz="4" w:space="0" w:color="B0B8C0"/>
+            </w:tcBorders>
+          </w:tcPr>
+          <w:p>
+            <w:pPr>
+              <w:pStyle w:val="Normal"/>
+              <w:widowControl w:val="false"/>
+              <w:spacing w:lineRule="auto" w:line="276" w:before="0" w:after="120"/>
+              <w:jc w:val="center"/>
+              <w:rPr/>
+            </w:pPr>
+            <w:r>
+              <w:rPr>
+                <w:b/>
+                <w:rFonts w:eastAsia="Times New Roman" w:cs="Times New Roman"/>
+                <w:sz w:val="19"/>
+              </w:rPr>
+              <w:t>Propuesta · Fo (r=1, m=0,30)</w:t>
+            </w:r>
+          </w:p>
+        </w:tc>
+        <w:tc>
+          <w:tcPr>
+            <w:tcW w:w="1872" w:type="dxa"/>
+            <w:tcBorders>
+              <w:top w:val="single" w:sz="4" w:space="0" w:color="B0B8C0"/>
+              <w:start w:val="single" w:sz="4" w:space="0" w:color="B0B8C0"/>
+              <w:bottom w:val="single" w:sz="4" w:space="0" w:color="B0B8C0"/>
+              <w:end w:val="single" w:sz="4" w:space="0" w:color="B0B8C0"/>
+            </w:tcBorders>
+          </w:tcPr>
+          <w:p>
+            <w:pPr>
+              <w:pStyle w:val="Normal"/>
+              <w:widowControl w:val="false"/>
+              <w:spacing w:lineRule="auto" w:line="276" w:before="0" w:after="120"/>
+              <w:jc w:val="center"/>
+              <w:rPr/>
+            </w:pPr>
+            <w:r>
+              <w:rPr>
+                <w:rFonts w:eastAsia="Times New Roman" w:cs="Times New Roman"/>
+                <w:sz w:val="19"/>
+              </w:rPr>
+              <w:t>0,922</w:t>
+            </w:r>
+          </w:p>
+        </w:tc>
+        <w:tc>
+          <w:tcPr>
+            <w:tcW w:w="1872" w:type="dxa"/>
+            <w:tcBorders>
+              <w:top w:val="single" w:sz="4" w:space="0" w:color="B0B8C0"/>
+              <w:start w:val="single" w:sz="4" w:space="0" w:color="B0B8C0"/>
+              <w:bottom w:val="single" w:sz="4" w:space="0" w:color="B0B8C0"/>
+              <w:end w:val="single" w:sz="4" w:space="0" w:color="B0B8C0"/>
+            </w:tcBorders>
+          </w:tcPr>
+          <w:p>
+            <w:pPr>
+              <w:pStyle w:val="Normal"/>
+              <w:widowControl w:val="false"/>
+              <w:spacing w:lineRule="auto" w:line="276" w:before="0" w:after="120"/>
+              <w:jc w:val="center"/>
+              <w:rPr/>
+            </w:pPr>
+            <w:r>
+              <w:rPr>
+                <w:rFonts w:eastAsia="Times New Roman" w:cs="Times New Roman"/>
+                <w:sz w:val="19"/>
+              </w:rPr>
+              <w:t>0,619</w:t>
+            </w:r>
+          </w:p>
+        </w:tc>
+        <w:tc>
+          <w:tcPr>
+            <w:tcW w:w="1872" w:type="dxa"/>
+            <w:tcBorders>
+              <w:top w:val="single" w:sz="4" w:space="0" w:color="B0B8C0"/>
+              <w:start w:val="single" w:sz="4" w:space="0" w:color="B0B8C0"/>
+              <w:bottom w:val="single" w:sz="4" w:space="0" w:color="B0B8C0"/>
+              <w:end w:val="single" w:sz="4" w:space="0" w:color="B0B8C0"/>
+            </w:tcBorders>
+          </w:tcPr>
+          <w:p>
+            <w:pPr>
+              <w:pStyle w:val="Normal"/>
+              <w:widowControl w:val="false"/>
+              <w:spacing w:lineRule="auto" w:line="276" w:before="0" w:after="120"/>
+              <w:jc w:val="center"/>
+              <w:rPr/>
+            </w:pPr>
+            <w:r>
+              <w:rPr>
+                <w:rFonts w:eastAsia="Times New Roman" w:cs="Times New Roman"/>
+                <w:sz w:val="19"/>
+              </w:rPr>
+              <w:t>0,934</w:t>
+            </w:r>
+          </w:p>
+        </w:tc>
+        <w:tc>
+          <w:tcPr>
+            <w:tcW w:w="1872" w:type="dxa"/>
+            <w:tcBorders>
+              <w:top w:val="single" w:sz="4" w:space="0" w:color="B0B8C0"/>
+              <w:start w:val="single" w:sz="4" w:space="0" w:color="B0B8C0"/>
+              <w:bottom w:val="single" w:sz="4" w:space="0" w:color="B0B8C0"/>
+              <w:end w:val="single" w:sz="4" w:space="0" w:color="B0B8C0"/>
+            </w:tcBorders>
+          </w:tcPr>
+          <w:p>
+            <w:pPr>
+              <w:pStyle w:val="Normal"/>
+              <w:widowControl w:val="false"/>
+              <w:spacing w:lineRule="auto" w:line="276" w:before="0" w:after="120"/>
+              <w:jc w:val="center"/>
+              <w:rPr/>
+            </w:pPr>
+            <w:r>
+              <w:rPr>
+                <w:rFonts w:eastAsia="Times New Roman" w:cs="Times New Roman"/>
+                <w:sz w:val="19"/>
+              </w:rPr>
+              <w:t>0,801</w:t>
             </w:r>
           </w:p>
         </w:tc>
@@ -29506,7 +29660,7 @@
         <w:rPr>
           <w:rFonts w:eastAsia="Times New Roman" w:cs="Times New Roman"/>
         </w:rPr>
-        <w:t>La Tabla 9 admite tres lecturas. Primero, toda fusión mejora con claridad sobre el visible solo (mAP@0,5 de 0,808 a una banda de 0,926–0,949, es decir entre +0,12 y +0,14 puntos): cuando el canal visible es débil —escenas nocturnas—, fusionar aporta información decisiva. Segundo, el infrarrojo solo es la modalidad más fuerte (mAP@0,5 = 0,957; mAP@0,5:0,95 = 0,663) y ninguna fusión lo supera, coherente con que LLVIP es detección de peatones en baja luz, donde la firma térmica domina. Tercero, entre las siete fusiones las diferencias son pequeñas (mAP@0,5 en una banda estrecha de 0,926 a 0,949): la pirámide de Laplace encabeza (0,949), seguida de cerca por DTCWT (0,948) y DWT (0,946), mientras que la Propuesta Novedosa resulta competitiva (0,936) —prácticamente empatada con la metodología clásica Top-Hat (0,938) y a 1,3 puntos del mejor— sin ser líder. La conclusión es matizada y relevante: la superioridad de la propuesta en las métricas de calidad de imagen (Nabf, SSIM) no se traslada automáticamente a la tarea de detección, donde la banda de fusiones es estrecha y la modalidad térmica domina; la elección del método depende del criterio operativo prioritario —en consonancia con lo señalado por Singh et al. (2023)—.</w:t>
+        <w:t>La Tabla 9 admite tres lecturas. Primero, toda fusión mejora con claridad sobre el visible solo (mAP@0,5 de 0,808 a una banda de 0,926–0,949, es decir entre +0,12 y +0,14 puntos): cuando el canal visible es débil —escenas nocturnas—, fusionar aporta información decisiva. Segundo, el infrarrojo solo es la modalidad más fuerte (mAP@0,5 = 0,957; mAP@0,5:0,95 = 0,663) y ninguna fusión lo supera, coherente con que LLVIP es detección de peatones en baja luz, donde la firma térmica domina. Tercero, entre las siete fusiones las diferencias son pequeñas (mAP@0,5 en una banda estrecha de 0,926 a 0,949): la pirámide de Laplace encabeza (0,949), seguida de cerca por DTCWT (0,948) y DWT (0,946), mientras que las dos configuraciones de la Propuesta Novedosa resultan competitivas y prácticamente empatadas entre sí —la tunada con F_apt (0,936) y la tunada con la aptitud publicada Fo (0,922)—, ambas en la banda de las fusiones y a pocos puntos del mejor, sin ser líderes. La conclusión es matizada y relevante: la superioridad de la propuesta en las métricas de calidad de imagen (Nabf, SSIM) no se traslada automáticamente a la tarea de detección, donde la banda de fusiones es estrecha y la modalidad térmica domina; la elección del método depende del criterio operativo prioritario —en consonancia con lo señalado por Singh et al. (2023)—.</w:t>
       </w:r>
     </w:p>
     <w:p>
@@ -34067,7 +34221,71 @@
           <w:iCs/>
           <w:rFonts w:eastAsia="Times New Roman" w:cs="Times New Roman"/>
         </w:rPr>
-        <w:t xml:space="preserve">La propuesta optimizada con la aptitud orientada a la fusión conserva el mejor perfil de limpieza y estructura (Nabf = 0,041; SSIM = 0,782). El óptimo de Fo sobre el operador clásico (r = 25; m = 0,30) resulta competitivo en bordes y correlación al costo de 4,5 veces más artefactos, y el óptimo de Fo sobre la propuesta confirma su carácter trivial. La función de aptitud define el perfil del resultado: la orientada a la fusión es la adecuada para los objetivos de esta tesis, lo que refuerza H2.</w:t>
+        <w:t xml:space="preserve">La propuesta optimizada con la aptitud orientada a la fusión conserva el mejor perfil de limpieza y estructura (Nabf = 0,041; SSIM = 0,782). El óptimo de Fo sobre el operador clásico (r = 25; m = 0,30) resulta competitivo en bordes y correlación al costo de 4,5 veces más artefactos, y el óptimo de Fo sobre la propuesta confirma su carácter trivial. Sobre los 20 pares, un contraste de Wilcoxon pareado entre ambos óptimos de la propuesta favorece a F_apt de forma significativa en 8 de las 12 métricas —las de fidelidad estructural y artefactos (Nabf, SSIM, Qabf, SCD, VIF)—, mientras que Fo solo supera en las de actividad de alta frecuencia (SF, MG, MI). La función de aptitud define el perfil del resultado: la orientada a la fusión es la adecuada para los objetivos de esta tesis, lo que refuerza H2.</w:t>
+      </w:r>
+    </w:p>
+    <w:p>
+      <w:pPr>
+        <w:pStyle w:val="Normal"/>
+        <w:spacing w:lineRule="auto" w:line="276"/>
+        <w:jc w:val="center"/>
+        <w:rPr/>
+      </w:pPr>
+      <w:r>
+        <w:rPr/>
+        <w:drawing>
+          <wp:inline distT="0" distB="0" distL="0" distR="0">
+            <wp:extent cx="5760720" cy="4536000"/>
+            <wp:effectExtent l="0" t="0" r="0" b="0"/>
+            <wp:docPr id="9913" name="comparacion_aptitudes.png"/>
+            <wp:cNvGraphicFramePr>
+              <a:graphicFrameLocks xmlns:a="http://schemas.openxmlformats.org/drawingml/2006/main" noChangeAspect="1"/>
+            </wp:cNvGraphicFramePr>
+            <a:graphic xmlns:a="http://schemas.openxmlformats.org/drawingml/2006/main">
+              <a:graphicData uri="http://schemas.openxmlformats.org/drawingml/2006/picture">
+                <pic:pic xmlns:pic="http://schemas.openxmlformats.org/drawingml/2006/picture">
+                  <pic:nvPicPr>
+                    <pic:cNvPr id="14" name="Picture 13"/>
+                    <pic:cNvPicPr>
+                      <a:picLocks noChangeAspect="1" noChangeArrowheads="1"/>
+                    </pic:cNvPicPr>
+                  </pic:nvPicPr>
+                  <pic:blipFill>
+                    <a:blip r:embed="rId13"/>
+                    <a:stretch>
+                      <a:fillRect/>
+                    </a:stretch>
+                  </pic:blipFill>
+                  <pic:spPr bwMode="auto">
+                    <a:xfrm>
+                      <a:off x="0" y="0"/>
+                      <a:ext cx="5760720" cy="4536000"/>
+                    </a:xfrm>
+                    <a:prstGeom prst="rect">
+                      <a:avLst/>
+                    </a:prstGeom>
+                    <a:noFill/>
+                  </pic:spPr>
+                </pic:pic>
+              </a:graphicData>
+            </a:graphic>
+          </wp:inline>
+        </w:drawing>
+      </w:r>
+    </w:p>
+    <w:p>
+      <w:pPr>
+        <w:pStyle w:val="Normal"/>
+        <w:spacing w:lineRule="auto" w:line="276"/>
+        <w:jc w:val="both"/>
+        <w:rPr/>
+      </w:pPr>
+      <w:r>
+        <w:rPr>
+          <w:rFonts w:eastAsia="Times New Roman" w:cs="Times New Roman"/>
+          <w:sz w:val="18"/>
+        </w:rPr>
+        <w:t xml:space="preserve">Figura 13. Efecto de la función de aptitud sobre el mismo operador (tres escenas): la tunada con Fo (r=1, m=0,30) inyecta más textura de alta frecuencia; la tunada con F_apt (r=25, m=0,070) es más limpia y estructuralmente fiel.</w:t>
       </w:r>
     </w:p>
     <w:p>

--- a/docs/Tesis_Borrador_V3.docx
+++ b/docs/Tesis_Borrador_V3.docx
@@ -1187,7 +1187,7 @@
         <w:rPr>
           <w:rFonts w:eastAsia="Times New Roman" w:cs="Times New Roman"/>
         </w:rPr>
-        <w:t xml:space="preserve">La fusión de imágenes visible (VIS) e infrarroja (IR) es clave para la percepción computacional en condiciones adversas (vigilancia, conducción nocturna, búsqueda y rescate). Este trabajo propone la PROPUESTA NOVEDOSA, un método de fusión basado en la transformada Top-Hat que, sobre una única escala, promedia las respuestas de cuatro elementos estructurantes lineales (0°, 45°, 90°, 135°) y las suma a la respuesta de un disco para obtener transformadas Top-Hat y Bottom-Hat óptimas; la reconstrucción sigue el esquema aditivo–sustractivo de Bala et al., y el radio r del banco de elementos estructurantes y el peso de contraste m se ajustan automáticamente por Optimización por Enjambre de Partículas (PSO), cuya configuración se selecciona mediante un barrido sistemático de 25 combinaciones de partículas e iteraciones (2–10 × 10–50), replicando el diseño experimental de Ortega y Espinoza (2025). Se lo compara con seis métodos: cinco representativos del estado del arte —pirámide de Laplace (LP), Ratio of low-pass Pyramid (RP), wavelet discreta (DWT), Dual-Tree Complex Wavelet (DTCWT) y curvelet (CVT)— y la metodología clásica de la transformada Top-Hat, sobre el TNO Image Fusion Dataset, con doce métricas sin referencia bajo pruebas no paramétricas (Friedman y Wilcoxon con corrección de Holm). En su configuración óptima (PSO: r=25, m=0,070) la propuesta obtiene la menor tasa de artefactos del estudio (Nabf=0,041, 2,7 veces menos que el mejor rival) y la mayor similitud estructural (SSIM=0,782), quedando segunda en preservación de bordes, correlación y fidelidad visual (Qabf=0,500; SCD=1,450; VIF=0,368), a milésimas del líder de cada métrica; la metodología clásica Top-Hat solo la supera en métricas de actividad bruta al costo del mayor nivel de artefactos del estudio (Nabf=0,585). Como evaluación orientada a tarea, el reentrenamiento de un detector (YOLOv8n) sobre el conjunto etiquetado LLVIP muestra que toda fusión supera con claridad al visible solo (mAP@0,5 de 0,81 a 0,93–0,95), aunque el infrarrojo solo es la modalidad más fuerte (0,957) y la propuesta resulta competitiva (0,936) sin liderar, evidenciando que la superioridad en calidad de imagen no se traslada automáticamente a la detección. En un experimento complementario sobre M3FD, con dos clases de visibilidad opuesta (personas/IR y luces/VIS) y un único detector entrenado con ambas modalidades, la fusión detecta ambas clases en una sola imagen y la propuesta es la mejor fusión del estudio (mAP@0,5 = 0,239). Se concluye que la propuesta mejora la calidad de fusión —en particular la limpieza y la fidelidad estructural— frente a la metodología clásica Top-Hat y al estado del arte, manteniendo bajo costo computacional e interpretabilidad morfológica.</w:t>
+        <w:t xml:space="preserve">La fusión de imágenes visible (VIS) e infrarroja (IR) es clave para la percepción computacional en condiciones adversas (vigilancia, conducción nocturna, búsqueda y rescate). Este trabajo propone la PROPUESTA NOVEDOSA, un método de fusión basado en la transformada Top-Hat que, sobre una única escala, promedia las respuestas de cuatro elementos estructurantes lineales (0°, 45°, 90°, 135°) y las suma a la respuesta de un disco para obtener transformadas Top-Hat y Bottom-Hat óptimas; la reconstrucción sigue el esquema aditivo–sustractivo de Bala et al., y el radio r del banco de elementos estructurantes y el peso de contraste m se ajustan automáticamente por Optimización por Enjambre de Partículas (PSO), cuya configuración se selecciona mediante un barrido sistemático de 25 combinaciones de partículas e iteraciones (2–10 × 10–50), replicando el diseño experimental de Ortega y Espinoza (2025). Se lo compara con seis métodos: cinco representativos del estado del arte —pirámide de Laplace (LP), Ratio of low-pass Pyramid (RP), wavelet discreta (DWT), Dual-Tree Complex Wavelet (DTCWT) y curvelet (CVT)— y la metodología clásica de la transformada Top-Hat, sobre el TNO Image Fusion Dataset, con nueve métricas sin referencia bajo pruebas no paramétricas (Friedman y Wilcoxon con corrección de Holm). En su configuración óptima (PSO: r=25, m=0,070) la propuesta obtiene la menor tasa de artefactos del estudio (Nabf=0,041, 2,7 veces menos que el mejor rival) y la mayor similitud estructural (SSIM=0,782), quedando segunda en preservación de bordes, correlación y fidelidad visual (Qabf=0,500; SCD=1,450; VIF=0,368), a milésimas del líder de cada métrica; la metodología clásica Top-Hat solo la supera en métricas de actividad bruta al costo del mayor nivel de artefactos del estudio (Nabf=0,585). Como evaluación orientada a tarea, el reentrenamiento de un detector (YOLOv8n) sobre el conjunto etiquetado LLVIP muestra que toda fusión supera con claridad al visible solo (mAP@0,5 de 0,81 a 0,93–0,95), aunque el infrarrojo solo es la modalidad más fuerte (0,957) y la propuesta resulta competitiva (0,936) sin liderar, evidenciando que la superioridad en calidad de imagen no se traslada automáticamente a la detección. En un experimento complementario sobre M3FD, con dos clases de visibilidad opuesta (personas/IR y luces/VIS) y un único detector entrenado con ambas modalidades, la fusión detecta ambas clases en una sola imagen y la propuesta es la mejor fusión del estudio (mAP@0,5 = 0,239). Se concluye que la propuesta mejora la calidad de fusión —en particular la limpieza y la fidelidad estructural— frente a la metodología clásica Top-Hat y al estado del arte, manteniendo bajo costo computacional e interpretabilidad morfológica.</w:t>
       </w:r>
     </w:p>
     <w:p>
@@ -4884,7 +4884,7 @@
           <w:rFonts w:eastAsia="Times New Roman" w:cs="Times New Roman"/>
           <w:sz w:val="21"/>
         </w:rPr>
-        <w:t>Figura 8. Ranking global por método (promedio de rangos sobre las doce métricas, con la dirección de cada una corregida).</w:t>
+        <w:t>Figura 8. Ranking global por método (promedio de rangos sobre las nueve métricas, con la dirección de cada una corregida).</w:t>
       </w:r>
     </w:p>
     <w:p>
@@ -4931,36 +4931,6 @@
           <w:sz w:val="21"/>
         </w:rPr>
         <w:t>Figura 11. Convergencia del PSO según el número de partículas (izq.) y aptitud del barrido de configuraciones (der.), sobre tres escenas representativas.</w:t>
-      </w:r>
-    </w:p>
-    <w:p>
-      <w:pPr>
-        <w:pStyle w:val="Normal"/>
-        <w:spacing w:lineRule="auto" w:line="276" w:before="0" w:after="40"/>
-        <w:jc w:val="both"/>
-        <w:rPr/>
-      </w:pPr>
-      <w:r>
-        <w:rPr>
-          <w:rFonts w:eastAsia="Times New Roman" w:cs="Times New Roman"/>
-          <w:sz w:val="21"/>
-        </w:rPr>
-        <w:t xml:space="preserve">Figura 12. Aptitud en función del peso de contraste m (r = 25): F_apt de la tesis y Fo del trabajo de referencia.</w:t>
-      </w:r>
-    </w:p>
-    <w:p>
-      <w:pPr>
-        <w:pStyle w:val="Normal"/>
-        <w:spacing w:lineRule="auto" w:line="276" w:before="0" w:after="40"/>
-        <w:jc w:val="both"/>
-        <w:rPr/>
-      </w:pPr>
-      <w:r>
-        <w:rPr>
-          <w:rFonts w:eastAsia="Times New Roman" w:cs="Times New Roman"/>
-          <w:sz w:val="21"/>
-        </w:rPr>
-        <w:t xml:space="preserve">Figura 13. Efecto de la función de aptitud sobre el mismo operador: Fo (más textura) frente a F_apt (más limpia y estructural).</w:t>
       </w:r>
     </w:p>
     <w:p>
@@ -5047,7 +5017,35 @@
           <w:rFonts w:eastAsia="Times New Roman" w:cs="Times New Roman"/>
           <w:sz w:val="21"/>
         </w:rPr>
-        <w:t>Tabla 5. Promedios de las seis métricas estándar de calidad de fusión por método (n = 20 pares).</w:t>
+        <w:t>Tabla 5. Promedios de frecuencia espacial (SF), similitud estructural (SSIM) y PSNR por método (n = 20 pares).</w:t>
+      </w:r>
+    </w:p>
+    <w:p>
+      <w:pPr>
+        <w:pStyle w:val="Normal"/>
+        <w:spacing w:lineRule="auto" w:line="276" w:before="0" w:after="40"/>
+        <w:rPr/>
+      </w:pPr>
+      <w:r>
+        <w:rPr>
+          <w:rFonts w:eastAsia="Times New Roman" w:cs="Times New Roman"/>
+          <w:sz w:val="21"/>
+        </w:rPr>
+        <w:t>Tabla 6. Prueba de Friedman por métrica (χ², p-valor; α = 0,05).</w:t>
+      </w:r>
+    </w:p>
+    <w:p>
+      <w:pPr>
+        <w:pStyle w:val="Normal"/>
+        <w:spacing w:lineRule="auto" w:line="276" w:before="0" w:after="40"/>
+        <w:rPr/>
+      </w:pPr>
+      <w:r>
+        <w:rPr>
+          <w:rFonts w:eastAsia="Times New Roman" w:cs="Times New Roman"/>
+          <w:sz w:val="21"/>
+        </w:rPr>
+        <w:t>Tabla 7. Ranking promedio por método y métrica (1 = mejor).</w:t>
       </w:r>
     </w:p>
     <w:p>
@@ -5062,35 +5060,7 @@
           <w:rFonts w:eastAsia="Times New Roman" w:cs="Times New Roman"/>
           <w:sz w:val="21"/>
         </w:rPr>
-        <w:t>Tabla 6. Métricas adicionales del review (FMI y Piella Q0/QW/QE) por método — medias sobre 20 pares.</w:t>
-      </w:r>
-    </w:p>
-    <w:p>
-      <w:pPr>
-        <w:pStyle w:val="Normal"/>
-        <w:spacing w:lineRule="auto" w:line="276" w:before="0" w:after="40"/>
-        <w:rPr/>
-      </w:pPr>
-      <w:r>
-        <w:rPr>
-          <w:rFonts w:eastAsia="Times New Roman" w:cs="Times New Roman"/>
-          <w:sz w:val="21"/>
-        </w:rPr>
-        <w:t>Tabla 7. Prueba de Friedman por métrica (χ², p-valor; α = 0,05).</w:t>
-      </w:r>
-    </w:p>
-    <w:p>
-      <w:pPr>
-        <w:pStyle w:val="Normal"/>
-        <w:spacing w:lineRule="auto" w:line="276" w:before="0" w:after="40"/>
-        <w:rPr/>
-      </w:pPr>
-      <w:r>
-        <w:rPr>
-          <w:rFonts w:eastAsia="Times New Roman" w:cs="Times New Roman"/>
-          <w:sz w:val="21"/>
-        </w:rPr>
-        <w:t>Tabla 8. Ranking promedio por método y métrica (1 = mejor).</w:t>
+        <w:t>Tabla 8. Detección de peatones en LLVIP — mAP por modalidad (YOLOv8n; subconjunto 2000 train / 500 val, 40 épocas).</w:t>
       </w:r>
     </w:p>
     <w:p>
@@ -5105,7 +5075,7 @@
           <w:rFonts w:eastAsia="Times New Roman" w:cs="Times New Roman"/>
           <w:sz w:val="21"/>
         </w:rPr>
-        <w:t>Tabla 9. Detección de peatones en LLVIP — mAP por modalidad (YOLOv8n; subconjunto 2000 train / 500 val, 40 épocas).</w:t>
+        <w:t>Tabla 9. Propuesta Novedosa frente a la metodología clásica Top-Hat y al estado del arte — medias sobre 20 pares (n = 20).</w:t>
       </w:r>
     </w:p>
     <w:p>
@@ -5120,7 +5090,10 @@
           <w:rFonts w:eastAsia="Times New Roman" w:cs="Times New Roman"/>
           <w:sz w:val="21"/>
         </w:rPr>
-        <w:t>Tabla 10. Propuesta Novedosa frente a la metodología clásica Top-Hat y al estado del arte — medias sobre 20 pares (n = 20).</w:t>
+        <w:t>Tabla 10. Barrido de configuraciones del PSO: mejor aptitud F por combinación de partículas (n) e iteraciones (T).</w:t>
+      </w:r>
+      <w:r>
+        <w:br w:type="page"/>
       </w:r>
     </w:p>
     <w:p>
@@ -5135,40 +5108,7 @@
           <w:rFonts w:eastAsia="Times New Roman" w:cs="Times New Roman"/>
           <w:sz w:val="21"/>
         </w:rPr>
-        <w:t>Tabla 11. Barrido de configuraciones del PSO: mejor aptitud F por combinación de partículas (n) e iteraciones (T).</w:t>
-      </w:r>
-      <w:r>
-        <w:br w:type="page"/>
-      </w:r>
-    </w:p>
-    <w:p>
-      <w:pPr>
-        <w:pStyle w:val="Normal"/>
-        <w:spacing w:lineRule="auto" w:line="276" w:before="0" w:after="40"/>
-        <w:jc w:val="both"/>
-        <w:rPr/>
-      </w:pPr>
-      <w:r>
-        <w:rPr>
-          <w:rFonts w:eastAsia="Times New Roman" w:cs="Times New Roman"/>
-          <w:sz w:val="21"/>
-        </w:rPr>
-        <w:t xml:space="preserve">Tabla 12. Ablación de la función de aptitud: óptimos de F_apt y de Fo sobre los 20 pares.</w:t>
-      </w:r>
-    </w:p>
-    <w:p>
-      <w:pPr>
-        <w:pStyle w:val="Normal"/>
-        <w:spacing w:lineRule="auto" w:line="276" w:before="0" w:after="40"/>
-        <w:jc w:val="both"/>
-        <w:rPr/>
-      </w:pPr>
-      <w:r>
-        <w:rPr>
-          <w:rFonts w:eastAsia="Times New Roman" w:cs="Times New Roman"/>
-          <w:sz w:val="21"/>
-        </w:rPr>
-        <w:t xml:space="preserve">Tabla 13. Clases complementarias en M3FD: AP@0,5 por clase y mAP global con un detector único VIS+IR.</w:t>
+        <w:t xml:space="preserve">Tabla 11. Clases complementarias en M3FD: AP@0,5 por clase y mAP global con un detector único VIS+IR.</w:t>
       </w:r>
     </w:p>
     <w:p>
@@ -5516,7 +5456,7 @@
         <w:rPr>
           <w:rFonts w:eastAsia="Times New Roman" w:cs="Times New Roman"/>
         </w:rPr>
-        <w:t>Comparar el método óptimo con la metodología clásica de fusión Top-Hat y con cinco métodos representativos del estado del arte (LP, RP, DWT, DTCWT y CVT) sobre doce métricas sin referencia, con pruebas no paramétricas (Friedman y Wilcoxon con corrección de Holm).</w:t>
+        <w:t>Comparar el método óptimo con la metodología clásica de fusión Top-Hat y con cinco métodos representativos del estado del arte (LP, RP, DWT, DTCWT y CVT) sobre nueve métricas sin referencia, con pruebas no paramétricas (Friedman y Wilcoxon con corrección de Holm).</w:t>
       </w:r>
     </w:p>
     <w:p>
@@ -10931,13 +10871,14 @@
           <w:iCs/>
           <w:rFonts w:eastAsia="Times New Roman" w:cs="Times New Roman"/>
         </w:rPr>
-        <w:t xml:space="preserve">Función de aptitud orientada a la fusión. </w:t>
-      </w:r>
-      <w:r>
-        <w:rPr>
-          <w:rFonts w:eastAsia="Times New Roman" w:cs="Times New Roman"/>
-        </w:rPr>
-        <w:t xml:space="preserve">A diferencia de una aptitud de fidelidad pura (SSIM + E + PSNR), que premia el realce conservador y conduce a óptimos triviales, aquí el PSO maximiza una aptitud orientada explícitamente a la calidad de fusión, definida en la ecuación (14), que recompensa la similitud estructural (SSIM; Wang et al., 2004), la preservación de bordes (QAB/F; Xydeas y Petrović, 2000) y la correlación de las diferencias (SCD; Aslantas y Bendes, 2015, con peso 0,5 que normaliza su rango [−2, 2] al de las demás), y penaliza los artefactos (NAB/F, del mismo marco de Xydeas y Petrović). La composición es una elaboración propia de esta tesis, siguiendo la práctica de las funciones objetivo multicriterio en la fusión optimizada por PSO (Tao et al., 2010; Malviya y Saxena, 2014; Ortega y Espinoza, 2025); su validez frente a la alternativa de fidelidad pura se contrasta empíricamente en la ablación del final de esta sección. El barrido alcanzó el óptimo global r = 25 y m = 0,070 (aptitud F = 1,9843), hallado de forma consistente por los enjambres de 10 partículas con 30 o más iteraciones —mientras que los enjambres de 2 partículas quedan atrapados en el óptimo local r = 1—; con esa configuración se evalúa el método en el capítulo de resultados.</w:t>
+        <w:t xml:space="preserve">Función de aptitud (Ortega y Espinoza). </w:t>
+      </w:r>
+      <w:r>
+        <w:rPr>
+          <w:iCs/>
+          <w:rFonts w:eastAsia="Times New Roman" w:cs="Times New Roman"/>
+        </w:rPr>
+        <w:t xml:space="preserve">Los hiperparámetros (r, m) se ajustan maximizando la función objetivo del trabajo de referencia, Fo = SSIMavg + En + PSNRn (ecuación 14): la similitud estructural promedio con las fuentes (SSIMavg; Wang et al., 2004), la entropía normalizada (En = E/8) y la relación señal-ruido de pico normalizada (PSNRn = PSNR/100), sin pesos arbitrarios, equilibrando preservación estructural, contenido informativo y reducción de la distorsión (Ortega y Espinoza, 2025). El barrido de 25 configuraciones (partículas 2–10 × iteraciones 10–50, Cuadro 1 de dicho trabajo) sobre tres escenas representativas, con r ∈ [1, 25] y m ∈ [0,05; 1,20] —el rango de m se amplía respecto del original [0,3; 2,0] porque el operador con suma de ramas inyecta del orden de cuatro veces más energía de detalle que el disco único para el que se calibró—, alcanza el óptimo global r = 25, m = 0,0703 (Fo = 1,7654), de forma consistente con los enjambres de 10 partículas y 30 o más iteraciones; con esa configuración se evalúa el método en el capítulo de resultados.</w:t>
       </w:r>
     </w:p>
     <w:p>
@@ -11305,7 +11246,7 @@
                 <w:rFonts w:eastAsia="Times New Roman" w:cs="Times New Roman"/>
                 <w:sz w:val="19"/>
               </w:rPr>
-              <w:t>F = SSIM + Qabf + 0,5·SCD − Nabf</w:t>
+              <w:t>Fo = SSIMavg + En + PSNRn</w:t>
             </w:r>
           </w:p>
         </w:tc>
@@ -12521,7 +12462,7 @@
         <w:rPr>
           <w:rFonts w:eastAsia="Times New Roman" w:cs="Times New Roman"/>
         </w:rPr>
-        <w:t>Dado que en la fusión VIS/IR no existe una imagen de referencia (ground truth) —como subraya la revisión de Singh et al. (2023)—, la evaluación se realiza con dieciséis métricas sin referencia, que computan el puntaje a partir de la imagen fusionada y de sus fuentes. Seis son clásicas de actividad e información (EN, SD, FE, MG, MI_vis, MI_ir); seis son estándar de calidad de fusión (SF, Qabf, Nabf, SSIM, SCD, VIF); y cuatro se incorporan siguiendo dicha revisión: la información mutua de la fusión sobre mapas de gradiente (FMI; Haghighat et al., 2011) y los índices de Piella y Heijmans (2003) —Q0 (índice universal por ventana), QW (ponderado por saliencia local) y QE (dependiente de bordes)—. Estas métricas evalúan la fidelidad a las fuentes, la preservación de bordes y la generación de artefactos, dimensiones que las clásicas —todas de tipo «mayor es mejor»— no capturan. Las métricas con referencia (PSNR, RMSE, UQI, ERGAS) no se emplean por carecer de imagen de referencia en este problema.</w:t>
+        <w:t>Dado que en la fusión VIS/IR no existe una imagen de referencia (ground truth) —como subraya la revisión de Singh et al. (2023)—, la evaluación se realiza con nueve métricas sin referencia, que computan el puntaje a partir de la imagen fusionada y de sus fuentes. Seis son clásicas de actividad e información (EN, SD, FE, MG, MI_vis, MI_ir); seis son estándar de calidad de fusión (SF, Qabf, Nabf, SSIM, SCD, VIF); y cuatro se incorporan siguiendo dicha revisión: la información mutua de la fusión sobre mapas de gradiente (FMI; Haghighat et al., 2011) y los índices de Piella y Heijmans (2003) —Q0 (índice universal por ventana), QW (ponderado por saliencia local) y QE (dependiente de bordes)—. Estas métricas evalúan la fidelidad a las fuentes, la preservación de bordes y la generación de artefactos, dimensiones que las clásicas —todas de tipo «mayor es mejor»— no capturan. Las métricas con referencia (PSNR, RMSE, UQI, ERGAS) no se emplean por carecer de imagen de referencia en este problema.</w:t>
       </w:r>
     </w:p>
     <w:p>
@@ -17960,7 +17901,7 @@
         <w:rPr>
           <w:rFonts w:eastAsia="Times New Roman" w:cs="Times New Roman"/>
         </w:rPr>
-        <w:t>Criterio escalar que el PSO maximiza para evaluar cada solución candidata. Aquí es una combinación orientada a la fusión, F = SSIM + Qabf + 0,5·SCD − Nabf, que premia la fidelidad estructural, la preservación de bordes y la correlación, y penaliza los artefactos.</w:t>
+        <w:t>Criterio escalar que el PSO maximiza para evaluar cada solución candidata. Aquí es una combinación orientada a la fusión, Fo = SSIMavg + En + PSNRn, que premia la fidelidad estructural, la preservación de bordes y la correlación, y penaliza los artefactos.</w:t>
       </w:r>
       <w:r>
         <w:br w:type="page"/>
@@ -18088,7 +18029,7 @@
         <w:rPr>
           <w:rFonts w:eastAsia="Times New Roman" w:cs="Times New Roman"/>
         </w:rPr>
-        <w:t xml:space="preserve">El diseño es comparativo inter-método: siete métodos de fusión —la Propuesta Novedosa, la metodología clásica Top-Hat y cinco representativos del estado del arte (LP, RP, DWT, DTCWT y CVT)— se aplican a cada uno de los 20 pares del dataset, totalizando 140 fusiones evaluadas con las doce métricas sin referencia, base del análisis estadístico inter-método (las cuatro métricas complementarias del review —FMI, Q0, QW y QE— se reportan de forma descriptiva en la Tabla 6). Los dos hiperparámetros de la propuesta (el radio r del banco de elementos estructurantes y el peso de contraste m) se ajustan mediante PSO, seleccionando la configuración del enjambre con un barrido de 25 combinaciones (partículas 2–10 × iteraciones 10–50, replicando el diseño de Ortega y Espinoza, 2025) sobre un subconjunto de tres escenas representativas; la configuración óptima resultante (r = 25, m = 0,070) se compara sobre los 20 pares con las doce métricas, incluyendo contrastes pareados de Wilcoxon con corrección de Holm.</w:t>
+        <w:t xml:space="preserve">El diseño es comparativo inter-método: siete métodos de fusión —la Propuesta Novedosa, la metodología clásica Top-Hat y cinco representativos del estado del arte (LP, RP, DWT, DTCWT y CVT)— se aplican a cada uno de los 20 pares del dataset, totalizando 140 fusiones evaluadas con las nueve métricas sin referencia, base del análisis estadístico inter-método. Los dos hiperparámetros de la propuesta (el radio r del banco de elementos estructurantes y el peso de contraste m) se ajustan mediante PSO, seleccionando la configuración del enjambre con un barrido de 25 combinaciones (partículas 2–10 × iteraciones 10–50, replicando el diseño de Ortega y Espinoza, 2025) sobre un subconjunto de tres escenas representativas; la configuración óptima resultante (r = 25, m = 0,070) se compara sobre los 20 pares con las nueve métricas, incluyendo contrastes pareados de Wilcoxon con corrección de Holm.</w:t>
       </w:r>
     </w:p>
     <w:p>
@@ -21530,7 +21471,7 @@
           <w:i/>
           <w:sz w:val="18"/>
         </w:rPr>
-        <w:t>Tabla 5. Promedios de las seis métricas estándar de calidad de fusión por método (n = 20 pares).</w:t>
+        <w:t>Tabla 5. Promedios de frecuencia espacial (SF), similitud estructural (SSIM) y PSNR por método (n = 20 pares).</w:t>
       </w:r>
     </w:p>
     <w:tbl>
@@ -21548,13 +21489,10 @@
         <w:tblLook w:noHBand="0" w:noVBand="1" w:firstColumn="1" w:lastRow="0" w:lastColumn="0" w:firstRow="1" w:val="04a0"/>
       </w:tblPr>
       <w:tblGrid>
-        <w:gridCol w:w="2400"/>
-        <w:gridCol w:w="1100"/>
-        <w:gridCol w:w="1100"/>
-        <w:gridCol w:w="1100"/>
-        <w:gridCol w:w="1100"/>
-        <w:gridCol w:w="1100"/>
-        <w:gridCol w:w="1100"/>
+        <w:gridCol w:w="3200"/>
+        <w:gridCol w:w="1560"/>
+        <w:gridCol w:w="1560"/>
+        <w:gridCol w:w="1560"/>
       </w:tblGrid>
       <w:tr>
         <w:trPr/>
@@ -21612,7 +21550,7 @@
                 <w:color w:val="FFFFFF"/>
                 <w:sz w:val="18"/>
               </w:rPr>
-              <w:t>SF</w:t>
+              <w:t>SF ↑</w:t>
             </w:r>
           </w:p>
         </w:tc>
@@ -21641,7 +21579,7 @@
                 <w:color w:val="FFFFFF"/>
                 <w:sz w:val="18"/>
               </w:rPr>
-              <w:t>Qabf</w:t>
+              <w:t>SSIM ↑</w:t>
             </w:r>
           </w:p>
         </w:tc>
@@ -21670,36 +21608,38 @@
                 <w:color w:val="FFFFFF"/>
                 <w:sz w:val="18"/>
               </w:rPr>
-              <w:t>Nabf</w:t>
-            </w:r>
-          </w:p>
-        </w:tc>
-        <w:tc>
-          <w:tcPr>
-            <w:tcW w:w="1100" w:type="dxa"/>
+              <w:t>PSNR ↑</w:t>
+            </w:r>
+          </w:p>
+        </w:tc>
+      </w:tr>
+      <w:tr>
+        <w:trPr/>
+        <w:tc>
+          <w:tcPr>
+            <w:tcW w:w="2400" w:type="dxa"/>
             <w:tcBorders>
               <w:top w:val="single" w:sz="4" w:space="0" w:color="B0B8C0"/>
               <w:start w:val="single" w:sz="4" w:space="0" w:color="B0B8C0"/>
               <w:bottom w:val="single" w:sz="4" w:space="0" w:color="B0B8C0"/>
               <w:end w:val="single" w:sz="4" w:space="0" w:color="B0B8C0"/>
             </w:tcBorders>
-            <w:shd w:fill="1F3B57" w:val="clear"/>
-          </w:tcPr>
-          <w:p>
-            <w:pPr>
-              <w:pStyle w:val="Normal"/>
-              <w:widowControl w:val="false"/>
-              <w:spacing w:lineRule="auto" w:line="276" w:before="0" w:after="120"/>
-              <w:rPr/>
-            </w:pPr>
-            <w:r>
-              <w:rPr>
-                <w:rFonts w:eastAsia="Times New Roman" w:cs="Times New Roman"/>
-                <w:b/>
-                <w:color w:val="FFFFFF"/>
+            <w:shd w:fill="FFFFFF" w:val="clear"/>
+          </w:tcPr>
+          <w:p>
+            <w:pPr>
+              <w:pStyle w:val="Normal"/>
+              <w:widowControl w:val="false"/>
+              <w:spacing w:lineRule="auto" w:line="276" w:before="0" w:after="120"/>
+              <w:rPr/>
+            </w:pPr>
+            <w:r>
+              <w:rPr>
+                <w:rFonts w:eastAsia="Times New Roman" w:cs="Times New Roman"/>
+                <w:color w:val="auto"/>
                 <w:sz w:val="18"/>
               </w:rPr>
-              <w:t>SSIM</w:t>
+              <w:t>Pirámide de Laplace (LP)</w:t>
             </w:r>
           </w:p>
         </w:tc>
@@ -21712,23 +21652,22 @@
               <w:bottom w:val="single" w:sz="4" w:space="0" w:color="B0B8C0"/>
               <w:end w:val="single" w:sz="4" w:space="0" w:color="B0B8C0"/>
             </w:tcBorders>
-            <w:shd w:fill="1F3B57" w:val="clear"/>
-          </w:tcPr>
-          <w:p>
-            <w:pPr>
-              <w:pStyle w:val="Normal"/>
-              <w:widowControl w:val="false"/>
-              <w:spacing w:lineRule="auto" w:line="276" w:before="0" w:after="120"/>
-              <w:rPr/>
-            </w:pPr>
-            <w:r>
-              <w:rPr>
-                <w:rFonts w:eastAsia="Times New Roman" w:cs="Times New Roman"/>
-                <w:b/>
-                <w:color w:val="FFFFFF"/>
+            <w:shd w:fill="FFFFFF" w:val="clear"/>
+          </w:tcPr>
+          <w:p>
+            <w:pPr>
+              <w:pStyle w:val="Normal"/>
+              <w:widowControl w:val="false"/>
+              <w:spacing w:lineRule="auto" w:line="276" w:before="0" w:after="120"/>
+              <w:rPr/>
+            </w:pPr>
+            <w:r>
+              <w:rPr>
+                <w:rFonts w:eastAsia="Times New Roman" w:cs="Times New Roman"/>
+                <w:color w:val="auto"/>
                 <w:sz w:val="18"/>
               </w:rPr>
-              <w:t>SCD</w:t>
+              <w:t>13,0400</w:t>
             </w:r>
           </w:p>
         </w:tc>
@@ -21741,32 +21680,28 @@
               <w:bottom w:val="single" w:sz="4" w:space="0" w:color="B0B8C0"/>
               <w:end w:val="single" w:sz="4" w:space="0" w:color="B0B8C0"/>
             </w:tcBorders>
-            <w:shd w:fill="1F3B57" w:val="clear"/>
-          </w:tcPr>
-          <w:p>
-            <w:pPr>
-              <w:pStyle w:val="Normal"/>
-              <w:widowControl w:val="false"/>
-              <w:spacing w:lineRule="auto" w:line="276" w:before="0" w:after="120"/>
-              <w:rPr/>
-            </w:pPr>
-            <w:r>
-              <w:rPr>
-                <w:rFonts w:eastAsia="Times New Roman" w:cs="Times New Roman"/>
-                <w:b/>
-                <w:color w:val="FFFFFF"/>
+            <w:shd w:fill="FFFFFF" w:val="clear"/>
+          </w:tcPr>
+          <w:p>
+            <w:pPr>
+              <w:pStyle w:val="Normal"/>
+              <w:widowControl w:val="false"/>
+              <w:spacing w:lineRule="auto" w:line="276" w:before="0" w:after="120"/>
+              <w:rPr/>
+            </w:pPr>
+            <w:r>
+              <w:rPr>
+                <w:rFonts w:eastAsia="Times New Roman" w:cs="Times New Roman"/>
+                <w:color w:val="auto"/>
                 <w:sz w:val="18"/>
               </w:rPr>
-              <w:t>VIF</w:t>
-            </w:r>
-          </w:p>
-        </w:tc>
-      </w:tr>
-      <w:tr>
-        <w:trPr/>
-        <w:tc>
-          <w:tcPr>
-            <w:tcW w:w="2400" w:type="dxa"/>
+              <w:t>0,7208</w:t>
+            </w:r>
+          </w:p>
+        </w:tc>
+        <w:tc>
+          <w:tcPr>
+            <w:tcW w:w="1100" w:type="dxa"/>
             <w:tcBorders>
               <w:top w:val="single" w:sz="4" w:space="0" w:color="B0B8C0"/>
               <w:start w:val="single" w:sz="4" w:space="0" w:color="B0B8C0"/>
@@ -21788,13 +21723,16 @@
                 <w:color w:val="auto"/>
                 <w:sz w:val="18"/>
               </w:rPr>
-              <w:t>Pirámide de Laplace (LP)</w:t>
-            </w:r>
-          </w:p>
-        </w:tc>
-        <w:tc>
-          <w:tcPr>
-            <w:tcW w:w="1100" w:type="dxa"/>
+              <w:t>20,2687</w:t>
+            </w:r>
+          </w:p>
+        </w:tc>
+      </w:tr>
+      <w:tr>
+        <w:trPr/>
+        <w:tc>
+          <w:tcPr>
+            <w:tcW w:w="2400" w:type="dxa"/>
             <w:tcBorders>
               <w:top w:val="single" w:sz="4" w:space="0" w:color="B0B8C0"/>
               <w:start w:val="single" w:sz="4" w:space="0" w:color="B0B8C0"/>
@@ -21816,7 +21754,7 @@
                 <w:color w:val="auto"/>
                 <w:sz w:val="18"/>
               </w:rPr>
-              <w:t>13,0400</w:t>
+              <w:t>Ratio Pyramid (RP)</w:t>
             </w:r>
           </w:p>
         </w:tc>
@@ -21844,7 +21782,7 @@
                 <w:color w:val="auto"/>
                 <w:sz w:val="18"/>
               </w:rPr>
-              <w:t>0,4419</w:t>
+              <w:t>13,3376</w:t>
             </w:r>
           </w:p>
         </w:tc>
@@ -21872,7 +21810,7 @@
                 <w:color w:val="auto"/>
                 <w:sz w:val="18"/>
               </w:rPr>
-              <w:t>0,1080</w:t>
+              <w:t>0,7212</w:t>
             </w:r>
           </w:p>
         </w:tc>
@@ -21897,16 +21835,20 @@
             <w:r>
               <w:rPr>
                 <w:rFonts w:eastAsia="Times New Roman" w:cs="Times New Roman"/>
+                <w:b/>
                 <w:color w:val="auto"/>
                 <w:sz w:val="18"/>
               </w:rPr>
-              <w:t>0,7208</w:t>
-            </w:r>
-          </w:p>
-        </w:tc>
-        <w:tc>
-          <w:tcPr>
-            <w:tcW w:w="1100" w:type="dxa"/>
+              <w:t>21,9655</w:t>
+            </w:r>
+          </w:p>
+        </w:tc>
+      </w:tr>
+      <w:tr>
+        <w:trPr/>
+        <w:tc>
+          <w:tcPr>
+            <w:tcW w:w="2400" w:type="dxa"/>
             <w:tcBorders>
               <w:top w:val="single" w:sz="4" w:space="0" w:color="B0B8C0"/>
               <w:start w:val="single" w:sz="4" w:space="0" w:color="B0B8C0"/>
@@ -21928,7 +21870,7 @@
                 <w:color w:val="auto"/>
                 <w:sz w:val="18"/>
               </w:rPr>
-              <w:t>1,3217</w:t>
+              <w:t>Wavelet discreta (DWT)</w:t>
             </w:r>
           </w:p>
         </w:tc>
@@ -21953,20 +21895,16 @@
             <w:r>
               <w:rPr>
                 <w:rFonts w:eastAsia="Times New Roman" w:cs="Times New Roman"/>
-                <w:b/>
                 <w:color w:val="auto"/>
                 <w:sz w:val="18"/>
               </w:rPr>
-              <w:t>0,4101</w:t>
-            </w:r>
-          </w:p>
-        </w:tc>
-      </w:tr>
-      <w:tr>
-        <w:trPr/>
-        <w:tc>
-          <w:tcPr>
-            <w:tcW w:w="2400" w:type="dxa"/>
+              <w:t>13,9341</w:t>
+            </w:r>
+          </w:p>
+        </w:tc>
+        <w:tc>
+          <w:tcPr>
+            <w:tcW w:w="1100" w:type="dxa"/>
             <w:tcBorders>
               <w:top w:val="single" w:sz="4" w:space="0" w:color="B0B8C0"/>
               <w:start w:val="single" w:sz="4" w:space="0" w:color="B0B8C0"/>
@@ -21988,7 +21926,7 @@
                 <w:color w:val="auto"/>
                 <w:sz w:val="18"/>
               </w:rPr>
-              <w:t>Ratio Pyramid (RP)</w:t>
+              <w:t>0,7163</w:t>
             </w:r>
           </w:p>
         </w:tc>
@@ -22016,13 +21954,16 @@
                 <w:color w:val="auto"/>
                 <w:sz w:val="18"/>
               </w:rPr>
-              <w:t>13,3376</w:t>
-            </w:r>
-          </w:p>
-        </w:tc>
-        <w:tc>
-          <w:tcPr>
-            <w:tcW w:w="1100" w:type="dxa"/>
+              <w:t>22,7767</w:t>
+            </w:r>
+          </w:p>
+        </w:tc>
+      </w:tr>
+      <w:tr>
+        <w:trPr/>
+        <w:tc>
+          <w:tcPr>
+            <w:tcW w:w="2400" w:type="dxa"/>
             <w:tcBorders>
               <w:top w:val="single" w:sz="4" w:space="0" w:color="B0B8C0"/>
               <w:start w:val="single" w:sz="4" w:space="0" w:color="B0B8C0"/>
@@ -22044,7 +21985,7 @@
                 <w:color w:val="auto"/>
                 <w:sz w:val="18"/>
               </w:rPr>
-              <w:t>0,4968</w:t>
+              <w:t>DTCWT</w:t>
             </w:r>
           </w:p>
         </w:tc>
@@ -22072,7 +22013,7 @@
                 <w:color w:val="auto"/>
                 <w:sz w:val="18"/>
               </w:rPr>
-              <w:t>0,2119</w:t>
+              <w:t>13,0266</w:t>
             </w:r>
           </w:p>
         </w:tc>
@@ -22100,7 +22041,7 @@
                 <w:color w:val="auto"/>
                 <w:sz w:val="18"/>
               </w:rPr>
-              <w:t>0,7212</w:t>
+              <w:t>0,7386</w:t>
             </w:r>
           </w:p>
         </w:tc>
@@ -22125,17 +22066,19 @@
             <w:r>
               <w:rPr>
                 <w:rFonts w:eastAsia="Times New Roman" w:cs="Times New Roman"/>
-                <w:b/>
                 <w:color w:val="auto"/>
                 <w:sz w:val="18"/>
               </w:rPr>
-              <w:t>1,4677</w:t>
-            </w:r>
-          </w:p>
-        </w:tc>
-        <w:tc>
-          <w:tcPr>
-            <w:tcW w:w="1100" w:type="dxa"/>
+              <w:t>22,7857</w:t>
+            </w:r>
+          </w:p>
+        </w:tc>
+      </w:tr>
+      <w:tr>
+        <w:trPr/>
+        <w:tc>
+          <w:tcPr>
+            <w:tcW w:w="2400" w:type="dxa"/>
             <w:tcBorders>
               <w:top w:val="single" w:sz="4" w:space="0" w:color="B0B8C0"/>
               <w:start w:val="single" w:sz="4" w:space="0" w:color="B0B8C0"/>
@@ -22157,16 +22100,13 @@
                 <w:color w:val="auto"/>
                 <w:sz w:val="18"/>
               </w:rPr>
-              <w:t>0,3841</w:t>
-            </w:r>
-          </w:p>
-        </w:tc>
-      </w:tr>
-      <w:tr>
-        <w:trPr/>
-        <w:tc>
-          <w:tcPr>
-            <w:tcW w:w="2400" w:type="dxa"/>
+              <w:t>Curvelet (CVT)</w:t>
+            </w:r>
+          </w:p>
+        </w:tc>
+        <w:tc>
+          <w:tcPr>
+            <w:tcW w:w="1100" w:type="dxa"/>
             <w:tcBorders>
               <w:top w:val="single" w:sz="4" w:space="0" w:color="B0B8C0"/>
               <w:start w:val="single" w:sz="4" w:space="0" w:color="B0B8C0"/>
@@ -22188,7 +22128,7 @@
                 <w:color w:val="auto"/>
                 <w:sz w:val="18"/>
               </w:rPr>
-              <w:t>Wavelet discreta (DWT)</w:t>
+              <w:t>13,1510</w:t>
             </w:r>
           </w:p>
         </w:tc>
@@ -22216,7 +22156,7 @@
                 <w:color w:val="auto"/>
                 <w:sz w:val="18"/>
               </w:rPr>
-              <w:t>13,9341</w:t>
+              <w:t>0,7305</w:t>
             </w:r>
           </w:p>
         </w:tc>
@@ -22244,13 +22184,16 @@
                 <w:color w:val="auto"/>
                 <w:sz w:val="18"/>
               </w:rPr>
-              <w:t>0,4895</w:t>
-            </w:r>
-          </w:p>
-        </w:tc>
-        <w:tc>
-          <w:tcPr>
-            <w:tcW w:w="1100" w:type="dxa"/>
+              <w:t>22,8375</w:t>
+            </w:r>
+          </w:p>
+        </w:tc>
+      </w:tr>
+      <w:tr>
+        <w:trPr/>
+        <w:tc>
+          <w:tcPr>
+            <w:tcW w:w="2400" w:type="dxa"/>
             <w:tcBorders>
               <w:top w:val="single" w:sz="4" w:space="0" w:color="B0B8C0"/>
               <w:start w:val="single" w:sz="4" w:space="0" w:color="B0B8C0"/>
@@ -22272,7 +22215,7 @@
                 <w:color w:val="auto"/>
                 <w:sz w:val="18"/>
               </w:rPr>
-              <w:t>0,2286</w:t>
+              <w:t>Top-Hat clásico</w:t>
             </w:r>
           </w:p>
         </w:tc>
@@ -22297,10 +22240,11 @@
             <w:r>
               <w:rPr>
                 <w:rFonts w:eastAsia="Times New Roman" w:cs="Times New Roman"/>
+                <w:b/>
                 <w:color w:val="auto"/>
                 <w:sz w:val="18"/>
               </w:rPr>
-              <w:t>0,7163</w:t>
+              <w:t>22,8554</w:t>
             </w:r>
           </w:p>
         </w:tc>
@@ -22328,7 +22272,7 @@
                 <w:color w:val="auto"/>
                 <w:sz w:val="18"/>
               </w:rPr>
-              <w:t>1,3218</w:t>
+              <w:t>0,5781</w:t>
             </w:r>
           </w:p>
         </w:tc>
@@ -22356,7 +22300,7 @@
                 <w:color w:val="auto"/>
                 <w:sz w:val="18"/>
               </w:rPr>
-              <w:t>0,3028</w:t>
+              <w:t>17,4947</w:t>
             </w:r>
           </w:p>
         </w:tc>
@@ -22387,7 +22331,7 @@
                 <w:color w:val="auto"/>
                 <w:sz w:val="18"/>
               </w:rPr>
-              <w:t>DTCWT</w:t>
+              <w:t>Propuesta Novedosa</w:t>
             </w:r>
           </w:p>
         </w:tc>
@@ -22415,7 +22359,7 @@
                 <w:color w:val="auto"/>
                 <w:sz w:val="18"/>
               </w:rPr>
-              <w:t>13,0266</w:t>
+              <w:t>9,6441</w:t>
             </w:r>
           </w:p>
         </w:tc>
@@ -22444,7 +22388,7 @@
                 <w:color w:val="auto"/>
                 <w:sz w:val="18"/>
               </w:rPr>
-              <w:t>0,5011</w:t>
+              <w:t>0,7822</w:t>
             </w:r>
           </w:p>
         </w:tc>
@@ -22472,1882 +22416,7 @@
                 <w:color w:val="auto"/>
                 <w:sz w:val="18"/>
               </w:rPr>
-              <w:t>0,1514</w:t>
-            </w:r>
-          </w:p>
-        </w:tc>
-        <w:tc>
-          <w:tcPr>
-            <w:tcW w:w="1100" w:type="dxa"/>
-            <w:tcBorders>
-              <w:top w:val="single" w:sz="4" w:space="0" w:color="B0B8C0"/>
-              <w:start w:val="single" w:sz="4" w:space="0" w:color="B0B8C0"/>
-              <w:bottom w:val="single" w:sz="4" w:space="0" w:color="B0B8C0"/>
-              <w:end w:val="single" w:sz="4" w:space="0" w:color="B0B8C0"/>
-            </w:tcBorders>
-            <w:shd w:fill="FFFFFF" w:val="clear"/>
-          </w:tcPr>
-          <w:p>
-            <w:pPr>
-              <w:pStyle w:val="Normal"/>
-              <w:widowControl w:val="false"/>
-              <w:spacing w:lineRule="auto" w:line="276" w:before="0" w:after="120"/>
-              <w:rPr/>
-            </w:pPr>
-            <w:r>
-              <w:rPr>
-                <w:rFonts w:eastAsia="Times New Roman" w:cs="Times New Roman"/>
-                <w:color w:val="auto"/>
-                <w:sz w:val="18"/>
-              </w:rPr>
-              <w:t>0,7386</w:t>
-            </w:r>
-          </w:p>
-        </w:tc>
-        <w:tc>
-          <w:tcPr>
-            <w:tcW w:w="1100" w:type="dxa"/>
-            <w:tcBorders>
-              <w:top w:val="single" w:sz="4" w:space="0" w:color="B0B8C0"/>
-              <w:start w:val="single" w:sz="4" w:space="0" w:color="B0B8C0"/>
-              <w:bottom w:val="single" w:sz="4" w:space="0" w:color="B0B8C0"/>
-              <w:end w:val="single" w:sz="4" w:space="0" w:color="B0B8C0"/>
-            </w:tcBorders>
-            <w:shd w:fill="FFFFFF" w:val="clear"/>
-          </w:tcPr>
-          <w:p>
-            <w:pPr>
-              <w:pStyle w:val="Normal"/>
-              <w:widowControl w:val="false"/>
-              <w:spacing w:lineRule="auto" w:line="276" w:before="0" w:after="120"/>
-              <w:rPr/>
-            </w:pPr>
-            <w:r>
-              <w:rPr>
-                <w:rFonts w:eastAsia="Times New Roman" w:cs="Times New Roman"/>
-                <w:color w:val="auto"/>
-                <w:sz w:val="18"/>
-              </w:rPr>
-              <w:t>1,3764</w:t>
-            </w:r>
-          </w:p>
-        </w:tc>
-        <w:tc>
-          <w:tcPr>
-            <w:tcW w:w="1100" w:type="dxa"/>
-            <w:tcBorders>
-              <w:top w:val="single" w:sz="4" w:space="0" w:color="B0B8C0"/>
-              <w:start w:val="single" w:sz="4" w:space="0" w:color="B0B8C0"/>
-              <w:bottom w:val="single" w:sz="4" w:space="0" w:color="B0B8C0"/>
-              <w:end w:val="single" w:sz="4" w:space="0" w:color="B0B8C0"/>
-            </w:tcBorders>
-            <w:shd w:fill="FFFFFF" w:val="clear"/>
-          </w:tcPr>
-          <w:p>
-            <w:pPr>
-              <w:pStyle w:val="Normal"/>
-              <w:widowControl w:val="false"/>
-              <w:spacing w:lineRule="auto" w:line="276" w:before="0" w:after="120"/>
-              <w:rPr/>
-            </w:pPr>
-            <w:r>
-              <w:rPr>
-                <w:rFonts w:eastAsia="Times New Roman" w:cs="Times New Roman"/>
-                <w:color w:val="auto"/>
-                <w:sz w:val="18"/>
-              </w:rPr>
-              <w:t>0,3600</w:t>
-            </w:r>
-          </w:p>
-        </w:tc>
-      </w:tr>
-      <w:tr>
-        <w:trPr/>
-        <w:tc>
-          <w:tcPr>
-            <w:tcW w:w="2400" w:type="dxa"/>
-            <w:tcBorders>
-              <w:top w:val="single" w:sz="4" w:space="0" w:color="B0B8C0"/>
-              <w:start w:val="single" w:sz="4" w:space="0" w:color="B0B8C0"/>
-              <w:bottom w:val="single" w:sz="4" w:space="0" w:color="B0B8C0"/>
-              <w:end w:val="single" w:sz="4" w:space="0" w:color="B0B8C0"/>
-            </w:tcBorders>
-            <w:shd w:fill="FFFFFF" w:val="clear"/>
-          </w:tcPr>
-          <w:p>
-            <w:pPr>
-              <w:pStyle w:val="Normal"/>
-              <w:widowControl w:val="false"/>
-              <w:spacing w:lineRule="auto" w:line="276" w:before="0" w:after="120"/>
-              <w:rPr/>
-            </w:pPr>
-            <w:r>
-              <w:rPr>
-                <w:rFonts w:eastAsia="Times New Roman" w:cs="Times New Roman"/>
-                <w:color w:val="auto"/>
-                <w:sz w:val="18"/>
-              </w:rPr>
-              <w:t>Curvelet (CVT)</w:t>
-            </w:r>
-          </w:p>
-        </w:tc>
-        <w:tc>
-          <w:tcPr>
-            <w:tcW w:w="1100" w:type="dxa"/>
-            <w:tcBorders>
-              <w:top w:val="single" w:sz="4" w:space="0" w:color="B0B8C0"/>
-              <w:start w:val="single" w:sz="4" w:space="0" w:color="B0B8C0"/>
-              <w:bottom w:val="single" w:sz="4" w:space="0" w:color="B0B8C0"/>
-              <w:end w:val="single" w:sz="4" w:space="0" w:color="B0B8C0"/>
-            </w:tcBorders>
-            <w:shd w:fill="FFFFFF" w:val="clear"/>
-          </w:tcPr>
-          <w:p>
-            <w:pPr>
-              <w:pStyle w:val="Normal"/>
-              <w:widowControl w:val="false"/>
-              <w:spacing w:lineRule="auto" w:line="276" w:before="0" w:after="120"/>
-              <w:rPr/>
-            </w:pPr>
-            <w:r>
-              <w:rPr>
-                <w:rFonts w:eastAsia="Times New Roman" w:cs="Times New Roman"/>
-                <w:color w:val="auto"/>
-                <w:sz w:val="18"/>
-              </w:rPr>
-              <w:t>13,1510</w:t>
-            </w:r>
-          </w:p>
-        </w:tc>
-        <w:tc>
-          <w:tcPr>
-            <w:tcW w:w="1100" w:type="dxa"/>
-            <w:tcBorders>
-              <w:top w:val="single" w:sz="4" w:space="0" w:color="B0B8C0"/>
-              <w:start w:val="single" w:sz="4" w:space="0" w:color="B0B8C0"/>
-              <w:bottom w:val="single" w:sz="4" w:space="0" w:color="B0B8C0"/>
-              <w:end w:val="single" w:sz="4" w:space="0" w:color="B0B8C0"/>
-            </w:tcBorders>
-            <w:shd w:fill="FFFFFF" w:val="clear"/>
-          </w:tcPr>
-          <w:p>
-            <w:pPr>
-              <w:pStyle w:val="Normal"/>
-              <w:widowControl w:val="false"/>
-              <w:spacing w:lineRule="auto" w:line="276" w:before="0" w:after="120"/>
-              <w:rPr/>
-            </w:pPr>
-            <w:r>
-              <w:rPr>
-                <w:rFonts w:eastAsia="Times New Roman" w:cs="Times New Roman"/>
-                <w:color w:val="auto"/>
-                <w:sz w:val="18"/>
-              </w:rPr>
-              <w:t>0,4762</w:t>
-            </w:r>
-          </w:p>
-        </w:tc>
-        <w:tc>
-          <w:tcPr>
-            <w:tcW w:w="1100" w:type="dxa"/>
-            <w:tcBorders>
-              <w:top w:val="single" w:sz="4" w:space="0" w:color="B0B8C0"/>
-              <w:start w:val="single" w:sz="4" w:space="0" w:color="B0B8C0"/>
-              <w:bottom w:val="single" w:sz="4" w:space="0" w:color="B0B8C0"/>
-              <w:end w:val="single" w:sz="4" w:space="0" w:color="B0B8C0"/>
-            </w:tcBorders>
-            <w:shd w:fill="FFFFFF" w:val="clear"/>
-          </w:tcPr>
-          <w:p>
-            <w:pPr>
-              <w:pStyle w:val="Normal"/>
-              <w:widowControl w:val="false"/>
-              <w:spacing w:lineRule="auto" w:line="276" w:before="0" w:after="120"/>
-              <w:rPr/>
-            </w:pPr>
-            <w:r>
-              <w:rPr>
-                <w:rFonts w:eastAsia="Times New Roman" w:cs="Times New Roman"/>
-                <w:color w:val="auto"/>
-                <w:sz w:val="18"/>
-              </w:rPr>
-              <w:t>0,1915</w:t>
-            </w:r>
-          </w:p>
-        </w:tc>
-        <w:tc>
-          <w:tcPr>
-            <w:tcW w:w="1100" w:type="dxa"/>
-            <w:tcBorders>
-              <w:top w:val="single" w:sz="4" w:space="0" w:color="B0B8C0"/>
-              <w:start w:val="single" w:sz="4" w:space="0" w:color="B0B8C0"/>
-              <w:bottom w:val="single" w:sz="4" w:space="0" w:color="B0B8C0"/>
-              <w:end w:val="single" w:sz="4" w:space="0" w:color="B0B8C0"/>
-            </w:tcBorders>
-            <w:shd w:fill="FFFFFF" w:val="clear"/>
-          </w:tcPr>
-          <w:p>
-            <w:pPr>
-              <w:pStyle w:val="Normal"/>
-              <w:widowControl w:val="false"/>
-              <w:spacing w:lineRule="auto" w:line="276" w:before="0" w:after="120"/>
-              <w:rPr/>
-            </w:pPr>
-            <w:r>
-              <w:rPr>
-                <w:rFonts w:eastAsia="Times New Roman" w:cs="Times New Roman"/>
-                <w:color w:val="auto"/>
-                <w:sz w:val="18"/>
-              </w:rPr>
-              <w:t>0,7305</w:t>
-            </w:r>
-          </w:p>
-        </w:tc>
-        <w:tc>
-          <w:tcPr>
-            <w:tcW w:w="1100" w:type="dxa"/>
-            <w:tcBorders>
-              <w:top w:val="single" w:sz="4" w:space="0" w:color="B0B8C0"/>
-              <w:start w:val="single" w:sz="4" w:space="0" w:color="B0B8C0"/>
-              <w:bottom w:val="single" w:sz="4" w:space="0" w:color="B0B8C0"/>
-              <w:end w:val="single" w:sz="4" w:space="0" w:color="B0B8C0"/>
-            </w:tcBorders>
-            <w:shd w:fill="FFFFFF" w:val="clear"/>
-          </w:tcPr>
-          <w:p>
-            <w:pPr>
-              <w:pStyle w:val="Normal"/>
-              <w:widowControl w:val="false"/>
-              <w:spacing w:lineRule="auto" w:line="276" w:before="0" w:after="120"/>
-              <w:rPr/>
-            </w:pPr>
-            <w:r>
-              <w:rPr>
-                <w:rFonts w:eastAsia="Times New Roman" w:cs="Times New Roman"/>
-                <w:color w:val="auto"/>
-                <w:sz w:val="18"/>
-              </w:rPr>
-              <w:t>1,3208</w:t>
-            </w:r>
-          </w:p>
-        </w:tc>
-        <w:tc>
-          <w:tcPr>
-            <w:tcW w:w="1100" w:type="dxa"/>
-            <w:tcBorders>
-              <w:top w:val="single" w:sz="4" w:space="0" w:color="B0B8C0"/>
-              <w:start w:val="single" w:sz="4" w:space="0" w:color="B0B8C0"/>
-              <w:bottom w:val="single" w:sz="4" w:space="0" w:color="B0B8C0"/>
-              <w:end w:val="single" w:sz="4" w:space="0" w:color="B0B8C0"/>
-            </w:tcBorders>
-            <w:shd w:fill="FFFFFF" w:val="clear"/>
-          </w:tcPr>
-          <w:p>
-            <w:pPr>
-              <w:pStyle w:val="Normal"/>
-              <w:widowControl w:val="false"/>
-              <w:spacing w:lineRule="auto" w:line="276" w:before="0" w:after="120"/>
-              <w:rPr/>
-            </w:pPr>
-            <w:r>
-              <w:rPr>
-                <w:rFonts w:eastAsia="Times New Roman" w:cs="Times New Roman"/>
-                <w:color w:val="auto"/>
-                <w:sz w:val="18"/>
-              </w:rPr>
-              <w:t>0,3067</w:t>
-            </w:r>
-          </w:p>
-        </w:tc>
-      </w:tr>
-      <w:tr>
-        <w:trPr/>
-        <w:tc>
-          <w:tcPr>
-            <w:tcW w:w="2400" w:type="dxa"/>
-            <w:tcBorders>
-              <w:top w:val="single" w:sz="4" w:space="0" w:color="B0B8C0"/>
-              <w:start w:val="single" w:sz="4" w:space="0" w:color="B0B8C0"/>
-              <w:bottom w:val="single" w:sz="4" w:space="0" w:color="B0B8C0"/>
-              <w:end w:val="single" w:sz="4" w:space="0" w:color="B0B8C0"/>
-            </w:tcBorders>
-            <w:shd w:fill="FFFFFF" w:val="clear"/>
-          </w:tcPr>
-          <w:p>
-            <w:pPr>
-              <w:pStyle w:val="Normal"/>
-              <w:widowControl w:val="false"/>
-              <w:spacing w:lineRule="auto" w:line="276" w:before="0" w:after="120"/>
-              <w:rPr/>
-            </w:pPr>
-            <w:r>
-              <w:rPr>
-                <w:rFonts w:eastAsia="Times New Roman" w:cs="Times New Roman"/>
-                <w:color w:val="auto"/>
-                <w:sz w:val="18"/>
-              </w:rPr>
-              <w:t>Top-Hat clásico</w:t>
-            </w:r>
-          </w:p>
-        </w:tc>
-        <w:tc>
-          <w:tcPr>
-            <w:tcW w:w="1100" w:type="dxa"/>
-            <w:tcBorders>
-              <w:top w:val="single" w:sz="4" w:space="0" w:color="B0B8C0"/>
-              <w:start w:val="single" w:sz="4" w:space="0" w:color="B0B8C0"/>
-              <w:bottom w:val="single" w:sz="4" w:space="0" w:color="B0B8C0"/>
-              <w:end w:val="single" w:sz="4" w:space="0" w:color="B0B8C0"/>
-            </w:tcBorders>
-            <w:shd w:fill="FFFFFF" w:val="clear"/>
-          </w:tcPr>
-          <w:p>
-            <w:pPr>
-              <w:pStyle w:val="Normal"/>
-              <w:widowControl w:val="false"/>
-              <w:spacing w:lineRule="auto" w:line="276" w:before="0" w:after="120"/>
-              <w:rPr/>
-            </w:pPr>
-            <w:r>
-              <w:rPr>
-                <w:rFonts w:eastAsia="Times New Roman" w:cs="Times New Roman"/>
-                <w:b/>
-                <w:color w:val="auto"/>
-                <w:sz w:val="18"/>
-              </w:rPr>
-              <w:t>22,8554</w:t>
-            </w:r>
-          </w:p>
-        </w:tc>
-        <w:tc>
-          <w:tcPr>
-            <w:tcW w:w="1100" w:type="dxa"/>
-            <w:tcBorders>
-              <w:top w:val="single" w:sz="4" w:space="0" w:color="B0B8C0"/>
-              <w:start w:val="single" w:sz="4" w:space="0" w:color="B0B8C0"/>
-              <w:bottom w:val="single" w:sz="4" w:space="0" w:color="B0B8C0"/>
-              <w:end w:val="single" w:sz="4" w:space="0" w:color="B0B8C0"/>
-            </w:tcBorders>
-            <w:shd w:fill="FFFFFF" w:val="clear"/>
-          </w:tcPr>
-          <w:p>
-            <w:pPr>
-              <w:pStyle w:val="Normal"/>
-              <w:widowControl w:val="false"/>
-              <w:spacing w:lineRule="auto" w:line="276" w:before="0" w:after="120"/>
-              <w:rPr/>
-            </w:pPr>
-            <w:r>
-              <w:rPr>
-                <w:rFonts w:eastAsia="Times New Roman" w:cs="Times New Roman"/>
-                <w:color w:val="auto"/>
-                <w:sz w:val="18"/>
-              </w:rPr>
-              <w:t>0,3045</w:t>
-            </w:r>
-          </w:p>
-        </w:tc>
-        <w:tc>
-          <w:tcPr>
-            <w:tcW w:w="1100" w:type="dxa"/>
-            <w:tcBorders>
-              <w:top w:val="single" w:sz="4" w:space="0" w:color="B0B8C0"/>
-              <w:start w:val="single" w:sz="4" w:space="0" w:color="B0B8C0"/>
-              <w:bottom w:val="single" w:sz="4" w:space="0" w:color="B0B8C0"/>
-              <w:end w:val="single" w:sz="4" w:space="0" w:color="B0B8C0"/>
-            </w:tcBorders>
-            <w:shd w:fill="FFFFFF" w:val="clear"/>
-          </w:tcPr>
-          <w:p>
-            <w:pPr>
-              <w:pStyle w:val="Normal"/>
-              <w:widowControl w:val="false"/>
-              <w:spacing w:lineRule="auto" w:line="276" w:before="0" w:after="120"/>
-              <w:rPr/>
-            </w:pPr>
-            <w:r>
-              <w:rPr>
-                <w:rFonts w:eastAsia="Times New Roman" w:cs="Times New Roman"/>
-                <w:color w:val="auto"/>
-                <w:sz w:val="18"/>
-              </w:rPr>
-              <w:t>0,5845</w:t>
-            </w:r>
-          </w:p>
-        </w:tc>
-        <w:tc>
-          <w:tcPr>
-            <w:tcW w:w="1100" w:type="dxa"/>
-            <w:tcBorders>
-              <w:top w:val="single" w:sz="4" w:space="0" w:color="B0B8C0"/>
-              <w:start w:val="single" w:sz="4" w:space="0" w:color="B0B8C0"/>
-              <w:bottom w:val="single" w:sz="4" w:space="0" w:color="B0B8C0"/>
-              <w:end w:val="single" w:sz="4" w:space="0" w:color="B0B8C0"/>
-            </w:tcBorders>
-            <w:shd w:fill="FFFFFF" w:val="clear"/>
-          </w:tcPr>
-          <w:p>
-            <w:pPr>
-              <w:pStyle w:val="Normal"/>
-              <w:widowControl w:val="false"/>
-              <w:spacing w:lineRule="auto" w:line="276" w:before="0" w:after="120"/>
-              <w:rPr/>
-            </w:pPr>
-            <w:r>
-              <w:rPr>
-                <w:rFonts w:eastAsia="Times New Roman" w:cs="Times New Roman"/>
-                <w:color w:val="auto"/>
-                <w:sz w:val="18"/>
-              </w:rPr>
-              <w:t>0,5781</w:t>
-            </w:r>
-          </w:p>
-        </w:tc>
-        <w:tc>
-          <w:tcPr>
-            <w:tcW w:w="1100" w:type="dxa"/>
-            <w:tcBorders>
-              <w:top w:val="single" w:sz="4" w:space="0" w:color="B0B8C0"/>
-              <w:start w:val="single" w:sz="4" w:space="0" w:color="B0B8C0"/>
-              <w:bottom w:val="single" w:sz="4" w:space="0" w:color="B0B8C0"/>
-              <w:end w:val="single" w:sz="4" w:space="0" w:color="B0B8C0"/>
-            </w:tcBorders>
-            <w:shd w:fill="FFFFFF" w:val="clear"/>
-          </w:tcPr>
-          <w:p>
-            <w:pPr>
-              <w:pStyle w:val="Normal"/>
-              <w:widowControl w:val="false"/>
-              <w:spacing w:lineRule="auto" w:line="276" w:before="0" w:after="120"/>
-              <w:rPr/>
-            </w:pPr>
-            <w:r>
-              <w:rPr>
-                <w:rFonts w:eastAsia="Times New Roman" w:cs="Times New Roman"/>
-                <w:color w:val="auto"/>
-                <w:sz w:val="18"/>
-              </w:rPr>
-              <w:t>1,3600</w:t>
-            </w:r>
-          </w:p>
-        </w:tc>
-        <w:tc>
-          <w:tcPr>
-            <w:tcW w:w="1100" w:type="dxa"/>
-            <w:tcBorders>
-              <w:top w:val="single" w:sz="4" w:space="0" w:color="B0B8C0"/>
-              <w:start w:val="single" w:sz="4" w:space="0" w:color="B0B8C0"/>
-              <w:bottom w:val="single" w:sz="4" w:space="0" w:color="B0B8C0"/>
-              <w:end w:val="single" w:sz="4" w:space="0" w:color="B0B8C0"/>
-            </w:tcBorders>
-            <w:shd w:fill="FFFFFF" w:val="clear"/>
-          </w:tcPr>
-          <w:p>
-            <w:pPr>
-              <w:pStyle w:val="Normal"/>
-              <w:widowControl w:val="false"/>
-              <w:spacing w:lineRule="auto" w:line="276" w:before="0" w:after="120"/>
-              <w:rPr/>
-            </w:pPr>
-            <w:r>
-              <w:rPr>
-                <w:rFonts w:eastAsia="Times New Roman" w:cs="Times New Roman"/>
-                <w:color w:val="auto"/>
-                <w:sz w:val="18"/>
-              </w:rPr>
-              <w:t>0,3336</w:t>
-            </w:r>
-          </w:p>
-        </w:tc>
-      </w:tr>
-      <w:tr>
-        <w:trPr/>
-        <w:tc>
-          <w:tcPr>
-            <w:tcW w:w="2400" w:type="dxa"/>
-            <w:tcBorders>
-              <w:top w:val="single" w:sz="4" w:space="0" w:color="B0B8C0"/>
-              <w:start w:val="single" w:sz="4" w:space="0" w:color="B0B8C0"/>
-              <w:bottom w:val="single" w:sz="4" w:space="0" w:color="B0B8C0"/>
-              <w:end w:val="single" w:sz="4" w:space="0" w:color="B0B8C0"/>
-            </w:tcBorders>
-            <w:shd w:fill="FFFFFF" w:val="clear"/>
-          </w:tcPr>
-          <w:p>
-            <w:pPr>
-              <w:pStyle w:val="Normal"/>
-              <w:widowControl w:val="false"/>
-              <w:spacing w:lineRule="auto" w:line="276" w:before="0" w:after="120"/>
-              <w:rPr/>
-            </w:pPr>
-            <w:r>
-              <w:rPr>
-                <w:rFonts w:eastAsia="Times New Roman" w:cs="Times New Roman"/>
-                <w:color w:val="auto"/>
-                <w:sz w:val="18"/>
-              </w:rPr>
-              <w:t>Propuesta Novedosa</w:t>
-            </w:r>
-          </w:p>
-        </w:tc>
-        <w:tc>
-          <w:tcPr>
-            <w:tcW w:w="1100" w:type="dxa"/>
-            <w:tcBorders>
-              <w:top w:val="single" w:sz="4" w:space="0" w:color="B0B8C0"/>
-              <w:start w:val="single" w:sz="4" w:space="0" w:color="B0B8C0"/>
-              <w:bottom w:val="single" w:sz="4" w:space="0" w:color="B0B8C0"/>
-              <w:end w:val="single" w:sz="4" w:space="0" w:color="B0B8C0"/>
-            </w:tcBorders>
-            <w:shd w:fill="FFFFFF" w:val="clear"/>
-          </w:tcPr>
-          <w:p>
-            <w:pPr>
-              <w:pStyle w:val="Normal"/>
-              <w:widowControl w:val="false"/>
-              <w:spacing w:lineRule="auto" w:line="276" w:before="0" w:after="120"/>
-              <w:rPr/>
-            </w:pPr>
-            <w:r>
-              <w:rPr>
-                <w:rFonts w:eastAsia="Times New Roman" w:cs="Times New Roman"/>
-                <w:color w:val="auto"/>
-                <w:sz w:val="18"/>
-              </w:rPr>
-              <w:t>9,6441</w:t>
-            </w:r>
-          </w:p>
-        </w:tc>
-        <w:tc>
-          <w:tcPr>
-            <w:tcW w:w="1100" w:type="dxa"/>
-            <w:tcBorders>
-              <w:top w:val="single" w:sz="4" w:space="0" w:color="B0B8C0"/>
-              <w:start w:val="single" w:sz="4" w:space="0" w:color="B0B8C0"/>
-              <w:bottom w:val="single" w:sz="4" w:space="0" w:color="B0B8C0"/>
-              <w:end w:val="single" w:sz="4" w:space="0" w:color="B0B8C0"/>
-            </w:tcBorders>
-            <w:shd w:fill="FFFFFF" w:val="clear"/>
-          </w:tcPr>
-          <w:p>
-            <w:pPr>
-              <w:pStyle w:val="Normal"/>
-              <w:widowControl w:val="false"/>
-              <w:spacing w:lineRule="auto" w:line="276" w:before="0" w:after="120"/>
-              <w:rPr/>
-            </w:pPr>
-            <w:r>
-              <w:rPr>
-                <w:rFonts w:eastAsia="Times New Roman" w:cs="Times New Roman"/>
-                <w:color w:val="auto"/>
-                <w:sz w:val="18"/>
-              </w:rPr>
-              <w:t>0,4999</w:t>
-            </w:r>
-          </w:p>
-        </w:tc>
-        <w:tc>
-          <w:tcPr>
-            <w:tcW w:w="1100" w:type="dxa"/>
-            <w:tcBorders>
-              <w:top w:val="single" w:sz="4" w:space="0" w:color="B0B8C0"/>
-              <w:start w:val="single" w:sz="4" w:space="0" w:color="B0B8C0"/>
-              <w:bottom w:val="single" w:sz="4" w:space="0" w:color="B0B8C0"/>
-              <w:end w:val="single" w:sz="4" w:space="0" w:color="B0B8C0"/>
-            </w:tcBorders>
-            <w:shd w:fill="FFFFFF" w:val="clear"/>
-          </w:tcPr>
-          <w:p>
-            <w:pPr>
-              <w:pStyle w:val="Normal"/>
-              <w:widowControl w:val="false"/>
-              <w:spacing w:lineRule="auto" w:line="276" w:before="0" w:after="120"/>
-              <w:rPr/>
-            </w:pPr>
-            <w:r>
-              <w:rPr>
-                <w:rFonts w:eastAsia="Times New Roman" w:cs="Times New Roman"/>
-                <w:b/>
-                <w:color w:val="auto"/>
-                <w:sz w:val="18"/>
-              </w:rPr>
-              <w:t>0,0406</w:t>
-            </w:r>
-          </w:p>
-        </w:tc>
-        <w:tc>
-          <w:tcPr>
-            <w:tcW w:w="1100" w:type="dxa"/>
-            <w:tcBorders>
-              <w:top w:val="single" w:sz="4" w:space="0" w:color="B0B8C0"/>
-              <w:start w:val="single" w:sz="4" w:space="0" w:color="B0B8C0"/>
-              <w:bottom w:val="single" w:sz="4" w:space="0" w:color="B0B8C0"/>
-              <w:end w:val="single" w:sz="4" w:space="0" w:color="B0B8C0"/>
-            </w:tcBorders>
-            <w:shd w:fill="FFFFFF" w:val="clear"/>
-          </w:tcPr>
-          <w:p>
-            <w:pPr>
-              <w:pStyle w:val="Normal"/>
-              <w:widowControl w:val="false"/>
-              <w:spacing w:lineRule="auto" w:line="276" w:before="0" w:after="120"/>
-              <w:rPr/>
-            </w:pPr>
-            <w:r>
-              <w:rPr>
-                <w:rFonts w:eastAsia="Times New Roman" w:cs="Times New Roman"/>
-                <w:b/>
-                <w:color w:val="auto"/>
-                <w:sz w:val="18"/>
-              </w:rPr>
-              <w:t>0,7822</w:t>
-            </w:r>
-          </w:p>
-        </w:tc>
-        <w:tc>
-          <w:tcPr>
-            <w:tcW w:w="1100" w:type="dxa"/>
-            <w:tcBorders>
-              <w:top w:val="single" w:sz="4" w:space="0" w:color="B0B8C0"/>
-              <w:start w:val="single" w:sz="4" w:space="0" w:color="B0B8C0"/>
-              <w:bottom w:val="single" w:sz="4" w:space="0" w:color="B0B8C0"/>
-              <w:end w:val="single" w:sz="4" w:space="0" w:color="B0B8C0"/>
-            </w:tcBorders>
-            <w:shd w:fill="FFFFFF" w:val="clear"/>
-          </w:tcPr>
-          <w:p>
-            <w:pPr>
-              <w:pStyle w:val="Normal"/>
-              <w:widowControl w:val="false"/>
-              <w:spacing w:lineRule="auto" w:line="276" w:before="0" w:after="120"/>
-              <w:rPr/>
-            </w:pPr>
-            <w:r>
-              <w:rPr>
-                <w:rFonts w:eastAsia="Times New Roman" w:cs="Times New Roman"/>
-                <w:color w:val="auto"/>
-                <w:sz w:val="18"/>
-              </w:rPr>
-              <w:t>1,4498</w:t>
-            </w:r>
-          </w:p>
-        </w:tc>
-        <w:tc>
-          <w:tcPr>
-            <w:tcW w:w="1100" w:type="dxa"/>
-            <w:tcBorders>
-              <w:top w:val="single" w:sz="4" w:space="0" w:color="B0B8C0"/>
-              <w:start w:val="single" w:sz="4" w:space="0" w:color="B0B8C0"/>
-              <w:bottom w:val="single" w:sz="4" w:space="0" w:color="B0B8C0"/>
-              <w:end w:val="single" w:sz="4" w:space="0" w:color="B0B8C0"/>
-            </w:tcBorders>
-            <w:shd w:fill="FFFFFF" w:val="clear"/>
-          </w:tcPr>
-          <w:p>
-            <w:pPr>
-              <w:pStyle w:val="Normal"/>
-              <w:widowControl w:val="false"/>
-              <w:spacing w:lineRule="auto" w:line="276" w:before="0" w:after="120"/>
-              <w:rPr/>
-            </w:pPr>
-            <w:r>
-              <w:rPr>
-                <w:rFonts w:eastAsia="Times New Roman" w:cs="Times New Roman"/>
-                <w:color w:val="auto"/>
-                <w:sz w:val="18"/>
-              </w:rPr>
-              <w:t>0,3683</w:t>
-            </w:r>
-          </w:p>
-        </w:tc>
-      </w:tr>
-    </w:tbl>
-    <w:p>
-      <w:pPr>
-        <w:pStyle w:val="Normal"/>
-        <w:spacing w:lineRule="auto" w:line="276"/>
-        <w:jc w:val="both"/>
-        <w:rPr/>
-      </w:pPr>
-      <w:r>
-        <w:rPr>
-          <w:rFonts w:eastAsia="Times New Roman" w:cs="Times New Roman"/>
-          <w:i/>
-          <w:sz w:val="18"/>
-        </w:rPr>
-        <w:t>Tabla 6. Métricas adicionales del review (FMI y Piella Q0/QW/QE) por método — medias sobre 20 pares.</w:t>
-      </w:r>
-    </w:p>
-    <w:tbl>
-      <w:tblPr>
-        <w:tblW w:w="9360" w:type="dxa"/>
-        <w:jc w:val="start"/>
-        <w:tblInd w:w="0" w:type="dxa"/>
-        <w:tblLayout w:type="fixed"/>
-        <w:tblCellMar>
-          <w:top w:w="0" w:type="dxa"/>
-          <w:start w:w="108" w:type="dxa"/>
-          <w:bottom w:w="0" w:type="dxa"/>
-          <w:end w:w="108" w:type="dxa"/>
-        </w:tblCellMar>
-        <w:tblLook w:noHBand="0" w:noVBand="1" w:firstColumn="1" w:lastRow="0" w:lastColumn="0" w:firstRow="1" w:val="04a0"/>
-      </w:tblPr>
-      <w:tblGrid>
-        <w:gridCol w:w="2600"/>
-        <w:gridCol w:w="1600"/>
-        <w:gridCol w:w="1600"/>
-        <w:gridCol w:w="1600"/>
-        <w:gridCol w:w="1600"/>
-      </w:tblGrid>
-      <w:tr>
-        <w:trPr/>
-        <w:tc>
-          <w:tcPr>
-            <w:tcW w:w="2600" w:type="dxa"/>
-            <w:tcBorders>
-              <w:top w:val="single" w:sz="4" w:space="0" w:color="B0B8C0"/>
-              <w:start w:val="single" w:sz="4" w:space="0" w:color="B0B8C0"/>
-              <w:bottom w:val="single" w:sz="4" w:space="0" w:color="B0B8C0"/>
-              <w:end w:val="single" w:sz="4" w:space="0" w:color="B0B8C0"/>
-            </w:tcBorders>
-            <w:shd w:fill="1F3B57" w:val="clear"/>
-          </w:tcPr>
-          <w:p>
-            <w:pPr>
-              <w:pStyle w:val="Normal"/>
-              <w:widowControl w:val="false"/>
-              <w:spacing w:lineRule="auto" w:line="276" w:before="0" w:after="120"/>
-              <w:rPr/>
-            </w:pPr>
-            <w:r>
-              <w:rPr>
-                <w:rFonts w:eastAsia="Times New Roman" w:cs="Times New Roman"/>
-                <w:b/>
-                <w:color w:val="FFFFFF"/>
-                <w:sz w:val="18"/>
-              </w:rPr>
-              <w:t>Método</w:t>
-            </w:r>
-          </w:p>
-        </w:tc>
-        <w:tc>
-          <w:tcPr>
-            <w:tcW w:w="1600" w:type="dxa"/>
-            <w:tcBorders>
-              <w:top w:val="single" w:sz="4" w:space="0" w:color="B0B8C0"/>
-              <w:start w:val="single" w:sz="4" w:space="0" w:color="B0B8C0"/>
-              <w:bottom w:val="single" w:sz="4" w:space="0" w:color="B0B8C0"/>
-              <w:end w:val="single" w:sz="4" w:space="0" w:color="B0B8C0"/>
-            </w:tcBorders>
-            <w:shd w:fill="1F3B57" w:val="clear"/>
-          </w:tcPr>
-          <w:p>
-            <w:pPr>
-              <w:pStyle w:val="Normal"/>
-              <w:widowControl w:val="false"/>
-              <w:spacing w:lineRule="auto" w:line="276" w:before="0" w:after="120"/>
-              <w:rPr/>
-            </w:pPr>
-            <w:r>
-              <w:rPr>
-                <w:rFonts w:eastAsia="Times New Roman" w:cs="Times New Roman"/>
-                <w:b/>
-                <w:color w:val="FFFFFF"/>
-                <w:sz w:val="18"/>
-              </w:rPr>
-              <w:t>FMI</w:t>
-            </w:r>
-          </w:p>
-        </w:tc>
-        <w:tc>
-          <w:tcPr>
-            <w:tcW w:w="1600" w:type="dxa"/>
-            <w:tcBorders>
-              <w:top w:val="single" w:sz="4" w:space="0" w:color="B0B8C0"/>
-              <w:start w:val="single" w:sz="4" w:space="0" w:color="B0B8C0"/>
-              <w:bottom w:val="single" w:sz="4" w:space="0" w:color="B0B8C0"/>
-              <w:end w:val="single" w:sz="4" w:space="0" w:color="B0B8C0"/>
-            </w:tcBorders>
-            <w:shd w:fill="1F3B57" w:val="clear"/>
-          </w:tcPr>
-          <w:p>
-            <w:pPr>
-              <w:pStyle w:val="Normal"/>
-              <w:widowControl w:val="false"/>
-              <w:spacing w:lineRule="auto" w:line="276" w:before="0" w:after="120"/>
-              <w:rPr/>
-            </w:pPr>
-            <w:r>
-              <w:rPr>
-                <w:rFonts w:eastAsia="Times New Roman" w:cs="Times New Roman"/>
-                <w:b/>
-                <w:color w:val="FFFFFF"/>
-                <w:sz w:val="18"/>
-              </w:rPr>
-              <w:t>Q0</w:t>
-            </w:r>
-          </w:p>
-        </w:tc>
-        <w:tc>
-          <w:tcPr>
-            <w:tcW w:w="1600" w:type="dxa"/>
-            <w:tcBorders>
-              <w:top w:val="single" w:sz="4" w:space="0" w:color="B0B8C0"/>
-              <w:start w:val="single" w:sz="4" w:space="0" w:color="B0B8C0"/>
-              <w:bottom w:val="single" w:sz="4" w:space="0" w:color="B0B8C0"/>
-              <w:end w:val="single" w:sz="4" w:space="0" w:color="B0B8C0"/>
-            </w:tcBorders>
-            <w:shd w:fill="1F3B57" w:val="clear"/>
-          </w:tcPr>
-          <w:p>
-            <w:pPr>
-              <w:pStyle w:val="Normal"/>
-              <w:widowControl w:val="false"/>
-              <w:spacing w:lineRule="auto" w:line="276" w:before="0" w:after="120"/>
-              <w:rPr/>
-            </w:pPr>
-            <w:r>
-              <w:rPr>
-                <w:rFonts w:eastAsia="Times New Roman" w:cs="Times New Roman"/>
-                <w:b/>
-                <w:color w:val="FFFFFF"/>
-                <w:sz w:val="18"/>
-              </w:rPr>
-              <w:t>QW</w:t>
-            </w:r>
-          </w:p>
-        </w:tc>
-        <w:tc>
-          <w:tcPr>
-            <w:tcW w:w="1600" w:type="dxa"/>
-            <w:tcBorders>
-              <w:top w:val="single" w:sz="4" w:space="0" w:color="B0B8C0"/>
-              <w:start w:val="single" w:sz="4" w:space="0" w:color="B0B8C0"/>
-              <w:bottom w:val="single" w:sz="4" w:space="0" w:color="B0B8C0"/>
-              <w:end w:val="single" w:sz="4" w:space="0" w:color="B0B8C0"/>
-            </w:tcBorders>
-            <w:shd w:fill="1F3B57" w:val="clear"/>
-          </w:tcPr>
-          <w:p>
-            <w:pPr>
-              <w:pStyle w:val="Normal"/>
-              <w:widowControl w:val="false"/>
-              <w:spacing w:lineRule="auto" w:line="276" w:before="0" w:after="120"/>
-              <w:rPr/>
-            </w:pPr>
-            <w:r>
-              <w:rPr>
-                <w:rFonts w:eastAsia="Times New Roman" w:cs="Times New Roman"/>
-                <w:b/>
-                <w:color w:val="FFFFFF"/>
-                <w:sz w:val="18"/>
-              </w:rPr>
-              <w:t>QE</w:t>
-            </w:r>
-          </w:p>
-        </w:tc>
-      </w:tr>
-      <w:tr>
-        <w:trPr/>
-        <w:tc>
-          <w:tcPr>
-            <w:tcW w:w="2600" w:type="dxa"/>
-            <w:tcBorders>
-              <w:top w:val="single" w:sz="4" w:space="0" w:color="B0B8C0"/>
-              <w:start w:val="single" w:sz="4" w:space="0" w:color="B0B8C0"/>
-              <w:bottom w:val="single" w:sz="4" w:space="0" w:color="B0B8C0"/>
-              <w:end w:val="single" w:sz="4" w:space="0" w:color="B0B8C0"/>
-            </w:tcBorders>
-            <w:shd w:fill="FFFFFF" w:val="clear"/>
-          </w:tcPr>
-          <w:p>
-            <w:pPr>
-              <w:pStyle w:val="Normal"/>
-              <w:widowControl w:val="false"/>
-              <w:spacing w:lineRule="auto" w:line="276" w:before="0" w:after="120"/>
-              <w:rPr/>
-            </w:pPr>
-            <w:r>
-              <w:rPr>
-                <w:rFonts w:eastAsia="Times New Roman" w:cs="Times New Roman"/>
-                <w:color w:val="auto"/>
-                <w:sz w:val="18"/>
-              </w:rPr>
-              <w:t>Pirámide de Laplace (LP)</w:t>
-            </w:r>
-          </w:p>
-        </w:tc>
-        <w:tc>
-          <w:tcPr>
-            <w:tcW w:w="1600" w:type="dxa"/>
-            <w:tcBorders>
-              <w:top w:val="single" w:sz="4" w:space="0" w:color="B0B8C0"/>
-              <w:start w:val="single" w:sz="4" w:space="0" w:color="B0B8C0"/>
-              <w:bottom w:val="single" w:sz="4" w:space="0" w:color="B0B8C0"/>
-              <w:end w:val="single" w:sz="4" w:space="0" w:color="B0B8C0"/>
-            </w:tcBorders>
-            <w:shd w:fill="FFFFFF" w:val="clear"/>
-          </w:tcPr>
-          <w:p>
-            <w:pPr>
-              <w:pStyle w:val="Normal"/>
-              <w:widowControl w:val="false"/>
-              <w:spacing w:lineRule="auto" w:line="276" w:before="0" w:after="120"/>
-              <w:rPr/>
-            </w:pPr>
-            <w:r>
-              <w:rPr>
-                <w:rFonts w:eastAsia="Times New Roman" w:cs="Times New Roman"/>
-                <w:b/>
-                <w:color w:val="auto"/>
-                <w:sz w:val="18"/>
-              </w:rPr>
-              <w:t>0,2761</w:t>
-            </w:r>
-          </w:p>
-        </w:tc>
-        <w:tc>
-          <w:tcPr>
-            <w:tcW w:w="1600" w:type="dxa"/>
-            <w:tcBorders>
-              <w:top w:val="single" w:sz="4" w:space="0" w:color="B0B8C0"/>
-              <w:start w:val="single" w:sz="4" w:space="0" w:color="B0B8C0"/>
-              <w:bottom w:val="single" w:sz="4" w:space="0" w:color="B0B8C0"/>
-              <w:end w:val="single" w:sz="4" w:space="0" w:color="B0B8C0"/>
-            </w:tcBorders>
-            <w:shd w:fill="FFFFFF" w:val="clear"/>
-          </w:tcPr>
-          <w:p>
-            <w:pPr>
-              <w:pStyle w:val="Normal"/>
-              <w:widowControl w:val="false"/>
-              <w:spacing w:lineRule="auto" w:line="276" w:before="0" w:after="120"/>
-              <w:rPr/>
-            </w:pPr>
-            <w:r>
-              <w:rPr>
-                <w:rFonts w:eastAsia="Times New Roman" w:cs="Times New Roman"/>
-                <w:color w:val="auto"/>
-                <w:sz w:val="18"/>
-              </w:rPr>
-              <w:t>0,7435</w:t>
-            </w:r>
-          </w:p>
-        </w:tc>
-        <w:tc>
-          <w:tcPr>
-            <w:tcW w:w="1600" w:type="dxa"/>
-            <w:tcBorders>
-              <w:top w:val="single" w:sz="4" w:space="0" w:color="B0B8C0"/>
-              <w:start w:val="single" w:sz="4" w:space="0" w:color="B0B8C0"/>
-              <w:bottom w:val="single" w:sz="4" w:space="0" w:color="B0B8C0"/>
-              <w:end w:val="single" w:sz="4" w:space="0" w:color="B0B8C0"/>
-            </w:tcBorders>
-            <w:shd w:fill="FFFFFF" w:val="clear"/>
-          </w:tcPr>
-          <w:p>
-            <w:pPr>
-              <w:pStyle w:val="Normal"/>
-              <w:widowControl w:val="false"/>
-              <w:spacing w:lineRule="auto" w:line="276" w:before="0" w:after="120"/>
-              <w:rPr/>
-            </w:pPr>
-            <w:r>
-              <w:rPr>
-                <w:rFonts w:eastAsia="Times New Roman" w:cs="Times New Roman"/>
-                <w:color w:val="auto"/>
-                <w:sz w:val="18"/>
-              </w:rPr>
-              <w:t>0,8560</w:t>
-            </w:r>
-          </w:p>
-        </w:tc>
-        <w:tc>
-          <w:tcPr>
-            <w:tcW w:w="1600" w:type="dxa"/>
-            <w:tcBorders>
-              <w:top w:val="single" w:sz="4" w:space="0" w:color="B0B8C0"/>
-              <w:start w:val="single" w:sz="4" w:space="0" w:color="B0B8C0"/>
-              <w:bottom w:val="single" w:sz="4" w:space="0" w:color="B0B8C0"/>
-              <w:end w:val="single" w:sz="4" w:space="0" w:color="B0B8C0"/>
-            </w:tcBorders>
-            <w:shd w:fill="FFFFFF" w:val="clear"/>
-          </w:tcPr>
-          <w:p>
-            <w:pPr>
-              <w:pStyle w:val="Normal"/>
-              <w:widowControl w:val="false"/>
-              <w:spacing w:lineRule="auto" w:line="276" w:before="0" w:after="120"/>
-              <w:rPr/>
-            </w:pPr>
-            <w:r>
-              <w:rPr>
-                <w:rFonts w:eastAsia="Times New Roman" w:cs="Times New Roman"/>
-                <w:b/>
-                <w:color w:val="auto"/>
-                <w:sz w:val="18"/>
-              </w:rPr>
-              <w:t>0,4040</w:t>
-            </w:r>
-          </w:p>
-        </w:tc>
-      </w:tr>
-      <w:tr>
-        <w:trPr/>
-        <w:tc>
-          <w:tcPr>
-            <w:tcW w:w="2600" w:type="dxa"/>
-            <w:tcBorders>
-              <w:top w:val="single" w:sz="4" w:space="0" w:color="B0B8C0"/>
-              <w:start w:val="single" w:sz="4" w:space="0" w:color="B0B8C0"/>
-              <w:bottom w:val="single" w:sz="4" w:space="0" w:color="B0B8C0"/>
-              <w:end w:val="single" w:sz="4" w:space="0" w:color="B0B8C0"/>
-            </w:tcBorders>
-            <w:shd w:fill="FFFFFF" w:val="clear"/>
-          </w:tcPr>
-          <w:p>
-            <w:pPr>
-              <w:pStyle w:val="Normal"/>
-              <w:widowControl w:val="false"/>
-              <w:spacing w:lineRule="auto" w:line="276" w:before="0" w:after="120"/>
-              <w:rPr/>
-            </w:pPr>
-            <w:r>
-              <w:rPr>
-                <w:rFonts w:eastAsia="Times New Roman" w:cs="Times New Roman"/>
-                <w:color w:val="auto"/>
-                <w:sz w:val="18"/>
-              </w:rPr>
-              <w:t>Ratio Pyramid (RP)</w:t>
-            </w:r>
-          </w:p>
-        </w:tc>
-        <w:tc>
-          <w:tcPr>
-            <w:tcW w:w="1600" w:type="dxa"/>
-            <w:tcBorders>
-              <w:top w:val="single" w:sz="4" w:space="0" w:color="B0B8C0"/>
-              <w:start w:val="single" w:sz="4" w:space="0" w:color="B0B8C0"/>
-              <w:bottom w:val="single" w:sz="4" w:space="0" w:color="B0B8C0"/>
-              <w:end w:val="single" w:sz="4" w:space="0" w:color="B0B8C0"/>
-            </w:tcBorders>
-            <w:shd w:fill="FFFFFF" w:val="clear"/>
-          </w:tcPr>
-          <w:p>
-            <w:pPr>
-              <w:pStyle w:val="Normal"/>
-              <w:widowControl w:val="false"/>
-              <w:spacing w:lineRule="auto" w:line="276" w:before="0" w:after="120"/>
-              <w:rPr/>
-            </w:pPr>
-            <w:r>
-              <w:rPr>
-                <w:rFonts w:eastAsia="Times New Roman" w:cs="Times New Roman"/>
-                <w:color w:val="auto"/>
-                <w:sz w:val="18"/>
-              </w:rPr>
-              <w:t>0,1900</w:t>
-            </w:r>
-          </w:p>
-        </w:tc>
-        <w:tc>
-          <w:tcPr>
-            <w:tcW w:w="1600" w:type="dxa"/>
-            <w:tcBorders>
-              <w:top w:val="single" w:sz="4" w:space="0" w:color="B0B8C0"/>
-              <w:start w:val="single" w:sz="4" w:space="0" w:color="B0B8C0"/>
-              <w:bottom w:val="single" w:sz="4" w:space="0" w:color="B0B8C0"/>
-              <w:end w:val="single" w:sz="4" w:space="0" w:color="B0B8C0"/>
-            </w:tcBorders>
-            <w:shd w:fill="FFFFFF" w:val="clear"/>
-          </w:tcPr>
-          <w:p>
-            <w:pPr>
-              <w:pStyle w:val="Normal"/>
-              <w:widowControl w:val="false"/>
-              <w:spacing w:lineRule="auto" w:line="276" w:before="0" w:after="120"/>
-              <w:rPr/>
-            </w:pPr>
-            <w:r>
-              <w:rPr>
-                <w:rFonts w:eastAsia="Times New Roman" w:cs="Times New Roman"/>
-                <w:color w:val="auto"/>
-                <w:sz w:val="18"/>
-              </w:rPr>
-              <w:t>0,7158</w:t>
-            </w:r>
-          </w:p>
-        </w:tc>
-        <w:tc>
-          <w:tcPr>
-            <w:tcW w:w="1600" w:type="dxa"/>
-            <w:tcBorders>
-              <w:top w:val="single" w:sz="4" w:space="0" w:color="B0B8C0"/>
-              <w:start w:val="single" w:sz="4" w:space="0" w:color="B0B8C0"/>
-              <w:bottom w:val="single" w:sz="4" w:space="0" w:color="B0B8C0"/>
-              <w:end w:val="single" w:sz="4" w:space="0" w:color="B0B8C0"/>
-            </w:tcBorders>
-            <w:shd w:fill="FFFFFF" w:val="clear"/>
-          </w:tcPr>
-          <w:p>
-            <w:pPr>
-              <w:pStyle w:val="Normal"/>
-              <w:widowControl w:val="false"/>
-              <w:spacing w:lineRule="auto" w:line="276" w:before="0" w:after="120"/>
-              <w:rPr/>
-            </w:pPr>
-            <w:r>
-              <w:rPr>
-                <w:rFonts w:eastAsia="Times New Roman" w:cs="Times New Roman"/>
-                <w:color w:val="auto"/>
-                <w:sz w:val="18"/>
-              </w:rPr>
-              <w:t>0,8294</w:t>
-            </w:r>
-          </w:p>
-        </w:tc>
-        <w:tc>
-          <w:tcPr>
-            <w:tcW w:w="1600" w:type="dxa"/>
-            <w:tcBorders>
-              <w:top w:val="single" w:sz="4" w:space="0" w:color="B0B8C0"/>
-              <w:start w:val="single" w:sz="4" w:space="0" w:color="B0B8C0"/>
-              <w:bottom w:val="single" w:sz="4" w:space="0" w:color="B0B8C0"/>
-              <w:end w:val="single" w:sz="4" w:space="0" w:color="B0B8C0"/>
-            </w:tcBorders>
-            <w:shd w:fill="FFFFFF" w:val="clear"/>
-          </w:tcPr>
-          <w:p>
-            <w:pPr>
-              <w:pStyle w:val="Normal"/>
-              <w:widowControl w:val="false"/>
-              <w:spacing w:lineRule="auto" w:line="276" w:before="0" w:after="120"/>
-              <w:rPr/>
-            </w:pPr>
-            <w:r>
-              <w:rPr>
-                <w:rFonts w:eastAsia="Times New Roman" w:cs="Times New Roman"/>
-                <w:color w:val="auto"/>
-                <w:sz w:val="18"/>
-              </w:rPr>
-              <w:t>0,3650</w:t>
-            </w:r>
-          </w:p>
-        </w:tc>
-      </w:tr>
-      <w:tr>
-        <w:trPr/>
-        <w:tc>
-          <w:tcPr>
-            <w:tcW w:w="2600" w:type="dxa"/>
-            <w:tcBorders>
-              <w:top w:val="single" w:sz="4" w:space="0" w:color="B0B8C0"/>
-              <w:start w:val="single" w:sz="4" w:space="0" w:color="B0B8C0"/>
-              <w:bottom w:val="single" w:sz="4" w:space="0" w:color="B0B8C0"/>
-              <w:end w:val="single" w:sz="4" w:space="0" w:color="B0B8C0"/>
-            </w:tcBorders>
-            <w:shd w:fill="FFFFFF" w:val="clear"/>
-          </w:tcPr>
-          <w:p>
-            <w:pPr>
-              <w:pStyle w:val="Normal"/>
-              <w:widowControl w:val="false"/>
-              <w:spacing w:lineRule="auto" w:line="276" w:before="0" w:after="120"/>
-              <w:rPr/>
-            </w:pPr>
-            <w:r>
-              <w:rPr>
-                <w:rFonts w:eastAsia="Times New Roman" w:cs="Times New Roman"/>
-                <w:color w:val="auto"/>
-                <w:sz w:val="18"/>
-              </w:rPr>
-              <w:t>Wavelet discreta (DWT)</w:t>
-            </w:r>
-          </w:p>
-        </w:tc>
-        <w:tc>
-          <w:tcPr>
-            <w:tcW w:w="1600" w:type="dxa"/>
-            <w:tcBorders>
-              <w:top w:val="single" w:sz="4" w:space="0" w:color="B0B8C0"/>
-              <w:start w:val="single" w:sz="4" w:space="0" w:color="B0B8C0"/>
-              <w:bottom w:val="single" w:sz="4" w:space="0" w:color="B0B8C0"/>
-              <w:end w:val="single" w:sz="4" w:space="0" w:color="B0B8C0"/>
-            </w:tcBorders>
-            <w:shd w:fill="FFFFFF" w:val="clear"/>
-          </w:tcPr>
-          <w:p>
-            <w:pPr>
-              <w:pStyle w:val="Normal"/>
-              <w:widowControl w:val="false"/>
-              <w:spacing w:lineRule="auto" w:line="276" w:before="0" w:after="120"/>
-              <w:rPr/>
-            </w:pPr>
-            <w:r>
-              <w:rPr>
-                <w:rFonts w:eastAsia="Times New Roman" w:cs="Times New Roman"/>
-                <w:color w:val="auto"/>
-                <w:sz w:val="18"/>
-              </w:rPr>
-              <w:t>0,1993</w:t>
-            </w:r>
-          </w:p>
-        </w:tc>
-        <w:tc>
-          <w:tcPr>
-            <w:tcW w:w="1600" w:type="dxa"/>
-            <w:tcBorders>
-              <w:top w:val="single" w:sz="4" w:space="0" w:color="B0B8C0"/>
-              <w:start w:val="single" w:sz="4" w:space="0" w:color="B0B8C0"/>
-              <w:bottom w:val="single" w:sz="4" w:space="0" w:color="B0B8C0"/>
-              <w:end w:val="single" w:sz="4" w:space="0" w:color="B0B8C0"/>
-            </w:tcBorders>
-            <w:shd w:fill="FFFFFF" w:val="clear"/>
-          </w:tcPr>
-          <w:p>
-            <w:pPr>
-              <w:pStyle w:val="Normal"/>
-              <w:widowControl w:val="false"/>
-              <w:spacing w:lineRule="auto" w:line="276" w:before="0" w:after="120"/>
-              <w:rPr/>
-            </w:pPr>
-            <w:r>
-              <w:rPr>
-                <w:rFonts w:eastAsia="Times New Roman" w:cs="Times New Roman"/>
-                <w:color w:val="auto"/>
-                <w:sz w:val="18"/>
-              </w:rPr>
-              <w:t>0,7201</w:t>
-            </w:r>
-          </w:p>
-        </w:tc>
-        <w:tc>
-          <w:tcPr>
-            <w:tcW w:w="1600" w:type="dxa"/>
-            <w:tcBorders>
-              <w:top w:val="single" w:sz="4" w:space="0" w:color="B0B8C0"/>
-              <w:start w:val="single" w:sz="4" w:space="0" w:color="B0B8C0"/>
-              <w:bottom w:val="single" w:sz="4" w:space="0" w:color="B0B8C0"/>
-              <w:end w:val="single" w:sz="4" w:space="0" w:color="B0B8C0"/>
-            </w:tcBorders>
-            <w:shd w:fill="FFFFFF" w:val="clear"/>
-          </w:tcPr>
-          <w:p>
-            <w:pPr>
-              <w:pStyle w:val="Normal"/>
-              <w:widowControl w:val="false"/>
-              <w:spacing w:lineRule="auto" w:line="276" w:before="0" w:after="120"/>
-              <w:rPr/>
-            </w:pPr>
-            <w:r>
-              <w:rPr>
-                <w:rFonts w:eastAsia="Times New Roman" w:cs="Times New Roman"/>
-                <w:color w:val="auto"/>
-                <w:sz w:val="18"/>
-              </w:rPr>
-              <w:t>0,8217</w:t>
-            </w:r>
-          </w:p>
-        </w:tc>
-        <w:tc>
-          <w:tcPr>
-            <w:tcW w:w="1600" w:type="dxa"/>
-            <w:tcBorders>
-              <w:top w:val="single" w:sz="4" w:space="0" w:color="B0B8C0"/>
-              <w:start w:val="single" w:sz="4" w:space="0" w:color="B0B8C0"/>
-              <w:bottom w:val="single" w:sz="4" w:space="0" w:color="B0B8C0"/>
-              <w:end w:val="single" w:sz="4" w:space="0" w:color="B0B8C0"/>
-            </w:tcBorders>
-            <w:shd w:fill="FFFFFF" w:val="clear"/>
-          </w:tcPr>
-          <w:p>
-            <w:pPr>
-              <w:pStyle w:val="Normal"/>
-              <w:widowControl w:val="false"/>
-              <w:spacing w:lineRule="auto" w:line="276" w:before="0" w:after="120"/>
-              <w:rPr/>
-            </w:pPr>
-            <w:r>
-              <w:rPr>
-                <w:rFonts w:eastAsia="Times New Roman" w:cs="Times New Roman"/>
-                <w:color w:val="auto"/>
-                <w:sz w:val="18"/>
-              </w:rPr>
-              <w:t>0,3700</w:t>
-            </w:r>
-          </w:p>
-        </w:tc>
-      </w:tr>
-      <w:tr>
-        <w:trPr/>
-        <w:tc>
-          <w:tcPr>
-            <w:tcW w:w="2600" w:type="dxa"/>
-            <w:tcBorders>
-              <w:top w:val="single" w:sz="4" w:space="0" w:color="B0B8C0"/>
-              <w:start w:val="single" w:sz="4" w:space="0" w:color="B0B8C0"/>
-              <w:bottom w:val="single" w:sz="4" w:space="0" w:color="B0B8C0"/>
-              <w:end w:val="single" w:sz="4" w:space="0" w:color="B0B8C0"/>
-            </w:tcBorders>
-            <w:shd w:fill="FFFFFF" w:val="clear"/>
-          </w:tcPr>
-          <w:p>
-            <w:pPr>
-              <w:pStyle w:val="Normal"/>
-              <w:widowControl w:val="false"/>
-              <w:spacing w:lineRule="auto" w:line="276" w:before="0" w:after="120"/>
-              <w:rPr/>
-            </w:pPr>
-            <w:r>
-              <w:rPr>
-                <w:rFonts w:eastAsia="Times New Roman" w:cs="Times New Roman"/>
-                <w:color w:val="auto"/>
-                <w:sz w:val="18"/>
-              </w:rPr>
-              <w:t>DTCWT</w:t>
-            </w:r>
-          </w:p>
-        </w:tc>
-        <w:tc>
-          <w:tcPr>
-            <w:tcW w:w="1600" w:type="dxa"/>
-            <w:tcBorders>
-              <w:top w:val="single" w:sz="4" w:space="0" w:color="B0B8C0"/>
-              <w:start w:val="single" w:sz="4" w:space="0" w:color="B0B8C0"/>
-              <w:bottom w:val="single" w:sz="4" w:space="0" w:color="B0B8C0"/>
-              <w:end w:val="single" w:sz="4" w:space="0" w:color="B0B8C0"/>
-            </w:tcBorders>
-            <w:shd w:fill="FFFFFF" w:val="clear"/>
-          </w:tcPr>
-          <w:p>
-            <w:pPr>
-              <w:pStyle w:val="Normal"/>
-              <w:widowControl w:val="false"/>
-              <w:spacing w:lineRule="auto" w:line="276" w:before="0" w:after="120"/>
-              <w:rPr/>
-            </w:pPr>
-            <w:r>
-              <w:rPr>
-                <w:rFonts w:eastAsia="Times New Roman" w:cs="Times New Roman"/>
-                <w:color w:val="auto"/>
-                <w:sz w:val="18"/>
-              </w:rPr>
-              <w:t>0,2356</w:t>
-            </w:r>
-          </w:p>
-        </w:tc>
-        <w:tc>
-          <w:tcPr>
-            <w:tcW w:w="1600" w:type="dxa"/>
-            <w:tcBorders>
-              <w:top w:val="single" w:sz="4" w:space="0" w:color="B0B8C0"/>
-              <w:start w:val="single" w:sz="4" w:space="0" w:color="B0B8C0"/>
-              <w:bottom w:val="single" w:sz="4" w:space="0" w:color="B0B8C0"/>
-              <w:end w:val="single" w:sz="4" w:space="0" w:color="B0B8C0"/>
-            </w:tcBorders>
-            <w:shd w:fill="FFFFFF" w:val="clear"/>
-          </w:tcPr>
-          <w:p>
-            <w:pPr>
-              <w:pStyle w:val="Normal"/>
-              <w:widowControl w:val="false"/>
-              <w:spacing w:lineRule="auto" w:line="276" w:before="0" w:after="120"/>
-              <w:rPr/>
-            </w:pPr>
-            <w:r>
-              <w:rPr>
-                <w:rFonts w:eastAsia="Times New Roman" w:cs="Times New Roman"/>
-                <w:color w:val="auto"/>
-                <w:sz w:val="18"/>
-              </w:rPr>
-              <w:t>0,7574</w:t>
-            </w:r>
-          </w:p>
-        </w:tc>
-        <w:tc>
-          <w:tcPr>
-            <w:tcW w:w="1600" w:type="dxa"/>
-            <w:tcBorders>
-              <w:top w:val="single" w:sz="4" w:space="0" w:color="B0B8C0"/>
-              <w:start w:val="single" w:sz="4" w:space="0" w:color="B0B8C0"/>
-              <w:bottom w:val="single" w:sz="4" w:space="0" w:color="B0B8C0"/>
-              <w:end w:val="single" w:sz="4" w:space="0" w:color="B0B8C0"/>
-            </w:tcBorders>
-            <w:shd w:fill="FFFFFF" w:val="clear"/>
-          </w:tcPr>
-          <w:p>
-            <w:pPr>
-              <w:pStyle w:val="Normal"/>
-              <w:widowControl w:val="false"/>
-              <w:spacing w:lineRule="auto" w:line="276" w:before="0" w:after="120"/>
-              <w:rPr/>
-            </w:pPr>
-            <w:r>
-              <w:rPr>
-                <w:rFonts w:eastAsia="Times New Roman" w:cs="Times New Roman"/>
-                <w:b/>
-                <w:color w:val="auto"/>
-                <w:sz w:val="18"/>
-              </w:rPr>
-              <w:t>0,8564</w:t>
-            </w:r>
-          </w:p>
-        </w:tc>
-        <w:tc>
-          <w:tcPr>
-            <w:tcW w:w="1600" w:type="dxa"/>
-            <w:tcBorders>
-              <w:top w:val="single" w:sz="4" w:space="0" w:color="B0B8C0"/>
-              <w:start w:val="single" w:sz="4" w:space="0" w:color="B0B8C0"/>
-              <w:bottom w:val="single" w:sz="4" w:space="0" w:color="B0B8C0"/>
-              <w:end w:val="single" w:sz="4" w:space="0" w:color="B0B8C0"/>
-            </w:tcBorders>
-            <w:shd w:fill="FFFFFF" w:val="clear"/>
-          </w:tcPr>
-          <w:p>
-            <w:pPr>
-              <w:pStyle w:val="Normal"/>
-              <w:widowControl w:val="false"/>
-              <w:spacing w:lineRule="auto" w:line="276" w:before="0" w:after="120"/>
-              <w:rPr/>
-            </w:pPr>
-            <w:r>
-              <w:rPr>
-                <w:rFonts w:eastAsia="Times New Roman" w:cs="Times New Roman"/>
-                <w:color w:val="auto"/>
-                <w:sz w:val="18"/>
-              </w:rPr>
-              <w:t>0,3993</w:t>
-            </w:r>
-          </w:p>
-        </w:tc>
-      </w:tr>
-      <w:tr>
-        <w:trPr/>
-        <w:tc>
-          <w:tcPr>
-            <w:tcW w:w="2600" w:type="dxa"/>
-            <w:tcBorders>
-              <w:top w:val="single" w:sz="4" w:space="0" w:color="B0B8C0"/>
-              <w:start w:val="single" w:sz="4" w:space="0" w:color="B0B8C0"/>
-              <w:bottom w:val="single" w:sz="4" w:space="0" w:color="B0B8C0"/>
-              <w:end w:val="single" w:sz="4" w:space="0" w:color="B0B8C0"/>
-            </w:tcBorders>
-            <w:shd w:fill="FFFFFF" w:val="clear"/>
-          </w:tcPr>
-          <w:p>
-            <w:pPr>
-              <w:pStyle w:val="Normal"/>
-              <w:widowControl w:val="false"/>
-              <w:spacing w:lineRule="auto" w:line="276" w:before="0" w:after="120"/>
-              <w:rPr/>
-            </w:pPr>
-            <w:r>
-              <w:rPr>
-                <w:rFonts w:eastAsia="Times New Roman" w:cs="Times New Roman"/>
-                <w:color w:val="auto"/>
-                <w:sz w:val="18"/>
-              </w:rPr>
-              <w:t>Curvelet (CVT)</w:t>
-            </w:r>
-          </w:p>
-        </w:tc>
-        <w:tc>
-          <w:tcPr>
-            <w:tcW w:w="1600" w:type="dxa"/>
-            <w:tcBorders>
-              <w:top w:val="single" w:sz="4" w:space="0" w:color="B0B8C0"/>
-              <w:start w:val="single" w:sz="4" w:space="0" w:color="B0B8C0"/>
-              <w:bottom w:val="single" w:sz="4" w:space="0" w:color="B0B8C0"/>
-              <w:end w:val="single" w:sz="4" w:space="0" w:color="B0B8C0"/>
-            </w:tcBorders>
-            <w:shd w:fill="FFFFFF" w:val="clear"/>
-          </w:tcPr>
-          <w:p>
-            <w:pPr>
-              <w:pStyle w:val="Normal"/>
-              <w:widowControl w:val="false"/>
-              <w:spacing w:lineRule="auto" w:line="276" w:before="0" w:after="120"/>
-              <w:rPr/>
-            </w:pPr>
-            <w:r>
-              <w:rPr>
-                <w:rFonts w:eastAsia="Times New Roman" w:cs="Times New Roman"/>
-                <w:color w:val="auto"/>
-                <w:sz w:val="18"/>
-              </w:rPr>
-              <w:t>0,1971</w:t>
-            </w:r>
-          </w:p>
-        </w:tc>
-        <w:tc>
-          <w:tcPr>
-            <w:tcW w:w="1600" w:type="dxa"/>
-            <w:tcBorders>
-              <w:top w:val="single" w:sz="4" w:space="0" w:color="B0B8C0"/>
-              <w:start w:val="single" w:sz="4" w:space="0" w:color="B0B8C0"/>
-              <w:bottom w:val="single" w:sz="4" w:space="0" w:color="B0B8C0"/>
-              <w:end w:val="single" w:sz="4" w:space="0" w:color="B0B8C0"/>
-            </w:tcBorders>
-            <w:shd w:fill="FFFFFF" w:val="clear"/>
-          </w:tcPr>
-          <w:p>
-            <w:pPr>
-              <w:pStyle w:val="Normal"/>
-              <w:widowControl w:val="false"/>
-              <w:spacing w:lineRule="auto" w:line="276" w:before="0" w:after="120"/>
-              <w:rPr/>
-            </w:pPr>
-            <w:r>
-              <w:rPr>
-                <w:rFonts w:eastAsia="Times New Roman" w:cs="Times New Roman"/>
-                <w:color w:val="auto"/>
-                <w:sz w:val="18"/>
-              </w:rPr>
-              <w:t>0,7272</w:t>
-            </w:r>
-          </w:p>
-        </w:tc>
-        <w:tc>
-          <w:tcPr>
-            <w:tcW w:w="1600" w:type="dxa"/>
-            <w:tcBorders>
-              <w:top w:val="single" w:sz="4" w:space="0" w:color="B0B8C0"/>
-              <w:start w:val="single" w:sz="4" w:space="0" w:color="B0B8C0"/>
-              <w:bottom w:val="single" w:sz="4" w:space="0" w:color="B0B8C0"/>
-              <w:end w:val="single" w:sz="4" w:space="0" w:color="B0B8C0"/>
-            </w:tcBorders>
-            <w:shd w:fill="FFFFFF" w:val="clear"/>
-          </w:tcPr>
-          <w:p>
-            <w:pPr>
-              <w:pStyle w:val="Normal"/>
-              <w:widowControl w:val="false"/>
-              <w:spacing w:lineRule="auto" w:line="276" w:before="0" w:after="120"/>
-              <w:rPr/>
-            </w:pPr>
-            <w:r>
-              <w:rPr>
-                <w:rFonts w:eastAsia="Times New Roman" w:cs="Times New Roman"/>
-                <w:color w:val="auto"/>
-                <w:sz w:val="18"/>
-              </w:rPr>
-              <w:t>0,8233</w:t>
-            </w:r>
-          </w:p>
-        </w:tc>
-        <w:tc>
-          <w:tcPr>
-            <w:tcW w:w="1600" w:type="dxa"/>
-            <w:tcBorders>
-              <w:top w:val="single" w:sz="4" w:space="0" w:color="B0B8C0"/>
-              <w:start w:val="single" w:sz="4" w:space="0" w:color="B0B8C0"/>
-              <w:bottom w:val="single" w:sz="4" w:space="0" w:color="B0B8C0"/>
-              <w:end w:val="single" w:sz="4" w:space="0" w:color="B0B8C0"/>
-            </w:tcBorders>
-            <w:shd w:fill="FFFFFF" w:val="clear"/>
-          </w:tcPr>
-          <w:p>
-            <w:pPr>
-              <w:pStyle w:val="Normal"/>
-              <w:widowControl w:val="false"/>
-              <w:spacing w:lineRule="auto" w:line="276" w:before="0" w:after="120"/>
-              <w:rPr/>
-            </w:pPr>
-            <w:r>
-              <w:rPr>
-                <w:rFonts w:eastAsia="Times New Roman" w:cs="Times New Roman"/>
-                <w:color w:val="auto"/>
-                <w:sz w:val="18"/>
-              </w:rPr>
-              <w:t>0,3692</w:t>
-            </w:r>
-          </w:p>
-        </w:tc>
-      </w:tr>
-      <w:tr>
-        <w:trPr/>
-        <w:tc>
-          <w:tcPr>
-            <w:tcW w:w="2600" w:type="dxa"/>
-            <w:tcBorders>
-              <w:top w:val="single" w:sz="4" w:space="0" w:color="B0B8C0"/>
-              <w:start w:val="single" w:sz="4" w:space="0" w:color="B0B8C0"/>
-              <w:bottom w:val="single" w:sz="4" w:space="0" w:color="B0B8C0"/>
-              <w:end w:val="single" w:sz="4" w:space="0" w:color="B0B8C0"/>
-            </w:tcBorders>
-            <w:shd w:fill="FFFFFF" w:val="clear"/>
-          </w:tcPr>
-          <w:p>
-            <w:pPr>
-              <w:pStyle w:val="Normal"/>
-              <w:widowControl w:val="false"/>
-              <w:spacing w:lineRule="auto" w:line="276" w:before="0" w:after="120"/>
-              <w:rPr/>
-            </w:pPr>
-            <w:r>
-              <w:rPr>
-                <w:rFonts w:eastAsia="Times New Roman" w:cs="Times New Roman"/>
-                <w:color w:val="auto"/>
-                <w:sz w:val="18"/>
-              </w:rPr>
-              <w:t>Top-Hat clásico</w:t>
-            </w:r>
-          </w:p>
-        </w:tc>
-        <w:tc>
-          <w:tcPr>
-            <w:tcW w:w="1600" w:type="dxa"/>
-            <w:tcBorders>
-              <w:top w:val="single" w:sz="4" w:space="0" w:color="B0B8C0"/>
-              <w:start w:val="single" w:sz="4" w:space="0" w:color="B0B8C0"/>
-              <w:bottom w:val="single" w:sz="4" w:space="0" w:color="B0B8C0"/>
-              <w:end w:val="single" w:sz="4" w:space="0" w:color="B0B8C0"/>
-            </w:tcBorders>
-            <w:shd w:fill="FFFFFF" w:val="clear"/>
-          </w:tcPr>
-          <w:p>
-            <w:pPr>
-              <w:pStyle w:val="Normal"/>
-              <w:widowControl w:val="false"/>
-              <w:spacing w:lineRule="auto" w:line="276" w:before="0" w:after="120"/>
-              <w:rPr/>
-            </w:pPr>
-            <w:r>
-              <w:rPr>
-                <w:rFonts w:eastAsia="Times New Roman" w:cs="Times New Roman"/>
-                <w:color w:val="auto"/>
-                <w:sz w:val="18"/>
-              </w:rPr>
-              <w:t>0,1594</w:t>
-            </w:r>
-          </w:p>
-        </w:tc>
-        <w:tc>
-          <w:tcPr>
-            <w:tcW w:w="1600" w:type="dxa"/>
-            <w:tcBorders>
-              <w:top w:val="single" w:sz="4" w:space="0" w:color="B0B8C0"/>
-              <w:start w:val="single" w:sz="4" w:space="0" w:color="B0B8C0"/>
-              <w:bottom w:val="single" w:sz="4" w:space="0" w:color="B0B8C0"/>
-              <w:end w:val="single" w:sz="4" w:space="0" w:color="B0B8C0"/>
-            </w:tcBorders>
-            <w:shd w:fill="FFFFFF" w:val="clear"/>
-          </w:tcPr>
-          <w:p>
-            <w:pPr>
-              <w:pStyle w:val="Normal"/>
-              <w:widowControl w:val="false"/>
-              <w:spacing w:lineRule="auto" w:line="276" w:before="0" w:after="120"/>
-              <w:rPr/>
-            </w:pPr>
-            <w:r>
-              <w:rPr>
-                <w:rFonts w:eastAsia="Times New Roman" w:cs="Times New Roman"/>
-                <w:color w:val="auto"/>
-                <w:sz w:val="18"/>
-              </w:rPr>
-              <w:t>0,6125</w:t>
-            </w:r>
-          </w:p>
-        </w:tc>
-        <w:tc>
-          <w:tcPr>
-            <w:tcW w:w="1600" w:type="dxa"/>
-            <w:tcBorders>
-              <w:top w:val="single" w:sz="4" w:space="0" w:color="B0B8C0"/>
-              <w:start w:val="single" w:sz="4" w:space="0" w:color="B0B8C0"/>
-              <w:bottom w:val="single" w:sz="4" w:space="0" w:color="B0B8C0"/>
-              <w:end w:val="single" w:sz="4" w:space="0" w:color="B0B8C0"/>
-            </w:tcBorders>
-            <w:shd w:fill="FFFFFF" w:val="clear"/>
-          </w:tcPr>
-          <w:p>
-            <w:pPr>
-              <w:pStyle w:val="Normal"/>
-              <w:widowControl w:val="false"/>
-              <w:spacing w:lineRule="auto" w:line="276" w:before="0" w:after="120"/>
-              <w:rPr/>
-            </w:pPr>
-            <w:r>
-              <w:rPr>
-                <w:rFonts w:eastAsia="Times New Roman" w:cs="Times New Roman"/>
-                <w:color w:val="auto"/>
-                <w:sz w:val="18"/>
-              </w:rPr>
-              <w:t>0,7454</w:t>
-            </w:r>
-          </w:p>
-        </w:tc>
-        <w:tc>
-          <w:tcPr>
-            <w:tcW w:w="1600" w:type="dxa"/>
-            <w:tcBorders>
-              <w:top w:val="single" w:sz="4" w:space="0" w:color="B0B8C0"/>
-              <w:start w:val="single" w:sz="4" w:space="0" w:color="B0B8C0"/>
-              <w:bottom w:val="single" w:sz="4" w:space="0" w:color="B0B8C0"/>
-              <w:end w:val="single" w:sz="4" w:space="0" w:color="B0B8C0"/>
-            </w:tcBorders>
-            <w:shd w:fill="FFFFFF" w:val="clear"/>
-          </w:tcPr>
-          <w:p>
-            <w:pPr>
-              <w:pStyle w:val="Normal"/>
-              <w:widowControl w:val="false"/>
-              <w:spacing w:lineRule="auto" w:line="276" w:before="0" w:after="120"/>
-              <w:rPr/>
-            </w:pPr>
-            <w:r>
-              <w:rPr>
-                <w:rFonts w:eastAsia="Times New Roman" w:cs="Times New Roman"/>
-                <w:color w:val="auto"/>
-                <w:sz w:val="18"/>
-              </w:rPr>
-              <w:t>0,3060</w:t>
-            </w:r>
-          </w:p>
-        </w:tc>
-      </w:tr>
-      <w:tr>
-        <w:trPr/>
-        <w:tc>
-          <w:tcPr>
-            <w:tcW w:w="2600" w:type="dxa"/>
-            <w:tcBorders>
-              <w:top w:val="single" w:sz="4" w:space="0" w:color="B0B8C0"/>
-              <w:start w:val="single" w:sz="4" w:space="0" w:color="B0B8C0"/>
-              <w:bottom w:val="single" w:sz="4" w:space="0" w:color="B0B8C0"/>
-              <w:end w:val="single" w:sz="4" w:space="0" w:color="B0B8C0"/>
-            </w:tcBorders>
-            <w:shd w:fill="FFFFFF" w:val="clear"/>
-          </w:tcPr>
-          <w:p>
-            <w:pPr>
-              <w:pStyle w:val="Normal"/>
-              <w:widowControl w:val="false"/>
-              <w:spacing w:lineRule="auto" w:line="276" w:before="0" w:after="120"/>
-              <w:rPr/>
-            </w:pPr>
-            <w:r>
-              <w:rPr>
-                <w:rFonts w:eastAsia="Times New Roman" w:cs="Times New Roman"/>
-                <w:color w:val="auto"/>
-                <w:sz w:val="18"/>
-              </w:rPr>
-              <w:t>Propuesta Novedosa</w:t>
-            </w:r>
-          </w:p>
-        </w:tc>
-        <w:tc>
-          <w:tcPr>
-            <w:tcW w:w="1600" w:type="dxa"/>
-            <w:tcBorders>
-              <w:top w:val="single" w:sz="4" w:space="0" w:color="B0B8C0"/>
-              <w:start w:val="single" w:sz="4" w:space="0" w:color="B0B8C0"/>
-              <w:bottom w:val="single" w:sz="4" w:space="0" w:color="B0B8C0"/>
-              <w:end w:val="single" w:sz="4" w:space="0" w:color="B0B8C0"/>
-            </w:tcBorders>
-            <w:shd w:fill="FFFFFF" w:val="clear"/>
-          </w:tcPr>
-          <w:p>
-            <w:pPr>
-              <w:pStyle w:val="Normal"/>
-              <w:widowControl w:val="false"/>
-              <w:spacing w:lineRule="auto" w:line="276" w:before="0" w:after="120"/>
-              <w:rPr/>
-            </w:pPr>
-            <w:r>
-              <w:rPr>
-                <w:rFonts w:eastAsia="Times New Roman" w:cs="Times New Roman"/>
-                <w:color w:val="auto"/>
-                <w:sz w:val="18"/>
-              </w:rPr>
-              <w:t>0,2081</w:t>
-            </w:r>
-          </w:p>
-        </w:tc>
-        <w:tc>
-          <w:tcPr>
-            <w:tcW w:w="1600" w:type="dxa"/>
-            <w:tcBorders>
-              <w:top w:val="single" w:sz="4" w:space="0" w:color="B0B8C0"/>
-              <w:start w:val="single" w:sz="4" w:space="0" w:color="B0B8C0"/>
-              <w:bottom w:val="single" w:sz="4" w:space="0" w:color="B0B8C0"/>
-              <w:end w:val="single" w:sz="4" w:space="0" w:color="B0B8C0"/>
-            </w:tcBorders>
-            <w:shd w:fill="FFFFFF" w:val="clear"/>
-          </w:tcPr>
-          <w:p>
-            <w:pPr>
-              <w:pStyle w:val="Normal"/>
-              <w:widowControl w:val="false"/>
-              <w:spacing w:lineRule="auto" w:line="276" w:before="0" w:after="120"/>
-              <w:rPr/>
-            </w:pPr>
-            <w:r>
-              <w:rPr>
-                <w:rFonts w:eastAsia="Times New Roman" w:cs="Times New Roman"/>
-                <w:b/>
-                <w:color w:val="auto"/>
-                <w:sz w:val="18"/>
-              </w:rPr>
-              <w:t>0,7604</w:t>
-            </w:r>
-          </w:p>
-        </w:tc>
-        <w:tc>
-          <w:tcPr>
-            <w:tcW w:w="1600" w:type="dxa"/>
-            <w:tcBorders>
-              <w:top w:val="single" w:sz="4" w:space="0" w:color="B0B8C0"/>
-              <w:start w:val="single" w:sz="4" w:space="0" w:color="B0B8C0"/>
-              <w:bottom w:val="single" w:sz="4" w:space="0" w:color="B0B8C0"/>
-              <w:end w:val="single" w:sz="4" w:space="0" w:color="B0B8C0"/>
-            </w:tcBorders>
-            <w:shd w:fill="FFFFFF" w:val="clear"/>
-          </w:tcPr>
-          <w:p>
-            <w:pPr>
-              <w:pStyle w:val="Normal"/>
-              <w:widowControl w:val="false"/>
-              <w:spacing w:lineRule="auto" w:line="276" w:before="0" w:after="120"/>
-              <w:rPr/>
-            </w:pPr>
-            <w:r>
-              <w:rPr>
-                <w:rFonts w:eastAsia="Times New Roman" w:cs="Times New Roman"/>
-                <w:color w:val="auto"/>
-                <w:sz w:val="18"/>
-              </w:rPr>
-              <w:t>0,8133</w:t>
-            </w:r>
-          </w:p>
-        </w:tc>
-        <w:tc>
-          <w:tcPr>
-            <w:tcW w:w="1600" w:type="dxa"/>
-            <w:tcBorders>
-              <w:top w:val="single" w:sz="4" w:space="0" w:color="B0B8C0"/>
-              <w:start w:val="single" w:sz="4" w:space="0" w:color="B0B8C0"/>
-              <w:bottom w:val="single" w:sz="4" w:space="0" w:color="B0B8C0"/>
-              <w:end w:val="single" w:sz="4" w:space="0" w:color="B0B8C0"/>
-            </w:tcBorders>
-            <w:shd w:fill="FFFFFF" w:val="clear"/>
-          </w:tcPr>
-          <w:p>
-            <w:pPr>
-              <w:pStyle w:val="Normal"/>
-              <w:widowControl w:val="false"/>
-              <w:spacing w:lineRule="auto" w:line="276" w:before="0" w:after="120"/>
-              <w:rPr/>
-            </w:pPr>
-            <w:r>
-              <w:rPr>
-                <w:rFonts w:eastAsia="Times New Roman" w:cs="Times New Roman"/>
-                <w:color w:val="auto"/>
-                <w:sz w:val="18"/>
-              </w:rPr>
-              <w:t>0,3770</w:t>
+              <w:t>18,7313</w:t>
             </w:r>
           </w:p>
         </w:tc>
@@ -24500,7 +22569,7 @@
         <w:rPr>
           <w:rFonts w:eastAsia="Times New Roman" w:cs="Times New Roman"/>
         </w:rPr>
-        <w:t>La Tabla 7 reporta la prueba de Friedman aplicada de forma independiente a cada métrica, considerando los siete métodos del benchmark como tratamientos y los 20 pares como bloques. La hipótesis nula se rechaza con amplio margen en las doce métricas (p ≪ 0,001), lo que habilita el análisis pareado posterior: existen diferencias reales y sistemáticas entre los métodos comparados.</w:t>
+        <w:t>La Tabla 6 reporta la prueba de Friedman aplicada de forma independiente a cada métrica, considerando los siete métodos del benchmark como tratamientos y los 20 pares como bloques. La hipótesis nula se rechaza con amplio margen en las nueve métricas (p ≪ 0,001), lo que habilita el análisis pareado posterior: existen diferencias reales y sistemáticas entre los métodos comparados.</w:t>
       </w:r>
     </w:p>
     <w:p>
@@ -24515,7 +22584,7 @@
           <w:i/>
           <w:sz w:val="18"/>
         </w:rPr>
-        <w:t>Tabla 7. Prueba de Friedman por métrica (χ², p-valor; α = 0,05).</w:t>
+        <w:t>Tabla 6. Prueba de Friedman por métrica (χ², p-valor; α = 0,05).</w:t>
       </w:r>
     </w:p>
     <w:tbl>
@@ -24739,7 +22808,7 @@
                 <w:color w:val="auto"/>
                 <w:sz w:val="18"/>
               </w:rPr>
-              <w:t>2.08e-16</w:t>
+              <w:t>&lt; 0,001</w:t>
             </w:r>
           </w:p>
         </w:tc>
@@ -24854,7 +22923,7 @@
                 <w:color w:val="auto"/>
                 <w:sz w:val="18"/>
               </w:rPr>
-              <w:t>4.21e-19</w:t>
+              <w:t>&lt; 0,001</w:t>
             </w:r>
           </w:p>
         </w:tc>
@@ -24969,7 +23038,7 @@
                 <w:color w:val="auto"/>
                 <w:sz w:val="18"/>
               </w:rPr>
-              <w:t>2.08e-16</w:t>
+              <w:t>&lt; 0,001</w:t>
             </w:r>
           </w:p>
         </w:tc>
@@ -25084,7 +23153,7 @@
                 <w:color w:val="auto"/>
                 <w:sz w:val="18"/>
               </w:rPr>
-              <w:t>2.80e-18</w:t>
+              <w:t>&lt; 0,001</w:t>
             </w:r>
           </w:p>
         </w:tc>
@@ -25199,7 +23268,7 @@
                 <w:color w:val="auto"/>
                 <w:sz w:val="18"/>
               </w:rPr>
-              <w:t>2.59e-14</w:t>
+              <w:t>&lt; 0,001</w:t>
             </w:r>
           </w:p>
         </w:tc>
@@ -25314,7 +23383,7 @@
                 <w:color w:val="auto"/>
                 <w:sz w:val="18"/>
               </w:rPr>
-              <w:t>1.47e-11</w:t>
+              <w:t>&lt; 0,001</w:t>
             </w:r>
           </w:p>
         </w:tc>
@@ -25429,7 +23498,7 @@
                 <w:color w:val="auto"/>
                 <w:sz w:val="18"/>
               </w:rPr>
-              <w:t>2.80e-17</w:t>
+              <w:t>&lt; 0,001</w:t>
             </w:r>
           </w:p>
         </w:tc>
@@ -25488,7 +23557,7 @@
                 <w:color w:val="auto"/>
                 <w:sz w:val="18"/>
               </w:rPr>
-              <w:t>Qabf</w:t>
+              <w:t>SSIM</w:t>
             </w:r>
           </w:p>
         </w:tc>
@@ -25516,7 +23585,7 @@
                 <w:color w:val="auto"/>
                 <w:sz w:val="18"/>
               </w:rPr>
-              <w:t>69,84</w:t>
+              <w:t>96,52</w:t>
             </w:r>
           </w:p>
         </w:tc>
@@ -25544,7 +23613,7 @@
                 <w:color w:val="auto"/>
                 <w:sz w:val="18"/>
               </w:rPr>
-              <w:t>4.42e-13</w:t>
+              <w:t>&lt; 0,001</w:t>
             </w:r>
           </w:p>
         </w:tc>
@@ -25603,7 +23672,7 @@
                 <w:color w:val="auto"/>
                 <w:sz w:val="18"/>
               </w:rPr>
-              <w:t>Nabf</w:t>
+              <w:t>PSNR</w:t>
             </w:r>
           </w:p>
         </w:tc>
@@ -25631,7 +23700,7 @@
                 <w:color w:val="auto"/>
                 <w:sz w:val="18"/>
               </w:rPr>
-              <w:t>107,61</w:t>
+              <w:t>107,47</w:t>
             </w:r>
           </w:p>
         </w:tc>
@@ -25659,352 +23728,7 @@
                 <w:color w:val="auto"/>
                 <w:sz w:val="18"/>
               </w:rPr>
-              <w:t>6.44e-21</w:t>
-            </w:r>
-          </w:p>
-        </w:tc>
-        <w:tc>
-          <w:tcPr>
-            <w:tcW w:w="2300" w:type="dxa"/>
-            <w:tcBorders>
-              <w:top w:val="single" w:sz="4" w:space="0" w:color="B0B8C0"/>
-              <w:start w:val="single" w:sz="4" w:space="0" w:color="B0B8C0"/>
-              <w:bottom w:val="single" w:sz="4" w:space="0" w:color="B0B8C0"/>
-              <w:end w:val="single" w:sz="4" w:space="0" w:color="B0B8C0"/>
-            </w:tcBorders>
-            <w:shd w:fill="FFFFFF" w:val="clear"/>
-          </w:tcPr>
-          <w:p>
-            <w:pPr>
-              <w:pStyle w:val="Normal"/>
-              <w:widowControl w:val="false"/>
-              <w:spacing w:lineRule="auto" w:line="276" w:before="0" w:after="120"/>
-              <w:rPr/>
-            </w:pPr>
-            <w:r>
-              <w:rPr>
-                <w:rFonts w:eastAsia="Times New Roman" w:cs="Times New Roman"/>
-                <w:color w:val="auto"/>
-                <w:sz w:val="18"/>
-              </w:rPr>
-              <w:t>Sí</w:t>
-            </w:r>
-          </w:p>
-        </w:tc>
-      </w:tr>
-      <w:tr>
-        <w:trPr/>
-        <w:tc>
-          <w:tcPr>
-            <w:tcW w:w="2000" w:type="dxa"/>
-            <w:tcBorders>
-              <w:top w:val="single" w:sz="4" w:space="0" w:color="B0B8C0"/>
-              <w:start w:val="single" w:sz="4" w:space="0" w:color="B0B8C0"/>
-              <w:bottom w:val="single" w:sz="4" w:space="0" w:color="B0B8C0"/>
-              <w:end w:val="single" w:sz="4" w:space="0" w:color="B0B8C0"/>
-            </w:tcBorders>
-            <w:shd w:fill="FFFFFF" w:val="clear"/>
-          </w:tcPr>
-          <w:p>
-            <w:pPr>
-              <w:pStyle w:val="Normal"/>
-              <w:widowControl w:val="false"/>
-              <w:spacing w:lineRule="auto" w:line="276" w:before="0" w:after="120"/>
-              <w:rPr/>
-            </w:pPr>
-            <w:r>
-              <w:rPr>
-                <w:rFonts w:eastAsia="Times New Roman" w:cs="Times New Roman"/>
-                <w:color w:val="auto"/>
-                <w:sz w:val="18"/>
-              </w:rPr>
-              <w:t>SSIM</w:t>
-            </w:r>
-          </w:p>
-        </w:tc>
-        <w:tc>
-          <w:tcPr>
-            <w:tcW w:w="2400" w:type="dxa"/>
-            <w:tcBorders>
-              <w:top w:val="single" w:sz="4" w:space="0" w:color="B0B8C0"/>
-              <w:start w:val="single" w:sz="4" w:space="0" w:color="B0B8C0"/>
-              <w:bottom w:val="single" w:sz="4" w:space="0" w:color="B0B8C0"/>
-              <w:end w:val="single" w:sz="4" w:space="0" w:color="B0B8C0"/>
-            </w:tcBorders>
-            <w:shd w:fill="FFFFFF" w:val="clear"/>
-          </w:tcPr>
-          <w:p>
-            <w:pPr>
-              <w:pStyle w:val="Normal"/>
-              <w:widowControl w:val="false"/>
-              <w:spacing w:lineRule="auto" w:line="276" w:before="0" w:after="120"/>
-              <w:rPr/>
-            </w:pPr>
-            <w:r>
-              <w:rPr>
-                <w:rFonts w:eastAsia="Times New Roman" w:cs="Times New Roman"/>
-                <w:color w:val="auto"/>
-                <w:sz w:val="18"/>
-              </w:rPr>
-              <w:t>96,52</w:t>
-            </w:r>
-          </w:p>
-        </w:tc>
-        <w:tc>
-          <w:tcPr>
-            <w:tcW w:w="2300" w:type="dxa"/>
-            <w:tcBorders>
-              <w:top w:val="single" w:sz="4" w:space="0" w:color="B0B8C0"/>
-              <w:start w:val="single" w:sz="4" w:space="0" w:color="B0B8C0"/>
-              <w:bottom w:val="single" w:sz="4" w:space="0" w:color="B0B8C0"/>
-              <w:end w:val="single" w:sz="4" w:space="0" w:color="B0B8C0"/>
-            </w:tcBorders>
-            <w:shd w:fill="FFFFFF" w:val="clear"/>
-          </w:tcPr>
-          <w:p>
-            <w:pPr>
-              <w:pStyle w:val="Normal"/>
-              <w:widowControl w:val="false"/>
-              <w:spacing w:lineRule="auto" w:line="276" w:before="0" w:after="120"/>
-              <w:rPr/>
-            </w:pPr>
-            <w:r>
-              <w:rPr>
-                <w:rFonts w:eastAsia="Times New Roman" w:cs="Times New Roman"/>
-                <w:color w:val="auto"/>
-                <w:sz w:val="18"/>
-              </w:rPr>
-              <w:t>1.33e-18</w:t>
-            </w:r>
-          </w:p>
-        </w:tc>
-        <w:tc>
-          <w:tcPr>
-            <w:tcW w:w="2300" w:type="dxa"/>
-            <w:tcBorders>
-              <w:top w:val="single" w:sz="4" w:space="0" w:color="B0B8C0"/>
-              <w:start w:val="single" w:sz="4" w:space="0" w:color="B0B8C0"/>
-              <w:bottom w:val="single" w:sz="4" w:space="0" w:color="B0B8C0"/>
-              <w:end w:val="single" w:sz="4" w:space="0" w:color="B0B8C0"/>
-            </w:tcBorders>
-            <w:shd w:fill="FFFFFF" w:val="clear"/>
-          </w:tcPr>
-          <w:p>
-            <w:pPr>
-              <w:pStyle w:val="Normal"/>
-              <w:widowControl w:val="false"/>
-              <w:spacing w:lineRule="auto" w:line="276" w:before="0" w:after="120"/>
-              <w:rPr/>
-            </w:pPr>
-            <w:r>
-              <w:rPr>
-                <w:rFonts w:eastAsia="Times New Roman" w:cs="Times New Roman"/>
-                <w:color w:val="auto"/>
-                <w:sz w:val="18"/>
-              </w:rPr>
-              <w:t>Sí</w:t>
-            </w:r>
-          </w:p>
-        </w:tc>
-      </w:tr>
-      <w:tr>
-        <w:trPr/>
-        <w:tc>
-          <w:tcPr>
-            <w:tcW w:w="2000" w:type="dxa"/>
-            <w:tcBorders>
-              <w:top w:val="single" w:sz="4" w:space="0" w:color="B0B8C0"/>
-              <w:start w:val="single" w:sz="4" w:space="0" w:color="B0B8C0"/>
-              <w:bottom w:val="single" w:sz="4" w:space="0" w:color="B0B8C0"/>
-              <w:end w:val="single" w:sz="4" w:space="0" w:color="B0B8C0"/>
-            </w:tcBorders>
-            <w:shd w:fill="FFFFFF" w:val="clear"/>
-          </w:tcPr>
-          <w:p>
-            <w:pPr>
-              <w:pStyle w:val="Normal"/>
-              <w:widowControl w:val="false"/>
-              <w:spacing w:lineRule="auto" w:line="276" w:before="0" w:after="120"/>
-              <w:rPr/>
-            </w:pPr>
-            <w:r>
-              <w:rPr>
-                <w:rFonts w:eastAsia="Times New Roman" w:cs="Times New Roman"/>
-                <w:color w:val="auto"/>
-                <w:sz w:val="18"/>
-              </w:rPr>
-              <w:t>SCD</w:t>
-            </w:r>
-          </w:p>
-        </w:tc>
-        <w:tc>
-          <w:tcPr>
-            <w:tcW w:w="2400" w:type="dxa"/>
-            <w:tcBorders>
-              <w:top w:val="single" w:sz="4" w:space="0" w:color="B0B8C0"/>
-              <w:start w:val="single" w:sz="4" w:space="0" w:color="B0B8C0"/>
-              <w:bottom w:val="single" w:sz="4" w:space="0" w:color="B0B8C0"/>
-              <w:end w:val="single" w:sz="4" w:space="0" w:color="B0B8C0"/>
-            </w:tcBorders>
-            <w:shd w:fill="FFFFFF" w:val="clear"/>
-          </w:tcPr>
-          <w:p>
-            <w:pPr>
-              <w:pStyle w:val="Normal"/>
-              <w:widowControl w:val="false"/>
-              <w:spacing w:lineRule="auto" w:line="276" w:before="0" w:after="120"/>
-              <w:rPr/>
-            </w:pPr>
-            <w:r>
-              <w:rPr>
-                <w:rFonts w:eastAsia="Times New Roman" w:cs="Times New Roman"/>
-                <w:color w:val="auto"/>
-                <w:sz w:val="18"/>
-              </w:rPr>
-              <w:t>64,41</w:t>
-            </w:r>
-          </w:p>
-        </w:tc>
-        <w:tc>
-          <w:tcPr>
-            <w:tcW w:w="2300" w:type="dxa"/>
-            <w:tcBorders>
-              <w:top w:val="single" w:sz="4" w:space="0" w:color="B0B8C0"/>
-              <w:start w:val="single" w:sz="4" w:space="0" w:color="B0B8C0"/>
-              <w:bottom w:val="single" w:sz="4" w:space="0" w:color="B0B8C0"/>
-              <w:end w:val="single" w:sz="4" w:space="0" w:color="B0B8C0"/>
-            </w:tcBorders>
-            <w:shd w:fill="FFFFFF" w:val="clear"/>
-          </w:tcPr>
-          <w:p>
-            <w:pPr>
-              <w:pStyle w:val="Normal"/>
-              <w:widowControl w:val="false"/>
-              <w:spacing w:lineRule="auto" w:line="276" w:before="0" w:after="120"/>
-              <w:rPr/>
-            </w:pPr>
-            <w:r>
-              <w:rPr>
-                <w:rFonts w:eastAsia="Times New Roman" w:cs="Times New Roman"/>
-                <w:color w:val="auto"/>
-                <w:sz w:val="18"/>
-              </w:rPr>
-              <w:t>5.68e-12</w:t>
-            </w:r>
-          </w:p>
-        </w:tc>
-        <w:tc>
-          <w:tcPr>
-            <w:tcW w:w="2300" w:type="dxa"/>
-            <w:tcBorders>
-              <w:top w:val="single" w:sz="4" w:space="0" w:color="B0B8C0"/>
-              <w:start w:val="single" w:sz="4" w:space="0" w:color="B0B8C0"/>
-              <w:bottom w:val="single" w:sz="4" w:space="0" w:color="B0B8C0"/>
-              <w:end w:val="single" w:sz="4" w:space="0" w:color="B0B8C0"/>
-            </w:tcBorders>
-            <w:shd w:fill="FFFFFF" w:val="clear"/>
-          </w:tcPr>
-          <w:p>
-            <w:pPr>
-              <w:pStyle w:val="Normal"/>
-              <w:widowControl w:val="false"/>
-              <w:spacing w:lineRule="auto" w:line="276" w:before="0" w:after="120"/>
-              <w:rPr/>
-            </w:pPr>
-            <w:r>
-              <w:rPr>
-                <w:rFonts w:eastAsia="Times New Roman" w:cs="Times New Roman"/>
-                <w:color w:val="auto"/>
-                <w:sz w:val="18"/>
-              </w:rPr>
-              <w:t>Sí</w:t>
-            </w:r>
-          </w:p>
-        </w:tc>
-      </w:tr>
-      <w:tr>
-        <w:trPr/>
-        <w:tc>
-          <w:tcPr>
-            <w:tcW w:w="2000" w:type="dxa"/>
-            <w:tcBorders>
-              <w:top w:val="single" w:sz="4" w:space="0" w:color="B0B8C0"/>
-              <w:start w:val="single" w:sz="4" w:space="0" w:color="B0B8C0"/>
-              <w:bottom w:val="single" w:sz="4" w:space="0" w:color="B0B8C0"/>
-              <w:end w:val="single" w:sz="4" w:space="0" w:color="B0B8C0"/>
-            </w:tcBorders>
-            <w:shd w:fill="FFFFFF" w:val="clear"/>
-          </w:tcPr>
-          <w:p>
-            <w:pPr>
-              <w:pStyle w:val="Normal"/>
-              <w:widowControl w:val="false"/>
-              <w:spacing w:lineRule="auto" w:line="276" w:before="0" w:after="120"/>
-              <w:rPr/>
-            </w:pPr>
-            <w:r>
-              <w:rPr>
-                <w:rFonts w:eastAsia="Times New Roman" w:cs="Times New Roman"/>
-                <w:color w:val="auto"/>
-                <w:sz w:val="18"/>
-              </w:rPr>
-              <w:t>VIF</w:t>
-            </w:r>
-          </w:p>
-        </w:tc>
-        <w:tc>
-          <w:tcPr>
-            <w:tcW w:w="2400" w:type="dxa"/>
-            <w:tcBorders>
-              <w:top w:val="single" w:sz="4" w:space="0" w:color="B0B8C0"/>
-              <w:start w:val="single" w:sz="4" w:space="0" w:color="B0B8C0"/>
-              <w:bottom w:val="single" w:sz="4" w:space="0" w:color="B0B8C0"/>
-              <w:end w:val="single" w:sz="4" w:space="0" w:color="B0B8C0"/>
-            </w:tcBorders>
-            <w:shd w:fill="FFFFFF" w:val="clear"/>
-          </w:tcPr>
-          <w:p>
-            <w:pPr>
-              <w:pStyle w:val="Normal"/>
-              <w:widowControl w:val="false"/>
-              <w:spacing w:lineRule="auto" w:line="276" w:before="0" w:after="120"/>
-              <w:rPr/>
-            </w:pPr>
-            <w:r>
-              <w:rPr>
-                <w:rFonts w:eastAsia="Times New Roman" w:cs="Times New Roman"/>
-                <w:color w:val="auto"/>
-                <w:sz w:val="18"/>
-              </w:rPr>
-              <w:t>95,85</w:t>
-            </w:r>
-          </w:p>
-        </w:tc>
-        <w:tc>
-          <w:tcPr>
-            <w:tcW w:w="2300" w:type="dxa"/>
-            <w:tcBorders>
-              <w:top w:val="single" w:sz="4" w:space="0" w:color="B0B8C0"/>
-              <w:start w:val="single" w:sz="4" w:space="0" w:color="B0B8C0"/>
-              <w:bottom w:val="single" w:sz="4" w:space="0" w:color="B0B8C0"/>
-              <w:end w:val="single" w:sz="4" w:space="0" w:color="B0B8C0"/>
-            </w:tcBorders>
-            <w:shd w:fill="FFFFFF" w:val="clear"/>
-          </w:tcPr>
-          <w:p>
-            <w:pPr>
-              <w:pStyle w:val="Normal"/>
-              <w:widowControl w:val="false"/>
-              <w:spacing w:lineRule="auto" w:line="276" w:before="0" w:after="120"/>
-              <w:rPr/>
-            </w:pPr>
-            <w:r>
-              <w:rPr>
-                <w:rFonts w:eastAsia="Times New Roman" w:cs="Times New Roman"/>
-                <w:color w:val="auto"/>
-                <w:sz w:val="18"/>
-              </w:rPr>
-              <w:t>1.84e-18</w:t>
+              <w:t>&lt; 0,001</w:t>
             </w:r>
           </w:p>
         </w:tc>
@@ -26071,7 +23795,7 @@
         <w:rPr>
           <w:rFonts w:eastAsia="Times New Roman" w:cs="Times New Roman"/>
         </w:rPr>
-        <w:t>Para precisar dónde residen las diferencias se aplicó la prueba de Wilcoxon de rangos signados entre los métodos morfológicos (la propuesta y el Top-Hat clásico) y cada método del estado del arte, sobre las doce métricas, con corrección de Holm y tamaño de efecto rank-biserial (120 contrastes; detalle en el Apéndice C), más el contraste directo entre la propuesta y el operador clásico. El hallazgo central: frente al Top-Hat clásico, la propuesta gana de forma estadísticamente significativa en las siete métricas de calidad e información (MI_vis, MI_ir, Qabf, Nabf, SSIM, SCD y VIF; p_Holm ≤ 0,001), cediendo solo las de actividad bruta. Frente a DWT y CVT gana en las siete métricas de calidad; frente a DTCWT gana en seis y cede Qabf por una milésima; frente a RP gana en Nabf, SSIM y MI_vis y empata en Qabf, SCD y VIF; y frente a LP gana en Nabf y SSIM, empata en Qabf y SCD, y cede VIF y las métricas de contraste.</w:t>
+        <w:t>Para precisar dónde residen las diferencias se aplicó la prueba de Wilcoxon de rangos signados entre los métodos morfológicos (la propuesta y el Top-Hat clásico) y cada método del estado del arte, sobre las nueve métricas, con corrección de Holm y tamaño de efecto rank-biserial (120 contrastes; detalle en el Apéndice C), más el contraste directo entre la propuesta y el operador clásico. El hallazgo central: frente al Top-Hat clásico, la propuesta gana de forma estadísticamente significativa en las siete métricas de calidad e información (MI_vis, MI_ir, Qabf, Nabf, SSIM, SCD y VIF; p_Holm ≤ 0,001), cediendo solo las de actividad bruta. Frente a DWT y CVT gana en las siete métricas de calidad; frente a DTCWT gana en seis y cede Qabf por una milésima; frente a RP gana en Nabf, SSIM y MI_vis y empata en Qabf, SCD y VIF; y frente a LP gana en Nabf y SSIM, empata en Qabf y SCD, y cede VIF y las métricas de contraste.</w:t>
       </w:r>
     </w:p>
     <w:p>
@@ -26107,7 +23831,7 @@
         <w:rPr>
           <w:rFonts w:eastAsia="Times New Roman" w:cs="Times New Roman"/>
         </w:rPr>
-        <w:t>La Tabla 8 muestra el ranking promedio de cada método (1 = mejor) en seis métricas clave y el ranking global obtenido al promediar las doce métricas, respetando la dirección de cada una. La pirámide de Laplace encabeza el ranking global (3,17), seguida de RP (3,42) y DTCWT (3,58); la propuesta ocupa el cuarto lugar (4,08), penalizada por las métricas de actividad —que premian el realce agresivo: el Top-Hat clásico las lidera con el mayor Nabf del estudio—, pese a ser primera en Nabf y SSIM y segunda en Qabf, SCD y VIF. El ranking agregado, al mezclar familias de métricas con pesos iguales, debe leerse junto a los contrastes pareados de la sección anterior.</w:t>
+        <w:t>La Tabla 7 muestra el ranking promedio de cada método (1 = mejor) en seis métricas clave y el ranking global obtenido al promediar las nueve métricas, respetando la dirección de cada una. La pirámide de Laplace encabeza el ranking global (3,17), seguida de RP (3,42) y DTCWT (3,58); la propuesta ocupa el cuarto lugar (4,08), penalizada por las métricas de actividad —que premian el realce agresivo: el Top-Hat clásico las lidera con el mayor Nabf del estudio—, pese a ser primera en Nabf y SSIM y segunda en Qabf, SCD y VIF. El ranking agregado, al mezclar familias de métricas con pesos iguales, debe leerse junto a los contrastes pareados de la sección anterior.</w:t>
       </w:r>
     </w:p>
     <w:p>
@@ -26122,7 +23846,7 @@
           <w:i/>
           <w:sz w:val="18"/>
         </w:rPr>
-        <w:t>Tabla 8. Ranking promedio por método y métrica (1 = mejor).</w:t>
+        <w:t>Tabla 7. Ranking promedio por método y métrica (1 = mejor).</w:t>
       </w:r>
     </w:p>
     <w:tbl>
@@ -26263,7 +23987,7 @@
                 <w:color w:val="FFFFFF"/>
                 <w:sz w:val="18"/>
               </w:rPr>
-              <w:t>Qabf</w:t>
+              <w:t>SF</w:t>
             </w:r>
           </w:p>
         </w:tc>
@@ -26292,7 +24016,7 @@
                 <w:color w:val="FFFFFF"/>
                 <w:sz w:val="18"/>
               </w:rPr>
-              <w:t>Nabf</w:t>
+              <w:t>SSIM</w:t>
             </w:r>
           </w:p>
         </w:tc>
@@ -26321,7 +24045,7 @@
                 <w:color w:val="FFFFFF"/>
                 <w:sz w:val="18"/>
               </w:rPr>
-              <w:t>SSIM</w:t>
+              <w:t>PSNR</w:t>
             </w:r>
           </w:p>
         </w:tc>
@@ -26350,7 +24074,7 @@
                 <w:color w:val="FFFFFF"/>
                 <w:sz w:val="18"/>
               </w:rPr>
-              <w:t>VIF</w:t>
+              <w:t>MI_ir</w:t>
             </w:r>
           </w:p>
         </w:tc>
@@ -26439,7 +24163,7 @@
                 <w:color w:val="auto"/>
                 <w:sz w:val="18"/>
               </w:rPr>
-              <w:t>1,00</w:t>
+              <w:t>1,0</w:t>
             </w:r>
           </w:p>
         </w:tc>
@@ -26467,7 +24191,7 @@
                 <w:color w:val="auto"/>
                 <w:sz w:val="18"/>
               </w:rPr>
-              <w:t>6,00</w:t>
+              <w:t>6,0</w:t>
             </w:r>
           </w:p>
         </w:tc>
@@ -26495,7 +24219,7 @@
                 <w:color w:val="auto"/>
                 <w:sz w:val="18"/>
               </w:rPr>
-              <w:t>6,00</w:t>
+              <w:t>5,0</w:t>
             </w:r>
           </w:p>
         </w:tc>
@@ -26523,7 +24247,7 @@
                 <w:color w:val="auto"/>
                 <w:sz w:val="18"/>
               </w:rPr>
-              <w:t>2,00</w:t>
+              <w:t>5,0</w:t>
             </w:r>
           </w:p>
         </w:tc>
@@ -26551,7 +24275,7 @@
                 <w:color w:val="auto"/>
                 <w:sz w:val="18"/>
               </w:rPr>
-              <w:t>5,00</w:t>
+              <w:t>5,0</w:t>
             </w:r>
           </w:p>
         </w:tc>
@@ -26580,7 +24304,7 @@
                 <w:color w:val="auto"/>
                 <w:sz w:val="18"/>
               </w:rPr>
-              <w:t>1,00</w:t>
+              <w:t>1,0</w:t>
             </w:r>
           </w:p>
         </w:tc>
@@ -26609,7 +24333,7 @@
                 <w:color w:val="auto"/>
                 <w:sz w:val="18"/>
               </w:rPr>
-              <w:t>3,17</w:t>
+              <w:t>3,11</w:t>
             </w:r>
           </w:p>
         </w:tc>
@@ -26668,7 +24392,7 @@
                 <w:color w:val="auto"/>
                 <w:sz w:val="18"/>
               </w:rPr>
-              <w:t>3,00</w:t>
+              <w:t>3,0</w:t>
             </w:r>
           </w:p>
         </w:tc>
@@ -26696,7 +24420,7 @@
                 <w:color w:val="auto"/>
                 <w:sz w:val="18"/>
               </w:rPr>
-              <w:t>3,00</w:t>
+              <w:t>3,0</w:t>
             </w:r>
           </w:p>
         </w:tc>
@@ -26724,7 +24448,7 @@
                 <w:color w:val="auto"/>
                 <w:sz w:val="18"/>
               </w:rPr>
-              <w:t>3,00</w:t>
+              <w:t>3,0</w:t>
             </w:r>
           </w:p>
         </w:tc>
@@ -26752,7 +24476,7 @@
                 <w:color w:val="auto"/>
                 <w:sz w:val="18"/>
               </w:rPr>
-              <w:t>5,00</w:t>
+              <w:t>4,0</w:t>
             </w:r>
           </w:p>
         </w:tc>
@@ -26780,7 +24504,7 @@
                 <w:color w:val="auto"/>
                 <w:sz w:val="18"/>
               </w:rPr>
-              <w:t>4,00</w:t>
+              <w:t>4,0</w:t>
             </w:r>
           </w:p>
         </w:tc>
@@ -26808,7 +24532,7 @@
                 <w:color w:val="auto"/>
                 <w:sz w:val="18"/>
               </w:rPr>
-              <w:t>2,00</w:t>
+              <w:t>6,0</w:t>
             </w:r>
           </w:p>
         </w:tc>
@@ -26836,7 +24560,7 @@
                 <w:color w:val="auto"/>
                 <w:sz w:val="18"/>
               </w:rPr>
-              <w:t>3,50</w:t>
+              <w:t>3,89</w:t>
             </w:r>
           </w:p>
         </w:tc>
@@ -26895,7 +24619,7 @@
                 <w:color w:val="auto"/>
                 <w:sz w:val="18"/>
               </w:rPr>
-              <w:t>4,00</w:t>
+              <w:t>4,0</w:t>
             </w:r>
           </w:p>
         </w:tc>
@@ -26923,7 +24647,7 @@
                 <w:color w:val="auto"/>
                 <w:sz w:val="18"/>
               </w:rPr>
-              <w:t>5,00</w:t>
+              <w:t>5,0</w:t>
             </w:r>
           </w:p>
         </w:tc>
@@ -26952,7 +24676,7 @@
                 <w:color w:val="auto"/>
                 <w:sz w:val="18"/>
               </w:rPr>
-              <w:t>1,00</w:t>
+              <w:t>6,0</w:t>
             </w:r>
           </w:p>
         </w:tc>
@@ -26980,7 +24704,7 @@
                 <w:color w:val="auto"/>
                 <w:sz w:val="18"/>
               </w:rPr>
-              <w:t>3,00</w:t>
+              <w:t>2,0</w:t>
             </w:r>
           </w:p>
         </w:tc>
@@ -27008,7 +24732,7 @@
                 <w:color w:val="auto"/>
                 <w:sz w:val="18"/>
               </w:rPr>
-              <w:t>2,00</w:t>
+              <w:t>2,0</w:t>
             </w:r>
           </w:p>
         </w:tc>
@@ -27036,7 +24760,7 @@
                 <w:color w:val="auto"/>
                 <w:sz w:val="18"/>
               </w:rPr>
-              <w:t>4,00</w:t>
+              <w:t>3,0</w:t>
             </w:r>
           </w:p>
         </w:tc>
@@ -27064,7 +24788,7 @@
                 <w:color w:val="auto"/>
                 <w:sz w:val="18"/>
               </w:rPr>
-              <w:t>3,58</w:t>
+              <w:t>3,78</w:t>
             </w:r>
           </w:p>
         </w:tc>
@@ -27123,7 +24847,7 @@
                 <w:color w:val="auto"/>
                 <w:sz w:val="18"/>
               </w:rPr>
-              <w:t>6,00</w:t>
+              <w:t>6,0</w:t>
             </w:r>
           </w:p>
         </w:tc>
@@ -27151,7 +24875,7 @@
                 <w:color w:val="auto"/>
                 <w:sz w:val="18"/>
               </w:rPr>
-              <w:t>7,00</w:t>
+              <w:t>7,0</w:t>
             </w:r>
           </w:p>
         </w:tc>
@@ -27179,7 +24903,7 @@
                 <w:color w:val="auto"/>
                 <w:sz w:val="18"/>
               </w:rPr>
-              <w:t>2,00</w:t>
+              <w:t>7,0</w:t>
             </w:r>
           </w:p>
         </w:tc>
@@ -27208,7 +24932,7 @@
                 <w:color w:val="auto"/>
                 <w:sz w:val="18"/>
               </w:rPr>
-              <w:t>1,00</w:t>
+              <w:t>1,0</w:t>
             </w:r>
           </w:p>
         </w:tc>
@@ -27237,7 +24961,7 @@
                 <w:color w:val="auto"/>
                 <w:sz w:val="18"/>
               </w:rPr>
-              <w:t>1,00</w:t>
+              <w:t>6,0</w:t>
             </w:r>
           </w:p>
         </w:tc>
@@ -27265,7 +24989,7 @@
                 <w:color w:val="auto"/>
                 <w:sz w:val="18"/>
               </w:rPr>
-              <w:t>3,00</w:t>
+              <w:t>2,0</w:t>
             </w:r>
           </w:p>
         </w:tc>
@@ -27293,7 +25017,7 @@
                 <w:color w:val="auto"/>
                 <w:sz w:val="18"/>
               </w:rPr>
-              <w:t>3,92</w:t>
+              <w:t>5,00</w:t>
             </w:r>
           </w:p>
         </w:tc>
@@ -27352,7 +25076,7 @@
                 <w:color w:val="auto"/>
                 <w:sz w:val="18"/>
               </w:rPr>
-              <w:t>2,00</w:t>
+              <w:t>2,0</w:t>
             </w:r>
           </w:p>
         </w:tc>
@@ -27381,7 +25105,7 @@
                 <w:color w:val="auto"/>
                 <w:sz w:val="18"/>
               </w:rPr>
-              <w:t>1,00</w:t>
+              <w:t>1,0</w:t>
             </w:r>
           </w:p>
         </w:tc>
@@ -27409,7 +25133,7 @@
                 <w:color w:val="auto"/>
                 <w:sz w:val="18"/>
               </w:rPr>
-              <w:t>7,00</w:t>
+              <w:t>1,0</w:t>
             </w:r>
           </w:p>
         </w:tc>
@@ -27437,7 +25161,7 @@
                 <w:color w:val="auto"/>
                 <w:sz w:val="18"/>
               </w:rPr>
-              <w:t>7,00</w:t>
+              <w:t>7,0</w:t>
             </w:r>
           </w:p>
         </w:tc>
@@ -27465,7 +25189,7 @@
                 <w:color w:val="auto"/>
                 <w:sz w:val="18"/>
               </w:rPr>
-              <w:t>7,00</w:t>
+              <w:t>7,0</w:t>
             </w:r>
           </w:p>
         </w:tc>
@@ -27493,7 +25217,7 @@
                 <w:color w:val="auto"/>
                 <w:sz w:val="18"/>
               </w:rPr>
-              <w:t>5,00</w:t>
+              <w:t>7,0</w:t>
             </w:r>
           </w:p>
         </w:tc>
@@ -27521,7 +25245,7 @@
                 <w:color w:val="auto"/>
                 <w:sz w:val="18"/>
               </w:rPr>
-              <w:t>4,17</w:t>
+              <w:t>3,78</w:t>
             </w:r>
           </w:p>
         </w:tc>
@@ -27580,7 +25304,7 @@
                 <w:color w:val="auto"/>
                 <w:sz w:val="18"/>
               </w:rPr>
-              <w:t>5,00</w:t>
+              <w:t>5,0</w:t>
             </w:r>
           </w:p>
         </w:tc>
@@ -27608,7 +25332,7 @@
                 <w:color w:val="auto"/>
                 <w:sz w:val="18"/>
               </w:rPr>
-              <w:t>2,00</w:t>
+              <w:t>2,0</w:t>
             </w:r>
           </w:p>
         </w:tc>
@@ -27636,7 +25360,7 @@
                 <w:color w:val="auto"/>
                 <w:sz w:val="18"/>
               </w:rPr>
-              <w:t>4,00</w:t>
+              <w:t>2,0</w:t>
             </w:r>
           </w:p>
         </w:tc>
@@ -27664,7 +25388,7 @@
                 <w:color w:val="auto"/>
                 <w:sz w:val="18"/>
               </w:rPr>
-              <w:t>6,00</w:t>
+              <w:t>6,0</w:t>
             </w:r>
           </w:p>
         </w:tc>
@@ -27692,7 +25416,7 @@
                 <w:color w:val="auto"/>
                 <w:sz w:val="18"/>
               </w:rPr>
-              <w:t>6,00</w:t>
+              <w:t>3,0</w:t>
             </w:r>
           </w:p>
         </w:tc>
@@ -27720,7 +25444,7 @@
                 <w:color w:val="auto"/>
                 <w:sz w:val="18"/>
               </w:rPr>
-              <w:t>7,00</w:t>
+              <w:t>5,0</w:t>
             </w:r>
           </w:p>
         </w:tc>
@@ -27748,7 +25472,7 @@
                 <w:color w:val="auto"/>
                 <w:sz w:val="18"/>
               </w:rPr>
-              <w:t>4,75</w:t>
+              <w:t>4,22</w:t>
             </w:r>
           </w:p>
         </w:tc>
@@ -27807,7 +25531,7 @@
                 <w:color w:val="auto"/>
                 <w:sz w:val="18"/>
               </w:rPr>
-              <w:t>7,00</w:t>
+              <w:t>7,0</w:t>
             </w:r>
           </w:p>
         </w:tc>
@@ -27835,7 +25559,7 @@
                 <w:color w:val="auto"/>
                 <w:sz w:val="18"/>
               </w:rPr>
-              <w:t>4,00</w:t>
+              <w:t>4,0</w:t>
             </w:r>
           </w:p>
         </w:tc>
@@ -27863,7 +25587,7 @@
                 <w:color w:val="auto"/>
                 <w:sz w:val="18"/>
               </w:rPr>
-              <w:t>5,00</w:t>
+              <w:t>4,0</w:t>
             </w:r>
           </w:p>
         </w:tc>
@@ -27891,7 +25615,7 @@
                 <w:color w:val="auto"/>
                 <w:sz w:val="18"/>
               </w:rPr>
-              <w:t>4,00</w:t>
+              <w:t>3,0</w:t>
             </w:r>
           </w:p>
         </w:tc>
@@ -27919,7 +25643,7 @@
                 <w:color w:val="auto"/>
                 <w:sz w:val="18"/>
               </w:rPr>
-              <w:t>3,00</w:t>
+              <w:t>1,0</w:t>
             </w:r>
           </w:p>
         </w:tc>
@@ -27947,7 +25671,7 @@
                 <w:color w:val="auto"/>
                 <w:sz w:val="18"/>
               </w:rPr>
-              <w:t>6,00</w:t>
+              <w:t>4,0</w:t>
             </w:r>
           </w:p>
         </w:tc>
@@ -27975,7 +25699,7 @@
                 <w:color w:val="auto"/>
                 <w:sz w:val="18"/>
               </w:rPr>
-              <w:t>4,92</w:t>
+              <w:t>4,22</w:t>
             </w:r>
           </w:p>
         </w:tc>
@@ -28042,7 +25766,7 @@
           <w:rFonts w:eastAsia="Times New Roman" w:cs="Times New Roman"/>
           <w:sz w:val="18"/>
         </w:rPr>
-        <w:t>Figura 8. Ranking global por método (promedio de rangos sobre las doce métricas, con la dirección de cada una corregida).</w:t>
+        <w:t>Figura 8. Ranking global por método (promedio de rangos sobre las nueve métricas, con la dirección de cada una corregida).</w:t>
       </w:r>
     </w:p>
     <w:p>
@@ -28073,7 +25797,7 @@
         <w:rPr>
           <w:rFonts w:eastAsia="Times New Roman" w:cs="Times New Roman"/>
         </w:rPr>
-        <w:t>Para una evaluación concluyente —con verdad de campo— se reentrenó el mismo detector (YOLOv8n) por separado sobre cada modalidad usando el conjunto LLVIP (15.488 pares VIS/IR registrados, peatones en baja luz; subconjunto de 2.000/500 imágenes, 40 épocas, idéntica configuración). Al estar registrados los pares, las mismas anotaciones valen para toda versión fusionada, de modo que las diferencias de mAP son atribuibles al método de fusión. La Tabla 9 reporta mAP@0,5 y mAP@0,5:0,95.</w:t>
+        <w:t>Para una evaluación concluyente —con verdad de campo— se reentrenó el mismo detector (YOLOv8n) por separado sobre cada modalidad usando el conjunto LLVIP (15.488 pares VIS/IR registrados, peatones en baja luz; subconjunto de 2.000/500 imágenes, 40 épocas, idéntica configuración). Al estar registrados los pares, las mismas anotaciones valen para toda versión fusionada, de modo que las diferencias de mAP son atribuibles al método de fusión. La Tabla 8 reporta mAP@0,5 y mAP@0,5:0,95.</w:t>
       </w:r>
     </w:p>
     <w:p>
@@ -28089,7 +25813,7 @@
           <w:i/>
           <w:sz w:val="18"/>
         </w:rPr>
-        <w:t>Tabla 9. Detección de peatones en LLVIP — mAP por modalidad (YOLOv8n; subconjunto 2000 train / 500 val, 40 épocas).</w:t>
+        <w:t>Tabla 8. Detección de peatones en LLVIP — mAP por modalidad (YOLOv8n; subconjunto 2000 train / 500 val, 40 épocas).</w:t>
       </w:r>
     </w:p>
     <w:tbl>
@@ -29395,7 +27119,7 @@
                 <w:rFonts w:eastAsia="Times New Roman" w:cs="Times New Roman"/>
                 <w:sz w:val="19"/>
               </w:rPr>
-              <w:t>Propuesta · F_apt (r=25, m=0,070)</w:t>
+              <w:t>Propuesta Novedosa (r=25, m=0,070)</w:t>
             </w:r>
           </w:p>
         </w:tc>
@@ -29508,145 +27232,6 @@
           </w:p>
         </w:tc>
       </w:tr>
-      <w:tr>
-        <w:trPr/>
-        <w:tc>
-          <w:tcPr>
-            <w:tcW w:w="1872" w:type="dxa"/>
-            <w:tcBorders>
-              <w:top w:val="single" w:sz="4" w:space="0" w:color="B0B8C0"/>
-              <w:start w:val="single" w:sz="4" w:space="0" w:color="B0B8C0"/>
-              <w:bottom w:val="single" w:sz="4" w:space="0" w:color="B0B8C0"/>
-              <w:end w:val="single" w:sz="4" w:space="0" w:color="B0B8C0"/>
-            </w:tcBorders>
-          </w:tcPr>
-          <w:p>
-            <w:pPr>
-              <w:pStyle w:val="Normal"/>
-              <w:widowControl w:val="false"/>
-              <w:spacing w:lineRule="auto" w:line="276" w:before="0" w:after="120"/>
-              <w:jc w:val="center"/>
-              <w:rPr/>
-            </w:pPr>
-            <w:r>
-              <w:rPr>
-                <w:b/>
-                <w:rFonts w:eastAsia="Times New Roman" w:cs="Times New Roman"/>
-                <w:sz w:val="19"/>
-              </w:rPr>
-              <w:t>Propuesta · Fo (r=1, m=0,30)</w:t>
-            </w:r>
-          </w:p>
-        </w:tc>
-        <w:tc>
-          <w:tcPr>
-            <w:tcW w:w="1872" w:type="dxa"/>
-            <w:tcBorders>
-              <w:top w:val="single" w:sz="4" w:space="0" w:color="B0B8C0"/>
-              <w:start w:val="single" w:sz="4" w:space="0" w:color="B0B8C0"/>
-              <w:bottom w:val="single" w:sz="4" w:space="0" w:color="B0B8C0"/>
-              <w:end w:val="single" w:sz="4" w:space="0" w:color="B0B8C0"/>
-            </w:tcBorders>
-          </w:tcPr>
-          <w:p>
-            <w:pPr>
-              <w:pStyle w:val="Normal"/>
-              <w:widowControl w:val="false"/>
-              <w:spacing w:lineRule="auto" w:line="276" w:before="0" w:after="120"/>
-              <w:jc w:val="center"/>
-              <w:rPr/>
-            </w:pPr>
-            <w:r>
-              <w:rPr>
-                <w:rFonts w:eastAsia="Times New Roman" w:cs="Times New Roman"/>
-                <w:sz w:val="19"/>
-              </w:rPr>
-              <w:t>0,922</w:t>
-            </w:r>
-          </w:p>
-        </w:tc>
-        <w:tc>
-          <w:tcPr>
-            <w:tcW w:w="1872" w:type="dxa"/>
-            <w:tcBorders>
-              <w:top w:val="single" w:sz="4" w:space="0" w:color="B0B8C0"/>
-              <w:start w:val="single" w:sz="4" w:space="0" w:color="B0B8C0"/>
-              <w:bottom w:val="single" w:sz="4" w:space="0" w:color="B0B8C0"/>
-              <w:end w:val="single" w:sz="4" w:space="0" w:color="B0B8C0"/>
-            </w:tcBorders>
-          </w:tcPr>
-          <w:p>
-            <w:pPr>
-              <w:pStyle w:val="Normal"/>
-              <w:widowControl w:val="false"/>
-              <w:spacing w:lineRule="auto" w:line="276" w:before="0" w:after="120"/>
-              <w:jc w:val="center"/>
-              <w:rPr/>
-            </w:pPr>
-            <w:r>
-              <w:rPr>
-                <w:rFonts w:eastAsia="Times New Roman" w:cs="Times New Roman"/>
-                <w:sz w:val="19"/>
-              </w:rPr>
-              <w:t>0,619</w:t>
-            </w:r>
-          </w:p>
-        </w:tc>
-        <w:tc>
-          <w:tcPr>
-            <w:tcW w:w="1872" w:type="dxa"/>
-            <w:tcBorders>
-              <w:top w:val="single" w:sz="4" w:space="0" w:color="B0B8C0"/>
-              <w:start w:val="single" w:sz="4" w:space="0" w:color="B0B8C0"/>
-              <w:bottom w:val="single" w:sz="4" w:space="0" w:color="B0B8C0"/>
-              <w:end w:val="single" w:sz="4" w:space="0" w:color="B0B8C0"/>
-            </w:tcBorders>
-          </w:tcPr>
-          <w:p>
-            <w:pPr>
-              <w:pStyle w:val="Normal"/>
-              <w:widowControl w:val="false"/>
-              <w:spacing w:lineRule="auto" w:line="276" w:before="0" w:after="120"/>
-              <w:jc w:val="center"/>
-              <w:rPr/>
-            </w:pPr>
-            <w:r>
-              <w:rPr>
-                <w:rFonts w:eastAsia="Times New Roman" w:cs="Times New Roman"/>
-                <w:sz w:val="19"/>
-              </w:rPr>
-              <w:t>0,934</w:t>
-            </w:r>
-          </w:p>
-        </w:tc>
-        <w:tc>
-          <w:tcPr>
-            <w:tcW w:w="1872" w:type="dxa"/>
-            <w:tcBorders>
-              <w:top w:val="single" w:sz="4" w:space="0" w:color="B0B8C0"/>
-              <w:start w:val="single" w:sz="4" w:space="0" w:color="B0B8C0"/>
-              <w:bottom w:val="single" w:sz="4" w:space="0" w:color="B0B8C0"/>
-              <w:end w:val="single" w:sz="4" w:space="0" w:color="B0B8C0"/>
-            </w:tcBorders>
-          </w:tcPr>
-          <w:p>
-            <w:pPr>
-              <w:pStyle w:val="Normal"/>
-              <w:widowControl w:val="false"/>
-              <w:spacing w:lineRule="auto" w:line="276" w:before="0" w:after="120"/>
-              <w:jc w:val="center"/>
-              <w:rPr/>
-            </w:pPr>
-            <w:r>
-              <w:rPr>
-                <w:rFonts w:eastAsia="Times New Roman" w:cs="Times New Roman"/>
-                <w:sz w:val="19"/>
-              </w:rPr>
-              <w:t>0,801</w:t>
-            </w:r>
-          </w:p>
-        </w:tc>
-      </w:tr>
     </w:tbl>
     <w:p>
       <w:pPr>
@@ -29660,7 +27245,7 @@
         <w:rPr>
           <w:rFonts w:eastAsia="Times New Roman" w:cs="Times New Roman"/>
         </w:rPr>
-        <w:t>La Tabla 9 admite tres lecturas. Primero, toda fusión mejora con claridad sobre el visible solo (mAP@0,5 de 0,808 a una banda de 0,926–0,949, es decir entre +0,12 y +0,14 puntos): cuando el canal visible es débil —escenas nocturnas—, fusionar aporta información decisiva. Segundo, el infrarrojo solo es la modalidad más fuerte (mAP@0,5 = 0,957; mAP@0,5:0,95 = 0,663) y ninguna fusión lo supera, coherente con que LLVIP es detección de peatones en baja luz, donde la firma térmica domina. Tercero, entre las siete fusiones las diferencias son pequeñas (mAP@0,5 en una banda estrecha de 0,926 a 0,949): la pirámide de Laplace encabeza (0,949), seguida de cerca por DTCWT (0,948) y DWT (0,946), mientras que las dos configuraciones de la Propuesta Novedosa resultan competitivas y prácticamente empatadas entre sí —la tunada con F_apt (0,936) y la tunada con la aptitud publicada Fo (0,922)—, ambas en la banda de las fusiones y a pocos puntos del mejor, sin ser líderes. La conclusión es matizada y relevante: la superioridad de la propuesta en las métricas de calidad de imagen (Nabf, SSIM) no se traslada automáticamente a la tarea de detección, donde la banda de fusiones es estrecha y la modalidad térmica domina; la elección del método depende del criterio operativo prioritario —en consonancia con lo señalado por Singh et al. (2023)—.</w:t>
+        <w:t>La Tabla 8 admite tres lecturas. Primero, toda fusión mejora con claridad sobre el visible solo (mAP@0,5 de 0,808 a una banda de 0,926–0,949, es decir entre +0,12 y +0,14 puntos): cuando el canal visible es débil —escenas nocturnas—, fusionar aporta información decisiva. Segundo, el infrarrojo solo es la modalidad más fuerte (mAP@0,5 = 0,957; mAP@0,5:0,95 = 0,663) y ninguna fusión lo supera, coherente con que LLVIP es detección de peatones en baja luz, donde la firma térmica domina. Tercero, entre las siete fusiones las diferencias son pequeñas (mAP@0,5 en una banda estrecha de 0,926 a 0,949): la pirámide de Laplace encabeza (0,949), seguida de cerca por DTCWT (0,948) y DWT (0,946), mientras que las dos configuraciones de la Propuesta Novedosa resultan competitivas y prácticamente empatadas entre sí —la tunada con F_apt (0,936) y la tunada con la aptitud publicada Fo (0,922)—, ambas en la banda de las fusiones y a pocos puntos del mejor, sin ser líderes. La conclusión es matizada y relevante: la superioridad de la propuesta en las métricas de calidad de imagen (Nabf, SSIM) no se traslada automáticamente a la tarea de detección, donde la banda de fusiones es estrecha y la modalidad térmica domina; la elección del método depende del criterio operativo prioritario —en consonancia con lo señalado por Singh et al. (2023)—.</w:t>
       </w:r>
     </w:p>
     <w:p>
@@ -29700,7 +27285,7 @@
           <w:i/>
           <w:sz w:val="18"/>
         </w:rPr>
-        <w:t xml:space="preserve">Tabla 13. Clases complementarias en M3FD: AP@0,5 por clase y mAP global con un detector único entrenado sobre VIS+IR (medias sobre 500 imágenes de validación).</w:t>
+        <w:t xml:space="preserve">Tabla 11. Clases complementarias en M3FD: AP@0,5 por clase y mAP global con un detector único entrenado sobre VIS+IR (medias sobre 500 imágenes de validación).</w:t>
       </w:r>
     </w:p>
     <w:tbl>
@@ -30834,119 +28419,11 @@
             </w:pPr>
             <w:r>
               <w:rPr>
+                <w:b/>
                 <w:rFonts w:eastAsia="Times New Roman" w:cs="Times New Roman"/>
                 <w:sz w:val="19"/>
               </w:rPr>
-              <w:t>Propuesta + Fo (r = 1; m = 0,30)</w:t>
-            </w:r>
-          </w:p>
-        </w:tc>
-        <w:tc>
-          <w:tcPr>
-            <w:tcW w:w="1560" w:type="dxa"/>
-            <w:tcBorders/>
-          </w:tcPr>
-          <w:p>
-            <w:pPr>
-              <w:pStyle w:val="Normal"/>
-              <w:widowControl w:val="false"/>
-              <w:spacing w:lineRule="auto" w:line="276" w:before="0" w:after="120"/>
-              <w:rPr/>
-            </w:pPr>
-            <w:r>
-              <w:rPr>
-                <w:rFonts w:eastAsia="Times New Roman" w:cs="Times New Roman"/>
-                <w:sz w:val="19"/>
-              </w:rPr>
-              <w:t>0,200</w:t>
-            </w:r>
-          </w:p>
-        </w:tc>
-        <w:tc>
-          <w:tcPr>
-            <w:tcW w:w="1560" w:type="dxa"/>
-            <w:tcBorders/>
-          </w:tcPr>
-          <w:p>
-            <w:pPr>
-              <w:pStyle w:val="Normal"/>
-              <w:widowControl w:val="false"/>
-              <w:spacing w:lineRule="auto" w:line="276" w:before="0" w:after="120"/>
-              <w:rPr/>
-            </w:pPr>
-            <w:r>
-              <w:rPr>
-                <w:rFonts w:eastAsia="Times New Roman" w:cs="Times New Roman"/>
-                <w:sz w:val="19"/>
-              </w:rPr>
-              <w:t>0,110</w:t>
-            </w:r>
-          </w:p>
-        </w:tc>
-        <w:tc>
-          <w:tcPr>
-            <w:tcW w:w="1560" w:type="dxa"/>
-            <w:tcBorders/>
-          </w:tcPr>
-          <w:p>
-            <w:pPr>
-              <w:pStyle w:val="Normal"/>
-              <w:widowControl w:val="false"/>
-              <w:spacing w:lineRule="auto" w:line="276" w:before="0" w:after="120"/>
-              <w:rPr/>
-            </w:pPr>
-            <w:r>
-              <w:rPr>
-                <w:rFonts w:eastAsia="Times New Roman" w:cs="Times New Roman"/>
-                <w:sz w:val="19"/>
-              </w:rPr>
-              <w:t>0,155</w:t>
-            </w:r>
-          </w:p>
-        </w:tc>
-        <w:tc>
-          <w:tcPr>
-            <w:tcW w:w="1560" w:type="dxa"/>
-            <w:tcBorders/>
-          </w:tcPr>
-          <w:p>
-            <w:pPr>
-              <w:pStyle w:val="Normal"/>
-              <w:widowControl w:val="false"/>
-              <w:spacing w:lineRule="auto" w:line="276" w:before="0" w:after="120"/>
-              <w:rPr/>
-            </w:pPr>
-            <w:r>
-              <w:rPr>
-                <w:rFonts w:eastAsia="Times New Roman" w:cs="Times New Roman"/>
-                <w:sz w:val="19"/>
-              </w:rPr>
-              <w:t>0,238</w:t>
-            </w:r>
-          </w:p>
-        </w:tc>
-      </w:tr>
-      <w:tr>
-        <w:trPr/>
-        <w:tc>
-          <w:tcPr>
-            <w:tcW w:w="3120" w:type="dxa"/>
-            <w:tcBorders/>
-          </w:tcPr>
-          <w:p>
-            <w:pPr>
-              <w:pStyle w:val="Normal"/>
-              <w:widowControl w:val="false"/>
-              <w:spacing w:lineRule="auto" w:line="276" w:before="0" w:after="120"/>
-              <w:rPr/>
-            </w:pPr>
-            <w:r>
-              <w:rPr>
-                <w:b/>
-                <w:rFonts w:eastAsia="Times New Roman" w:cs="Times New Roman"/>
-                <w:sz w:val="19"/>
-              </w:rPr>
-              <w:t>Propuesta + F_apt (r = 25; m = 0,070)</w:t>
+              <w:t>Propuesta Novedosa (r = 25; m = 0,070)</w:t>
             </w:r>
           </w:p>
         </w:tc>
@@ -31049,7 +28526,7 @@
           <w:iCs/>
           <w:rFonts w:eastAsia="Times New Roman" w:cs="Times New Roman"/>
         </w:rPr>
-        <w:t xml:space="preserve">La Tabla 13 confirma la complementariedad de forma extrema: el infrarrojo domina en personas (AP@0,5 = 0,220) pero es prácticamente ciego a las luces (0,018), y el visible presenta el patrón espejo (0,178 y 0,135). Las mejores fusiones superan en el promedio del par a ambas modalidades individuales —algo que ninguna logra por separado—, con la Propuesta Novedosa como la mejor fusión del estudio tanto en mAP global (0,239) como en personas (0,207, cerca del infrarrojo puro), manteniendo las luces cerca del visible; el óptimo de F_apt supera además al de Fo en las dos clases clave. El visible solo conserva el mejor mAP global de seis clases (0,245) por la abundancia de vehículos diurnos, y los valores absolutos son moderados (subconjunto de 500 imágenes y modelo nano): el experimento no busca récords, sino aislar el escenario donde la fusión es insustituible —detectar en una sola imagen objetos que cada modalidad pierde por separado—. La Figura 9 ilustra el fenómeno sobre dos escenas de la validación: el visible no ve a las personas que la fusión recupera y el infrarrojo no ve las luces que la fusión conserva.</w:t>
+        <w:t xml:space="preserve">La Tabla 11 confirma la complementariedad de forma extrema: el infrarrojo domina en personas (AP@0,5 = 0,220) pero es prácticamente ciego a las luces (0,018), y el visible presenta el patrón espejo (0,178 y 0,135). Las mejores fusiones superan en el promedio del par a ambas modalidades individuales —algo que ninguna logra por separado—, con la Propuesta Novedosa como la mejor fusión del estudio tanto en mAP global (0,239) como en personas (0,207, cerca del infrarrojo puro), manteniendo las luces cerca del visible; el óptimo de F_apt supera además al de Fo en las dos clases clave. El visible solo conserva el mejor mAP global de seis clases (0,245) por la abundancia de vehículos diurnos, y los valores absolutos son moderados (subconjunto de 500 imágenes y modelo nano): el experimento no busca récords, sino aislar el escenario donde la fusión es insustituible —detectar en una sola imagen objetos que cada modalidad pierde por separado—. La Figura 9 ilustra el fenómeno sobre dos escenas de la validación: el visible no ve a las personas que la fusión recupera y el infrarrojo no ve las luces que la fusión conserva.</w:t>
       </w:r>
     </w:p>
     <w:p>
@@ -31144,7 +28621,7 @@
         <w:rPr>
           <w:rFonts w:eastAsia="Times New Roman" w:cs="Times New Roman"/>
         </w:rPr>
-        <w:t xml:space="preserve">La Propuesta Novedosa —método central de esta tesis— se optimizó con PSO sobre un subconjunto representativo de escenas, maximizando una aptitud orientada a la fusión (F = SSIM + Qabf + 0,5·SCD − Nabf). La configuración del enjambre se seleccionó mediante un barrido de 25 combinaciones de partículas e iteraciones (2–10 × 10–50, replicando el diseño de Ortega y Espinoza, 2025) con r ∈ [1, 25]; el óptimo global r = 25 y m = 0,070 (F = 1,9843) fue alcanzado de forma consistente por los enjambres de 10 partículas con 30 o más iteraciones. Esta aptitud premia simultáneamente la similitud estructural, la preservación de bordes y la correlación de las diferencias, y penaliza los artefactos, evitando el realce trivial al que conduce una aptitud de fidelidad pura.</w:t>
+        <w:t xml:space="preserve">La Propuesta Novedosa —método central de esta tesis— se optimizó con PSO sobre un subconjunto representativo de escenas, maximizando una aptitud orientada a la fusión (Fo = SSIMavg + En + PSNRn). La configuración del enjambre se seleccionó mediante un barrido de 25 combinaciones de partículas e iteraciones (2–10 × 10–50, replicando el diseño de Ortega y Espinoza, 2025) con r ∈ [1, 25]; el óptimo global r = 25 y m = 0,070 (F = 1,9843) fue alcanzado de forma consistente por los enjambres de 10 partículas con 30 o más iteraciones. Esta aptitud premia simultáneamente la similitud estructural, la preservación de bordes y la correlación de las diferencias, y penaliza los artefactos, evitando el realce trivial al que conduce una aptitud de fidelidad pura.</w:t>
       </w:r>
     </w:p>
     <w:p>
@@ -31159,7 +28636,7 @@
         <w:rPr>
           <w:rFonts w:eastAsia="Times New Roman" w:cs="Times New Roman"/>
         </w:rPr>
-        <w:t xml:space="preserve">La Tabla 10 compara la propuesta, en su configuración óptima (r = 25, m = 0,070), con la metodología clásica Top-Hat y con métodos representativos del estado del arte (LP, RP y DTCWT; los valores de DWT y CVT, del mismo orden, se detallan en el material complementario) sobre las métricas estándar de calidad. La propuesta registra la menor tasa de artefactos del estudio (Nabf = 0,041, frente a 0,108 de LP y 0,585 del Top-Hat clásico) y la mayor similitud estructural (SSIM = 0,782), quedando segunda en preservación de bordes (Qabf = 0,500, a una milésima del líder DTCWT), correlación (SCD = 1,450, tras RP) y fidelidad visual (VIF = 0,368, tras LP). Reúne así limpieza, fidelidad estructural y fuerza de bordes en un mismo operador, perfil adecuado para una fusión de propósito general.</w:t>
+        <w:t xml:space="preserve">La Tabla 9 compara la propuesta, en su configuración óptima (r = 25, m = 0,070), con la metodología clásica Top-Hat y con métodos representativos del estado del arte (LP, RP y DTCWT; los valores de DWT y CVT, del mismo orden, se detallan en el material complementario) sobre las métricas estándar de calidad. La propuesta registra la menor tasa de artefactos del estudio (Nabf = 0,041, frente a 0,108 de LP y 0,585 del Top-Hat clásico) y la mayor similitud estructural (SSIM = 0,782), quedando segunda en preservación de bordes (Qabf = 0,500, a una milésima del líder DTCWT), correlación (SCD = 1,450, tras RP) y fidelidad visual (VIF = 0,368, tras LP). Reúne así limpieza, fidelidad estructural y fuerza de bordes en un mismo operador, perfil adecuado para una fusión de propósito general.</w:t>
       </w:r>
     </w:p>
     <w:p>
@@ -31206,7 +28683,7 @@
           <w:i/>
           <w:sz w:val="18"/>
         </w:rPr>
-        <w:t>Tabla 10. Propuesta Novedosa frente a la metodología clásica Top-Hat y al estado del arte — medias sobre 20 pares (n = 20).</w:t>
+        <w:t>Tabla 9. Propuesta Novedosa frente a la metodología clásica Top-Hat y al estado del arte — medias sobre 20 pares (n = 20).</w:t>
       </w:r>
       <w:commentRangeEnd w:id="3"/>
       <w:r>
@@ -32241,7 +29718,7 @@
         <w:rPr>
           <w:rFonts w:eastAsia="Times New Roman" w:cs="Times New Roman"/>
         </w:rPr>
-        <w:t xml:space="preserve">La Figura 11 resume la optimización del método. El panel izquierdo muestra la convergencia del mejor global según el número de partículas (Tmax = 50): los enjambres grandes escapan del óptimo local r = 1 y alcanzan la aptitud máxima F = 1,9843. El panel derecho y la Tabla 11 sintetizan el barrido de 25 configuraciones: el óptimo global (r = 25, m = 0,070) es alcanzado por seis configuraciones y de forma consistente por los enjambres de 10 partículas con 30 o más iteraciones; la contribución de los elementos estructurantes lineales sobre el disco reside en la cobertura de orientaciones.</w:t>
+        <w:t xml:space="preserve">La Figura 11 resume la optimización del método. El panel izquierdo muestra la convergencia del mejor global según el número de partículas (Tmax = 50): los enjambres grandes escapan del óptimo local r = 1 y alcanzan la aptitud máxima F = 1,9843. El panel derecho y la Tabla 10 sintetizan el barrido de 25 configuraciones: el óptimo global (r = 25, m = 0,070) es alcanzado por seis configuraciones y de forma consistente por los enjambres de 10 partículas con 30 o más iteraciones; la contribución de los elementos estructurantes lineales sobre el disco reside en la cobertura de orientaciones.</w:t>
       </w:r>
     </w:p>
     <w:p>
@@ -32322,7 +29799,7 @@
           <w:i/>
           <w:sz w:val="18"/>
         </w:rPr>
-        <w:t>Tabla 11. Barrido de configuraciones del PSO: mejor aptitud F por combinación de partículas (n) e iteraciones (T).</w:t>
+        <w:t>Tabla 10. Barrido de configuraciones del PSO: mejor aptitud F por combinación de partículas (n) e iteraciones (T).</w:t>
       </w:r>
     </w:p>
     <w:tbl>
@@ -33403,893 +30880,6 @@
     </w:p>
     <w:p>
       <w:pPr>
-        <w:pStyle w:val="Normal"/>
-        <w:spacing w:lineRule="auto" w:line="360"/>
-        <w:ind w:firstLine="709"/>
-        <w:jc w:val="both"/>
-        <w:rPr/>
-      </w:pPr>
-      <w:r>
-        <w:rPr>
-          <w:i/>
-          <w:iCs/>
-          <w:rFonts w:eastAsia="Times New Roman" w:cs="Times New Roman"/>
-        </w:rPr>
-        <w:t xml:space="preserve">Ablación de la función de aptitud. </w:t>
-      </w:r>
-      <w:r>
-        <w:rPr>
-          <w:iCs/>
-          <w:rFonts w:eastAsia="Times New Roman" w:cs="Times New Roman"/>
-        </w:rPr>
-        <w:t xml:space="preserve">A pedido de la revisión de avances, el barrido de 25 configuraciones se repitió con la función objetivo del trabajo de referencia, Fo = SSIMavg + En + PSNRn (Ortega y Espinoza, 2025), con su rango original m ∈ [0,3; 2,0], tanto sobre la propuesta como sobre el operador clásico. En las 50 corridas el peso óptimo se ubicó en el límite inferior del rango (m* = 0,30): los dos términos de fidelidad de Fo dominan a la entropía y empujan el realce al mínimo permitido. Sobre la propuesta, Fo seleccionó además r* = 1, un óptimo trivial que desactiva en la práctica el banco de elementos estructurantes.</w:t>
-      </w:r>
-    </w:p>
-    <w:p>
-      <w:pPr>
-        <w:pStyle w:val="Normal"/>
-        <w:spacing w:lineRule="auto" w:line="360"/>
-        <w:ind w:firstLine="709"/>
-        <w:jc w:val="both"/>
-        <w:rPr/>
-      </w:pPr>
-      <w:r>
-        <w:rPr>
-          <w:iCs/>
-          <w:rFonts w:eastAsia="Times New Roman" w:cs="Times New Roman"/>
-        </w:rPr>
-        <w:t xml:space="preserve">La Figura 12 muestra el paisaje de aptitud en función de m (con r = 25) sin restricciones de rango: ambas funciones decrecen monótonamente para m ≥ 0,2, de modo que ningún tamaño de enjambre ni número de iteraciones puede converger dentro de [0,5; 2,0]; y el máximo real de Fo sobre la propuesta se ubica en m ≈ 0,07, coincidente con el óptimo de la aptitud orientada a la fusión (m = 0,0703): ambas formulaciones acuerdan el peso adecuado para el operador con suma de ramas.</w:t>
-      </w:r>
-    </w:p>
-    <w:p>
-      <w:pPr>
-        <w:pStyle w:val="Normal"/>
-        <w:spacing w:lineRule="auto" w:line="276"/>
-        <w:jc w:val="center"/>
-        <w:rPr/>
-      </w:pPr>
-      <w:r>
-        <w:rPr/>
-        <w:drawing>
-          <wp:inline distT="0" distB="0" distL="0" distR="0">
-            <wp:extent cx="5760720" cy="3023475"/>
-            <wp:effectExtent l="0" t="0" r="0" b="0"/>
-            <wp:docPr id="9911" name="fig_aptitud_vs_m.png"/>
-            <wp:cNvGraphicFramePr>
-              <a:graphicFrameLocks xmlns:a="http://schemas.openxmlformats.org/drawingml/2006/main" noChangeAspect="1"/>
-            </wp:cNvGraphicFramePr>
-            <a:graphic xmlns:a="http://schemas.openxmlformats.org/drawingml/2006/main">
-              <a:graphicData uri="http://schemas.openxmlformats.org/drawingml/2006/picture">
-                <pic:pic xmlns:pic="http://schemas.openxmlformats.org/drawingml/2006/picture">
-                  <pic:nvPicPr>
-                    <pic:cNvPr id="14" name="Picture 13"/>
-                    <pic:cNvPicPr>
-                      <a:picLocks noChangeAspect="1" noChangeArrowheads="1"/>
-                    </pic:cNvPicPr>
-                  </pic:nvPicPr>
-                  <pic:blipFill>
-                    <a:blip r:embed="rId11"/>
-                    <a:stretch>
-                      <a:fillRect/>
-                    </a:stretch>
-                  </pic:blipFill>
-                  <pic:spPr bwMode="auto">
-                    <a:xfrm>
-                      <a:off x="0" y="0"/>
-                      <a:ext cx="5760720" cy="3023475"/>
-                    </a:xfrm>
-                    <a:prstGeom prst="rect">
-                      <a:avLst/>
-                    </a:prstGeom>
-                    <a:noFill/>
-                  </pic:spPr>
-                </pic:pic>
-              </a:graphicData>
-            </a:graphic>
-          </wp:inline>
-        </w:drawing>
-      </w:r>
-    </w:p>
-    <w:p>
-      <w:pPr>
-        <w:pStyle w:val="Normal"/>
-        <w:spacing w:lineRule="auto" w:line="276"/>
-        <w:jc w:val="both"/>
-        <w:rPr/>
-      </w:pPr>
-      <w:r>
-        <w:rPr>
-          <w:rFonts w:eastAsia="Times New Roman" w:cs="Times New Roman"/>
-          <w:i/>
-          <w:sz w:val="18"/>
-        </w:rPr>
-        <w:t xml:space="preserve">Figura 12. Aptitud en función del peso de contraste m (r = 25), sin restricciones de rango: F_apt de la tesis y Fo del trabajo de referencia sobre ambos operadores.</w:t>
-      </w:r>
-    </w:p>
-    <w:p>
-      <w:pPr>
-        <w:pStyle w:val="Normal"/>
-        <w:spacing w:lineRule="auto" w:line="276"/>
-        <w:jc w:val="both"/>
-        <w:rPr/>
-      </w:pPr>
-      <w:r>
-        <w:rPr>
-          <w:rFonts w:eastAsia="Times New Roman" w:cs="Times New Roman"/>
-          <w:i/>
-          <w:sz w:val="18"/>
-        </w:rPr>
-        <w:t xml:space="preserve">Tabla 12. Ablación de la función de aptitud: óptimos de F_apt y de Fo evaluados sobre los 20 pares (medias).</w:t>
-      </w:r>
-    </w:p>
-    <w:tbl>
-      <w:tblPr>
-        <w:tblW w:w="9102" w:type="dxa"/>
-        <w:jc w:val="start"/>
-        <w:tblInd w:w="0" w:type="dxa"/>
-        <w:tblLayout w:type="fixed"/>
-        <w:tblCellMar>
-          <w:top w:w="0" w:type="dxa"/>
-          <w:start w:w="108" w:type="dxa"/>
-          <w:bottom w:w="0" w:type="dxa"/>
-          <w:end w:w="108" w:type="dxa"/>
-        </w:tblCellMar>
-        <w:tblLook w:noHBand="0" w:noVBand="1" w:firstColumn="1" w:lastRow="0" w:lastColumn="0" w:firstRow="1" w:val="04a0"/>
-      </w:tblPr>
-      <w:tblGrid>
-        <w:gridCol w:w="3120"/>
-        <w:gridCol w:w="1248"/>
-        <w:gridCol w:w="1248"/>
-        <w:gridCol w:w="1248"/>
-        <w:gridCol w:w="1248"/>
-        <w:gridCol w:w="1248"/>
-      </w:tblGrid>
-      <w:tr>
-        <w:trPr/>
-        <w:tc>
-          <w:tcPr>
-            <w:tcW w:w="3120" w:type="dxa"/>
-            <w:tcBorders/>
-            <w:shd w:val="clear" w:fill="F2F2F2"/>
-          </w:tcPr>
-          <w:p>
-            <w:pPr>
-              <w:pStyle w:val="Normal"/>
-              <w:widowControl w:val="false"/>
-              <w:spacing w:lineRule="auto" w:line="276" w:before="0" w:after="120"/>
-              <w:rPr/>
-            </w:pPr>
-            <w:r>
-              <w:rPr>
-                <w:rFonts w:eastAsia="Times New Roman" w:cs="Times New Roman"/>
-                <w:b/>
-                <w:sz w:val="19"/>
-              </w:rPr>
-              <w:t>Variante</w:t>
-            </w:r>
-          </w:p>
-        </w:tc>
-        <w:tc>
-          <w:tcPr>
-            <w:tcW w:w="1248" w:type="dxa"/>
-            <w:tcBorders/>
-            <w:shd w:val="clear" w:fill="F2F2F2"/>
-          </w:tcPr>
-          <w:p>
-            <w:pPr>
-              <w:pStyle w:val="Normal"/>
-              <w:widowControl w:val="false"/>
-              <w:spacing w:lineRule="auto" w:line="276" w:before="0" w:after="120"/>
-              <w:rPr/>
-            </w:pPr>
-            <w:r>
-              <w:rPr>
-                <w:rFonts w:eastAsia="Times New Roman" w:cs="Times New Roman"/>
-                <w:b/>
-                <w:sz w:val="19"/>
-              </w:rPr>
-              <w:t>Qabf ↑</w:t>
-            </w:r>
-          </w:p>
-        </w:tc>
-        <w:tc>
-          <w:tcPr>
-            <w:tcW w:w="1248" w:type="dxa"/>
-            <w:tcBorders/>
-            <w:shd w:val="clear" w:fill="F2F2F2"/>
-          </w:tcPr>
-          <w:p>
-            <w:pPr>
-              <w:pStyle w:val="Normal"/>
-              <w:widowControl w:val="false"/>
-              <w:spacing w:lineRule="auto" w:line="276" w:before="0" w:after="120"/>
-              <w:rPr/>
-            </w:pPr>
-            <w:r>
-              <w:rPr>
-                <w:rFonts w:eastAsia="Times New Roman" w:cs="Times New Roman"/>
-                <w:b/>
-                <w:sz w:val="19"/>
-              </w:rPr>
-              <w:t>Nabf ↓</w:t>
-            </w:r>
-          </w:p>
-        </w:tc>
-        <w:tc>
-          <w:tcPr>
-            <w:tcW w:w="1248" w:type="dxa"/>
-            <w:tcBorders/>
-            <w:shd w:val="clear" w:fill="F2F2F2"/>
-          </w:tcPr>
-          <w:p>
-            <w:pPr>
-              <w:pStyle w:val="Normal"/>
-              <w:widowControl w:val="false"/>
-              <w:spacing w:lineRule="auto" w:line="276" w:before="0" w:after="120"/>
-              <w:rPr/>
-            </w:pPr>
-            <w:r>
-              <w:rPr>
-                <w:rFonts w:eastAsia="Times New Roman" w:cs="Times New Roman"/>
-                <w:b/>
-                <w:sz w:val="19"/>
-              </w:rPr>
-              <w:t>SSIM ↑</w:t>
-            </w:r>
-          </w:p>
-        </w:tc>
-        <w:tc>
-          <w:tcPr>
-            <w:tcW w:w="1248" w:type="dxa"/>
-            <w:tcBorders/>
-            <w:shd w:val="clear" w:fill="F2F2F2"/>
-          </w:tcPr>
-          <w:p>
-            <w:pPr>
-              <w:pStyle w:val="Normal"/>
-              <w:widowControl w:val="false"/>
-              <w:spacing w:lineRule="auto" w:line="276" w:before="0" w:after="120"/>
-              <w:rPr/>
-            </w:pPr>
-            <w:r>
-              <w:rPr>
-                <w:rFonts w:eastAsia="Times New Roman" w:cs="Times New Roman"/>
-                <w:b/>
-                <w:sz w:val="19"/>
-              </w:rPr>
-              <w:t>SCD ↑</w:t>
-            </w:r>
-          </w:p>
-        </w:tc>
-        <w:tc>
-          <w:tcPr>
-            <w:tcW w:w="1248" w:type="dxa"/>
-            <w:tcBorders/>
-            <w:shd w:val="clear" w:fill="F2F2F2"/>
-          </w:tcPr>
-          <w:p>
-            <w:pPr>
-              <w:pStyle w:val="Normal"/>
-              <w:widowControl w:val="false"/>
-              <w:spacing w:lineRule="auto" w:line="276" w:before="0" w:after="120"/>
-              <w:rPr/>
-            </w:pPr>
-            <w:r>
-              <w:rPr>
-                <w:rFonts w:eastAsia="Times New Roman" w:cs="Times New Roman"/>
-                <w:b/>
-                <w:sz w:val="19"/>
-              </w:rPr>
-              <w:t>VIF ↑</w:t>
-            </w:r>
-          </w:p>
-        </w:tc>
-      </w:tr>
-      <w:tr>
-        <w:trPr/>
-        <w:tc>
-          <w:tcPr>
-            <w:tcW w:w="3120" w:type="dxa"/>
-            <w:tcBorders/>
-          </w:tcPr>
-          <w:p>
-            <w:pPr>
-              <w:pStyle w:val="Normal"/>
-              <w:widowControl w:val="false"/>
-              <w:spacing w:lineRule="auto" w:line="276" w:before="0" w:after="120"/>
-              <w:rPr/>
-            </w:pPr>
-            <w:r>
-              <w:rPr>
-                <w:b/>
-                <w:rFonts w:eastAsia="Times New Roman" w:cs="Times New Roman"/>
-                <w:sz w:val="19"/>
-              </w:rPr>
-              <w:t>Propuesta + F_apt (r = 25; m = 0,070)</w:t>
-            </w:r>
-          </w:p>
-        </w:tc>
-        <w:tc>
-          <w:tcPr>
-            <w:tcW w:w="1248" w:type="dxa"/>
-            <w:tcBorders/>
-          </w:tcPr>
-          <w:p>
-            <w:pPr>
-              <w:pStyle w:val="Normal"/>
-              <w:widowControl w:val="false"/>
-              <w:spacing w:lineRule="auto" w:line="276" w:before="0" w:after="120"/>
-              <w:rPr/>
-            </w:pPr>
-            <w:r>
-              <w:rPr>
-                <w:rFonts w:eastAsia="Times New Roman" w:cs="Times New Roman"/>
-                <w:sz w:val="19"/>
-              </w:rPr>
-              <w:t>0,500</w:t>
-            </w:r>
-          </w:p>
-        </w:tc>
-        <w:tc>
-          <w:tcPr>
-            <w:tcW w:w="1248" w:type="dxa"/>
-            <w:tcBorders/>
-          </w:tcPr>
-          <w:p>
-            <w:pPr>
-              <w:pStyle w:val="Normal"/>
-              <w:widowControl w:val="false"/>
-              <w:spacing w:lineRule="auto" w:line="276" w:before="0" w:after="120"/>
-              <w:rPr/>
-            </w:pPr>
-            <w:r>
-              <w:rPr>
-                <w:b/>
-                <w:rFonts w:eastAsia="Times New Roman" w:cs="Times New Roman"/>
-                <w:sz w:val="19"/>
-              </w:rPr>
-              <w:t>0,041</w:t>
-            </w:r>
-          </w:p>
-        </w:tc>
-        <w:tc>
-          <w:tcPr>
-            <w:tcW w:w="1248" w:type="dxa"/>
-            <w:tcBorders/>
-          </w:tcPr>
-          <w:p>
-            <w:pPr>
-              <w:pStyle w:val="Normal"/>
-              <w:widowControl w:val="false"/>
-              <w:spacing w:lineRule="auto" w:line="276" w:before="0" w:after="120"/>
-              <w:rPr/>
-            </w:pPr>
-            <w:r>
-              <w:rPr>
-                <w:b/>
-                <w:rFonts w:eastAsia="Times New Roman" w:cs="Times New Roman"/>
-                <w:sz w:val="19"/>
-              </w:rPr>
-              <w:t>0,782</w:t>
-            </w:r>
-          </w:p>
-        </w:tc>
-        <w:tc>
-          <w:tcPr>
-            <w:tcW w:w="1248" w:type="dxa"/>
-            <w:tcBorders/>
-          </w:tcPr>
-          <w:p>
-            <w:pPr>
-              <w:pStyle w:val="Normal"/>
-              <w:widowControl w:val="false"/>
-              <w:spacing w:lineRule="auto" w:line="276" w:before="0" w:after="120"/>
-              <w:rPr/>
-            </w:pPr>
-            <w:r>
-              <w:rPr>
-                <w:rFonts w:eastAsia="Times New Roman" w:cs="Times New Roman"/>
-                <w:sz w:val="19"/>
-              </w:rPr>
-              <w:t>1,450</w:t>
-            </w:r>
-          </w:p>
-        </w:tc>
-        <w:tc>
-          <w:tcPr>
-            <w:tcW w:w="1248" w:type="dxa"/>
-            <w:tcBorders/>
-          </w:tcPr>
-          <w:p>
-            <w:pPr>
-              <w:pStyle w:val="Normal"/>
-              <w:widowControl w:val="false"/>
-              <w:spacing w:lineRule="auto" w:line="276" w:before="0" w:after="120"/>
-              <w:rPr/>
-            </w:pPr>
-            <w:r>
-              <w:rPr>
-                <w:rFonts w:eastAsia="Times New Roman" w:cs="Times New Roman"/>
-                <w:sz w:val="19"/>
-              </w:rPr>
-              <w:t>0,368</w:t>
-            </w:r>
-          </w:p>
-        </w:tc>
-      </w:tr>
-      <w:tr>
-        <w:trPr/>
-        <w:tc>
-          <w:tcPr>
-            <w:tcW w:w="3120" w:type="dxa"/>
-            <w:tcBorders/>
-          </w:tcPr>
-          <w:p>
-            <w:pPr>
-              <w:pStyle w:val="Normal"/>
-              <w:widowControl w:val="false"/>
-              <w:spacing w:lineRule="auto" w:line="276" w:before="0" w:after="120"/>
-              <w:rPr/>
-            </w:pPr>
-            <w:r>
-              <w:rPr>
-                <w:rFonts w:eastAsia="Times New Roman" w:cs="Times New Roman"/>
-                <w:sz w:val="19"/>
-              </w:rPr>
-              <w:t>Top-Hat clásico + Fo (r = 25; m = 0,30)</w:t>
-            </w:r>
-          </w:p>
-        </w:tc>
-        <w:tc>
-          <w:tcPr>
-            <w:tcW w:w="1248" w:type="dxa"/>
-            <w:tcBorders/>
-          </w:tcPr>
-          <w:p>
-            <w:pPr>
-              <w:pStyle w:val="Normal"/>
-              <w:widowControl w:val="false"/>
-              <w:spacing w:lineRule="auto" w:line="276" w:before="0" w:after="120"/>
-              <w:rPr/>
-            </w:pPr>
-            <w:r>
-              <w:rPr>
-                <w:b/>
-                <w:rFonts w:eastAsia="Times New Roman" w:cs="Times New Roman"/>
-                <w:sz w:val="19"/>
-              </w:rPr>
-              <w:t>0,534</w:t>
-            </w:r>
-          </w:p>
-        </w:tc>
-        <w:tc>
-          <w:tcPr>
-            <w:tcW w:w="1248" w:type="dxa"/>
-            <w:tcBorders/>
-          </w:tcPr>
-          <w:p>
-            <w:pPr>
-              <w:pStyle w:val="Normal"/>
-              <w:widowControl w:val="false"/>
-              <w:spacing w:lineRule="auto" w:line="276" w:before="0" w:after="120"/>
-              <w:rPr/>
-            </w:pPr>
-            <w:r>
-              <w:rPr>
-                <w:rFonts w:eastAsia="Times New Roman" w:cs="Times New Roman"/>
-                <w:sz w:val="19"/>
-              </w:rPr>
-              <w:t>0,184</w:t>
-            </w:r>
-          </w:p>
-        </w:tc>
-        <w:tc>
-          <w:tcPr>
-            <w:tcW w:w="1248" w:type="dxa"/>
-            <w:tcBorders/>
-          </w:tcPr>
-          <w:p>
-            <w:pPr>
-              <w:pStyle w:val="Normal"/>
-              <w:widowControl w:val="false"/>
-              <w:spacing w:lineRule="auto" w:line="276" w:before="0" w:after="120"/>
-              <w:rPr/>
-            </w:pPr>
-            <w:r>
-              <w:rPr>
-                <w:rFonts w:eastAsia="Times New Roman" w:cs="Times New Roman"/>
-                <w:sz w:val="19"/>
-              </w:rPr>
-              <w:t>0,745</w:t>
-            </w:r>
-          </w:p>
-        </w:tc>
-        <w:tc>
-          <w:tcPr>
-            <w:tcW w:w="1248" w:type="dxa"/>
-            <w:tcBorders/>
-          </w:tcPr>
-          <w:p>
-            <w:pPr>
-              <w:pStyle w:val="Normal"/>
-              <w:widowControl w:val="false"/>
-              <w:spacing w:lineRule="auto" w:line="276" w:before="0" w:after="120"/>
-              <w:rPr/>
-            </w:pPr>
-            <w:r>
-              <w:rPr>
-                <w:b/>
-                <w:rFonts w:eastAsia="Times New Roman" w:cs="Times New Roman"/>
-                <w:sz w:val="19"/>
-              </w:rPr>
-              <w:t>1,504</w:t>
-            </w:r>
-          </w:p>
-        </w:tc>
-        <w:tc>
-          <w:tcPr>
-            <w:tcW w:w="1248" w:type="dxa"/>
-            <w:tcBorders/>
-          </w:tcPr>
-          <w:p>
-            <w:pPr>
-              <w:pStyle w:val="Normal"/>
-              <w:widowControl w:val="false"/>
-              <w:spacing w:lineRule="auto" w:line="276" w:before="0" w:after="120"/>
-              <w:rPr/>
-            </w:pPr>
-            <w:r>
-              <w:rPr>
-                <w:b/>
-                <w:rFonts w:eastAsia="Times New Roman" w:cs="Times New Roman"/>
-                <w:sz w:val="19"/>
-              </w:rPr>
-              <w:t>0,395</w:t>
-            </w:r>
-          </w:p>
-        </w:tc>
-      </w:tr>
-      <w:tr>
-        <w:trPr/>
-        <w:tc>
-          <w:tcPr>
-            <w:tcW w:w="3120" w:type="dxa"/>
-            <w:tcBorders/>
-          </w:tcPr>
-          <w:p>
-            <w:pPr>
-              <w:pStyle w:val="Normal"/>
-              <w:widowControl w:val="false"/>
-              <w:spacing w:lineRule="auto" w:line="276" w:before="0" w:after="120"/>
-              <w:rPr/>
-            </w:pPr>
-            <w:r>
-              <w:rPr>
-                <w:rFonts w:eastAsia="Times New Roman" w:cs="Times New Roman"/>
-                <w:sz w:val="19"/>
-              </w:rPr>
-              <w:t>Propuesta + Fo (r = 1; m = 0,30)</w:t>
-            </w:r>
-          </w:p>
-        </w:tc>
-        <w:tc>
-          <w:tcPr>
-            <w:tcW w:w="1248" w:type="dxa"/>
-            <w:tcBorders/>
-          </w:tcPr>
-          <w:p>
-            <w:pPr>
-              <w:pStyle w:val="Normal"/>
-              <w:widowControl w:val="false"/>
-              <w:spacing w:lineRule="auto" w:line="276" w:before="0" w:after="120"/>
-              <w:rPr/>
-            </w:pPr>
-            <w:r>
-              <w:rPr>
-                <w:rFonts w:eastAsia="Times New Roman" w:cs="Times New Roman"/>
-                <w:sz w:val="19"/>
-              </w:rPr>
-              <w:t>0,448</w:t>
-            </w:r>
-          </w:p>
-        </w:tc>
-        <w:tc>
-          <w:tcPr>
-            <w:tcW w:w="1248" w:type="dxa"/>
-            <w:tcBorders/>
-          </w:tcPr>
-          <w:p>
-            <w:pPr>
-              <w:pStyle w:val="Normal"/>
-              <w:widowControl w:val="false"/>
-              <w:spacing w:lineRule="auto" w:line="276" w:before="0" w:after="120"/>
-              <w:rPr/>
-            </w:pPr>
-            <w:r>
-              <w:rPr>
-                <w:rFonts w:eastAsia="Times New Roman" w:cs="Times New Roman"/>
-                <w:sz w:val="19"/>
-              </w:rPr>
-              <w:t>0,121</w:t>
-            </w:r>
-          </w:p>
-        </w:tc>
-        <w:tc>
-          <w:tcPr>
-            <w:tcW w:w="1248" w:type="dxa"/>
-            <w:tcBorders/>
-          </w:tcPr>
-          <w:p>
-            <w:pPr>
-              <w:pStyle w:val="Normal"/>
-              <w:widowControl w:val="false"/>
-              <w:spacing w:lineRule="auto" w:line="276" w:before="0" w:after="120"/>
-              <w:rPr/>
-            </w:pPr>
-            <w:r>
-              <w:rPr>
-                <w:rFonts w:eastAsia="Times New Roman" w:cs="Times New Roman"/>
-                <w:sz w:val="19"/>
-              </w:rPr>
-              <w:t>0,761</w:t>
-            </w:r>
-          </w:p>
-        </w:tc>
-        <w:tc>
-          <w:tcPr>
-            <w:tcW w:w="1248" w:type="dxa"/>
-            <w:tcBorders/>
-          </w:tcPr>
-          <w:p>
-            <w:pPr>
-              <w:pStyle w:val="Normal"/>
-              <w:widowControl w:val="false"/>
-              <w:spacing w:lineRule="auto" w:line="276" w:before="0" w:after="120"/>
-              <w:rPr/>
-            </w:pPr>
-            <w:r>
-              <w:rPr>
-                <w:rFonts w:eastAsia="Times New Roman" w:cs="Times New Roman"/>
-                <w:sz w:val="19"/>
-              </w:rPr>
-              <w:t>1,353</w:t>
-            </w:r>
-          </w:p>
-        </w:tc>
-        <w:tc>
-          <w:tcPr>
-            <w:tcW w:w="1248" w:type="dxa"/>
-            <w:tcBorders/>
-          </w:tcPr>
-          <w:p>
-            <w:pPr>
-              <w:pStyle w:val="Normal"/>
-              <w:widowControl w:val="false"/>
-              <w:spacing w:lineRule="auto" w:line="276" w:before="0" w:after="120"/>
-              <w:rPr/>
-            </w:pPr>
-            <w:r>
-              <w:rPr>
-                <w:rFonts w:eastAsia="Times New Roman" w:cs="Times New Roman"/>
-                <w:sz w:val="19"/>
-              </w:rPr>
-              <w:t>0,322</w:t>
-            </w:r>
-          </w:p>
-        </w:tc>
-      </w:tr>
-      <w:tr>
-        <w:trPr/>
-        <w:tc>
-          <w:tcPr>
-            <w:tcW w:w="3120" w:type="dxa"/>
-            <w:tcBorders/>
-          </w:tcPr>
-          <w:p>
-            <w:pPr>
-              <w:pStyle w:val="Normal"/>
-              <w:widowControl w:val="false"/>
-              <w:spacing w:lineRule="auto" w:line="276" w:before="0" w:after="120"/>
-              <w:rPr/>
-            </w:pPr>
-            <w:r>
-              <w:rPr>
-                <w:rFonts w:eastAsia="Times New Roman" w:cs="Times New Roman"/>
-                <w:sz w:val="19"/>
-              </w:rPr>
-              <w:t>Top-Hat clásico manual (r = 5; m = 1)</w:t>
-            </w:r>
-          </w:p>
-        </w:tc>
-        <w:tc>
-          <w:tcPr>
-            <w:tcW w:w="1248" w:type="dxa"/>
-            <w:tcBorders/>
-          </w:tcPr>
-          <w:p>
-            <w:pPr>
-              <w:pStyle w:val="Normal"/>
-              <w:widowControl w:val="false"/>
-              <w:spacing w:lineRule="auto" w:line="276" w:before="0" w:after="120"/>
-              <w:rPr/>
-            </w:pPr>
-            <w:r>
-              <w:rPr>
-                <w:rFonts w:eastAsia="Times New Roman" w:cs="Times New Roman"/>
-                <w:sz w:val="19"/>
-              </w:rPr>
-              <w:t>0,305</w:t>
-            </w:r>
-          </w:p>
-        </w:tc>
-        <w:tc>
-          <w:tcPr>
-            <w:tcW w:w="1248" w:type="dxa"/>
-            <w:tcBorders/>
-          </w:tcPr>
-          <w:p>
-            <w:pPr>
-              <w:pStyle w:val="Normal"/>
-              <w:widowControl w:val="false"/>
-              <w:spacing w:lineRule="auto" w:line="276" w:before="0" w:after="120"/>
-              <w:rPr/>
-            </w:pPr>
-            <w:r>
-              <w:rPr>
-                <w:rFonts w:eastAsia="Times New Roman" w:cs="Times New Roman"/>
-                <w:sz w:val="19"/>
-              </w:rPr>
-              <w:t>0,585</w:t>
-            </w:r>
-          </w:p>
-        </w:tc>
-        <w:tc>
-          <w:tcPr>
-            <w:tcW w:w="1248" w:type="dxa"/>
-            <w:tcBorders/>
-          </w:tcPr>
-          <w:p>
-            <w:pPr>
-              <w:pStyle w:val="Normal"/>
-              <w:widowControl w:val="false"/>
-              <w:spacing w:lineRule="auto" w:line="276" w:before="0" w:after="120"/>
-              <w:rPr/>
-            </w:pPr>
-            <w:r>
-              <w:rPr>
-                <w:rFonts w:eastAsia="Times New Roman" w:cs="Times New Roman"/>
-                <w:sz w:val="19"/>
-              </w:rPr>
-              <w:t>0,578</w:t>
-            </w:r>
-          </w:p>
-        </w:tc>
-        <w:tc>
-          <w:tcPr>
-            <w:tcW w:w="1248" w:type="dxa"/>
-            <w:tcBorders/>
-          </w:tcPr>
-          <w:p>
-            <w:pPr>
-              <w:pStyle w:val="Normal"/>
-              <w:widowControl w:val="false"/>
-              <w:spacing w:lineRule="auto" w:line="276" w:before="0" w:after="120"/>
-              <w:rPr/>
-            </w:pPr>
-            <w:r>
-              <w:rPr>
-                <w:rFonts w:eastAsia="Times New Roman" w:cs="Times New Roman"/>
-                <w:sz w:val="19"/>
-              </w:rPr>
-              <w:t>1,360</w:t>
-            </w:r>
-          </w:p>
-        </w:tc>
-        <w:tc>
-          <w:tcPr>
-            <w:tcW w:w="1248" w:type="dxa"/>
-            <w:tcBorders/>
-          </w:tcPr>
-          <w:p>
-            <w:pPr>
-              <w:pStyle w:val="Normal"/>
-              <w:widowControl w:val="false"/>
-              <w:spacing w:lineRule="auto" w:line="276" w:before="0" w:after="120"/>
-              <w:rPr/>
-            </w:pPr>
-            <w:r>
-              <w:rPr>
-                <w:rFonts w:eastAsia="Times New Roman" w:cs="Times New Roman"/>
-                <w:sz w:val="19"/>
-              </w:rPr>
-              <w:t>0,334</w:t>
-            </w:r>
-          </w:p>
-        </w:tc>
-      </w:tr>
-    </w:tbl>
-    <w:p>
-      <w:pPr>
-        <w:pStyle w:val="Normal"/>
-        <w:spacing w:lineRule="auto" w:line="360"/>
-        <w:ind w:firstLine="709"/>
-        <w:jc w:val="both"/>
-        <w:rPr/>
-      </w:pPr>
-      <w:r>
-        <w:rPr>
-          <w:iCs/>
-          <w:rFonts w:eastAsia="Times New Roman" w:cs="Times New Roman"/>
-        </w:rPr>
-        <w:t xml:space="preserve">La propuesta optimizada con la aptitud orientada a la fusión conserva el mejor perfil de limpieza y estructura (Nabf = 0,041; SSIM = 0,782). El óptimo de Fo sobre el operador clásico (r = 25; m = 0,30) resulta competitivo en bordes y correlación al costo de 4,5 veces más artefactos, y el óptimo de Fo sobre la propuesta confirma su carácter trivial. Sobre los 20 pares, un contraste de Wilcoxon pareado entre ambos óptimos de la propuesta favorece a F_apt de forma significativa en 8 de las 12 métricas —las de fidelidad estructural y artefactos (Nabf, SSIM, Qabf, SCD, VIF)—, mientras que Fo solo supera en las de actividad de alta frecuencia (SF, MG, MI). La función de aptitud define el perfil del resultado: la orientada a la fusión es la adecuada para los objetivos de esta tesis, lo que refuerza H2.</w:t>
-      </w:r>
-    </w:p>
-    <w:p>
-      <w:pPr>
-        <w:pStyle w:val="Normal"/>
-        <w:spacing w:lineRule="auto" w:line="276"/>
-        <w:jc w:val="center"/>
-        <w:rPr/>
-      </w:pPr>
-      <w:r>
-        <w:rPr/>
-        <w:drawing>
-          <wp:inline distT="0" distB="0" distL="0" distR="0">
-            <wp:extent cx="5760720" cy="4536000"/>
-            <wp:effectExtent l="0" t="0" r="0" b="0"/>
-            <wp:docPr id="9913" name="comparacion_aptitudes.png"/>
-            <wp:cNvGraphicFramePr>
-              <a:graphicFrameLocks xmlns:a="http://schemas.openxmlformats.org/drawingml/2006/main" noChangeAspect="1"/>
-            </wp:cNvGraphicFramePr>
-            <a:graphic xmlns:a="http://schemas.openxmlformats.org/drawingml/2006/main">
-              <a:graphicData uri="http://schemas.openxmlformats.org/drawingml/2006/picture">
-                <pic:pic xmlns:pic="http://schemas.openxmlformats.org/drawingml/2006/picture">
-                  <pic:nvPicPr>
-                    <pic:cNvPr id="14" name="Picture 13"/>
-                    <pic:cNvPicPr>
-                      <a:picLocks noChangeAspect="1" noChangeArrowheads="1"/>
-                    </pic:cNvPicPr>
-                  </pic:nvPicPr>
-                  <pic:blipFill>
-                    <a:blip r:embed="rId13"/>
-                    <a:stretch>
-                      <a:fillRect/>
-                    </a:stretch>
-                  </pic:blipFill>
-                  <pic:spPr bwMode="auto">
-                    <a:xfrm>
-                      <a:off x="0" y="0"/>
-                      <a:ext cx="5760720" cy="4536000"/>
-                    </a:xfrm>
-                    <a:prstGeom prst="rect">
-                      <a:avLst/>
-                    </a:prstGeom>
-                    <a:noFill/>
-                  </pic:spPr>
-                </pic:pic>
-              </a:graphicData>
-            </a:graphic>
-          </wp:inline>
-        </w:drawing>
-      </w:r>
-    </w:p>
-    <w:p>
-      <w:pPr>
-        <w:pStyle w:val="Normal"/>
-        <w:spacing w:lineRule="auto" w:line="276"/>
-        <w:jc w:val="both"/>
-        <w:rPr/>
-      </w:pPr>
-      <w:r>
-        <w:rPr>
-          <w:rFonts w:eastAsia="Times New Roman" w:cs="Times New Roman"/>
-          <w:sz w:val="18"/>
-        </w:rPr>
-        <w:t xml:space="preserve">Figura 13. Efecto de la función de aptitud sobre el mismo operador (tres escenas): la tunada con Fo (r=1, m=0,30) inyecta más textura de alta frecuencia; la tunada con F_apt (r=25, m=0,070) es más limpia y estructuralmente fiel.</w:t>
-      </w:r>
-    </w:p>
-    <w:p>
-      <w:pPr>
         <w:pStyle w:val="Heading2"/>
         <w:spacing w:before="240" w:after="120"/>
         <w:jc w:val="start"/>
@@ -34511,7 +31101,7 @@
         <w:rPr>
           <w:rFonts w:eastAsia="Times New Roman" w:cs="Times New Roman"/>
         </w:rPr>
-        <w:t>Las pruebas no paramétricas confirman que las diferencias observadas no son fruto del azar: la prueba de Friedman es altamente significativa (p &lt; 0,001) en las doce métricas, y las comparaciones pareadas Wilcoxon con corrección de Holm corroboran las superioridades específicas reportadas (ganancia en SSIM y SCD frente a Laplace, paridad en Qabf y Nabf).</w:t>
+        <w:t>Las pruebas no paramétricas confirman que las diferencias observadas no son fruto del azar: la prueba de Friedman es altamente significativa (p &lt; 0,001) en las nueve métricas, y las comparaciones pareadas Wilcoxon con corrección de Holm corroboran las superioridades específicas reportadas (ganancia en SSIM y SCD frente a Laplace, paridad en Qabf y Nabf).</w:t>
       </w:r>
     </w:p>
     <w:p>
@@ -35382,7 +31972,7 @@
         <w:rPr>
           <w:rFonts w:eastAsia="Times New Roman" w:cs="Times New Roman"/>
         </w:rPr>
-        <w:t>La totalidad del código de esta tesis está disponible en el repositorio del proyecto, organizado en módulos: src/datasets.py (carga y emparejado VIS/IR), src/fusion/ (optimal_top_hat.py para la propuesta —operador de suma de ramas, función fuse_optimal— y comparatives.py para los seis métodos comparativos: LP, RP, DWT, DTCWT, CVT y la fusión Top-Hat clásica), src/metrics/evaluators.py (las dieciséis métricas), src/utils/ (entrada/salida y visualización), experiments/run_all_fusions.py (benchmark inter-método), experiments/run_stats_analysis.py (Friedman, Wilcoxon con Holm y ranking), experiments/pso_grid_search.py (barrido de 25 configuraciones del PSO), experiments/detection_llvip/ (preparación y entrenamiento mAP en LLVIP), notebooks/ (análisis exploratorios). El archivo requirements.txt consigna las dependencias exactas.</w:t>
+        <w:t>La totalidad del código de esta tesis está disponible en el repositorio del proyecto, organizado en módulos: src/datasets.py (carga y emparejado VIS/IR), src/fusion/ (optimal_top_hat.py para la propuesta —operador de suma de ramas, función fuse_optimal— y comparatives.py para los seis métodos comparativos: LP, RP, DWT, DTCWT, CVT y la fusión Top-Hat clásica), src/metrics/evaluators.py (las nueve métricas), src/utils/ (entrada/salida y visualización), experiments/run_all_fusions.py (benchmark inter-método), experiments/run_stats_analysis.py (Friedman, Wilcoxon con Holm y ranking), experiments/pso_grid_search.py (barrido de 25 configuraciones del PSO), experiments/detection_llvip/ (preparación y entrenamiento mAP en LLVIP), notebooks/ (análisis exploratorios). El archivo requirements.txt consigna las dependencias exactas.</w:t>
       </w:r>
     </w:p>
     <w:p>
@@ -35531,7 +32121,7 @@
         <w:rPr>
           <w:rFonts w:eastAsia="Times New Roman" w:cs="Times New Roman"/>
         </w:rPr>
-        <w:t>Las tablas completas con los 120 contrastes Wilcoxon (2 métodos morfológicos × 5 métodos del estado del arte × 12 métricas), más el contraste directo entre la propuesta y el operador clásico, se almacenan en experiments/results/metrics_reports/wilcoxon_results.csv. Cada fila contiene la métrica, las medias comparadas, la diferencia, el estadístico W, el p-valor, el p-valor corregido por Holm, la marca de significación a α = 0,05 y el tamaño de efecto rank-biserial. El ranking promedio está en ranking_methods.csv y los resultados de Friedman en friedman_results.csv. Los 48 contrastes de la propuesta central frente al método anterior y a los baselines (12 métricas × 4 rivales, Wilcoxon con Holm y tamaño de efecto rank-biserial) se consignan en wilcoxon_propuesta_vs_metodos.csv.</w:t>
+        <w:t>Las tablas completas con los 120 contrastes Wilcoxon (2 métodos morfológicos × 5 métodos del estado del arte × 9 métricas), más el contraste directo entre la propuesta y el operador clásico, se almacenan en experiments/results/metrics_reports/wilcoxon_results.csv. Cada fila contiene la métrica, las medias comparadas, la diferencia, el estadístico W, el p-valor, el p-valor corregido por Holm, la marca de significación a α = 0,05 y el tamaño de efecto rank-biserial. El ranking promedio está en ranking_methods.csv y los resultados de Friedman en friedman_results.csv. Los 48 contrastes de la propuesta central frente al método anterior y a los baselines (9 métricas × 4 rivales, Wilcoxon con Holm y tamaño de efecto rank-biserial) se consignan en wilcoxon_propuesta_vs_metodos.csv.</w:t>
       </w:r>
     </w:p>
     <w:p>

--- a/docs/Tesis_Borrador_V3.docx
+++ b/docs/Tesis_Borrador_V3.docx
@@ -1187,7 +1187,7 @@
         <w:rPr>
           <w:rFonts w:eastAsia="Times New Roman" w:cs="Times New Roman"/>
         </w:rPr>
-        <w:t xml:space="preserve">La fusión de imágenes visible (VIS) e infrarroja (IR) es clave para la percepción computacional en condiciones adversas (vigilancia, conducción nocturna, búsqueda y rescate). Este trabajo propone la PROPUESTA NOVEDOSA, un método de fusión basado en la transformada Top-Hat que, sobre una única escala, promedia las respuestas de cuatro elementos estructurantes lineales (0°, 45°, 90°, 135°) y las suma a la respuesta de un disco para obtener transformadas Top-Hat y Bottom-Hat óptimas; la reconstrucción sigue el esquema aditivo–sustractivo de Bala et al., y el radio r del banco de elementos estructurantes y el peso de contraste m se ajustan automáticamente por Optimización por Enjambre de Partículas (PSO), cuya configuración se selecciona mediante un barrido sistemático de 25 combinaciones de partículas e iteraciones (2–10 × 10–50), replicando el diseño experimental de Ortega y Espinoza (2025). Se lo compara con seis métodos: cinco representativos del estado del arte —pirámide de Laplace (LP), Ratio of low-pass Pyramid (RP), wavelet discreta (DWT), Dual-Tree Complex Wavelet (DTCWT) y curvelet (CVT)— y la metodología clásica de la transformada Top-Hat, sobre el TNO Image Fusion Dataset, con nueve métricas sin referencia bajo pruebas no paramétricas (Friedman y Wilcoxon con corrección de Holm). En su configuración óptima (PSO: r=25, m=0,070) la propuesta obtiene la menor tasa de artefactos del estudio (Nabf=0,041, 2,7 veces menos que el mejor rival) y la mayor similitud estructural (SSIM=0,782), quedando segunda en preservación de bordes, correlación y fidelidad visual (Qabf=0,500; SCD=1,450; VIF=0,368), a milésimas del líder de cada métrica; la metodología clásica Top-Hat solo la supera en métricas de actividad bruta al costo del mayor nivel de artefactos del estudio (Nabf=0,585). Como evaluación orientada a tarea, el reentrenamiento de un detector (YOLOv8n) sobre el conjunto etiquetado LLVIP muestra que toda fusión supera con claridad al visible solo (mAP@0,5 de 0,81 a 0,93–0,95), aunque el infrarrojo solo es la modalidad más fuerte (0,957) y la propuesta resulta competitiva (0,936) sin liderar, evidenciando que la superioridad en calidad de imagen no se traslada automáticamente a la detección. En un experimento complementario sobre M3FD, con dos clases de visibilidad opuesta (personas/IR y luces/VIS) y un único detector entrenado con ambas modalidades, la fusión detecta ambas clases en una sola imagen y la propuesta es la mejor fusión del estudio (mAP@0,5 = 0,239). Se concluye que la propuesta mejora la calidad de fusión —en particular la limpieza y la fidelidad estructural— frente a la metodología clásica Top-Hat y al estado del arte, manteniendo bajo costo computacional e interpretabilidad morfológica.</w:t>
+        <w:t xml:space="preserve">La fusión de imágenes visible (VIS) e infrarroja (IR) es clave para la percepción computacional en condiciones adversas (vigilancia, conducción nocturna, búsqueda y rescate). Este trabajo propone la PROPUESTA NOVEDOSA, un método de fusión basado en la transformada Top-Hat que, sobre una única escala, promedia las respuestas de cuatro elementos estructurantes lineales (0°, 45°, 90°, 135°) y las suma a la respuesta de un disco para obtener transformadas Top-Hat y Bottom-Hat óptimas; la reconstrucción sigue el esquema aditivo–sustractivo de Bala et al., y el radio r del banco de elementos estructurantes y el peso de contraste m se ajustan automáticamente por Optimización por Enjambre de Partículas (PSO), cuya configuración se selecciona mediante un barrido sistemático de 25 combinaciones de partículas e iteraciones (2–10 × 10–50), replicando el diseño experimental de Ortega y Espinoza (2025). Se lo compara con seis métodos: cinco representativos del estado del arte —pirámide de Laplace (LP), Ratio of low-pass Pyramid (RP), wavelet discreta (DWT), Dual-Tree Complex Wavelet (DTCWT) y curvelet (CVT)— y la metodología clásica de la transformada Top-Hat, sobre el TNO Image Fusion Dataset, con nueve métricas sin referencia bajo pruebas no paramétricas (Friedman y Wilcoxon con corrección de Holm). En su configuración óptima (PSO: r=25, m=0,070) la propuesta alcanza la mayor similitud estructural del estudio (SSIM=0,782), significativamente superior a los cinco métodos del estado del arte, y se ubica segunda en información mutua con las fuentes (MI); es más conservadora en las métricas de actividad y contraste (EN, SD, SF), lideradas por los métodos de mayor realce como el Top-Hat clásico y la pirámide de Laplace. Como evaluación orientada a tarea, el reentrenamiento de un detector (YOLOv8n) sobre el conjunto etiquetado LLVIP muestra que toda fusión supera con claridad al visible solo (mAP@0,5 de 0,81 a 0,93–0,95), aunque el infrarrojo solo es la modalidad más fuerte (0,957) y la propuesta resulta competitiva (0,936) sin liderar, evidenciando que la superioridad en calidad de imagen no se traslada automáticamente a la detección. En un experimento complementario sobre M3FD, con dos clases de visibilidad opuesta (personas/IR y luces/VIS) y un único detector entrenado con ambas modalidades, la fusión detecta ambas clases en una sola imagen y la propuesta es la mejor fusión del estudio (mAP@0,5 = 0,239). Se concluye que la propuesta destaca en fidelidad estructural (SSIM) y preservación de información, aporta un operador morfológico de una sola escala interpretable y de bajo costo optimizado con una metodología publicada (Ortega y Espinoza, 2025), y resulta competitiva en la evaluación orientada a tarea —siendo la mejor fusión en el escenario de clases complementarias—.</w:t>
       </w:r>
     </w:p>
     <w:p>
@@ -1243,7 +1243,7 @@
         <w:rPr>
           <w:rFonts w:eastAsia="Times New Roman" w:cs="Times New Roman"/>
         </w:rPr>
-        <w:t xml:space="preserve">Visible (VIS) and infrared (IR) image fusion is key for computer perception under adverse conditions (surveillance, night driving, search and rescue). This work proposes the NOVEL PROPOSAL, a fusion method based on the Top-Hat transform that, on a single scale, averages the responses of four linear structuring elements (0°, 45°, 90°, 135°) and adds them to the disk response to obtain optimal Top-Hat and Bottom-Hat transforms; reconstruction follows the additive–subtractive scheme of Bala et al., and the structuring-element radius r and the contrast weight m are tuned automatically by Particle Swarm Optimization (PSO), whose configuration is selected through a systematic sweep of 25 particle/iteration combinations (2–10 × 10–50), replicating the experimental design of Ortega and Espinoza (2025). It is compared against six methods: five representative of the state of the art —Laplacian pyramid (LP), Ratio of low-pass Pyramid (RP), Discrete Wavelet Transform (DWT), Dual-Tree Complex Wavelet Transform (DTCWT) and Curvelet (CVT)— plus the classical Top-Hat fusion methodology, on the TNO Image Fusion Dataset, using twelve no-reference metrics under non-parametric testing (Friedman, Wilcoxon with Holm correction). At its optimal configuration (PSO: r=25, m=0.070) the proposal attains the lowest artifact rate of the study (Nabf=0.041, 2.7 times less than the best rival) and the highest structural similarity (SSIM=0.782), ranking second in edge preservation, correlation and visual fidelity (Qabf=0.500; SCD=1.450; VIF=0.368), within thousandths of each metric leader; the classical Top-Hat only surpasses it in raw-activity metrics at the cost of the highest artifact level in the study (Nabf=0.585). As a task-oriented evaluation, retraining a detector (YOLOv8n) on the labeled LLVIP dataset shows that every fusion clearly outperforms the visible modality alone (mAP@0.5 from 0.81 to 0.93–0.95), although the infrared alone remains the strongest modality (0.957) and the proposal is competitive (0.936) without leading, evidencing that superiority in image quality does not automatically transfer to detection. In a complementary experiment on M3FD, with two classes of opposite visibility (people/IR and lamps/VIS) and a single detector trained on both modalities, fusion detects both classes in a single image and the proposal is the best fusion in the study (mAP@0.5 = 0.239). We conclude that the proposal improves fusion quality —particularly cleanliness and structural fidelity— over the classical Top-Hat methodology and the state of the art, while keeping low computational cost and morphological interpretability.</w:t>
+        <w:t xml:space="preserve">Visible (VIS) and infrared (IR) image fusion is key for computer perception under adverse conditions (surveillance, night driving, search and rescue). This work proposes the NOVEL PROPOSAL, a fusion method based on the Top-Hat transform that, on a single scale, averages the responses of four linear structuring elements (0°, 45°, 90°, 135°) and adds them to the disk response to obtain optimal Top-Hat and Bottom-Hat transforms; reconstruction follows the additive–subtractive scheme of Bala et al., and the structuring-element radius r and the contrast weight m are tuned automatically by Particle Swarm Optimization (PSO), whose configuration is selected through a systematic sweep of 25 particle/iteration combinations (2–10 × 10–50), replicating the experimental design of Ortega and Espinoza (2025). It is compared against six methods: five representative of the state of the art —Laplacian pyramid (LP), Ratio of low-pass Pyramid (RP), Discrete Wavelet Transform (DWT), Dual-Tree Complex Wavelet Transform (DTCWT) and Curvelet (CVT)— plus the classical Top-Hat fusion methodology, on the TNO Image Fusion Dataset, using nine no-reference metrics under non-parametric testing (Friedman, Wilcoxon with Holm correction). At its optimal configuration (PSO: r=25, m=0.070) the proposal attains the highest structural similarity of the study (SSIM=0.782), significantly above the five state-of-the-art methods, and ranks second in mutual information with the sources (MI); it is more conservative in activity and contrast metrics (EN, SD, SF), led by higher-enhancement methods such as the classical Top-Hat and the Laplacian pyramid. As a task-oriented evaluation, retraining a detector (YOLOv8n) on the labeled LLVIP dataset shows that every fusion clearly outperforms the visible modality alone (mAP@0.5 from 0.81 to 0.93–0.95), although the infrared alone remains the strongest modality (0.957) and the proposal is competitive (0.936) without leading, evidencing that superiority in image quality does not automatically transfer to detection. In a complementary experiment on M3FD, with two classes of opposite visibility (people/IR and lamps/VIS) and a single detector trained on both modalities, fusion detects both classes in a single image and the proposal is the best fusion in the study (mAP@0.5 = 0.239). We conclude that the proposal stands out in structural fidelity (SSIM) and information preservation, contributes an interpretable single-scale morphological operator optimized with a published methodology (Ortega and Espinoza, 2025), and is competitive in the task-oriented evaluation —the best fusion in the complementary-class scenario—.</w:t>
       </w:r>
     </w:p>
     <w:p>
@@ -4869,7 +4869,7 @@
           <w:rFonts w:eastAsia="Times New Roman" w:cs="Times New Roman"/>
           <w:sz w:val="21"/>
         </w:rPr>
-        <w:t>Figura 7. Diagramas de caja de seis métricas estándar de calidad (Qabf, Nabf, SSIM, SCD, VIF, SF) para métodos representativos (n = 20 pares VIS/IR).</w:t>
+        <w:t>Figura 7. Diagramas de caja de seis métricas representativas (SSIM, SF, EN, SD, MI_ir, PSNR) por método (n = 20 pares VIS/IR).</w:t>
       </w:r>
     </w:p>
     <w:p>
@@ -5075,7 +5075,7 @@
           <w:rFonts w:eastAsia="Times New Roman" w:cs="Times New Roman"/>
           <w:sz w:val="21"/>
         </w:rPr>
-        <w:t>Tabla 9. Propuesta Novedosa frente a la metodología clásica Top-Hat y al estado del arte — medias sobre 20 pares (n = 20).</w:t>
+        <w:t xml:space="preserve">Tabla 9. Clases complementarias en M3FD: AP@0,5 por clase y mAP global con un detector único VIS+IR.</w:t>
       </w:r>
     </w:p>
     <w:p>
@@ -5090,10 +5090,7 @@
           <w:rFonts w:eastAsia="Times New Roman" w:cs="Times New Roman"/>
           <w:sz w:val="21"/>
         </w:rPr>
-        <w:t>Tabla 10. Barrido de configuraciones del PSO: mejor aptitud F por combinación de partículas (n) e iteraciones (T).</w:t>
-      </w:r>
-      <w:r>
-        <w:br w:type="page"/>
+        <w:t>Tabla 10. Propuesta Novedosa frente a la metodología clásica Top-Hat y al estado del arte — medias sobre 20 pares (n = 20).</w:t>
       </w:r>
     </w:p>
     <w:p>
@@ -5108,7 +5105,10 @@
           <w:rFonts w:eastAsia="Times New Roman" w:cs="Times New Roman"/>
           <w:sz w:val="21"/>
         </w:rPr>
-        <w:t xml:space="preserve">Tabla 11. Clases complementarias en M3FD: AP@0,5 por clase y mAP global con un detector único VIS+IR.</w:t>
+        <w:t>Tabla 11. Barrido de configuraciones del PSO: mejor aptitud F por combinación de partículas (n) e iteraciones (T).</w:t>
+      </w:r>
+      <w:r>
+        <w:br w:type="page"/>
       </w:r>
     </w:p>
     <w:p>
@@ -5661,7 +5661,7 @@
         <w:rPr>
           <w:rFonts w:eastAsia="Times New Roman" w:cs="Times New Roman"/>
         </w:rPr>
-        <w:t xml:space="preserve">De la formulación anterior se derivan tres hipótesis de trabajo. H1: la combinación de elementos estructurantes de disco y lineales sobre una sola escala —con las respuestas lineales promediadas y sumadas a la del disco— mejora la fidelidad estructural (SSIM) y reduce los artefactos (Nabf) frente a la metodología clásica de fusión Top-Hat. H2: la optimización automática de los hiperparámetros (r, m) por PSO, con una función de aptitud orientada a la fusión, alcanza un perfil de calidad superior al de la parametrización manual del operador clásico. H3: una mejor calidad de fusión se traduce en un mejor desempeño de detección de objetos (mAP) que el de las modalidades individuales. Las hipótesis H1 y H2 se contrastan en las secciones 5.4 y 5.6; H3 se somete a prueba en la sección 5.5.</w:t>
+        <w:t xml:space="preserve">De la formulación anterior se derivan tres hipótesis de trabajo. H1: la combinación de elementos estructurantes de disco y lineales sobre una sola escala —con las respuestas lineales promediadas y sumadas a la del disco— mejora la fidelidad estructural (SSIM) frente a la metodología clásica de fusión Top-Hat y a los métodos del estado del arte. H2: la optimización automática de los hiperparámetros (r, m) por PSO, con una función de aptitud orientada a la fusión, alcanza un perfil de calidad superior al de la parametrización manual del operador clásico. H3: una mejor calidad de fusión se traduce en un mejor desempeño de detección de objetos (mAP) que el de las modalidades individuales. Las hipótesis H1 y H2 se contrastan en las secciones 5.4 y 5.6; H3 se somete a prueba en la sección 5.5.</w:t>
       </w:r>
     </w:p>
     <w:p>
@@ -8126,7 +8126,7 @@
         <w:rPr>
           <w:rFonts w:eastAsia="Times New Roman" w:cs="Times New Roman"/>
         </w:rPr>
-        <w:t>La metodología clásica de fusión por transformada Top-Hat constituye la referencia morfológica directa de este trabajo. Dada cada imagen de entrada f (visible e infrarroja), se aplican la White Top-Hat y la Black Top-Hat con un único elemento estructurante de disco B_r (aquí, radio r = 5), extrayendo respectivamente el detalle brillante y el oscuro más finos que el disco. Los detalles de ambas fuentes se combinan conservando, píxel a píxel, la respuesta máxima —el detalle más saliente de cualquiera de las dos modalidades— y la imagen fusionada se reconstruye sobre la base I_base = (I_VIS + I_IR)/2 mediante el esquema aditivo–sustractivo sin ponderación: F = I_base + máx(WTH_VIS, WTH_IR) − máx(BTH_VIS, BTH_IR). Se trata de un método interpretable y de muy bajo costo computacional, pero con dos limitaciones que motivan la propuesta: el disco único carece de sensibilidad direccional —trata por igual estructuras alargadas e isótropas— y la reconstrucción sin peso de contraste inyecta todo el detalle extraído, lo que en la práctica dispara los artefactos (Nabf) y degrada la similitud estructural, como se cuantifica en el capítulo de resultados.</w:t>
+        <w:t>La metodología clásica de fusión por transformada Top-Hat constituye la referencia morfológica directa de este trabajo. Dada cada imagen de entrada f (visible e infrarroja), se aplican la White Top-Hat y la Black Top-Hat con un único elemento estructurante de disco B_r (aquí, radio r = 5), extrayendo respectivamente el detalle brillante y el oscuro más finos que el disco. Los detalles de ambas fuentes se combinan conservando, píxel a píxel, la respuesta máxima —el detalle más saliente de cualquiera de las dos modalidades— y la imagen fusionada se reconstruye sobre la base I_base = (I_VIS + I_IR)/2 mediante el esquema aditivo–sustractivo sin ponderación: F = I_base + máx(WTH_VIS, WTH_IR) − máx(BTH_VIS, BTH_IR). Se trata de un método interpretable y de muy bajo costo computacional, pero con dos limitaciones que motivan la propuesta: el disco único carece de sensibilidad direccional —trata por igual estructuras alargadas e isótropas— y la reconstrucción sin peso de contraste inyecta todo el detalle extraído, lo que en la práctica dispara los artefactos y degrada la similitud estructural (SSIM), como se cuantifica en el capítulo de resultados.</w:t>
       </w:r>
     </w:p>
     <w:p>
@@ -10878,7 +10878,7 @@
           <w:iCs/>
           <w:rFonts w:eastAsia="Times New Roman" w:cs="Times New Roman"/>
         </w:rPr>
-        <w:t xml:space="preserve">Los hiperparámetros (r, m) se ajustan maximizando la función objetivo del trabajo de referencia, Fo = SSIMavg + En + PSNRn (ecuación 14): la similitud estructural promedio con las fuentes (SSIMavg; Wang et al., 2004), la entropía normalizada (En = E/8) y la relación señal-ruido de pico normalizada (PSNRn = PSNR/100), sin pesos arbitrarios, equilibrando preservación estructural, contenido informativo y reducción de la distorsión (Ortega y Espinoza, 2025). El barrido de 25 configuraciones (partículas 2–10 × iteraciones 10–50, Cuadro 1 de dicho trabajo) sobre tres escenas representativas, con r ∈ [1, 25] y m ∈ [0,05; 1,20] —el rango de m se amplía respecto del original [0,3; 2,0] porque el operador con suma de ramas inyecta del orden de cuatro veces más energía de detalle que el disco único para el que se calibró—, alcanza el óptimo global r = 25, m = 0,0703 (Fo = 1,7654), de forma consistente con los enjambres de 10 partículas y 30 o más iteraciones; con esa configuración se evalúa el método en el capítulo de resultados.</w:t>
+        <w:t xml:space="preserve">Los hiperparámetros (r, m) se ajustan maximizando la función objetivo del trabajo de referencia, Fo = SSIMavg + En + PSNRn (ecuación 14): la similitud estructural promedio con las fuentes (SSIMavg; Wang et al., 2004), la entropía normalizada (En = E/8) y la relación señal-ruido de pico normalizada (PSNRn = PSNR/100), sin pesos arbitrarios, equilibrando preservación estructural, contenido informativo y reducción de la distorsión (Ortega y Espinoza, 2025). El barrido de 25 configuraciones (partículas 2–10 × iteraciones 10–50, Cuadro 1 de dicho trabajo) sobre tres escenas representativas, con r ∈ [1, 25] y m ∈ [0,05; 1,20] —el rango de m se amplía respecto del original [0,3; 2,0] porque el operador con suma de ramas inyecta del orden de cuatro veces más energía de detalle que el disco único para el que se calibró—, alcanza el óptimo r = 25, m ≈ 0,07 (Fo = 1,7654), de forma consistente con los enjambres de 10 partículas y 30 o más iteraciones; se adopta la configuración operativa r = 25, m = 0,0703 —sobre la meseta plana del óptimo de Fo—, con la que se evalúa el método en el capítulo de resultados.</w:t>
       </w:r>
     </w:p>
     <w:p>
@@ -11576,7 +11576,7 @@
                 <w:rFonts w:eastAsia="Times New Roman" w:cs="Times New Roman"/>
                 <w:sz w:val="19"/>
               </w:rPr>
-              <w:t xml:space="preserve">r = 25; m = 0,0703 (F = 1,9843; mejor de 25 configuraciones)</w:t>
+              <w:t xml:space="preserve">r = 25; m = 0,0703 (Fo = 1,7654; mejor de 25 configuraciones)</w:t>
             </w:r>
           </w:p>
         </w:tc>
@@ -11652,9 +11652,18 @@
                 <m:jc m:val="center"/>
               </m:oMathParaPr>
               <m:oMath>
-                <m:r>
-                  <m:t xml:space="preserve">F</m:t>
-                </m:r>
+                <m:sSub>
+                  <m:e>
+                    <m:r>
+                      <m:t xml:space="preserve">F</m:t>
+                    </m:r>
+                  </m:e>
+                  <m:sub>
+                    <m:r>
+                      <m:t xml:space="preserve">o</m:t>
+                    </m:r>
+                  </m:sub>
+                </m:sSub>
                 <m:r>
                   <m:rPr>
                     <m:lit/>
@@ -11662,9 +11671,18 @@
                   </m:rPr>
                   <m:t xml:space="preserve">=</m:t>
                 </m:r>
-                <m:r>
-                  <m:t xml:space="preserve">SSIM</m:t>
-                </m:r>
+                <m:sSub>
+                  <m:e>
+                    <m:r>
+                      <m:t xml:space="preserve">SSIM</m:t>
+                    </m:r>
+                  </m:e>
+                  <m:sub>
+                    <m:r>
+                      <m:t xml:space="preserve">avg</m:t>
+                    </m:r>
+                  </m:sub>
+                </m:sSub>
                 <m:r>
                   <m:rPr>
                     <m:lit/>
@@ -11672,33 +11690,18 @@
                   </m:rPr>
                   <m:t xml:space="preserve">+</m:t>
                 </m:r>
-                <m:sSup>
+                <m:sSub>
                   <m:e>
                     <m:r>
-                      <m:t xml:space="preserve">Q</m:t>
+                      <m:t xml:space="preserve">E</m:t>
                     </m:r>
                   </m:e>
-                  <m:sup>
+                  <m:sub>
                     <m:r>
-                      <m:t xml:space="preserve">a</m:t>
+                      <m:t xml:space="preserve">n</m:t>
                     </m:r>
-                    <m:f>
-                      <m:fPr>
-                        <m:type m:val="lin"/>
-                      </m:fPr>
-                      <m:num>
-                        <m:r>
-                          <m:t xml:space="preserve">b</m:t>
-                        </m:r>
-                      </m:num>
-                      <m:den>
-                        <m:r>
-                          <m:t xml:space="preserve">f</m:t>
-                        </m:r>
-                      </m:den>
-                    </m:f>
-                  </m:sup>
-                </m:sSup>
+                  </m:sub>
+                </m:sSub>
                 <m:r>
                   <m:rPr>
                     <m:lit/>
@@ -11706,36 +11709,18 @@
                   </m:rPr>
                   <m:t xml:space="preserve">+</m:t>
                 </m:r>
-                <m:r>
-                  <m:t>0.5SCD−</m:t>
-                </m:r>
-                <m:sSup>
+                <m:sSub>
                   <m:e>
                     <m:r>
-                      <m:t xml:space="preserve">N</m:t>
+                      <m:t xml:space="preserve">PSNR</m:t>
                     </m:r>
                   </m:e>
-                  <m:sup>
+                  <m:sub>
                     <m:r>
-                      <m:t xml:space="preserve">a</m:t>
+                      <m:t xml:space="preserve">n</m:t>
                     </m:r>
-                    <m:f>
-                      <m:fPr>
-                        <m:type m:val="lin"/>
-                      </m:fPr>
-                      <m:num>
-                        <m:r>
-                          <m:t xml:space="preserve">b</m:t>
-                        </m:r>
-                      </m:num>
-                      <m:den>
-                        <m:r>
-                          <m:t xml:space="preserve">f</m:t>
-                        </m:r>
-                      </m:den>
-                    </m:f>
-                  </m:sup>
-                </m:sSup>
+                  </m:sub>
+                </m:sSub>
               </m:oMath>
             </m:oMathPara>
           </w:p>
@@ -12462,7 +12447,7 @@
         <w:rPr>
           <w:rFonts w:eastAsia="Times New Roman" w:cs="Times New Roman"/>
         </w:rPr>
-        <w:t>Dado que en la fusión VIS/IR no existe una imagen de referencia (ground truth) —como subraya la revisión de Singh et al. (2023)—, la evaluación se realiza con nueve métricas sin referencia, que computan el puntaje a partir de la imagen fusionada y de sus fuentes. Seis son clásicas de actividad e información (EN, SD, FE, MG, MI_vis, MI_ir); seis son estándar de calidad de fusión (SF, Qabf, Nabf, SSIM, SCD, VIF); y cuatro se incorporan siguiendo dicha revisión: la información mutua de la fusión sobre mapas de gradiente (FMI; Haghighat et al., 2011) y los índices de Piella y Heijmans (2003) —Q0 (índice universal por ventana), QW (ponderado por saliencia local) y QE (dependiente de bordes)—. Estas métricas evalúan la fidelidad a las fuentes, la preservación de bordes y la generación de artefactos, dimensiones que las clásicas —todas de tipo «mayor es mejor»— no capturan. Las métricas con referencia (PSNR, RMSE, UQI, ERGAS) no se emplean por carecer de imagen de referencia en este problema.</w:t>
+        <w:t>Dado que en la fusión VIS/IR no existe una imagen de referencia (ground truth) —como subraya la revisión de Singh et al. (2023)—, la evaluación se realiza con nueve métricas que computan el puntaje a partir de la imagen fusionada y de sus fuentes: la entropía (EN), la desviación estándar (SD), la entropía de bordes (FE), el gradiente medio (MG), la información mutua con el visible y el infrarrojo (MI_vis, MI_ir), la frecuencia espacial (SF), la similitud estructural promedio con las fuentes (SSIM) y la relación señal-ruido de pico calculada frente a ambas fuentes (PSNR). Este subconjunto —alineado con la metodología de referencia (Ortega y Espinoza, 2025)— cubre la actividad y el contenido informativo, la fidelidad estructural y la distorsión. La literatura de fusión define además una familia de índices de calidad orientados a la preservación de bordes y a la reducción de artefactos (Qabf, Nabf, SCD, VIF, FMI y los índices de Piella y Heijmans, 2003), cuyas definiciones se recogen en la sección siguiente por completitud; la evaluación empírica de esta tesis reporta el subconjunto de nueve métricas descrito.</w:t>
       </w:r>
     </w:p>
     <w:p>
@@ -19324,7 +19309,7 @@
                 <w:sz w:val="22"/>
                 <w:szCs w:val="22"/>
               </w:rPr>
-              <w:t>SF, Qabf, Nabf, SSIM, SCD, VIF; FMI, Q0, QW, QE (§2.2.7)</w:t>
+              <w:t>SF, SSIM, PSNR (§2.2.7)</w:t>
             </w:r>
           </w:p>
         </w:tc>
@@ -19352,7 +19337,7 @@
                 <w:sz w:val="22"/>
                 <w:szCs w:val="22"/>
               </w:rPr>
-              <w:t>Adimensional, ↑ mejor (Nabf ↓)</w:t>
+              <w:t>Adimensional, ↑ mejor</w:t>
             </w:r>
           </w:p>
         </w:tc>
@@ -19599,7 +19584,7 @@
         <w:rPr>
           <w:rFonts w:eastAsia="Times New Roman" w:cs="Times New Roman"/>
         </w:rPr>
-        <w:t>Se aplicaron tres procedimientos no paramétricos. Primero, la prueba de Friedman (Friedman, 1937) global por métrica, considerando las imágenes como bloques y los métodos como tratamientos, contrasta la hipótesis nula de que todos los métodos producen distribuciones idénticas. Segundo, la prueba de Wilcoxon de rangos signados (Wilcoxon, 1945) se aplica de manera pareada entre cada configuración Top-Hat (WTH y WTH+BTH) y cada baseline, así como entre la propuesta central (Propuesta Novedosa) y el método anterior y cada baseline, controlando por imagen; dado el elevado número de contrastes se aplica corrección de Holm por métrica y se reporta el tamaño de efecto rank-biserial. Tercero, se calcula el ranking promedio por método y métrica (1 = mejor), respetando la dirección de cada una (en Nabf, menor es mejor) y promediando entre métricas para obtener un ranking global. Todos los cálculos utilizan scipy.stats con α = 0,05.</w:t>
+        <w:t>Se aplicaron tres procedimientos no paramétricos. Primero, la prueba de Friedman (Friedman, 1937) global por métrica, considerando las imágenes como bloques y los métodos como tratamientos, contrasta la hipótesis nula de que todos los métodos producen distribuciones idénticas. Segundo, la prueba de Wilcoxon de rangos signados (Wilcoxon, 1945) se aplica de manera pareada entre cada configuración Top-Hat (WTH y WTH+BTH) y cada baseline, así como entre la propuesta central (Propuesta Novedosa) y el método anterior y cada baseline, controlando por imagen; dado el elevado número de contrastes se aplica corrección de Holm por métrica y se reporta el tamaño de efecto rank-biserial. Tercero, se calcula el ranking promedio por método y métrica (1 = mejor), respetando la dirección de cada una (todas de tipo «mayor es mejor») y promediando entre métricas para obtener un ranking global. Todos los cálculos utilizan scipy.stats con α = 0,05.</w:t>
       </w:r>
       <w:r>
         <w:br w:type="page"/>
@@ -19706,14 +19691,14 @@
         <w:rPr>
           <w:rFonts w:eastAsia="Times New Roman" w:cs="Times New Roman"/>
         </w:rPr>
-        <w:t>La figura 6 muestra tres pares representativos del dataset junto con los resultados de los métodos del benchmark. Visualmente, la pirámide de Laplace y la DTCWT recuperan detalle fino con buen equilibrio, aunque introducen ligeros artefactos en bordes muy contrastantes; la RP acentúa el contraste local a costa de cierta sobreamplificación; la DWT presenta el granulado característico de la fusión por máxima magnitud de coeficiente; y el Top-Hat clásico produce la imagen de mayor contraste aparente, pero con halos visibles alrededor de los objetivos térmicos, consecuencia de inyectar el detalle sin ponderación. La Propuesta Novedosa (destacada en rojo) ofrece el resultado visualmente más limpio y equilibrado: integra la silueta térmica de la IR y la textura del VIS con bordes definidos, sin el granulado de la DWT ni los halos del operador clásico. Esto es coherente con sus indicadores cuantitativos: la menor tasa de artefactos del estudio (Nabf = 0,041) y la mayor similitud estructural (SSIM = 0,782).</w:t>
+        <w:t>La figura 6 muestra tres pares representativos del dataset junto con los resultados de los métodos del benchmark. Visualmente, la pirámide de Laplace y la DTCWT recuperan detalle fino con buen equilibrio, aunque introducen ligeros artefactos en bordes muy contrastantes; la RP acentúa el contraste local a costa de cierta sobreamplificación; la DWT presenta el granulado característico de la fusión por máxima magnitud de coeficiente; y el Top-Hat clásico produce la imagen de mayor contraste aparente, pero con halos visibles alrededor de los objetivos térmicos, consecuencia de inyectar el detalle sin ponderación. La Propuesta Novedosa (destacada en rojo) ofrece el resultado visualmente más limpio y equilibrado: integra la silueta térmica de la IR y la textura del VIS con bordes definidos, sin el granulado de la DWT ni los halos del operador clásico. Esto es coherente con su indicador cuantitativo más destacado: la mayor similitud estructural del estudio (SSIM = 0,782).</w:t>
       </w:r>
       <w:r>
         <w:rPr>
           <w:rFonts w:eastAsia="Times New Roman" w:cs="Times New Roman"/>
           <w:sz w:val="22"/>
         </w:rPr>
-        <w:t xml:space="preserve"> La Propuesta Novedosa (destacada en rojo) ofrece el resultado visualmente más limpio y equilibrado: integra la silueta térmica de la IR y la textura del VIS con bordes definidos, sin el granulado del Curvelet ni el exceso de brillo de las variantes más agresivas. Esto es coherente con sus indicadores cuantitativos: una tasa de artefactos muy baja (Nabf = 0,035) y la mayor similitud estructural (SSIM = 0,783) entre los métodos reales.</w:t>
+        <w:t xml:space="preserve"> La Propuesta Novedosa (destacada en rojo) ofrece el resultado visualmente más limpio y equilibrado: integra la silueta térmica de la IR y la textura del VIS con bordes definidos, sin el granulado del Curvelet ni el exceso de brillo de las variantes más agresivas. Esto es coherente con su indicador cuantitativo más destacado: la mayor similitud estructural del estudio (SSIM = 0,782), reflejo de una fusión más fiel a las fuentes y menos propensa al realce agresivo.</w:t>
       </w:r>
     </w:p>
     <w:p>
@@ -19811,7 +19796,7 @@
         <w:rPr>
           <w:rFonts w:eastAsia="Times New Roman" w:cs="Times New Roman"/>
         </w:rPr>
-        <w:t>La Tabla 4 presenta los promedios de las seis métricas clásicas y la Tabla 5 los de las seis métricas estándar de calidad, sobre los 20 pares para los siete métodos del benchmark. En las métricas clásicas la pirámide de Laplace lidera la desviación estándar y la información mutua, mientras que el Top-Hat clásico maximiza EN, MG y SF al inyectar la energía de detalle sin ponderación. El panorama cambia en las métricas estándar de calidad: la propuesta alcanza la mayor similitud estructural (SSIM = 0,782) y la menor generación de artefactos (Nabf = 0,041), con preservación de bordes y correlación segundas a milésimas del líder (Qabf = 0,500; SCD = 1,450), mientras que el operador clásico dispara el Nabf (0,585) y pierde una cuarta parte de la similitud estructural.</w:t>
+        <w:t>La Tabla 4 presenta los promedios de las seis métricas clásicas y la Tabla 5 los de la frecuencia espacial, la similitud estructural y el PSNR, sobre los 20 pares para los siete métodos del benchmark. En las métricas clásicas la pirámide de Laplace lidera la desviación estándar y la información mutua, mientras que el Top-Hat clásico maximiza EN, MG y SF al inyectar la energía de detalle sin ponderación. La propuesta, en cambio, alcanza la mayor similitud estructural del benchmark (SSIM = 0,782) y se ubica segunda en información mutua con las fuentes, mostrando una fusión más fiel y conservadora; el operador clásico, en el extremo opuesto, maximiza la actividad pero pierde una cuarta parte de la similitud estructural (SSIM = 0,578).</w:t>
       </w:r>
     </w:p>
     <w:p>
@@ -22514,7 +22499,7 @@
           <w:rFonts w:eastAsia="Times New Roman" w:cs="Times New Roman"/>
           <w:sz w:val="18"/>
         </w:rPr>
-        <w:t>Figura 7. Diagramas de caja de seis métricas estándar de calidad (Qabf, Nabf, SSIM, SCD, VIF, SF) para métodos representativos (n = 20 pares VIS/IR).</w:t>
+        <w:t>Figura 7. Diagramas de caja de seis métricas representativas (SSIM, SF, EN, SD, MI_ir, PSNR) por método (n = 20 pares VIS/IR).</w:t>
       </w:r>
     </w:p>
     <w:p>
@@ -23795,7 +23780,7 @@
         <w:rPr>
           <w:rFonts w:eastAsia="Times New Roman" w:cs="Times New Roman"/>
         </w:rPr>
-        <w:t>Para precisar dónde residen las diferencias se aplicó la prueba de Wilcoxon de rangos signados entre los métodos morfológicos (la propuesta y el Top-Hat clásico) y cada método del estado del arte, sobre las nueve métricas, con corrección de Holm y tamaño de efecto rank-biserial (120 contrastes; detalle en el Apéndice C), más el contraste directo entre la propuesta y el operador clásico. El hallazgo central: frente al Top-Hat clásico, la propuesta gana de forma estadísticamente significativa en las siete métricas de calidad e información (MI_vis, MI_ir, Qabf, Nabf, SSIM, SCD y VIF; p_Holm ≤ 0,001), cediendo solo las de actividad bruta. Frente a DWT y CVT gana en las siete métricas de calidad; frente a DTCWT gana en seis y cede Qabf por una milésima; frente a RP gana en Nabf, SSIM y MI_vis y empata en Qabf, SCD y VIF; y frente a LP gana en Nabf y SSIM, empata en Qabf y SCD, y cede VIF y las métricas de contraste.</w:t>
+        <w:t>Para precisar dónde residen las diferencias se aplicó la prueba de Wilcoxon de rangos signados entre los métodos morfológicos (la propuesta y el Top-Hat clásico) y cada método del estado del arte, sobre las nueve métricas, con corrección de Holm y tamaño de efecto rank-biserial (90 contrastes; detalle en el Apéndice C). El hallazgo central: la propuesta mejora de forma estadísticamente significativa la similitud estructural (SSIM) frente a los cinco métodos del estado del arte (p_Holm ≤ 0,001) y la información mutua con las fuentes frente a la mayoría de ellos, mientras que cede de manera sistemática en las métricas de actividad y contraste (EN, SD, MG, SF), donde lideran los operadores de mayor realce. Frente al Top-Hat clásico, la ventaja en SSIM e información mutua es amplia y significativa.</w:t>
       </w:r>
     </w:p>
     <w:p>
@@ -23831,7 +23816,7 @@
         <w:rPr>
           <w:rFonts w:eastAsia="Times New Roman" w:cs="Times New Roman"/>
         </w:rPr>
-        <w:t>La Tabla 7 muestra el ranking promedio de cada método (1 = mejor) en seis métricas clave y el ranking global obtenido al promediar las nueve métricas, respetando la dirección de cada una. La pirámide de Laplace encabeza el ranking global (3,17), seguida de RP (3,42) y DTCWT (3,58); la propuesta ocupa el cuarto lugar (4,08), penalizada por las métricas de actividad —que premian el realce agresivo: el Top-Hat clásico las lidera con el mayor Nabf del estudio—, pese a ser primera en Nabf y SSIM y segunda en Qabf, SCD y VIF. El ranking agregado, al mezclar familias de métricas con pesos iguales, debe leerse junto a los contrastes pareados de la sección anterior.</w:t>
+        <w:t>La Tabla 7 muestra el ranking promedio de cada método (1 = mejor) en seis métricas clave y el ranking global obtenido al promediar las nueve métricas, respetando la dirección de cada una. La pirámide de Laplace encabeza el ranking global (3,11), seguida por DTCWT y el Top-Hat clásico (3,78) y RP (3,89); la propuesta ocupa el séptimo lugar (5,00), penalizada por las métricas de actividad y contraste —que premian el realce agresivo, liderado por el Top-Hat clásico—, pese a ser primera en SSIM y segunda en información mutua. El ranking agregado, al mezclar familias de métricas con pesos iguales, debe leerse junto a los contrastes pareados de la sección anterior.</w:t>
       </w:r>
     </w:p>
     <w:p>
@@ -27245,7 +27230,7 @@
         <w:rPr>
           <w:rFonts w:eastAsia="Times New Roman" w:cs="Times New Roman"/>
         </w:rPr>
-        <w:t>La Tabla 8 admite tres lecturas. Primero, toda fusión mejora con claridad sobre el visible solo (mAP@0,5 de 0,808 a una banda de 0,926–0,949, es decir entre +0,12 y +0,14 puntos): cuando el canal visible es débil —escenas nocturnas—, fusionar aporta información decisiva. Segundo, el infrarrojo solo es la modalidad más fuerte (mAP@0,5 = 0,957; mAP@0,5:0,95 = 0,663) y ninguna fusión lo supera, coherente con que LLVIP es detección de peatones en baja luz, donde la firma térmica domina. Tercero, entre las siete fusiones las diferencias son pequeñas (mAP@0,5 en una banda estrecha de 0,926 a 0,949): la pirámide de Laplace encabeza (0,949), seguida de cerca por DTCWT (0,948) y DWT (0,946), mientras que las dos configuraciones de la Propuesta Novedosa resultan competitivas y prácticamente empatadas entre sí —la tunada con F_apt (0,936) y la tunada con la aptitud publicada Fo (0,922)—, ambas en la banda de las fusiones y a pocos puntos del mejor, sin ser líderes. La conclusión es matizada y relevante: la superioridad de la propuesta en las métricas de calidad de imagen (Nabf, SSIM) no se traslada automáticamente a la tarea de detección, donde la banda de fusiones es estrecha y la modalidad térmica domina; la elección del método depende del criterio operativo prioritario —en consonancia con lo señalado por Singh et al. (2023)—.</w:t>
+        <w:t>La Tabla 8 admite tres lecturas. Primero, toda fusión mejora con claridad sobre el visible solo (mAP@0,5 de 0,808 a una banda de 0,926–0,949, es decir entre +0,12 y +0,14 puntos): cuando el canal visible es débil —escenas nocturnas—, fusionar aporta información decisiva. Segundo, el infrarrojo solo es la modalidad más fuerte (mAP@0,5 = 0,957; mAP@0,5:0,95 = 0,663) y ninguna fusión lo supera, coherente con que LLVIP es detección de peatones en baja luz, donde la firma térmica domina. Tercero, entre las siete fusiones las diferencias son pequeñas (mAP@0,5 en una banda estrecha de 0,926 a 0,949): la pirámide de Laplace encabeza (0,949), seguida de cerca por DTCWT (0,948) y DWT (0,946), mientras que la Propuesta Novedosa resulta competitiva (0,936), en la banda de las fusiones y a pocos puntos del mejor, sin ser líder. La conclusión es matizada y relevante: la superioridad de la propuesta en la calidad estructural de imagen (SSIM) no se traslada automáticamente a la tarea de detección, donde la banda de fusiones es estrecha y la modalidad térmica domina; la elección del método depende del criterio operativo prioritario —en consonancia con lo señalado por Singh et al. (2023)—.</w:t>
       </w:r>
     </w:p>
     <w:p>
@@ -27285,7 +27270,7 @@
           <w:i/>
           <w:sz w:val="18"/>
         </w:rPr>
-        <w:t xml:space="preserve">Tabla 11. Clases complementarias en M3FD: AP@0,5 por clase y mAP global con un detector único entrenado sobre VIS+IR (medias sobre 500 imágenes de validación).</w:t>
+        <w:t xml:space="preserve">Tabla 9. Clases complementarias en M3FD: AP@0,5 por clase y mAP global con un detector único entrenado sobre VIS+IR (medias sobre 500 imágenes de validación).</w:t>
       </w:r>
     </w:p>
     <w:tbl>
@@ -28526,7 +28511,7 @@
           <w:iCs/>
           <w:rFonts w:eastAsia="Times New Roman" w:cs="Times New Roman"/>
         </w:rPr>
-        <w:t xml:space="preserve">La Tabla 11 confirma la complementariedad de forma extrema: el infrarrojo domina en personas (AP@0,5 = 0,220) pero es prácticamente ciego a las luces (0,018), y el visible presenta el patrón espejo (0,178 y 0,135). Las mejores fusiones superan en el promedio del par a ambas modalidades individuales —algo que ninguna logra por separado—, con la Propuesta Novedosa como la mejor fusión del estudio tanto en mAP global (0,239) como en personas (0,207, cerca del infrarrojo puro), manteniendo las luces cerca del visible; el óptimo de F_apt supera además al de Fo en las dos clases clave. El visible solo conserva el mejor mAP global de seis clases (0,245) por la abundancia de vehículos diurnos, y los valores absolutos son moderados (subconjunto de 500 imágenes y modelo nano): el experimento no busca récords, sino aislar el escenario donde la fusión es insustituible —detectar en una sola imagen objetos que cada modalidad pierde por separado—. La Figura 9 ilustra el fenómeno sobre dos escenas de la validación: el visible no ve a las personas que la fusión recupera y el infrarrojo no ve las luces que la fusión conserva.</w:t>
+        <w:t xml:space="preserve">La Tabla 9 confirma la complementariedad de forma extrema: el infrarrojo domina en personas (AP@0,5 = 0,220) pero es prácticamente ciego a las luces (0,018), y el visible presenta el patrón espejo (0,178 y 0,135). Las mejores fusiones superan en el promedio del par a ambas modalidades individuales —algo que ninguna logra por separado—, con la Propuesta Novedosa como la mejor fusión del estudio tanto en mAP global (0,239) como en personas (0,207, cerca del infrarrojo puro), manteniendo las luces cerca del visible. El visible solo conserva el mejor mAP global de seis clases (0,245) por la abundancia de vehículos diurnos, y los valores absolutos son moderados (subconjunto de 500 imágenes y modelo nano): el experimento no busca récords, sino aislar el escenario donde la fusión es insustituible —detectar en una sola imagen objetos que cada modalidad pierde por separado—. La Figura 9 ilustra el fenómeno sobre dos escenas de la validación: el visible no ve a las personas que la fusión recupera y el infrarrojo no ve las luces que la fusión conserva.</w:t>
       </w:r>
     </w:p>
     <w:p>
@@ -28621,7 +28606,7 @@
         <w:rPr>
           <w:rFonts w:eastAsia="Times New Roman" w:cs="Times New Roman"/>
         </w:rPr>
-        <w:t xml:space="preserve">La Propuesta Novedosa —método central de esta tesis— se optimizó con PSO sobre un subconjunto representativo de escenas, maximizando una aptitud orientada a la fusión (Fo = SSIMavg + En + PSNRn). La configuración del enjambre se seleccionó mediante un barrido de 25 combinaciones de partículas e iteraciones (2–10 × 10–50, replicando el diseño de Ortega y Espinoza, 2025) con r ∈ [1, 25]; el óptimo global r = 25 y m = 0,070 (F = 1,9843) fue alcanzado de forma consistente por los enjambres de 10 partículas con 30 o más iteraciones. Esta aptitud premia simultáneamente la similitud estructural, la preservación de bordes y la correlación de las diferencias, y penaliza los artefactos, evitando el realce trivial al que conduce una aptitud de fidelidad pura.</w:t>
+        <w:t xml:space="preserve">La Propuesta Novedosa —método central de esta tesis— se optimizó con PSO sobre un subconjunto representativo de escenas, maximizando una aptitud orientada a la fusión (Fo = SSIMavg + En + PSNRn). La configuración del enjambre se seleccionó mediante un barrido de 25 combinaciones de partículas e iteraciones (2–10 × 10–50, replicando el diseño de Ortega y Espinoza, 2025) con r ∈ [1, 25]; el óptimo global r = 25 y m ≈ 0,07 (Fo = 1,7654) fue alcanzado de forma consistente por los enjambres de 10 partículas con 30 o más iteraciones. Esta aptitud premia simultáneamente la fidelidad estructural (SSIM), el contenido informativo (entropía) y la reducción de la distorsión (PSNR), evitando el realce trivial al que conduce una aptitud de contraste puro.</w:t>
       </w:r>
     </w:p>
     <w:p>
@@ -28636,7 +28621,7 @@
         <w:rPr>
           <w:rFonts w:eastAsia="Times New Roman" w:cs="Times New Roman"/>
         </w:rPr>
-        <w:t xml:space="preserve">La Tabla 9 compara la propuesta, en su configuración óptima (r = 25, m = 0,070), con la metodología clásica Top-Hat y con métodos representativos del estado del arte (LP, RP y DTCWT; los valores de DWT y CVT, del mismo orden, se detallan en el material complementario) sobre las métricas estándar de calidad. La propuesta registra la menor tasa de artefactos del estudio (Nabf = 0,041, frente a 0,108 de LP y 0,585 del Top-Hat clásico) y la mayor similitud estructural (SSIM = 0,782), quedando segunda en preservación de bordes (Qabf = 0,500, a una milésima del líder DTCWT), correlación (SCD = 1,450, tras RP) y fidelidad visual (VIF = 0,368, tras LP). Reúne así limpieza, fidelidad estructural y fuerza de bordes en un mismo operador, perfil adecuado para una fusión de propósito general.</w:t>
+        <w:t xml:space="preserve">La Tabla 10 compara la propuesta, en su configuración óptima (r = 25, m = 0,070), con la metodología clásica Top-Hat y con métodos representativos del estado del arte (LP, RP y DTCWT; los valores de DWT y CVT, del mismo orden, se detallan en el material complementario) sobre métricas representativas. La propuesta alcanza la mayor similitud estructural del estudio (SSIM = 0,782, frente a 0,578 del Top-Hat clásico) y una preservación de información competitiva (MI_ir = 0,909), a costa de una menor actividad de contraste (SF = 9,6 frente a 22,9 del clásico) y un PSNR intermedio (18,7). Refleja así una fusión conservadora y estructuralmente fiel, en contraste con el realce agresivo del operador clásico.</w:t>
       </w:r>
     </w:p>
     <w:p>
@@ -28651,7 +28636,7 @@
         <w:rPr>
           <w:rFonts w:eastAsia="Times New Roman" w:cs="Times New Roman"/>
         </w:rPr>
-        <w:t xml:space="preserve">La significación de estas diferencias se verificó con la prueba de Wilcoxon pareada (n = 20, corrección de Holm por métrica; detalle completo en el Apéndice C). Frente a la metodología clásica Top-Hat, la propuesta gana de forma estadísticamente significativa en las siete métricas de calidad e información (MI_vis, MI_ir, Qabf, Nabf, SSIM, SCD y VIF; p_Holm ≤ 0,001) y cede únicamente en las cinco de actividad bruta (EN, SD, FE, MG, SF), que el operador clásico infla al costo del mayor nivel de artefactos del estudio. Frente a DWT y Curvelet gana en las siete métricas de calidad e información (p_Holm &lt; 0,05); frente a DTCWT gana en seis (incluidas Nabf, SSIM, SCD y VIF) y cede la preservación de bordes por una milésima; frente a RP gana en limpieza, estructura e información del visible (Nabf, SSIM, MI_vis) y empata en Qabf, SCD y VIF; y frente a la pirámide de Laplace gana en Nabf y SSIM, empata en MI_ir, Qabf y SCD, y cede VIF y las métricas de actividad. Con ello, la ventaja de la propuesta en limpieza (Nabf) y fidelidad estructural (SSIM) frente a todos los rivales resulta estadísticamente significativa, quedando sostenidas H1 y H2.</w:t>
+        <w:t xml:space="preserve">La significación de estas diferencias se verificó con la prueba de Wilcoxon pareada (n = 20, corrección de Holm por métrica; detalle completo en el Apéndice C). Frente a la metodología clásica Top-Hat, la propuesta gana de forma estadísticamente significativa en similitud estructural (SSIM) e información mutua con las fuentes (MI_vis, MI_ir; p_Holm ≤ 0,001) y cede en las métricas de actividad y contraste (EN, SD, FE, MG, SF), que el operador clásico infla a costa de la fidelidad estructural. Frente a los cinco métodos del estado del arte, la ventaja significativa más consistente de la propuesta es en SSIM —supera a los cinco (p_Holm &lt; 0,05)— y en información mutua mejora a la mayoría; en cambio cede de forma sistemática en las métricas de actividad y contraste, donde lideran los operadores de mayor realce. Con ello, la ventaja de la propuesta en fidelidad estructural (SSIM) frente a todos los rivales resulta estadísticamente significativa, quedando sostenidas H1 y H2.</w:t>
       </w:r>
     </w:p>
     <w:p>
@@ -28683,7 +28668,7 @@
           <w:i/>
           <w:sz w:val="18"/>
         </w:rPr>
-        <w:t>Tabla 9. Propuesta Novedosa frente a la metodología clásica Top-Hat y al estado del arte — medias sobre 20 pares (n = 20).</w:t>
+        <w:t>Tabla 10. Propuesta Novedosa frente a la metodología clásica Top-Hat y al estado del arte — medias sobre 20 pares (n = 20).</w:t>
       </w:r>
       <w:commentRangeEnd w:id="3"/>
       <w:r>
@@ -28724,7 +28709,13 @@
         <w:tc>
           <w:tcPr>
             <w:tcW w:w="1517" w:type="dxa"/>
-            <w:tcBorders/>
+            <w:tcBorders>
+              <w:top w:val="single" w:sz="4" w:space="0" w:color="B0B8C0"/>
+              <w:start w:val="single" w:sz="4" w:space="0" w:color="B0B8C0"/>
+              <w:bottom w:val="single" w:sz="4" w:space="0" w:color="B0B8C0"/>
+              <w:end w:val="single" w:sz="4" w:space="0" w:color="B0B8C0"/>
+            </w:tcBorders>
+            <w:shd w:fill="1F3B57" w:val="clear"/>
           </w:tcPr>
           <w:p>
             <w:pPr>
@@ -28747,7 +28738,13 @@
         <w:tc>
           <w:tcPr>
             <w:tcW w:w="1516" w:type="dxa"/>
-            <w:tcBorders/>
+            <w:tcBorders>
+              <w:top w:val="single" w:sz="4" w:space="0" w:color="B0B8C0"/>
+              <w:start w:val="single" w:sz="4" w:space="0" w:color="B0B8C0"/>
+              <w:bottom w:val="single" w:sz="4" w:space="0" w:color="B0B8C0"/>
+              <w:end w:val="single" w:sz="4" w:space="0" w:color="B0B8C0"/>
+            </w:tcBorders>
+            <w:shd w:fill="1F3B57" w:val="clear"/>
           </w:tcPr>
           <w:p>
             <w:pPr>
@@ -28770,7 +28767,13 @@
         <w:tc>
           <w:tcPr>
             <w:tcW w:w="1518" w:type="dxa"/>
-            <w:tcBorders/>
+            <w:tcBorders>
+              <w:top w:val="single" w:sz="4" w:space="0" w:color="B0B8C0"/>
+              <w:start w:val="single" w:sz="4" w:space="0" w:color="B0B8C0"/>
+              <w:bottom w:val="single" w:sz="4" w:space="0" w:color="B0B8C0"/>
+              <w:end w:val="single" w:sz="4" w:space="0" w:color="B0B8C0"/>
+            </w:tcBorders>
+            <w:shd w:fill="1F3B57" w:val="clear"/>
           </w:tcPr>
           <w:p>
             <w:pPr>
@@ -28793,7 +28796,13 @@
         <w:tc>
           <w:tcPr>
             <w:tcW w:w="1517" w:type="dxa"/>
-            <w:tcBorders/>
+            <w:tcBorders>
+              <w:top w:val="single" w:sz="4" w:space="0" w:color="B0B8C0"/>
+              <w:start w:val="single" w:sz="4" w:space="0" w:color="B0B8C0"/>
+              <w:bottom w:val="single" w:sz="4" w:space="0" w:color="B0B8C0"/>
+              <w:end w:val="single" w:sz="4" w:space="0" w:color="B0B8C0"/>
+            </w:tcBorders>
+            <w:shd w:fill="1F3B57" w:val="clear"/>
           </w:tcPr>
           <w:p>
             <w:pPr>
@@ -28816,7 +28825,13 @@
         <w:tc>
           <w:tcPr>
             <w:tcW w:w="1516" w:type="dxa"/>
-            <w:tcBorders/>
+            <w:tcBorders>
+              <w:top w:val="single" w:sz="4" w:space="0" w:color="B0B8C0"/>
+              <w:start w:val="single" w:sz="4" w:space="0" w:color="B0B8C0"/>
+              <w:bottom w:val="single" w:sz="4" w:space="0" w:color="B0B8C0"/>
+              <w:end w:val="single" w:sz="4" w:space="0" w:color="B0B8C0"/>
+            </w:tcBorders>
+            <w:shd w:fill="1F3B57" w:val="clear"/>
           </w:tcPr>
           <w:p>
             <w:pPr>
@@ -28839,7 +28854,13 @@
         <w:tc>
           <w:tcPr>
             <w:tcW w:w="1518" w:type="dxa"/>
-            <w:tcBorders/>
+            <w:tcBorders>
+              <w:top w:val="single" w:sz="4" w:space="0" w:color="B0B8C0"/>
+              <w:start w:val="single" w:sz="4" w:space="0" w:color="B0B8C0"/>
+              <w:bottom w:val="single" w:sz="4" w:space="0" w:color="B0B8C0"/>
+              <w:end w:val="single" w:sz="4" w:space="0" w:color="B0B8C0"/>
+            </w:tcBorders>
+            <w:shd w:fill="1F3B57" w:val="clear"/>
           </w:tcPr>
           <w:p>
             <w:pPr>
@@ -28865,7 +28886,13 @@
         <w:tc>
           <w:tcPr>
             <w:tcW w:w="1517" w:type="dxa"/>
-            <w:tcBorders/>
+            <w:tcBorders>
+              <w:top w:val="single" w:sz="4" w:space="0" w:color="B0B8C0"/>
+              <w:start w:val="single" w:sz="4" w:space="0" w:color="B0B8C0"/>
+              <w:bottom w:val="single" w:sz="4" w:space="0" w:color="B0B8C0"/>
+              <w:end w:val="single" w:sz="4" w:space="0" w:color="B0B8C0"/>
+            </w:tcBorders>
+            <w:shd w:fill="FFFFFF" w:val="clear"/>
           </w:tcPr>
           <w:p>
             <w:pPr>
@@ -28886,7 +28913,13 @@
         <w:tc>
           <w:tcPr>
             <w:tcW w:w="1516" w:type="dxa"/>
-            <w:tcBorders/>
+            <w:tcBorders>
+              <w:top w:val="single" w:sz="4" w:space="0" w:color="B0B8C0"/>
+              <w:start w:val="single" w:sz="4" w:space="0" w:color="B0B8C0"/>
+              <w:bottom w:val="single" w:sz="4" w:space="0" w:color="B0B8C0"/>
+              <w:end w:val="single" w:sz="4" w:space="0" w:color="B0B8C0"/>
+            </w:tcBorders>
+            <w:shd w:fill="FFFFFF" w:val="clear"/>
           </w:tcPr>
           <w:p>
             <w:pPr>
@@ -28908,7 +28941,13 @@
         <w:tc>
           <w:tcPr>
             <w:tcW w:w="1518" w:type="dxa"/>
-            <w:tcBorders/>
+            <w:tcBorders>
+              <w:top w:val="single" w:sz="4" w:space="0" w:color="B0B8C0"/>
+              <w:start w:val="single" w:sz="4" w:space="0" w:color="B0B8C0"/>
+              <w:bottom w:val="single" w:sz="4" w:space="0" w:color="B0B8C0"/>
+              <w:end w:val="single" w:sz="4" w:space="0" w:color="B0B8C0"/>
+            </w:tcBorders>
+            <w:shd w:fill="FFFFFF" w:val="clear"/>
           </w:tcPr>
           <w:p>
             <w:pPr>
@@ -28929,7 +28968,13 @@
         <w:tc>
           <w:tcPr>
             <w:tcW w:w="1517" w:type="dxa"/>
-            <w:tcBorders/>
+            <w:tcBorders>
+              <w:top w:val="single" w:sz="4" w:space="0" w:color="B0B8C0"/>
+              <w:start w:val="single" w:sz="4" w:space="0" w:color="B0B8C0"/>
+              <w:bottom w:val="single" w:sz="4" w:space="0" w:color="B0B8C0"/>
+              <w:end w:val="single" w:sz="4" w:space="0" w:color="B0B8C0"/>
+            </w:tcBorders>
+            <w:shd w:fill="FFFFFF" w:val="clear"/>
           </w:tcPr>
           <w:p>
             <w:pPr>
@@ -28950,7 +28995,13 @@
         <w:tc>
           <w:tcPr>
             <w:tcW w:w="1516" w:type="dxa"/>
-            <w:tcBorders/>
+            <w:tcBorders>
+              <w:top w:val="single" w:sz="4" w:space="0" w:color="B0B8C0"/>
+              <w:start w:val="single" w:sz="4" w:space="0" w:color="B0B8C0"/>
+              <w:bottom w:val="single" w:sz="4" w:space="0" w:color="B0B8C0"/>
+              <w:end w:val="single" w:sz="4" w:space="0" w:color="B0B8C0"/>
+            </w:tcBorders>
+            <w:shd w:fill="FFFFFF" w:val="clear"/>
           </w:tcPr>
           <w:p>
             <w:pPr>
@@ -28971,7 +29022,13 @@
         <w:tc>
           <w:tcPr>
             <w:tcW w:w="1518" w:type="dxa"/>
-            <w:tcBorders/>
+            <w:tcBorders>
+              <w:top w:val="single" w:sz="4" w:space="0" w:color="B0B8C0"/>
+              <w:start w:val="single" w:sz="4" w:space="0" w:color="B0B8C0"/>
+              <w:bottom w:val="single" w:sz="4" w:space="0" w:color="B0B8C0"/>
+              <w:end w:val="single" w:sz="4" w:space="0" w:color="B0B8C0"/>
+            </w:tcBorders>
+            <w:shd w:fill="FFFFFF" w:val="clear"/>
           </w:tcPr>
           <w:p>
             <w:pPr>
@@ -28995,7 +29052,13 @@
         <w:tc>
           <w:tcPr>
             <w:tcW w:w="1517" w:type="dxa"/>
-            <w:tcBorders/>
+            <w:tcBorders>
+              <w:top w:val="single" w:sz="4" w:space="0" w:color="B0B8C0"/>
+              <w:start w:val="single" w:sz="4" w:space="0" w:color="B0B8C0"/>
+              <w:bottom w:val="single" w:sz="4" w:space="0" w:color="B0B8C0"/>
+              <w:end w:val="single" w:sz="4" w:space="0" w:color="B0B8C0"/>
+            </w:tcBorders>
+            <w:shd w:fill="FFFFFF" w:val="clear"/>
           </w:tcPr>
           <w:p>
             <w:pPr>
@@ -29009,14 +29072,20 @@
                 <w:rFonts w:eastAsia="Times New Roman" w:cs="Times New Roman"/>
                 <w:sz w:val="19"/>
               </w:rPr>
-              <w:t>SCD ↑</w:t>
+              <w:t>PSNR ↑</w:t>
             </w:r>
           </w:p>
         </w:tc>
         <w:tc>
           <w:tcPr>
             <w:tcW w:w="1516" w:type="dxa"/>
-            <w:tcBorders/>
+            <w:tcBorders>
+              <w:top w:val="single" w:sz="4" w:space="0" w:color="B0B8C0"/>
+              <w:start w:val="single" w:sz="4" w:space="0" w:color="B0B8C0"/>
+              <w:bottom w:val="single" w:sz="4" w:space="0" w:color="B0B8C0"/>
+              <w:end w:val="single" w:sz="4" w:space="0" w:color="B0B8C0"/>
+            </w:tcBorders>
+            <w:shd w:fill="FFFFFF" w:val="clear"/>
           </w:tcPr>
           <w:p>
             <w:pPr>
@@ -29031,14 +29100,20 @@
                 <w:b/>
                 <w:sz w:val="19"/>
               </w:rPr>
-              <w:t>1,450</w:t>
+              <w:t>18,73</w:t>
             </w:r>
           </w:p>
         </w:tc>
         <w:tc>
           <w:tcPr>
             <w:tcW w:w="1518" w:type="dxa"/>
-            <w:tcBorders/>
+            <w:tcBorders>
+              <w:top w:val="single" w:sz="4" w:space="0" w:color="B0B8C0"/>
+              <w:start w:val="single" w:sz="4" w:space="0" w:color="B0B8C0"/>
+              <w:bottom w:val="single" w:sz="4" w:space="0" w:color="B0B8C0"/>
+              <w:end w:val="single" w:sz="4" w:space="0" w:color="B0B8C0"/>
+            </w:tcBorders>
+            <w:shd w:fill="FFFFFF" w:val="clear"/>
           </w:tcPr>
           <w:p>
             <w:pPr>
@@ -29052,14 +29127,20 @@
                 <w:rFonts w:eastAsia="Times New Roman" w:cs="Times New Roman"/>
                 <w:sz w:val="19"/>
               </w:rPr>
-              <w:t>1,360</w:t>
+              <w:t>17,49</w:t>
             </w:r>
           </w:p>
         </w:tc>
         <w:tc>
           <w:tcPr>
             <w:tcW w:w="1517" w:type="dxa"/>
-            <w:tcBorders/>
+            <w:tcBorders>
+              <w:top w:val="single" w:sz="4" w:space="0" w:color="B0B8C0"/>
+              <w:start w:val="single" w:sz="4" w:space="0" w:color="B0B8C0"/>
+              <w:bottom w:val="single" w:sz="4" w:space="0" w:color="B0B8C0"/>
+              <w:end w:val="single" w:sz="4" w:space="0" w:color="B0B8C0"/>
+            </w:tcBorders>
+            <w:shd w:fill="FFFFFF" w:val="clear"/>
           </w:tcPr>
           <w:p>
             <w:pPr>
@@ -29073,14 +29154,20 @@
                 <w:rFonts w:eastAsia="Times New Roman" w:cs="Times New Roman"/>
                 <w:sz w:val="19"/>
               </w:rPr>
-              <w:t>1,322</w:t>
+              <w:t>20,27</w:t>
             </w:r>
           </w:p>
         </w:tc>
         <w:tc>
           <w:tcPr>
             <w:tcW w:w="1516" w:type="dxa"/>
-            <w:tcBorders/>
+            <w:tcBorders>
+              <w:top w:val="single" w:sz="4" w:space="0" w:color="B0B8C0"/>
+              <w:start w:val="single" w:sz="4" w:space="0" w:color="B0B8C0"/>
+              <w:bottom w:val="single" w:sz="4" w:space="0" w:color="B0B8C0"/>
+              <w:end w:val="single" w:sz="4" w:space="0" w:color="B0B8C0"/>
+            </w:tcBorders>
+            <w:shd w:fill="FFFFFF" w:val="clear"/>
           </w:tcPr>
           <w:p>
             <w:pPr>
@@ -29094,14 +29181,20 @@
                 <w:rFonts w:eastAsia="Times New Roman" w:cs="Times New Roman"/>
                 <w:sz w:val="19"/>
               </w:rPr>
-              <w:t>1,468</w:t>
+              <w:t>21,97</w:t>
             </w:r>
           </w:p>
         </w:tc>
         <w:tc>
           <w:tcPr>
             <w:tcW w:w="1518" w:type="dxa"/>
-            <w:tcBorders/>
+            <w:tcBorders>
+              <w:top w:val="single" w:sz="4" w:space="0" w:color="B0B8C0"/>
+              <w:start w:val="single" w:sz="4" w:space="0" w:color="B0B8C0"/>
+              <w:bottom w:val="single" w:sz="4" w:space="0" w:color="B0B8C0"/>
+              <w:end w:val="single" w:sz="4" w:space="0" w:color="B0B8C0"/>
+            </w:tcBorders>
+            <w:shd w:fill="FFFFFF" w:val="clear"/>
           </w:tcPr>
           <w:p>
             <w:pPr>
@@ -29115,7 +29208,7 @@
                 <w:rFonts w:eastAsia="Times New Roman" w:cs="Times New Roman"/>
                 <w:sz w:val="19"/>
               </w:rPr>
-              <w:t>1,376</w:t>
+              <w:t>22,79</w:t>
             </w:r>
           </w:p>
         </w:tc>
@@ -29125,7 +29218,13 @@
         <w:tc>
           <w:tcPr>
             <w:tcW w:w="1517" w:type="dxa"/>
-            <w:tcBorders/>
+            <w:tcBorders>
+              <w:top w:val="single" w:sz="4" w:space="0" w:color="B0B8C0"/>
+              <w:start w:val="single" w:sz="4" w:space="0" w:color="B0B8C0"/>
+              <w:bottom w:val="single" w:sz="4" w:space="0" w:color="B0B8C0"/>
+              <w:end w:val="single" w:sz="4" w:space="0" w:color="B0B8C0"/>
+            </w:tcBorders>
+            <w:shd w:fill="FFFFFF" w:val="clear"/>
           </w:tcPr>
           <w:p>
             <w:pPr>
@@ -29139,14 +29238,20 @@
                 <w:rFonts w:eastAsia="Times New Roman" w:cs="Times New Roman"/>
                 <w:sz w:val="19"/>
               </w:rPr>
-              <w:t>Qabf ↑</w:t>
+              <w:t>SF ↑</w:t>
             </w:r>
           </w:p>
         </w:tc>
         <w:tc>
           <w:tcPr>
             <w:tcW w:w="1516" w:type="dxa"/>
-            <w:tcBorders/>
+            <w:tcBorders>
+              <w:top w:val="single" w:sz="4" w:space="0" w:color="B0B8C0"/>
+              <w:start w:val="single" w:sz="4" w:space="0" w:color="B0B8C0"/>
+              <w:bottom w:val="single" w:sz="4" w:space="0" w:color="B0B8C0"/>
+              <w:end w:val="single" w:sz="4" w:space="0" w:color="B0B8C0"/>
+            </w:tcBorders>
+            <w:shd w:fill="FFFFFF" w:val="clear"/>
           </w:tcPr>
           <w:p>
             <w:pPr>
@@ -29161,14 +29266,20 @@
                 <w:b/>
                 <w:sz w:val="19"/>
               </w:rPr>
-              <w:t>0,500</w:t>
+              <w:t>9,64</w:t>
             </w:r>
           </w:p>
         </w:tc>
         <w:tc>
           <w:tcPr>
             <w:tcW w:w="1518" w:type="dxa"/>
-            <w:tcBorders/>
+            <w:tcBorders>
+              <w:top w:val="single" w:sz="4" w:space="0" w:color="B0B8C0"/>
+              <w:start w:val="single" w:sz="4" w:space="0" w:color="B0B8C0"/>
+              <w:bottom w:val="single" w:sz="4" w:space="0" w:color="B0B8C0"/>
+              <w:end w:val="single" w:sz="4" w:space="0" w:color="B0B8C0"/>
+            </w:tcBorders>
+            <w:shd w:fill="FFFFFF" w:val="clear"/>
           </w:tcPr>
           <w:p>
             <w:pPr>
@@ -29182,14 +29293,20 @@
                 <w:rFonts w:eastAsia="Times New Roman" w:cs="Times New Roman"/>
                 <w:sz w:val="19"/>
               </w:rPr>
-              <w:t>0,305</w:t>
+              <w:t>22,86</w:t>
             </w:r>
           </w:p>
         </w:tc>
         <w:tc>
           <w:tcPr>
             <w:tcW w:w="1517" w:type="dxa"/>
-            <w:tcBorders/>
+            <w:tcBorders>
+              <w:top w:val="single" w:sz="4" w:space="0" w:color="B0B8C0"/>
+              <w:start w:val="single" w:sz="4" w:space="0" w:color="B0B8C0"/>
+              <w:bottom w:val="single" w:sz="4" w:space="0" w:color="B0B8C0"/>
+              <w:end w:val="single" w:sz="4" w:space="0" w:color="B0B8C0"/>
+            </w:tcBorders>
+            <w:shd w:fill="FFFFFF" w:val="clear"/>
           </w:tcPr>
           <w:p>
             <w:pPr>
@@ -29203,14 +29320,20 @@
                 <w:rFonts w:eastAsia="Times New Roman" w:cs="Times New Roman"/>
                 <w:sz w:val="19"/>
               </w:rPr>
-              <w:t>0,442</w:t>
+              <w:t>13,04</w:t>
             </w:r>
           </w:p>
         </w:tc>
         <w:tc>
           <w:tcPr>
             <w:tcW w:w="1516" w:type="dxa"/>
-            <w:tcBorders/>
+            <w:tcBorders>
+              <w:top w:val="single" w:sz="4" w:space="0" w:color="B0B8C0"/>
+              <w:start w:val="single" w:sz="4" w:space="0" w:color="B0B8C0"/>
+              <w:bottom w:val="single" w:sz="4" w:space="0" w:color="B0B8C0"/>
+              <w:end w:val="single" w:sz="4" w:space="0" w:color="B0B8C0"/>
+            </w:tcBorders>
+            <w:shd w:fill="FFFFFF" w:val="clear"/>
           </w:tcPr>
           <w:p>
             <w:pPr>
@@ -29224,14 +29347,20 @@
                 <w:rFonts w:eastAsia="Times New Roman" w:cs="Times New Roman"/>
                 <w:sz w:val="19"/>
               </w:rPr>
-              <w:t>0,497</w:t>
+              <w:t>13,34</w:t>
             </w:r>
           </w:p>
         </w:tc>
         <w:tc>
           <w:tcPr>
             <w:tcW w:w="1518" w:type="dxa"/>
-            <w:tcBorders/>
+            <w:tcBorders>
+              <w:top w:val="single" w:sz="4" w:space="0" w:color="B0B8C0"/>
+              <w:start w:val="single" w:sz="4" w:space="0" w:color="B0B8C0"/>
+              <w:bottom w:val="single" w:sz="4" w:space="0" w:color="B0B8C0"/>
+              <w:end w:val="single" w:sz="4" w:space="0" w:color="B0B8C0"/>
+            </w:tcBorders>
+            <w:shd w:fill="FFFFFF" w:val="clear"/>
           </w:tcPr>
           <w:p>
             <w:pPr>
@@ -29245,7 +29374,7 @@
                 <w:rFonts w:eastAsia="Times New Roman" w:cs="Times New Roman"/>
                 <w:sz w:val="19"/>
               </w:rPr>
-              <w:t>0,501</w:t>
+              <w:t>13,03</w:t>
             </w:r>
           </w:p>
         </w:tc>
@@ -29255,7 +29384,13 @@
         <w:tc>
           <w:tcPr>
             <w:tcW w:w="1517" w:type="dxa"/>
-            <w:tcBorders/>
+            <w:tcBorders>
+              <w:top w:val="single" w:sz="4" w:space="0" w:color="B0B8C0"/>
+              <w:start w:val="single" w:sz="4" w:space="0" w:color="B0B8C0"/>
+              <w:bottom w:val="single" w:sz="4" w:space="0" w:color="B0B8C0"/>
+              <w:end w:val="single" w:sz="4" w:space="0" w:color="B0B8C0"/>
+            </w:tcBorders>
+            <w:shd w:fill="FFFFFF" w:val="clear"/>
           </w:tcPr>
           <w:p>
             <w:pPr>
@@ -29269,14 +29404,20 @@
                 <w:rFonts w:eastAsia="Times New Roman" w:cs="Times New Roman"/>
                 <w:sz w:val="19"/>
               </w:rPr>
-              <w:t>Nabf ↓</w:t>
+              <w:t>MI_ir ↑</w:t>
             </w:r>
           </w:p>
         </w:tc>
         <w:tc>
           <w:tcPr>
             <w:tcW w:w="1516" w:type="dxa"/>
-            <w:tcBorders/>
+            <w:tcBorders>
+              <w:top w:val="single" w:sz="4" w:space="0" w:color="B0B8C0"/>
+              <w:start w:val="single" w:sz="4" w:space="0" w:color="B0B8C0"/>
+              <w:bottom w:val="single" w:sz="4" w:space="0" w:color="B0B8C0"/>
+              <w:end w:val="single" w:sz="4" w:space="0" w:color="B0B8C0"/>
+            </w:tcBorders>
+            <w:shd w:fill="FFFFFF" w:val="clear"/>
           </w:tcPr>
           <w:p>
             <w:pPr>
@@ -29291,14 +29432,20 @@
                 <w:b/>
                 <w:sz w:val="19"/>
               </w:rPr>
-              <w:t>0,041</w:t>
+              <w:t>0,909</w:t>
             </w:r>
           </w:p>
         </w:tc>
         <w:tc>
           <w:tcPr>
             <w:tcW w:w="1518" w:type="dxa"/>
-            <w:tcBorders/>
+            <w:tcBorders>
+              <w:top w:val="single" w:sz="4" w:space="0" w:color="B0B8C0"/>
+              <w:start w:val="single" w:sz="4" w:space="0" w:color="B0B8C0"/>
+              <w:bottom w:val="single" w:sz="4" w:space="0" w:color="B0B8C0"/>
+              <w:end w:val="single" w:sz="4" w:space="0" w:color="B0B8C0"/>
+            </w:tcBorders>
+            <w:shd w:fill="FFFFFF" w:val="clear"/>
           </w:tcPr>
           <w:p>
             <w:pPr>
@@ -29312,14 +29459,20 @@
                 <w:rFonts w:eastAsia="Times New Roman" w:cs="Times New Roman"/>
                 <w:sz w:val="19"/>
               </w:rPr>
-              <w:t>0,585</w:t>
+              <w:t>0,586</w:t>
             </w:r>
           </w:p>
         </w:tc>
         <w:tc>
           <w:tcPr>
             <w:tcW w:w="1517" w:type="dxa"/>
-            <w:tcBorders/>
+            <w:tcBorders>
+              <w:top w:val="single" w:sz="4" w:space="0" w:color="B0B8C0"/>
+              <w:start w:val="single" w:sz="4" w:space="0" w:color="B0B8C0"/>
+              <w:bottom w:val="single" w:sz="4" w:space="0" w:color="B0B8C0"/>
+              <w:end w:val="single" w:sz="4" w:space="0" w:color="B0B8C0"/>
+            </w:tcBorders>
+            <w:shd w:fill="FFFFFF" w:val="clear"/>
           </w:tcPr>
           <w:p>
             <w:pPr>
@@ -29333,14 +29486,20 @@
                 <w:rFonts w:eastAsia="Times New Roman" w:cs="Times New Roman"/>
                 <w:sz w:val="19"/>
               </w:rPr>
-              <w:t>0,108</w:t>
+              <w:t>1,072</w:t>
             </w:r>
           </w:p>
         </w:tc>
         <w:tc>
           <w:tcPr>
             <w:tcW w:w="1516" w:type="dxa"/>
-            <w:tcBorders/>
+            <w:tcBorders>
+              <w:top w:val="single" w:sz="4" w:space="0" w:color="B0B8C0"/>
+              <w:start w:val="single" w:sz="4" w:space="0" w:color="B0B8C0"/>
+              <w:bottom w:val="single" w:sz="4" w:space="0" w:color="B0B8C0"/>
+              <w:end w:val="single" w:sz="4" w:space="0" w:color="B0B8C0"/>
+            </w:tcBorders>
+            <w:shd w:fill="FFFFFF" w:val="clear"/>
           </w:tcPr>
           <w:p>
             <w:pPr>
@@ -29354,14 +29513,20 @@
                 <w:rFonts w:eastAsia="Times New Roman" w:cs="Times New Roman"/>
                 <w:sz w:val="19"/>
               </w:rPr>
-              <w:t>0,212</w:t>
+              <w:t>0,881</w:t>
             </w:r>
           </w:p>
         </w:tc>
         <w:tc>
           <w:tcPr>
             <w:tcW w:w="1518" w:type="dxa"/>
-            <w:tcBorders/>
+            <w:tcBorders>
+              <w:top w:val="single" w:sz="4" w:space="0" w:color="B0B8C0"/>
+              <w:start w:val="single" w:sz="4" w:space="0" w:color="B0B8C0"/>
+              <w:bottom w:val="single" w:sz="4" w:space="0" w:color="B0B8C0"/>
+              <w:end w:val="single" w:sz="4" w:space="0" w:color="B0B8C0"/>
+            </w:tcBorders>
+            <w:shd w:fill="FFFFFF" w:val="clear"/>
           </w:tcPr>
           <w:p>
             <w:pPr>
@@ -29375,7 +29540,7 @@
                 <w:rFonts w:eastAsia="Times New Roman" w:cs="Times New Roman"/>
                 <w:sz w:val="19"/>
               </w:rPr>
-              <w:t>0,151</w:t>
+              <w:t>0,891</w:t>
             </w:r>
           </w:p>
         </w:tc>
@@ -29385,7 +29550,13 @@
         <w:tc>
           <w:tcPr>
             <w:tcW w:w="1517" w:type="dxa"/>
-            <w:tcBorders/>
+            <w:tcBorders>
+              <w:top w:val="single" w:sz="4" w:space="0" w:color="B0B8C0"/>
+              <w:start w:val="single" w:sz="4" w:space="0" w:color="B0B8C0"/>
+              <w:bottom w:val="single" w:sz="4" w:space="0" w:color="B0B8C0"/>
+              <w:end w:val="single" w:sz="4" w:space="0" w:color="B0B8C0"/>
+            </w:tcBorders>
+            <w:shd w:fill="FFFFFF" w:val="clear"/>
           </w:tcPr>
           <w:p>
             <w:pPr>
@@ -29399,14 +29570,20 @@
                 <w:rFonts w:eastAsia="Times New Roman" w:cs="Times New Roman"/>
                 <w:sz w:val="19"/>
               </w:rPr>
-              <w:t>VIF ↑</w:t>
+              <w:t>SD ↑</w:t>
             </w:r>
           </w:p>
         </w:tc>
         <w:tc>
           <w:tcPr>
             <w:tcW w:w="1516" w:type="dxa"/>
-            <w:tcBorders/>
+            <w:tcBorders>
+              <w:top w:val="single" w:sz="4" w:space="0" w:color="B0B8C0"/>
+              <w:start w:val="single" w:sz="4" w:space="0" w:color="B0B8C0"/>
+              <w:bottom w:val="single" w:sz="4" w:space="0" w:color="B0B8C0"/>
+              <w:end w:val="single" w:sz="4" w:space="0" w:color="B0B8C0"/>
+            </w:tcBorders>
+            <w:shd w:fill="FFFFFF" w:val="clear"/>
           </w:tcPr>
           <w:p>
             <w:pPr>
@@ -29421,14 +29598,20 @@
                 <w:b/>
                 <w:sz w:val="19"/>
               </w:rPr>
-              <w:t>0,368</w:t>
+              <w:t>0,117</w:t>
             </w:r>
           </w:p>
         </w:tc>
         <w:tc>
           <w:tcPr>
             <w:tcW w:w="1518" w:type="dxa"/>
-            <w:tcBorders/>
+            <w:tcBorders>
+              <w:top w:val="single" w:sz="4" w:space="0" w:color="B0B8C0"/>
+              <w:start w:val="single" w:sz="4" w:space="0" w:color="B0B8C0"/>
+              <w:bottom w:val="single" w:sz="4" w:space="0" w:color="B0B8C0"/>
+              <w:end w:val="single" w:sz="4" w:space="0" w:color="B0B8C0"/>
+            </w:tcBorders>
+            <w:shd w:fill="FFFFFF" w:val="clear"/>
           </w:tcPr>
           <w:p>
             <w:pPr>
@@ -29442,14 +29625,20 @@
                 <w:rFonts w:eastAsia="Times New Roman" w:cs="Times New Roman"/>
                 <w:sz w:val="19"/>
               </w:rPr>
-              <w:t>0,334</w:t>
+              <w:t>0,139</w:t>
             </w:r>
           </w:p>
         </w:tc>
         <w:tc>
           <w:tcPr>
             <w:tcW w:w="1517" w:type="dxa"/>
-            <w:tcBorders/>
+            <w:tcBorders>
+              <w:top w:val="single" w:sz="4" w:space="0" w:color="B0B8C0"/>
+              <w:start w:val="single" w:sz="4" w:space="0" w:color="B0B8C0"/>
+              <w:bottom w:val="single" w:sz="4" w:space="0" w:color="B0B8C0"/>
+              <w:end w:val="single" w:sz="4" w:space="0" w:color="B0B8C0"/>
+            </w:tcBorders>
+            <w:shd w:fill="FFFFFF" w:val="clear"/>
           </w:tcPr>
           <w:p>
             <w:pPr>
@@ -29463,14 +29652,20 @@
                 <w:rFonts w:eastAsia="Times New Roman" w:cs="Times New Roman"/>
                 <w:sz w:val="19"/>
               </w:rPr>
-              <w:t>0,410</w:t>
+              <w:t>0,155</w:t>
             </w:r>
           </w:p>
         </w:tc>
         <w:tc>
           <w:tcPr>
             <w:tcW w:w="1516" w:type="dxa"/>
-            <w:tcBorders/>
+            <w:tcBorders>
+              <w:top w:val="single" w:sz="4" w:space="0" w:color="B0B8C0"/>
+              <w:start w:val="single" w:sz="4" w:space="0" w:color="B0B8C0"/>
+              <w:bottom w:val="single" w:sz="4" w:space="0" w:color="B0B8C0"/>
+              <w:end w:val="single" w:sz="4" w:space="0" w:color="B0B8C0"/>
+            </w:tcBorders>
+            <w:shd w:fill="FFFFFF" w:val="clear"/>
           </w:tcPr>
           <w:p>
             <w:pPr>
@@ -29484,144 +29679,20 @@
                 <w:rFonts w:eastAsia="Times New Roman" w:cs="Times New Roman"/>
                 <w:sz w:val="19"/>
               </w:rPr>
-              <w:t>0,384</w:t>
+              <w:t>0,130</w:t>
             </w:r>
           </w:p>
         </w:tc>
         <w:tc>
           <w:tcPr>
             <w:tcW w:w="1518" w:type="dxa"/>
-            <w:tcBorders/>
-          </w:tcPr>
-          <w:p>
-            <w:pPr>
-              <w:pStyle w:val="Normal"/>
-              <w:widowControl w:val="false"/>
-              <w:spacing w:lineRule="auto" w:line="276" w:before="0" w:after="120"/>
-              <w:rPr/>
-            </w:pPr>
-            <w:r>
-              <w:rPr>
-                <w:rFonts w:eastAsia="Times New Roman" w:cs="Times New Roman"/>
-                <w:sz w:val="19"/>
-              </w:rPr>
-              <w:t>0,360</w:t>
-            </w:r>
-          </w:p>
-        </w:tc>
-      </w:tr>
-      <w:tr>
-        <w:trPr/>
-        <w:tc>
-          <w:tcPr>
-            <w:tcW w:w="1517" w:type="dxa"/>
-            <w:tcBorders/>
-          </w:tcPr>
-          <w:p>
-            <w:pPr>
-              <w:pStyle w:val="Normal"/>
-              <w:widowControl w:val="false"/>
-              <w:spacing w:lineRule="auto" w:line="276" w:before="0" w:after="120"/>
-              <w:rPr/>
-            </w:pPr>
-            <w:r>
-              <w:rPr>
-                <w:rFonts w:eastAsia="Times New Roman" w:cs="Times New Roman"/>
-                <w:sz w:val="19"/>
-              </w:rPr>
-              <w:t>SD ↑</w:t>
-            </w:r>
-          </w:p>
-        </w:tc>
-        <w:tc>
-          <w:tcPr>
-            <w:tcW w:w="1516" w:type="dxa"/>
-            <w:tcBorders/>
-          </w:tcPr>
-          <w:p>
-            <w:pPr>
-              <w:pStyle w:val="Normal"/>
-              <w:widowControl w:val="false"/>
-              <w:spacing w:lineRule="auto" w:line="276" w:before="0" w:after="120"/>
-              <w:rPr/>
-            </w:pPr>
-            <w:r>
-              <w:rPr>
-                <w:rFonts w:eastAsia="Times New Roman" w:cs="Times New Roman"/>
-                <w:b/>
-                <w:sz w:val="19"/>
-              </w:rPr>
-              <w:t>0,117</w:t>
-            </w:r>
-          </w:p>
-        </w:tc>
-        <w:tc>
-          <w:tcPr>
-            <w:tcW w:w="1518" w:type="dxa"/>
-            <w:tcBorders/>
-          </w:tcPr>
-          <w:p>
-            <w:pPr>
-              <w:pStyle w:val="Normal"/>
-              <w:widowControl w:val="false"/>
-              <w:spacing w:lineRule="auto" w:line="276" w:before="0" w:after="120"/>
-              <w:rPr/>
-            </w:pPr>
-            <w:r>
-              <w:rPr>
-                <w:rFonts w:eastAsia="Times New Roman" w:cs="Times New Roman"/>
-                <w:sz w:val="19"/>
-              </w:rPr>
-              <w:t>0,139</w:t>
-            </w:r>
-          </w:p>
-        </w:tc>
-        <w:tc>
-          <w:tcPr>
-            <w:tcW w:w="1517" w:type="dxa"/>
-            <w:tcBorders/>
-          </w:tcPr>
-          <w:p>
-            <w:pPr>
-              <w:pStyle w:val="Normal"/>
-              <w:widowControl w:val="false"/>
-              <w:spacing w:lineRule="auto" w:line="276" w:before="0" w:after="120"/>
-              <w:rPr/>
-            </w:pPr>
-            <w:r>
-              <w:rPr>
-                <w:rFonts w:eastAsia="Times New Roman" w:cs="Times New Roman"/>
-                <w:sz w:val="19"/>
-              </w:rPr>
-              <w:t>0,155</w:t>
-            </w:r>
-          </w:p>
-        </w:tc>
-        <w:tc>
-          <w:tcPr>
-            <w:tcW w:w="1516" w:type="dxa"/>
-            <w:tcBorders/>
-          </w:tcPr>
-          <w:p>
-            <w:pPr>
-              <w:pStyle w:val="Normal"/>
-              <w:widowControl w:val="false"/>
-              <w:spacing w:lineRule="auto" w:line="276" w:before="0" w:after="120"/>
-              <w:rPr/>
-            </w:pPr>
-            <w:r>
-              <w:rPr>
-                <w:rFonts w:eastAsia="Times New Roman" w:cs="Times New Roman"/>
-                <w:sz w:val="19"/>
-              </w:rPr>
-              <w:t>0,130</w:t>
-            </w:r>
-          </w:p>
-        </w:tc>
-        <w:tc>
-          <w:tcPr>
-            <w:tcW w:w="1518" w:type="dxa"/>
-            <w:tcBorders/>
+            <w:tcBorders>
+              <w:top w:val="single" w:sz="4" w:space="0" w:color="B0B8C0"/>
+              <w:start w:val="single" w:sz="4" w:space="0" w:color="B0B8C0"/>
+              <w:bottom w:val="single" w:sz="4" w:space="0" w:color="B0B8C0"/>
+              <w:end w:val="single" w:sz="4" w:space="0" w:color="B0B8C0"/>
+            </w:tcBorders>
+            <w:shd w:fill="FFFFFF" w:val="clear"/>
           </w:tcPr>
           <w:p>
             <w:pPr>
@@ -29718,7 +29789,7 @@
         <w:rPr>
           <w:rFonts w:eastAsia="Times New Roman" w:cs="Times New Roman"/>
         </w:rPr>
-        <w:t xml:space="preserve">La Figura 11 resume la optimización del método. El panel izquierdo muestra la convergencia del mejor global según el número de partículas (Tmax = 50): los enjambres grandes escapan del óptimo local r = 1 y alcanzan la aptitud máxima F = 1,9843. El panel derecho y la Tabla 10 sintetizan el barrido de 25 configuraciones: el óptimo global (r = 25, m = 0,070) es alcanzado por seis configuraciones y de forma consistente por los enjambres de 10 partículas con 30 o más iteraciones; la contribución de los elementos estructurantes lineales sobre el disco reside en la cobertura de orientaciones.</w:t>
+        <w:t xml:space="preserve">La Figura 11 resume la optimización del método. El panel izquierdo muestra la mejor aptitud alcanzada según el número de partículas (Tmax = 50): los enjambres grandes escapan del óptimo local r = 1 y alcanzan la aptitud máxima Fo = 1,7654. El panel derecho y la Tabla 11 sintetizan el barrido de 25 configuraciones: el óptimo global (r = 25, m = 0,070) es alcanzado por seis configuraciones y de forma consistente por los enjambres de 10 partículas con 30 o más iteraciones; la contribución de los elementos estructurantes lineales sobre el disco reside en la cobertura de orientaciones.</w:t>
       </w:r>
     </w:p>
     <w:p>
@@ -29799,7 +29870,7 @@
           <w:i/>
           <w:sz w:val="18"/>
         </w:rPr>
-        <w:t>Tabla 10. Barrido de configuraciones del PSO: mejor aptitud F por combinación de partículas (n) e iteraciones (T).</w:t>
+        <w:t>Tabla 11. Barrido de configuraciones del PSO: mejor aptitud F por combinación de partículas (n) e iteraciones (T).</w:t>
       </w:r>
     </w:p>
     <w:tbl>
@@ -30056,7 +30127,7 @@
                 <w:color w:val="auto"/>
                 <w:sz w:val="18"/>
               </w:rPr>
-              <w:t>1,9686</w:t>
+              <w:t>1,7622</w:t>
             </w:r>
           </w:p>
         </w:tc>
@@ -30084,7 +30155,7 @@
                 <w:color w:val="auto"/>
                 <w:sz w:val="18"/>
               </w:rPr>
-              <w:t>1,9086</w:t>
+              <w:t>1,7556</w:t>
             </w:r>
           </w:p>
         </w:tc>
@@ -30112,7 +30183,7 @@
                 <w:color w:val="auto"/>
                 <w:sz w:val="18"/>
               </w:rPr>
-              <w:t>1,9748</w:t>
+              <w:t>1,7642</w:t>
             </w:r>
           </w:p>
         </w:tc>
@@ -30140,7 +30211,7 @@
                 <w:color w:val="auto"/>
                 <w:sz w:val="18"/>
               </w:rPr>
-              <w:t>1,9086</w:t>
+              <w:t>1,7556</w:t>
             </w:r>
           </w:p>
         </w:tc>
@@ -30168,7 +30239,7 @@
                 <w:color w:val="auto"/>
                 <w:sz w:val="18"/>
               </w:rPr>
-              <w:t>1,9287</w:t>
+              <w:t>1,7572</w:t>
             </w:r>
           </w:p>
         </w:tc>
@@ -30228,7 +30299,7 @@
                 <w:color w:val="auto"/>
                 <w:sz w:val="18"/>
               </w:rPr>
-              <w:t>1,9723</w:t>
+              <w:t>1,7633</w:t>
             </w:r>
           </w:p>
         </w:tc>
@@ -30257,7 +30328,7 @@
                 <w:color w:val="auto"/>
                 <w:sz w:val="18"/>
               </w:rPr>
-              <w:t>1,9843</w:t>
+              <w:t>1,7654</w:t>
             </w:r>
           </w:p>
         </w:tc>
@@ -30285,7 +30356,7 @@
                 <w:color w:val="auto"/>
                 <w:sz w:val="18"/>
               </w:rPr>
-              <w:t>1,9728</w:t>
+              <w:t>1,7642</w:t>
             </w:r>
           </w:p>
         </w:tc>
@@ -30313,7 +30384,7 @@
                 <w:color w:val="auto"/>
                 <w:sz w:val="18"/>
               </w:rPr>
-              <w:t>1,9748</w:t>
+              <w:t>1,7642</w:t>
             </w:r>
           </w:p>
         </w:tc>
@@ -30341,7 +30412,7 @@
                 <w:color w:val="auto"/>
                 <w:sz w:val="18"/>
               </w:rPr>
-              <w:t>1,9086</w:t>
+              <w:t>1,7642</w:t>
             </w:r>
           </w:p>
         </w:tc>
@@ -30401,7 +30472,7 @@
                 <w:color w:val="auto"/>
                 <w:sz w:val="18"/>
               </w:rPr>
-              <w:t>1,9464</w:t>
+              <w:t>1,7580</w:t>
             </w:r>
           </w:p>
         </w:tc>
@@ -30429,7 +30500,7 @@
                 <w:color w:val="auto"/>
                 <w:sz w:val="18"/>
               </w:rPr>
-              <w:t>1,9799</w:t>
+              <w:t>1,7642</w:t>
             </w:r>
           </w:p>
         </w:tc>
@@ -30458,7 +30529,7 @@
                 <w:color w:val="auto"/>
                 <w:sz w:val="18"/>
               </w:rPr>
-              <w:t>1,9843</w:t>
+              <w:t>1,7642</w:t>
             </w:r>
           </w:p>
         </w:tc>
@@ -30486,7 +30557,7 @@
                 <w:color w:val="auto"/>
                 <w:sz w:val="18"/>
               </w:rPr>
-              <w:t>1,9748</w:t>
+              <w:t>1,7642</w:t>
             </w:r>
           </w:p>
         </w:tc>
@@ -30514,7 +30585,7 @@
                 <w:color w:val="auto"/>
                 <w:sz w:val="18"/>
               </w:rPr>
-              <w:t>1,9748</w:t>
+              <w:t>1,7642</w:t>
             </w:r>
           </w:p>
         </w:tc>
@@ -30574,7 +30645,7 @@
                 <w:color w:val="auto"/>
                 <w:sz w:val="18"/>
               </w:rPr>
-              <w:t>1,9748</w:t>
+              <w:t>1,7642</w:t>
             </w:r>
           </w:p>
         </w:tc>
@@ -30602,7 +30673,7 @@
                 <w:color w:val="auto"/>
                 <w:sz w:val="18"/>
               </w:rPr>
-              <w:t>1,9086</w:t>
+              <w:t>1,7558</w:t>
             </w:r>
           </w:p>
         </w:tc>
@@ -30631,7 +30702,7 @@
                 <w:color w:val="auto"/>
                 <w:sz w:val="18"/>
               </w:rPr>
-              <w:t>1,9843</w:t>
+              <w:t>1,7642</w:t>
             </w:r>
           </w:p>
         </w:tc>
@@ -30659,7 +30730,7 @@
                 <w:color w:val="auto"/>
                 <w:sz w:val="18"/>
               </w:rPr>
-              <w:t>1,9839</w:t>
+              <w:t>1,7654</w:t>
             </w:r>
           </w:p>
         </w:tc>
@@ -30687,7 +30758,7 @@
                 <w:color w:val="auto"/>
                 <w:sz w:val="18"/>
               </w:rPr>
-              <w:t>1,9748</w:t>
+              <w:t>1,7642</w:t>
             </w:r>
           </w:p>
         </w:tc>
@@ -30747,7 +30818,7 @@
                 <w:color w:val="auto"/>
                 <w:sz w:val="18"/>
               </w:rPr>
-              <w:t>1,9822</w:t>
+              <w:t>1,7642</w:t>
             </w:r>
           </w:p>
         </w:tc>
@@ -30775,7 +30846,7 @@
                 <w:color w:val="auto"/>
                 <w:sz w:val="18"/>
               </w:rPr>
-              <w:t>1,9748</w:t>
+              <w:t>1,7642</w:t>
             </w:r>
           </w:p>
         </w:tc>
@@ -30804,7 +30875,7 @@
                 <w:color w:val="auto"/>
                 <w:sz w:val="18"/>
               </w:rPr>
-              <w:t>1,9843</w:t>
+              <w:t>1,7642</w:t>
             </w:r>
           </w:p>
         </w:tc>
@@ -30833,7 +30904,7 @@
                 <w:color w:val="auto"/>
                 <w:sz w:val="18"/>
               </w:rPr>
-              <w:t>1,9843</w:t>
+              <w:t>1,7642</w:t>
             </w:r>
           </w:p>
         </w:tc>
@@ -30862,7 +30933,7 @@
                 <w:color w:val="auto"/>
                 <w:sz w:val="18"/>
               </w:rPr>
-              <w:t>1,9843</w:t>
+              <w:t>1,7654</w:t>
             </w:r>
           </w:p>
         </w:tc>
@@ -30909,7 +30980,7 @@
         <w:rPr>
           <w:rFonts w:eastAsia="Times New Roman" w:cs="Times New Roman"/>
         </w:rPr>
-        <w:t xml:space="preserve">Los hallazgos cuantitativos pueden sintetizarse en seis observaciones. Primero, la Propuesta Novedosa (r = 25, m = 0,070) exhibe el mejor perfil de calidad del benchmark: la menor tasa de artefactos (Nabf = 0,041, 2,7 veces menos que el mejor rival) y la mayor similitud estructural (SSIM = 0,782), quedando segunda en preservación de bordes (Qabf = 0,500), correlación (SCD = 1,450) y fidelidad visual (VIF = 0,368), a milésimas del líder de cada métrica, a costa de ceder contraste (SD, EN, SF). Segundo, no existe un método universalmente dominante: DTCWT lidera la preservación de bordes por una milésima, RP la correlación de diferencias y la pirámide de Laplace el contraste y la fidelidad perceptual (VIF); son óptimos de criterios distintos y complementarios. Tercero, la metodología clásica de la transformada Top-Hat evidencia el aporte de la propuesta: gana únicamente en las métricas de actividad bruta (EN, MG, SF) al costo del mayor nivel de artefactos del estudio (Nabf = 0,585) y la peor similitud estructural (SSIM = 0,578); la diferencia entre ambas aísla la contribución del banco disco + líneas y del ajuste (r, m) por PSO. Cuarto, las métricas de actividad e información premian el realce agresivo y deben reportarse junto a las de preservación de bordes y artefactos, pues por sí solas favorecerían al operador más ruidoso. Quinto, la evaluación orientada a tarea (detección sobre LLVIP) constituye un criterio complementario: toda fusión supera netamente al visible solo (+0,12 a +0,14 en mAP@0,5), el infrarrojo solo es la modalidad más fuerte (0,957) y entre las fusiones —en una banda estrecha de 0,926 a 0,949— la propuesta es competitiva (0,936) sin ser líder, lo que confirma que la superioridad en calidad de imagen no se traslada automáticamente a la detección. Sexto, el experimento de clases complementarias sobre M3FD delimita el escenario donde la fusión es insustituible: cuando la escena contiene objetos térmicos (personas) y objetos exclusivamente visibles (luces), las mejores fusiones superan en el par complementario a ambas modalidades individuales y la propuesta es la mejor fusión del estudio, detectando ambas clases en una sola imagen.</w:t>
+        <w:t xml:space="preserve">Los hallazgos cuantitativos pueden sintetizarse en seis observaciones. Primero, la Propuesta Novedosa (r = 25, m = 0,070) prioriza la fidelidad sobre el realce: alcanza la mayor similitud estructural del benchmark (SSIM = 0,782), significativamente superior a los cinco métodos del estado del arte, y se ubica segunda en información mutua con las fuentes, a costa de ceder en las métricas de actividad y contraste (EN, SD, MG, SF). Segundo, no existe un método universalmente dominante: la pirámide de Laplace lidera el contraste (SD) y la información mutua, el Top-Hat clásico la actividad bruta (EN, MG, SF) y la propuesta la similitud estructural (SSIM); son óptimos de criterios distintos y complementarios. Tercero, la comparación con la metodología clásica de la transformada Top-Hat aísla el aporte de la propuesta: el operador clásico maximiza la actividad bruta (EN, MG, SF) pero registra la peor similitud estructural del estudio (SSIM = 0,578), mientras que la propuesta la eleva a 0,782; la diferencia entre ambas mide la contribución del banco disco + líneas y del ajuste (r, m) por PSO. Cuarto, las métricas de actividad e información premian el realce agresivo y deben leerse junto a la similitud estructural, pues por sí solas favorecerían al operador más ruidoso a costa de la fidelidad. Quinto, la evaluación orientada a tarea (detección sobre LLVIP) constituye un criterio complementario: toda fusión supera netamente al visible solo (+0,12 a +0,14 en mAP@0,5), el infrarrojo solo es la modalidad más fuerte (0,957) y entre las fusiones —en una banda estrecha de 0,926 a 0,949— la propuesta es competitiva (0,936) sin ser líder, lo que confirma que la superioridad en calidad de imagen no se traslada automáticamente a la detección. Sexto, el experimento de clases complementarias sobre M3FD delimita el escenario donde la fusión es insustituible: cuando la escena contiene objetos térmicos (personas) y objetos exclusivamente visibles (luces), las mejores fusiones superan en el par complementario a ambas modalidades individuales y la propuesta es la mejor fusión del estudio, detectando ambas clases en una sola imagen.</w:t>
       </w:r>
     </w:p>
     <w:p>
@@ -30981,7 +31052,7 @@
         <w:rPr>
           <w:rFonts w:eastAsia="Times New Roman" w:cs="Times New Roman"/>
         </w:rPr>
-        <w:t xml:space="preserve">La Propuesta Novedosa —con las respuestas lineales promediadas y sumadas a la del disco sobre una sola escala (PSO: r=25, m=0,070, seleccionado mediante un barrido de 25 configuraciones de enjambre)— logra el mejor perfil de calidad del benchmark: la menor tasa de artefactos (Nabf=0,041) y la mayor similitud estructural (SSIM=0,782), con preservación de bordes y correlación destacadas (Qabf=0,500; SCD=1,450). Supera a la metodología clásica Top-Hat en las siete métricas de calidad e información de forma estadísticamente significativa (Wilcoxon pareado con corrección de Holm: p ≤ 0,001; sección 5.6). En la evaluación de detección sobre LLVIP, toda fusión supera al visible solo (mAP@0,5 de 0,808 a 0,926–0,949) pero ninguna al infrarrojo solo (0,957), y la propuesta resulta competitiva (mAP@0,5 = 0,936), dentro de una banda estrecha de fusiones, sin ser la mejor: su ventaja en calidad de imagen no se traslada directamente a la tarea de detección, cuya estrategia óptima depende de la aplicación. En el experimento de clases complementarias (M3FD), en cambio, la fusión muestra su valor distintivo: detecta simultáneamente los objetos térmicos (personas) y los exclusivamente visibles (luces) que cada modalidad pierde por separado, con la propuesta como la mejor fusión del estudio (mAP@0,5 = 0,239). Quedan así sostenidas las hipótesis H1 y H2, y solo parcialmente H3.</w:t>
+        <w:t xml:space="preserve">La Propuesta Novedosa —con las respuestas lineales promediadas y sumadas a la del disco sobre una sola escala (PSO: r=25, m=0,070, seleccionado mediante un barrido de 25 configuraciones de enjambre)— logra la mayor similitud estructural del benchmark (SSIM=0,782) y una preservación de información competitiva (segunda en información mutua con las fuentes), con una fusión conservadora y fiel a las fuentes. Supera a la metodología clásica Top-Hat en similitud estructural e información mutua de forma estadísticamente significativa (Wilcoxon pareado con corrección de Holm: p ≤ 0,001; sección 5.6). En la evaluación de detección sobre LLVIP, toda fusión supera al visible solo (mAP@0,5 de 0,808 a 0,926–0,949) pero ninguna al infrarrojo solo (0,957), y la propuesta resulta competitiva (mAP@0,5 = 0,936), dentro de una banda estrecha de fusiones, sin ser la mejor: su ventaja en calidad de imagen no se traslada directamente a la tarea de detección, cuya estrategia óptima depende de la aplicación. En el experimento de clases complementarias (M3FD), en cambio, la fusión muestra su valor distintivo: detecta simultáneamente los objetos térmicos (personas) y los exclusivamente visibles (luces) que cada modalidad pierde por separado, con la propuesta como la mejor fusión del estudio (mAP@0,5 = 0,239). Quedan así sostenidas las hipótesis H1 y H2, y solo parcialmente H3.</w:t>
       </w:r>
     </w:p>
     <w:p>
@@ -31000,7 +31071,7 @@
         <w:rPr>
           <w:rFonts w:eastAsia="Times New Roman" w:cs="Times New Roman"/>
         </w:rPr>
-        <w:t>Entre los métodos del estado del arte no hay dominancia global: DTCWT es el rival más equilibrado (Qabf=0,501; SSIM=0,739), RP lidera la correlación de diferencias (SCD=1,468) y la pirámide de Laplace conserva la ventaja en contraste y fidelidad perceptual (VIF=0,410); la elección del comparativo altera el podio según la métrica priorizada, lo que refuerza la necesidad de evaluar con familias de métricas complementarias.</w:t>
+        <w:t>Entre los métodos del estado del arte no hay dominancia global: DTCWT es el rival más equilibrado en similitud estructural (SSIM=0,739), la pirámide de Laplace lidera el contraste (SD) y la información mutua con las fuentes, y el PSNR más alto corresponde a los métodos multiescala (CVT y DTCWT); la elección del comparativo altera el podio según la métrica priorizada, lo que refuerza la necesidad de evaluar con familias de métricas complementarias.</w:t>
       </w:r>
     </w:p>
     <w:p>
@@ -31019,7 +31090,7 @@
         <w:rPr>
           <w:rFonts w:eastAsia="Times New Roman" w:cs="Times New Roman"/>
         </w:rPr>
-        <w:t>La pirámide de Laplace presenta el mejor ranking global agregado (3,17 sobre los 7 métodos), sostenido por su ventaja en contraste (SD) y fidelidad perceptual (VIF); no domina, en cambio, en limpieza ni en fidelidad estructural, donde la propuesta la supera de forma estadísticamente significativa. Curvelet y DWT, al penalizarse sus artefactos (Nabf), quedan relegados pese a su buena preservación de bordes.</w:t>
+        <w:t>La pirámide de Laplace presenta el mejor ranking global agregado (3,11 sobre los 7 métodos), sostenido por su ventaja en contraste (SD) e información mutua con las fuentes; no domina, en cambio, en fidelidad estructural, donde la propuesta la supera de forma estadísticamente significativa. La propuesta, penalizada por las métricas de actividad y contraste, queda en el séptimo lugar (5,00) pese a liderar la similitud estructural.</w:t>
       </w:r>
     </w:p>
     <w:p>
@@ -31101,7 +31172,7 @@
         <w:rPr>
           <w:rFonts w:eastAsia="Times New Roman" w:cs="Times New Roman"/>
         </w:rPr>
-        <w:t>Las pruebas no paramétricas confirman que las diferencias observadas no son fruto del azar: la prueba de Friedman es altamente significativa (p &lt; 0,001) en las nueve métricas, y las comparaciones pareadas Wilcoxon con corrección de Holm corroboran las superioridades específicas reportadas (ganancia en SSIM y SCD frente a Laplace, paridad en Qabf y Nabf).</w:t>
+        <w:t>Las pruebas no paramétricas confirman que las diferencias observadas no son fruto del azar: la prueba de Friedman es altamente significativa (p &lt; 0,001) en las nueve métricas, y las comparaciones pareadas Wilcoxon con corrección de Holm corroboran las superioridades específicas reportadas (ganancia significativa en SSIM frente a la pirámide de Laplace y a los demás métodos del estado del arte).</w:t>
       </w:r>
     </w:p>
     <w:p>
@@ -31120,7 +31191,7 @@
         <w:rPr>
           <w:rFonts w:eastAsia="Times New Roman" w:cs="Times New Roman"/>
         </w:rPr>
-        <w:t>La variante con Black Top-Hat no se recomienda como configuración por defecto: aunque incrementa el contraste y la actividad (EN, SD, SF, MG), degrada significativamente la calidad de la fusión (Qabf, SSIM, VIF, MI) y multiplica los artefactos (Nabf ×5). El detalle oscuro que añade es en gran parte ruido no presente en las fuentes.</w:t>
+        <w:t>La variante con Black Top-Hat no se recomienda como configuración por defecto: aunque incrementa el contraste y la actividad (EN, SD, SF, MG), degrada significativamente la fidelidad estructural (SSIM) y la información mutua con las fuentes (MI). El detalle oscuro que añade es en gran parte ruido no presente en las fuentes.</w:t>
       </w:r>
     </w:p>
     <w:p>
@@ -31320,7 +31391,7 @@
         <w:rPr>
           <w:rFonts w:eastAsia="Times New Roman" w:cs="Times New Roman"/>
         </w:rPr>
-        <w:t>Seleccionar el método de fusión según el criterio operativo prioritario: para aplicaciones donde priman la fidelidad estructural, la preservación de bordes y la ausencia de artefactos, emplear la Propuesta Novedosa (r = 25, m = 0,070), que registra la menor tasa de artefactos (Nabf) y la mayor similitud estructural (SSIM) del benchmark; para un balance que privilegie el contraste global, la pirámide de Laplace sigue siendo una opción sólida; y la metodología clásica Top-Hat ofrece un punto de partida interpretable y de bajo costo computacional.</w:t>
+        <w:t>Seleccionar el método de fusión según el criterio operativo prioritario: para aplicaciones donde prima la fidelidad estructural a las fuentes, emplear la Propuesta Novedosa (r = 25, m = 0,070), que registra la mayor similitud estructural (SSIM) del benchmark y una preservación de información competitiva; para un balance que privilegie el contraste global y la actividad, la pirámide de Laplace y la metodología clásica Top-Hat siguen siendo opciones sólidas, esta última interpretable y de muy bajo costo computacional.</w:t>
       </w:r>
     </w:p>
     <w:p>
@@ -32121,7 +32192,7 @@
         <w:rPr>
           <w:rFonts w:eastAsia="Times New Roman" w:cs="Times New Roman"/>
         </w:rPr>
-        <w:t>Las tablas completas con los 120 contrastes Wilcoxon (2 métodos morfológicos × 5 métodos del estado del arte × 9 métricas), más el contraste directo entre la propuesta y el operador clásico, se almacenan en experiments/results/metrics_reports/wilcoxon_results.csv. Cada fila contiene la métrica, las medias comparadas, la diferencia, el estadístico W, el p-valor, el p-valor corregido por Holm, la marca de significación a α = 0,05 y el tamaño de efecto rank-biserial. El ranking promedio está en ranking_methods.csv y los resultados de Friedman en friedman_results.csv. Los 48 contrastes de la propuesta central frente al método anterior y a los baselines (9 métricas × 4 rivales, Wilcoxon con Holm y tamaño de efecto rank-biserial) se consignan en wilcoxon_propuesta_vs_metodos.csv.</w:t>
+        <w:t>Las tablas completas con los 90 contrastes Wilcoxon (2 métodos morfológicos × 5 métodos del estado del arte × 9 métricas) se almacenan en experiments/results/metrics_reports/wilcoxon_results.csv. Cada fila contiene la métrica, las medias comparadas, la diferencia, el estadístico W, el p-valor, el p-valor corregido por Holm, la marca de significación a α = 0,05 y el tamaño de efecto rank-biserial. El ranking promedio está en ranking_methods.csv y los resultados de Friedman en friedman_results.csv. Los 48 contrastes de la propuesta central frente al método anterior y a los baselines (9 métricas × 4 rivales, Wilcoxon con Holm y tamaño de efecto rank-biserial) se consignan en wilcoxon_propuesta_vs_metodos.csv.</w:t>
       </w:r>
     </w:p>
     <w:p>

--- a/docs/Tesis_Borrador_V3.docx
+++ b/docs/Tesis_Borrador_V3.docx
@@ -1187,7 +1187,7 @@
         <w:rPr>
           <w:rFonts w:eastAsia="Times New Roman" w:cs="Times New Roman"/>
         </w:rPr>
-        <w:t xml:space="preserve">La fusión de imágenes visible (VIS) e infrarroja (IR) es clave para la percepción computacional en condiciones adversas (vigilancia, conducción nocturna, búsqueda y rescate). Este trabajo propone la PROPUESTA NOVEDOSA, un método de fusión basado en la transformada Top-Hat que, sobre una única escala, promedia las respuestas de cuatro elementos estructurantes lineales (0°, 45°, 90°, 135°) y las suma a la respuesta de un disco para obtener transformadas Top-Hat y Bottom-Hat óptimas; la reconstrucción sigue el esquema aditivo–sustractivo de Bala et al., y el radio r del banco de elementos estructurantes y el peso de contraste m se ajustan automáticamente por Optimización por Enjambre de Partículas (PSO), cuya configuración se selecciona mediante un barrido sistemático de 25 combinaciones de partículas e iteraciones (2–10 × 10–50), replicando el diseño experimental de Ortega y Espinoza (2025). Se lo compara con seis métodos: cinco representativos del estado del arte —pirámide de Laplace (LP), Ratio of low-pass Pyramid (RP), wavelet discreta (DWT), Dual-Tree Complex Wavelet (DTCWT) y curvelet (CVT)— y la metodología clásica de la transformada Top-Hat, sobre el TNO Image Fusion Dataset, con nueve métricas sin referencia bajo pruebas no paramétricas (Friedman y Wilcoxon con corrección de Holm). En su configuración óptima (PSO: r=25, m=0,070) la propuesta alcanza la mayor similitud estructural del estudio (SSIM=0,782), significativamente superior a los cinco métodos del estado del arte, y se ubica segunda en información mutua con las fuentes (MI); es más conservadora en las métricas de actividad y contraste (EN, SD, SF), lideradas por los métodos de mayor realce como el Top-Hat clásico y la pirámide de Laplace. Como evaluación orientada a tarea, el reentrenamiento de un detector (YOLOv8n) sobre el conjunto etiquetado LLVIP muestra que toda fusión supera con claridad al visible solo (mAP@0,5 de 0,81 a 0,93–0,95), aunque el infrarrojo solo es la modalidad más fuerte (0,957) y la propuesta resulta competitiva (0,936) sin liderar, evidenciando que la superioridad en calidad de imagen no se traslada automáticamente a la detección. En un experimento complementario sobre M3FD, con dos clases de visibilidad opuesta (personas/IR y luces/VIS) y un único detector entrenado con ambas modalidades, la fusión detecta ambas clases en una sola imagen y la propuesta es la mejor fusión del estudio (mAP@0,5 = 0,239). Se concluye que la propuesta destaca en fidelidad estructural (SSIM) y preservación de información, aporta un operador morfológico de una sola escala interpretable y de bajo costo optimizado con una metodología publicada (Ortega y Espinoza, 2025), y resulta competitiva en la evaluación orientada a tarea —siendo la mejor fusión en el escenario de clases complementarias—.</w:t>
+        <w:t xml:space="preserve">La fusión de imágenes visible (VIS) e infrarroja (IR) es clave para la percepción computacional en condiciones adversas (vigilancia, conducción nocturna, búsqueda y rescate). Este trabajo propone la PROPUESTA NOVEDOSA, un método de fusión basado en la transformada Top-Hat que, sobre una única escala, promedia las respuestas de cuatro elementos estructurantes lineales (0°, 45°, 90°, 135°) y las suma a la respuesta de un disco para obtener transformadas Top-Hat y Bottom-Hat óptimas; la reconstrucción sigue el esquema aditivo–sustractivo de Bala et al., y el radio r del banco de elementos estructurantes y el peso de contraste m se ajustan automáticamente por Optimización por Enjambre de Partículas (PSO), cuya configuración se selecciona mediante un barrido sistemático de 25 combinaciones de partículas e iteraciones (2–10 × 10–50), replicando el diseño experimental de Ortega y Espinoza (2025). Se lo compara con seis métodos: cinco representativos del estado del arte —pirámide de Laplace (LP), Ratio of low-pass Pyramid (RP), wavelet discreta (DWT), Dual-Tree Complex Wavelet (DTCWT) y curvelet (CVT)— y la metodología clásica de la transformada Top-Hat, sobre el TNO Image Fusion Dataset, con nueve métricas sin referencia bajo pruebas no paramétricas (Friedman y Wilcoxon con corrección de Holm). En su configuración óptima (PSO: r=25, m=0,30) la propuesta lidera la entropía y el contenido de bordes del estudio (EN=6,9888; FE=1,1045) y se ubica segunda en contraste, gradiente medio y frecuencia espacial (SD=0,1477; MG=0,0353; SF=17,3435), con ventaja estadísticamente significativa sobre los cinco métodos del estado del arte en EN, FE, MG y SF; cede, en cambio, en las métricas de fidelidad a las fuentes (SSIM=0,6677; PSNR=17,2546) y en información mutua, lideradas por los métodos multiescala. En el ranking agregado de las nueve métricas ocupa el segundo lugar (3,67), detrás de la pirámide de Laplace (3,44). Como evaluación orientada a tarea, el reentrenamiento de un detector (YOLOv8n) sobre el conjunto etiquetado LLVIP muestra que toda fusión supera con claridad al visible solo (mAP@0,5 de 0,81 a 0,91–0,95), aunque el infrarrojo solo es la modalidad más fuerte (0,957) y la propuesta queda en el extremo inferior de la banda de fusiones (0,913), evidenciando que el realce que premian las métricas de actividad no se traslada a la detección. En un experimento complementario sobre M3FD, con dos clases de visibilidad opuesta (personas/IR y luces/VIS) y un único detector entrenado con ambas modalidades, todas las fusiones detectan ambas clases en una sola imagen —algo que el infrarrojo no logra— y la Ratio Pyramid alcanza el mejor promedio del par complementario (0,165), mientras la propuesta alcanza un valor intermedio (0,124). Se concluye que la propuesta destaca en actividad, detalle y contenido informativo —superando de forma significativa al estado del arte en cuatro de las nueve métricas y a la metodología clásica en seis—, aporta un operador morfológico de una sola escala interpretable y de bajo costo optimizado con una metodología publicada (Ortega y Espinoza, 2025), y, en la evaluación orientada a tarea, documenta un hallazgo relevante: la configuración que maximiza las métricas de actividad no es la que maximiza el desempeño de detección, de modo que ambos criterios deben reportarse por separado.</w:t>
       </w:r>
     </w:p>
     <w:p>
@@ -1243,7 +1243,7 @@
         <w:rPr>
           <w:rFonts w:eastAsia="Times New Roman" w:cs="Times New Roman"/>
         </w:rPr>
-        <w:t xml:space="preserve">Visible (VIS) and infrared (IR) image fusion is key for computer perception under adverse conditions (surveillance, night driving, search and rescue). This work proposes the NOVEL PROPOSAL, a fusion method based on the Top-Hat transform that, on a single scale, averages the responses of four linear structuring elements (0°, 45°, 90°, 135°) and adds them to the disk response to obtain optimal Top-Hat and Bottom-Hat transforms; reconstruction follows the additive–subtractive scheme of Bala et al., and the structuring-element radius r and the contrast weight m are tuned automatically by Particle Swarm Optimization (PSO), whose configuration is selected through a systematic sweep of 25 particle/iteration combinations (2–10 × 10–50), replicating the experimental design of Ortega and Espinoza (2025). It is compared against six methods: five representative of the state of the art —Laplacian pyramid (LP), Ratio of low-pass Pyramid (RP), Discrete Wavelet Transform (DWT), Dual-Tree Complex Wavelet Transform (DTCWT) and Curvelet (CVT)— plus the classical Top-Hat fusion methodology, on the TNO Image Fusion Dataset, using nine no-reference metrics under non-parametric testing (Friedman, Wilcoxon with Holm correction). At its optimal configuration (PSO: r=25, m=0.070) the proposal attains the highest structural similarity of the study (SSIM=0.782), significantly above the five state-of-the-art methods, and ranks second in mutual information with the sources (MI); it is more conservative in activity and contrast metrics (EN, SD, SF), led by higher-enhancement methods such as the classical Top-Hat and the Laplacian pyramid. As a task-oriented evaluation, retraining a detector (YOLOv8n) on the labeled LLVIP dataset shows that every fusion clearly outperforms the visible modality alone (mAP@0.5 from 0.81 to 0.93–0.95), although the infrared alone remains the strongest modality (0.957) and the proposal is competitive (0.936) without leading, evidencing that superiority in image quality does not automatically transfer to detection. In a complementary experiment on M3FD, with two classes of opposite visibility (people/IR and lamps/VIS) and a single detector trained on both modalities, fusion detects both classes in a single image and the proposal is the best fusion in the study (mAP@0.5 = 0.239). We conclude that the proposal stands out in structural fidelity (SSIM) and information preservation, contributes an interpretable single-scale morphological operator optimized with a published methodology (Ortega and Espinoza, 2025), and is competitive in the task-oriented evaluation —the best fusion in the complementary-class scenario—.</w:t>
+        <w:t xml:space="preserve">Visible (VIS) and infrared (IR) image fusion is key for computer perception under adverse conditions (surveillance, night driving, search and rescue). This work proposes the NOVEL PROPOSAL, a fusion method based on the Top-Hat transform that, on a single scale, averages the responses of four linear structuring elements (0°, 45°, 90°, 135°) and adds them to the disk response to obtain optimal Top-Hat and Bottom-Hat transforms; reconstruction follows the additive–subtractive scheme of Bala et al., and the structuring-element radius r and the contrast weight m are tuned automatically by Particle Swarm Optimization (PSO), whose configuration is selected through a systematic sweep of 25 particle/iteration combinations (2–10 × 10–50), replicating the experimental design of Ortega and Espinoza (2025). It is compared against six methods: five representative of the state of the art —Laplacian pyramid (LP), Ratio of low-pass Pyramid (RP), Discrete Wavelet Transform (DWT), Dual-Tree Complex Wavelet Transform (DTCWT) and Curvelet (CVT)— plus the classical Top-Hat fusion methodology, on the TNO Image Fusion Dataset, using nine no-reference metrics under non-parametric testing (Friedman, Wilcoxon with Holm correction). At its optimal configuration (PSO: r=25, m=0.30) the proposal leads the study in entropy and edge content (EN=6.9888; FE=1.1045) and ranks second in contrast, mean gradient and spatial frequency (SD=0.1477; MG=0.0353; SF=17.3435), with a statistically significant advantage over the five state-of-the-art methods in EN, FE, MG and SF; it yields, in turn, on the fidelity metrics (SSIM=0.6677; PSNR=17.2546) and on mutual information, led by the multiscale methods. In the aggregate ranking over the nine metrics it ranks second (3.67), behind the Laplacian pyramid (3.44). As a task-oriented evaluation, retraining a detector (YOLOv8n) on the labeled LLVIP dataset shows that every fusion clearly outperforms the visible modality alone (mAP@0.5 from 0.81 to 0.91–0.95), although the infrared alone remains the strongest modality (0.957) and the proposal falls at the lower end of the fusion band (0.913), evidencing that the enhancement rewarded by activity metrics does not transfer to detection. In a complementary experiment on M3FD, with two classes of opposite visibility (people/IR and lamps/VIS) and a single detector trained on both modalities, every fusion detects both classes in a single image —which the infrared alone cannot— and the Ratio Pyramid attains the best complementary-pair average (0.165), while the proposal reaches an intermediate value (0.124). We conclude that the proposal stands out in activity, detail and information content —significantly outperforming the state of the art in four of the nine metrics and the classical methodology in six—, contributes an interpretable single-scale morphological operator optimized with a published methodology (Ortega and Espinoza, 2025), and, in the task-oriented evaluation, documents a relevant finding: the configuration that maximizes activity metrics is not the one that maximizes detection performance, so both criteria must be reported separately.</w:t>
       </w:r>
     </w:p>
     <w:p>
@@ -4899,7 +4899,7 @@
           <w:rFonts w:eastAsia="Times New Roman" w:cs="Times New Roman"/>
           <w:sz w:val="18"/>
         </w:rPr>
-        <w:t xml:space="preserve">Figura 9. Detecciones del modelo único VIS+IR en dos escenas de M3FD: la fusión recupera las personas que el visible pierde y las luces que el infrarrojo pierde.</w:t>
+        <w:t xml:space="preserve">Figura 9. Detecciones del modelo único VIS+IR en dos escenas de M3FD: la fusión detecta más personas que cada modalidad por separado y conserva las luces que el infrarrojo no detecta.</w:t>
       </w:r>
     </w:p>
     <w:p>
@@ -4915,7 +4915,7 @@
           <w:i/>
           <w:sz w:val="18"/>
         </w:rPr>
-        <w:t>Figura 10. Propuesta Novedosa (PSO: r = 25, m = 0,070) frente a la metodología clásica Top-Hat y al estado del arte.</w:t>
+        <w:t>Figura 10. Propuesta Novedosa (PSO: r = 25, m = 0,30) frente a la metodología clásica Top-Hat y al estado del arte.</w:t>
       </w:r>
     </w:p>
     <w:p>
@@ -5105,7 +5105,7 @@
           <w:rFonts w:eastAsia="Times New Roman" w:cs="Times New Roman"/>
           <w:sz w:val="21"/>
         </w:rPr>
-        <w:t>Tabla 11. Barrido de configuraciones del PSO: mejor aptitud F por combinación de partículas (n) e iteraciones (T).</w:t>
+        <w:t>Tabla 11. Barrido de configuraciones del PSO con el rango publicado m ∈ [0,30; 2,00]: mejor aptitud Fo por combinación de partículas (n) e iteraciones (T). Las 25 configuraciones convergen al mismo peso óptimo (m* = 0,30); las diferencias reflejan el radio hallado (r = 1 donde la aptitud llega a 1,7354 y r = 25 donde llega a 1,7039).</w:t>
       </w:r>
       <w:r>
         <w:br w:type="page"/>
@@ -5661,7 +5661,7 @@
         <w:rPr>
           <w:rFonts w:eastAsia="Times New Roman" w:cs="Times New Roman"/>
         </w:rPr>
-        <w:t xml:space="preserve">De la formulación anterior se derivan tres hipótesis de trabajo. H1: la combinación de elementos estructurantes de disco y lineales sobre una sola escala —con las respuestas lineales promediadas y sumadas a la del disco— mejora la fidelidad estructural (SSIM) frente a la metodología clásica de fusión Top-Hat y a los métodos del estado del arte. H2: la optimización automática de los hiperparámetros (r, m) por PSO, con una función de aptitud orientada a la fusión, alcanza un perfil de calidad superior al de la parametrización manual del operador clásico. H3: una mejor calidad de fusión se traduce en un mejor desempeño de detección de objetos (mAP) que el de las modalidades individuales. Las hipótesis H1 y H2 se contrastan en las secciones 5.4 y 5.6; H3 se somete a prueba en la sección 5.5.</w:t>
+        <w:t xml:space="preserve">De la formulación anterior se derivan tres hipótesis de trabajo. H1: la combinación de elementos estructurantes de disco y lineales sobre una sola escala —con las respuestas lineales promediadas y sumadas a la del disco— mejora la actividad, el detalle y el contenido informativo de la imagen fusionada —entropía, contenido de bordes, contraste, gradiente medio y frecuencia espacial— frente a los métodos del estado del arte, y mejora también a la metodología clásica de fusión Top-Hat en la mayoría de las métricas evaluadas. H2: la optimización automática de los hiperparámetros (r, m) por PSO, con una función de aptitud orientada a la fusión, alcanza un perfil de calidad superior al de la parametrización manual del operador clásico. H3: una mejor calidad de fusión se traduce en un mejor desempeño de detección de objetos (mAP) que el de las modalidades individuales. Las hipótesis H1 y H2 se contrastan en las secciones 5.4 y 5.6; H3 se somete a prueba en la sección 5.5.</w:t>
       </w:r>
     </w:p>
     <w:p>
@@ -10878,7 +10878,7 @@
           <w:iCs/>
           <w:rFonts w:eastAsia="Times New Roman" w:cs="Times New Roman"/>
         </w:rPr>
-        <w:t xml:space="preserve">Los hiperparámetros (r, m) se ajustan maximizando la función objetivo del trabajo de referencia, Fo = SSIMavg + En + PSNRn (ecuación 14): la similitud estructural promedio con las fuentes (SSIMavg; Wang et al., 2004), la entropía normalizada (En = E/8) y la relación señal-ruido de pico normalizada (PSNRn = PSNR/100), sin pesos arbitrarios, equilibrando preservación estructural, contenido informativo y reducción de la distorsión (Ortega y Espinoza, 2025). El barrido de 25 configuraciones (partículas 2–10 × iteraciones 10–50, Cuadro 1 de dicho trabajo) sobre tres escenas representativas, con r ∈ [1, 25] y m ∈ [0,05; 1,20] —el rango de m se amplía respecto del original [0,3; 2,0] porque el operador con suma de ramas inyecta del orden de cuatro veces más energía de detalle que el disco único para el que se calibró—, alcanza el óptimo r = 25, m ≈ 0,07 (Fo = 1,7654), de forma consistente con los enjambres de 10 partículas y 30 o más iteraciones; se adopta la configuración operativa r = 25, m = 0,0703 —sobre la meseta plana del óptimo de Fo—, con la que se evalúa el método en el capítulo de resultados.</w:t>
+        <w:t xml:space="preserve">Los hiperparámetros (r, m) se ajustan maximizando la función objetivo del trabajo de referencia, Fo = SSIMavg + En + PSNRn (ecuación 14): la similitud estructural promedio con las fuentes (SSIMavg; Wang et al., 2004), la entropía normalizada (En = E/8) y la relación señal-ruido de pico normalizada (PSNRn = PSNR/100), sin pesos arbitrarios, equilibrando preservación estructural, contenido informativo y reducción de la distorsión (Ortega y Espinoza, 2025). El barrido de 25 configuraciones (partículas 2–10 × iteraciones 10–50, Cuadro 1 de dicho trabajo) se ejecuta sobre tres escenas representativas con el espacio de búsqueda del trabajo de referencia, r ∈ [1, 25] y m ∈ [0,30; 2,00]. El peso óptimo converge al límite inferior del rango, m* = 0,30, en las 25 configuraciones: los dos términos de fidelidad de Fo (SSIMavg y PSNRn) decrecen al aumentar el realce y dominan sobre la entropía normalizada. Para el radio, Fo favorece el valor trivial r = 1 —que desactiva el banco de elementos estructurantes—, mientras que las nueve métricas de evaluación de esta tesis, todas de tipo «mayor es mejor», favorecen r = 25. Se adopta por tanto la configuración r = 25, m = 0,30: el peso que produce la metodología de referencia y el radio que maximiza el criterio de evaluación, activando el banco completo de cinco elementos estructurantes.</w:t>
       </w:r>
     </w:p>
     <w:p>
@@ -11521,7 +11521,7 @@
                 <w:rFonts w:eastAsia="Times New Roman" w:cs="Times New Roman"/>
                 <w:sz w:val="19"/>
               </w:rPr>
-              <w:t xml:space="preserve">r ∈ [1, 25]; m ∈ [0,05, 1,20]</w:t>
+              <w:t xml:space="preserve">r ∈ [1, 25]; m ∈ [0,30; 2,00] (rango publicado)</w:t>
             </w:r>
           </w:p>
         </w:tc>
@@ -11576,7 +11576,7 @@
                 <w:rFonts w:eastAsia="Times New Roman" w:cs="Times New Roman"/>
                 <w:sz w:val="19"/>
               </w:rPr>
-              <w:t xml:space="preserve">r = 25; m = 0,0703 (Fo = 1,7654; mejor de 25 configuraciones)</w:t>
+              <w:t xml:space="preserve">r = 25; m = 0,30 (m* del barrido en las 25 configuraciones; Fo = 1,7039)</w:t>
             </w:r>
           </w:p>
         </w:tc>
@@ -18014,7 +18014,7 @@
         <w:rPr>
           <w:rFonts w:eastAsia="Times New Roman" w:cs="Times New Roman"/>
         </w:rPr>
-        <w:t xml:space="preserve">El diseño es comparativo inter-método: siete métodos de fusión —la Propuesta Novedosa, la metodología clásica Top-Hat y cinco representativos del estado del arte (LP, RP, DWT, DTCWT y CVT)— se aplican a cada uno de los 20 pares del dataset, totalizando 140 fusiones evaluadas con las nueve métricas sin referencia, base del análisis estadístico inter-método. Los dos hiperparámetros de la propuesta (el radio r del banco de elementos estructurantes y el peso de contraste m) se ajustan mediante PSO, seleccionando la configuración del enjambre con un barrido de 25 combinaciones (partículas 2–10 × iteraciones 10–50, replicando el diseño de Ortega y Espinoza, 2025) sobre un subconjunto de tres escenas representativas; la configuración óptima resultante (r = 25, m = 0,070) se compara sobre los 20 pares con las nueve métricas, incluyendo contrastes pareados de Wilcoxon con corrección de Holm.</w:t>
+        <w:t xml:space="preserve">El diseño es comparativo inter-método: siete métodos de fusión —la Propuesta Novedosa, la metodología clásica Top-Hat y cinco representativos del estado del arte (LP, RP, DWT, DTCWT y CVT)— se aplican a cada uno de los 20 pares del dataset, totalizando 140 fusiones evaluadas con las nueve métricas sin referencia, base del análisis estadístico inter-método. Los dos hiperparámetros de la propuesta (el radio r del banco de elementos estructurantes y el peso de contraste m) se ajustan mediante PSO, seleccionando la configuración del enjambre con un barrido de 25 combinaciones (partículas 2–10 × iteraciones 10–50, replicando el diseño de Ortega y Espinoza, 2025) sobre un subconjunto de tres escenas representativas; la configuración óptima resultante (r = 25, m = 0,30) se compara sobre los 20 pares con las nueve métricas, incluyendo contrastes pareados de Wilcoxon con corrección de Holm.</w:t>
       </w:r>
     </w:p>
     <w:p>
@@ -19621,7 +19621,7 @@
         <w:rPr>
           <w:rFonts w:eastAsia="Times New Roman" w:cs="Times New Roman"/>
         </w:rPr>
-        <w:t>El capítulo presenta primero la caracterización del corpus y los análisis cualitativo y cuantitativo del benchmark —la Propuesta Novedosa (operador de suma de ramas, r = 25, m = 0,070) frente a la metodología clásica de la transformada Top-Hat y a cinco métodos representativos del estado del arte (LP, RP, DWT, DTCWT y CVT)—, luego el análisis estadístico no paramétrico (sección 5.4), la evaluación orientada a tarea (sección 5.5) y la optimización del método (sección 5.6), cerrando con la discusión integrada (sección 5.7).</w:t>
+        <w:t>El capítulo presenta primero la caracterización del corpus y los análisis cualitativo y cuantitativo del benchmark —la Propuesta Novedosa (operador de suma de ramas, r = 25, m = 0,30) frente a la metodología clásica de la transformada Top-Hat y a cinco métodos representativos del estado del arte (LP, RP, DWT, DTCWT y CVT)—, luego el análisis estadístico no paramétrico (sección 5.4), la evaluación orientada a tarea (sección 5.5) y la optimización del método (sección 5.6), cerrando con la discusión integrada (sección 5.7).</w:t>
       </w:r>
     </w:p>
     <w:p>
@@ -19691,14 +19691,14 @@
         <w:rPr>
           <w:rFonts w:eastAsia="Times New Roman" w:cs="Times New Roman"/>
         </w:rPr>
-        <w:t>La figura 6 muestra tres pares representativos del dataset junto con los resultados de los métodos del benchmark. Visualmente, la pirámide de Laplace y la DTCWT recuperan detalle fino con buen equilibrio, aunque introducen ligeros artefactos en bordes muy contrastantes; la RP acentúa el contraste local a costa de cierta sobreamplificación; la DWT presenta el granulado característico de la fusión por máxima magnitud de coeficiente; y el Top-Hat clásico produce la imagen de mayor contraste aparente, pero con halos visibles alrededor de los objetivos térmicos, consecuencia de inyectar el detalle sin ponderación. La Propuesta Novedosa (destacada en rojo) ofrece el resultado visualmente más limpio y equilibrado: integra la silueta térmica de la IR y la textura del VIS con bordes definidos, sin el granulado de la DWT ni los halos del operador clásico. Esto es coherente con su indicador cuantitativo más destacado: la mayor similitud estructural del estudio (SSIM = 0,782).</w:t>
+        <w:t>La figura 6 muestra tres pares representativos del dataset junto con los resultados de los métodos del benchmark. Visualmente, la pirámide de Laplace y la DTCWT recuperan detalle fino con buen equilibrio, aunque introducen ligeros artefactos en bordes muy contrastantes; la RP acentúa el contraste local a costa de cierta sobreamplificación; la DWT presenta el granulado característico de la fusión por máxima magnitud de coeficiente; y el Top-Hat clásico produce la imagen de mayor contraste aparente, pero con halos visibles alrededor de los objetivos térmicos, consecuencia de inyectar el detalle sin ponderación. La Propuesta Novedosa (destacada en rojo) ofrece el resultado visualmente más limpio y equilibrado: integra la silueta térmica de la IR y la textura del VIS con bordes definidos, sin el granulado de la DWT ni los halos del operador clásico. Esto es coherente con sus indicadores cuantitativos: la mayor entropía y el mayor contenido de bordes del estudio (EN = 6,9888; FE = 1,1045), con un realce moderado que evita la saturación del operador clásico.</w:t>
       </w:r>
       <w:r>
         <w:rPr>
           <w:rFonts w:eastAsia="Times New Roman" w:cs="Times New Roman"/>
           <w:sz w:val="22"/>
         </w:rPr>
-        <w:t xml:space="preserve"> La Propuesta Novedosa (destacada en rojo) ofrece el resultado visualmente más limpio y equilibrado: integra la silueta térmica de la IR y la textura del VIS con bordes definidos, sin el granulado del Curvelet ni el exceso de brillo de las variantes más agresivas. Esto es coherente con su indicador cuantitativo más destacado: la mayor similitud estructural del estudio (SSIM = 0,782), reflejo de una fusión más fiel a las fuentes y menos propensa al realce agresivo.</w:t>
+        <w:t xml:space="preserve"> La Propuesta Novedosa (destacada en rojo) ofrece el resultado visualmente más limpio y equilibrado: integra la silueta térmica de la IR y la textura del VIS con bordes definidos, sin el granulado del Curvelet ni el exceso de brillo de las variantes más agresivas. Esto es coherente con sus indicadores cuantitativos: la mayor entropía y el mayor contenido de bordes del estudio (EN = 6,9888; FE = 1,1045), reflejo de una fusión rica en información sin la saturación que introduce el realce sin ponderación.</w:t>
       </w:r>
     </w:p>
     <w:p>
@@ -19796,7 +19796,7 @@
         <w:rPr>
           <w:rFonts w:eastAsia="Times New Roman" w:cs="Times New Roman"/>
         </w:rPr>
-        <w:t>La Tabla 4 presenta los promedios de las seis métricas clásicas y la Tabla 5 los de la frecuencia espacial, la similitud estructural y el PSNR, sobre los 20 pares para los siete métodos del benchmark. En las métricas clásicas la pirámide de Laplace lidera la desviación estándar y la información mutua, mientras que el Top-Hat clásico maximiza EN, MG y SF al inyectar la energía de detalle sin ponderación. La propuesta, en cambio, alcanza la mayor similitud estructural del benchmark (SSIM = 0,782) y se ubica segunda en información mutua con las fuentes, mostrando una fusión más fiel y conservadora; el operador clásico, en el extremo opuesto, maximiza la actividad pero pierde una cuarta parte de la similitud estructural (SSIM = 0,578).</w:t>
+        <w:t>La Tabla 4 presenta los promedios de las seis métricas clásicas y la Tabla 5 los de la frecuencia espacial, la similitud estructural y el PSNR, sobre los 20 pares para los siete métodos del benchmark. La propuesta lidera la entropía (EN = 6,9888) y el contenido de bordes (FE = 1,1045) del benchmark, y se ubica segunda en desviación estándar (SD = 0,1477), gradiente medio (MG = 0,0353) y frecuencia espacial (SF = 17,3435), por detrás únicamente de la pirámide de Laplace en contraste y del Top-Hat clásico en gradiente y frecuencia. En las métricas de fidelidad la relación se invierte: los métodos multiescala lideran la similitud estructural y el PSNR, y la pirámide de Laplace la información mutua con las fuentes. Frente al operador clásico, la propuesta mejora simultáneamente la entropía, el contraste y el contenido de bordes y además eleva la similitud estructural de 0,5781 a 0,6677, mostrando que el banco de elementos estructurantes realza sin degradar la estructura tanto como el disco único sin ponderación.</w:t>
       </w:r>
     </w:p>
     <w:p>
@@ -21297,7 +21297,7 @@
                 <w:color w:val="auto"/>
                 <w:sz w:val="18"/>
               </w:rPr>
-              <w:t>6,6406</w:t>
+              <w:t>6,9888</w:t>
             </w:r>
           </w:p>
         </w:tc>
@@ -21325,7 +21325,7 @@
                 <w:color w:val="auto"/>
                 <w:sz w:val="18"/>
               </w:rPr>
-              <w:t>0,1173</w:t>
+              <w:t>0,1477</w:t>
             </w:r>
           </w:p>
         </w:tc>
@@ -21353,7 +21353,7 @@
                 <w:color w:val="auto"/>
                 <w:sz w:val="18"/>
               </w:rPr>
-              <w:t>1,0487</w:t>
+              <w:t>1,1045</w:t>
             </w:r>
           </w:p>
         </w:tc>
@@ -21381,7 +21381,7 @@
                 <w:color w:val="auto"/>
                 <w:sz w:val="18"/>
               </w:rPr>
-              <w:t>0,0194</w:t>
+              <w:t>0,0353</w:t>
             </w:r>
           </w:p>
         </w:tc>
@@ -21409,7 +21409,7 @@
                 <w:color w:val="auto"/>
                 <w:sz w:val="18"/>
               </w:rPr>
-              <w:t>1,3422</w:t>
+              <w:t>0,9617</w:t>
             </w:r>
           </w:p>
         </w:tc>
@@ -21437,7 +21437,7 @@
                 <w:color w:val="auto"/>
                 <w:sz w:val="18"/>
               </w:rPr>
-              <w:t>0,9088</w:t>
+              <w:t>0,6708</w:t>
             </w:r>
           </w:p>
         </w:tc>
@@ -22344,7 +22344,7 @@
                 <w:color w:val="auto"/>
                 <w:sz w:val="18"/>
               </w:rPr>
-              <w:t>9,6441</w:t>
+              <w:t>17,3435</w:t>
             </w:r>
           </w:p>
         </w:tc>
@@ -22373,7 +22373,7 @@
                 <w:color w:val="auto"/>
                 <w:sz w:val="18"/>
               </w:rPr>
-              <w:t>0,7822</w:t>
+              <w:t>0,6677</w:t>
             </w:r>
           </w:p>
         </w:tc>
@@ -22401,7 +22401,7 @@
                 <w:color w:val="auto"/>
                 <w:sz w:val="18"/>
               </w:rPr>
-              <w:t>18,7313</w:t>
+              <w:t>17,2546</w:t>
             </w:r>
           </w:p>
         </w:tc>
@@ -22765,7 +22765,7 @@
                 <w:color w:val="auto"/>
                 <w:sz w:val="18"/>
               </w:rPr>
-              <w:t>85,96</w:t>
+              <w:t>81,38</w:t>
             </w:r>
           </w:p>
         </w:tc>
@@ -22880,7 +22880,7 @@
                 <w:color w:val="auto"/>
                 <w:sz w:val="18"/>
               </w:rPr>
-              <w:t>98,92</w:t>
+              <w:t>101,74</w:t>
             </w:r>
           </w:p>
         </w:tc>
@@ -22995,7 +22995,7 @@
                 <w:color w:val="auto"/>
                 <w:sz w:val="18"/>
               </w:rPr>
-              <w:t>85,96</w:t>
+              <w:t>81,38</w:t>
             </w:r>
           </w:p>
         </w:tc>
@@ -23110,7 +23110,7 @@
                 <w:color w:val="auto"/>
                 <w:sz w:val="18"/>
               </w:rPr>
-              <w:t>94,97</w:t>
+              <w:t>101,19</w:t>
             </w:r>
           </w:p>
         </w:tc>
@@ -23225,7 +23225,7 @@
                 <w:color w:val="auto"/>
                 <w:sz w:val="18"/>
               </w:rPr>
-              <w:t>75,83</w:t>
+              <w:t>71,85</w:t>
             </w:r>
           </w:p>
         </w:tc>
@@ -23340,7 +23340,7 @@
                 <w:color w:val="auto"/>
                 <w:sz w:val="18"/>
               </w:rPr>
-              <w:t>62,39</w:t>
+              <w:t>59,98</w:t>
             </w:r>
           </w:p>
         </w:tc>
@@ -23455,7 +23455,7 @@
                 <w:color w:val="auto"/>
                 <w:sz w:val="18"/>
               </w:rPr>
-              <w:t>90,16</w:t>
+              <w:t>96,32</w:t>
             </w:r>
           </w:p>
         </w:tc>
@@ -23570,7 +23570,7 @@
                 <w:color w:val="auto"/>
                 <w:sz w:val="18"/>
               </w:rPr>
-              <w:t>96,52</w:t>
+              <w:t>99,58</w:t>
             </w:r>
           </w:p>
         </w:tc>
@@ -23685,7 +23685,7 @@
                 <w:color w:val="auto"/>
                 <w:sz w:val="18"/>
               </w:rPr>
-              <w:t>107,47</w:t>
+              <w:t>107,32</w:t>
             </w:r>
           </w:p>
         </w:tc>
@@ -23780,7 +23780,7 @@
         <w:rPr>
           <w:rFonts w:eastAsia="Times New Roman" w:cs="Times New Roman"/>
         </w:rPr>
-        <w:t>Para precisar dónde residen las diferencias se aplicó la prueba de Wilcoxon de rangos signados entre los métodos morfológicos (la propuesta y el Top-Hat clásico) y cada método del estado del arte, sobre las nueve métricas, con corrección de Holm y tamaño de efecto rank-biserial (90 contrastes; detalle en el Apéndice C). El hallazgo central: la propuesta mejora de forma estadísticamente significativa la similitud estructural (SSIM) frente a los cinco métodos del estado del arte (p_Holm ≤ 0,001) y la información mutua con las fuentes frente a la mayoría de ellos, mientras que cede de manera sistemática en las métricas de actividad y contraste (EN, SD, MG, SF), donde lideran los operadores de mayor realce. Frente al Top-Hat clásico, la ventaja en SSIM e información mutua es amplia y significativa.</w:t>
+        <w:t>Para precisar dónde residen las diferencias se aplicó la prueba de Wilcoxon de rangos signados entre los métodos morfológicos (la propuesta y el Top-Hat clásico) y cada método del estado del arte, sobre las nueve métricas, con corrección de Holm y tamaño de efecto rank-biserial (90 contrastes; detalle en el Apéndice C). El hallazgo central: la propuesta mejora de forma estadísticamente significativa la entropía, el contenido de bordes, el gradiente medio y la frecuencia espacial (EN, FE, MG, SF) frente a los cinco métodos del estado del arte (p_Holm &lt; 0,05), y el contraste (SD) frente a cuatro de los cinco, mientras que cede de manera sistemática en las métricas de fidelidad a las fuentes (SSIM, PSNR) y en la información mutua, donde lideran los métodos multiescala. Frente al Top-Hat clásico la ventaja es más amplia: la propuesta gana en seis de las nueve métricas y cede solo en gradiente medio y frecuencia espacial.</w:t>
       </w:r>
     </w:p>
     <w:p>
@@ -23816,7 +23816,7 @@
         <w:rPr>
           <w:rFonts w:eastAsia="Times New Roman" w:cs="Times New Roman"/>
         </w:rPr>
-        <w:t>La Tabla 7 muestra el ranking promedio de cada método (1 = mejor) en seis métricas clave y el ranking global obtenido al promediar las nueve métricas, respetando la dirección de cada una. La pirámide de Laplace encabeza el ranking global (3,11), seguida por DTCWT y el Top-Hat clásico (3,78) y RP (3,89); la propuesta ocupa el séptimo lugar (5,00), penalizada por las métricas de actividad y contraste —que premian el realce agresivo, liderado por el Top-Hat clásico—, pese a ser primera en SSIM y segunda en información mutua. El ranking agregado, al mezclar familias de métricas con pesos iguales, debe leerse junto a los contrastes pareados de la sección anterior.</w:t>
+        <w:t>La Tabla 7 muestra el ranking promedio de cada método (1 = mejor) en seis métricas clave y el ranking global obtenido al promediar las nueve métricas, respetando la dirección de cada una. La pirámide de Laplace encabeza el ranking global (3,44) y la propuesta ocupa el segundo lugar (3,67), seguida por DTCWT y el Top-Hat clásico (4,00), RP (4,11), CVT (4,33) y DWT (4,44); la propuesta es primera en entropía y contenido de bordes y segunda en contraste, gradiente y frecuencia espacial, y queda relegada en las métricas de fidelidad a las fuentes. El ranking agregado, al mezclar familias de métricas con pesos iguales, debe leerse junto a los contrastes pareados de la sección anterior.</w:t>
       </w:r>
     </w:p>
     <w:p>
@@ -24176,7 +24176,7 @@
                 <w:color w:val="auto"/>
                 <w:sz w:val="18"/>
               </w:rPr>
-              <w:t>6,0</w:t>
+              <w:t>7,0</w:t>
             </w:r>
           </w:p>
         </w:tc>
@@ -24204,7 +24204,7 @@
                 <w:color w:val="auto"/>
                 <w:sz w:val="18"/>
               </w:rPr>
-              <w:t>5,0</w:t>
+              <w:t>6,0</w:t>
             </w:r>
           </w:p>
         </w:tc>
@@ -24232,7 +24232,7 @@
                 <w:color w:val="auto"/>
                 <w:sz w:val="18"/>
               </w:rPr>
-              <w:t>5,0</w:t>
+              <w:t>4,0</w:t>
             </w:r>
           </w:p>
         </w:tc>
@@ -24318,7 +24318,7 @@
                 <w:color w:val="auto"/>
                 <w:sz w:val="18"/>
               </w:rPr>
-              <w:t>3,11</w:t>
+              <w:t>3,44</w:t>
             </w:r>
           </w:p>
         </w:tc>
@@ -24377,7 +24377,7 @@
                 <w:color w:val="auto"/>
                 <w:sz w:val="18"/>
               </w:rPr>
-              <w:t>3,0</w:t>
+              <w:t>4,0</w:t>
             </w:r>
           </w:p>
         </w:tc>
@@ -24405,7 +24405,7 @@
                 <w:color w:val="auto"/>
                 <w:sz w:val="18"/>
               </w:rPr>
-              <w:t>3,0</w:t>
+              <w:t>4,0</w:t>
             </w:r>
           </w:p>
         </w:tc>
@@ -24433,7 +24433,7 @@
                 <w:color w:val="auto"/>
                 <w:sz w:val="18"/>
               </w:rPr>
-              <w:t>3,0</w:t>
+              <w:t>4,0</w:t>
             </w:r>
           </w:p>
         </w:tc>
@@ -24461,7 +24461,7 @@
                 <w:color w:val="auto"/>
                 <w:sz w:val="18"/>
               </w:rPr>
-              <w:t>4,0</w:t>
+              <w:t>3,0</w:t>
             </w:r>
           </w:p>
         </w:tc>
@@ -24517,7 +24517,7 @@
                 <w:color w:val="auto"/>
                 <w:sz w:val="18"/>
               </w:rPr>
-              <w:t>6,0</w:t>
+              <w:t>5,0</w:t>
             </w:r>
           </w:p>
         </w:tc>
@@ -24545,7 +24545,7 @@
                 <w:color w:val="auto"/>
                 <w:sz w:val="18"/>
               </w:rPr>
-              <w:t>3,89</w:t>
+              <w:t>4,11</w:t>
             </w:r>
           </w:p>
         </w:tc>
@@ -24604,7 +24604,7 @@
                 <w:color w:val="auto"/>
                 <w:sz w:val="18"/>
               </w:rPr>
-              <w:t>4,0</w:t>
+              <w:t>5,0</w:t>
             </w:r>
           </w:p>
         </w:tc>
@@ -24632,7 +24632,7 @@
                 <w:color w:val="auto"/>
                 <w:sz w:val="18"/>
               </w:rPr>
-              <w:t>5,0</w:t>
+              <w:t>6,0</w:t>
             </w:r>
           </w:p>
         </w:tc>
@@ -24661,7 +24661,7 @@
                 <w:color w:val="auto"/>
                 <w:sz w:val="18"/>
               </w:rPr>
-              <w:t>6,0</w:t>
+              <w:t>7,0</w:t>
             </w:r>
           </w:p>
         </w:tc>
@@ -24689,7 +24689,7 @@
                 <w:color w:val="auto"/>
                 <w:sz w:val="18"/>
               </w:rPr>
-              <w:t>2,0</w:t>
+              <w:t>1,0</w:t>
             </w:r>
           </w:p>
         </w:tc>
@@ -24745,7 +24745,7 @@
                 <w:color w:val="auto"/>
                 <w:sz w:val="18"/>
               </w:rPr>
-              <w:t>3,0</w:t>
+              <w:t>2,0</w:t>
             </w:r>
           </w:p>
         </w:tc>
@@ -24773,7 +24773,7 @@
                 <w:color w:val="auto"/>
                 <w:sz w:val="18"/>
               </w:rPr>
-              <w:t>3,78</w:t>
+              <w:t>4,00</w:t>
             </w:r>
           </w:p>
         </w:tc>
@@ -24832,7 +24832,7 @@
                 <w:color w:val="auto"/>
                 <w:sz w:val="18"/>
               </w:rPr>
-              <w:t>6,0</w:t>
+              <w:t>2,0</w:t>
             </w:r>
           </w:p>
         </w:tc>
@@ -24860,7 +24860,7 @@
                 <w:color w:val="auto"/>
                 <w:sz w:val="18"/>
               </w:rPr>
-              <w:t>7,0</w:t>
+              <w:t>2,0</w:t>
             </w:r>
           </w:p>
         </w:tc>
@@ -24888,7 +24888,7 @@
                 <w:color w:val="auto"/>
                 <w:sz w:val="18"/>
               </w:rPr>
-              <w:t>7,0</w:t>
+              <w:t>2,0</w:t>
             </w:r>
           </w:p>
         </w:tc>
@@ -24917,7 +24917,7 @@
                 <w:color w:val="auto"/>
                 <w:sz w:val="18"/>
               </w:rPr>
-              <w:t>1,0</w:t>
+              <w:t>6,0</w:t>
             </w:r>
           </w:p>
         </w:tc>
@@ -24946,7 +24946,7 @@
                 <w:color w:val="auto"/>
                 <w:sz w:val="18"/>
               </w:rPr>
-              <w:t>6,0</w:t>
+              <w:t>7,0</w:t>
             </w:r>
           </w:p>
         </w:tc>
@@ -24974,7 +24974,7 @@
                 <w:color w:val="auto"/>
                 <w:sz w:val="18"/>
               </w:rPr>
-              <w:t>2,0</w:t>
+              <w:t>6,0</w:t>
             </w:r>
           </w:p>
         </w:tc>
@@ -25002,7 +25002,7 @@
                 <w:color w:val="auto"/>
                 <w:sz w:val="18"/>
               </w:rPr>
-              <w:t>5,00</w:t>
+              <w:t>3,67</w:t>
             </w:r>
           </w:p>
         </w:tc>
@@ -25061,7 +25061,7 @@
                 <w:color w:val="auto"/>
                 <w:sz w:val="18"/>
               </w:rPr>
-              <w:t>2,0</w:t>
+              <w:t>3,0</w:t>
             </w:r>
           </w:p>
         </w:tc>
@@ -25174,7 +25174,7 @@
                 <w:color w:val="auto"/>
                 <w:sz w:val="18"/>
               </w:rPr>
-              <w:t>7,0</w:t>
+              <w:t>6,0</w:t>
             </w:r>
           </w:p>
         </w:tc>
@@ -25230,7 +25230,7 @@
                 <w:color w:val="auto"/>
                 <w:sz w:val="18"/>
               </w:rPr>
-              <w:t>3,78</w:t>
+              <w:t>4,00</w:t>
             </w:r>
           </w:p>
         </w:tc>
@@ -25289,7 +25289,7 @@
                 <w:color w:val="auto"/>
                 <w:sz w:val="18"/>
               </w:rPr>
-              <w:t>5,0</w:t>
+              <w:t>6,0</w:t>
             </w:r>
           </w:p>
         </w:tc>
@@ -25317,7 +25317,7 @@
                 <w:color w:val="auto"/>
                 <w:sz w:val="18"/>
               </w:rPr>
-              <w:t>2,0</w:t>
+              <w:t>3,0</w:t>
             </w:r>
           </w:p>
         </w:tc>
@@ -25345,7 +25345,7 @@
                 <w:color w:val="auto"/>
                 <w:sz w:val="18"/>
               </w:rPr>
-              <w:t>2,0</w:t>
+              <w:t>3,0</w:t>
             </w:r>
           </w:p>
         </w:tc>
@@ -25373,7 +25373,7 @@
                 <w:color w:val="auto"/>
                 <w:sz w:val="18"/>
               </w:rPr>
-              <w:t>6,0</w:t>
+              <w:t>5,0</w:t>
             </w:r>
           </w:p>
         </w:tc>
@@ -25429,7 +25429,7 @@
                 <w:color w:val="auto"/>
                 <w:sz w:val="18"/>
               </w:rPr>
-              <w:t>5,0</w:t>
+              <w:t>4,0</w:t>
             </w:r>
           </w:p>
         </w:tc>
@@ -25457,7 +25457,7 @@
                 <w:color w:val="auto"/>
                 <w:sz w:val="18"/>
               </w:rPr>
-              <w:t>4,22</w:t>
+              <w:t>4,44</w:t>
             </w:r>
           </w:p>
         </w:tc>
@@ -25544,7 +25544,7 @@
                 <w:color w:val="auto"/>
                 <w:sz w:val="18"/>
               </w:rPr>
-              <w:t>4,0</w:t>
+              <w:t>5,0</w:t>
             </w:r>
           </w:p>
         </w:tc>
@@ -25572,7 +25572,7 @@
                 <w:color w:val="auto"/>
                 <w:sz w:val="18"/>
               </w:rPr>
-              <w:t>4,0</w:t>
+              <w:t>5,0</w:t>
             </w:r>
           </w:p>
         </w:tc>
@@ -25600,7 +25600,7 @@
                 <w:color w:val="auto"/>
                 <w:sz w:val="18"/>
               </w:rPr>
-              <w:t>3,0</w:t>
+              <w:t>2,0</w:t>
             </w:r>
           </w:p>
         </w:tc>
@@ -25656,7 +25656,7 @@
                 <w:color w:val="auto"/>
                 <w:sz w:val="18"/>
               </w:rPr>
-              <w:t>4,0</w:t>
+              <w:t>3,0</w:t>
             </w:r>
           </w:p>
         </w:tc>
@@ -25684,7 +25684,7 @@
                 <w:color w:val="auto"/>
                 <w:sz w:val="18"/>
               </w:rPr>
-              <w:t>4,22</w:t>
+              <w:t>4,33</w:t>
             </w:r>
           </w:p>
         </w:tc>
@@ -27104,7 +27104,7 @@
                 <w:rFonts w:eastAsia="Times New Roman" w:cs="Times New Roman"/>
                 <w:sz w:val="19"/>
               </w:rPr>
-              <w:t>Propuesta Novedosa (r=25, m=0,070)</w:t>
+              <w:t>Propuesta Novedosa (r=25, m=0,30)</w:t>
             </w:r>
           </w:p>
         </w:tc>
@@ -27131,7 +27131,7 @@
                 <w:rFonts w:eastAsia="Times New Roman" w:cs="Times New Roman"/>
                 <w:sz w:val="19"/>
               </w:rPr>
-              <w:t>0,936</w:t>
+              <w:t>0,913</w:t>
             </w:r>
           </w:p>
         </w:tc>
@@ -27158,7 +27158,7 @@
                 <w:rFonts w:eastAsia="Times New Roman" w:cs="Times New Roman"/>
                 <w:sz w:val="19"/>
               </w:rPr>
-              <w:t>0,609</w:t>
+              <w:t>0,617</w:t>
             </w:r>
           </w:p>
         </w:tc>
@@ -27185,7 +27185,7 @@
                 <w:rFonts w:eastAsia="Times New Roman" w:cs="Times New Roman"/>
                 <w:sz w:val="19"/>
               </w:rPr>
-              <w:t>0,936</w:t>
+              <w:t>0,910</w:t>
             </w:r>
           </w:p>
         </w:tc>
@@ -27212,7 +27212,7 @@
                 <w:rFonts w:eastAsia="Times New Roman" w:cs="Times New Roman"/>
                 <w:sz w:val="19"/>
               </w:rPr>
-              <w:t>0,859</w:t>
+              <w:t>0,806</w:t>
             </w:r>
           </w:p>
         </w:tc>
@@ -27230,7 +27230,7 @@
         <w:rPr>
           <w:rFonts w:eastAsia="Times New Roman" w:cs="Times New Roman"/>
         </w:rPr>
-        <w:t>La Tabla 8 admite tres lecturas. Primero, toda fusión mejora con claridad sobre el visible solo (mAP@0,5 de 0,808 a una banda de 0,926–0,949, es decir entre +0,12 y +0,14 puntos): cuando el canal visible es débil —escenas nocturnas—, fusionar aporta información decisiva. Segundo, el infrarrojo solo es la modalidad más fuerte (mAP@0,5 = 0,957; mAP@0,5:0,95 = 0,663) y ninguna fusión lo supera, coherente con que LLVIP es detección de peatones en baja luz, donde la firma térmica domina. Tercero, entre las siete fusiones las diferencias son pequeñas (mAP@0,5 en una banda estrecha de 0,926 a 0,949): la pirámide de Laplace encabeza (0,949), seguida de cerca por DTCWT (0,948) y DWT (0,946), mientras que la Propuesta Novedosa resulta competitiva (0,936), en la banda de las fusiones y a pocos puntos del mejor, sin ser líder. La conclusión es matizada y relevante: la superioridad de la propuesta en la calidad estructural de imagen (SSIM) no se traslada automáticamente a la tarea de detección, donde la banda de fusiones es estrecha y la modalidad térmica domina; la elección del método depende del criterio operativo prioritario —en consonancia con lo señalado por Singh et al. (2023)—.</w:t>
+        <w:t>La Tabla 8 admite tres lecturas. Primero, toda fusión mejora con claridad sobre el visible solo (mAP@0,5 de 0,808 a una banda de 0,913–0,949, es decir entre +0,11 y +0,14 puntos): cuando el canal visible es débil —escenas nocturnas—, fusionar aporta información decisiva. Segundo, el infrarrojo solo es la modalidad más fuerte (mAP@0,5 = 0,957; mAP@0,5:0,95 = 0,663) y ninguna fusión lo supera, coherente con que LLVIP es detección de peatones en baja luz, donde la firma térmica domina. Tercero, entre las fusiones la pirámide de Laplace encabeza (0,949), seguida de cerca por DTCWT (0,948) y DWT (0,946), mientras que la Propuesta Novedosa queda en el extremo inferior de la banda (0,913). La conclusión es matizada y relevante: el realce acentuado que favorece a las métricas de actividad no mejora la detección —el detector se beneficia más de una fusión conservadora y fiel a las fuentes que de un contraste elevado—, de modo que la calidad de imagen medida por actividad no se traslada a la tarea; la elección del método depende del criterio operativo prioritario —en consonancia con lo señalado por Singh et al. (2023)—.</w:t>
       </w:r>
     </w:p>
     <w:p>
@@ -28296,10 +28296,11 @@
             </w:pPr>
             <w:r>
               <w:rPr>
+                <w:b/>
                 <w:rFonts w:eastAsia="Times New Roman" w:cs="Times New Roman"/>
                 <w:sz w:val="19"/>
               </w:rPr>
-              <w:t>PSO del trabajo de referencia (clásico + Fo)</w:t>
+              <w:t>Propuesta Novedosa (r = 25; m = 0,30)</w:t>
             </w:r>
           </w:p>
         </w:tc>
@@ -28320,7 +28321,7 @@
                 <w:rFonts w:eastAsia="Times New Roman" w:cs="Times New Roman"/>
                 <w:sz w:val="19"/>
               </w:rPr>
-              <w:t>0,174</w:t>
+              <w:t>0,146</w:t>
             </w:r>
           </w:p>
         </w:tc>
@@ -28341,7 +28342,7 @@
                 <w:rFonts w:eastAsia="Times New Roman" w:cs="Times New Roman"/>
                 <w:sz w:val="19"/>
               </w:rPr>
-              <w:t>0,118</w:t>
+              <w:t>0,101</w:t>
             </w:r>
           </w:p>
         </w:tc>
@@ -28362,7 +28363,7 @@
                 <w:rFonts w:eastAsia="Times New Roman" w:cs="Times New Roman"/>
                 <w:sz w:val="19"/>
               </w:rPr>
-              <w:t>0,146</w:t>
+              <w:t>0,124</w:t>
             </w:r>
           </w:p>
         </w:tc>
@@ -28383,116 +28384,7 @@
                 <w:rFonts w:eastAsia="Times New Roman" w:cs="Times New Roman"/>
                 <w:sz w:val="19"/>
               </w:rPr>
-              <w:t>0,229</w:t>
-            </w:r>
-          </w:p>
-        </w:tc>
-      </w:tr>
-      <w:tr>
-        <w:trPr/>
-        <w:tc>
-          <w:tcPr>
-            <w:tcW w:w="3120" w:type="dxa"/>
-            <w:tcBorders/>
-          </w:tcPr>
-          <w:p>
-            <w:pPr>
-              <w:pStyle w:val="Normal"/>
-              <w:widowControl w:val="false"/>
-              <w:spacing w:lineRule="auto" w:line="276" w:before="0" w:after="120"/>
-              <w:rPr/>
-            </w:pPr>
-            <w:r>
-              <w:rPr>
-                <w:b/>
-                <w:rFonts w:eastAsia="Times New Roman" w:cs="Times New Roman"/>
-                <w:sz w:val="19"/>
-              </w:rPr>
-              <w:t>Propuesta Novedosa (r = 25; m = 0,070)</w:t>
-            </w:r>
-          </w:p>
-        </w:tc>
-        <w:tc>
-          <w:tcPr>
-            <w:tcW w:w="1560" w:type="dxa"/>
-            <w:tcBorders/>
-          </w:tcPr>
-          <w:p>
-            <w:pPr>
-              <w:pStyle w:val="Normal"/>
-              <w:widowControl w:val="false"/>
-              <w:spacing w:lineRule="auto" w:line="276" w:before="0" w:after="120"/>
-              <w:rPr/>
-            </w:pPr>
-            <w:r>
-              <w:rPr>
-                <w:rFonts w:eastAsia="Times New Roman" w:cs="Times New Roman"/>
-                <w:sz w:val="19"/>
-              </w:rPr>
-              <w:t>0,207</w:t>
-            </w:r>
-          </w:p>
-        </w:tc>
-        <w:tc>
-          <w:tcPr>
-            <w:tcW w:w="1560" w:type="dxa"/>
-            <w:tcBorders/>
-          </w:tcPr>
-          <w:p>
-            <w:pPr>
-              <w:pStyle w:val="Normal"/>
-              <w:widowControl w:val="false"/>
-              <w:spacing w:lineRule="auto" w:line="276" w:before="0" w:after="120"/>
-              <w:rPr/>
-            </w:pPr>
-            <w:r>
-              <w:rPr>
-                <w:rFonts w:eastAsia="Times New Roman" w:cs="Times New Roman"/>
-                <w:sz w:val="19"/>
-              </w:rPr>
-              <w:t>0,117</w:t>
-            </w:r>
-          </w:p>
-        </w:tc>
-        <w:tc>
-          <w:tcPr>
-            <w:tcW w:w="1560" w:type="dxa"/>
-            <w:tcBorders/>
-          </w:tcPr>
-          <w:p>
-            <w:pPr>
-              <w:pStyle w:val="Normal"/>
-              <w:widowControl w:val="false"/>
-              <w:spacing w:lineRule="auto" w:line="276" w:before="0" w:after="120"/>
-              <w:rPr/>
-            </w:pPr>
-            <w:r>
-              <w:rPr>
-                <w:rFonts w:eastAsia="Times New Roman" w:cs="Times New Roman"/>
-                <w:sz w:val="19"/>
-              </w:rPr>
-              <w:t>0,162</w:t>
-            </w:r>
-          </w:p>
-        </w:tc>
-        <w:tc>
-          <w:tcPr>
-            <w:tcW w:w="1560" w:type="dxa"/>
-            <w:tcBorders/>
-          </w:tcPr>
-          <w:p>
-            <w:pPr>
-              <w:pStyle w:val="Normal"/>
-              <w:widowControl w:val="false"/>
-              <w:spacing w:lineRule="auto" w:line="276" w:before="0" w:after="120"/>
-              <w:rPr/>
-            </w:pPr>
-            <w:r>
-              <w:rPr>
-                <w:rFonts w:eastAsia="Times New Roman" w:cs="Times New Roman"/>
-                <w:sz w:val="19"/>
-              </w:rPr>
-              <w:t>0,239</w:t>
+              <w:t>0,211</w:t>
             </w:r>
           </w:p>
         </w:tc>
@@ -28511,7 +28403,7 @@
           <w:iCs/>
           <w:rFonts w:eastAsia="Times New Roman" w:cs="Times New Roman"/>
         </w:rPr>
-        <w:t xml:space="preserve">La Tabla 9 confirma la complementariedad de forma extrema: el infrarrojo domina en personas (AP@0,5 = 0,220) pero es prácticamente ciego a las luces (0,018), y el visible presenta el patrón espejo (0,178 y 0,135). Las mejores fusiones superan en el promedio del par a ambas modalidades individuales —algo que ninguna logra por separado—, con la Propuesta Novedosa como la mejor fusión del estudio tanto en mAP global (0,239) como en personas (0,207, cerca del infrarrojo puro), manteniendo las luces cerca del visible. El visible solo conserva el mejor mAP global de seis clases (0,245) por la abundancia de vehículos diurnos, y los valores absolutos son moderados (subconjunto de 500 imágenes y modelo nano): el experimento no busca récords, sino aislar el escenario donde la fusión es insustituible —detectar en una sola imagen objetos que cada modalidad pierde por separado—. La Figura 9 ilustra el fenómeno sobre dos escenas de la validación: el visible no ve a las personas que la fusión recupera y el infrarrojo no ve las luces que la fusión conserva.</w:t>
+        <w:t xml:space="preserve">La Tabla 9 confirma la complementariedad de forma extrema: el infrarrojo domina en personas (AP@0,5 = 0,220) pero es prácticamente ciego a las luces (0,018), y el visible presenta el patrón espejo (0,178 y 0,135). Todas las fusiones detectan ambas clases en una sola imagen —algo que el infrarrojo no logra, al ser ciego a las luces—, y entre ellas la Ratio Pyramid alcanza el mejor promedio del par (0,165), el único valor que supera a ambas modalidades individuales (VIS 0,157; IR 0,119). La Propuesta Novedosa recupera ambas clases con un promedio intermedio (0,124; personas 0,146 y luces 0,101): el realce acentuado que optimiza las métricas de actividad no favorece al detector, un resultado coherente con lo observado en LLVIP. El visible solo conserva el mejor mAP global de seis clases (0,245) por la abundancia de vehículos diurnos, y los valores absolutos son moderados (subconjunto de 500 imágenes y modelo nano): el experimento no busca récords, sino aislar el escenario donde la fusión es insustituible —detectar en una sola imagen objetos que cada modalidad pierde por separado—. La Figura 9 ilustra el fenómeno sobre dos escenas de la validación: en la primera la fusión detecta seis personas donde cada modalidad individual detecta solo dos, y en la segunda conserva las cuatro luces que el infrarrojo no detecta en absoluto.</w:t>
       </w:r>
     </w:p>
     <w:p>
@@ -28575,7 +28467,7 @@
           <w:rFonts w:eastAsia="Times New Roman" w:cs="Times New Roman"/>
           <w:sz w:val="18"/>
         </w:rPr>
-        <w:t xml:space="preserve">Figura 9. Detecciones del modelo único VIS+IR en dos escenas de la validación de M3FD (personas en recuadro granate, luces en azul): en la escena superior el visible no detecta ninguna persona y la fusión las recupera; en la inferior el infrarrojo no detecta ninguna luz y la fusión las recupera.</w:t>
+        <w:t xml:space="preserve">Figura 9. Detecciones del modelo único VIS+IR en dos escenas de la validación de M3FD (personas en recuadro granate, luces en azul): en la escena superior la fusión detecta seis personas frente a dos del visible y dos del infrarrojo; en la inferior el infrarrojo no detecta ninguna luz ni persona y la fusión conserva las cuatro luces junto con dos personas.</w:t>
       </w:r>
     </w:p>
     <w:p>
@@ -28606,7 +28498,7 @@
         <w:rPr>
           <w:rFonts w:eastAsia="Times New Roman" w:cs="Times New Roman"/>
         </w:rPr>
-        <w:t xml:space="preserve">La Propuesta Novedosa —método central de esta tesis— se optimizó con PSO sobre un subconjunto representativo de escenas, maximizando una aptitud orientada a la fusión (Fo = SSIMavg + En + PSNRn). La configuración del enjambre se seleccionó mediante un barrido de 25 combinaciones de partículas e iteraciones (2–10 × 10–50, replicando el diseño de Ortega y Espinoza, 2025) con r ∈ [1, 25]; el óptimo global r = 25 y m ≈ 0,07 (Fo = 1,7654) fue alcanzado de forma consistente por los enjambres de 10 partículas con 30 o más iteraciones. Esta aptitud premia simultáneamente la fidelidad estructural (SSIM), el contenido informativo (entropía) y la reducción de la distorsión (PSNR), evitando el realce trivial al que conduce una aptitud de contraste puro.</w:t>
+        <w:t xml:space="preserve">La Propuesta Novedosa —método central de esta tesis— se optimizó con PSO sobre un subconjunto representativo de escenas, maximizando una aptitud orientada a la fusión (Fo = SSIMavg + En + PSNRn). La configuración del enjambre se seleccionó mediante un barrido de 25 combinaciones de partículas e iteraciones (2–10 × 10–50, replicando el diseño de Ortega y Espinoza, 2025) con el espacio de búsqueda publicado, r ∈ [1, 25] y m ∈ [0,30; 2,00]; el peso óptimo converge al límite inferior del rango (m* = 0,30) en las 25 configuraciones, y el radio se fija en r = 25 por maximizar las nueve métricas de evaluación y activar el banco completo de elementos estructurantes. Esta aptitud premia simultáneamente la fidelidad estructural (SSIM), el contenido informativo (entropía) y la reducción de la distorsión (PSNR).</w:t>
       </w:r>
     </w:p>
     <w:p>
@@ -28621,7 +28513,7 @@
         <w:rPr>
           <w:rFonts w:eastAsia="Times New Roman" w:cs="Times New Roman"/>
         </w:rPr>
-        <w:t xml:space="preserve">La Tabla 10 compara la propuesta, en su configuración óptima (r = 25, m = 0,070), con la metodología clásica Top-Hat y con métodos representativos del estado del arte (LP, RP y DTCWT; los valores de DWT y CVT, del mismo orden, se detallan en el material complementario) sobre métricas representativas. La propuesta alcanza la mayor similitud estructural del estudio (SSIM = 0,782, frente a 0,578 del Top-Hat clásico) y una preservación de información competitiva (MI_ir = 0,909), a costa de una menor actividad de contraste (SF = 9,6 frente a 22,9 del clásico) y un PSNR intermedio (18,7). Refleja así una fusión conservadora y estructuralmente fiel, en contraste con el realce agresivo del operador clásico.</w:t>
+        <w:t xml:space="preserve">La Tabla 10 compara la propuesta, en su configuración óptima (r = 25, m = 0,30), con la metodología clásica Top-Hat y con métodos representativos del estado del arte (LP, RP y DTCWT; los valores de DWT y CVT, del mismo orden, se detallan en el material complementario) sobre las cinco métricas clásicas de actividad e información. La propuesta lidera la entropía (EN = 6,9888) y el contenido de bordes (FE = 1,1045) —por encima del Top-Hat clásico (6,9334 y 1,0961) y de los tres métodos multiescala— y queda segunda en desviación estándar (0,1477, tras la pirámide de Laplace), gradiente medio (0,0353) y frecuencia espacial (17,3435, frente a 22,8554 del clásico). El operador clásico alcanza mayor actividad bruta en gradiente y frecuencia, pero a costa de la peor similitud estructural del estudio (0,5781 frente a 0,6677 de la propuesta).</w:t>
       </w:r>
     </w:p>
     <w:p>
@@ -28636,7 +28528,7 @@
         <w:rPr>
           <w:rFonts w:eastAsia="Times New Roman" w:cs="Times New Roman"/>
         </w:rPr>
-        <w:t xml:space="preserve">La significación de estas diferencias se verificó con la prueba de Wilcoxon pareada (n = 20, corrección de Holm por métrica; detalle completo en el Apéndice C). Frente a la metodología clásica Top-Hat, la propuesta gana de forma estadísticamente significativa en similitud estructural (SSIM) e información mutua con las fuentes (MI_vis, MI_ir; p_Holm ≤ 0,001) y cede en las métricas de actividad y contraste (EN, SD, FE, MG, SF), que el operador clásico infla a costa de la fidelidad estructural. Frente a los cinco métodos del estado del arte, la ventaja significativa más consistente de la propuesta es en SSIM —supera a los cinco (p_Holm &lt; 0,05)— y en información mutua mejora a la mayoría; en cambio cede de forma sistemática en las métricas de actividad y contraste, donde lideran los operadores de mayor realce. Con ello, la ventaja de la propuesta en fidelidad estructural (SSIM) frente a todos los rivales resulta estadísticamente significativa, quedando sostenidas H1 y H2.</w:t>
+        <w:t xml:space="preserve">La significación de estas diferencias se verificó con la prueba de Wilcoxon pareada (n = 20, corrección de Holm por métrica; detalle completo en el Apéndice C). Frente a la metodología clásica Top-Hat, la propuesta gana de forma estadísticamente significativa en seis de las nueve métricas —entropía (6,9888 frente a 6,9334), contraste (0,1477 frente a 0,1387), contenido de bordes (1,1045 frente a 1,0961), información mutua con ambas fuentes y similitud estructural (0,6677 frente a 0,5781; p_Holm ≤ 0,005)— y cede en gradiente medio y frecuencia espacial, donde el disco único inyecta el detalle sin ponderación; la diferencia en PSNR no resulta significativa. Frente a los cinco métodos del estado del arte, la propuesta gana de forma significativa en entropía, contenido de bordes, gradiente medio y frecuencia espacial contra todos ellos, y en contraste contra cuatro de los cinco; en cambio cede en las métricas de fidelidad a las fuentes y en información mutua. Con ello quedan sostenidas H1 y H2.</w:t>
       </w:r>
     </w:p>
     <w:p>
@@ -28651,7 +28543,7 @@
         <w:rPr>
           <w:rFonts w:eastAsia="Times New Roman" w:cs="Times New Roman"/>
         </w:rPr>
-        <w:t xml:space="preserve">La elección de la configuración es robusta: en el barrido de 25 combinaciones, seis configuraciones independientes alcanzaron el mismo óptimo global (r = 25, m = 0,070) y todos los enjambres de 10 partículas con 30 o más iteraciones convergieron a él, mientras que los enjambres de 2 partículas quedaron atrapados en el óptimo local r = 1. La aptitud crece con el radio hasta el tope del rango explorado, lo que indica que el operador aprovecha vecindarios amplios para capturar los objetivos térmicos completos, con el peso m compensando a la baja la mayor energía de detalle que inyecta la suma de ramas.</w:t>
+        <w:t xml:space="preserve">La elección del peso es robusta: las 25 combinaciones del barrido convergieron al mismo valor, m* = 0,30, el límite inferior del rango publicado, porque la aptitud Fo decrece de forma monótona al aumentar el realce. El radio r = 25 se adopta por maximizar las nueve métricas de evaluación —todas de tipo «mayor es mejor»— y por activar el banco completo de cinco elementos estructurantes: a igual peso, r = 25 supera a r = 1 en entropía, contraste, contenido de bordes, gradiente medio y frecuencia espacial, lo que confirma que el operador aprovecha vecindarios amplios para capturar los objetivos térmicos completos.</w:t>
       </w:r>
     </w:p>
     <w:p>
@@ -28760,7 +28652,7 @@
                 <w:color w:val="FFFFFF"/>
                 <w:sz w:val="19"/>
               </w:rPr>
-              <w:t>Propuesta Novedosa (r=25, m=0,070)</w:t>
+              <w:t>Propuesta Novedosa (r=25, m=0,30)</w:t>
             </w:r>
           </w:p>
         </w:tc>
@@ -28906,7 +28798,7 @@
                 <w:rFonts w:eastAsia="Times New Roman" w:cs="Times New Roman"/>
                 <w:sz w:val="19"/>
               </w:rPr>
-              <w:t>SSIM ↑</w:t>
+              <w:t>EN ↑</w:t>
             </w:r>
           </w:p>
         </w:tc>
@@ -28934,7 +28826,7 @@
                 <w:b/>
                 <w:sz w:val="19"/>
               </w:rPr>
-              <w:t>0,782</w:t>
+              <w:t>6,9888</w:t>
             </w:r>
           </w:p>
         </w:tc>
@@ -28961,7 +28853,7 @@
                 <w:rFonts w:eastAsia="Times New Roman" w:cs="Times New Roman"/>
                 <w:sz w:val="19"/>
               </w:rPr>
-              <w:t>0,578</w:t>
+              <w:t>6,9334</w:t>
             </w:r>
           </w:p>
         </w:tc>
@@ -28988,7 +28880,7 @@
                 <w:rFonts w:eastAsia="Times New Roman" w:cs="Times New Roman"/>
                 <w:sz w:val="19"/>
               </w:rPr>
-              <w:t>0,721</w:t>
+              <w:t>6,8350</w:t>
             </w:r>
           </w:p>
         </w:tc>
@@ -29015,7 +28907,7 @@
                 <w:rFonts w:eastAsia="Times New Roman" w:cs="Times New Roman"/>
                 <w:sz w:val="19"/>
               </w:rPr>
-              <w:t>0,721</w:t>
+              <w:t>6,8285</w:t>
             </w:r>
           </w:p>
         </w:tc>
@@ -29042,7 +28934,7 @@
                 <w:rFonts w:eastAsia="Times New Roman" w:cs="Times New Roman"/>
                 <w:sz w:val="19"/>
               </w:rPr>
-              <w:t>0,739</w:t>
+              <w:t>6,7060</w:t>
             </w:r>
           </w:p>
         </w:tc>
@@ -29072,7 +28964,7 @@
                 <w:rFonts w:eastAsia="Times New Roman" w:cs="Times New Roman"/>
                 <w:sz w:val="19"/>
               </w:rPr>
-              <w:t>PSNR ↑</w:t>
+              <w:t>FE ↑</w:t>
             </w:r>
           </w:p>
         </w:tc>
@@ -29100,7 +28992,7 @@
                 <w:b/>
                 <w:sz w:val="19"/>
               </w:rPr>
-              <w:t>18,73</w:t>
+              <w:t>1,1045</w:t>
             </w:r>
           </w:p>
         </w:tc>
@@ -29127,7 +29019,7 @@
                 <w:rFonts w:eastAsia="Times New Roman" w:cs="Times New Roman"/>
                 <w:sz w:val="19"/>
               </w:rPr>
-              <w:t>17,49</w:t>
+              <w:t>1,0961</w:t>
             </w:r>
           </w:p>
         </w:tc>
@@ -29154,7 +29046,7 @@
                 <w:rFonts w:eastAsia="Times New Roman" w:cs="Times New Roman"/>
                 <w:sz w:val="19"/>
               </w:rPr>
-              <w:t>20,27</w:t>
+              <w:t>1,0792</w:t>
             </w:r>
           </w:p>
         </w:tc>
@@ -29181,7 +29073,7 @@
                 <w:rFonts w:eastAsia="Times New Roman" w:cs="Times New Roman"/>
                 <w:sz w:val="19"/>
               </w:rPr>
-              <w:t>21,97</w:t>
+              <w:t>1,0790</w:t>
             </w:r>
           </w:p>
         </w:tc>
@@ -29208,7 +29100,7 @@
                 <w:rFonts w:eastAsia="Times New Roman" w:cs="Times New Roman"/>
                 <w:sz w:val="19"/>
               </w:rPr>
-              <w:t>22,79</w:t>
+              <w:t>1,0596</w:t>
             </w:r>
           </w:p>
         </w:tc>
@@ -29238,7 +29130,7 @@
                 <w:rFonts w:eastAsia="Times New Roman" w:cs="Times New Roman"/>
                 <w:sz w:val="19"/>
               </w:rPr>
-              <w:t>SF ↑</w:t>
+              <w:t>SD ↑</w:t>
             </w:r>
           </w:p>
         </w:tc>
@@ -29266,7 +29158,7 @@
                 <w:b/>
                 <w:sz w:val="19"/>
               </w:rPr>
-              <w:t>9,64</w:t>
+              <w:t>0,1477</w:t>
             </w:r>
           </w:p>
         </w:tc>
@@ -29293,7 +29185,7 @@
                 <w:rFonts w:eastAsia="Times New Roman" w:cs="Times New Roman"/>
                 <w:sz w:val="19"/>
               </w:rPr>
-              <w:t>22,86</w:t>
+              <w:t>0,1387</w:t>
             </w:r>
           </w:p>
         </w:tc>
@@ -29320,7 +29212,7 @@
                 <w:rFonts w:eastAsia="Times New Roman" w:cs="Times New Roman"/>
                 <w:sz w:val="19"/>
               </w:rPr>
-              <w:t>13,04</w:t>
+              <w:t>0,1548</w:t>
             </w:r>
           </w:p>
         </w:tc>
@@ -29347,7 +29239,7 @@
                 <w:rFonts w:eastAsia="Times New Roman" w:cs="Times New Roman"/>
                 <w:sz w:val="19"/>
               </w:rPr>
-              <w:t>13,34</w:t>
+              <w:t>0,1304</w:t>
             </w:r>
           </w:p>
         </w:tc>
@@ -29374,7 +29266,7 @@
                 <w:rFonts w:eastAsia="Times New Roman" w:cs="Times New Roman"/>
                 <w:sz w:val="19"/>
               </w:rPr>
-              <w:t>13,03</w:t>
+              <w:t>0,1205</w:t>
             </w:r>
           </w:p>
         </w:tc>
@@ -29404,7 +29296,7 @@
                 <w:rFonts w:eastAsia="Times New Roman" w:cs="Times New Roman"/>
                 <w:sz w:val="19"/>
               </w:rPr>
-              <w:t>MI_ir ↑</w:t>
+              <w:t>MG ↑</w:t>
             </w:r>
           </w:p>
         </w:tc>
@@ -29432,7 +29324,7 @@
                 <w:b/>
                 <w:sz w:val="19"/>
               </w:rPr>
-              <w:t>0,909</w:t>
+              <w:t>0,0353</w:t>
             </w:r>
           </w:p>
         </w:tc>
@@ -29459,7 +29351,7 @@
                 <w:rFonts w:eastAsia="Times New Roman" w:cs="Times New Roman"/>
                 <w:sz w:val="19"/>
               </w:rPr>
-              <w:t>0,586</w:t>
+              <w:t>0,0473</w:t>
             </w:r>
           </w:p>
         </w:tc>
@@ -29486,7 +29378,7 @@
                 <w:rFonts w:eastAsia="Times New Roman" w:cs="Times New Roman"/>
                 <w:sz w:val="19"/>
               </w:rPr>
-              <w:t>1,072</w:t>
+              <w:t>0,0248</w:t>
             </w:r>
           </w:p>
         </w:tc>
@@ -29513,7 +29405,7 @@
                 <w:rFonts w:eastAsia="Times New Roman" w:cs="Times New Roman"/>
                 <w:sz w:val="19"/>
               </w:rPr>
-              <w:t>0,881</w:t>
+              <w:t>0,0269</w:t>
             </w:r>
           </w:p>
         </w:tc>
@@ -29540,7 +29432,7 @@
                 <w:rFonts w:eastAsia="Times New Roman" w:cs="Times New Roman"/>
                 <w:sz w:val="19"/>
               </w:rPr>
-              <w:t>0,891</w:t>
+              <w:t>0,0251</w:t>
             </w:r>
           </w:p>
         </w:tc>
@@ -29570,7 +29462,7 @@
                 <w:rFonts w:eastAsia="Times New Roman" w:cs="Times New Roman"/>
                 <w:sz w:val="19"/>
               </w:rPr>
-              <w:t>SD ↑</w:t>
+              <w:t>SF ↑</w:t>
             </w:r>
           </w:p>
         </w:tc>
@@ -29598,7 +29490,7 @@
                 <w:b/>
                 <w:sz w:val="19"/>
               </w:rPr>
-              <w:t>0,117</w:t>
+              <w:t>17,3435</w:t>
             </w:r>
           </w:p>
         </w:tc>
@@ -29625,7 +29517,7 @@
                 <w:rFonts w:eastAsia="Times New Roman" w:cs="Times New Roman"/>
                 <w:sz w:val="19"/>
               </w:rPr>
-              <w:t>0,139</w:t>
+              <w:t>22,8554</w:t>
             </w:r>
           </w:p>
         </w:tc>
@@ -29652,7 +29544,7 @@
                 <w:rFonts w:eastAsia="Times New Roman" w:cs="Times New Roman"/>
                 <w:sz w:val="19"/>
               </w:rPr>
-              <w:t>0,155</w:t>
+              <w:t>13,0400</w:t>
             </w:r>
           </w:p>
         </w:tc>
@@ -29679,7 +29571,7 @@
                 <w:rFonts w:eastAsia="Times New Roman" w:cs="Times New Roman"/>
                 <w:sz w:val="19"/>
               </w:rPr>
-              <w:t>0,130</w:t>
+              <w:t>13,3376</w:t>
             </w:r>
           </w:p>
         </w:tc>
@@ -29706,7 +29598,7 @@
                 <w:rFonts w:eastAsia="Times New Roman" w:cs="Times New Roman"/>
                 <w:sz w:val="19"/>
               </w:rPr>
-              <w:t>0,120</w:t>
+              <w:t>13,0266</w:t>
             </w:r>
           </w:p>
         </w:tc>
@@ -29774,7 +29666,7 @@
           <w:i/>
           <w:sz w:val="18"/>
         </w:rPr>
-        <w:t>Figura 10. Propuesta Novedosa (PSO: r = 25, m = 0,070) frente a la metodología clásica Top-Hat y al estado del arte en las métricas estándar de calidad.</w:t>
+        <w:t>Figura 10. Propuesta Novedosa (PSO: r = 25, m = 0,30) frente a la metodología clásica Top-Hat y al estado del arte en las métricas estándar de calidad.</w:t>
       </w:r>
     </w:p>
     <w:p>
@@ -29789,7 +29681,7 @@
         <w:rPr>
           <w:rFonts w:eastAsia="Times New Roman" w:cs="Times New Roman"/>
         </w:rPr>
-        <w:t xml:space="preserve">La Figura 11 resume la optimización del método. El panel izquierdo muestra la mejor aptitud alcanzada según el número de partículas (Tmax = 50): los enjambres grandes escapan del óptimo local r = 1 y alcanzan la aptitud máxima Fo = 1,7654. El panel derecho y la Tabla 11 sintetizan el barrido de 25 configuraciones: el óptimo global (r = 25, m = 0,070) es alcanzado por seis configuraciones y de forma consistente por los enjambres de 10 partículas con 30 o más iteraciones; la contribución de los elementos estructurantes lineales sobre el disco reside en la cobertura de orientaciones.</w:t>
+        <w:t xml:space="preserve">La Figura 11 resume la optimización del método. El panel izquierdo muestra la mejor aptitud alcanzada según el número de partículas (Tmax = 50). El panel derecho y la Tabla 11 sintetizan el barrido de 25 configuraciones: todas convergen al mismo peso, m* = 0,30, el límite inferior del rango publicado, lo que refleja que Fo decrece de forma monótona con el realce; la contribución de los elementos estructurantes lineales sobre el disco reside en la cobertura de orientaciones, que el criterio de evaluación premia al fijar r = 25.</w:t>
       </w:r>
     </w:p>
     <w:p>
@@ -29870,7 +29762,7 @@
           <w:i/>
           <w:sz w:val="18"/>
         </w:rPr>
-        <w:t>Tabla 11. Barrido de configuraciones del PSO: mejor aptitud F por combinación de partículas (n) e iteraciones (T).</w:t>
+        <w:t>Tabla 11. Barrido de configuraciones del PSO con el rango publicado m ∈ [0,30; 2,00]: mejor aptitud Fo por combinación de partículas (n) e iteraciones (T). Las 25 configuraciones convergen al mismo peso óptimo (m* = 0,30); las diferencias reflejan el radio hallado (r = 1 donde la aptitud llega a 1,7354 y r = 25 donde llega a 1,7039).</w:t>
       </w:r>
     </w:p>
     <w:tbl>
@@ -30127,7 +30019,7 @@
                 <w:color w:val="auto"/>
                 <w:sz w:val="18"/>
               </w:rPr>
-              <w:t>1,7622</w:t>
+              <w:t>1,6988</w:t>
             </w:r>
           </w:p>
         </w:tc>
@@ -30155,7 +30047,7 @@
                 <w:color w:val="auto"/>
                 <w:sz w:val="18"/>
               </w:rPr>
-              <w:t>1,7556</w:t>
+              <w:t>1,7354</w:t>
             </w:r>
           </w:p>
         </w:tc>
@@ -30183,7 +30075,7 @@
                 <w:color w:val="auto"/>
                 <w:sz w:val="18"/>
               </w:rPr>
-              <w:t>1,7642</w:t>
+              <w:t>1,7039</w:t>
             </w:r>
           </w:p>
         </w:tc>
@@ -30211,7 +30103,7 @@
                 <w:color w:val="auto"/>
                 <w:sz w:val="18"/>
               </w:rPr>
-              <w:t>1,7556</w:t>
+              <w:t>1,7354</w:t>
             </w:r>
           </w:p>
         </w:tc>
@@ -30239,7 +30131,7 @@
                 <w:color w:val="auto"/>
                 <w:sz w:val="18"/>
               </w:rPr>
-              <w:t>1,7572</w:t>
+              <w:t>1,7354</w:t>
             </w:r>
           </w:p>
         </w:tc>
@@ -30299,7 +30191,7 @@
                 <w:color w:val="auto"/>
                 <w:sz w:val="18"/>
               </w:rPr>
-              <w:t>1,7633</w:t>
+              <w:t>1,7354</w:t>
             </w:r>
           </w:p>
         </w:tc>
@@ -30328,7 +30220,7 @@
                 <w:color w:val="auto"/>
                 <w:sz w:val="18"/>
               </w:rPr>
-              <w:t>1,7654</w:t>
+              <w:t>1,7039</w:t>
             </w:r>
           </w:p>
         </w:tc>
@@ -30356,7 +30248,7 @@
                 <w:color w:val="auto"/>
                 <w:sz w:val="18"/>
               </w:rPr>
-              <w:t>1,7642</w:t>
+              <w:t>1,7354</w:t>
             </w:r>
           </w:p>
         </w:tc>
@@ -30384,7 +30276,7 @@
                 <w:color w:val="auto"/>
                 <w:sz w:val="18"/>
               </w:rPr>
-              <w:t>1,7642</w:t>
+              <w:t>1,7354</w:t>
             </w:r>
           </w:p>
         </w:tc>
@@ -30412,7 +30304,7 @@
                 <w:color w:val="auto"/>
                 <w:sz w:val="18"/>
               </w:rPr>
-              <w:t>1,7642</w:t>
+              <w:t>1,7354</w:t>
             </w:r>
           </w:p>
         </w:tc>
@@ -30472,7 +30364,7 @@
                 <w:color w:val="auto"/>
                 <w:sz w:val="18"/>
               </w:rPr>
-              <w:t>1,7580</w:t>
+              <w:t>1,7354</w:t>
             </w:r>
           </w:p>
         </w:tc>
@@ -30500,7 +30392,7 @@
                 <w:color w:val="auto"/>
                 <w:sz w:val="18"/>
               </w:rPr>
-              <w:t>1,7642</w:t>
+              <w:t>1,7354</w:t>
             </w:r>
           </w:p>
         </w:tc>
@@ -30529,7 +30421,7 @@
                 <w:color w:val="auto"/>
                 <w:sz w:val="18"/>
               </w:rPr>
-              <w:t>1,7642</w:t>
+              <w:t>1,7354</w:t>
             </w:r>
           </w:p>
         </w:tc>
@@ -30557,7 +30449,7 @@
                 <w:color w:val="auto"/>
                 <w:sz w:val="18"/>
               </w:rPr>
-              <w:t>1,7642</w:t>
+              <w:t>1,7354</w:t>
             </w:r>
           </w:p>
         </w:tc>
@@ -30585,7 +30477,7 @@
                 <w:color w:val="auto"/>
                 <w:sz w:val="18"/>
               </w:rPr>
-              <w:t>1,7642</w:t>
+              <w:t>1,7354</w:t>
             </w:r>
           </w:p>
         </w:tc>
@@ -30645,7 +30537,7 @@
                 <w:color w:val="auto"/>
                 <w:sz w:val="18"/>
               </w:rPr>
-              <w:t>1,7642</w:t>
+              <w:t>1,7039</w:t>
             </w:r>
           </w:p>
         </w:tc>
@@ -30673,7 +30565,7 @@
                 <w:color w:val="auto"/>
                 <w:sz w:val="18"/>
               </w:rPr>
-              <w:t>1,7558</w:t>
+              <w:t>1,7354</w:t>
             </w:r>
           </w:p>
         </w:tc>
@@ -30702,7 +30594,7 @@
                 <w:color w:val="auto"/>
                 <w:sz w:val="18"/>
               </w:rPr>
-              <w:t>1,7642</w:t>
+              <w:t>1,7039</w:t>
             </w:r>
           </w:p>
         </w:tc>
@@ -30730,7 +30622,7 @@
                 <w:color w:val="auto"/>
                 <w:sz w:val="18"/>
               </w:rPr>
-              <w:t>1,7654</w:t>
+              <w:t>1,7354</w:t>
             </w:r>
           </w:p>
         </w:tc>
@@ -30758,7 +30650,7 @@
                 <w:color w:val="auto"/>
                 <w:sz w:val="18"/>
               </w:rPr>
-              <w:t>1,7642</w:t>
+              <w:t>1,7354</w:t>
             </w:r>
           </w:p>
         </w:tc>
@@ -30818,7 +30710,7 @@
                 <w:color w:val="auto"/>
                 <w:sz w:val="18"/>
               </w:rPr>
-              <w:t>1,7642</w:t>
+              <w:t>1,7039</w:t>
             </w:r>
           </w:p>
         </w:tc>
@@ -30846,7 +30738,7 @@
                 <w:color w:val="auto"/>
                 <w:sz w:val="18"/>
               </w:rPr>
-              <w:t>1,7642</w:t>
+              <w:t>1,7354</w:t>
             </w:r>
           </w:p>
         </w:tc>
@@ -30875,7 +30767,7 @@
                 <w:color w:val="auto"/>
                 <w:sz w:val="18"/>
               </w:rPr>
-              <w:t>1,7642</w:t>
+              <w:t>1,7354</w:t>
             </w:r>
           </w:p>
         </w:tc>
@@ -30904,7 +30796,7 @@
                 <w:color w:val="auto"/>
                 <w:sz w:val="18"/>
               </w:rPr>
-              <w:t>1,7642</w:t>
+              <w:t>1,7039</w:t>
             </w:r>
           </w:p>
         </w:tc>
@@ -30933,7 +30825,7 @@
                 <w:color w:val="auto"/>
                 <w:sz w:val="18"/>
               </w:rPr>
-              <w:t>1,7654</w:t>
+              <w:t>1,7039</w:t>
             </w:r>
           </w:p>
         </w:tc>
@@ -30980,7 +30872,7 @@
         <w:rPr>
           <w:rFonts w:eastAsia="Times New Roman" w:cs="Times New Roman"/>
         </w:rPr>
-        <w:t xml:space="preserve">Los hallazgos cuantitativos pueden sintetizarse en seis observaciones. Primero, la Propuesta Novedosa (r = 25, m = 0,070) prioriza la fidelidad sobre el realce: alcanza la mayor similitud estructural del benchmark (SSIM = 0,782), significativamente superior a los cinco métodos del estado del arte, y se ubica segunda en información mutua con las fuentes, a costa de ceder en las métricas de actividad y contraste (EN, SD, MG, SF). Segundo, no existe un método universalmente dominante: la pirámide de Laplace lidera el contraste (SD) y la información mutua, el Top-Hat clásico la actividad bruta (EN, MG, SF) y la propuesta la similitud estructural (SSIM); son óptimos de criterios distintos y complementarios. Tercero, la comparación con la metodología clásica de la transformada Top-Hat aísla el aporte de la propuesta: el operador clásico maximiza la actividad bruta (EN, MG, SF) pero registra la peor similitud estructural del estudio (SSIM = 0,578), mientras que la propuesta la eleva a 0,782; la diferencia entre ambas mide la contribución del banco disco + líneas y del ajuste (r, m) por PSO. Cuarto, las métricas de actividad e información premian el realce agresivo y deben leerse junto a la similitud estructural, pues por sí solas favorecerían al operador más ruidoso a costa de la fidelidad. Quinto, la evaluación orientada a tarea (detección sobre LLVIP) constituye un criterio complementario: toda fusión supera netamente al visible solo (+0,12 a +0,14 en mAP@0,5), el infrarrojo solo es la modalidad más fuerte (0,957) y entre las fusiones —en una banda estrecha de 0,926 a 0,949— la propuesta es competitiva (0,936) sin ser líder, lo que confirma que la superioridad en calidad de imagen no se traslada automáticamente a la detección. Sexto, el experimento de clases complementarias sobre M3FD delimita el escenario donde la fusión es insustituible: cuando la escena contiene objetos térmicos (personas) y objetos exclusivamente visibles (luces), las mejores fusiones superan en el par complementario a ambas modalidades individuales y la propuesta es la mejor fusión del estudio, detectando ambas clases en una sola imagen.</w:t>
+        <w:t xml:space="preserve">Los hallazgos cuantitativos pueden sintetizarse en seis observaciones. Primero, la Propuesta Novedosa (r = 25, m = 0,30) ocupa el segundo lugar del ranking agregado (3,67, tras la pirámide de Laplace con 3,44): lidera la entropía (EN = 6,9888) y el contenido de bordes (FE = 1,1045) y es segunda en contraste, gradiente medio y frecuencia espacial, cediendo en las cuatro métricas de fidelidad a las fuentes. Segundo, no existe un método universalmente dominante: la pirámide de Laplace lidera el contraste (SD) y la información mutua, el Top-Hat clásico el gradiente y la frecuencia espacial, los métodos multiescala la similitud estructural y el PSNR, y la propuesta la entropía y el contenido de bordes; son óptimos de criterios distintos y complementarios. Tercero, la comparación con la metodología clásica de la transformada Top-Hat aísla el aporte de la propuesta: con el mismo esquema de reconstrucción y un peso idéntico, el banco de disco más líneas mejora simultáneamente la entropía (6,9888 frente a 6,9334), el contraste (0,1477 frente a 0,1387), el contenido de bordes (1,1045 frente a 1,0961), la información mutua con ambas fuentes y la similitud estructural (0,6677 frente a 0,5781), y solo cede en gradiente medio y frecuencia espacial, donde el disco único inyecta el detalle sin ponderación. Cuarto, las métricas de actividad crecen de forma monótona con el realce hasta que la saturación degrada la imagen, de modo que deben interpretarse junto a las de fidelidad y a un control visual del nivel de saturación. Quinto, la evaluación orientada a tarea (detección sobre LLVIP) constituye un criterio complementario y arroja el hallazgo más matizado: toda fusión supera netamente al visible solo (+0,11 a +0,14 en mAP@0,5), el infrarrojo solo es la modalidad más fuerte (0,957) y la propuesta queda en el extremo inferior de la banda de fusiones (0,913), de modo que el realce que premian las métricas de actividad no mejora —y en este caso perjudica— el desempeño del detector. Sexto, el experimento de clases complementarias sobre M3FD delimita el escenario donde la fusión es insustituible: cuando la escena contiene objetos térmicos (personas) y objetos exclusivamente visibles (luces), todas las fusiones recuperan ambas clases en una sola imagen —el infrarrojo es ciego a las luces (0,018)— y la Ratio Pyramid es la única entrada que supera a ambas modalidades en el promedio del par (0,165 frente a 0,157 del visible y 0,119 del infrarrojo), mientras que la propuesta alcanza un valor intermedio (0,124). Ambos experimentos convergen en una conclusión metodológica: optimizar las métricas de actividad y optimizar el desempeño en tarea son objetivos distintos, y la evaluación de un método de fusión debe reportar ambos.</w:t>
       </w:r>
     </w:p>
     <w:p>
@@ -31052,7 +30944,7 @@
         <w:rPr>
           <w:rFonts w:eastAsia="Times New Roman" w:cs="Times New Roman"/>
         </w:rPr>
-        <w:t xml:space="preserve">La Propuesta Novedosa —con las respuestas lineales promediadas y sumadas a la del disco sobre una sola escala (PSO: r=25, m=0,070, seleccionado mediante un barrido de 25 configuraciones de enjambre)— logra la mayor similitud estructural del benchmark (SSIM=0,782) y una preservación de información competitiva (segunda en información mutua con las fuentes), con una fusión conservadora y fiel a las fuentes. Supera a la metodología clásica Top-Hat en similitud estructural e información mutua de forma estadísticamente significativa (Wilcoxon pareado con corrección de Holm: p ≤ 0,001; sección 5.6). En la evaluación de detección sobre LLVIP, toda fusión supera al visible solo (mAP@0,5 de 0,808 a 0,926–0,949) pero ninguna al infrarrojo solo (0,957), y la propuesta resulta competitiva (mAP@0,5 = 0,936), dentro de una banda estrecha de fusiones, sin ser la mejor: su ventaja en calidad de imagen no se traslada directamente a la tarea de detección, cuya estrategia óptima depende de la aplicación. En el experimento de clases complementarias (M3FD), en cambio, la fusión muestra su valor distintivo: detecta simultáneamente los objetos térmicos (personas) y los exclusivamente visibles (luces) que cada modalidad pierde por separado, con la propuesta como la mejor fusión del estudio (mAP@0,5 = 0,239). Quedan así sostenidas las hipótesis H1 y H2, y solo parcialmente H3.</w:t>
+        <w:t xml:space="preserve">La Propuesta Novedosa —con las respuestas lineales promediadas y sumadas a la del disco sobre una sola escala (PSO: r=25, m=0,30, seleccionado mediante un barrido de 25 configuraciones de enjambre)— logra el segundo lugar del ranking agregado de nueve métricas (3,67, tras la pirámide de Laplace con 3,44), liderando la entropía (EN=6,9888) y el contenido de bordes (FE=1,1045) y quedando segunda en contraste, gradiente medio y frecuencia espacial. Supera a la metodología clásica Top-Hat en seis de las nueve métricas —entre ellas la entropía, el contraste, el contenido de bordes y la similitud estructural— de forma estadísticamente significativa (Wilcoxon pareado con corrección de Holm: p ≤ 0,001; sección 5.6). En la evaluación de detección sobre LLVIP, toda fusión supera al visible solo (mAP@0,5 de 0,808 a 0,913–0,949) pero ninguna al infrarrojo solo (0,957), y la propuesta queda en el extremo inferior de la banda (mAP@0,5 = 0,913): su ventaja en las métricas de actividad no se traslada a la tarea de detección, cuya estrategia óptima depende de la aplicación. En el experimento de clases complementarias (M3FD), la fusión muestra su valor distintivo —detecta simultáneamente los objetos térmicos (personas) y los exclusivamente visibles (luces) que cada modalidad pierde por separado—, aunque el mejor promedio del par corresponde a la Ratio Pyramid (0,165) y la propuesta alcanza un valor intermedio (0,124). Quedan así sostenidas las hipótesis H1 y H2, mientras que H3 no se sostiene para la configuración adoptada: una mejor calidad de imagen medida por actividad no implica un mejor desempeño de detección, resultado que constituye en sí mismo un aporte metodológico.</w:t>
       </w:r>
     </w:p>
     <w:p>
@@ -31071,7 +30963,7 @@
         <w:rPr>
           <w:rFonts w:eastAsia="Times New Roman" w:cs="Times New Roman"/>
         </w:rPr>
-        <w:t>Entre los métodos del estado del arte no hay dominancia global: DTCWT es el rival más equilibrado en similitud estructural (SSIM=0,739), la pirámide de Laplace lidera el contraste (SD) y la información mutua con las fuentes, y el PSNR más alto corresponde a los métodos multiescala (CVT y DTCWT); la elección del comparativo altera el podio según la métrica priorizada, lo que refuerza la necesidad de evaluar con familias de métricas complementarias.</w:t>
+        <w:t>Entre los métodos del estado del arte no hay dominancia global: DTCWT lidera la similitud estructural (SSIM=0,739), la pirámide de Laplace el contraste (SD=0,155) y la información mutua con las fuentes, y el PSNR más alto corresponde a los métodos multiescala (CVT y DTCWT); la elección del comparativo altera el podio según la métrica priorizada, lo que refuerza la necesidad de evaluar con familias de métricas complementarias.</w:t>
       </w:r>
     </w:p>
     <w:p>
@@ -31090,7 +30982,7 @@
         <w:rPr>
           <w:rFonts w:eastAsia="Times New Roman" w:cs="Times New Roman"/>
         </w:rPr>
-        <w:t>La pirámide de Laplace presenta el mejor ranking global agregado (3,11 sobre los 7 métodos), sostenido por su ventaja en contraste (SD) e información mutua con las fuentes; no domina, en cambio, en fidelidad estructural, donde la propuesta la supera de forma estadísticamente significativa. La propuesta, penalizada por las métricas de actividad y contraste, queda en el séptimo lugar (5,00) pese a liderar la similitud estructural.</w:t>
+        <w:t>La pirámide de Laplace presenta el mejor ranking global agregado (3,44 sobre los 7 métodos), sostenido por su ventaja en contraste (SD) e información mutua con las fuentes; la propuesta la sigue de cerca en el segundo lugar (3,67), sostenida por su liderazgo en entropía y contenido de bordes y por su segundo puesto en contraste, gradiente y frecuencia espacial, y penalizada por las métricas de fidelidad a las fuentes.</w:t>
       </w:r>
     </w:p>
     <w:p>
@@ -31172,7 +31064,7 @@
         <w:rPr>
           <w:rFonts w:eastAsia="Times New Roman" w:cs="Times New Roman"/>
         </w:rPr>
-        <w:t>Las pruebas no paramétricas confirman que las diferencias observadas no son fruto del azar: la prueba de Friedman es altamente significativa (p &lt; 0,001) en las nueve métricas, y las comparaciones pareadas Wilcoxon con corrección de Holm corroboran las superioridades específicas reportadas (ganancia significativa en SSIM frente a la pirámide de Laplace y a los demás métodos del estado del arte).</w:t>
+        <w:t>Las pruebas no paramétricas confirman que las diferencias observadas no son fruto del azar: la prueba de Friedman es altamente significativa (p &lt; 0,001) en las nueve métricas, y las comparaciones pareadas Wilcoxon con corrección de Holm corroboran las superioridades específicas reportadas (ganancia significativa en entropía, contenido de bordes, gradiente medio y frecuencia espacial frente a los cinco métodos del estado del arte).</w:t>
       </w:r>
     </w:p>
     <w:p>
@@ -31191,7 +31083,7 @@
         <w:rPr>
           <w:rFonts w:eastAsia="Times New Roman" w:cs="Times New Roman"/>
         </w:rPr>
-        <w:t>La variante con Black Top-Hat no se recomienda como configuración por defecto: aunque incrementa el contraste y la actividad (EN, SD, SF, MG), degrada significativamente la fidelidad estructural (SSIM) y la información mutua con las fuentes (MI). El detalle oscuro que añade es en gran parte ruido no presente en las fuentes.</w:t>
+        <w:t>La variante con Black Top-Hat no se recomienda como configuración por defecto: aunque incrementa el contraste y la actividad (EN, SD, SF, MG), degrada la fidelidad estructural (SSIM) y la información mutua con las fuentes (MI). El detalle oscuro que añade es en gran parte ruido no presente en las fuentes.</w:t>
       </w:r>
     </w:p>
     <w:p>
@@ -31391,7 +31283,7 @@
         <w:rPr>
           <w:rFonts w:eastAsia="Times New Roman" w:cs="Times New Roman"/>
         </w:rPr>
-        <w:t>Seleccionar el método de fusión según el criterio operativo prioritario: para aplicaciones donde prima la fidelidad estructural a las fuentes, emplear la Propuesta Novedosa (r = 25, m = 0,070), que registra la mayor similitud estructural (SSIM) del benchmark y una preservación de información competitiva; para un balance que privilegie el contraste global y la actividad, la pirámide de Laplace y la metodología clásica Top-Hat siguen siendo opciones sólidas, esta última interpretable y de muy bajo costo computacional.</w:t>
+        <w:t>Seleccionar el método de fusión según el criterio operativo prioritario: para aplicaciones donde prima la riqueza informativa y el detalle de la imagen fusionada, emplear la Propuesta Novedosa (r = 25, m = 0,30), que lidera la entropía y el contenido de bordes del benchmark con un realce controlado; para aplicaciones donde prima la fidelidad a las fuentes, los métodos multiescala (DTCWT, CVT) siguen siendo preferibles, y la metodología clásica Top-Hat conserva su valor como referencia interpretable y de muy bajo costo computacional.</w:t>
       </w:r>
     </w:p>
     <w:p>
@@ -32501,7 +32393,7 @@
           <w:rFonts w:eastAsia="Times New Roman" w:cs="Times New Roman"/>
           <w:sz w:val="17"/>
         </w:rPr>
-        <w:t xml:space="preserve">(r, m) se optimizan por PSO (barrido de 25 configuraciones) -&gt; r = 25, m = 0,0703</w:t>
+        <w:t xml:space="preserve">(r, m) se optimizan por PSO (barrido de 25 configuraciones) -&gt; r = 25, m = 0,30</w:t>
       </w:r>
     </w:p>
     <w:p>
@@ -32514,7 +32406,7 @@
         <w:rPr>
           <w:rFonts w:eastAsia="Times New Roman" w:cs="Times New Roman"/>
         </w:rPr>
-        <w:t xml:space="preserve">Nota: la versión definitiva y única del método (sección 2.2.5) promedia las cuatro respuestas lineales y las suma a la del disco sobre una sola escala —sin descomposición multiescala ni diferencias en cascada— y optimiza (r, m) por PSO mediante un barrido de 25 configuraciones de enjambre, con óptimo r = 25, m = 0,0703. Su implementación de referencia es src/fusion/optimal_top_hat.py (función fuse_optimal, modo 'sum').</w:t>
+        <w:t xml:space="preserve">Nota: la versión definitiva y única del método (sección 2.2.5) promedia las cuatro respuestas lineales y las suma a la del disco sobre una sola escala —sin descomposición multiescala ni diferencias en cascada— y optimiza (r, m) por PSO mediante un barrido de 25 configuraciones de enjambre, con óptimo r = 25, m = 0,30. Su implementación de referencia es src/fusion/optimal_top_hat.py (función fuse_optimal, modo 'sum').</w:t>
       </w:r>
     </w:p>
     <w:p>

--- a/docs/Tesis_Borrador_V3.docx
+++ b/docs/Tesis_Borrador_V3.docx
@@ -1187,7 +1187,7 @@
         <w:rPr>
           <w:rFonts w:eastAsia="Times New Roman" w:cs="Times New Roman"/>
         </w:rPr>
-        <w:t xml:space="preserve">La fusión de imágenes visible (VIS) e infrarroja (IR) es clave para la percepción computacional en condiciones adversas (vigilancia, conducción nocturna, búsqueda y rescate). Este trabajo propone la PROPUESTA NOVEDOSA, un método de fusión basado en la transformada Top-Hat que, sobre una única escala, promedia las respuestas de cuatro elementos estructurantes lineales (0°, 45°, 90°, 135°) y las suma a la respuesta de un disco para obtener transformadas Top-Hat y Bottom-Hat óptimas; la reconstrucción sigue el esquema aditivo–sustractivo de Bala et al., y el radio r del banco de elementos estructurantes y el peso de contraste m se ajustan automáticamente por Optimización por Enjambre de Partículas (PSO), cuya configuración se selecciona mediante un barrido sistemático de 25 combinaciones de partículas e iteraciones (2–10 × 10–50), replicando el diseño experimental de Ortega y Espinoza (2025). Se lo compara con seis métodos: cinco representativos del estado del arte —pirámide de Laplace (LP), Ratio of low-pass Pyramid (RP), wavelet discreta (DWT), Dual-Tree Complex Wavelet (DTCWT) y curvelet (CVT)— y la metodología clásica de la transformada Top-Hat, sobre el TNO Image Fusion Dataset, con nueve métricas sin referencia bajo pruebas no paramétricas (Friedman y Wilcoxon con corrección de Holm). En su configuración óptima (PSO: r=25, m=0,30) la propuesta lidera la entropía y el contenido de bordes del estudio (EN=6,9888; FE=1,1045) y se ubica segunda en contraste, gradiente medio y frecuencia espacial (SD=0,1477; MG=0,0353; SF=17,3435), con ventaja estadísticamente significativa sobre los cinco métodos del estado del arte en EN, FE, MG y SF; cede, en cambio, en las métricas de fidelidad a las fuentes (SSIM=0,6677; PSNR=17,2546) y en información mutua, lideradas por los métodos multiescala. En el ranking agregado de las nueve métricas ocupa el segundo lugar (3,67), detrás de la pirámide de Laplace (3,44). Como evaluación orientada a tarea, el reentrenamiento de un detector (YOLOv8n) sobre el conjunto etiquetado LLVIP muestra que toda fusión supera con claridad al visible solo (mAP@0,5 de 0,81 a 0,91–0,95), aunque el infrarrojo solo es la modalidad más fuerte (0,957) y la propuesta queda en el extremo inferior de la banda de fusiones (0,913), evidenciando que el realce que premian las métricas de actividad no se traslada a la detección. En un experimento complementario sobre M3FD, con dos clases de visibilidad opuesta (personas/IR y luces/VIS) y un único detector entrenado con ambas modalidades, todas las fusiones detectan ambas clases en una sola imagen —algo que el infrarrojo no logra— y la Ratio Pyramid alcanza el mejor promedio del par complementario (0,165), mientras la propuesta alcanza un valor intermedio (0,124). Se concluye que la propuesta destaca en actividad, detalle y contenido informativo —superando de forma significativa al estado del arte en cuatro de las nueve métricas y a la metodología clásica en seis—, aporta un operador morfológico de una sola escala interpretable y de bajo costo optimizado con una metodología publicada (Ortega y Espinoza, 2025), y, en la evaluación orientada a tarea, documenta un hallazgo relevante: la configuración que maximiza las métricas de actividad no es la que maximiza el desempeño de detección, de modo que ambos criterios deben reportarse por separado.</w:t>
+        <w:t xml:space="preserve">La fusión de imágenes visible (VIS) e infrarroja (IR) es clave para la percepción computacional en condiciones adversas (vigilancia, conducción nocturna, búsqueda y rescate). Este trabajo propone la PROPUESTA NOVEDOSA, un método de fusión basado en la transformada Top-Hat que, sobre una única escala, promedia las respuestas de cuatro elementos estructurantes lineales (0°, 45°, 90°, 135°) y las suma a la respuesta de un disco para obtener transformadas Top-Hat y Bottom-Hat óptimas; la reconstrucción sigue el esquema aditivo–sustractivo de Bala et al., y el radio r del banco de elementos estructurantes y el peso de contraste m se ajustan automáticamente por Optimización por Enjambre de Partículas (PSO), cuya configuración se selecciona mediante un barrido sistemático de 25 combinaciones de partículas e iteraciones (2–10 × 10–50), replicando el diseño experimental de Ortega y Espinoza (2025). Se lo compara con seis métodos: cinco representativos del estado del arte —pirámide de Laplace (LP), Ratio of low-pass Pyramid (RP), wavelet discreta (DWT), Dual-Tree Complex Wavelet (DTCWT) y curvelet (CVT)— y la metodología clásica de la transformada Top-Hat, sobre el TNO Image Fusion Dataset, con nueve métricas sin referencia bajo pruebas no paramétricas (Friedman y Wilcoxon con corrección de Holm). En su configuración óptima (PSO: r=25, m=0,30) la propuesta lidera la entropía y la eficiencia de fusión del estudio (EN=6,9855; FE=1,1047) y se ubica segunda en contraste, gradiente medio y frecuencia espacial (SD=0,1439; MG=0,0355; SF=17,4425), con ventaja estadísticamente significativa sobre los cinco métodos del estado del arte en EN, FE, MG y SF; cede, en cambio, en las métricas de fidelidad a las fuentes (SSIM=0,6584; PSNR=16,8409) y en información mutua, lideradas por los métodos multiescala. En el ranking agregado de las nueve métricas —promedio de los rangos obtenidos dentro de cada par de imágenes— ocupa el primer lugar (3,39), por delante de la pirámide de Laplace (3,91) y del Top-Hat clásico (3,94). Como evaluación orientada a tarea, el reentrenamiento de un detector (YOLOv8n) sobre el conjunto etiquetado LLVIP muestra que toda fusión supera con claridad al visible solo (mAP@0,5 de 0,81 a 0,91–0,95), aunque el infrarrojo solo es la modalidad más fuerte (0,971) y la propuesta queda en el extremo inferior de la banda de fusiones (0,906), evidenciando que el realce que premian las métricas de actividad no se traslada a la detección. En un experimento complementario sobre M3FD, con dos clases de visibilidad opuesta (personas/IR y luces/VIS) y un único detector entrenado con ambas modalidades, la Ratio Pyramid es la única entrada cuyo promedio del par complementario (0,622) supera a las dos modalidades por separado (0,618 del visible y 0,563 del infrarrojo), mientras la propuesta alcanza 0,564, al nivel del infrarrojo solo. Se concluye que la propuesta destaca en actividad, detalle y contenido informativo —superando de forma significativa al estado del arte en cuatro de las nueve métricas y a la metodología clásica en seis—, aporta un operador morfológico de una sola escala interpretable y de bajo costo optimizado con una metodología publicada (Ortega y Espinoza, 2025), y, en la evaluación orientada a tarea, documenta un hallazgo relevante: la configuración que maximiza las métricas de actividad no es la que maximiza el desempeño de detección, de modo que ambos criterios deben reportarse por separado.</w:t>
       </w:r>
     </w:p>
     <w:p>
@@ -1315,7 +1315,7 @@
         </w:rPr>
         <w:t>LISTA DE SIGLAS</w:t>
         <w:tab/>
-        <w:t>8</w:t>
+        <w:t>13</w:t>
       </w:r>
     </w:p>
     <w:p>
@@ -1337,7 +1337,7 @@
         </w:rPr>
         <w:t>LISTA DE FIGURAS</w:t>
         <w:tab/>
-        <w:t>8</w:t>
+        <w:t>14</w:t>
       </w:r>
     </w:p>
     <w:p>
@@ -1359,7 +1359,7 @@
         </w:rPr>
         <w:t>LISTA DE TABLAS</w:t>
         <w:tab/>
-        <w:t>8</w:t>
+        <w:t>14</w:t>
       </w:r>
     </w:p>
     <w:p>
@@ -1381,7 +1381,7 @@
         </w:rPr>
         <w:t>INTRODUCCIÓN</w:t>
         <w:tab/>
-        <w:t>14</w:t>
+        <w:t>19</w:t>
       </w:r>
     </w:p>
     <w:p>
@@ -1403,7 +1403,7 @@
         </w:rPr>
         <w:t>1. PROBLEMA DE INVESTIGACIÓN</w:t>
         <w:tab/>
-        <w:t>16</w:t>
+        <w:t>21</w:t>
       </w:r>
     </w:p>
     <w:p>
@@ -1425,7 +1425,7 @@
         </w:rPr>
         <w:t>1.1 Descripción del problema</w:t>
         <w:tab/>
-        <w:t>16</w:t>
+        <w:t>21</w:t>
       </w:r>
     </w:p>
     <w:p>
@@ -1447,7 +1447,7 @@
         </w:rPr>
         <w:t>1.2 Justificación e importancia</w:t>
         <w:tab/>
-        <w:t>16</w:t>
+        <w:t>21</w:t>
       </w:r>
     </w:p>
     <w:p>
@@ -1469,7 +1469,7 @@
         </w:rPr>
         <w:t>1.3 Objetivos</w:t>
         <w:tab/>
-        <w:t>17</w:t>
+        <w:t>22</w:t>
       </w:r>
     </w:p>
     <w:p>
@@ -1491,7 +1491,7 @@
         </w:rPr>
         <w:t>1.3.1 General</w:t>
         <w:tab/>
-        <w:t>17</w:t>
+        <w:t>22</w:t>
       </w:r>
     </w:p>
     <w:p>
@@ -1513,7 +1513,7 @@
         </w:rPr>
         <w:t>1.3.2 Específicos</w:t>
         <w:tab/>
-        <w:t>17</w:t>
+        <w:t>22</w:t>
       </w:r>
     </w:p>
     <w:p>
@@ -1535,7 +1535,7 @@
         </w:rPr>
         <w:t>1.4 Formulación del problema</w:t>
         <w:tab/>
-        <w:t>17</w:t>
+        <w:t>23</w:t>
       </w:r>
     </w:p>
     <w:p>
@@ -1557,7 +1557,7 @@
         </w:rPr>
         <w:t>1.4.1 Problema general</w:t>
         <w:tab/>
-        <w:t>17</w:t>
+        <w:t>23</w:t>
       </w:r>
     </w:p>
     <w:p>
@@ -1579,7 +1579,7 @@
         </w:rPr>
         <w:t>1.4.2 Problemas específicos</w:t>
         <w:tab/>
-        <w:t>18</w:t>
+        <w:t>23</w:t>
       </w:r>
     </w:p>
     <w:p>
@@ -1601,7 +1601,7 @@
         </w:rPr>
         <w:t>1.5 Hipótesis</w:t>
         <w:tab/>
-        <w:t>18</w:t>
+        <w:t>24</w:t>
       </w:r>
     </w:p>
     <w:p>
@@ -1623,7 +1623,7 @@
         </w:rPr>
         <w:t>1.6 Limitaciones de la investigación</w:t>
         <w:tab/>
-        <w:t>18</w:t>
+        <w:t>24</w:t>
       </w:r>
     </w:p>
     <w:p>
@@ -1645,7 +1645,7 @@
         </w:rPr>
         <w:t>1.7 Alcance</w:t>
         <w:tab/>
-        <w:t>19</w:t>
+        <w:t>25</w:t>
       </w:r>
     </w:p>
     <w:p>
@@ -1667,7 +1667,7 @@
         </w:rPr>
         <w:t>2. MARCO TEÓRICO</w:t>
         <w:tab/>
-        <w:t>20</w:t>
+        <w:t>26</w:t>
       </w:r>
     </w:p>
     <w:p>
@@ -1689,7 +1689,7 @@
         </w:rPr>
         <w:t>2.1 Estado del arte</w:t>
         <w:tab/>
-        <w:t>20</w:t>
+        <w:t>26</w:t>
       </w:r>
     </w:p>
     <w:p>
@@ -1711,7 +1711,7 @@
         </w:rPr>
         <w:t>2.2 Fundamentación teórica</w:t>
         <w:tab/>
-        <w:t>21</w:t>
+        <w:t>27</w:t>
       </w:r>
     </w:p>
     <w:p>
@@ -1733,7 +1733,7 @@
         </w:rPr>
         <w:t>2.2.1 Fusión de imágenes multimodal</w:t>
         <w:tab/>
-        <w:t>21</w:t>
+        <w:t>27</w:t>
       </w:r>
     </w:p>
     <w:p>
@@ -1755,7 +1755,7 @@
         </w:rPr>
         <w:t>2.2.2 Morfología matemática</w:t>
         <w:tab/>
-        <w:t>22</w:t>
+        <w:t>28</w:t>
       </w:r>
     </w:p>
     <w:p>
@@ -1777,7 +1777,7 @@
         </w:rPr>
         <w:t>2.2.3 Transformada Top-Hat</w:t>
         <w:tab/>
-        <w:t>22</w:t>
+        <w:t>28</w:t>
       </w:r>
     </w:p>
     <w:p>
@@ -1799,7 +1799,7 @@
         </w:rPr>
         <w:t>2.2.4 Metodología clásica de fusión Top-Hat</w:t>
         <w:tab/>
-        <w:t>23</w:t>
+        <w:t>29</w:t>
       </w:r>
     </w:p>
     <w:p>
@@ -1821,7 +1821,7 @@
         </w:rPr>
         <w:t>2.2.5 Propuesta Novedosa: método de fusión Top-Hat con elementos estructurantes circulares y lineales optimizado por PSO</w:t>
         <w:tab/>
-        <w:t>24</w:t>
+        <w:t>30</w:t>
       </w:r>
     </w:p>
     <w:p>
@@ -1843,7 +1843,7 @@
         </w:rPr>
         <w:t>2.2.6 Métodos comparativos del benchmark</w:t>
         <w:tab/>
-        <w:t>29</w:t>
+        <w:t>36</w:t>
       </w:r>
     </w:p>
     <w:p>
@@ -1865,7 +1865,7 @@
         </w:rPr>
         <w:t>2.2.7 Métricas de evaluación</w:t>
         <w:tab/>
-        <w:t>29</w:t>
+        <w:t>36</w:t>
       </w:r>
     </w:p>
     <w:p>
@@ -1887,7 +1887,7 @@
         </w:rPr>
         <w:t>3. MARCO CONCEPTUAL</w:t>
         <w:tab/>
-        <w:t>33</w:t>
+        <w:t>40</w:t>
       </w:r>
     </w:p>
     <w:p>
@@ -1909,7 +1909,7 @@
         </w:rPr>
         <w:t>3.1 Imagen visible (VIS)</w:t>
         <w:tab/>
-        <w:t>33</w:t>
+        <w:t>40</w:t>
       </w:r>
     </w:p>
     <w:p>
@@ -1931,7 +1931,7 @@
         </w:rPr>
         <w:t>3.2 Imagen infrarroja (IR)</w:t>
         <w:tab/>
-        <w:t>33</w:t>
+        <w:t>40</w:t>
       </w:r>
     </w:p>
     <w:p>
@@ -1953,7 +1953,7 @@
         </w:rPr>
         <w:t>3.3 Elemento estructurante (SE)</w:t>
         <w:tab/>
-        <w:t>33</w:t>
+        <w:t>40</w:t>
       </w:r>
     </w:p>
     <w:p>
@@ -1975,7 +1975,7 @@
         </w:rPr>
         <w:t>3.4 White Top-Hat (WTH)</w:t>
         <w:tab/>
-        <w:t>33</w:t>
+        <w:t>40</w:t>
       </w:r>
     </w:p>
     <w:p>
@@ -1997,7 +1997,7 @@
         </w:rPr>
         <w:t>3.5 Black Top-Hat (BTH)</w:t>
         <w:tab/>
-        <w:t>33</w:t>
+        <w:t>40</w:t>
       </w:r>
     </w:p>
     <w:p>
@@ -2019,7 +2019,7 @@
         </w:rPr>
         <w:t>3.6 Descomposición multiescala</w:t>
         <w:tab/>
-        <w:t>33</w:t>
+        <w:t>40</w:t>
       </w:r>
     </w:p>
     <w:p>
@@ -2041,7 +2041,7 @@
         </w:rPr>
         <w:t>3.7 Regla de fusión por actividad local</w:t>
         <w:tab/>
-        <w:t>33</w:t>
+        <w:t>40</w:t>
       </w:r>
     </w:p>
     <w:p>
@@ -2063,7 +2063,7 @@
         </w:rPr>
         <w:t>3.8 Métrica sin referencia</w:t>
         <w:tab/>
-        <w:t>34</w:t>
+        <w:t>41</w:t>
       </w:r>
     </w:p>
     <w:p>
@@ -2085,7 +2085,7 @@
         </w:rPr>
         <w:t>3.9 Prueba de Friedman</w:t>
         <w:tab/>
-        <w:t>34</w:t>
+        <w:t>41</w:t>
       </w:r>
     </w:p>
     <w:p>
@@ -2107,7 +2107,7 @@
         </w:rPr>
         <w:t>3.10 Prueba de Wilcoxon</w:t>
         <w:tab/>
-        <w:t>34</w:t>
+        <w:t>41</w:t>
       </w:r>
     </w:p>
     <w:p>
@@ -2129,7 +2129,7 @@
         </w:rPr>
         <w:t>3.11 Elemento estructurante lineal</w:t>
         <w:tab/>
-        <w:t>34</w:t>
+        <w:t>41</w:t>
       </w:r>
     </w:p>
     <w:p>
@@ -2151,7 +2151,7 @@
         </w:rPr>
         <w:t>3.12 Combinación de respuestas por suma</w:t>
         <w:tab/>
-        <w:t>34</w:t>
+        <w:t>41</w:t>
       </w:r>
     </w:p>
     <w:p>
@@ -2173,7 +2173,7 @@
         </w:rPr>
         <w:t>3.13 Fusión Top-Hat clásica</w:t>
         <w:tab/>
-        <w:t>34</w:t>
+        <w:t>41</w:t>
       </w:r>
     </w:p>
     <w:p>
@@ -2195,7 +2195,7 @@
         </w:rPr>
         <w:t>3.14 Peso de ajuste de contraste (m)</w:t>
         <w:tab/>
-        <w:t>35</w:t>
+        <w:t>41</w:t>
       </w:r>
     </w:p>
     <w:p>
@@ -2217,7 +2217,7 @@
         </w:rPr>
         <w:t>3.15 Optimización por Enjambre de Partículas (PSO)</w:t>
         <w:tab/>
-        <w:t>35</w:t>
+        <w:t>42</w:t>
       </w:r>
     </w:p>
     <w:p>
@@ -2239,7 +2239,7 @@
         </w:rPr>
         <w:t>3.16 Función de aptitud</w:t>
         <w:tab/>
-        <w:t>35</w:t>
+        <w:t>42</w:t>
       </w:r>
     </w:p>
     <w:p>
@@ -2261,7 +2261,7 @@
         </w:rPr>
         <w:t>4. MARCO METODOLÓGICO</w:t>
         <w:tab/>
-        <w:t>36</w:t>
+        <w:t>43</w:t>
       </w:r>
     </w:p>
     <w:p>
@@ -2283,7 +2283,7 @@
         </w:rPr>
         <w:t>4.1 Enfoque</w:t>
         <w:tab/>
-        <w:t>36</w:t>
+        <w:t>43</w:t>
       </w:r>
     </w:p>
     <w:p>
@@ -2305,7 +2305,7 @@
         </w:rPr>
         <w:t>4.2 Tipo</w:t>
         <w:tab/>
-        <w:t>36</w:t>
+        <w:t>43</w:t>
       </w:r>
     </w:p>
     <w:p>
@@ -2327,7 +2327,7 @@
         </w:rPr>
         <w:t>4.3 Diseño</w:t>
         <w:tab/>
-        <w:t>36</w:t>
+        <w:t>43</w:t>
       </w:r>
     </w:p>
     <w:p>
@@ -2349,7 +2349,7 @@
         </w:rPr>
         <w:t>4.4 Operacionalización de las variables</w:t>
         <w:tab/>
-        <w:t>36</w:t>
+        <w:t>43</w:t>
       </w:r>
     </w:p>
     <w:p>
@@ -2371,7 +2371,7 @@
         </w:rPr>
         <w:t>4.5 Dataset y preprocesamiento</w:t>
         <w:tab/>
-        <w:t>37</w:t>
+        <w:t>44</w:t>
       </w:r>
     </w:p>
     <w:p>
@@ -2393,7 +2393,7 @@
         </w:rPr>
         <w:t>4.6 Implementación</w:t>
         <w:tab/>
-        <w:t>38</w:t>
+        <w:t>45</w:t>
       </w:r>
     </w:p>
     <w:p>
@@ -2415,7 +2415,7 @@
         </w:rPr>
         <w:t>4.7 Análisis estadístico</w:t>
         <w:tab/>
-        <w:t>38</w:t>
+        <w:t>45</w:t>
       </w:r>
     </w:p>
     <w:p>
@@ -2437,7 +2437,7 @@
         </w:rPr>
         <w:t>5. ANÁLISIS E INTERPRETACIÓN DE RESULTADOS</w:t>
         <w:tab/>
-        <w:t>39</w:t>
+        <w:t>46</w:t>
       </w:r>
     </w:p>
     <w:p>
@@ -2459,7 +2459,7 @@
         </w:rPr>
         <w:t>5.1 Caracterización del dataset</w:t>
         <w:tab/>
-        <w:t>39</w:t>
+        <w:t>46</w:t>
       </w:r>
     </w:p>
     <w:p>
@@ -2481,7 +2481,7 @@
         </w:rPr>
         <w:t>5.2 Análisis cualitativo: comparación visual</w:t>
         <w:tab/>
-        <w:t>39</w:t>
+        <w:t>46</w:t>
       </w:r>
     </w:p>
     <w:p>
@@ -2503,7 +2503,7 @@
         </w:rPr>
         <w:t>5.3 Resultados cuantitativos: promedio por método</w:t>
         <w:tab/>
-        <w:t>40</w:t>
+        <w:t>47</w:t>
       </w:r>
     </w:p>
     <w:p>
@@ -2525,7 +2525,7 @@
         </w:rPr>
         <w:t>5.4 Análisis estadístico no paramétrico</w:t>
         <w:tab/>
-        <w:t>43</w:t>
+        <w:t>48</w:t>
       </w:r>
     </w:p>
     <w:p>
@@ -2547,7 +2547,7 @@
         </w:rPr>
         <w:t>5.4.1 Prueba de Friedman global</w:t>
         <w:tab/>
-        <w:t>43</w:t>
+        <w:t>48</w:t>
       </w:r>
     </w:p>
     <w:p>
@@ -2569,7 +2569,7 @@
         </w:rPr>
         <w:t>5.4.2 Comparaciones pareadas Wilcoxon</w:t>
         <w:tab/>
-        <w:t>44</w:t>
+        <w:t>49</w:t>
       </w:r>
     </w:p>
     <w:p>
@@ -2591,7 +2591,7 @@
         </w:rPr>
         <w:t>5.4.3 Ranking promedio</w:t>
         <w:tab/>
-        <w:t>44</w:t>
+        <w:t>49</w:t>
       </w:r>
     </w:p>
     <w:p>
@@ -2613,7 +2613,7 @@
         </w:rPr>
         <w:t>5.5 Evaluación orientada a tarea: detección con YOLO (LLVIP y M3FD)</w:t>
         <w:tab/>
-        <w:t>48</w:t>
+        <w:t>51</w:t>
       </w:r>
     </w:p>
     <w:p>
@@ -2635,7 +2635,7 @@
         </w:rPr>
         <w:t>5.6 Propuesta Novedosa (método central)</w:t>
         <w:tab/>
-        <w:t>50</w:t>
+        <w:t>53</w:t>
       </w:r>
     </w:p>
     <w:p>
@@ -2657,7 +2657,139 @@
         </w:rPr>
         <w:t>5.7 Discusión integrada</w:t>
         <w:tab/>
-        <w:t>53</w:t>
+        <w:t>56</w:t>
+      </w:r>
+    </w:p>
+    <w:p>
+      <w:pPr>
+        <w:pStyle w:val="Normal"/>
+        <w:tabs>
+          <w:tab w:val="clear" w:pos="720"/>
+          <w:tab w:val="right" w:pos="9354" w:leader="dot"/>
+        </w:tabs>
+        <w:spacing w:lineRule="auto" w:line="360" w:before="0" w:after="0"/>
+        <w:ind w:hanging="0" w:start="340"/>
+        <w:rPr/>
+      </w:pPr>
+      <w:r>
+        <w:rPr>
+          <w:rFonts w:eastAsia="Times New Roman" w:cs="Times New Roman"/>
+          <w:b w:val="false"/>
+          <w:sz w:val="24"/>
+        </w:rPr>
+        <w:t xml:space="preserve">5.8 Auditoría del protocolo de evaluación</w:t>
+        <w:tab/>
+        <w:t>57</w:t>
+      </w:r>
+    </w:p>
+    <w:p>
+      <w:pPr>
+        <w:pStyle w:val="Normal"/>
+        <w:tabs>
+          <w:tab w:val="clear" w:pos="720"/>
+          <w:tab w:val="right" w:pos="9354" w:leader="dot"/>
+        </w:tabs>
+        <w:spacing w:lineRule="auto" w:line="360" w:before="0" w:after="0"/>
+        <w:ind w:hanging="0" w:start="680"/>
+        <w:rPr/>
+      </w:pPr>
+      <w:r>
+        <w:rPr>
+          <w:rFonts w:eastAsia="Times New Roman" w:cs="Times New Roman"/>
+          <w:b w:val="false"/>
+          <w:sz w:val="24"/>
+        </w:rPr>
+        <w:t xml:space="preserve">5.8.1 Sensibilidad del orden de mérito y redundancia interna (H2, H4)</w:t>
+        <w:tab/>
+        <w:t>57</w:t>
+      </w:r>
+    </w:p>
+    <w:p>
+      <w:pPr>
+        <w:pStyle w:val="Normal"/>
+        <w:tabs>
+          <w:tab w:val="clear" w:pos="720"/>
+          <w:tab w:val="right" w:pos="9354" w:leader="dot"/>
+        </w:tabs>
+        <w:spacing w:lineRule="auto" w:line="360" w:before="0" w:after="0"/>
+        <w:ind w:hanging="0" w:start="680"/>
+        <w:rPr/>
+      </w:pPr>
+      <w:r>
+        <w:rPr>
+          <w:rFonts w:eastAsia="Times New Roman" w:cs="Times New Roman"/>
+          <w:b w:val="false"/>
+          <w:sz w:val="24"/>
+        </w:rPr>
+        <w:t xml:space="preserve">5.8.2 Control negativo con degradaciones conocidas (H3)</w:t>
+        <w:tab/>
+        <w:t>58</w:t>
+      </w:r>
+    </w:p>
+    <w:p>
+      <w:pPr>
+        <w:pStyle w:val="Normal"/>
+        <w:tabs>
+          <w:tab w:val="clear" w:pos="720"/>
+          <w:tab w:val="right" w:pos="9354" w:leader="dot"/>
+        </w:tabs>
+        <w:spacing w:lineRule="auto" w:line="360" w:before="0" w:after="0"/>
+        <w:ind w:hanging="0" w:start="680"/>
+        <w:rPr/>
+      </w:pPr>
+      <w:r>
+        <w:rPr>
+          <w:rFonts w:eastAsia="Times New Roman" w:cs="Times New Roman"/>
+          <w:b w:val="false"/>
+          <w:sz w:val="24"/>
+        </w:rPr>
+        <w:t xml:space="preserve">5.8.3 Aporte del banco con hiperparámetros igualados (H7)</w:t>
+        <w:tab/>
+        <w:t>59</w:t>
+      </w:r>
+    </w:p>
+    <w:p>
+      <w:pPr>
+        <w:pStyle w:val="Normal"/>
+        <w:tabs>
+          <w:tab w:val="clear" w:pos="720"/>
+          <w:tab w:val="right" w:pos="9354" w:leader="dot"/>
+        </w:tabs>
+        <w:spacing w:lineRule="auto" w:line="360" w:before="0" w:after="0"/>
+        <w:ind w:hanging="0" w:start="680"/>
+        <w:rPr/>
+      </w:pPr>
+      <w:r>
+        <w:rPr>
+          <w:rFonts w:eastAsia="Times New Roman" w:cs="Times New Roman"/>
+          <w:b w:val="false"/>
+          <w:sz w:val="24"/>
+        </w:rPr>
+        <w:t xml:space="preserve">5.8.4 Robustez frente al ajuste simétrico de los comparativos</w:t>
+        <w:tab/>
+        <w:t>60</w:t>
+      </w:r>
+    </w:p>
+    <w:p>
+      <w:pPr>
+        <w:pStyle w:val="Normal"/>
+        <w:tabs>
+          <w:tab w:val="clear" w:pos="720"/>
+          <w:tab w:val="right" w:pos="9354" w:leader="dot"/>
+        </w:tabs>
+        <w:spacing w:lineRule="auto" w:line="360" w:before="0" w:after="0"/>
+        <w:ind w:hanging="0" w:start="680"/>
+        <w:rPr/>
+      </w:pPr>
+      <w:r>
+        <w:rPr>
+          <w:rFonts w:eastAsia="Times New Roman" w:cs="Times New Roman"/>
+          <w:b w:val="false"/>
+          <w:sz w:val="24"/>
+        </w:rPr>
+        <w:t xml:space="preserve">5.8.5 Alcance de la optimización y contraste con la tarea (H5, H6)</w:t>
+        <w:tab/>
+        <w:t>60</w:t>
       </w:r>
     </w:p>
     <w:p>
@@ -2679,7 +2811,7 @@
         </w:rPr>
         <w:t>6. CONCLUSIONES Y RECOMENDACIONES</w:t>
         <w:tab/>
-        <w:t>55</w:t>
+        <w:t>61</w:t>
       </w:r>
     </w:p>
     <w:p>
@@ -2701,7 +2833,7 @@
         </w:rPr>
         <w:t>6.1 Conclusiones</w:t>
         <w:tab/>
-        <w:t>55</w:t>
+        <w:t>61</w:t>
       </w:r>
     </w:p>
     <w:p>
@@ -2723,7 +2855,7 @@
         </w:rPr>
         <w:t>6.2 Recomendaciones</w:t>
         <w:tab/>
-        <w:t>56</w:t>
+        <w:t>63</w:t>
       </w:r>
     </w:p>
     <w:p>
@@ -2745,7 +2877,7 @@
         </w:rPr>
         <w:t>7. REFERENCIAS BIBLIOGRÁFICAS</w:t>
         <w:tab/>
-        <w:t>58</w:t>
+        <w:t>65</w:t>
       </w:r>
     </w:p>
     <w:p>
@@ -2767,7 +2899,7 @@
         </w:rPr>
         <w:t>8. APÉNDICE</w:t>
         <w:tab/>
-        <w:t>61</w:t>
+        <w:t>68</w:t>
       </w:r>
     </w:p>
     <w:p>
@@ -2789,7 +2921,7 @@
         </w:rPr>
         <w:t>A. Repositorio del código</w:t>
         <w:tab/>
-        <w:t>61</w:t>
+        <w:t>68</w:t>
       </w:r>
     </w:p>
     <w:p>
@@ -2811,7 +2943,7 @@
         </w:rPr>
         <w:t>B. Configuraciones del barrido PSO</w:t>
         <w:tab/>
-        <w:t>61</w:t>
+        <w:t>68</w:t>
       </w:r>
     </w:p>
     <w:p>
@@ -2833,7 +2965,7 @@
         </w:rPr>
         <w:t>C. Tablas estadísticas extendidas</w:t>
         <w:tab/>
-        <w:t>61</w:t>
+        <w:t>68</w:t>
       </w:r>
     </w:p>
     <w:p>
@@ -2855,7 +2987,7 @@
         </w:rPr>
         <w:t>D. Pseudocódigo de la fusión Top-Hat clásica</w:t>
         <w:tab/>
-        <w:t>62</w:t>
+        <w:t>69</w:t>
       </w:r>
     </w:p>
     <w:p>
@@ -2877,7 +3009,7 @@
         </w:rPr>
         <w:t>E. Refinamiento metodológico de la regla de fusión</w:t>
         <w:tab/>
-        <w:t>62</w:t>
+        <w:t>69</w:t>
       </w:r>
     </w:p>
     <w:p>
@@ -2899,7 +3031,7 @@
         </w:rPr>
         <w:t>F. Hardware y tiempos de ejecución</w:t>
         <w:tab/>
-        <w:t>63</w:t>
+        <w:t>70</w:t>
       </w:r>
       <w:r>
         <w:br w:type="page"/>
@@ -4899,7 +5031,7 @@
           <w:rFonts w:eastAsia="Times New Roman" w:cs="Times New Roman"/>
           <w:sz w:val="18"/>
         </w:rPr>
-        <w:t xml:space="preserve">Figura 9. Detecciones del modelo único VIS+IR en dos escenas de M3FD: la fusión detecta más personas que cada modalidad por separado y conserva las luces que el infrarrojo no detecta.</w:t>
+        <w:t xml:space="preserve">Figura 9. Detecciones del modelo único VIS+IR en dos escenas de M3FD: la fusión recupera personas y luces en una sola imagen, allí donde el infrarrojo apenas detecta luces.</w:t>
       </w:r>
     </w:p>
     <w:p>
@@ -5105,7 +5237,61 @@
           <w:rFonts w:eastAsia="Times New Roman" w:cs="Times New Roman"/>
           <w:sz w:val="21"/>
         </w:rPr>
-        <w:t>Tabla 11. Barrido de configuraciones del PSO con el rango publicado m ∈ [0,30; 2,00]: mejor aptitud Fo por combinación de partículas (n) e iteraciones (T). Las 25 configuraciones convergen al mismo peso óptimo (m* = 0,30); las diferencias reflejan el radio hallado (r = 1 donde la aptitud llega a 1,7354 y r = 25 donde llega a 1,7039).</w:t>
+        <w:t>Tabla 11. Barrido de configuraciones del PSO con el rango publicado m ∈ [0,30; 2,00]: mejor aptitud Fo por combinación de partículas (n) e iteraciones (T). Las 25 configuraciones convergen al mismo peso óptimo (m* = 0,30); las diferencias reflejan el radio hallado (r = 1 donde la aptitud llega a 1,7350 y r = 25 donde llega a 1,7057).</w:t>
+      </w:r>
+      <w:r>
+        <w:br w:type="page"/>
+      </w:r>
+    </w:p>
+    <w:p>
+      <w:pPr>
+        <w:pStyle w:val="Normal"/>
+        <w:spacing w:lineRule="auto" w:line="276" w:before="0" w:after="40"/>
+        <w:jc w:val="both"/>
+        <w:rPr/>
+      </w:pPr>
+      <w:r>
+        <w:rPr>
+          <w:rFonts w:eastAsia="Times New Roman" w:cs="Times New Roman"/>
+          <w:sz w:val="21"/>
+        </w:rPr>
+        <w:t xml:space="preserve">Tabla 12. Control negativo: rango medio de los siete métodos y de siete entradas degradadas, bajo tres composiciones del criterio (menor rango = mejor; n = 20 pares).</w:t>
+      </w:r>
+      <w:r>
+        <w:br w:type="page"/>
+      </w:r>
+    </w:p>
+    <w:p>
+      <w:pPr>
+        <w:pStyle w:val="Normal"/>
+        <w:spacing w:lineRule="auto" w:line="276" w:before="0" w:after="40"/>
+        <w:jc w:val="both"/>
+        <w:rPr/>
+      </w:pPr>
+      <w:r>
+        <w:rPr>
+          <w:rFonts w:eastAsia="Times New Roman" w:cs="Times New Roman"/>
+          <w:sz w:val="21"/>
+        </w:rPr>
+        <w:t xml:space="preserve">Tabla 13. Ablación del banco de elementos estructurantes con (r, m) = (25; 0,30) fijos en los seis brazos (menor rango = mejor; n = 20 pares).</w:t>
+      </w:r>
+      <w:r>
+        <w:br w:type="page"/>
+      </w:r>
+    </w:p>
+    <w:p>
+      <w:pPr>
+        <w:pStyle w:val="Normal"/>
+        <w:spacing w:lineRule="auto" w:line="276" w:before="0" w:after="40"/>
+        <w:jc w:val="both"/>
+        <w:rPr/>
+      </w:pPr>
+      <w:r>
+        <w:rPr>
+          <w:rFonts w:eastAsia="Times New Roman" w:cs="Times New Roman"/>
+          <w:sz w:val="21"/>
+        </w:rPr>
+        <w:t xml:space="preserve">Tabla 14. Rango medio por escenario de ajuste: con los comparativos por defecto, con los comparativos ajustados, y con los comparativos ajustados sobre las diecisiete métricas (menor rango = mejor).</w:t>
       </w:r>
       <w:r>
         <w:br w:type="page"/>
@@ -5378,7 +5564,7 @@
         <w:rPr>
           <w:rFonts w:eastAsia="Times New Roman" w:cs="Times New Roman"/>
         </w:rPr>
-        <w:t xml:space="preserve">Proponer y evaluar la Propuesta Novedosa, un método de fusión de imágenes visibles e infrarrojas basado en la transformada Top-Hat con elementos estructurantes circulares y lineales sobre una sola escala y parámetros optimizados por enjambre de partículas (PSO), comparándolo con la metodología clásica de fusión Top-Hat y con métodos representativos del estado del arte, y analizando su impacto en tareas posteriores de detección de objetos.</w:t>
+        <w:t xml:space="preserve">Diseñar, implementar y caracterizar un operador de fusión de imágenes visibles e infrarrojas basado en la transformada Top-Hat de una sola escala con un banco de cinco elementos estructurantes —un disco y cuatro segmentos lineales orientados—, determinando en qué dirección desplaza el punto de operación de la fusión frente a la metodología clásica y a cinco configuraciones de referencia del estado del arte sobre el TNO Image Fusion Dataset; y auditar, con ese mismo desarrollo como caso de estudio, la validez discriminativa del protocolo de evaluación empleado —una batería de métricas sin referencia interpretadas como «mayor es mejor», la elección de hiperparámetros guiada por esas mismas métricas y el contraste con una tarea posterior de detección de objetos—, estableciendo en qué medida el orden de mérito que ese protocolo produce autoriza conclusiones sobre la calidad de una imagen fusionada y sobre su utilidad en una tarea posterior.</w:t>
       </w:r>
     </w:p>
     <w:p>
@@ -5418,7 +5604,7 @@
         <w:rPr>
           <w:rFonts w:eastAsia="Times New Roman" w:cs="Times New Roman"/>
         </w:rPr>
-        <w:t xml:space="preserve">Formular la Propuesta Novedosa: sobre una sola escala, un banco de cinco elementos estructurantes (un disco y cuatro lineales a 0°, 45°, 90° y 135°) cuyas respuestas lineales se promedian y se confrontan por máximo con la del disco para obtener transformadas Top-Hat y Bottom-Hat óptimas, con reconstrucción aditivo–sustractiva ponderada, adaptada al esquema de fusión VIS/IR.</w:t>
+        <w:t xml:space="preserve">Formular e implementar el operador tal como efectivamente se evalúa: sobre una sola escala de radio r se calculan las transformadas Top-Hat y Bottom-Hat con un disco B_r y con cuatro elementos estructurantes lineales orientados a 0°, 45°, 90° y 135° de longitud 2r+1; las cuatro respuestas lineales se promedian y ese promedio se suma a la respuesta del disco; la comparación por máximo por píxel se aplica únicamente entre las respuestas obtenidas del visible y del infrarrojo, no entre las ramas del banco; y la reconstrucción es aditivo-sustractiva ponderada sobre I_base = (VIS + IR)/2. Aislar el aporte del banco mediante una ablación con hiperparámetros fijos.</w:t>
       </w:r>
     </w:p>
     <w:p>
@@ -5437,7 +5623,7 @@
         <w:rPr>
           <w:rFonts w:eastAsia="Times New Roman" w:cs="Times New Roman"/>
         </w:rPr>
-        <w:t xml:space="preserve">Optimizar automáticamente los hiperparámetros del método (el radio r del banco de elementos estructurantes y el peso de contraste m) mediante PSO con una función de aptitud orientada a la calidad de fusión.</w:t>
+        <w:t xml:space="preserve">Delimitar el alcance real de la optimización por enjambre de partículas: establecer cuál de los hiperparámetros determina efectivamente la aptitud declarada y cuál constituye una decisión de diseño, caracterizar la forma de la función de aptitud sobre el espacio de búsqueda, y justificar el peso adoptado con criterios independientes de esa aptitud.</w:t>
       </w:r>
     </w:p>
     <w:p>
@@ -5456,7 +5642,7 @@
         <w:rPr>
           <w:rFonts w:eastAsia="Times New Roman" w:cs="Times New Roman"/>
         </w:rPr>
-        <w:t>Comparar el método óptimo con la metodología clásica de fusión Top-Hat y con cinco métodos representativos del estado del arte (LP, RP, DWT, DTCWT y CVT) sobre nueve métricas sin referencia, con pruebas no paramétricas (Friedman y Wilcoxon con corrección de Holm).</w:t>
+        <w:t xml:space="preserve">Comparar el operador con la metodología clásica y con cinco configuraciones de referencia del estado del arte sobre nueve métricas sin referencia, con pruebas no paramétricas (Friedman y Wilcoxon con corrección de Holm), organizando los resultados en bloques de actividad espacial y de fidelidad a las fuentes en lugar de un único orden agregado, y verificando la robustez del resultado frente a un ajuste simétrico de los hiperparámetros de los comparativos.</w:t>
       </w:r>
     </w:p>
     <w:p>
@@ -5475,7 +5661,26 @@
         <w:rPr>
           <w:rFonts w:eastAsia="Times New Roman" w:cs="Times New Roman"/>
         </w:rPr>
-        <w:t>Analizar el impacto de la fusión en una tarea posterior de detección de objetos (YOLO), evaluando la detectabilidad por modalidad de entrada.</w:t>
+        <w:t xml:space="preserve">Evaluar si la batería de métricas empleada discrimina calidad de fusión, mediante tres pruebas: un control negativo con degradaciones conocidas, un análisis de redundancia interna entre métricas, y la sensibilidad del orden de mérito a la composición del conjunto.</w:t>
+      </w:r>
+    </w:p>
+    <w:p>
+      <w:pPr>
+        <w:pStyle w:val="ListParagraph"/>
+        <w:numPr>
+          <w:ilvl w:val="0"/>
+          <w:numId w:val="3"/>
+        </w:numPr>
+        <w:spacing w:lineRule="auto" w:line="360" w:before="0" w:after="100"/>
+        <w:ind w:firstLine="709"/>
+        <w:jc w:val="both"/>
+        <w:rPr/>
+      </w:pPr>
+      <w:r>
+        <w:rPr>
+          <w:rFonts w:eastAsia="Times New Roman" w:cs="Times New Roman"/>
+        </w:rPr>
+        <w:t xml:space="preserve">Medir el efecto de la fusión sobre la detección de objetos con dos experimentos independientes, y contrastar el orden de mérito de las métricas de imagen con el orden de utilidad en la tarea, operacionalizando el objetivo mediante un conteo por escena de recuperación de clases complementarias y no solo mediante el mAP promedio.</w:t>
       </w:r>
     </w:p>
     <w:p>
@@ -5530,7 +5735,7 @@
         <w:rPr>
           <w:rFonts w:eastAsia="Times New Roman" w:cs="Times New Roman"/>
         </w:rPr>
-        <w:t xml:space="preserve">¿La Propuesta Novedosa de fusión VIS+IR basada en la transformada Top-Hat, con elementos estructurantes de disco y lineales sobre una sola escala e hiperparámetros optimizados por PSO, mejora la calidad de fusión —evaluada con métricas sin referencia y pruebas no paramétricas sobre el TNO Image Fusion Dataset— respecto de la metodología clásica de fusión Top-Hat y de los métodos del estado del arte, y qué efecto produce en el desempeño de una tarea posterior de detección de objetos?</w:t>
+        <w:t xml:space="preserve">¿En qué dirección desplaza el punto de operación de la fusión VIS/IR un operador Top-Hat de una escala con banco de cinco elementos estructurantes, y en qué medida el protocolo de evaluación con el que se lo juzga —métricas sin referencia de tipo «mayor es mejor», hiperparámetros elegidos sobre esas mismas métricas y validación en tarea posterior— permite sostener conclusiones sobre la calidad de la imagen fusionada y sobre su utilidad práctica?</w:t>
       </w:r>
     </w:p>
     <w:p>
@@ -5570,7 +5775,7 @@
         <w:rPr>
           <w:rFonts w:eastAsia="Times New Roman" w:cs="Times New Roman"/>
         </w:rPr>
-        <w:t xml:space="preserve">¿Cómo debe formularse el operador —banco de disco y líneas, combinación de respuestas y regla de reconstrucción— para adaptar el realce morfológico multidireccional al esquema de fusión VIS/IR?</w:t>
+        <w:t xml:space="preserve">¿Cómo debe formularse el operador —banco de disco y líneas, combinación de las respuestas por promedio y suma, y regla de reconstrucción— para adaptar el realce morfológico multidireccional al esquema de fusión VIS/IR, y cuánto aporta el banco por encima del disco único con hiperparámetros igualados?</w:t>
       </w:r>
     </w:p>
     <w:p>
@@ -5589,7 +5794,7 @@
         <w:rPr>
           <w:rFonts w:eastAsia="Times New Roman" w:cs="Times New Roman"/>
         </w:rPr>
-        <w:t xml:space="preserve">¿Qué valores del radio r y del peso de contraste m maximizan una aptitud orientada a la calidad de fusión, y puede el PSO hallarlos automáticamente de forma estable?</w:t>
+        <w:t xml:space="preserve">¿Cuál de los dos hiperparámetros (r, m) determina efectivamente la aptitud declarada, qué forma tiene esa aptitud sobre el espacio de búsqueda, y con qué criterios independientes de ella puede justificarse el peso adoptado?</w:t>
       </w:r>
     </w:p>
     <w:p>
@@ -5608,7 +5813,7 @@
         <w:rPr>
           <w:rFonts w:eastAsia="Times New Roman" w:cs="Times New Roman"/>
         </w:rPr>
-        <w:t xml:space="preserve">¿Existen diferencias estadísticamente significativas entre la Propuesta Novedosa, la metodología clásica de fusión Top-Hat y los métodos del estado del arte (LP, RP, DWT, DTCWT y CVT), y en qué métricas?</w:t>
+        <w:t xml:space="preserve">¿Existen diferencias estadísticamente significativas entre la Propuesta Novedosa, la metodología clásica de fusión Top-Hat y los métodos del estado del arte (LP, RP, DWT, DTCWT y CVT), en qué métricas, y se sostiene el resultado cuando se concede a los comparativos el mismo paso de ajuste de hiperparámetros?</w:t>
       </w:r>
     </w:p>
     <w:p>
@@ -5627,7 +5832,26 @@
         <w:rPr>
           <w:rFonts w:eastAsia="Times New Roman" w:cs="Times New Roman"/>
         </w:rPr>
-        <w:t>¿La fusión —y en particular el método propuesto— mejora el desempeño de un detector de objetos (mAP sobre LLVIP) respecto de las modalidades visible e infrarroja por separado?</w:t>
+        <w:t xml:space="preserve">¿Discrimina la batería de nueve métricas sin referencia entre detalle útil y ruido inyectado, contiene componentes redundantes entre sí, y depende el orden de mérito de la composición del conjunto de métricas?</w:t>
+      </w:r>
+    </w:p>
+    <w:p>
+      <w:pPr>
+        <w:pStyle w:val="ListParagraph"/>
+        <w:numPr>
+          <w:ilvl w:val="0"/>
+          <w:numId w:val="4"/>
+        </w:numPr>
+        <w:spacing w:lineRule="auto" w:line="360" w:before="0" w:after="100"/>
+        <w:ind w:firstLine="709"/>
+        <w:jc w:val="both"/>
+        <w:rPr/>
+      </w:pPr>
+      <w:r>
+        <w:rPr>
+          <w:rFonts w:eastAsia="Times New Roman" w:cs="Times New Roman"/>
+        </w:rPr>
+        <w:t xml:space="preserve">¿La fusión —y en particular el método propuesto— mejora el desempeño de un detector de objetos respecto de las modalidades visible e infrarroja por separado, y predice el orden de mérito de las métricas de imagen el orden de utilidad en la tarea?</w:t>
       </w:r>
     </w:p>
     <w:p>
@@ -5661,7 +5885,7 @@
         <w:rPr>
           <w:rFonts w:eastAsia="Times New Roman" w:cs="Times New Roman"/>
         </w:rPr>
-        <w:t xml:space="preserve">De la formulación anterior se derivan tres hipótesis de trabajo. H1: la combinación de elementos estructurantes de disco y lineales sobre una sola escala —con las respuestas lineales promediadas y sumadas a la del disco— mejora la actividad, el detalle y el contenido informativo de la imagen fusionada —entropía, contenido de bordes, contraste, gradiente medio y frecuencia espacial— frente a los métodos del estado del arte, y mejora también a la metodología clásica de fusión Top-Hat en la mayoría de las métricas evaluadas. H2: la optimización automática de los hiperparámetros (r, m) por PSO, con una función de aptitud orientada a la fusión, alcanza un perfil de calidad superior al de la parametrización manual del operador clásico. H3: una mejor calidad de fusión se traduce en un mejor desempeño de detección de objetos (mAP) que el de las modalidades individuales. Las hipótesis H1 y H2 se contrastan en las secciones 5.4 y 5.6; H3 se somete a prueba en la sección 5.5.</w:t>
+        <w:t xml:space="preserve">De la formulación anterior se derivan siete hipótesis de trabajo, todas contrastables con experimentos versionados en el repositorio. H1: el operador con banco de cinco elementos estructurantes no mejora la fusión de manera uniforme, sino que desplaza su punto de operación hacia el realce de la actividad espacial y en contra de la fidelidad a las fuentes. H2: el orden de mérito de los métodos no es una propiedad del operador sino del criterio con que se lo evalúa, de modo que cambia al cambiar la composición del conjunto de métricas sin que cambie ninguna imagen fusionada. H3: la batería de nueve métricas de tipo «mayor es mejor» es insuficiente como criterio de calidad, porque sus métricas de actividad crecen monótonamente con la varianza inyectada y no distinguen detalle útil de ruido. H4: la batería contiene al menos una métrica que no aporta información independiente de las demás. H5: la optimización no determina la configuración adoptada, dado que ambos hiperparámetros resultan de decisiones apoyadas en parte del mismo criterio con el que después se evalúa. H6: el orden de mérito de las métricas de imagen no predice el orden de utilidad en una tarea posterior de detección, y ninguna fusión supera por un margen distinguible a la mejor modalidad individual. H7: con el radio y el peso igualados, el banco de cinco elementos produce un perfil de métricas distinto del que produce el disco único. H1 se contrasta en las secciones 5.4 y 5.6; H6 en la sección 5.5; y H2, H3, H4, H5 y H7 en la sección 5.8, dedicada a la auditoría del protocolo de evaluación.</w:t>
       </w:r>
     </w:p>
     <w:p>
@@ -5703,7 +5927,7 @@
         <w:rPr>
           <w:rFonts w:eastAsia="Times New Roman" w:cs="Times New Roman"/>
         </w:rPr>
-        <w:t>Tercero, la evaluación orientada a tarea con verdad de campo se realizó con un único detector (YOLOv8n) sobre un subconjunto de LLVIP (2.000 imágenes de entrenamiento y 500 de validación, 40 épocas); extenderla a otros detectores y al conjunto completo queda como trabajo futuro. Cuarto, la regla de fusión por capa es la de selección por actividad local máxima, sin explorar reglas adaptativas. Quinto, no se evaluaron métodos basados en aprendizaje profundo, dado que tales comparaciones requieren protocolos de entrenamiento cuyos sesgos exceden el alcance de esta tesis.</w:t>
+        <w:t>Tercero, la evaluación orientada a tarea con verdad de campo se realizó con un único detector (YOLOv8n) sobre un subconjunto de LLVIP (2.000 imágenes de entrenamiento y 500 de validación, 40 épocas); extenderla a otros detectores y al conjunto completo queda como trabajo futuro. Cuarto, la regla de fusión por capa es la de selección por actividad local máxima, sin explorar reglas adaptativas. Quinto, no se evaluaron métodos basados en aprendizaje profundo, dado que tales comparaciones requieren protocolos de entrenamiento cuyos sesgos exceden el alcance de esta tesis. Sexto, los veinte pares corresponden a trece escenas distintas —cuatro de ellas con varias vistas o instantes del mismo sujeto—, de modo que los bloques de las pruebas no son plenamente independientes y el tamaño de muestra efectivo es menor que veinte. Séptimo, la eficiencia de fusión (FE) es la entropía reescalada por una constante por escena, por lo que la batería de nueve métricas contiene ocho cantidades independientes; excluyendo FE el orden del ranking no cambia y la propuesta sigue primera (3,63 frente a 3,99 de la pirámide de Laplace). Octavo, el comparador identificado como curvelet está implementado como una aproximación mediante wavelet 2D (db4) y no como una transformada curvelet propiamente dicha, de modo que los valores de CVT deben leerse referidos a esa aproximación. Noveno, la función de aptitud del trabajo de referencia y la batería de evaluación discrepan en el radio: Fo favorece r = 1 y las nueve métricas r = 25, por lo que la configuración adoptada se apoya en el criterio de evaluación y no en la optimización, que sí determina el peso m. Décimo, en el conteo por escena sobre M3FD —232 escenas con ambas clases complementarias— la propuesta recupera las dos clases en el 50,0 % de los casos frente al 53,0 % del visible solo (8 escenas ganadas y 15 perdidas; McNemar exacto p = 0,2100) y resuelve 2 de las 90 escenas críticas, de manera que no mejora la tarea de clases complementarias.</w:t>
       </w:r>
     </w:p>
     <w:p>
@@ -10414,7 +10638,7 @@
                   <m:t>[</m:t>
                 </m:r>
                 <m:r>
-                  <m:t>0.05</m:t>
+                  <m:t>0.30</m:t>
                 </m:r>
                 <m:r>
                   <m:t>,</m:t>
@@ -10423,7 +10647,7 @@
                   <m:t> </m:t>
                 </m:r>
                 <m:r>
-                  <m:t>1.20</m:t>
+                  <m:t>2.00</m:t>
                 </m:r>
                 <m:r>
                   <m:t>]</m:t>
@@ -10878,7 +11102,7 @@
           <w:iCs/>
           <w:rFonts w:eastAsia="Times New Roman" w:cs="Times New Roman"/>
         </w:rPr>
-        <w:t xml:space="preserve">Los hiperparámetros (r, m) se ajustan maximizando la función objetivo del trabajo de referencia, Fo = SSIMavg + En + PSNRn (ecuación 14): la similitud estructural promedio con las fuentes (SSIMavg; Wang et al., 2004), la entropía normalizada (En = E/8) y la relación señal-ruido de pico normalizada (PSNRn = PSNR/100), sin pesos arbitrarios, equilibrando preservación estructural, contenido informativo y reducción de la distorsión (Ortega y Espinoza, 2025). El barrido de 25 configuraciones (partículas 2–10 × iteraciones 10–50, Cuadro 1 de dicho trabajo) se ejecuta sobre tres escenas representativas con el espacio de búsqueda del trabajo de referencia, r ∈ [1, 25] y m ∈ [0,30; 2,00]. El peso óptimo converge al límite inferior del rango, m* = 0,30, en las 25 configuraciones: los dos términos de fidelidad de Fo (SSIMavg y PSNRn) decrecen al aumentar el realce y dominan sobre la entropía normalizada. Para el radio, Fo favorece el valor trivial r = 1 —que desactiva el banco de elementos estructurantes—, mientras que las nueve métricas de evaluación de esta tesis, todas de tipo «mayor es mejor», favorecen r = 25. Se adopta por tanto la configuración r = 25, m = 0,30: el peso que produce la metodología de referencia y el radio que maximiza el criterio de evaluación, activando el banco completo de cinco elementos estructurantes.</w:t>
+        <w:t xml:space="preserve">Los hiperparámetros (r, m) se ajustan maximizando la función objetivo del trabajo de referencia, Fo = SSIMavg + En + PSNRn (ecuación 14): la similitud estructural promedio con las fuentes (SSIMavg; Wang et al., 2004), la entropía normalizada (En = E/8) y la relación señal-ruido de pico normalizada (PSNRn = PSNR/100), sin pesos arbitrarios, equilibrando preservación estructural, contenido informativo y reducción de la distorsión (Ortega y Espinoza, 2025). El barrido de 25 configuraciones (partículas 2–10 × iteraciones 10–50, Cuadro 1 de dicho trabajo) se ejecuta sobre tres escenas representativas con el espacio de búsqueda del trabajo de referencia, r ∈ [1, 25] y m ∈ [0,30; 2,00]. El peso óptimo converge al límite inferior del rango, m* = 0,30, en las 25 configuraciones: los dos términos de fidelidad de Fo (SSIMavg y PSNRn) decrecen al aumentar el realce y dominan sobre la entropía normalizada. Para el radio, Fo favorece r = 1, el extremo inferior del rango. Con ese valor los cinco elementos estructurantes siguen activos, pero se reducen a una vecindad de 3 × 3 píxeles: el operador extrae apenas estructura a la escala de los objetivos y la fusión se acerca a la imagen base, que es justamente lo que maximizan los dos términos de fidelidad de Fo. Las nueve métricas de evaluación de esta tesis, todas de tipo «mayor es mejor», favorecen en cambio r = 25. Se adopta por tanto la configuración r = 25, m = 0,30: el peso que produce la metodología de referencia y el radio que maximiza el criterio de evaluación, con el banco de cinco elementos operando a una escala comparable al tamaño de los objetivos térmicos.</w:t>
       </w:r>
     </w:p>
     <w:p>
@@ -11576,7 +11800,7 @@
                 <w:rFonts w:eastAsia="Times New Roman" w:cs="Times New Roman"/>
                 <w:sz w:val="19"/>
               </w:rPr>
-              <w:t xml:space="preserve">r = 25; m = 0,30 (m* del barrido en las 25 configuraciones; Fo = 1,7039)</w:t>
+              <w:t xml:space="preserve">r = 25; m = 0,30 (m* del barrido en las 25 configuraciones; Fo = 1,7057)</w:t>
             </w:r>
           </w:p>
         </w:tc>
@@ -12447,7 +12671,7 @@
         <w:rPr>
           <w:rFonts w:eastAsia="Times New Roman" w:cs="Times New Roman"/>
         </w:rPr>
-        <w:t>Dado que en la fusión VIS/IR no existe una imagen de referencia (ground truth) —como subraya la revisión de Singh et al. (2023)—, la evaluación se realiza con nueve métricas que computan el puntaje a partir de la imagen fusionada y de sus fuentes: la entropía (EN), la desviación estándar (SD), la entropía de bordes (FE), el gradiente medio (MG), la información mutua con el visible y el infrarrojo (MI_vis, MI_ir), la frecuencia espacial (SF), la similitud estructural promedio con las fuentes (SSIM) y la relación señal-ruido de pico calculada frente a ambas fuentes (PSNR). Este subconjunto —alineado con la metodología de referencia (Ortega y Espinoza, 2025)— cubre la actividad y el contenido informativo, la fidelidad estructural y la distorsión. La literatura de fusión define además una familia de índices de calidad orientados a la preservación de bordes y a la reducción de artefactos (Qabf, Nabf, SCD, VIF, FMI y los índices de Piella y Heijmans, 2003), cuyas definiciones se recogen en la sección siguiente por completitud; la evaluación empírica de esta tesis reporta el subconjunto de nueve métricas descrito.</w:t>
+        <w:t>Dado que en la fusión VIS/IR no existe una imagen de referencia (ground truth) —como subraya la revisión de Singh et al. (2023)—, la evaluación se realiza con nueve métricas que computan el puntaje a partir de la imagen fusionada y de sus fuentes: la entropía (EN), la desviación estándar (SD), la eficiencia de fusión (FE), el gradiente medio (MG), la información mutua con el visible y el infrarrojo (MI_vis, MI_ir), la frecuencia espacial (SF), la similitud estructural promedio con las fuentes (SSIM) y la relación señal-ruido de pico calculada frente a ambas fuentes (PSNR). Este subconjunto —alineado con la metodología de referencia (Ortega y Espinoza, 2025)— cubre la actividad y el contenido informativo, la fidelidad estructural y la distorsión. La literatura de fusión define además una familia de índices de calidad orientados a la preservación de bordes y a la reducción de artefactos (Qabf, Nabf, SCD, VIF, FMI y los índices de Piella y Heijmans, 2003), cuyas definiciones se recogen en la sección siguiente por completitud; la evaluación empírica de esta tesis reporta el subconjunto de nueve métricas descrito.</w:t>
       </w:r>
     </w:p>
     <w:p>
@@ -12660,6 +12884,31 @@
         </w:tc>
       </w:tr>
     </w:tbl>
+    <w:p>
+      <w:pPr>
+        <w:pStyle w:val="Normal"/>
+        <w:spacing w:lineRule="auto" w:line="360" w:before="0" w:after="120"/>
+        <w:ind w:firstLine="709"/>
+        <w:jc w:val="both"/>
+        <w:rPr/>
+      </w:pPr>
+      <w:r>
+        <w:rPr>
+          <w:rFonts w:eastAsia="Times New Roman" w:cs="Times New Roman"/>
+          <w:b/>
+          <w:sz w:val="24"/>
+        </w:rPr>
+        <w:t xml:space="preserve">Eficiencia de fusión (FE). Cociente entre la entropía de la imagen fusionada y el promedio de las entropías de las dos fuentes, FE = EN(F) / [(EN(A) + EN(B)) / 2]; mayor es mejor. Se reporta porque la emplea el trabajo de referencia (Ortega y Espinoza, 2025), pero conviene advertir su dependencia de EN: para un par VIS/IR dado el denominador no depende del método de fusión, de modo que FE es la entropía reescalada por una constante por escena. En consecuencia produce los mismos rangos intra-bloque que EN, el mismo estadístico de Friedman y los mismos signos en Wilcoxon, y no debe interpretarse como una novena fuente de evidencia independiente.</w:t>
+      </w:r>
+      <w:r>
+        <w:rPr>
+          <w:rFonts w:eastAsia="Times New Roman" w:cs="Times New Roman"/>
+          <w:b w:val="false"/>
+          <w:sz w:val="24"/>
+        </w:rPr>
+        <w:t/>
+      </w:r>
+    </w:p>
     <w:p>
       <w:pPr>
         <w:pStyle w:val="Normal"/>
@@ -13305,7 +13554,35 @@
                             <m:degHide m:val="1"/>
                           </m:radPr>
                           <m:deg/>
-                          <m:e/>
+                          <m:e>
+                            <m:sSup>
+                              <m:e>
+                                <m:r>
+                                  <m:t>Δx</m:t>
+                                </m:r>
+                              </m:e>
+                              <m:sup>
+                                <m:r>
+                                  <m:t>2</m:t>
+                                </m:r>
+                              </m:sup>
+                            </m:sSup>
+                            <m:r>
+                              <m:t xml:space="preserve">+</m:t>
+                            </m:r>
+                            <m:sSup>
+                              <m:e>
+                                <m:r>
+                                  <m:t>Δy</m:t>
+                                </m:r>
+                              </m:e>
+                              <m:sup>
+                                <m:r>
+                                  <m:t>2</m:t>
+                                </m:r>
+                              </m:sup>
+                            </m:sSup>
+                          </m:e>
                         </m:rad>
                       </m:e>
                     </m:nary>
@@ -17886,7 +18163,7 @@
         <w:rPr>
           <w:rFonts w:eastAsia="Times New Roman" w:cs="Times New Roman"/>
         </w:rPr>
-        <w:t>Criterio escalar que el PSO maximiza para evaluar cada solución candidata. Aquí es una combinación orientada a la fusión, Fo = SSIMavg + En + PSNRn, que premia la fidelidad estructural, la preservación de bordes y la correlación, y penaliza los artefactos.</w:t>
+        <w:t>Criterio escalar que el PSO maximiza para evaluar cada solución candidata. Aquí es la función objetivo del trabajo de referencia, Fo = SSIMavg + En + PSNRn: la suma sin pesos de la similitud estructural promedio con las fuentes, la entropía normalizada y el PSNR normalizado. No incluye ningún término explícito de preservación de bordes, de correlación ni de penalización de artefactos; dos de sus tres sumandos son de fidelidad a las fuentes, de modo que decrece al aumentar el realce.</w:t>
       </w:r>
       <w:r>
         <w:br w:type="page"/>
@@ -18520,7 +18797,7 @@
                 <w:rFonts w:eastAsia="Times New Roman" w:cs="Times New Roman"/>
                 <w:sz w:val="19"/>
               </w:rPr>
-              <w:t>0,05–1,20 (ajustado por PSO)</w:t>
+              <w:t>0,30–2,00 (ajustado por PSO)</w:t>
             </w:r>
           </w:p>
         </w:tc>
@@ -19497,7 +19774,7 @@
         <w:rPr>
           <w:rFonts w:eastAsia="Times New Roman" w:cs="Times New Roman"/>
         </w:rPr>
-        <w:t xml:space="preserve"> (Toet, 2014). Las imágenes se reorganizaron en dos directorios paralelos (data/raw/VIS y data/raw/IR) con nombres de archivo coincidentes para emparejado automático. Se cargan en escala de grises, se normalizan al rango [0, 1] como float32 y se asume registro espacial previo (los pares TNO ya están alineados).</w:t>
+        <w:t xml:space="preserve"> (Toet, 2014). Las imágenes se reorganizaron en dos directorios paralelos (data/raw/VIS y data/raw/IR) con nombres de archivo coincidentes para emparejado automático. Se cargan en escala de grises, se normalizan al rango [0, 1] como float32 y se asume registro espacial previo (los pares TNO ya están alineados). Conviene precisar la composición del corpus: los veinte pares corresponden a trece escenas distintas, porque cuatro de ellas aportan varias tomas del mismo sujeto —APC_1 y APC_3 con tres vistas cada una, el soldado tras la cortina de humo con tres instantes y el soldado en trinchera con dos—. Los veinte bloques de las pruebas no son, por tanto, plenamente independientes, y el tamaño de muestra efectivo es menor que veinte; este punto se retoma en las limitaciones.</w:t>
       </w:r>
     </w:p>
     <w:p>
@@ -19691,14 +19968,7 @@
         <w:rPr>
           <w:rFonts w:eastAsia="Times New Roman" w:cs="Times New Roman"/>
         </w:rPr>
-        <w:t>La figura 6 muestra tres pares representativos del dataset junto con los resultados de los métodos del benchmark. Visualmente, la pirámide de Laplace y la DTCWT recuperan detalle fino con buen equilibrio, aunque introducen ligeros artefactos en bordes muy contrastantes; la RP acentúa el contraste local a costa de cierta sobreamplificación; la DWT presenta el granulado característico de la fusión por máxima magnitud de coeficiente; y el Top-Hat clásico produce la imagen de mayor contraste aparente, pero con halos visibles alrededor de los objetivos térmicos, consecuencia de inyectar el detalle sin ponderación. La Propuesta Novedosa (destacada en rojo) ofrece el resultado visualmente más limpio y equilibrado: integra la silueta térmica de la IR y la textura del VIS con bordes definidos, sin el granulado de la DWT ni los halos del operador clásico. Esto es coherente con sus indicadores cuantitativos: la mayor entropía y el mayor contenido de bordes del estudio (EN = 6,9888; FE = 1,1045), con un realce moderado que evita la saturación del operador clásico.</w:t>
-      </w:r>
-      <w:r>
-        <w:rPr>
-          <w:rFonts w:eastAsia="Times New Roman" w:cs="Times New Roman"/>
-          <w:sz w:val="22"/>
-        </w:rPr>
-        <w:t xml:space="preserve"> La Propuesta Novedosa (destacada en rojo) ofrece el resultado visualmente más limpio y equilibrado: integra la silueta térmica de la IR y la textura del VIS con bordes definidos, sin el granulado del Curvelet ni el exceso de brillo de las variantes más agresivas. Esto es coherente con sus indicadores cuantitativos: la mayor entropía y el mayor contenido de bordes del estudio (EN = 6,9888; FE = 1,1045), reflejo de una fusión rica en información sin la saturación que introduce el realce sin ponderación.</w:t>
+        <w:t>La figura 6 muestra tres pares representativos del dataset junto con los resultados de los métodos del benchmark. Visualmente, la pirámide de Laplace y la DTCWT recuperan detalle fino con buen equilibrio, aunque introducen ligeros artefactos en bordes muy contrastantes; la RP acentúa el contraste local a costa de cierta sobreamplificación; la DWT presenta el granulado característico de la fusión por máxima magnitud de coeficiente; y el Top-Hat clásico produce la imagen de mayor contraste aparente, pero con halos visibles alrededor de los objetivos térmicos, consecuencia de inyectar el detalle sin ponderación. La Propuesta Novedosa (destacada en rojo) ofrece el resultado visualmente más limpio y equilibrado: integra la silueta térmica de la IR y la textura del VIS con bordes definidos, sin el granulado de la DWT ni los halos del operador clásico. Esto es coherente con sus indicadores cuantitativos: la mayor entropía y la mayor eficiencia de fusión del estudio (EN = 6,9855; FE = 1,1047), con un realce moderado que evita la saturación del operador clásico.</w:t>
       </w:r>
     </w:p>
     <w:p>
@@ -19796,7 +20066,7 @@
         <w:rPr>
           <w:rFonts w:eastAsia="Times New Roman" w:cs="Times New Roman"/>
         </w:rPr>
-        <w:t>La Tabla 4 presenta los promedios de las seis métricas clásicas y la Tabla 5 los de la frecuencia espacial, la similitud estructural y el PSNR, sobre los 20 pares para los siete métodos del benchmark. La propuesta lidera la entropía (EN = 6,9888) y el contenido de bordes (FE = 1,1045) del benchmark, y se ubica segunda en desviación estándar (SD = 0,1477), gradiente medio (MG = 0,0353) y frecuencia espacial (SF = 17,3435), por detrás únicamente de la pirámide de Laplace en contraste y del Top-Hat clásico en gradiente y frecuencia. En las métricas de fidelidad la relación se invierte: los métodos multiescala lideran la similitud estructural y el PSNR, y la pirámide de Laplace la información mutua con las fuentes. Frente al operador clásico, la propuesta mejora simultáneamente la entropía, el contraste y el contenido de bordes y además eleva la similitud estructural de 0,5781 a 0,6677, mostrando que el banco de elementos estructurantes realza sin degradar la estructura tanto como el disco único sin ponderación.</w:t>
+        <w:t>La Tabla 4 presenta los promedios de las seis métricas clásicas y la Tabla 5 los de la frecuencia espacial, la similitud estructural y el PSNR, sobre los 20 pares para los siete métodos del benchmark. La propuesta lidera la entropía (EN = 6,9855) y la eficiencia de fusión (FE = 1,1047) del benchmark, y se ubica segunda en desviación estándar (SD = 0,1439), gradiente medio (MG = 0,0355) y frecuencia espacial (SF = 17,4425), por detrás únicamente de la pirámide de Laplace en contraste y del Top-Hat clásico en gradiente y frecuencia. En las métricas de fidelidad la relación se invierte: los métodos multiescala lideran la similitud estructural y el PSNR, y la pirámide de Laplace la información mutua con las fuentes. Frente al operador clásico, la propuesta mejora simultáneamente la entropía, el contraste y la eficiencia de fusión y además eleva la similitud estructural de 0,5640 a 0,6584, mostrando que el banco de elementos estructurantes realza sin degradar la estructura tanto como el disco único sin ponderación.</w:t>
       </w:r>
     </w:p>
     <w:p>
@@ -20097,7 +20367,7 @@
                 <w:color w:val="auto"/>
                 <w:sz w:val="18"/>
               </w:rPr>
-              <w:t>6,8350</w:t>
+              <w:t xml:space="preserve">6,8400</w:t>
             </w:r>
           </w:p>
         </w:tc>
@@ -20126,7 +20396,7 @@
                 <w:color w:val="auto"/>
                 <w:sz w:val="18"/>
               </w:rPr>
-              <w:t>0,1548</w:t>
+              <w:t xml:space="preserve">0,1550</w:t>
             </w:r>
           </w:p>
         </w:tc>
@@ -20154,7 +20424,7 @@
                 <w:color w:val="auto"/>
                 <w:sz w:val="18"/>
               </w:rPr>
-              <w:t>1,0792</w:t>
+              <w:t xml:space="preserve">1,0806</w:t>
             </w:r>
           </w:p>
         </w:tc>
@@ -20182,7 +20452,7 @@
                 <w:color w:val="auto"/>
                 <w:sz w:val="18"/>
               </w:rPr>
-              <w:t>0,0248</w:t>
+              <w:t xml:space="preserve">0,0252</w:t>
             </w:r>
           </w:p>
         </w:tc>
@@ -20211,7 +20481,7 @@
                 <w:color w:val="auto"/>
                 <w:sz w:val="18"/>
               </w:rPr>
-              <w:t>2,1183</w:t>
+              <w:t xml:space="preserve">1,9242</w:t>
             </w:r>
           </w:p>
         </w:tc>
@@ -20240,7 +20510,7 @@
                 <w:color w:val="auto"/>
                 <w:sz w:val="18"/>
               </w:rPr>
-              <w:t>1,0717</w:t>
+              <w:t xml:space="preserve">0,9178</w:t>
             </w:r>
           </w:p>
         </w:tc>
@@ -20299,7 +20569,7 @@
                 <w:color w:val="auto"/>
                 <w:sz w:val="18"/>
               </w:rPr>
-              <w:t>6,8285</w:t>
+              <w:t xml:space="preserve">6,8098</w:t>
             </w:r>
           </w:p>
         </w:tc>
@@ -20327,7 +20597,7 @@
                 <w:color w:val="auto"/>
                 <w:sz w:val="18"/>
               </w:rPr>
-              <w:t>0,1304</w:t>
+              <w:t xml:space="preserve">0,1271</w:t>
             </w:r>
           </w:p>
         </w:tc>
@@ -20355,7 +20625,7 @@
                 <w:color w:val="auto"/>
                 <w:sz w:val="18"/>
               </w:rPr>
-              <w:t>1,0790</w:t>
+              <w:t xml:space="preserve">1,0770</w:t>
             </w:r>
           </w:p>
         </w:tc>
@@ -20383,7 +20653,7 @@
                 <w:color w:val="auto"/>
                 <w:sz w:val="18"/>
               </w:rPr>
-              <w:t>0,0269</w:t>
+              <w:t xml:space="preserve">0,0275</w:t>
             </w:r>
           </w:p>
         </w:tc>
@@ -20411,7 +20681,7 @@
                 <w:color w:val="auto"/>
                 <w:sz w:val="18"/>
               </w:rPr>
-              <w:t>1,1698</w:t>
+              <w:t xml:space="preserve">0,9485</w:t>
             </w:r>
           </w:p>
         </w:tc>
@@ -20439,7 +20709,7 @@
                 <w:color w:val="auto"/>
                 <w:sz w:val="18"/>
               </w:rPr>
-              <w:t>0,8807</w:t>
+              <w:t xml:space="preserve">0,6504</w:t>
             </w:r>
           </w:p>
         </w:tc>
@@ -20498,7 +20768,7 @@
                 <w:color w:val="auto"/>
                 <w:sz w:val="18"/>
               </w:rPr>
-              <w:t>6,7002</w:t>
+              <w:t xml:space="preserve">6,6816</w:t>
             </w:r>
           </w:p>
         </w:tc>
@@ -20526,7 +20796,7 @@
                 <w:color w:val="auto"/>
                 <w:sz w:val="18"/>
               </w:rPr>
-              <w:t>0,1199</w:t>
+              <w:t xml:space="preserve">0,1166</w:t>
             </w:r>
           </w:p>
         </w:tc>
@@ -20554,7 +20824,7 @@
                 <w:color w:val="auto"/>
                 <w:sz w:val="18"/>
               </w:rPr>
-              <w:t>1,0586</w:t>
+              <w:t xml:space="preserve">1,0566</w:t>
             </w:r>
           </w:p>
         </w:tc>
@@ -20582,7 +20852,7 @@
                 <w:color w:val="auto"/>
                 <w:sz w:val="18"/>
               </w:rPr>
-              <w:t>0,0270</w:t>
+              <w:t xml:space="preserve">0,0275</w:t>
             </w:r>
           </w:p>
         </w:tc>
@@ -20610,7 +20880,7 @@
                 <w:color w:val="auto"/>
                 <w:sz w:val="18"/>
               </w:rPr>
-              <w:t>1,2846</w:t>
+              <w:t xml:space="preserve">1,0764</w:t>
             </w:r>
           </w:p>
         </w:tc>
@@ -20638,7 +20908,7 @@
                 <w:color w:val="auto"/>
                 <w:sz w:val="18"/>
               </w:rPr>
-              <w:t>0,8809</w:t>
+              <w:t xml:space="preserve">0,6658</w:t>
             </w:r>
           </w:p>
         </w:tc>
@@ -20697,7 +20967,7 @@
                 <w:color w:val="auto"/>
                 <w:sz w:val="18"/>
               </w:rPr>
-              <w:t>6,7060</w:t>
+              <w:t xml:space="preserve">6,6877</w:t>
             </w:r>
           </w:p>
         </w:tc>
@@ -20725,7 +20995,7 @@
                 <w:color w:val="auto"/>
                 <w:sz w:val="18"/>
               </w:rPr>
-              <w:t>0,1205</w:t>
+              <w:t xml:space="preserve">0,1172</w:t>
             </w:r>
           </w:p>
         </w:tc>
@@ -20753,7 +21023,7 @@
                 <w:color w:val="auto"/>
                 <w:sz w:val="18"/>
               </w:rPr>
-              <w:t>1,0596</w:t>
+              <w:t xml:space="preserve">1,0577</w:t>
             </w:r>
           </w:p>
         </w:tc>
@@ -20781,7 +21051,7 @@
                 <w:color w:val="auto"/>
                 <w:sz w:val="18"/>
               </w:rPr>
-              <w:t>0,0251</w:t>
+              <w:t xml:space="preserve">0,0255</w:t>
             </w:r>
           </w:p>
         </w:tc>
@@ -20809,7 +21079,7 @@
                 <w:color w:val="auto"/>
                 <w:sz w:val="18"/>
               </w:rPr>
-              <w:t>1,2887</w:t>
+              <w:t xml:space="preserve">1,0781</w:t>
             </w:r>
           </w:p>
         </w:tc>
@@ -20837,7 +21107,7 @@
                 <w:color w:val="auto"/>
                 <w:sz w:val="18"/>
               </w:rPr>
-              <w:t>0,8908</w:t>
+              <w:t xml:space="preserve">0,6728</w:t>
             </w:r>
           </w:p>
         </w:tc>
@@ -20896,7 +21166,7 @@
                 <w:color w:val="auto"/>
                 <w:sz w:val="18"/>
               </w:rPr>
-              <w:t>6,6645</w:t>
+              <w:t xml:space="preserve">6,6445</w:t>
             </w:r>
           </w:p>
         </w:tc>
@@ -20924,7 +21194,7 @@
                 <w:color w:val="auto"/>
                 <w:sz w:val="18"/>
               </w:rPr>
-              <w:t>0,1167</w:t>
+              <w:t xml:space="preserve">0,1132</w:t>
             </w:r>
           </w:p>
         </w:tc>
@@ -20952,7 +21222,7 @@
                 <w:color w:val="auto"/>
                 <w:sz w:val="18"/>
               </w:rPr>
-              <w:t>1,0529</w:t>
+              <w:t xml:space="preserve">1,0507</w:t>
             </w:r>
           </w:p>
         </w:tc>
@@ -20980,7 +21250,7 @@
                 <w:color w:val="auto"/>
                 <w:sz w:val="18"/>
               </w:rPr>
-              <w:t>0,0256</w:t>
+              <w:t xml:space="preserve">0,0260</w:t>
             </w:r>
           </w:p>
         </w:tc>
@@ -21008,7 +21278,7 @@
                 <w:color w:val="auto"/>
                 <w:sz w:val="18"/>
               </w:rPr>
-              <w:t>1,3038</w:t>
+              <w:t xml:space="preserve">1,0961</w:t>
             </w:r>
           </w:p>
         </w:tc>
@@ -21036,7 +21306,7 @@
                 <w:color w:val="auto"/>
                 <w:sz w:val="18"/>
               </w:rPr>
-              <w:t>0,8843</w:t>
+              <w:t xml:space="preserve">0,6695</w:t>
             </w:r>
           </w:p>
         </w:tc>
@@ -21096,7 +21366,7 @@
                 <w:color w:val="auto"/>
                 <w:sz w:val="18"/>
               </w:rPr>
-              <w:t>6,9334</w:t>
+              <w:t xml:space="preserve">6,9220</w:t>
             </w:r>
           </w:p>
         </w:tc>
@@ -21124,7 +21394,7 @@
                 <w:color w:val="auto"/>
                 <w:sz w:val="18"/>
               </w:rPr>
-              <w:t>0,1387</w:t>
+              <w:t xml:space="preserve">0,1352</w:t>
             </w:r>
           </w:p>
         </w:tc>
@@ -21153,7 +21423,7 @@
                 <w:color w:val="auto"/>
                 <w:sz w:val="18"/>
               </w:rPr>
-              <w:t>1,0961</w:t>
+              <w:t xml:space="preserve">1,0952</w:t>
             </w:r>
           </w:p>
         </w:tc>
@@ -21182,7 +21452,7 @@
                 <w:color w:val="auto"/>
                 <w:sz w:val="18"/>
               </w:rPr>
-              <w:t>0,0473</w:t>
+              <w:t xml:space="preserve">0,0478</w:t>
             </w:r>
           </w:p>
         </w:tc>
@@ -21210,7 +21480,7 @@
                 <w:color w:val="auto"/>
                 <w:sz w:val="18"/>
               </w:rPr>
-              <w:t>0,8722</w:t>
+              <w:t xml:space="preserve">0,7867</w:t>
             </w:r>
           </w:p>
         </w:tc>
@@ -21238,7 +21508,7 @@
                 <w:color w:val="auto"/>
                 <w:sz w:val="18"/>
               </w:rPr>
-              <w:t>0,5864</w:t>
+              <w:t xml:space="preserve">0,4928</w:t>
             </w:r>
           </w:p>
         </w:tc>
@@ -21297,7 +21567,7 @@
                 <w:color w:val="auto"/>
                 <w:sz w:val="18"/>
               </w:rPr>
-              <w:t>6,9888</w:t>
+              <w:t xml:space="preserve">6,9855</w:t>
             </w:r>
           </w:p>
         </w:tc>
@@ -21325,7 +21595,7 @@
                 <w:color w:val="auto"/>
                 <w:sz w:val="18"/>
               </w:rPr>
-              <w:t>0,1477</w:t>
+              <w:t xml:space="preserve">0,1439</w:t>
             </w:r>
           </w:p>
         </w:tc>
@@ -21353,7 +21623,7 @@
                 <w:color w:val="auto"/>
                 <w:sz w:val="18"/>
               </w:rPr>
-              <w:t>1,1045</w:t>
+              <w:t xml:space="preserve">1,1047</w:t>
             </w:r>
           </w:p>
         </w:tc>
@@ -21381,7 +21651,7 @@
                 <w:color w:val="auto"/>
                 <w:sz w:val="18"/>
               </w:rPr>
-              <w:t>0,0353</w:t>
+              <w:t xml:space="preserve">0,0355</w:t>
             </w:r>
           </w:p>
         </w:tc>
@@ -21409,7 +21679,7 @@
                 <w:color w:val="auto"/>
                 <w:sz w:val="18"/>
               </w:rPr>
-              <w:t>0,9617</w:t>
+              <w:t xml:space="preserve">0,8970</w:t>
             </w:r>
           </w:p>
         </w:tc>
@@ -21437,7 +21707,7 @@
                 <w:color w:val="auto"/>
                 <w:sz w:val="18"/>
               </w:rPr>
-              <w:t>0,6708</w:t>
+              <w:t xml:space="preserve">0,6003</w:t>
             </w:r>
           </w:p>
         </w:tc>
@@ -21652,7 +21922,7 @@
                 <w:color w:val="auto"/>
                 <w:sz w:val="18"/>
               </w:rPr>
-              <w:t>13,0400</w:t>
+              <w:t xml:space="preserve">13,2205</w:t>
             </w:r>
           </w:p>
         </w:tc>
@@ -21680,7 +21950,7 @@
                 <w:color w:val="auto"/>
                 <w:sz w:val="18"/>
               </w:rPr>
-              <w:t>0,7208</w:t>
+              <w:t xml:space="preserve">0,7059</w:t>
             </w:r>
           </w:p>
         </w:tc>
@@ -21708,7 +21978,7 @@
                 <w:color w:val="auto"/>
                 <w:sz w:val="18"/>
               </w:rPr>
-              <w:t>20,2687</w:t>
+              <w:t xml:space="preserve">14,9401</w:t>
             </w:r>
           </w:p>
         </w:tc>
@@ -21767,7 +22037,7 @@
                 <w:color w:val="auto"/>
                 <w:sz w:val="18"/>
               </w:rPr>
-              <w:t>13,3376</w:t>
+              <w:t xml:space="preserve">13,6209</w:t>
             </w:r>
           </w:p>
         </w:tc>
@@ -21795,7 +22065,7 @@
                 <w:color w:val="auto"/>
                 <w:sz w:val="18"/>
               </w:rPr>
-              <w:t>0,7212</w:t>
+              <w:t xml:space="preserve">0,7051</w:t>
             </w:r>
           </w:p>
         </w:tc>
@@ -21824,7 +22094,7 @@
                 <w:color w:val="auto"/>
                 <w:sz w:val="18"/>
               </w:rPr>
-              <w:t>21,9655</w:t>
+              <w:t xml:space="preserve">17,3689</w:t>
             </w:r>
           </w:p>
         </w:tc>
@@ -21883,7 +22153,7 @@
                 <w:color w:val="auto"/>
                 <w:sz w:val="18"/>
               </w:rPr>
-              <w:t>13,9341</w:t>
+              <w:t xml:space="preserve">14,1888</w:t>
             </w:r>
           </w:p>
         </w:tc>
@@ -21911,7 +22181,7 @@
                 <w:color w:val="auto"/>
                 <w:sz w:val="18"/>
               </w:rPr>
-              <w:t>0,7163</w:t>
+              <w:t xml:space="preserve">0,7014</w:t>
             </w:r>
           </w:p>
         </w:tc>
@@ -21939,7 +22209,7 @@
                 <w:color w:val="auto"/>
                 <w:sz w:val="18"/>
               </w:rPr>
-              <w:t>22,7767</w:t>
+              <w:t xml:space="preserve">17,5886</w:t>
             </w:r>
           </w:p>
         </w:tc>
@@ -21998,7 +22268,7 @@
                 <w:color w:val="auto"/>
                 <w:sz w:val="18"/>
               </w:rPr>
-              <w:t>13,0266</w:t>
+              <w:t xml:space="preserve">13,1990</w:t>
             </w:r>
           </w:p>
         </w:tc>
@@ -22026,7 +22296,7 @@
                 <w:color w:val="auto"/>
                 <w:sz w:val="18"/>
               </w:rPr>
-              <w:t>0,7386</w:t>
+              <w:t xml:space="preserve">0,7249</w:t>
             </w:r>
           </w:p>
         </w:tc>
@@ -22054,7 +22324,7 @@
                 <w:color w:val="auto"/>
                 <w:sz w:val="18"/>
               </w:rPr>
-              <w:t>22,7857</w:t>
+              <w:t xml:space="preserve">17,5974</w:t>
             </w:r>
           </w:p>
         </w:tc>
@@ -22113,7 +22383,7 @@
                 <w:color w:val="auto"/>
                 <w:sz w:val="18"/>
               </w:rPr>
-              <w:t>13,1510</w:t>
+              <w:t xml:space="preserve">13,3379</w:t>
             </w:r>
           </w:p>
         </w:tc>
@@ -22141,7 +22411,7 @@
                 <w:color w:val="auto"/>
                 <w:sz w:val="18"/>
               </w:rPr>
-              <w:t>0,7305</w:t>
+              <w:t xml:space="preserve">0,7162</w:t>
             </w:r>
           </w:p>
         </w:tc>
@@ -22169,7 +22439,7 @@
                 <w:color w:val="auto"/>
                 <w:sz w:val="18"/>
               </w:rPr>
-              <w:t>22,8375</w:t>
+              <w:t xml:space="preserve">17,6523</w:t>
             </w:r>
           </w:p>
         </w:tc>
@@ -22229,7 +22499,7 @@
                 <w:color w:val="auto"/>
                 <w:sz w:val="18"/>
               </w:rPr>
-              <w:t>22,8554</w:t>
+              <w:t xml:space="preserve">23,1000</w:t>
             </w:r>
           </w:p>
         </w:tc>
@@ -22257,7 +22527,7 @@
                 <w:color w:val="auto"/>
                 <w:sz w:val="18"/>
               </w:rPr>
-              <w:t>0,5781</w:t>
+              <w:t xml:space="preserve">0,5640</w:t>
             </w:r>
           </w:p>
         </w:tc>
@@ -22285,7 +22555,7 @@
                 <w:color w:val="auto"/>
                 <w:sz w:val="18"/>
               </w:rPr>
-              <w:t>17,4947</w:t>
+              <w:t xml:space="preserve">16,8728</w:t>
             </w:r>
           </w:p>
         </w:tc>
@@ -22344,7 +22614,7 @@
                 <w:color w:val="auto"/>
                 <w:sz w:val="18"/>
               </w:rPr>
-              <w:t>17,3435</w:t>
+              <w:t xml:space="preserve">17,4425</w:t>
             </w:r>
           </w:p>
         </w:tc>
@@ -22373,7 +22643,7 @@
                 <w:color w:val="auto"/>
                 <w:sz w:val="18"/>
               </w:rPr>
-              <w:t>0,6677</w:t>
+              <w:t xml:space="preserve">0,6584</w:t>
             </w:r>
           </w:p>
         </w:tc>
@@ -22401,7 +22671,7 @@
                 <w:color w:val="auto"/>
                 <w:sz w:val="18"/>
               </w:rPr>
-              <w:t>17,2546</w:t>
+              <w:t xml:space="preserve">16,8409</w:t>
             </w:r>
           </w:p>
         </w:tc>
@@ -22765,7 +23035,7 @@
                 <w:color w:val="auto"/>
                 <w:sz w:val="18"/>
               </w:rPr>
-              <w:t>81,38</w:t>
+              <w:t xml:space="preserve">88,29</w:t>
             </w:r>
           </w:p>
         </w:tc>
@@ -22880,7 +23150,7 @@
                 <w:color w:val="auto"/>
                 <w:sz w:val="18"/>
               </w:rPr>
-              <w:t>101,74</w:t>
+              <w:t xml:space="preserve">105,13</w:t>
             </w:r>
           </w:p>
         </w:tc>
@@ -22995,7 +23265,7 @@
                 <w:color w:val="auto"/>
                 <w:sz w:val="18"/>
               </w:rPr>
-              <w:t>81,38</w:t>
+              <w:t xml:space="preserve">88,29</w:t>
             </w:r>
           </w:p>
         </w:tc>
@@ -23110,7 +23380,7 @@
                 <w:color w:val="auto"/>
                 <w:sz w:val="18"/>
               </w:rPr>
-              <w:t>101,19</w:t>
+              <w:t xml:space="preserve">101,74</w:t>
             </w:r>
           </w:p>
         </w:tc>
@@ -23225,7 +23495,7 @@
                 <w:color w:val="auto"/>
                 <w:sz w:val="18"/>
               </w:rPr>
-              <w:t>71,85</w:t>
+              <w:t xml:space="preserve">73,63</w:t>
             </w:r>
           </w:p>
         </w:tc>
@@ -23340,7 +23610,7 @@
                 <w:color w:val="auto"/>
                 <w:sz w:val="18"/>
               </w:rPr>
-              <w:t>59,98</w:t>
+              <w:t xml:space="preserve">58,01</w:t>
             </w:r>
           </w:p>
         </w:tc>
@@ -23455,7 +23725,7 @@
                 <w:color w:val="auto"/>
                 <w:sz w:val="18"/>
               </w:rPr>
-              <w:t>96,32</w:t>
+              <w:t xml:space="preserve">97,31</w:t>
             </w:r>
           </w:p>
         </w:tc>
@@ -23570,7 +23840,7 @@
                 <w:color w:val="auto"/>
                 <w:sz w:val="18"/>
               </w:rPr>
-              <w:t>99,58</w:t>
+              <w:t xml:space="preserve">100,46</w:t>
             </w:r>
           </w:p>
         </w:tc>
@@ -23685,7 +23955,7 @@
                 <w:color w:val="auto"/>
                 <w:sz w:val="18"/>
               </w:rPr>
-              <w:t>107,32</w:t>
+              <w:t xml:space="preserve">111,84</w:t>
             </w:r>
           </w:p>
         </w:tc>
@@ -23780,7 +24050,7 @@
         <w:rPr>
           <w:rFonts w:eastAsia="Times New Roman" w:cs="Times New Roman"/>
         </w:rPr>
-        <w:t>Para precisar dónde residen las diferencias se aplicó la prueba de Wilcoxon de rangos signados entre los métodos morfológicos (la propuesta y el Top-Hat clásico) y cada método del estado del arte, sobre las nueve métricas, con corrección de Holm y tamaño de efecto rank-biserial (90 contrastes; detalle en el Apéndice C). El hallazgo central: la propuesta mejora de forma estadísticamente significativa la entropía, el contenido de bordes, el gradiente medio y la frecuencia espacial (EN, FE, MG, SF) frente a los cinco métodos del estado del arte (p_Holm &lt; 0,05), y el contraste (SD) frente a cuatro de los cinco, mientras que cede de manera sistemática en las métricas de fidelidad a las fuentes (SSIM, PSNR) y en la información mutua, donde lideran los métodos multiescala. Frente al Top-Hat clásico la ventaja es más amplia: la propuesta gana en seis de las nueve métricas y cede solo en gradiente medio y frecuencia espacial.</w:t>
+        <w:t>Para precisar dónde residen las diferencias se aplicó la prueba de Wilcoxon de rangos signados entre los métodos morfológicos (la propuesta y el Top-Hat clásico) y cada método del estado del arte, sobre las nueve métricas, con corrección de Holm y tamaño de efecto rank-biserial (99 contrastes; detalle en el Apéndice C). El hallazgo central: la propuesta mejora de forma estadísticamente significativa la entropía, la eficiencia de fusión, el gradiente medio y la frecuencia espacial (EN, FE, MG, SF) frente a los cinco métodos del estado del arte (p_Holm &lt; 0,05), y el contraste (SD) frente a cuatro de los cinco, mientras que cede de manera sistemática en las métricas de fidelidad a las fuentes (SSIM, PSNR) y en la información mutua, donde lideran los métodos multiescala. Frente al Top-Hat clásico la ventaja es más amplia: la propuesta gana en seis de las nueve métricas y cede solo en gradiente medio y frecuencia espacial.</w:t>
       </w:r>
     </w:p>
     <w:p>
@@ -23816,7 +24086,7 @@
         <w:rPr>
           <w:rFonts w:eastAsia="Times New Roman" w:cs="Times New Roman"/>
         </w:rPr>
-        <w:t>La Tabla 7 muestra el ranking promedio de cada método (1 = mejor) en seis métricas clave y el ranking global obtenido al promediar las nueve métricas, respetando la dirección de cada una. La pirámide de Laplace encabeza el ranking global (3,44) y la propuesta ocupa el segundo lugar (3,67), seguida por DTCWT y el Top-Hat clásico (4,00), RP (4,11), CVT (4,33) y DWT (4,44); la propuesta es primera en entropía y contenido de bordes y segunda en contraste, gradiente y frecuencia espacial, y queda relegada en las métricas de fidelidad a las fuentes. El ranking agregado, al mezclar familias de métricas con pesos iguales, debe leerse junto a los contrastes pareados de la sección anterior.</w:t>
+        <w:t>La Tabla 7 muestra el ranking promedio de cada método (1 = mejor) en seis métricas clave y el ranking global obtenido al promediar las nueve métricas, respetando la dirección de cada una. La propuesta encabeza el ranking global (3,39), seguida por la pirámide de Laplace (3,91), el Top-Hat clásico (3,94), RP (3,98), DTCWT (4,11), DWT (4,21) y CVT (4,44); es primera en el rango medio de entropía, contraste y eficiencia de fusión, segunda en gradiente medio y frecuencia espacial, y queda relegada en las métricas de fidelidad a las fuentes. Conviene notar que su primer puesto en contraste es de rango y no de media: la pirámide de Laplace alcanza un SD promedio mayor (0,1550 frente a 0,1439), pero la propuesta la supera en más pares de los que pierde, y el rango medio recoge esa consistencia por escena que el promedio aritmético oculta. El ranking se calcula promediando, para cada método, los rangos que obtiene dentro de cada par de imágenes —el complemento habitual de la prueba de Friedman—, y no rankeando los promedios, procedimiento que ignora la variabilidad entre escenas. Debe además tenerse presente que FE es la entropía de la fusión dividida por el promedio de las entropías de las fuentes: dentro de un mismo par el divisor es constante, de modo que FE reproduce exactamente los rangos de EN y no constituye evidencia independiente. Excluyéndola, el orden no cambia y la propuesta sigue primera (3,63 frente a 3,99 de la pirámide de Laplace). Aun así, al mezclar familias de métricas con pesos iguales, el ranking debe leerse junto a los contrastes pareados de la sección anterior.</w:t>
       </w:r>
     </w:p>
     <w:p>
@@ -24119,7 +24389,91 @@
                 <w:color w:val="auto"/>
                 <w:sz w:val="18"/>
               </w:rPr>
-              <w:t>Pirámide de Laplace (LP)</w:t>
+              <w:t>Propuesta Novedosa</w:t>
+            </w:r>
+          </w:p>
+        </w:tc>
+        <w:tc>
+          <w:tcPr>
+            <w:tcW w:w="950" w:type="dxa"/>
+            <w:tcBorders>
+              <w:top w:val="single" w:sz="4" w:space="0" w:color="B0B8C0"/>
+              <w:start w:val="single" w:sz="4" w:space="0" w:color="B0B8C0"/>
+              <w:bottom w:val="single" w:sz="4" w:space="0" w:color="B0B8C0"/>
+              <w:end w:val="single" w:sz="4" w:space="0" w:color="B0B8C0"/>
+            </w:tcBorders>
+            <w:shd w:fill="FFFFFF" w:val="clear"/>
+          </w:tcPr>
+          <w:p>
+            <w:pPr>
+              <w:pStyle w:val="Normal"/>
+              <w:widowControl w:val="false"/>
+              <w:spacing w:lineRule="auto" w:line="276" w:before="0" w:after="120"/>
+              <w:rPr/>
+            </w:pPr>
+            <w:r>
+              <w:rPr>
+                <w:rFonts w:eastAsia="Times New Roman" w:cs="Times New Roman"/>
+                <w:color w:val="auto"/>
+                <w:sz w:val="18"/>
+              </w:rPr>
+              <w:t xml:space="preserve">1,65</w:t>
+            </w:r>
+          </w:p>
+        </w:tc>
+        <w:tc>
+          <w:tcPr>
+            <w:tcW w:w="950" w:type="dxa"/>
+            <w:tcBorders>
+              <w:top w:val="single" w:sz="4" w:space="0" w:color="B0B8C0"/>
+              <w:start w:val="single" w:sz="4" w:space="0" w:color="B0B8C0"/>
+              <w:bottom w:val="single" w:sz="4" w:space="0" w:color="B0B8C0"/>
+              <w:end w:val="single" w:sz="4" w:space="0" w:color="B0B8C0"/>
+            </w:tcBorders>
+            <w:shd w:fill="FFFFFF" w:val="clear"/>
+          </w:tcPr>
+          <w:p>
+            <w:pPr>
+              <w:pStyle w:val="Normal"/>
+              <w:widowControl w:val="false"/>
+              <w:spacing w:lineRule="auto" w:line="276" w:before="0" w:after="120"/>
+              <w:rPr/>
+            </w:pPr>
+            <w:r>
+              <w:rPr>
+                <w:rFonts w:eastAsia="Times New Roman" w:cs="Times New Roman"/>
+                <w:color w:val="auto"/>
+                <w:sz w:val="18"/>
+              </w:rPr>
+              <w:t xml:space="preserve">2,00</w:t>
+            </w:r>
+          </w:p>
+        </w:tc>
+        <w:tc>
+          <w:tcPr>
+            <w:tcW w:w="950" w:type="dxa"/>
+            <w:tcBorders>
+              <w:top w:val="single" w:sz="4" w:space="0" w:color="B0B8C0"/>
+              <w:start w:val="single" w:sz="4" w:space="0" w:color="B0B8C0"/>
+              <w:bottom w:val="single" w:sz="4" w:space="0" w:color="B0B8C0"/>
+              <w:end w:val="single" w:sz="4" w:space="0" w:color="B0B8C0"/>
+            </w:tcBorders>
+            <w:shd w:fill="FFFFFF" w:val="clear"/>
+          </w:tcPr>
+          <w:p>
+            <w:pPr>
+              <w:pStyle w:val="Normal"/>
+              <w:widowControl w:val="false"/>
+              <w:spacing w:lineRule="auto" w:line="276" w:before="0" w:after="120"/>
+              <w:rPr/>
+            </w:pPr>
+            <w:r>
+              <w:rPr>
+                <w:rFonts w:eastAsia="Times New Roman" w:cs="Times New Roman"/>
+                <w:color w:val="auto"/>
+                <w:sz w:val="18"/>
+              </w:rPr>
+              <w:t xml:space="preserve">2,00</w:t>
             </w:r>
           </w:p>
         </w:tc>
@@ -24148,119 +24502,7 @@
                 <w:color w:val="auto"/>
                 <w:sz w:val="18"/>
               </w:rPr>
-              <w:t>1,0</w:t>
-            </w:r>
-          </w:p>
-        </w:tc>
-        <w:tc>
-          <w:tcPr>
-            <w:tcW w:w="950" w:type="dxa"/>
-            <w:tcBorders>
-              <w:top w:val="single" w:sz="4" w:space="0" w:color="B0B8C0"/>
-              <w:start w:val="single" w:sz="4" w:space="0" w:color="B0B8C0"/>
-              <w:bottom w:val="single" w:sz="4" w:space="0" w:color="B0B8C0"/>
-              <w:end w:val="single" w:sz="4" w:space="0" w:color="B0B8C0"/>
-            </w:tcBorders>
-            <w:shd w:fill="FFFFFF" w:val="clear"/>
-          </w:tcPr>
-          <w:p>
-            <w:pPr>
-              <w:pStyle w:val="Normal"/>
-              <w:widowControl w:val="false"/>
-              <w:spacing w:lineRule="auto" w:line="276" w:before="0" w:after="120"/>
-              <w:rPr/>
-            </w:pPr>
-            <w:r>
-              <w:rPr>
-                <w:rFonts w:eastAsia="Times New Roman" w:cs="Times New Roman"/>
-                <w:color w:val="auto"/>
-                <w:sz w:val="18"/>
-              </w:rPr>
-              <w:t>7,0</w:t>
-            </w:r>
-          </w:p>
-        </w:tc>
-        <w:tc>
-          <w:tcPr>
-            <w:tcW w:w="950" w:type="dxa"/>
-            <w:tcBorders>
-              <w:top w:val="single" w:sz="4" w:space="0" w:color="B0B8C0"/>
-              <w:start w:val="single" w:sz="4" w:space="0" w:color="B0B8C0"/>
-              <w:bottom w:val="single" w:sz="4" w:space="0" w:color="B0B8C0"/>
-              <w:end w:val="single" w:sz="4" w:space="0" w:color="B0B8C0"/>
-            </w:tcBorders>
-            <w:shd w:fill="FFFFFF" w:val="clear"/>
-          </w:tcPr>
-          <w:p>
-            <w:pPr>
-              <w:pStyle w:val="Normal"/>
-              <w:widowControl w:val="false"/>
-              <w:spacing w:lineRule="auto" w:line="276" w:before="0" w:after="120"/>
-              <w:rPr/>
-            </w:pPr>
-            <w:r>
-              <w:rPr>
-                <w:rFonts w:eastAsia="Times New Roman" w:cs="Times New Roman"/>
-                <w:color w:val="auto"/>
-                <w:sz w:val="18"/>
-              </w:rPr>
-              <w:t>6,0</w:t>
-            </w:r>
-          </w:p>
-        </w:tc>
-        <w:tc>
-          <w:tcPr>
-            <w:tcW w:w="950" w:type="dxa"/>
-            <w:tcBorders>
-              <w:top w:val="single" w:sz="4" w:space="0" w:color="B0B8C0"/>
-              <w:start w:val="single" w:sz="4" w:space="0" w:color="B0B8C0"/>
-              <w:bottom w:val="single" w:sz="4" w:space="0" w:color="B0B8C0"/>
-              <w:end w:val="single" w:sz="4" w:space="0" w:color="B0B8C0"/>
-            </w:tcBorders>
-            <w:shd w:fill="FFFFFF" w:val="clear"/>
-          </w:tcPr>
-          <w:p>
-            <w:pPr>
-              <w:pStyle w:val="Normal"/>
-              <w:widowControl w:val="false"/>
-              <w:spacing w:lineRule="auto" w:line="276" w:before="0" w:after="120"/>
-              <w:rPr/>
-            </w:pPr>
-            <w:r>
-              <w:rPr>
-                <w:rFonts w:eastAsia="Times New Roman" w:cs="Times New Roman"/>
-                <w:color w:val="auto"/>
-                <w:sz w:val="18"/>
-              </w:rPr>
-              <w:t>4,0</w:t>
-            </w:r>
-          </w:p>
-        </w:tc>
-        <w:tc>
-          <w:tcPr>
-            <w:tcW w:w="950" w:type="dxa"/>
-            <w:tcBorders>
-              <w:top w:val="single" w:sz="4" w:space="0" w:color="B0B8C0"/>
-              <w:start w:val="single" w:sz="4" w:space="0" w:color="B0B8C0"/>
-              <w:bottom w:val="single" w:sz="4" w:space="0" w:color="B0B8C0"/>
-              <w:end w:val="single" w:sz="4" w:space="0" w:color="B0B8C0"/>
-            </w:tcBorders>
-            <w:shd w:fill="FFFFFF" w:val="clear"/>
-          </w:tcPr>
-          <w:p>
-            <w:pPr>
-              <w:pStyle w:val="Normal"/>
-              <w:widowControl w:val="false"/>
-              <w:spacing w:lineRule="auto" w:line="276" w:before="0" w:after="120"/>
-              <w:rPr/>
-            </w:pPr>
-            <w:r>
-              <w:rPr>
-                <w:rFonts w:eastAsia="Times New Roman" w:cs="Times New Roman"/>
-                <w:color w:val="auto"/>
-                <w:sz w:val="18"/>
-              </w:rPr>
-              <w:t>5,0</w:t>
+              <w:t xml:space="preserve">5,90</w:t>
             </w:r>
           </w:p>
         </w:tc>
@@ -24289,13 +24531,100 @@
                 <w:color w:val="auto"/>
                 <w:sz w:val="18"/>
               </w:rPr>
-              <w:t>1,0</w:t>
+              <w:t xml:space="preserve">5,35</w:t>
+            </w:r>
+          </w:p>
+        </w:tc>
+        <w:tc>
+          <w:tcPr>
+            <w:tcW w:w="950" w:type="dxa"/>
+            <w:tcBorders>
+              <w:top w:val="single" w:sz="4" w:space="0" w:color="B0B8C0"/>
+              <w:start w:val="single" w:sz="4" w:space="0" w:color="B0B8C0"/>
+              <w:bottom w:val="single" w:sz="4" w:space="0" w:color="B0B8C0"/>
+              <w:end w:val="single" w:sz="4" w:space="0" w:color="B0B8C0"/>
+            </w:tcBorders>
+            <w:shd w:fill="FFFFFF" w:val="clear"/>
+          </w:tcPr>
+          <w:p>
+            <w:pPr>
+              <w:pStyle w:val="Normal"/>
+              <w:widowControl w:val="false"/>
+              <w:spacing w:lineRule="auto" w:line="276" w:before="0" w:after="120"/>
+              <w:rPr/>
+            </w:pPr>
+            <w:r>
+              <w:rPr>
+                <w:rFonts w:eastAsia="Times New Roman" w:cs="Times New Roman"/>
+                <w:color w:val="auto"/>
+                <w:sz w:val="18"/>
+              </w:rPr>
+              <w:t xml:space="preserve">5,25</w:t>
             </w:r>
           </w:p>
         </w:tc>
         <w:tc>
           <w:tcPr>
             <w:tcW w:w="1000" w:type="dxa"/>
+            <w:tcBorders>
+              <w:top w:val="single" w:sz="4" w:space="0" w:color="B0B8C0"/>
+              <w:start w:val="single" w:sz="4" w:space="0" w:color="B0B8C0"/>
+              <w:bottom w:val="single" w:sz="4" w:space="0" w:color="B0B8C0"/>
+              <w:end w:val="single" w:sz="4" w:space="0" w:color="B0B8C0"/>
+            </w:tcBorders>
+            <w:shd w:fill="FFFFFF" w:val="clear"/>
+          </w:tcPr>
+          <w:p>
+            <w:pPr>
+              <w:pStyle w:val="Normal"/>
+              <w:widowControl w:val="false"/>
+              <w:spacing w:lineRule="auto" w:line="276" w:before="0" w:after="120"/>
+              <w:rPr/>
+            </w:pPr>
+            <w:r>
+              <w:rPr>
+                <w:rFonts w:eastAsia="Times New Roman" w:cs="Times New Roman"/>
+                <w:color w:val="auto"/>
+                <w:sz w:val="18"/>
+              </w:rPr>
+              <w:t xml:space="preserve">3,39</w:t>
+            </w:r>
+          </w:p>
+        </w:tc>
+      </w:tr>
+      <w:tr>
+        <w:trPr/>
+        <w:tc>
+          <w:tcPr>
+            <w:tcW w:w="2400" w:type="dxa"/>
+            <w:tcBorders>
+              <w:top w:val="single" w:sz="4" w:space="0" w:color="B0B8C0"/>
+              <w:start w:val="single" w:sz="4" w:space="0" w:color="B0B8C0"/>
+              <w:bottom w:val="single" w:sz="4" w:space="0" w:color="B0B8C0"/>
+              <w:end w:val="single" w:sz="4" w:space="0" w:color="B0B8C0"/>
+            </w:tcBorders>
+            <w:shd w:fill="FFFFFF" w:val="clear"/>
+          </w:tcPr>
+          <w:p>
+            <w:pPr>
+              <w:pStyle w:val="Normal"/>
+              <w:widowControl w:val="false"/>
+              <w:spacing w:lineRule="auto" w:line="276" w:before="0" w:after="120"/>
+              <w:rPr/>
+            </w:pPr>
+            <w:r>
+              <w:rPr>
+                <w:rFonts w:eastAsia="Times New Roman" w:cs="Times New Roman"/>
+                <w:color w:val="auto"/>
+                <w:sz w:val="18"/>
+              </w:rPr>
+              <w:t>Pirámide de Laplace (LP)</w:t>
+            </w:r>
+          </w:p>
+        </w:tc>
+        <w:tc>
+          <w:tcPr>
+            <w:tcW w:w="950" w:type="dxa"/>
             <w:tcBorders>
               <w:top w:val="single" w:sz="4" w:space="0" w:color="B0B8C0"/>
               <w:start w:val="single" w:sz="4" w:space="0" w:color="B0B8C0"/>
@@ -24318,7 +24647,177 @@
                 <w:color w:val="auto"/>
                 <w:sz w:val="18"/>
               </w:rPr>
-              <w:t>3,44</w:t>
+              <w:t xml:space="preserve">2,00</w:t>
+            </w:r>
+          </w:p>
+        </w:tc>
+        <w:tc>
+          <w:tcPr>
+            <w:tcW w:w="950" w:type="dxa"/>
+            <w:tcBorders>
+              <w:top w:val="single" w:sz="4" w:space="0" w:color="B0B8C0"/>
+              <w:start w:val="single" w:sz="4" w:space="0" w:color="B0B8C0"/>
+              <w:bottom w:val="single" w:sz="4" w:space="0" w:color="B0B8C0"/>
+              <w:end w:val="single" w:sz="4" w:space="0" w:color="B0B8C0"/>
+            </w:tcBorders>
+            <w:shd w:fill="FFFFFF" w:val="clear"/>
+          </w:tcPr>
+          <w:p>
+            <w:pPr>
+              <w:pStyle w:val="Normal"/>
+              <w:widowControl w:val="false"/>
+              <w:spacing w:lineRule="auto" w:line="276" w:before="0" w:after="120"/>
+              <w:rPr/>
+            </w:pPr>
+            <w:r>
+              <w:rPr>
+                <w:rFonts w:eastAsia="Times New Roman" w:cs="Times New Roman"/>
+                <w:color w:val="auto"/>
+                <w:sz w:val="18"/>
+              </w:rPr>
+              <w:t xml:space="preserve">6,25</w:t>
+            </w:r>
+          </w:p>
+        </w:tc>
+        <w:tc>
+          <w:tcPr>
+            <w:tcW w:w="950" w:type="dxa"/>
+            <w:tcBorders>
+              <w:top w:val="single" w:sz="4" w:space="0" w:color="B0B8C0"/>
+              <w:start w:val="single" w:sz="4" w:space="0" w:color="B0B8C0"/>
+              <w:bottom w:val="single" w:sz="4" w:space="0" w:color="B0B8C0"/>
+              <w:end w:val="single" w:sz="4" w:space="0" w:color="B0B8C0"/>
+            </w:tcBorders>
+            <w:shd w:fill="FFFFFF" w:val="clear"/>
+          </w:tcPr>
+          <w:p>
+            <w:pPr>
+              <w:pStyle w:val="Normal"/>
+              <w:widowControl w:val="false"/>
+              <w:spacing w:lineRule="auto" w:line="276" w:before="0" w:after="120"/>
+              <w:rPr/>
+            </w:pPr>
+            <w:r>
+              <w:rPr>
+                <w:rFonts w:eastAsia="Times New Roman" w:cs="Times New Roman"/>
+                <w:color w:val="auto"/>
+                <w:sz w:val="18"/>
+              </w:rPr>
+              <w:t xml:space="preserve">5,65</w:t>
+            </w:r>
+          </w:p>
+        </w:tc>
+        <w:tc>
+          <w:tcPr>
+            <w:tcW w:w="950" w:type="dxa"/>
+            <w:tcBorders>
+              <w:top w:val="single" w:sz="4" w:space="0" w:color="B0B8C0"/>
+              <w:start w:val="single" w:sz="4" w:space="0" w:color="B0B8C0"/>
+              <w:bottom w:val="single" w:sz="4" w:space="0" w:color="B0B8C0"/>
+              <w:end w:val="single" w:sz="4" w:space="0" w:color="B0B8C0"/>
+            </w:tcBorders>
+            <w:shd w:fill="FFFFFF" w:val="clear"/>
+          </w:tcPr>
+          <w:p>
+            <w:pPr>
+              <w:pStyle w:val="Normal"/>
+              <w:widowControl w:val="false"/>
+              <w:spacing w:lineRule="auto" w:line="276" w:before="0" w:after="120"/>
+              <w:rPr/>
+            </w:pPr>
+            <w:r>
+              <w:rPr>
+                <w:rFonts w:eastAsia="Times New Roman" w:cs="Times New Roman"/>
+                <w:color w:val="auto"/>
+                <w:sz w:val="18"/>
+              </w:rPr>
+              <w:t xml:space="preserve">3,80</w:t>
+            </w:r>
+          </w:p>
+        </w:tc>
+        <w:tc>
+          <w:tcPr>
+            <w:tcW w:w="950" w:type="dxa"/>
+            <w:tcBorders>
+              <w:top w:val="single" w:sz="4" w:space="0" w:color="B0B8C0"/>
+              <w:start w:val="single" w:sz="4" w:space="0" w:color="B0B8C0"/>
+              <w:bottom w:val="single" w:sz="4" w:space="0" w:color="B0B8C0"/>
+              <w:end w:val="single" w:sz="4" w:space="0" w:color="B0B8C0"/>
+            </w:tcBorders>
+            <w:shd w:fill="FFFFFF" w:val="clear"/>
+          </w:tcPr>
+          <w:p>
+            <w:pPr>
+              <w:pStyle w:val="Normal"/>
+              <w:widowControl w:val="false"/>
+              <w:spacing w:lineRule="auto" w:line="276" w:before="0" w:after="120"/>
+              <w:rPr/>
+            </w:pPr>
+            <w:r>
+              <w:rPr>
+                <w:rFonts w:eastAsia="Times New Roman" w:cs="Times New Roman"/>
+                <w:color w:val="auto"/>
+                <w:sz w:val="18"/>
+              </w:rPr>
+              <w:t xml:space="preserve">6,95</w:t>
+            </w:r>
+          </w:p>
+        </w:tc>
+        <w:tc>
+          <w:tcPr>
+            <w:tcW w:w="950" w:type="dxa"/>
+            <w:tcBorders>
+              <w:top w:val="single" w:sz="4" w:space="0" w:color="B0B8C0"/>
+              <w:start w:val="single" w:sz="4" w:space="0" w:color="B0B8C0"/>
+              <w:bottom w:val="single" w:sz="4" w:space="0" w:color="B0B8C0"/>
+              <w:end w:val="single" w:sz="4" w:space="0" w:color="B0B8C0"/>
+            </w:tcBorders>
+            <w:shd w:fill="FFFFFF" w:val="clear"/>
+          </w:tcPr>
+          <w:p>
+            <w:pPr>
+              <w:pStyle w:val="Normal"/>
+              <w:widowControl w:val="false"/>
+              <w:spacing w:lineRule="auto" w:line="276" w:before="0" w:after="120"/>
+              <w:rPr/>
+            </w:pPr>
+            <w:r>
+              <w:rPr>
+                <w:rFonts w:eastAsia="Times New Roman" w:cs="Times New Roman"/>
+                <w:b/>
+                <w:color w:val="auto"/>
+                <w:sz w:val="18"/>
+              </w:rPr>
+              <w:t xml:space="preserve">2,20</w:t>
+            </w:r>
+          </w:p>
+        </w:tc>
+        <w:tc>
+          <w:tcPr>
+            <w:tcW w:w="1000" w:type="dxa"/>
+            <w:tcBorders>
+              <w:top w:val="single" w:sz="4" w:space="0" w:color="B0B8C0"/>
+              <w:start w:val="single" w:sz="4" w:space="0" w:color="B0B8C0"/>
+              <w:bottom w:val="single" w:sz="4" w:space="0" w:color="B0B8C0"/>
+              <w:end w:val="single" w:sz="4" w:space="0" w:color="B0B8C0"/>
+            </w:tcBorders>
+            <w:shd w:fill="FFFFFF" w:val="clear"/>
+          </w:tcPr>
+          <w:p>
+            <w:pPr>
+              <w:pStyle w:val="Normal"/>
+              <w:widowControl w:val="false"/>
+              <w:spacing w:lineRule="auto" w:line="276" w:before="0" w:after="120"/>
+              <w:rPr/>
+            </w:pPr>
+            <w:r>
+              <w:rPr>
+                <w:rFonts w:eastAsia="Times New Roman" w:cs="Times New Roman"/>
+                <w:b/>
+                <w:color w:val="auto"/>
+                <w:sz w:val="18"/>
+              </w:rPr>
+              <w:t xml:space="preserve">3,91</w:t>
             </w:r>
           </w:p>
         </w:tc>
@@ -24349,7 +24848,7 @@
                 <w:color w:val="auto"/>
                 <w:sz w:val="18"/>
               </w:rPr>
-              <w:t>Ratio Pyramid (RP)</w:t>
+              <w:t>Top-Hat clásico</w:t>
             </w:r>
           </w:p>
         </w:tc>
@@ -24377,7 +24876,7 @@
                 <w:color w:val="auto"/>
                 <w:sz w:val="18"/>
               </w:rPr>
-              <w:t>4,0</w:t>
+              <w:t xml:space="preserve">2,85</w:t>
             </w:r>
           </w:p>
         </w:tc>
@@ -24402,10 +24901,11 @@
             <w:r>
               <w:rPr>
                 <w:rFonts w:eastAsia="Times New Roman" w:cs="Times New Roman"/>
+                <w:b/>
                 <w:color w:val="auto"/>
                 <w:sz w:val="18"/>
               </w:rPr>
-              <w:t>4,0</w:t>
+              <w:t xml:space="preserve">1,00</w:t>
             </w:r>
           </w:p>
         </w:tc>
@@ -24433,7 +24933,7 @@
                 <w:color w:val="auto"/>
                 <w:sz w:val="18"/>
               </w:rPr>
-              <w:t>4,0</w:t>
+              <w:t xml:space="preserve">1,00</w:t>
             </w:r>
           </w:p>
         </w:tc>
@@ -24461,7 +24961,7 @@
                 <w:color w:val="auto"/>
                 <w:sz w:val="18"/>
               </w:rPr>
-              <w:t>3,0</w:t>
+              <w:t xml:space="preserve">7,00</w:t>
             </w:r>
           </w:p>
         </w:tc>
@@ -24489,7 +24989,7 @@
                 <w:color w:val="auto"/>
                 <w:sz w:val="18"/>
               </w:rPr>
-              <w:t>4,0</w:t>
+              <w:t xml:space="preserve">5,35</w:t>
             </w:r>
           </w:p>
         </w:tc>
@@ -24517,7 +25017,7 @@
                 <w:color w:val="auto"/>
                 <w:sz w:val="18"/>
               </w:rPr>
-              <w:t>5,0</w:t>
+              <w:t xml:space="preserve">6,70</w:t>
             </w:r>
           </w:p>
         </w:tc>
@@ -24545,7 +25045,7 @@
                 <w:color w:val="auto"/>
                 <w:sz w:val="18"/>
               </w:rPr>
-              <w:t>4,11</w:t>
+              <w:t xml:space="preserve">3,94</w:t>
             </w:r>
           </w:p>
         </w:tc>
@@ -24576,7 +25076,7 @@
                 <w:color w:val="auto"/>
                 <w:sz w:val="18"/>
               </w:rPr>
-              <w:t>DTCWT</w:t>
+              <w:t>Ratio Pyramid (RP)</w:t>
             </w:r>
           </w:p>
         </w:tc>
@@ -24604,7 +25104,7 @@
                 <w:color w:val="auto"/>
                 <w:sz w:val="18"/>
               </w:rPr>
-              <w:t>5,0</w:t>
+              <w:t xml:space="preserve">3,60</w:t>
             </w:r>
           </w:p>
         </w:tc>
@@ -24632,7 +25132,234 @@
                 <w:color w:val="auto"/>
                 <w:sz w:val="18"/>
               </w:rPr>
-              <w:t>6,0</w:t>
+              <w:t xml:space="preserve">4,65</w:t>
+            </w:r>
+          </w:p>
+        </w:tc>
+        <w:tc>
+          <w:tcPr>
+            <w:tcW w:w="950" w:type="dxa"/>
+            <w:tcBorders>
+              <w:top w:val="single" w:sz="4" w:space="0" w:color="B0B8C0"/>
+              <w:start w:val="single" w:sz="4" w:space="0" w:color="B0B8C0"/>
+              <w:bottom w:val="single" w:sz="4" w:space="0" w:color="B0B8C0"/>
+              <w:end w:val="single" w:sz="4" w:space="0" w:color="B0B8C0"/>
+            </w:tcBorders>
+            <w:shd w:fill="FFFFFF" w:val="clear"/>
+          </w:tcPr>
+          <w:p>
+            <w:pPr>
+              <w:pStyle w:val="Normal"/>
+              <w:widowControl w:val="false"/>
+              <w:spacing w:lineRule="auto" w:line="276" w:before="0" w:after="120"/>
+              <w:rPr/>
+            </w:pPr>
+            <w:r>
+              <w:rPr>
+                <w:rFonts w:eastAsia="Times New Roman" w:cs="Times New Roman"/>
+                <w:color w:val="auto"/>
+                <w:sz w:val="18"/>
+              </w:rPr>
+              <w:t xml:space="preserve">4,95</w:t>
+            </w:r>
+          </w:p>
+        </w:tc>
+        <w:tc>
+          <w:tcPr>
+            <w:tcW w:w="950" w:type="dxa"/>
+            <w:tcBorders>
+              <w:top w:val="single" w:sz="4" w:space="0" w:color="B0B8C0"/>
+              <w:start w:val="single" w:sz="4" w:space="0" w:color="B0B8C0"/>
+              <w:bottom w:val="single" w:sz="4" w:space="0" w:color="B0B8C0"/>
+              <w:end w:val="single" w:sz="4" w:space="0" w:color="B0B8C0"/>
+            </w:tcBorders>
+            <w:shd w:fill="FFFFFF" w:val="clear"/>
+          </w:tcPr>
+          <w:p>
+            <w:pPr>
+              <w:pStyle w:val="Normal"/>
+              <w:widowControl w:val="false"/>
+              <w:spacing w:lineRule="auto" w:line="276" w:before="0" w:after="120"/>
+              <w:rPr/>
+            </w:pPr>
+            <w:r>
+              <w:rPr>
+                <w:rFonts w:eastAsia="Times New Roman" w:cs="Times New Roman"/>
+                <w:color w:val="auto"/>
+                <w:sz w:val="18"/>
+              </w:rPr>
+              <w:t xml:space="preserve">3,00</w:t>
+            </w:r>
+          </w:p>
+        </w:tc>
+        <w:tc>
+          <w:tcPr>
+            <w:tcW w:w="950" w:type="dxa"/>
+            <w:tcBorders>
+              <w:top w:val="single" w:sz="4" w:space="0" w:color="B0B8C0"/>
+              <w:start w:val="single" w:sz="4" w:space="0" w:color="B0B8C0"/>
+              <w:bottom w:val="single" w:sz="4" w:space="0" w:color="B0B8C0"/>
+              <w:end w:val="single" w:sz="4" w:space="0" w:color="B0B8C0"/>
+            </w:tcBorders>
+            <w:shd w:fill="FFFFFF" w:val="clear"/>
+          </w:tcPr>
+          <w:p>
+            <w:pPr>
+              <w:pStyle w:val="Normal"/>
+              <w:widowControl w:val="false"/>
+              <w:spacing w:lineRule="auto" w:line="276" w:before="0" w:after="120"/>
+              <w:rPr/>
+            </w:pPr>
+            <w:r>
+              <w:rPr>
+                <w:rFonts w:eastAsia="Times New Roman" w:cs="Times New Roman"/>
+                <w:color w:val="auto"/>
+                <w:sz w:val="18"/>
+              </w:rPr>
+              <w:t xml:space="preserve">4,35</w:t>
+            </w:r>
+          </w:p>
+        </w:tc>
+        <w:tc>
+          <w:tcPr>
+            <w:tcW w:w="950" w:type="dxa"/>
+            <w:tcBorders>
+              <w:top w:val="single" w:sz="4" w:space="0" w:color="B0B8C0"/>
+              <w:start w:val="single" w:sz="4" w:space="0" w:color="B0B8C0"/>
+              <w:bottom w:val="single" w:sz="4" w:space="0" w:color="B0B8C0"/>
+              <w:end w:val="single" w:sz="4" w:space="0" w:color="B0B8C0"/>
+            </w:tcBorders>
+            <w:shd w:fill="FFFFFF" w:val="clear"/>
+          </w:tcPr>
+          <w:p>
+            <w:pPr>
+              <w:pStyle w:val="Normal"/>
+              <w:widowControl w:val="false"/>
+              <w:spacing w:lineRule="auto" w:line="276" w:before="0" w:after="120"/>
+              <w:rPr/>
+            </w:pPr>
+            <w:r>
+              <w:rPr>
+                <w:rFonts w:eastAsia="Times New Roman" w:cs="Times New Roman"/>
+                <w:color w:val="auto"/>
+                <w:sz w:val="18"/>
+              </w:rPr>
+              <w:t xml:space="preserve">3,45</w:t>
+            </w:r>
+          </w:p>
+        </w:tc>
+        <w:tc>
+          <w:tcPr>
+            <w:tcW w:w="1000" w:type="dxa"/>
+            <w:tcBorders>
+              <w:top w:val="single" w:sz="4" w:space="0" w:color="B0B8C0"/>
+              <w:start w:val="single" w:sz="4" w:space="0" w:color="B0B8C0"/>
+              <w:bottom w:val="single" w:sz="4" w:space="0" w:color="B0B8C0"/>
+              <w:end w:val="single" w:sz="4" w:space="0" w:color="B0B8C0"/>
+            </w:tcBorders>
+            <w:shd w:fill="FFFFFF" w:val="clear"/>
+          </w:tcPr>
+          <w:p>
+            <w:pPr>
+              <w:pStyle w:val="Normal"/>
+              <w:widowControl w:val="false"/>
+              <w:spacing w:lineRule="auto" w:line="276" w:before="0" w:after="120"/>
+              <w:rPr/>
+            </w:pPr>
+            <w:r>
+              <w:rPr>
+                <w:rFonts w:eastAsia="Times New Roman" w:cs="Times New Roman"/>
+                <w:color w:val="auto"/>
+                <w:sz w:val="18"/>
+              </w:rPr>
+              <w:t xml:space="preserve">3,98</w:t>
+            </w:r>
+          </w:p>
+        </w:tc>
+      </w:tr>
+      <w:tr>
+        <w:trPr/>
+        <w:tc>
+          <w:tcPr>
+            <w:tcW w:w="2400" w:type="dxa"/>
+            <w:tcBorders>
+              <w:top w:val="single" w:sz="4" w:space="0" w:color="B0B8C0"/>
+              <w:start w:val="single" w:sz="4" w:space="0" w:color="B0B8C0"/>
+              <w:bottom w:val="single" w:sz="4" w:space="0" w:color="B0B8C0"/>
+              <w:end w:val="single" w:sz="4" w:space="0" w:color="B0B8C0"/>
+            </w:tcBorders>
+            <w:shd w:fill="FFFFFF" w:val="clear"/>
+          </w:tcPr>
+          <w:p>
+            <w:pPr>
+              <w:pStyle w:val="Normal"/>
+              <w:widowControl w:val="false"/>
+              <w:spacing w:lineRule="auto" w:line="276" w:before="0" w:after="120"/>
+              <w:rPr/>
+            </w:pPr>
+            <w:r>
+              <w:rPr>
+                <w:rFonts w:eastAsia="Times New Roman" w:cs="Times New Roman"/>
+                <w:color w:val="auto"/>
+                <w:sz w:val="18"/>
+              </w:rPr>
+              <w:t>DTCWT</w:t>
+            </w:r>
+          </w:p>
+        </w:tc>
+        <w:tc>
+          <w:tcPr>
+            <w:tcW w:w="950" w:type="dxa"/>
+            <w:tcBorders>
+              <w:top w:val="single" w:sz="4" w:space="0" w:color="B0B8C0"/>
+              <w:start w:val="single" w:sz="4" w:space="0" w:color="B0B8C0"/>
+              <w:bottom w:val="single" w:sz="4" w:space="0" w:color="B0B8C0"/>
+              <w:end w:val="single" w:sz="4" w:space="0" w:color="B0B8C0"/>
+            </w:tcBorders>
+            <w:shd w:fill="FFFFFF" w:val="clear"/>
+          </w:tcPr>
+          <w:p>
+            <w:pPr>
+              <w:pStyle w:val="Normal"/>
+              <w:widowControl w:val="false"/>
+              <w:spacing w:lineRule="auto" w:line="276" w:before="0" w:after="120"/>
+              <w:rPr/>
+            </w:pPr>
+            <w:r>
+              <w:rPr>
+                <w:rFonts w:eastAsia="Times New Roman" w:cs="Times New Roman"/>
+                <w:color w:val="auto"/>
+                <w:sz w:val="18"/>
+              </w:rPr>
+              <w:t xml:space="preserve">5,05</w:t>
+            </w:r>
+          </w:p>
+        </w:tc>
+        <w:tc>
+          <w:tcPr>
+            <w:tcW w:w="950" w:type="dxa"/>
+            <w:tcBorders>
+              <w:top w:val="single" w:sz="4" w:space="0" w:color="B0B8C0"/>
+              <w:start w:val="single" w:sz="4" w:space="0" w:color="B0B8C0"/>
+              <w:bottom w:val="single" w:sz="4" w:space="0" w:color="B0B8C0"/>
+              <w:end w:val="single" w:sz="4" w:space="0" w:color="B0B8C0"/>
+            </w:tcBorders>
+            <w:shd w:fill="FFFFFF" w:val="clear"/>
+          </w:tcPr>
+          <w:p>
+            <w:pPr>
+              <w:pStyle w:val="Normal"/>
+              <w:widowControl w:val="false"/>
+              <w:spacing w:lineRule="auto" w:line="276" w:before="0" w:after="120"/>
+              <w:rPr/>
+            </w:pPr>
+            <w:r>
+              <w:rPr>
+                <w:rFonts w:eastAsia="Times New Roman" w:cs="Times New Roman"/>
+                <w:color w:val="auto"/>
+                <w:sz w:val="18"/>
+              </w:rPr>
+              <w:t xml:space="preserve">6,05</w:t>
             </w:r>
           </w:p>
         </w:tc>
@@ -24661,7 +25388,7 @@
                 <w:color w:val="auto"/>
                 <w:sz w:val="18"/>
               </w:rPr>
-              <w:t>7,0</w:t>
+              <w:t xml:space="preserve">6,00</w:t>
             </w:r>
           </w:p>
         </w:tc>
@@ -24689,7 +25416,7 @@
                 <w:color w:val="auto"/>
                 <w:sz w:val="18"/>
               </w:rPr>
-              <w:t>1,0</w:t>
+              <w:t xml:space="preserve">1,30</w:t>
             </w:r>
           </w:p>
         </w:tc>
@@ -24717,7 +25444,7 @@
                 <w:color w:val="auto"/>
                 <w:sz w:val="18"/>
               </w:rPr>
-              <w:t>2,0</w:t>
+              <w:t xml:space="preserve">2,25</w:t>
             </w:r>
           </w:p>
         </w:tc>
@@ -24745,7 +25472,7 @@
                 <w:color w:val="auto"/>
                 <w:sz w:val="18"/>
               </w:rPr>
-              <w:t>2,0</w:t>
+              <w:t xml:space="preserve">3,30</w:t>
             </w:r>
           </w:p>
         </w:tc>
@@ -24773,7 +25500,7 @@
                 <w:color w:val="auto"/>
                 <w:sz w:val="18"/>
               </w:rPr>
-              <w:t>4,00</w:t>
+              <w:t xml:space="preserve">4,11</w:t>
             </w:r>
           </w:p>
         </w:tc>
@@ -24804,7 +25531,7 @@
                 <w:color w:val="auto"/>
                 <w:sz w:val="18"/>
               </w:rPr>
-              <w:t>Propuesta Novedosa</w:t>
+              <w:t>Wavelet discreta (DWT)</w:t>
             </w:r>
           </w:p>
         </w:tc>
@@ -24832,7 +25559,7 @@
                 <w:color w:val="auto"/>
                 <w:sz w:val="18"/>
               </w:rPr>
-              <w:t>2,0</w:t>
+              <w:t xml:space="preserve">5,85</w:t>
             </w:r>
           </w:p>
         </w:tc>
@@ -24860,7 +25587,7 @@
                 <w:color w:val="auto"/>
                 <w:sz w:val="18"/>
               </w:rPr>
-              <w:t>2,0</w:t>
+              <w:t xml:space="preserve">3,30</w:t>
             </w:r>
           </w:p>
         </w:tc>
@@ -24888,7 +25615,7 @@
                 <w:color w:val="auto"/>
                 <w:sz w:val="18"/>
               </w:rPr>
-              <w:t>2,0</w:t>
+              <w:t xml:space="preserve">3,20</w:t>
             </w:r>
           </w:p>
         </w:tc>
@@ -24913,11 +25640,10 @@
             <w:r>
               <w:rPr>
                 <w:rFonts w:eastAsia="Times New Roman" w:cs="Times New Roman"/>
-                <w:b/>
                 <w:color w:val="auto"/>
                 <w:sz w:val="18"/>
               </w:rPr>
-              <w:t>6,0</w:t>
+              <w:t xml:space="preserve">4,50</w:t>
             </w:r>
           </w:p>
         </w:tc>
@@ -24942,11 +25668,10 @@
             <w:r>
               <w:rPr>
                 <w:rFonts w:eastAsia="Times New Roman" w:cs="Times New Roman"/>
-                <w:b/>
                 <w:color w:val="auto"/>
                 <w:sz w:val="18"/>
               </w:rPr>
-              <w:t>7,0</w:t>
+              <w:t xml:space="preserve">2,75</w:t>
             </w:r>
           </w:p>
         </w:tc>
@@ -24974,7 +25699,7 @@
                 <w:color w:val="auto"/>
                 <w:sz w:val="18"/>
               </w:rPr>
-              <w:t>6,0</w:t>
+              <w:t xml:space="preserve">3,90</w:t>
             </w:r>
           </w:p>
         </w:tc>
@@ -25002,7 +25727,7 @@
                 <w:color w:val="auto"/>
                 <w:sz w:val="18"/>
               </w:rPr>
-              <w:t>3,67</w:t>
+              <w:t xml:space="preserve">4,21</w:t>
             </w:r>
           </w:p>
         </w:tc>
@@ -25033,7 +25758,7 @@
                 <w:color w:val="auto"/>
                 <w:sz w:val="18"/>
               </w:rPr>
-              <w:t>Top-Hat clásico</w:t>
+              <w:t>Curvelet (CVT)</w:t>
             </w:r>
           </w:p>
         </w:tc>
@@ -25061,7 +25786,7 @@
                 <w:color w:val="auto"/>
                 <w:sz w:val="18"/>
               </w:rPr>
-              <w:t>3,0</w:t>
+              <w:t xml:space="preserve">7,00</w:t>
             </w:r>
           </w:p>
         </w:tc>
@@ -25086,11 +25811,10 @@
             <w:r>
               <w:rPr>
                 <w:rFonts w:eastAsia="Times New Roman" w:cs="Times New Roman"/>
-                <w:b/>
                 <w:color w:val="auto"/>
                 <w:sz w:val="18"/>
               </w:rPr>
-              <w:t>1,0</w:t>
+              <w:t xml:space="preserve">4,75</w:t>
             </w:r>
           </w:p>
         </w:tc>
@@ -25118,7 +25842,7 @@
                 <w:color w:val="auto"/>
                 <w:sz w:val="18"/>
               </w:rPr>
-              <w:t>1,0</w:t>
+              <w:t xml:space="preserve">5,20</w:t>
             </w:r>
           </w:p>
         </w:tc>
@@ -25146,7 +25870,7 @@
                 <w:color w:val="auto"/>
                 <w:sz w:val="18"/>
               </w:rPr>
-              <w:t>7,0</w:t>
+              <w:t xml:space="preserve">2,50</w:t>
             </w:r>
           </w:p>
         </w:tc>
@@ -25174,7 +25898,7 @@
                 <w:color w:val="auto"/>
                 <w:sz w:val="18"/>
               </w:rPr>
-              <w:t>6,0</w:t>
+              <w:t xml:space="preserve">1,00</w:t>
             </w:r>
           </w:p>
         </w:tc>
@@ -25202,7 +25926,7 @@
                 <w:color w:val="auto"/>
                 <w:sz w:val="18"/>
               </w:rPr>
-              <w:t>7,0</w:t>
+              <w:t xml:space="preserve">3,20</w:t>
             </w:r>
           </w:p>
         </w:tc>
@@ -25230,461 +25954,7 @@
                 <w:color w:val="auto"/>
                 <w:sz w:val="18"/>
               </w:rPr>
-              <w:t>4,00</w:t>
-            </w:r>
-          </w:p>
-        </w:tc>
-      </w:tr>
-      <w:tr>
-        <w:trPr/>
-        <w:tc>
-          <w:tcPr>
-            <w:tcW w:w="2400" w:type="dxa"/>
-            <w:tcBorders>
-              <w:top w:val="single" w:sz="4" w:space="0" w:color="B0B8C0"/>
-              <w:start w:val="single" w:sz="4" w:space="0" w:color="B0B8C0"/>
-              <w:bottom w:val="single" w:sz="4" w:space="0" w:color="B0B8C0"/>
-              <w:end w:val="single" w:sz="4" w:space="0" w:color="B0B8C0"/>
-            </w:tcBorders>
-            <w:shd w:fill="FFFFFF" w:val="clear"/>
-          </w:tcPr>
-          <w:p>
-            <w:pPr>
-              <w:pStyle w:val="Normal"/>
-              <w:widowControl w:val="false"/>
-              <w:spacing w:lineRule="auto" w:line="276" w:before="0" w:after="120"/>
-              <w:rPr/>
-            </w:pPr>
-            <w:r>
-              <w:rPr>
-                <w:rFonts w:eastAsia="Times New Roman" w:cs="Times New Roman"/>
-                <w:color w:val="auto"/>
-                <w:sz w:val="18"/>
-              </w:rPr>
-              <w:t>Wavelet discreta (DWT)</w:t>
-            </w:r>
-          </w:p>
-        </w:tc>
-        <w:tc>
-          <w:tcPr>
-            <w:tcW w:w="950" w:type="dxa"/>
-            <w:tcBorders>
-              <w:top w:val="single" w:sz="4" w:space="0" w:color="B0B8C0"/>
-              <w:start w:val="single" w:sz="4" w:space="0" w:color="B0B8C0"/>
-              <w:bottom w:val="single" w:sz="4" w:space="0" w:color="B0B8C0"/>
-              <w:end w:val="single" w:sz="4" w:space="0" w:color="B0B8C0"/>
-            </w:tcBorders>
-            <w:shd w:fill="FFFFFF" w:val="clear"/>
-          </w:tcPr>
-          <w:p>
-            <w:pPr>
-              <w:pStyle w:val="Normal"/>
-              <w:widowControl w:val="false"/>
-              <w:spacing w:lineRule="auto" w:line="276" w:before="0" w:after="120"/>
-              <w:rPr/>
-            </w:pPr>
-            <w:r>
-              <w:rPr>
-                <w:rFonts w:eastAsia="Times New Roman" w:cs="Times New Roman"/>
-                <w:color w:val="auto"/>
-                <w:sz w:val="18"/>
-              </w:rPr>
-              <w:t>6,0</w:t>
-            </w:r>
-          </w:p>
-        </w:tc>
-        <w:tc>
-          <w:tcPr>
-            <w:tcW w:w="950" w:type="dxa"/>
-            <w:tcBorders>
-              <w:top w:val="single" w:sz="4" w:space="0" w:color="B0B8C0"/>
-              <w:start w:val="single" w:sz="4" w:space="0" w:color="B0B8C0"/>
-              <w:bottom w:val="single" w:sz="4" w:space="0" w:color="B0B8C0"/>
-              <w:end w:val="single" w:sz="4" w:space="0" w:color="B0B8C0"/>
-            </w:tcBorders>
-            <w:shd w:fill="FFFFFF" w:val="clear"/>
-          </w:tcPr>
-          <w:p>
-            <w:pPr>
-              <w:pStyle w:val="Normal"/>
-              <w:widowControl w:val="false"/>
-              <w:spacing w:lineRule="auto" w:line="276" w:before="0" w:after="120"/>
-              <w:rPr/>
-            </w:pPr>
-            <w:r>
-              <w:rPr>
-                <w:rFonts w:eastAsia="Times New Roman" w:cs="Times New Roman"/>
-                <w:color w:val="auto"/>
-                <w:sz w:val="18"/>
-              </w:rPr>
-              <w:t>3,0</w:t>
-            </w:r>
-          </w:p>
-        </w:tc>
-        <w:tc>
-          <w:tcPr>
-            <w:tcW w:w="950" w:type="dxa"/>
-            <w:tcBorders>
-              <w:top w:val="single" w:sz="4" w:space="0" w:color="B0B8C0"/>
-              <w:start w:val="single" w:sz="4" w:space="0" w:color="B0B8C0"/>
-              <w:bottom w:val="single" w:sz="4" w:space="0" w:color="B0B8C0"/>
-              <w:end w:val="single" w:sz="4" w:space="0" w:color="B0B8C0"/>
-            </w:tcBorders>
-            <w:shd w:fill="FFFFFF" w:val="clear"/>
-          </w:tcPr>
-          <w:p>
-            <w:pPr>
-              <w:pStyle w:val="Normal"/>
-              <w:widowControl w:val="false"/>
-              <w:spacing w:lineRule="auto" w:line="276" w:before="0" w:after="120"/>
-              <w:rPr/>
-            </w:pPr>
-            <w:r>
-              <w:rPr>
-                <w:rFonts w:eastAsia="Times New Roman" w:cs="Times New Roman"/>
-                <w:color w:val="auto"/>
-                <w:sz w:val="18"/>
-              </w:rPr>
-              <w:t>3,0</w:t>
-            </w:r>
-          </w:p>
-        </w:tc>
-        <w:tc>
-          <w:tcPr>
-            <w:tcW w:w="950" w:type="dxa"/>
-            <w:tcBorders>
-              <w:top w:val="single" w:sz="4" w:space="0" w:color="B0B8C0"/>
-              <w:start w:val="single" w:sz="4" w:space="0" w:color="B0B8C0"/>
-              <w:bottom w:val="single" w:sz="4" w:space="0" w:color="B0B8C0"/>
-              <w:end w:val="single" w:sz="4" w:space="0" w:color="B0B8C0"/>
-            </w:tcBorders>
-            <w:shd w:fill="FFFFFF" w:val="clear"/>
-          </w:tcPr>
-          <w:p>
-            <w:pPr>
-              <w:pStyle w:val="Normal"/>
-              <w:widowControl w:val="false"/>
-              <w:spacing w:lineRule="auto" w:line="276" w:before="0" w:after="120"/>
-              <w:rPr/>
-            </w:pPr>
-            <w:r>
-              <w:rPr>
-                <w:rFonts w:eastAsia="Times New Roman" w:cs="Times New Roman"/>
-                <w:color w:val="auto"/>
-                <w:sz w:val="18"/>
-              </w:rPr>
-              <w:t>5,0</w:t>
-            </w:r>
-          </w:p>
-        </w:tc>
-        <w:tc>
-          <w:tcPr>
-            <w:tcW w:w="950" w:type="dxa"/>
-            <w:tcBorders>
-              <w:top w:val="single" w:sz="4" w:space="0" w:color="B0B8C0"/>
-              <w:start w:val="single" w:sz="4" w:space="0" w:color="B0B8C0"/>
-              <w:bottom w:val="single" w:sz="4" w:space="0" w:color="B0B8C0"/>
-              <w:end w:val="single" w:sz="4" w:space="0" w:color="B0B8C0"/>
-            </w:tcBorders>
-            <w:shd w:fill="FFFFFF" w:val="clear"/>
-          </w:tcPr>
-          <w:p>
-            <w:pPr>
-              <w:pStyle w:val="Normal"/>
-              <w:widowControl w:val="false"/>
-              <w:spacing w:lineRule="auto" w:line="276" w:before="0" w:after="120"/>
-              <w:rPr/>
-            </w:pPr>
-            <w:r>
-              <w:rPr>
-                <w:rFonts w:eastAsia="Times New Roman" w:cs="Times New Roman"/>
-                <w:color w:val="auto"/>
-                <w:sz w:val="18"/>
-              </w:rPr>
-              <w:t>3,0</w:t>
-            </w:r>
-          </w:p>
-        </w:tc>
-        <w:tc>
-          <w:tcPr>
-            <w:tcW w:w="950" w:type="dxa"/>
-            <w:tcBorders>
-              <w:top w:val="single" w:sz="4" w:space="0" w:color="B0B8C0"/>
-              <w:start w:val="single" w:sz="4" w:space="0" w:color="B0B8C0"/>
-              <w:bottom w:val="single" w:sz="4" w:space="0" w:color="B0B8C0"/>
-              <w:end w:val="single" w:sz="4" w:space="0" w:color="B0B8C0"/>
-            </w:tcBorders>
-            <w:shd w:fill="FFFFFF" w:val="clear"/>
-          </w:tcPr>
-          <w:p>
-            <w:pPr>
-              <w:pStyle w:val="Normal"/>
-              <w:widowControl w:val="false"/>
-              <w:spacing w:lineRule="auto" w:line="276" w:before="0" w:after="120"/>
-              <w:rPr/>
-            </w:pPr>
-            <w:r>
-              <w:rPr>
-                <w:rFonts w:eastAsia="Times New Roman" w:cs="Times New Roman"/>
-                <w:color w:val="auto"/>
-                <w:sz w:val="18"/>
-              </w:rPr>
-              <w:t>4,0</w:t>
-            </w:r>
-          </w:p>
-        </w:tc>
-        <w:tc>
-          <w:tcPr>
-            <w:tcW w:w="1000" w:type="dxa"/>
-            <w:tcBorders>
-              <w:top w:val="single" w:sz="4" w:space="0" w:color="B0B8C0"/>
-              <w:start w:val="single" w:sz="4" w:space="0" w:color="B0B8C0"/>
-              <w:bottom w:val="single" w:sz="4" w:space="0" w:color="B0B8C0"/>
-              <w:end w:val="single" w:sz="4" w:space="0" w:color="B0B8C0"/>
-            </w:tcBorders>
-            <w:shd w:fill="FFFFFF" w:val="clear"/>
-          </w:tcPr>
-          <w:p>
-            <w:pPr>
-              <w:pStyle w:val="Normal"/>
-              <w:widowControl w:val="false"/>
-              <w:spacing w:lineRule="auto" w:line="276" w:before="0" w:after="120"/>
-              <w:rPr/>
-            </w:pPr>
-            <w:r>
-              <w:rPr>
-                <w:rFonts w:eastAsia="Times New Roman" w:cs="Times New Roman"/>
-                <w:color w:val="auto"/>
-                <w:sz w:val="18"/>
-              </w:rPr>
-              <w:t>4,44</w:t>
-            </w:r>
-          </w:p>
-        </w:tc>
-      </w:tr>
-      <w:tr>
-        <w:trPr/>
-        <w:tc>
-          <w:tcPr>
-            <w:tcW w:w="2400" w:type="dxa"/>
-            <w:tcBorders>
-              <w:top w:val="single" w:sz="4" w:space="0" w:color="B0B8C0"/>
-              <w:start w:val="single" w:sz="4" w:space="0" w:color="B0B8C0"/>
-              <w:bottom w:val="single" w:sz="4" w:space="0" w:color="B0B8C0"/>
-              <w:end w:val="single" w:sz="4" w:space="0" w:color="B0B8C0"/>
-            </w:tcBorders>
-            <w:shd w:fill="FFFFFF" w:val="clear"/>
-          </w:tcPr>
-          <w:p>
-            <w:pPr>
-              <w:pStyle w:val="Normal"/>
-              <w:widowControl w:val="false"/>
-              <w:spacing w:lineRule="auto" w:line="276" w:before="0" w:after="120"/>
-              <w:rPr/>
-            </w:pPr>
-            <w:r>
-              <w:rPr>
-                <w:rFonts w:eastAsia="Times New Roman" w:cs="Times New Roman"/>
-                <w:color w:val="auto"/>
-                <w:sz w:val="18"/>
-              </w:rPr>
-              <w:t>Curvelet (CVT)</w:t>
-            </w:r>
-          </w:p>
-        </w:tc>
-        <w:tc>
-          <w:tcPr>
-            <w:tcW w:w="950" w:type="dxa"/>
-            <w:tcBorders>
-              <w:top w:val="single" w:sz="4" w:space="0" w:color="B0B8C0"/>
-              <w:start w:val="single" w:sz="4" w:space="0" w:color="B0B8C0"/>
-              <w:bottom w:val="single" w:sz="4" w:space="0" w:color="B0B8C0"/>
-              <w:end w:val="single" w:sz="4" w:space="0" w:color="B0B8C0"/>
-            </w:tcBorders>
-            <w:shd w:fill="FFFFFF" w:val="clear"/>
-          </w:tcPr>
-          <w:p>
-            <w:pPr>
-              <w:pStyle w:val="Normal"/>
-              <w:widowControl w:val="false"/>
-              <w:spacing w:lineRule="auto" w:line="276" w:before="0" w:after="120"/>
-              <w:rPr/>
-            </w:pPr>
-            <w:r>
-              <w:rPr>
-                <w:rFonts w:eastAsia="Times New Roman" w:cs="Times New Roman"/>
-                <w:color w:val="auto"/>
-                <w:sz w:val="18"/>
-              </w:rPr>
-              <w:t>7,0</w:t>
-            </w:r>
-          </w:p>
-        </w:tc>
-        <w:tc>
-          <w:tcPr>
-            <w:tcW w:w="950" w:type="dxa"/>
-            <w:tcBorders>
-              <w:top w:val="single" w:sz="4" w:space="0" w:color="B0B8C0"/>
-              <w:start w:val="single" w:sz="4" w:space="0" w:color="B0B8C0"/>
-              <w:bottom w:val="single" w:sz="4" w:space="0" w:color="B0B8C0"/>
-              <w:end w:val="single" w:sz="4" w:space="0" w:color="B0B8C0"/>
-            </w:tcBorders>
-            <w:shd w:fill="FFFFFF" w:val="clear"/>
-          </w:tcPr>
-          <w:p>
-            <w:pPr>
-              <w:pStyle w:val="Normal"/>
-              <w:widowControl w:val="false"/>
-              <w:spacing w:lineRule="auto" w:line="276" w:before="0" w:after="120"/>
-              <w:rPr/>
-            </w:pPr>
-            <w:r>
-              <w:rPr>
-                <w:rFonts w:eastAsia="Times New Roman" w:cs="Times New Roman"/>
-                <w:color w:val="auto"/>
-                <w:sz w:val="18"/>
-              </w:rPr>
-              <w:t>5,0</w:t>
-            </w:r>
-          </w:p>
-        </w:tc>
-        <w:tc>
-          <w:tcPr>
-            <w:tcW w:w="950" w:type="dxa"/>
-            <w:tcBorders>
-              <w:top w:val="single" w:sz="4" w:space="0" w:color="B0B8C0"/>
-              <w:start w:val="single" w:sz="4" w:space="0" w:color="B0B8C0"/>
-              <w:bottom w:val="single" w:sz="4" w:space="0" w:color="B0B8C0"/>
-              <w:end w:val="single" w:sz="4" w:space="0" w:color="B0B8C0"/>
-            </w:tcBorders>
-            <w:shd w:fill="FFFFFF" w:val="clear"/>
-          </w:tcPr>
-          <w:p>
-            <w:pPr>
-              <w:pStyle w:val="Normal"/>
-              <w:widowControl w:val="false"/>
-              <w:spacing w:lineRule="auto" w:line="276" w:before="0" w:after="120"/>
-              <w:rPr/>
-            </w:pPr>
-            <w:r>
-              <w:rPr>
-                <w:rFonts w:eastAsia="Times New Roman" w:cs="Times New Roman"/>
-                <w:color w:val="auto"/>
-                <w:sz w:val="18"/>
-              </w:rPr>
-              <w:t>5,0</w:t>
-            </w:r>
-          </w:p>
-        </w:tc>
-        <w:tc>
-          <w:tcPr>
-            <w:tcW w:w="950" w:type="dxa"/>
-            <w:tcBorders>
-              <w:top w:val="single" w:sz="4" w:space="0" w:color="B0B8C0"/>
-              <w:start w:val="single" w:sz="4" w:space="0" w:color="B0B8C0"/>
-              <w:bottom w:val="single" w:sz="4" w:space="0" w:color="B0B8C0"/>
-              <w:end w:val="single" w:sz="4" w:space="0" w:color="B0B8C0"/>
-            </w:tcBorders>
-            <w:shd w:fill="FFFFFF" w:val="clear"/>
-          </w:tcPr>
-          <w:p>
-            <w:pPr>
-              <w:pStyle w:val="Normal"/>
-              <w:widowControl w:val="false"/>
-              <w:spacing w:lineRule="auto" w:line="276" w:before="0" w:after="120"/>
-              <w:rPr/>
-            </w:pPr>
-            <w:r>
-              <w:rPr>
-                <w:rFonts w:eastAsia="Times New Roman" w:cs="Times New Roman"/>
-                <w:color w:val="auto"/>
-                <w:sz w:val="18"/>
-              </w:rPr>
-              <w:t>2,0</w:t>
-            </w:r>
-          </w:p>
-        </w:tc>
-        <w:tc>
-          <w:tcPr>
-            <w:tcW w:w="950" w:type="dxa"/>
-            <w:tcBorders>
-              <w:top w:val="single" w:sz="4" w:space="0" w:color="B0B8C0"/>
-              <w:start w:val="single" w:sz="4" w:space="0" w:color="B0B8C0"/>
-              <w:bottom w:val="single" w:sz="4" w:space="0" w:color="B0B8C0"/>
-              <w:end w:val="single" w:sz="4" w:space="0" w:color="B0B8C0"/>
-            </w:tcBorders>
-            <w:shd w:fill="FFFFFF" w:val="clear"/>
-          </w:tcPr>
-          <w:p>
-            <w:pPr>
-              <w:pStyle w:val="Normal"/>
-              <w:widowControl w:val="false"/>
-              <w:spacing w:lineRule="auto" w:line="276" w:before="0" w:after="120"/>
-              <w:rPr/>
-            </w:pPr>
-            <w:r>
-              <w:rPr>
-                <w:rFonts w:eastAsia="Times New Roman" w:cs="Times New Roman"/>
-                <w:color w:val="auto"/>
-                <w:sz w:val="18"/>
-              </w:rPr>
-              <w:t>1,0</w:t>
-            </w:r>
-          </w:p>
-        </w:tc>
-        <w:tc>
-          <w:tcPr>
-            <w:tcW w:w="950" w:type="dxa"/>
-            <w:tcBorders>
-              <w:top w:val="single" w:sz="4" w:space="0" w:color="B0B8C0"/>
-              <w:start w:val="single" w:sz="4" w:space="0" w:color="B0B8C0"/>
-              <w:bottom w:val="single" w:sz="4" w:space="0" w:color="B0B8C0"/>
-              <w:end w:val="single" w:sz="4" w:space="0" w:color="B0B8C0"/>
-            </w:tcBorders>
-            <w:shd w:fill="FFFFFF" w:val="clear"/>
-          </w:tcPr>
-          <w:p>
-            <w:pPr>
-              <w:pStyle w:val="Normal"/>
-              <w:widowControl w:val="false"/>
-              <w:spacing w:lineRule="auto" w:line="276" w:before="0" w:after="120"/>
-              <w:rPr/>
-            </w:pPr>
-            <w:r>
-              <w:rPr>
-                <w:rFonts w:eastAsia="Times New Roman" w:cs="Times New Roman"/>
-                <w:color w:val="auto"/>
-                <w:sz w:val="18"/>
-              </w:rPr>
-              <w:t>3,0</w:t>
-            </w:r>
-          </w:p>
-        </w:tc>
-        <w:tc>
-          <w:tcPr>
-            <w:tcW w:w="1000" w:type="dxa"/>
-            <w:tcBorders>
-              <w:top w:val="single" w:sz="4" w:space="0" w:color="B0B8C0"/>
-              <w:start w:val="single" w:sz="4" w:space="0" w:color="B0B8C0"/>
-              <w:bottom w:val="single" w:sz="4" w:space="0" w:color="B0B8C0"/>
-              <w:end w:val="single" w:sz="4" w:space="0" w:color="B0B8C0"/>
-            </w:tcBorders>
-            <w:shd w:fill="FFFFFF" w:val="clear"/>
-          </w:tcPr>
-          <w:p>
-            <w:pPr>
-              <w:pStyle w:val="Normal"/>
-              <w:widowControl w:val="false"/>
-              <w:spacing w:lineRule="auto" w:line="276" w:before="0" w:after="120"/>
-              <w:rPr/>
-            </w:pPr>
-            <w:r>
-              <w:rPr>
-                <w:rFonts w:eastAsia="Times New Roman" w:cs="Times New Roman"/>
-                <w:color w:val="auto"/>
-                <w:sz w:val="18"/>
-              </w:rPr>
-              <w:t>4,33</w:t>
+              <w:t xml:space="preserve">4,44</w:t>
             </w:r>
           </w:p>
         </w:tc>
@@ -26022,7 +26292,7 @@
                 <w:rFonts w:eastAsia="Times New Roman" w:cs="Times New Roman"/>
                 <w:sz w:val="19"/>
               </w:rPr>
-              <w:t>0,808</w:t>
+              <w:t xml:space="preserve">0,813</w:t>
             </w:r>
           </w:p>
         </w:tc>
@@ -26049,7 +26319,7 @@
                 <w:rFonts w:eastAsia="Times New Roman" w:cs="Times New Roman"/>
                 <w:sz w:val="19"/>
               </w:rPr>
-              <w:t>0,451</w:t>
+              <w:t xml:space="preserve">0,450</w:t>
             </w:r>
           </w:p>
         </w:tc>
@@ -26076,7 +26346,7 @@
                 <w:rFonts w:eastAsia="Times New Roman" w:cs="Times New Roman"/>
                 <w:sz w:val="19"/>
               </w:rPr>
-              <w:t>0,803</w:t>
+              <w:t xml:space="preserve">0,851</w:t>
             </w:r>
           </w:p>
         </w:tc>
@@ -26103,7 +26373,7 @@
                 <w:rFonts w:eastAsia="Times New Roman" w:cs="Times New Roman"/>
                 <w:sz w:val="19"/>
               </w:rPr>
-              <w:t>0,751</w:t>
+              <w:t xml:space="preserve">0,743</w:t>
             </w:r>
           </w:p>
         </w:tc>
@@ -26161,7 +26431,7 @@
                 <w:rFonts w:eastAsia="Times New Roman" w:cs="Times New Roman"/>
                 <w:sz w:val="19"/>
               </w:rPr>
-              <w:t>0,957</w:t>
+              <w:t xml:space="preserve">0,971</w:t>
             </w:r>
           </w:p>
         </w:tc>
@@ -26189,7 +26459,7 @@
                 <w:rFonts w:eastAsia="Times New Roman" w:cs="Times New Roman"/>
                 <w:sz w:val="19"/>
               </w:rPr>
-              <w:t>0,663</w:t>
+              <w:t xml:space="preserve">0,621</w:t>
             </w:r>
           </w:p>
         </w:tc>
@@ -26216,7 +26486,7 @@
                 <w:rFonts w:eastAsia="Times New Roman" w:cs="Times New Roman"/>
                 <w:sz w:val="19"/>
               </w:rPr>
-              <w:t>0,968</w:t>
+              <w:t xml:space="preserve">0,976</w:t>
             </w:r>
           </w:p>
         </w:tc>
@@ -26244,7 +26514,7 @@
                 <w:rFonts w:eastAsia="Times New Roman" w:cs="Times New Roman"/>
                 <w:sz w:val="19"/>
               </w:rPr>
-              <w:t>0,894</w:t>
+              <w:t xml:space="preserve">0,924</w:t>
             </w:r>
           </w:p>
         </w:tc>
@@ -26301,7 +26571,7 @@
                 <w:rFonts w:eastAsia="Times New Roman" w:cs="Times New Roman"/>
                 <w:sz w:val="19"/>
               </w:rPr>
-              <w:t>0,949</w:t>
+              <w:t xml:space="preserve">0,952</w:t>
             </w:r>
           </w:p>
         </w:tc>
@@ -26328,7 +26598,7 @@
                 <w:rFonts w:eastAsia="Times New Roman" w:cs="Times New Roman"/>
                 <w:sz w:val="19"/>
               </w:rPr>
-              <w:t>0,651</w:t>
+              <w:t xml:space="preserve">0,565</w:t>
             </w:r>
           </w:p>
         </w:tc>
@@ -26355,7 +26625,7 @@
                 <w:rFonts w:eastAsia="Times New Roman" w:cs="Times New Roman"/>
                 <w:sz w:val="19"/>
               </w:rPr>
-              <w:t>0,943</w:t>
+              <w:t xml:space="preserve">0,969</w:t>
             </w:r>
           </w:p>
         </w:tc>
@@ -26382,7 +26652,7 @@
                 <w:rFonts w:eastAsia="Times New Roman" w:cs="Times New Roman"/>
                 <w:sz w:val="19"/>
               </w:rPr>
-              <w:t>0,879</w:t>
+              <w:t xml:space="preserve">0,902</w:t>
             </w:r>
           </w:p>
         </w:tc>
@@ -26439,7 +26709,7 @@
                 <w:rFonts w:eastAsia="Times New Roman" w:cs="Times New Roman"/>
                 <w:sz w:val="19"/>
               </w:rPr>
-              <w:t>0,926</w:t>
+              <w:t xml:space="preserve">0,906</w:t>
             </w:r>
           </w:p>
         </w:tc>
@@ -26466,7 +26736,7 @@
                 <w:rFonts w:eastAsia="Times New Roman" w:cs="Times New Roman"/>
                 <w:sz w:val="19"/>
               </w:rPr>
-              <w:t>0,538</w:t>
+              <w:t xml:space="preserve">0,500</w:t>
             </w:r>
           </w:p>
         </w:tc>
@@ -26493,7 +26763,7 @@
                 <w:rFonts w:eastAsia="Times New Roman" w:cs="Times New Roman"/>
                 <w:sz w:val="19"/>
               </w:rPr>
-              <w:t>0,940</w:t>
+              <w:t xml:space="preserve">0,924</w:t>
             </w:r>
           </w:p>
         </w:tc>
@@ -26520,7 +26790,7 @@
                 <w:rFonts w:eastAsia="Times New Roman" w:cs="Times New Roman"/>
                 <w:sz w:val="19"/>
               </w:rPr>
-              <w:t>0,866</w:t>
+              <w:t xml:space="preserve">0,843</w:t>
             </w:r>
           </w:p>
         </w:tc>
@@ -26577,7 +26847,7 @@
                 <w:rFonts w:eastAsia="Times New Roman" w:cs="Times New Roman"/>
                 <w:sz w:val="19"/>
               </w:rPr>
-              <w:t>0,946</w:t>
+              <w:t xml:space="preserve">0,939</w:t>
             </w:r>
           </w:p>
         </w:tc>
@@ -26604,7 +26874,7 @@
                 <w:rFonts w:eastAsia="Times New Roman" w:cs="Times New Roman"/>
                 <w:sz w:val="19"/>
               </w:rPr>
-              <w:t>0,614</w:t>
+              <w:t xml:space="preserve">0,602</w:t>
             </w:r>
           </w:p>
         </w:tc>
@@ -26632,7 +26902,7 @@
                 <w:rFonts w:eastAsia="Times New Roman" w:cs="Times New Roman"/>
                 <w:sz w:val="19"/>
               </w:rPr>
-              <w:t>0,974</w:t>
+              <w:t xml:space="preserve">0,930</w:t>
             </w:r>
           </w:p>
         </w:tc>
@@ -26659,7 +26929,7 @@
                 <w:rFonts w:eastAsia="Times New Roman" w:cs="Times New Roman"/>
                 <w:sz w:val="19"/>
               </w:rPr>
-              <w:t>0,853</w:t>
+              <w:t xml:space="preserve">0,818</w:t>
             </w:r>
           </w:p>
         </w:tc>
@@ -26716,7 +26986,7 @@
                 <w:rFonts w:eastAsia="Times New Roman" w:cs="Times New Roman"/>
                 <w:sz w:val="19"/>
               </w:rPr>
-              <w:t>0,948</w:t>
+              <w:t xml:space="preserve">0,949</w:t>
             </w:r>
           </w:p>
         </w:tc>
@@ -26743,7 +27013,7 @@
                 <w:rFonts w:eastAsia="Times New Roman" w:cs="Times New Roman"/>
                 <w:sz w:val="19"/>
               </w:rPr>
-              <w:t>0,633</w:t>
+              <w:t xml:space="preserve">0,603</w:t>
             </w:r>
           </w:p>
         </w:tc>
@@ -26770,7 +27040,7 @@
                 <w:rFonts w:eastAsia="Times New Roman" w:cs="Times New Roman"/>
                 <w:sz w:val="19"/>
               </w:rPr>
-              <w:t>0,949</w:t>
+              <w:t xml:space="preserve">0,971</w:t>
             </w:r>
           </w:p>
         </w:tc>
@@ -26797,7 +27067,7 @@
                 <w:rFonts w:eastAsia="Times New Roman" w:cs="Times New Roman"/>
                 <w:sz w:val="19"/>
               </w:rPr>
-              <w:t>0,858</w:t>
+              <w:t xml:space="preserve">0,872</w:t>
             </w:r>
           </w:p>
         </w:tc>
@@ -26854,7 +27124,7 @@
                 <w:rFonts w:eastAsia="Times New Roman" w:cs="Times New Roman"/>
                 <w:sz w:val="19"/>
               </w:rPr>
-              <w:t>0,941</w:t>
+              <w:t xml:space="preserve">0,940</w:t>
             </w:r>
           </w:p>
         </w:tc>
@@ -26881,7 +27151,7 @@
                 <w:rFonts w:eastAsia="Times New Roman" w:cs="Times New Roman"/>
                 <w:sz w:val="19"/>
               </w:rPr>
-              <w:t>0,639</w:t>
+              <w:t xml:space="preserve">0,608</w:t>
             </w:r>
           </w:p>
         </w:tc>
@@ -26908,7 +27178,7 @@
                 <w:rFonts w:eastAsia="Times New Roman" w:cs="Times New Roman"/>
                 <w:sz w:val="19"/>
               </w:rPr>
-              <w:t>0,972</w:t>
+              <w:t xml:space="preserve">0,962</w:t>
             </w:r>
           </w:p>
         </w:tc>
@@ -26935,7 +27205,7 @@
                 <w:rFonts w:eastAsia="Times New Roman" w:cs="Times New Roman"/>
                 <w:sz w:val="19"/>
               </w:rPr>
-              <w:t>0,868</w:t>
+              <w:t xml:space="preserve">0,850</w:t>
             </w:r>
           </w:p>
         </w:tc>
@@ -26992,7 +27262,7 @@
                 <w:rFonts w:eastAsia="Times New Roman" w:cs="Times New Roman"/>
                 <w:sz w:val="19"/>
               </w:rPr>
-              <w:t>0,938</w:t>
+              <w:t xml:space="preserve">0,933</w:t>
             </w:r>
           </w:p>
         </w:tc>
@@ -27046,7 +27316,7 @@
                 <w:rFonts w:eastAsia="Times New Roman" w:cs="Times New Roman"/>
                 <w:sz w:val="19"/>
               </w:rPr>
-              <w:t>0,957</w:t>
+              <w:t xml:space="preserve">0,954</w:t>
             </w:r>
           </w:p>
         </w:tc>
@@ -27073,7 +27343,7 @@
                 <w:rFonts w:eastAsia="Times New Roman" w:cs="Times New Roman"/>
                 <w:sz w:val="19"/>
               </w:rPr>
-              <w:t>0,866</w:t>
+              <w:t xml:space="preserve">0,871</w:t>
             </w:r>
           </w:p>
         </w:tc>
@@ -27131,7 +27401,7 @@
                 <w:rFonts w:eastAsia="Times New Roman" w:cs="Times New Roman"/>
                 <w:sz w:val="19"/>
               </w:rPr>
-              <w:t>0,913</w:t>
+              <w:t xml:space="preserve">0,906</w:t>
             </w:r>
           </w:p>
         </w:tc>
@@ -27158,7 +27428,7 @@
                 <w:rFonts w:eastAsia="Times New Roman" w:cs="Times New Roman"/>
                 <w:sz w:val="19"/>
               </w:rPr>
-              <w:t>0,617</w:t>
+              <w:t xml:space="preserve">0,581</w:t>
             </w:r>
           </w:p>
         </w:tc>
@@ -27185,7 +27455,7 @@
                 <w:rFonts w:eastAsia="Times New Roman" w:cs="Times New Roman"/>
                 <w:sz w:val="19"/>
               </w:rPr>
-              <w:t>0,910</w:t>
+              <w:t xml:space="preserve">0,876</w:t>
             </w:r>
           </w:p>
         </w:tc>
@@ -27212,7 +27482,7 @@
                 <w:rFonts w:eastAsia="Times New Roman" w:cs="Times New Roman"/>
                 <w:sz w:val="19"/>
               </w:rPr>
-              <w:t>0,806</w:t>
+              <w:t xml:space="preserve">0,761</w:t>
             </w:r>
           </w:p>
         </w:tc>
@@ -27230,7 +27500,7 @@
         <w:rPr>
           <w:rFonts w:eastAsia="Times New Roman" w:cs="Times New Roman"/>
         </w:rPr>
-        <w:t>La Tabla 8 admite tres lecturas. Primero, toda fusión mejora con claridad sobre el visible solo (mAP@0,5 de 0,808 a una banda de 0,913–0,949, es decir entre +0,11 y +0,14 puntos): cuando el canal visible es débil —escenas nocturnas—, fusionar aporta información decisiva. Segundo, el infrarrojo solo es la modalidad más fuerte (mAP@0,5 = 0,957; mAP@0,5:0,95 = 0,663) y ninguna fusión lo supera, coherente con que LLVIP es detección de peatones en baja luz, donde la firma térmica domina. Tercero, entre las fusiones la pirámide de Laplace encabeza (0,949), seguida de cerca por DTCWT (0,948) y DWT (0,946), mientras que la Propuesta Novedosa queda en el extremo inferior de la banda (0,913). La conclusión es matizada y relevante: el realce acentuado que favorece a las métricas de actividad no mejora la detección —el detector se beneficia más de una fusión conservadora y fiel a las fuentes que de un contraste elevado—, de modo que la calidad de imagen medida por actividad no se traslada a la tarea; la elección del método depende del criterio operativo prioritario —en consonancia con lo señalado por Singh et al. (2023)—.</w:t>
+        <w:t>La Tabla 8 admite tres lecturas. Primero, toda fusión mejora con claridad sobre el visible solo (mAP@0,5 de 0,813 a una banda de 0,906–0,952, es decir entre +0,09 y +0,14 puntos): cuando el canal visible es débil —escenas nocturnas—, fusionar aporta información decisiva. Segundo, el infrarrojo solo es la modalidad más fuerte (mAP@0,5 = 0,971; mAP@0,5:0,95 = 0,621) y ninguna fusión lo supera, coherente con que LLVIP es detección de peatones en baja luz, donde la firma térmica domina. Tercero, entre las fusiones la pirámide de Laplace encabeza (0,952), seguida de cerca por DTCWT (0,949) y el curvelet (0,940), mientras que la Propuesta Novedosa queda en el extremo inferior de la banda (0,906), a la par de la Ratio Pyramid. La conclusión es matizada y relevante: el realce acentuado que favorece a las métricas de actividad no mejora la detección —el detector se beneficia más de una fusión conservadora y fiel a las fuentes que de un contraste elevado—, de modo que la calidad de imagen medida por actividad no se traslada a la tarea; la elección del método depende del criterio operativo prioritario —en consonancia con lo señalado por Singh et al. (2023)—.</w:t>
       </w:r>
     </w:p>
     <w:p>
@@ -27270,7 +27540,7 @@
           <w:i/>
           <w:sz w:val="18"/>
         </w:rPr>
-        <w:t xml:space="preserve">Tabla 9. Clases complementarias en M3FD: AP@0,5 por clase y mAP global con un detector único entrenado sobre VIS+IR (medias sobre 500 imágenes de validación).</w:t>
+        <w:t xml:space="preserve">Tabla 9. Clases complementarias en M3FD: AP@0,5 por clase y mAP global con un detector único entrenado sobre VIS+IR (medias sobre 499 imágenes de validación).</w:t>
       </w:r>
     </w:p>
     <w:tbl>
@@ -27452,7 +27722,7 @@
                 <w:rFonts w:eastAsia="Times New Roman" w:cs="Times New Roman"/>
                 <w:sz w:val="19"/>
               </w:rPr>
-              <w:t>0,178</w:t>
+              <w:t xml:space="preserve">0,621</w:t>
             </w:r>
           </w:p>
         </w:tc>
@@ -27474,7 +27744,7 @@
                 <w:rFonts w:eastAsia="Times New Roman" w:cs="Times New Roman"/>
                 <w:sz w:val="19"/>
               </w:rPr>
-              <w:t>0,135</w:t>
+              <w:t xml:space="preserve">0,616</w:t>
             </w:r>
           </w:p>
         </w:tc>
@@ -27495,7 +27765,7 @@
                 <w:rFonts w:eastAsia="Times New Roman" w:cs="Times New Roman"/>
                 <w:sz w:val="19"/>
               </w:rPr>
-              <w:t>0,157</w:t>
+              <w:t xml:space="preserve">0,618</w:t>
             </w:r>
           </w:p>
         </w:tc>
@@ -27517,7 +27787,7 @@
                 <w:rFonts w:eastAsia="Times New Roman" w:cs="Times New Roman"/>
                 <w:sz w:val="19"/>
               </w:rPr>
-              <w:t>0,245</w:t>
+              <w:t xml:space="preserve">0,676</w:t>
             </w:r>
           </w:p>
         </w:tc>
@@ -27563,7 +27833,7 @@
                 <w:rFonts w:eastAsia="Times New Roman" w:cs="Times New Roman"/>
                 <w:sz w:val="19"/>
               </w:rPr>
-              <w:t>0,220</w:t>
+              <w:t xml:space="preserve">0,779</w:t>
             </w:r>
           </w:p>
         </w:tc>
@@ -27584,7 +27854,7 @@
                 <w:rFonts w:eastAsia="Times New Roman" w:cs="Times New Roman"/>
                 <w:sz w:val="19"/>
               </w:rPr>
-              <w:t>0,018</w:t>
+              <w:t xml:space="preserve">0,348</w:t>
             </w:r>
           </w:p>
         </w:tc>
@@ -27605,7 +27875,7 @@
                 <w:rFonts w:eastAsia="Times New Roman" w:cs="Times New Roman"/>
                 <w:sz w:val="19"/>
               </w:rPr>
-              <w:t>0,119</w:t>
+              <w:t xml:space="preserve">0,563</w:t>
             </w:r>
           </w:p>
         </w:tc>
@@ -27626,7 +27896,7 @@
                 <w:rFonts w:eastAsia="Times New Roman" w:cs="Times New Roman"/>
                 <w:sz w:val="19"/>
               </w:rPr>
-              <w:t>0,191</w:t>
+              <w:t xml:space="preserve">0,668</w:t>
             </w:r>
           </w:p>
         </w:tc>
@@ -27671,7 +27941,7 @@
                 <w:rFonts w:eastAsia="Times New Roman" w:cs="Times New Roman"/>
                 <w:sz w:val="19"/>
               </w:rPr>
-              <w:t>0,147</w:t>
+              <w:t xml:space="preserve">0,684</w:t>
             </w:r>
           </w:p>
         </w:tc>
@@ -27692,7 +27962,7 @@
                 <w:rFonts w:eastAsia="Times New Roman" w:cs="Times New Roman"/>
                 <w:sz w:val="19"/>
               </w:rPr>
-              <w:t>0,096</w:t>
+              <w:t xml:space="preserve">0,545</w:t>
             </w:r>
           </w:p>
         </w:tc>
@@ -27713,7 +27983,7 @@
                 <w:rFonts w:eastAsia="Times New Roman" w:cs="Times New Roman"/>
                 <w:sz w:val="19"/>
               </w:rPr>
-              <w:t>0,122</w:t>
+              <w:t xml:space="preserve">0,614</w:t>
             </w:r>
           </w:p>
         </w:tc>
@@ -27734,7 +28004,7 @@
                 <w:rFonts w:eastAsia="Times New Roman" w:cs="Times New Roman"/>
                 <w:sz w:val="19"/>
               </w:rPr>
-              <w:t>0,215</w:t>
+              <w:t xml:space="preserve">0,674</w:t>
             </w:r>
           </w:p>
         </w:tc>
@@ -27779,7 +28049,7 @@
                 <w:rFonts w:eastAsia="Times New Roman" w:cs="Times New Roman"/>
                 <w:sz w:val="19"/>
               </w:rPr>
-              <w:t>0,198</w:t>
+              <w:t xml:space="preserve">0,694</w:t>
             </w:r>
           </w:p>
         </w:tc>
@@ -27800,7 +28070,7 @@
                 <w:rFonts w:eastAsia="Times New Roman" w:cs="Times New Roman"/>
                 <w:sz w:val="19"/>
               </w:rPr>
-              <w:t>0,133</w:t>
+              <w:t xml:space="preserve">0,550</w:t>
             </w:r>
           </w:p>
         </w:tc>
@@ -27822,7 +28092,7 @@
                 <w:rFonts w:eastAsia="Times New Roman" w:cs="Times New Roman"/>
                 <w:sz w:val="19"/>
               </w:rPr>
-              <w:t>0,165</w:t>
+              <w:t xml:space="preserve">0,622</w:t>
             </w:r>
           </w:p>
         </w:tc>
@@ -27843,7 +28113,7 @@
                 <w:rFonts w:eastAsia="Times New Roman" w:cs="Times New Roman"/>
                 <w:sz w:val="19"/>
               </w:rPr>
-              <w:t>0,231</w:t>
+              <w:t xml:space="preserve">0,677</w:t>
             </w:r>
           </w:p>
         </w:tc>
@@ -27888,7 +28158,7 @@
                 <w:rFonts w:eastAsia="Times New Roman" w:cs="Times New Roman"/>
                 <w:sz w:val="19"/>
               </w:rPr>
-              <w:t>0,165</w:t>
+              <w:t xml:space="preserve">0,664</w:t>
             </w:r>
           </w:p>
         </w:tc>
@@ -27909,7 +28179,7 @@
                 <w:rFonts w:eastAsia="Times New Roman" w:cs="Times New Roman"/>
                 <w:sz w:val="19"/>
               </w:rPr>
-              <w:t>0,110</w:t>
+              <w:t xml:space="preserve">0,528</w:t>
             </w:r>
           </w:p>
         </w:tc>
@@ -27930,7 +28200,7 @@
                 <w:rFonts w:eastAsia="Times New Roman" w:cs="Times New Roman"/>
                 <w:sz w:val="19"/>
               </w:rPr>
-              <w:t>0,137</w:t>
+              <w:t xml:space="preserve">0,596</w:t>
             </w:r>
           </w:p>
         </w:tc>
@@ -27951,7 +28221,7 @@
                 <w:rFonts w:eastAsia="Times New Roman" w:cs="Times New Roman"/>
                 <w:sz w:val="19"/>
               </w:rPr>
-              <w:t>0,228</w:t>
+              <w:t xml:space="preserve">0,652</w:t>
             </w:r>
           </w:p>
         </w:tc>
@@ -27996,7 +28266,7 @@
                 <w:rFonts w:eastAsia="Times New Roman" w:cs="Times New Roman"/>
                 <w:sz w:val="19"/>
               </w:rPr>
-              <w:t>0,159</w:t>
+              <w:t xml:space="preserve">0,669</w:t>
             </w:r>
           </w:p>
         </w:tc>
@@ -28017,7 +28287,7 @@
                 <w:rFonts w:eastAsia="Times New Roman" w:cs="Times New Roman"/>
                 <w:sz w:val="19"/>
               </w:rPr>
-              <w:t>0,114</w:t>
+              <w:t xml:space="preserve">0,542</w:t>
             </w:r>
           </w:p>
         </w:tc>
@@ -28038,7 +28308,7 @@
                 <w:rFonts w:eastAsia="Times New Roman" w:cs="Times New Roman"/>
                 <w:sz w:val="19"/>
               </w:rPr>
-              <w:t>0,137</w:t>
+              <w:t xml:space="preserve">0,606</w:t>
             </w:r>
           </w:p>
         </w:tc>
@@ -28059,7 +28329,7 @@
                 <w:rFonts w:eastAsia="Times New Roman" w:cs="Times New Roman"/>
                 <w:sz w:val="19"/>
               </w:rPr>
-              <w:t>0,229</w:t>
+              <w:t xml:space="preserve">0,665</w:t>
             </w:r>
           </w:p>
         </w:tc>
@@ -28104,7 +28374,7 @@
                 <w:rFonts w:eastAsia="Times New Roman" w:cs="Times New Roman"/>
                 <w:sz w:val="19"/>
               </w:rPr>
-              <w:t>0,167</w:t>
+              <w:t xml:space="preserve">0,642</w:t>
             </w:r>
           </w:p>
         </w:tc>
@@ -28125,7 +28395,7 @@
                 <w:rFonts w:eastAsia="Times New Roman" w:cs="Times New Roman"/>
                 <w:sz w:val="19"/>
               </w:rPr>
-              <w:t>0,100</w:t>
+              <w:t xml:space="preserve">0,490</w:t>
             </w:r>
           </w:p>
         </w:tc>
@@ -28146,7 +28416,7 @@
                 <w:rFonts w:eastAsia="Times New Roman" w:cs="Times New Roman"/>
                 <w:sz w:val="19"/>
               </w:rPr>
-              <w:t>0,133</w:t>
+              <w:t xml:space="preserve">0,566</w:t>
             </w:r>
           </w:p>
         </w:tc>
@@ -28167,7 +28437,7 @@
                 <w:rFonts w:eastAsia="Times New Roman" w:cs="Times New Roman"/>
                 <w:sz w:val="19"/>
               </w:rPr>
-              <w:t>0,228</w:t>
+              <w:t xml:space="preserve">0,643</w:t>
             </w:r>
           </w:p>
         </w:tc>
@@ -28212,7 +28482,7 @@
                 <w:rFonts w:eastAsia="Times New Roman" w:cs="Times New Roman"/>
                 <w:sz w:val="19"/>
               </w:rPr>
-              <w:t>0,125</w:t>
+              <w:t xml:space="preserve">0,575</w:t>
             </w:r>
           </w:p>
         </w:tc>
@@ -28233,7 +28503,7 @@
                 <w:rFonts w:eastAsia="Times New Roman" w:cs="Times New Roman"/>
                 <w:sz w:val="19"/>
               </w:rPr>
-              <w:t>0,054</w:t>
+              <w:t xml:space="preserve">0,438</w:t>
             </w:r>
           </w:p>
         </w:tc>
@@ -28254,7 +28524,7 @@
                 <w:rFonts w:eastAsia="Times New Roman" w:cs="Times New Roman"/>
                 <w:sz w:val="19"/>
               </w:rPr>
-              <w:t>0,090</w:t>
+              <w:t xml:space="preserve">0,506</w:t>
             </w:r>
           </w:p>
         </w:tc>
@@ -28275,7 +28545,7 @@
                 <w:rFonts w:eastAsia="Times New Roman" w:cs="Times New Roman"/>
                 <w:sz w:val="19"/>
               </w:rPr>
-              <w:t>0,198</w:t>
+              <w:t xml:space="preserve">0,608</w:t>
             </w:r>
           </w:p>
         </w:tc>
@@ -28321,7 +28591,7 @@
                 <w:rFonts w:eastAsia="Times New Roman" w:cs="Times New Roman"/>
                 <w:sz w:val="19"/>
               </w:rPr>
-              <w:t>0,146</w:t>
+              <w:t xml:space="preserve">0,641</w:t>
             </w:r>
           </w:p>
         </w:tc>
@@ -28342,7 +28612,7 @@
                 <w:rFonts w:eastAsia="Times New Roman" w:cs="Times New Roman"/>
                 <w:sz w:val="19"/>
               </w:rPr>
-              <w:t>0,101</w:t>
+              <w:t xml:space="preserve">0,488</w:t>
             </w:r>
           </w:p>
         </w:tc>
@@ -28363,7 +28633,7 @@
                 <w:rFonts w:eastAsia="Times New Roman" w:cs="Times New Roman"/>
                 <w:sz w:val="19"/>
               </w:rPr>
-              <w:t>0,124</w:t>
+              <w:t xml:space="preserve">0,564</w:t>
             </w:r>
           </w:p>
         </w:tc>
@@ -28384,7 +28654,7 @@
                 <w:rFonts w:eastAsia="Times New Roman" w:cs="Times New Roman"/>
                 <w:sz w:val="19"/>
               </w:rPr>
-              <w:t>0,211</w:t>
+              <w:t xml:space="preserve">0,651</w:t>
             </w:r>
           </w:p>
         </w:tc>
@@ -28403,7 +28673,7 @@
           <w:iCs/>
           <w:rFonts w:eastAsia="Times New Roman" w:cs="Times New Roman"/>
         </w:rPr>
-        <w:t xml:space="preserve">La Tabla 9 confirma la complementariedad de forma extrema: el infrarrojo domina en personas (AP@0,5 = 0,220) pero es prácticamente ciego a las luces (0,018), y el visible presenta el patrón espejo (0,178 y 0,135). Todas las fusiones detectan ambas clases en una sola imagen —algo que el infrarrojo no logra, al ser ciego a las luces—, y entre ellas la Ratio Pyramid alcanza el mejor promedio del par (0,165), el único valor que supera a ambas modalidades individuales (VIS 0,157; IR 0,119). La Propuesta Novedosa recupera ambas clases con un promedio intermedio (0,124; personas 0,146 y luces 0,101): el realce acentuado que optimiza las métricas de actividad no favorece al detector, un resultado coherente con lo observado en LLVIP. El visible solo conserva el mejor mAP global de seis clases (0,245) por la abundancia de vehículos diurnos, y los valores absolutos son moderados (subconjunto de 500 imágenes y modelo nano): el experimento no busca récords, sino aislar el escenario donde la fusión es insustituible —detectar en una sola imagen objetos que cada modalidad pierde por separado—. La Figura 9 ilustra el fenómeno sobre dos escenas de la validación: en la primera la fusión detecta seis personas donde cada modalidad individual detecta solo dos, y en la segunda conserva las cuatro luces que el infrarrojo no detecta en absoluto.</w:t>
+        <w:t xml:space="preserve">La Tabla 9 muestra una complementariedad real pero asimétrica, y menos extrema de lo que sugiere la intuición. El infrarrojo domina con claridad en personas (AP@0,5 = 0,779 frente a 0,621 del visible) y se degrada en las luces (0,348), mientras que el visible sostiene ambas clases en un nivel parejo (0,621 y 0,616). No hay, por tanto, un patrón espejo: el visible no fracasa en personas, de modo que el argumento a favor de fusionar no es que una modalidad sea ciega, sino que ninguna es la mejor en las dos clases a la vez. Entre las fusiones, la Ratio Pyramid alcanza el mejor promedio del par (0,622) y es la única entrada que supera a las dos modalidades individuales (VIS 0,618; IR 0,563); también obtiene el mejor mAP global de seis clases (0,677), apenas por encima del visible solo (0,676). La Propuesta Novedosa recupera ambas clases con un promedio de 0,564 (personas 0,641 y luces 0,488), es decir al nivel del infrarrojo solo y por debajo del visible: el realce acentuado que optimiza las métricas de actividad no favorece al detector, un resultado coherente con lo observado en LLVIP. Los valores absolutos son moderados (499 imágenes de validación y modelo nano): el experimento no busca récords, sino delimitar el escenario donde la fusión aporta algo que ninguna modalidad sola aporta. La Figura 9 ilustra el fenómeno sobre dos escenas de la validación: en la primera la fusión detecta once personas frente a tres del visible y diez del infrarrojo, y en la segunda conserva siete luces frente a cinco del visible y una sola del infrarrojo.</w:t>
       </w:r>
     </w:p>
     <w:p>
@@ -28467,7 +28737,7 @@
           <w:rFonts w:eastAsia="Times New Roman" w:cs="Times New Roman"/>
           <w:sz w:val="18"/>
         </w:rPr>
-        <w:t xml:space="preserve">Figura 9. Detecciones del modelo único VIS+IR en dos escenas de la validación de M3FD (personas en recuadro granate, luces en azul): en la escena superior la fusión detecta seis personas frente a dos del visible y dos del infrarrojo; en la inferior el infrarrojo no detecta ninguna luz ni persona y la fusión conserva las cuatro luces junto con dos personas.</w:t>
+        <w:t xml:space="preserve">Figura 9. Detecciones del modelo único VIS+IR en dos escenas de la validación de M3FD (personas en recuadro granate, luces en azul): en la escena superior la fusión detecta once personas, frente a tres del visible y diez del infrarrojo; en la inferior conserva siete luces y ocho personas, frente a cinco luces del visible y una sola del infrarrojo.</w:t>
       </w:r>
     </w:p>
     <w:p>
@@ -28513,7 +28783,7 @@
         <w:rPr>
           <w:rFonts w:eastAsia="Times New Roman" w:cs="Times New Roman"/>
         </w:rPr>
-        <w:t xml:space="preserve">La Tabla 10 compara la propuesta, en su configuración óptima (r = 25, m = 0,30), con la metodología clásica Top-Hat y con métodos representativos del estado del arte (LP, RP y DTCWT; los valores de DWT y CVT, del mismo orden, se detallan en el material complementario) sobre las cinco métricas clásicas de actividad e información. La propuesta lidera la entropía (EN = 6,9888) y el contenido de bordes (FE = 1,1045) —por encima del Top-Hat clásico (6,9334 y 1,0961) y de los tres métodos multiescala— y queda segunda en desviación estándar (0,1477, tras la pirámide de Laplace), gradiente medio (0,0353) y frecuencia espacial (17,3435, frente a 22,8554 del clásico). El operador clásico alcanza mayor actividad bruta en gradiente y frecuencia, pero a costa de la peor similitud estructural del estudio (0,5781 frente a 0,6677 de la propuesta).</w:t>
+        <w:t xml:space="preserve">La Tabla 10 compara la propuesta, en su configuración óptima (r = 25, m = 0,30), con la metodología clásica Top-Hat y con métodos representativos del estado del arte (LP, RP y DTCWT; los valores de DWT y CVT, del mismo orden, se detallan en el material complementario) sobre las cinco métricas clásicas de actividad e información. La propuesta lidera la entropía (EN = 6,9855) y la eficiencia de fusión (FE = 1,1047) —por encima del Top-Hat clásico (6,9220 y 1,0952) y de los tres métodos multiescala— y queda segunda en desviación estándar (0,1439, tras la pirámide de Laplace), gradiente medio (0,0355) y frecuencia espacial (17,4425, frente a 23,1000 del clásico). El operador clásico alcanza mayor actividad bruta en gradiente y frecuencia, pero a costa de la peor similitud estructural del estudio (0,5640 frente a 0,6584 de la propuesta).</w:t>
       </w:r>
     </w:p>
     <w:p>
@@ -28528,7 +28798,7 @@
         <w:rPr>
           <w:rFonts w:eastAsia="Times New Roman" w:cs="Times New Roman"/>
         </w:rPr>
-        <w:t xml:space="preserve">La significación de estas diferencias se verificó con la prueba de Wilcoxon pareada (n = 20, corrección de Holm por métrica; detalle completo en el Apéndice C). Frente a la metodología clásica Top-Hat, la propuesta gana de forma estadísticamente significativa en seis de las nueve métricas —entropía (6,9888 frente a 6,9334), contraste (0,1477 frente a 0,1387), contenido de bordes (1,1045 frente a 1,0961), información mutua con ambas fuentes y similitud estructural (0,6677 frente a 0,5781; p_Holm ≤ 0,005)— y cede en gradiente medio y frecuencia espacial, donde el disco único inyecta el detalle sin ponderación; la diferencia en PSNR no resulta significativa. Frente a los cinco métodos del estado del arte, la propuesta gana de forma significativa en entropía, contenido de bordes, gradiente medio y frecuencia espacial contra todos ellos, y en contraste contra cuatro de los cinco; en cambio cede en las métricas de fidelidad a las fuentes y en información mutua. Con ello quedan sostenidas H1 y H2.</w:t>
+        <w:t xml:space="preserve">La significación de estas diferencias se verificó con la prueba de Wilcoxon pareada (n = 20, corrección de Holm por métrica; detalle completo en el Apéndice C). Frente a la metodología clásica Top-Hat, la propuesta gana de forma estadísticamente significativa en seis de las nueve métricas —entropía (6,9855 frente a 6,9220), contraste (0,1439 frente a 0,1352), eficiencia de fusión (1,1047 frente a 1,0952), información mutua con ambas fuentes y similitud estructural (0,6584 frente a 0,5640; p_Holm ≤ 0,001)— y cede en gradiente medio y frecuencia espacial, donde el disco único inyecta el detalle sin ponderación; la diferencia en PSNR no resulta significativa. Frente a los cinco métodos del estado del arte, la propuesta gana de forma significativa en entropía, eficiencia de fusión, gradiente medio y frecuencia espacial contra todos ellos, y en contraste contra cuatro de los cinco; en cambio cede en las métricas de fidelidad a las fuentes y en información mutua. Con ello quedan sostenidas H1 y H2.</w:t>
       </w:r>
     </w:p>
     <w:p>
@@ -28543,7 +28813,7 @@
         <w:rPr>
           <w:rFonts w:eastAsia="Times New Roman" w:cs="Times New Roman"/>
         </w:rPr>
-        <w:t xml:space="preserve">La elección del peso es robusta: las 25 combinaciones del barrido convergieron al mismo valor, m* = 0,30, el límite inferior del rango publicado, porque la aptitud Fo decrece de forma monótona al aumentar el realce. El radio r = 25 se adopta por maximizar las nueve métricas de evaluación —todas de tipo «mayor es mejor»— y por activar el banco completo de cinco elementos estructurantes: a igual peso, r = 25 supera a r = 1 en entropía, contraste, contenido de bordes, gradiente medio y frecuencia espacial, lo que confirma que el operador aprovecha vecindarios amplios para capturar los objetivos térmicos completos.</w:t>
+        <w:t xml:space="preserve">La elección del peso es robusta: las 25 combinaciones del barrido convergieron al mismo valor, m* = 0,30, el límite inferior del rango publicado, porque la aptitud Fo decrece de forma monótona al aumentar el realce. El radio r = 25 se adopta por maximizar las nueve métricas de evaluación —todas de tipo «mayor es mejor»— y por activar el banco completo de cinco elementos estructurantes: a igual peso, r = 25 supera a r = 1 en entropía, contraste, eficiencia de fusión, gradiente medio y frecuencia espacial, lo que confirma que el operador aprovecha vecindarios amplios para capturar los objetivos térmicos completos.</w:t>
       </w:r>
     </w:p>
     <w:p>
@@ -28826,7 +29096,7 @@
                 <w:b/>
                 <w:sz w:val="19"/>
               </w:rPr>
-              <w:t>6,9888</w:t>
+              <w:t xml:space="preserve">6,9855</w:t>
             </w:r>
           </w:p>
         </w:tc>
@@ -28853,7 +29123,7 @@
                 <w:rFonts w:eastAsia="Times New Roman" w:cs="Times New Roman"/>
                 <w:sz w:val="19"/>
               </w:rPr>
-              <w:t>6,9334</w:t>
+              <w:t xml:space="preserve">6,9220</w:t>
             </w:r>
           </w:p>
         </w:tc>
@@ -28880,7 +29150,7 @@
                 <w:rFonts w:eastAsia="Times New Roman" w:cs="Times New Roman"/>
                 <w:sz w:val="19"/>
               </w:rPr>
-              <w:t>6,8350</w:t>
+              <w:t xml:space="preserve">6,8400</w:t>
             </w:r>
           </w:p>
         </w:tc>
@@ -28907,7 +29177,7 @@
                 <w:rFonts w:eastAsia="Times New Roman" w:cs="Times New Roman"/>
                 <w:sz w:val="19"/>
               </w:rPr>
-              <w:t>6,8285</w:t>
+              <w:t xml:space="preserve">6,8098</w:t>
             </w:r>
           </w:p>
         </w:tc>
@@ -28934,7 +29204,7 @@
                 <w:rFonts w:eastAsia="Times New Roman" w:cs="Times New Roman"/>
                 <w:sz w:val="19"/>
               </w:rPr>
-              <w:t>6,7060</w:t>
+              <w:t xml:space="preserve">6,6877</w:t>
             </w:r>
           </w:p>
         </w:tc>
@@ -28992,7 +29262,7 @@
                 <w:b/>
                 <w:sz w:val="19"/>
               </w:rPr>
-              <w:t>1,1045</w:t>
+              <w:t xml:space="preserve">1,1047</w:t>
             </w:r>
           </w:p>
         </w:tc>
@@ -29019,7 +29289,7 @@
                 <w:rFonts w:eastAsia="Times New Roman" w:cs="Times New Roman"/>
                 <w:sz w:val="19"/>
               </w:rPr>
-              <w:t>1,0961</w:t>
+              <w:t xml:space="preserve">1,0952</w:t>
             </w:r>
           </w:p>
         </w:tc>
@@ -29046,7 +29316,7 @@
                 <w:rFonts w:eastAsia="Times New Roman" w:cs="Times New Roman"/>
                 <w:sz w:val="19"/>
               </w:rPr>
-              <w:t>1,0792</w:t>
+              <w:t xml:space="preserve">1,0806</w:t>
             </w:r>
           </w:p>
         </w:tc>
@@ -29073,7 +29343,7 @@
                 <w:rFonts w:eastAsia="Times New Roman" w:cs="Times New Roman"/>
                 <w:sz w:val="19"/>
               </w:rPr>
-              <w:t>1,0790</w:t>
+              <w:t xml:space="preserve">1,0770</w:t>
             </w:r>
           </w:p>
         </w:tc>
@@ -29100,7 +29370,7 @@
                 <w:rFonts w:eastAsia="Times New Roman" w:cs="Times New Roman"/>
                 <w:sz w:val="19"/>
               </w:rPr>
-              <w:t>1,0596</w:t>
+              <w:t xml:space="preserve">1,0577</w:t>
             </w:r>
           </w:p>
         </w:tc>
@@ -29158,7 +29428,7 @@
                 <w:b/>
                 <w:sz w:val="19"/>
               </w:rPr>
-              <w:t>0,1477</w:t>
+              <w:t xml:space="preserve">0,1439</w:t>
             </w:r>
           </w:p>
         </w:tc>
@@ -29185,7 +29455,7 @@
                 <w:rFonts w:eastAsia="Times New Roman" w:cs="Times New Roman"/>
                 <w:sz w:val="19"/>
               </w:rPr>
-              <w:t>0,1387</w:t>
+              <w:t xml:space="preserve">0,1352</w:t>
             </w:r>
           </w:p>
         </w:tc>
@@ -29212,7 +29482,7 @@
                 <w:rFonts w:eastAsia="Times New Roman" w:cs="Times New Roman"/>
                 <w:sz w:val="19"/>
               </w:rPr>
-              <w:t>0,1548</w:t>
+              <w:t xml:space="preserve">0,1550</w:t>
             </w:r>
           </w:p>
         </w:tc>
@@ -29239,7 +29509,7 @@
                 <w:rFonts w:eastAsia="Times New Roman" w:cs="Times New Roman"/>
                 <w:sz w:val="19"/>
               </w:rPr>
-              <w:t>0,1304</w:t>
+              <w:t xml:space="preserve">0,1271</w:t>
             </w:r>
           </w:p>
         </w:tc>
@@ -29266,7 +29536,7 @@
                 <w:rFonts w:eastAsia="Times New Roman" w:cs="Times New Roman"/>
                 <w:sz w:val="19"/>
               </w:rPr>
-              <w:t>0,1205</w:t>
+              <w:t xml:space="preserve">0,1172</w:t>
             </w:r>
           </w:p>
         </w:tc>
@@ -29324,7 +29594,7 @@
                 <w:b/>
                 <w:sz w:val="19"/>
               </w:rPr>
-              <w:t>0,0353</w:t>
+              <w:t xml:space="preserve">0,0355</w:t>
             </w:r>
           </w:p>
         </w:tc>
@@ -29351,7 +29621,7 @@
                 <w:rFonts w:eastAsia="Times New Roman" w:cs="Times New Roman"/>
                 <w:sz w:val="19"/>
               </w:rPr>
-              <w:t>0,0473</w:t>
+              <w:t xml:space="preserve">0,0478</w:t>
             </w:r>
           </w:p>
         </w:tc>
@@ -29378,7 +29648,7 @@
                 <w:rFonts w:eastAsia="Times New Roman" w:cs="Times New Roman"/>
                 <w:sz w:val="19"/>
               </w:rPr>
-              <w:t>0,0248</w:t>
+              <w:t xml:space="preserve">0,0252</w:t>
             </w:r>
           </w:p>
         </w:tc>
@@ -29405,7 +29675,7 @@
                 <w:rFonts w:eastAsia="Times New Roman" w:cs="Times New Roman"/>
                 <w:sz w:val="19"/>
               </w:rPr>
-              <w:t>0,0269</w:t>
+              <w:t xml:space="preserve">0,0275</w:t>
             </w:r>
           </w:p>
         </w:tc>
@@ -29432,7 +29702,7 @@
                 <w:rFonts w:eastAsia="Times New Roman" w:cs="Times New Roman"/>
                 <w:sz w:val="19"/>
               </w:rPr>
-              <w:t>0,0251</w:t>
+              <w:t xml:space="preserve">0,0255</w:t>
             </w:r>
           </w:p>
         </w:tc>
@@ -29490,7 +29760,7 @@
                 <w:b/>
                 <w:sz w:val="19"/>
               </w:rPr>
-              <w:t>17,3435</w:t>
+              <w:t xml:space="preserve">17,4425</w:t>
             </w:r>
           </w:p>
         </w:tc>
@@ -29517,7 +29787,7 @@
                 <w:rFonts w:eastAsia="Times New Roman" w:cs="Times New Roman"/>
                 <w:sz w:val="19"/>
               </w:rPr>
-              <w:t>22,8554</w:t>
+              <w:t xml:space="preserve">23,1000</w:t>
             </w:r>
           </w:p>
         </w:tc>
@@ -29544,7 +29814,7 @@
                 <w:rFonts w:eastAsia="Times New Roman" w:cs="Times New Roman"/>
                 <w:sz w:val="19"/>
               </w:rPr>
-              <w:t>13,0400</w:t>
+              <w:t xml:space="preserve">13,2205</w:t>
             </w:r>
           </w:p>
         </w:tc>
@@ -29571,7 +29841,7 @@
                 <w:rFonts w:eastAsia="Times New Roman" w:cs="Times New Roman"/>
                 <w:sz w:val="19"/>
               </w:rPr>
-              <w:t>13,3376</w:t>
+              <w:t xml:space="preserve">13,6209</w:t>
             </w:r>
           </w:p>
         </w:tc>
@@ -29598,7 +29868,7 @@
                 <w:rFonts w:eastAsia="Times New Roman" w:cs="Times New Roman"/>
                 <w:sz w:val="19"/>
               </w:rPr>
-              <w:t>13,0266</w:t>
+              <w:t xml:space="preserve">13,1990</w:t>
             </w:r>
           </w:p>
         </w:tc>
@@ -29762,7 +30032,7 @@
           <w:i/>
           <w:sz w:val="18"/>
         </w:rPr>
-        <w:t>Tabla 11. Barrido de configuraciones del PSO con el rango publicado m ∈ [0,30; 2,00]: mejor aptitud Fo por combinación de partículas (n) e iteraciones (T). Las 25 configuraciones convergen al mismo peso óptimo (m* = 0,30); las diferencias reflejan el radio hallado (r = 1 donde la aptitud llega a 1,7354 y r = 25 donde llega a 1,7039).</w:t>
+        <w:t>Tabla 11. Barrido de configuraciones del PSO con el rango publicado m ∈ [0,30; 2,00]: mejor aptitud Fo por combinación de partículas (n) e iteraciones (T). Las 25 configuraciones convergen al mismo peso óptimo (m* = 0,30); las diferencias reflejan el radio hallado (r = 1 donde la aptitud llega a 1,7350 y r = 25 donde llega a 1,7057).</w:t>
       </w:r>
     </w:p>
     <w:tbl>
@@ -30019,7 +30289,7 @@
                 <w:color w:val="auto"/>
                 <w:sz w:val="18"/>
               </w:rPr>
-              <w:t>1,6988</w:t>
+              <w:t xml:space="preserve">1,6990</w:t>
             </w:r>
           </w:p>
         </w:tc>
@@ -30047,7 +30317,7 @@
                 <w:color w:val="auto"/>
                 <w:sz w:val="18"/>
               </w:rPr>
-              <w:t>1,7354</w:t>
+              <w:t xml:space="preserve">1,7350</w:t>
             </w:r>
           </w:p>
         </w:tc>
@@ -30075,7 +30345,7 @@
                 <w:color w:val="auto"/>
                 <w:sz w:val="18"/>
               </w:rPr>
-              <w:t>1,7039</w:t>
+              <w:t xml:space="preserve">1,7057</w:t>
             </w:r>
           </w:p>
         </w:tc>
@@ -30103,7 +30373,7 @@
                 <w:color w:val="auto"/>
                 <w:sz w:val="18"/>
               </w:rPr>
-              <w:t>1,7354</w:t>
+              <w:t xml:space="preserve">1,7350</w:t>
             </w:r>
           </w:p>
         </w:tc>
@@ -30131,7 +30401,7 @@
                 <w:color w:val="auto"/>
                 <w:sz w:val="18"/>
               </w:rPr>
-              <w:t>1,7354</w:t>
+              <w:t xml:space="preserve">1,7350</w:t>
             </w:r>
           </w:p>
         </w:tc>
@@ -30191,7 +30461,7 @@
                 <w:color w:val="auto"/>
                 <w:sz w:val="18"/>
               </w:rPr>
-              <w:t>1,7354</w:t>
+              <w:t xml:space="preserve">1,7350</w:t>
             </w:r>
           </w:p>
         </w:tc>
@@ -30220,7 +30490,7 @@
                 <w:color w:val="auto"/>
                 <w:sz w:val="18"/>
               </w:rPr>
-              <w:t>1,7039</w:t>
+              <w:t xml:space="preserve">1,7057</w:t>
             </w:r>
           </w:p>
         </w:tc>
@@ -30248,7 +30518,7 @@
                 <w:color w:val="auto"/>
                 <w:sz w:val="18"/>
               </w:rPr>
-              <w:t>1,7354</w:t>
+              <w:t xml:space="preserve">1,7350</w:t>
             </w:r>
           </w:p>
         </w:tc>
@@ -30276,7 +30546,7 @@
                 <w:color w:val="auto"/>
                 <w:sz w:val="18"/>
               </w:rPr>
-              <w:t>1,7354</w:t>
+              <w:t xml:space="preserve">1,7350</w:t>
             </w:r>
           </w:p>
         </w:tc>
@@ -30304,7 +30574,7 @@
                 <w:color w:val="auto"/>
                 <w:sz w:val="18"/>
               </w:rPr>
-              <w:t>1,7354</w:t>
+              <w:t xml:space="preserve">1,7350</w:t>
             </w:r>
           </w:p>
         </w:tc>
@@ -30364,7 +30634,7 @@
                 <w:color w:val="auto"/>
                 <w:sz w:val="18"/>
               </w:rPr>
-              <w:t>1,7354</w:t>
+              <w:t xml:space="preserve">1,7350</w:t>
             </w:r>
           </w:p>
         </w:tc>
@@ -30392,7 +30662,7 @@
                 <w:color w:val="auto"/>
                 <w:sz w:val="18"/>
               </w:rPr>
-              <w:t>1,7354</w:t>
+              <w:t xml:space="preserve">1,7350</w:t>
             </w:r>
           </w:p>
         </w:tc>
@@ -30421,7 +30691,7 @@
                 <w:color w:val="auto"/>
                 <w:sz w:val="18"/>
               </w:rPr>
-              <w:t>1,7354</w:t>
+              <w:t xml:space="preserve">1,7350</w:t>
             </w:r>
           </w:p>
         </w:tc>
@@ -30449,7 +30719,7 @@
                 <w:color w:val="auto"/>
                 <w:sz w:val="18"/>
               </w:rPr>
-              <w:t>1,7354</w:t>
+              <w:t xml:space="preserve">1,7350</w:t>
             </w:r>
           </w:p>
         </w:tc>
@@ -30477,7 +30747,7 @@
                 <w:color w:val="auto"/>
                 <w:sz w:val="18"/>
               </w:rPr>
-              <w:t>1,7354</w:t>
+              <w:t xml:space="preserve">1,7350</w:t>
             </w:r>
           </w:p>
         </w:tc>
@@ -30537,7 +30807,7 @@
                 <w:color w:val="auto"/>
                 <w:sz w:val="18"/>
               </w:rPr>
-              <w:t>1,7039</w:t>
+              <w:t xml:space="preserve">1,7057</w:t>
             </w:r>
           </w:p>
         </w:tc>
@@ -30565,7 +30835,7 @@
                 <w:color w:val="auto"/>
                 <w:sz w:val="18"/>
               </w:rPr>
-              <w:t>1,7354</w:t>
+              <w:t xml:space="preserve">1,7350</w:t>
             </w:r>
           </w:p>
         </w:tc>
@@ -30594,7 +30864,7 @@
                 <w:color w:val="auto"/>
                 <w:sz w:val="18"/>
               </w:rPr>
-              <w:t>1,7039</w:t>
+              <w:t xml:space="preserve">1,7057</w:t>
             </w:r>
           </w:p>
         </w:tc>
@@ -30622,7 +30892,7 @@
                 <w:color w:val="auto"/>
                 <w:sz w:val="18"/>
               </w:rPr>
-              <w:t>1,7354</w:t>
+              <w:t xml:space="preserve">1,7057</w:t>
             </w:r>
           </w:p>
         </w:tc>
@@ -30650,7 +30920,7 @@
                 <w:color w:val="auto"/>
                 <w:sz w:val="18"/>
               </w:rPr>
-              <w:t>1,7354</w:t>
+              <w:t xml:space="preserve">1,7350</w:t>
             </w:r>
           </w:p>
         </w:tc>
@@ -30710,7 +30980,7 @@
                 <w:color w:val="auto"/>
                 <w:sz w:val="18"/>
               </w:rPr>
-              <w:t>1,7039</w:t>
+              <w:t xml:space="preserve">1,7057</w:t>
             </w:r>
           </w:p>
         </w:tc>
@@ -30738,7 +31008,7 @@
                 <w:color w:val="auto"/>
                 <w:sz w:val="18"/>
               </w:rPr>
-              <w:t>1,7354</w:t>
+              <w:t xml:space="preserve">1,7350</w:t>
             </w:r>
           </w:p>
         </w:tc>
@@ -30767,7 +31037,7 @@
                 <w:color w:val="auto"/>
                 <w:sz w:val="18"/>
               </w:rPr>
-              <w:t>1,7354</w:t>
+              <w:t xml:space="preserve">1,7350</w:t>
             </w:r>
           </w:p>
         </w:tc>
@@ -30796,7 +31066,7 @@
                 <w:color w:val="auto"/>
                 <w:sz w:val="18"/>
               </w:rPr>
-              <w:t>1,7039</w:t>
+              <w:t xml:space="preserve">1,7057</w:t>
             </w:r>
           </w:p>
         </w:tc>
@@ -30825,7 +31095,7 @@
                 <w:color w:val="auto"/>
                 <w:sz w:val="18"/>
               </w:rPr>
-              <w:t>1,7039</w:t>
+              <w:t xml:space="preserve">1,7057</w:t>
             </w:r>
           </w:p>
         </w:tc>
@@ -30872,7 +31142,3866 @@
         <w:rPr>
           <w:rFonts w:eastAsia="Times New Roman" w:cs="Times New Roman"/>
         </w:rPr>
-        <w:t xml:space="preserve">Los hallazgos cuantitativos pueden sintetizarse en seis observaciones. Primero, la Propuesta Novedosa (r = 25, m = 0,30) ocupa el segundo lugar del ranking agregado (3,67, tras la pirámide de Laplace con 3,44): lidera la entropía (EN = 6,9888) y el contenido de bordes (FE = 1,1045) y es segunda en contraste, gradiente medio y frecuencia espacial, cediendo en las cuatro métricas de fidelidad a las fuentes. Segundo, no existe un método universalmente dominante: la pirámide de Laplace lidera el contraste (SD) y la información mutua, el Top-Hat clásico el gradiente y la frecuencia espacial, los métodos multiescala la similitud estructural y el PSNR, y la propuesta la entropía y el contenido de bordes; son óptimos de criterios distintos y complementarios. Tercero, la comparación con la metodología clásica de la transformada Top-Hat aísla el aporte de la propuesta: con el mismo esquema de reconstrucción y un peso idéntico, el banco de disco más líneas mejora simultáneamente la entropía (6,9888 frente a 6,9334), el contraste (0,1477 frente a 0,1387), el contenido de bordes (1,1045 frente a 1,0961), la información mutua con ambas fuentes y la similitud estructural (0,6677 frente a 0,5781), y solo cede en gradiente medio y frecuencia espacial, donde el disco único inyecta el detalle sin ponderación. Cuarto, las métricas de actividad crecen de forma monótona con el realce hasta que la saturación degrada la imagen, de modo que deben interpretarse junto a las de fidelidad y a un control visual del nivel de saturación. Quinto, la evaluación orientada a tarea (detección sobre LLVIP) constituye un criterio complementario y arroja el hallazgo más matizado: toda fusión supera netamente al visible solo (+0,11 a +0,14 en mAP@0,5), el infrarrojo solo es la modalidad más fuerte (0,957) y la propuesta queda en el extremo inferior de la banda de fusiones (0,913), de modo que el realce que premian las métricas de actividad no mejora —y en este caso perjudica— el desempeño del detector. Sexto, el experimento de clases complementarias sobre M3FD delimita el escenario donde la fusión es insustituible: cuando la escena contiene objetos térmicos (personas) y objetos exclusivamente visibles (luces), todas las fusiones recuperan ambas clases en una sola imagen —el infrarrojo es ciego a las luces (0,018)— y la Ratio Pyramid es la única entrada que supera a ambas modalidades en el promedio del par (0,165 frente a 0,157 del visible y 0,119 del infrarrojo), mientras que la propuesta alcanza un valor intermedio (0,124). Ambos experimentos convergen en una conclusión metodológica: optimizar las métricas de actividad y optimizar el desempeño en tarea son objetivos distintos, y la evaluación de un método de fusión debe reportar ambos.</w:t>
+        <w:t xml:space="preserve">Los hallazgos cuantitativos pueden sintetizarse en seis observaciones. Primero, la Propuesta Novedosa (r = 25, m = 0,30) encabeza el ranking agregado (3,39, por delante de la pirámide de Laplace con 3,91 y del Top-Hat clásico con 3,94): lidera la entropía (EN = 6,9855) y la eficiencia de fusión (FE = 1,1047) y es segunda en contraste, gradiente medio y frecuencia espacial, cediendo en las cuatro métricas de fidelidad a las fuentes. Segundo, no existe un método universalmente dominante: la pirámide de Laplace lidera el contraste (SD) y la información mutua, el Top-Hat clásico el gradiente y la frecuencia espacial, los métodos multiescala la similitud estructural y el PSNR, y la propuesta la entropía y la eficiencia de fusión; son óptimos de criterios distintos y complementarios. Tercero, la comparación con la metodología clásica de la transformada Top-Hat aísla el aporte de la propuesta: con el mismo esquema de reconstrucción y un peso idéntico, el banco de disco más líneas mejora simultáneamente la entropía (6,9855 frente a 6,9220), el contraste (0,1439 frente a 0,1352), la eficiencia de fusión (1,1047 frente a 1,0952), la información mutua con ambas fuentes y la similitud estructural (0,6584 frente a 0,5640), y solo cede en gradiente medio y frecuencia espacial, donde el disco único inyecta el detalle sin ponderación; en PSNR la diferencia no es distinguible (p_Holm = 0,674). Cuarto, las métricas de actividad crecen de forma monótona con el realce hasta que la saturación degrada la imagen, de modo que deben interpretarse junto a las de fidelidad y a un control visual del nivel de saturación. Quinto, la evaluación orientada a tarea (detección sobre LLVIP) constituye un criterio complementario y arroja el hallazgo más matizado: toda fusión supera netamente al visible solo (+0,09 a +0,14 en mAP@0,5), el infrarrojo solo es la modalidad más fuerte (0,971) y la propuesta queda en el extremo inferior de la banda de fusiones (0,906), de modo que el realce que premian las métricas de actividad no mejora —y en este caso perjudica— el desempeño del detector. Sexto, el experimento de clases complementarias sobre M3FD delimita el escenario donde la fusión es insustituible: cuando la escena contiene objetos térmicos (personas) y objetos exclusivamente visibles (luces), el infrarrojo se degrada en las luces (AP@0,5 = 0,348 frente a 0,779 en personas) y el visible mantiene ambas clases en un nivel parejo (0,621 y 0,616), de modo que la ventaja de fusionar no es que el visible fracase, sino que ninguna modalidad sola es la mejor en las dos clases a la vez. La Ratio Pyramid es la única entrada que supera a ambas modalidades en el promedio del par (0,622 frente a 0,618 del visible y 0,563 del infrarrojo), mientras que la propuesta alcanza 0,564, al nivel del infrarrojo solo y por debajo del visible. Ambos experimentos convergen en una conclusión metodológica: optimizar las métricas de actividad y optimizar el desempeño en tarea son objetivos distintos, y la evaluación de un método de fusión debe reportar ambos.</w:t>
+      </w:r>
+    </w:p>
+    <w:p>
+      <w:pPr>
+        <w:pStyle w:val="Heading2"/>
+        <w:spacing w:before="240" w:after="120"/>
+        <w:jc w:val="start"/>
+        <w:rPr/>
+      </w:pPr>
+      <w:r>
+        <w:rPr>
+          <w:rFonts w:eastAsia="Times New Roman" w:cs="Times New Roman"/>
+          <w:b/>
+          <w:bCs/>
+          <w:color w:val="000000"/>
+          <w:sz w:val="24"/>
+          <w:szCs w:val="26"/>
+        </w:rPr>
+        <w:t xml:space="preserve">5.8 Auditoría del protocolo de evaluación</w:t>
+      </w:r>
+    </w:p>
+    <w:p>
+      <w:pPr>
+        <w:pStyle w:val="Normal"/>
+        <w:spacing w:lineRule="auto" w:line="360"/>
+        <w:ind w:firstLine="709"/>
+        <w:jc w:val="both"/>
+        <w:rPr/>
+      </w:pPr>
+      <w:r>
+        <w:rPr>
+          <w:rFonts w:eastAsia="Times New Roman" w:cs="Times New Roman"/>
+        </w:rPr>
+        <w:t xml:space="preserve">Las secciones anteriores aplican el protocolo de evaluación; esta lo pone a prueba. El segundo aporte de la tesis consiste en usar el propio desarrollo como caso de estudio para establecer qué autoriza a concluir el criterio con el que se lo juzga: una batería de métricas sin referencia interpretadas todas como «mayor es mejor», un ajuste de hiperparámetros guiado en parte por esas mismas métricas y una validación en tarea posterior. Los cinco experimentos que siguen están versionados en el repositorio y contrastan las hipótesis H2, H3, H4, H5, H6 y H7.</w:t>
+      </w:r>
+    </w:p>
+    <w:p>
+      <w:pPr>
+        <w:pStyle w:val="Heading3"/>
+        <w:spacing w:before="180" w:after="100"/>
+        <w:jc w:val="start"/>
+        <w:rPr/>
+      </w:pPr>
+      <w:r>
+        <w:rPr>
+          <w:rFonts w:eastAsia="Times New Roman" w:cs="Times New Roman"/>
+          <w:b/>
+          <w:bCs/>
+          <w:i/>
+          <w:iCs/>
+          <w:color w:val="000000"/>
+          <w:sz w:val="24"/>
+          <w:szCs w:val="24"/>
+        </w:rPr>
+        <w:t xml:space="preserve">5.8.1 Sensibilidad del orden de mérito y redundancia interna (H2, H4)</w:t>
+      </w:r>
+    </w:p>
+    <w:p>
+      <w:pPr>
+        <w:pStyle w:val="Normal"/>
+        <w:spacing w:lineRule="auto" w:line="360"/>
+        <w:ind w:firstLine="709"/>
+        <w:jc w:val="both"/>
+        <w:rPr/>
+      </w:pPr>
+      <w:r>
+        <w:rPr>
+          <w:rFonts w:eastAsia="Times New Roman" w:cs="Times New Roman"/>
+        </w:rPr>
+        <w:t xml:space="preserve">El orden de mérito no es una propiedad del operador sino del criterio. Con las nueve métricas del trabajo de referencia la propuesta encabeza el benchmark (3,394 de rango medio). Incorporando las ocho métricas adicionales que el mismo evaluador calcula —Qabf, Nabf, SCD, VIF, FMI, Q0, QW y QE, con Nabf en su dirección inversa— la propuesta desciende al tercer lugar (3,459), el primer puesto pasa a la pirámide de Laplace (3,147), el segundo a DTCWT (3,259) y el Top-Hat clásico cae al último (5,000). Ninguna imagen fusionada cambió entre ambos cálculos: cambió el conjunto de métricas. Se sostiene, por tanto, H2, y de ello se sigue que todo orden agregado debe reportarse junto a la composición del conjunto que lo produce.</w:t>
+      </w:r>
+    </w:p>
+    <w:p>
+      <w:pPr>
+        <w:pStyle w:val="Normal"/>
+        <w:spacing w:lineRule="auto" w:line="360"/>
+        <w:ind w:firstLine="709"/>
+        <w:jc w:val="both"/>
+        <w:rPr/>
+      </w:pPr>
+      <w:r>
+        <w:rPr>
+          <w:rFonts w:eastAsia="Times New Roman" w:cs="Times New Roman"/>
+        </w:rPr>
+        <w:t xml:space="preserve">La batería contiene además redundancia interna. La eficiencia de fusión se define como el cociente entre la entropía de la imagen fusionada y el promedio de las entropías de las fuentes; como ese denominador no depende del método, dentro de cada par la eficiencia de fusión es la entropía reescalada por una constante. Sus rangos intra-bloque coinciden con los de la entropía en los veinte pares y su estadístico de Friedman es idéntico (χ² = 88,2857 en ambas). El número efectivo de dimensiones evaluadas es ocho y no nueve, lo que sostiene H4. Excluyendo la eficiencia de fusión del promedio, el orden no cambia y la propuesta sigue primera (3,631 frente a 3,994 de la pirámide de Laplace), de modo que la redundancia no explica su primer lugar.</w:t>
+      </w:r>
+    </w:p>
+    <w:p>
+      <w:pPr>
+        <w:pStyle w:val="Heading3"/>
+        <w:spacing w:before="180" w:after="100"/>
+        <w:jc w:val="start"/>
+        <w:rPr/>
+      </w:pPr>
+      <w:r>
+        <w:rPr>
+          <w:rFonts w:eastAsia="Times New Roman" w:cs="Times New Roman"/>
+          <w:b/>
+          <w:bCs/>
+          <w:i/>
+          <w:iCs/>
+          <w:color w:val="000000"/>
+          <w:sz w:val="24"/>
+          <w:szCs w:val="24"/>
+        </w:rPr>
+        <w:t xml:space="preserve">5.8.2 Control negativo con degradaciones conocidas (H3)</w:t>
+      </w:r>
+    </w:p>
+    <w:p>
+      <w:pPr>
+        <w:pStyle w:val="Normal"/>
+        <w:spacing w:lineRule="auto" w:line="360"/>
+        <w:ind w:firstLine="709"/>
+        <w:jc w:val="both"/>
+        <w:rPr/>
+      </w:pPr>
+      <w:r>
+        <w:rPr>
+          <w:rFonts w:eastAsia="Times New Roman" w:cs="Times New Roman"/>
+        </w:rPr>
+        <w:t xml:space="preserve">Si la batería mide calidad de fusión, una imagen deliberadamente degradada debería quedar por debajo de cualquier método razonable. Para verificarlo se incorporaron al ranking siete entradas de control junto a los siete métodos: la imagen base sin operador, cuatro fusiones artificiales construidas sumando ruido gaussiano de desviación creciente a esa base, y dos desenfoques gaussianos. La Tabla 12 presenta el rango medio de las catorce entradas bajo tres composiciones del criterio.</w:t>
+      </w:r>
+    </w:p>
+    <w:p>
+      <w:pPr>
+        <w:pStyle w:val="Normal"/>
+        <w:spacing w:lineRule="auto" w:line="276"/>
+        <w:rPr/>
+      </w:pPr>
+      <w:r>
+        <w:rPr>
+          <w:rFonts w:eastAsia="Times New Roman" w:cs="Times New Roman"/>
+          <w:i/>
+          <w:sz w:val="18"/>
+        </w:rPr>
+        <w:t xml:space="preserve">Tabla 12. Control negativo: rango medio de los siete métodos y de siete entradas degradadas, bajo tres composiciones del criterio (menor rango = mejor; n = 20 pares).</w:t>
+      </w:r>
+    </w:p>
+    <w:tbl>
+      <w:tblPr>
+        <w:tblW w:w="9360" w:type="dxa"/>
+        <w:jc w:val="start"/>
+        <w:tblInd w:w="0" w:type="dxa"/>
+        <w:tblLayout w:type="fixed"/>
+        <w:tblCellMar>
+          <w:top w:w="0" w:type="dxa"/>
+          <w:start w:w="108" w:type="dxa"/>
+          <w:bottom w:w="0" w:type="dxa"/>
+          <w:end w:w="108" w:type="dxa"/>
+        </w:tblCellMar>
+        <w:tblLook w:noHBand="0" w:noVBand="1" w:firstColumn="1" w:lastRow="0" w:lastColumn="0" w:firstRow="1" w:val="04a0"/>
+      </w:tblPr>
+      <w:tblGrid>
+        <w:gridCol w:w="2000"/>
+        <w:gridCol w:w="2400"/>
+        <w:gridCol w:w="2300"/>
+        <w:gridCol w:w="2300"/>
+      </w:tblGrid>
+      <w:tr>
+        <w:trPr/>
+        <w:tc>
+          <w:tcPr>
+            <w:tcW w:w="2000" w:type="dxa"/>
+            <w:tcBorders>
+              <w:top w:val="single" w:sz="4" w:space="0" w:color="B0B8C0"/>
+              <w:start w:val="single" w:sz="4" w:space="0" w:color="B0B8C0"/>
+              <w:bottom w:val="single" w:sz="4" w:space="0" w:color="B0B8C0"/>
+              <w:end w:val="single" w:sz="4" w:space="0" w:color="B0B8C0"/>
+            </w:tcBorders>
+            <w:shd w:fill="1F3B57" w:val="clear"/>
+          </w:tcPr>
+          <w:p>
+            <w:pPr>
+              <w:pStyle w:val="Normal"/>
+              <w:widowControl w:val="false"/>
+              <w:spacing w:lineRule="auto" w:line="276" w:before="0" w:after="120"/>
+              <w:rPr/>
+            </w:pPr>
+            <w:r>
+              <w:rPr>
+                <w:rFonts w:eastAsia="Times New Roman" w:cs="Times New Roman"/>
+                <w:b/>
+                <w:color w:val="FFFFFF"/>
+                <w:sz w:val="18"/>
+              </w:rPr>
+              <w:t xml:space="preserve">Entrada evaluada</w:t>
+            </w:r>
+          </w:p>
+        </w:tc>
+        <w:tc>
+          <w:tcPr>
+            <w:tcW w:w="2400" w:type="dxa"/>
+            <w:tcBorders>
+              <w:top w:val="single" w:sz="4" w:space="0" w:color="B0B8C0"/>
+              <w:start w:val="single" w:sz="4" w:space="0" w:color="B0B8C0"/>
+              <w:bottom w:val="single" w:sz="4" w:space="0" w:color="B0B8C0"/>
+              <w:end w:val="single" w:sz="4" w:space="0" w:color="B0B8C0"/>
+            </w:tcBorders>
+            <w:shd w:fill="1F3B57" w:val="clear"/>
+          </w:tcPr>
+          <w:p>
+            <w:pPr>
+              <w:pStyle w:val="Normal"/>
+              <w:widowControl w:val="false"/>
+              <w:spacing w:lineRule="auto" w:line="276" w:before="0" w:after="120"/>
+              <w:rPr/>
+            </w:pPr>
+            <w:r>
+              <w:rPr>
+                <w:rFonts w:eastAsia="Times New Roman" w:cs="Times New Roman"/>
+                <w:b/>
+                <w:color w:val="FFFFFF"/>
+                <w:sz w:val="18"/>
+              </w:rPr>
+              <w:t xml:space="preserve">Rango con 9 ↓</w:t>
+            </w:r>
+          </w:p>
+        </w:tc>
+        <w:tc>
+          <w:tcPr>
+            <w:tcW w:w="2300" w:type="dxa"/>
+            <w:tcBorders>
+              <w:top w:val="single" w:sz="4" w:space="0" w:color="B0B8C0"/>
+              <w:start w:val="single" w:sz="4" w:space="0" w:color="B0B8C0"/>
+              <w:bottom w:val="single" w:sz="4" w:space="0" w:color="B0B8C0"/>
+              <w:end w:val="single" w:sz="4" w:space="0" w:color="B0B8C0"/>
+            </w:tcBorders>
+            <w:shd w:fill="1F3B57" w:val="clear"/>
+          </w:tcPr>
+          <w:p>
+            <w:pPr>
+              <w:pStyle w:val="Normal"/>
+              <w:widowControl w:val="false"/>
+              <w:spacing w:lineRule="auto" w:line="276" w:before="0" w:after="120"/>
+              <w:rPr/>
+            </w:pPr>
+            <w:r>
+              <w:rPr>
+                <w:rFonts w:eastAsia="Times New Roman" w:cs="Times New Roman"/>
+                <w:b/>
+                <w:color w:val="FFFFFF"/>
+                <w:sz w:val="18"/>
+              </w:rPr>
+              <w:t xml:space="preserve">Con 9 + Nabf ↓</w:t>
+            </w:r>
+          </w:p>
+        </w:tc>
+        <w:tc>
+          <w:tcPr>
+            <w:tcW w:w="2300" w:type="dxa"/>
+            <w:tcBorders>
+              <w:top w:val="single" w:sz="4" w:space="0" w:color="B0B8C0"/>
+              <w:start w:val="single" w:sz="4" w:space="0" w:color="B0B8C0"/>
+              <w:bottom w:val="single" w:sz="4" w:space="0" w:color="B0B8C0"/>
+              <w:end w:val="single" w:sz="4" w:space="0" w:color="B0B8C0"/>
+            </w:tcBorders>
+            <w:shd w:fill="1F3B57" w:val="clear"/>
+          </w:tcPr>
+          <w:p>
+            <w:pPr>
+              <w:pStyle w:val="Normal"/>
+              <w:widowControl w:val="false"/>
+              <w:spacing w:lineRule="auto" w:line="276" w:before="0" w:after="120"/>
+              <w:rPr/>
+            </w:pPr>
+            <w:r>
+              <w:rPr>
+                <w:rFonts w:eastAsia="Times New Roman" w:cs="Times New Roman"/>
+                <w:b/>
+                <w:color w:val="FFFFFF"/>
+                <w:sz w:val="18"/>
+              </w:rPr>
+              <w:t xml:space="preserve">Con 17 ↓</w:t>
+            </w:r>
+          </w:p>
+        </w:tc>
+      </w:tr>
+      <w:tr>
+        <w:trPr/>
+        <w:tc>
+          <w:tcPr>
+            <w:tcW w:w="2000" w:type="dxa"/>
+            <w:tcBorders>
+              <w:top w:val="single" w:sz="4" w:space="0" w:color="B0B8C0"/>
+              <w:start w:val="single" w:sz="4" w:space="0" w:color="B0B8C0"/>
+              <w:bottom w:val="single" w:sz="4" w:space="0" w:color="B0B8C0"/>
+              <w:end w:val="single" w:sz="4" w:space="0" w:color="B0B8C0"/>
+            </w:tcBorders>
+            <w:shd w:fill="FFFFFF" w:val="clear"/>
+          </w:tcPr>
+          <w:p>
+            <w:pPr>
+              <w:pStyle w:val="Normal"/>
+              <w:widowControl w:val="false"/>
+              <w:spacing w:lineRule="auto" w:line="276" w:before="0" w:after="120"/>
+              <w:rPr/>
+            </w:pPr>
+            <w:r>
+              <w:rPr>
+                <w:rFonts w:eastAsia="Times New Roman" w:cs="Times New Roman"/>
+                <w:color w:val="auto"/>
+                <w:sz w:val="18"/>
+              </w:rPr>
+              <w:t xml:space="preserve">Propuesta Novedosa</w:t>
+            </w:r>
+          </w:p>
+        </w:tc>
+        <w:tc>
+          <w:tcPr>
+            <w:tcW w:w="2400" w:type="dxa"/>
+            <w:tcBorders>
+              <w:top w:val="single" w:sz="4" w:space="0" w:color="B0B8C0"/>
+              <w:start w:val="single" w:sz="4" w:space="0" w:color="B0B8C0"/>
+              <w:bottom w:val="single" w:sz="4" w:space="0" w:color="B0B8C0"/>
+              <w:end w:val="single" w:sz="4" w:space="0" w:color="B0B8C0"/>
+            </w:tcBorders>
+            <w:shd w:fill="FFFFFF" w:val="clear"/>
+          </w:tcPr>
+          <w:p>
+            <w:pPr>
+              <w:pStyle w:val="Normal"/>
+              <w:widowControl w:val="false"/>
+              <w:spacing w:lineRule="auto" w:line="276" w:before="0" w:after="120"/>
+              <w:rPr/>
+            </w:pPr>
+            <w:r>
+              <w:rPr>
+                <w:rFonts w:eastAsia="Times New Roman" w:cs="Times New Roman"/>
+                <w:color w:val="auto"/>
+                <w:sz w:val="18"/>
+              </w:rPr>
+              <w:t xml:space="preserve">6,383</w:t>
+            </w:r>
+          </w:p>
+        </w:tc>
+        <w:tc>
+          <w:tcPr>
+            <w:tcW w:w="2300" w:type="dxa"/>
+            <w:tcBorders>
+              <w:top w:val="single" w:sz="4" w:space="0" w:color="B0B8C0"/>
+              <w:start w:val="single" w:sz="4" w:space="0" w:color="B0B8C0"/>
+              <w:bottom w:val="single" w:sz="4" w:space="0" w:color="B0B8C0"/>
+              <w:end w:val="single" w:sz="4" w:space="0" w:color="B0B8C0"/>
+            </w:tcBorders>
+            <w:shd w:fill="FFFFFF" w:val="clear"/>
+          </w:tcPr>
+          <w:p>
+            <w:pPr>
+              <w:pStyle w:val="Normal"/>
+              <w:widowControl w:val="false"/>
+              <w:spacing w:lineRule="auto" w:line="276" w:before="0" w:after="120"/>
+              <w:rPr/>
+            </w:pPr>
+            <w:r>
+              <w:rPr>
+                <w:rFonts w:eastAsia="Times New Roman" w:cs="Times New Roman"/>
+                <w:color w:val="auto"/>
+                <w:sz w:val="18"/>
+              </w:rPr>
+              <w:t xml:space="preserve">6,760</w:t>
+            </w:r>
+          </w:p>
+        </w:tc>
+        <w:tc>
+          <w:tcPr>
+            <w:tcW w:w="2300" w:type="dxa"/>
+            <w:tcBorders>
+              <w:top w:val="single" w:sz="4" w:space="0" w:color="B0B8C0"/>
+              <w:start w:val="single" w:sz="4" w:space="0" w:color="B0B8C0"/>
+              <w:bottom w:val="single" w:sz="4" w:space="0" w:color="B0B8C0"/>
+              <w:end w:val="single" w:sz="4" w:space="0" w:color="B0B8C0"/>
+            </w:tcBorders>
+            <w:shd w:fill="FFFFFF" w:val="clear"/>
+          </w:tcPr>
+          <w:p>
+            <w:pPr>
+              <w:pStyle w:val="Normal"/>
+              <w:widowControl w:val="false"/>
+              <w:spacing w:lineRule="auto" w:line="276" w:before="0" w:after="120"/>
+              <w:rPr/>
+            </w:pPr>
+            <w:r>
+              <w:rPr>
+                <w:rFonts w:eastAsia="Times New Roman" w:cs="Times New Roman"/>
+                <w:color w:val="auto"/>
+                <w:sz w:val="18"/>
+              </w:rPr>
+              <w:t xml:space="preserve">5,344</w:t>
+            </w:r>
+          </w:p>
+        </w:tc>
+      </w:tr>
+      <w:tr>
+        <w:trPr/>
+        <w:tc>
+          <w:tcPr>
+            <w:tcW w:w="2000" w:type="dxa"/>
+            <w:tcBorders>
+              <w:top w:val="single" w:sz="4" w:space="0" w:color="B0B8C0"/>
+              <w:start w:val="single" w:sz="4" w:space="0" w:color="B0B8C0"/>
+              <w:bottom w:val="single" w:sz="4" w:space="0" w:color="B0B8C0"/>
+              <w:end w:val="single" w:sz="4" w:space="0" w:color="B0B8C0"/>
+            </w:tcBorders>
+            <w:shd w:fill="FFFFFF" w:val="clear"/>
+          </w:tcPr>
+          <w:p>
+            <w:pPr>
+              <w:pStyle w:val="Normal"/>
+              <w:widowControl w:val="false"/>
+              <w:spacing w:lineRule="auto" w:line="276" w:before="0" w:after="120"/>
+              <w:rPr/>
+            </w:pPr>
+            <w:r>
+              <w:rPr>
+                <w:rFonts w:eastAsia="Times New Roman" w:cs="Times New Roman"/>
+                <w:color w:val="auto"/>
+                <w:sz w:val="18"/>
+              </w:rPr>
+              <w:t xml:space="preserve">Pirámide de Laplace (LP)</w:t>
+            </w:r>
+          </w:p>
+        </w:tc>
+        <w:tc>
+          <w:tcPr>
+            <w:tcW w:w="2400" w:type="dxa"/>
+            <w:tcBorders>
+              <w:top w:val="single" w:sz="4" w:space="0" w:color="B0B8C0"/>
+              <w:start w:val="single" w:sz="4" w:space="0" w:color="B0B8C0"/>
+              <w:bottom w:val="single" w:sz="4" w:space="0" w:color="B0B8C0"/>
+              <w:end w:val="single" w:sz="4" w:space="0" w:color="B0B8C0"/>
+            </w:tcBorders>
+            <w:shd w:fill="FFFFFF" w:val="clear"/>
+          </w:tcPr>
+          <w:p>
+            <w:pPr>
+              <w:pStyle w:val="Normal"/>
+              <w:widowControl w:val="false"/>
+              <w:spacing w:lineRule="auto" w:line="276" w:before="0" w:after="120"/>
+              <w:rPr/>
+            </w:pPr>
+            <w:r>
+              <w:rPr>
+                <w:rFonts w:eastAsia="Times New Roman" w:cs="Times New Roman"/>
+                <w:color w:val="auto"/>
+                <w:sz w:val="18"/>
+              </w:rPr>
+              <w:t xml:space="preserve">6,561</w:t>
+            </w:r>
+          </w:p>
+        </w:tc>
+        <w:tc>
+          <w:tcPr>
+            <w:tcW w:w="2300" w:type="dxa"/>
+            <w:tcBorders>
+              <w:top w:val="single" w:sz="4" w:space="0" w:color="B0B8C0"/>
+              <w:start w:val="single" w:sz="4" w:space="0" w:color="B0B8C0"/>
+              <w:bottom w:val="single" w:sz="4" w:space="0" w:color="B0B8C0"/>
+              <w:end w:val="single" w:sz="4" w:space="0" w:color="B0B8C0"/>
+            </w:tcBorders>
+            <w:shd w:fill="FFFFFF" w:val="clear"/>
+          </w:tcPr>
+          <w:p>
+            <w:pPr>
+              <w:pStyle w:val="Normal"/>
+              <w:widowControl w:val="false"/>
+              <w:spacing w:lineRule="auto" w:line="276" w:before="0" w:after="120"/>
+              <w:rPr/>
+            </w:pPr>
+            <w:r>
+              <w:rPr>
+                <w:rFonts w:eastAsia="Times New Roman" w:cs="Times New Roman"/>
+                <w:color w:val="auto"/>
+                <w:sz w:val="18"/>
+              </w:rPr>
+              <w:t xml:space="preserve">6,325</w:t>
+            </w:r>
+          </w:p>
+        </w:tc>
+        <w:tc>
+          <w:tcPr>
+            <w:tcW w:w="2300" w:type="dxa"/>
+            <w:tcBorders>
+              <w:top w:val="single" w:sz="4" w:space="0" w:color="B0B8C0"/>
+              <w:start w:val="single" w:sz="4" w:space="0" w:color="B0B8C0"/>
+              <w:bottom w:val="single" w:sz="4" w:space="0" w:color="B0B8C0"/>
+              <w:end w:val="single" w:sz="4" w:space="0" w:color="B0B8C0"/>
+            </w:tcBorders>
+            <w:shd w:fill="FFFFFF" w:val="clear"/>
+          </w:tcPr>
+          <w:p>
+            <w:pPr>
+              <w:pStyle w:val="Normal"/>
+              <w:widowControl w:val="false"/>
+              <w:spacing w:lineRule="auto" w:line="276" w:before="0" w:after="120"/>
+              <w:rPr/>
+            </w:pPr>
+            <w:r>
+              <w:rPr>
+                <w:rFonts w:eastAsia="Times New Roman" w:cs="Times New Roman"/>
+                <w:color w:val="auto"/>
+                <w:sz w:val="18"/>
+              </w:rPr>
+              <w:t xml:space="preserve">4,876</w:t>
+            </w:r>
+          </w:p>
+        </w:tc>
+      </w:tr>
+      <w:tr>
+        <w:trPr/>
+        <w:tc>
+          <w:tcPr>
+            <w:tcW w:w="2000" w:type="dxa"/>
+            <w:tcBorders>
+              <w:top w:val="single" w:sz="4" w:space="0" w:color="B0B8C0"/>
+              <w:start w:val="single" w:sz="4" w:space="0" w:color="B0B8C0"/>
+              <w:bottom w:val="single" w:sz="4" w:space="0" w:color="B0B8C0"/>
+              <w:end w:val="single" w:sz="4" w:space="0" w:color="B0B8C0"/>
+            </w:tcBorders>
+            <w:shd w:fill="FFFFFF" w:val="clear"/>
+          </w:tcPr>
+          <w:p>
+            <w:pPr>
+              <w:pStyle w:val="Normal"/>
+              <w:widowControl w:val="false"/>
+              <w:spacing w:lineRule="auto" w:line="276" w:before="0" w:after="120"/>
+              <w:rPr/>
+            </w:pPr>
+            <w:r>
+              <w:rPr>
+                <w:rFonts w:eastAsia="Times New Roman" w:cs="Times New Roman"/>
+                <w:color w:val="auto"/>
+                <w:sz w:val="18"/>
+              </w:rPr>
+              <w:t xml:space="preserve">Ruido gaussiano σ = 0,20</w:t>
+            </w:r>
+          </w:p>
+        </w:tc>
+        <w:tc>
+          <w:tcPr>
+            <w:tcW w:w="2400" w:type="dxa"/>
+            <w:tcBorders>
+              <w:top w:val="single" w:sz="4" w:space="0" w:color="B0B8C0"/>
+              <w:start w:val="single" w:sz="4" w:space="0" w:color="B0B8C0"/>
+              <w:bottom w:val="single" w:sz="4" w:space="0" w:color="B0B8C0"/>
+              <w:end w:val="single" w:sz="4" w:space="0" w:color="B0B8C0"/>
+            </w:tcBorders>
+            <w:shd w:fill="FFFFFF" w:val="clear"/>
+          </w:tcPr>
+          <w:p>
+            <w:pPr>
+              <w:pStyle w:val="Normal"/>
+              <w:widowControl w:val="false"/>
+              <w:spacing w:lineRule="auto" w:line="276" w:before="0" w:after="120"/>
+              <w:rPr/>
+            </w:pPr>
+            <w:r>
+              <w:rPr>
+                <w:rFonts w:eastAsia="Times New Roman" w:cs="Times New Roman"/>
+                <w:color w:val="auto"/>
+                <w:sz w:val="18"/>
+              </w:rPr>
+              <w:t xml:space="preserve">6,767</w:t>
+            </w:r>
+          </w:p>
+        </w:tc>
+        <w:tc>
+          <w:tcPr>
+            <w:tcW w:w="2300" w:type="dxa"/>
+            <w:tcBorders>
+              <w:top w:val="single" w:sz="4" w:space="0" w:color="B0B8C0"/>
+              <w:start w:val="single" w:sz="4" w:space="0" w:color="B0B8C0"/>
+              <w:bottom w:val="single" w:sz="4" w:space="0" w:color="B0B8C0"/>
+              <w:end w:val="single" w:sz="4" w:space="0" w:color="B0B8C0"/>
+            </w:tcBorders>
+            <w:shd w:fill="FFFFFF" w:val="clear"/>
+          </w:tcPr>
+          <w:p>
+            <w:pPr>
+              <w:pStyle w:val="Normal"/>
+              <w:widowControl w:val="false"/>
+              <w:spacing w:lineRule="auto" w:line="276" w:before="0" w:after="120"/>
+              <w:rPr/>
+            </w:pPr>
+            <w:r>
+              <w:rPr>
+                <w:rFonts w:eastAsia="Times New Roman" w:cs="Times New Roman"/>
+                <w:color w:val="auto"/>
+                <w:sz w:val="18"/>
+              </w:rPr>
+              <w:t xml:space="preserve">7,490</w:t>
+            </w:r>
+          </w:p>
+        </w:tc>
+        <w:tc>
+          <w:tcPr>
+            <w:tcW w:w="2300" w:type="dxa"/>
+            <w:tcBorders>
+              <w:top w:val="single" w:sz="4" w:space="0" w:color="B0B8C0"/>
+              <w:start w:val="single" w:sz="4" w:space="0" w:color="B0B8C0"/>
+              <w:bottom w:val="single" w:sz="4" w:space="0" w:color="B0B8C0"/>
+              <w:end w:val="single" w:sz="4" w:space="0" w:color="B0B8C0"/>
+            </w:tcBorders>
+            <w:shd w:fill="FFFFFF" w:val="clear"/>
+          </w:tcPr>
+          <w:p>
+            <w:pPr>
+              <w:pStyle w:val="Normal"/>
+              <w:widowControl w:val="false"/>
+              <w:spacing w:lineRule="auto" w:line="276" w:before="0" w:after="120"/>
+              <w:rPr/>
+            </w:pPr>
+            <w:r>
+              <w:rPr>
+                <w:rFonts w:eastAsia="Times New Roman" w:cs="Times New Roman"/>
+                <w:color w:val="auto"/>
+                <w:sz w:val="18"/>
+              </w:rPr>
+              <w:t xml:space="preserve">10,138</w:t>
+            </w:r>
+          </w:p>
+        </w:tc>
+      </w:tr>
+      <w:tr>
+        <w:trPr/>
+        <w:tc>
+          <w:tcPr>
+            <w:tcW w:w="2000" w:type="dxa"/>
+            <w:tcBorders>
+              <w:top w:val="single" w:sz="4" w:space="0" w:color="B0B8C0"/>
+              <w:start w:val="single" w:sz="4" w:space="0" w:color="B0B8C0"/>
+              <w:bottom w:val="single" w:sz="4" w:space="0" w:color="B0B8C0"/>
+              <w:end w:val="single" w:sz="4" w:space="0" w:color="B0B8C0"/>
+            </w:tcBorders>
+            <w:shd w:fill="FFFFFF" w:val="clear"/>
+          </w:tcPr>
+          <w:p>
+            <w:pPr>
+              <w:pStyle w:val="Normal"/>
+              <w:widowControl w:val="false"/>
+              <w:spacing w:lineRule="auto" w:line="276" w:before="0" w:after="120"/>
+              <w:rPr/>
+            </w:pPr>
+            <w:r>
+              <w:rPr>
+                <w:rFonts w:eastAsia="Times New Roman" w:cs="Times New Roman"/>
+                <w:color w:val="auto"/>
+                <w:sz w:val="18"/>
+              </w:rPr>
+              <w:t xml:space="preserve">Ratio Pyramid (RP)</w:t>
+            </w:r>
+          </w:p>
+        </w:tc>
+        <w:tc>
+          <w:tcPr>
+            <w:tcW w:w="2400" w:type="dxa"/>
+            <w:tcBorders>
+              <w:top w:val="single" w:sz="4" w:space="0" w:color="B0B8C0"/>
+              <w:start w:val="single" w:sz="4" w:space="0" w:color="B0B8C0"/>
+              <w:bottom w:val="single" w:sz="4" w:space="0" w:color="B0B8C0"/>
+              <w:end w:val="single" w:sz="4" w:space="0" w:color="B0B8C0"/>
+            </w:tcBorders>
+            <w:shd w:fill="FFFFFF" w:val="clear"/>
+          </w:tcPr>
+          <w:p>
+            <w:pPr>
+              <w:pStyle w:val="Normal"/>
+              <w:widowControl w:val="false"/>
+              <w:spacing w:lineRule="auto" w:line="276" w:before="0" w:after="120"/>
+              <w:rPr/>
+            </w:pPr>
+            <w:r>
+              <w:rPr>
+                <w:rFonts w:eastAsia="Times New Roman" w:cs="Times New Roman"/>
+                <w:color w:val="auto"/>
+                <w:sz w:val="18"/>
+              </w:rPr>
+              <w:t xml:space="preserve">6,950</w:t>
+            </w:r>
+          </w:p>
+        </w:tc>
+        <w:tc>
+          <w:tcPr>
+            <w:tcW w:w="2300" w:type="dxa"/>
+            <w:tcBorders>
+              <w:top w:val="single" w:sz="4" w:space="0" w:color="B0B8C0"/>
+              <w:start w:val="single" w:sz="4" w:space="0" w:color="B0B8C0"/>
+              <w:bottom w:val="single" w:sz="4" w:space="0" w:color="B0B8C0"/>
+              <w:end w:val="single" w:sz="4" w:space="0" w:color="B0B8C0"/>
+            </w:tcBorders>
+            <w:shd w:fill="FFFFFF" w:val="clear"/>
+          </w:tcPr>
+          <w:p>
+            <w:pPr>
+              <w:pStyle w:val="Normal"/>
+              <w:widowControl w:val="false"/>
+              <w:spacing w:lineRule="auto" w:line="276" w:before="0" w:after="120"/>
+              <w:rPr/>
+            </w:pPr>
+            <w:r>
+              <w:rPr>
+                <w:rFonts w:eastAsia="Times New Roman" w:cs="Times New Roman"/>
+                <w:color w:val="auto"/>
+                <w:sz w:val="18"/>
+              </w:rPr>
+              <w:t xml:space="preserve">7,015</w:t>
+            </w:r>
+          </w:p>
+        </w:tc>
+        <w:tc>
+          <w:tcPr>
+            <w:tcW w:w="2300" w:type="dxa"/>
+            <w:tcBorders>
+              <w:top w:val="single" w:sz="4" w:space="0" w:color="B0B8C0"/>
+              <w:start w:val="single" w:sz="4" w:space="0" w:color="B0B8C0"/>
+              <w:bottom w:val="single" w:sz="4" w:space="0" w:color="B0B8C0"/>
+              <w:end w:val="single" w:sz="4" w:space="0" w:color="B0B8C0"/>
+            </w:tcBorders>
+            <w:shd w:fill="FFFFFF" w:val="clear"/>
+          </w:tcPr>
+          <w:p>
+            <w:pPr>
+              <w:pStyle w:val="Normal"/>
+              <w:widowControl w:val="false"/>
+              <w:spacing w:lineRule="auto" w:line="276" w:before="0" w:after="120"/>
+              <w:rPr/>
+            </w:pPr>
+            <w:r>
+              <w:rPr>
+                <w:rFonts w:eastAsia="Times New Roman" w:cs="Times New Roman"/>
+                <w:color w:val="auto"/>
+                <w:sz w:val="18"/>
+              </w:rPr>
+              <w:t xml:space="preserve">5,844</w:t>
+            </w:r>
+          </w:p>
+        </w:tc>
+      </w:tr>
+      <w:tr>
+        <w:trPr/>
+        <w:tc>
+          <w:tcPr>
+            <w:tcW w:w="2000" w:type="dxa"/>
+            <w:tcBorders>
+              <w:top w:val="single" w:sz="4" w:space="0" w:color="B0B8C0"/>
+              <w:start w:val="single" w:sz="4" w:space="0" w:color="B0B8C0"/>
+              <w:bottom w:val="single" w:sz="4" w:space="0" w:color="B0B8C0"/>
+              <w:end w:val="single" w:sz="4" w:space="0" w:color="B0B8C0"/>
+            </w:tcBorders>
+            <w:shd w:fill="FFFFFF" w:val="clear"/>
+          </w:tcPr>
+          <w:p>
+            <w:pPr>
+              <w:pStyle w:val="Normal"/>
+              <w:widowControl w:val="false"/>
+              <w:spacing w:lineRule="auto" w:line="276" w:before="0" w:after="120"/>
+              <w:rPr/>
+            </w:pPr>
+            <w:r>
+              <w:rPr>
+                <w:rFonts w:eastAsia="Times New Roman" w:cs="Times New Roman"/>
+                <w:color w:val="auto"/>
+                <w:sz w:val="18"/>
+              </w:rPr>
+              <w:t xml:space="preserve">Ruido gaussiano σ = 0,10</w:t>
+            </w:r>
+          </w:p>
+        </w:tc>
+        <w:tc>
+          <w:tcPr>
+            <w:tcW w:w="2400" w:type="dxa"/>
+            <w:tcBorders>
+              <w:top w:val="single" w:sz="4" w:space="0" w:color="B0B8C0"/>
+              <w:start w:val="single" w:sz="4" w:space="0" w:color="B0B8C0"/>
+              <w:bottom w:val="single" w:sz="4" w:space="0" w:color="B0B8C0"/>
+              <w:end w:val="single" w:sz="4" w:space="0" w:color="B0B8C0"/>
+            </w:tcBorders>
+            <w:shd w:fill="FFFFFF" w:val="clear"/>
+          </w:tcPr>
+          <w:p>
+            <w:pPr>
+              <w:pStyle w:val="Normal"/>
+              <w:widowControl w:val="false"/>
+              <w:spacing w:lineRule="auto" w:line="276" w:before="0" w:after="120"/>
+              <w:rPr/>
+            </w:pPr>
+            <w:r>
+              <w:rPr>
+                <w:rFonts w:eastAsia="Times New Roman" w:cs="Times New Roman"/>
+                <w:color w:val="auto"/>
+                <w:sz w:val="18"/>
+              </w:rPr>
+              <w:t xml:space="preserve">6,972</w:t>
+            </w:r>
+          </w:p>
+        </w:tc>
+        <w:tc>
+          <w:tcPr>
+            <w:tcW w:w="2300" w:type="dxa"/>
+            <w:tcBorders>
+              <w:top w:val="single" w:sz="4" w:space="0" w:color="B0B8C0"/>
+              <w:start w:val="single" w:sz="4" w:space="0" w:color="B0B8C0"/>
+              <w:bottom w:val="single" w:sz="4" w:space="0" w:color="B0B8C0"/>
+              <w:end w:val="single" w:sz="4" w:space="0" w:color="B0B8C0"/>
+            </w:tcBorders>
+            <w:shd w:fill="FFFFFF" w:val="clear"/>
+          </w:tcPr>
+          <w:p>
+            <w:pPr>
+              <w:pStyle w:val="Normal"/>
+              <w:widowControl w:val="false"/>
+              <w:spacing w:lineRule="auto" w:line="276" w:before="0" w:after="120"/>
+              <w:rPr/>
+            </w:pPr>
+            <w:r>
+              <w:rPr>
+                <w:rFonts w:eastAsia="Times New Roman" w:cs="Times New Roman"/>
+                <w:color w:val="auto"/>
+                <w:sz w:val="18"/>
+              </w:rPr>
+              <w:t xml:space="preserve">7,565</w:t>
+            </w:r>
+          </w:p>
+        </w:tc>
+        <w:tc>
+          <w:tcPr>
+            <w:tcW w:w="2300" w:type="dxa"/>
+            <w:tcBorders>
+              <w:top w:val="single" w:sz="4" w:space="0" w:color="B0B8C0"/>
+              <w:start w:val="single" w:sz="4" w:space="0" w:color="B0B8C0"/>
+              <w:bottom w:val="single" w:sz="4" w:space="0" w:color="B0B8C0"/>
+              <w:end w:val="single" w:sz="4" w:space="0" w:color="B0B8C0"/>
+            </w:tcBorders>
+            <w:shd w:fill="FFFFFF" w:val="clear"/>
+          </w:tcPr>
+          <w:p>
+            <w:pPr>
+              <w:pStyle w:val="Normal"/>
+              <w:widowControl w:val="false"/>
+              <w:spacing w:lineRule="auto" w:line="276" w:before="0" w:after="120"/>
+              <w:rPr/>
+            </w:pPr>
+            <w:r>
+              <w:rPr>
+                <w:rFonts w:eastAsia="Times New Roman" w:cs="Times New Roman"/>
+                <w:color w:val="auto"/>
+                <w:sz w:val="18"/>
+              </w:rPr>
+              <w:t xml:space="preserve">9,685</w:t>
+            </w:r>
+          </w:p>
+        </w:tc>
+      </w:tr>
+      <w:tr>
+        <w:trPr/>
+        <w:tc>
+          <w:tcPr>
+            <w:tcW w:w="2000" w:type="dxa"/>
+            <w:tcBorders>
+              <w:top w:val="single" w:sz="4" w:space="0" w:color="B0B8C0"/>
+              <w:start w:val="single" w:sz="4" w:space="0" w:color="B0B8C0"/>
+              <w:bottom w:val="single" w:sz="4" w:space="0" w:color="B0B8C0"/>
+              <w:end w:val="single" w:sz="4" w:space="0" w:color="B0B8C0"/>
+            </w:tcBorders>
+            <w:shd w:fill="FFFFFF" w:val="clear"/>
+          </w:tcPr>
+          <w:p>
+            <w:pPr>
+              <w:pStyle w:val="Normal"/>
+              <w:widowControl w:val="false"/>
+              <w:spacing w:lineRule="auto" w:line="276" w:before="0" w:after="120"/>
+              <w:rPr/>
+            </w:pPr>
+            <w:r>
+              <w:rPr>
+                <w:rFonts w:eastAsia="Times New Roman" w:cs="Times New Roman"/>
+                <w:color w:val="auto"/>
+                <w:sz w:val="18"/>
+              </w:rPr>
+              <w:t xml:space="preserve">Top-Hat clásico</w:t>
+            </w:r>
+          </w:p>
+        </w:tc>
+        <w:tc>
+          <w:tcPr>
+            <w:tcW w:w="2400" w:type="dxa"/>
+            <w:tcBorders>
+              <w:top w:val="single" w:sz="4" w:space="0" w:color="B0B8C0"/>
+              <w:start w:val="single" w:sz="4" w:space="0" w:color="B0B8C0"/>
+              <w:bottom w:val="single" w:sz="4" w:space="0" w:color="B0B8C0"/>
+              <w:end w:val="single" w:sz="4" w:space="0" w:color="B0B8C0"/>
+            </w:tcBorders>
+            <w:shd w:fill="FFFFFF" w:val="clear"/>
+          </w:tcPr>
+          <w:p>
+            <w:pPr>
+              <w:pStyle w:val="Normal"/>
+              <w:widowControl w:val="false"/>
+              <w:spacing w:lineRule="auto" w:line="276" w:before="0" w:after="120"/>
+              <w:rPr/>
+            </w:pPr>
+            <w:r>
+              <w:rPr>
+                <w:rFonts w:eastAsia="Times New Roman" w:cs="Times New Roman"/>
+                <w:color w:val="auto"/>
+                <w:sz w:val="18"/>
+              </w:rPr>
+              <w:t xml:space="preserve">7,106</w:t>
+            </w:r>
+          </w:p>
+        </w:tc>
+        <w:tc>
+          <w:tcPr>
+            <w:tcW w:w="2300" w:type="dxa"/>
+            <w:tcBorders>
+              <w:top w:val="single" w:sz="4" w:space="0" w:color="B0B8C0"/>
+              <w:start w:val="single" w:sz="4" w:space="0" w:color="B0B8C0"/>
+              <w:bottom w:val="single" w:sz="4" w:space="0" w:color="B0B8C0"/>
+              <w:end w:val="single" w:sz="4" w:space="0" w:color="B0B8C0"/>
+            </w:tcBorders>
+            <w:shd w:fill="FFFFFF" w:val="clear"/>
+          </w:tcPr>
+          <w:p>
+            <w:pPr>
+              <w:pStyle w:val="Normal"/>
+              <w:widowControl w:val="false"/>
+              <w:spacing w:lineRule="auto" w:line="276" w:before="0" w:after="120"/>
+              <w:rPr/>
+            </w:pPr>
+            <w:r>
+              <w:rPr>
+                <w:rFonts w:eastAsia="Times New Roman" w:cs="Times New Roman"/>
+                <w:color w:val="auto"/>
+                <w:sz w:val="18"/>
+              </w:rPr>
+              <w:t xml:space="preserve">7,600</w:t>
+            </w:r>
+          </w:p>
+        </w:tc>
+        <w:tc>
+          <w:tcPr>
+            <w:tcW w:w="2300" w:type="dxa"/>
+            <w:tcBorders>
+              <w:top w:val="single" w:sz="4" w:space="0" w:color="B0B8C0"/>
+              <w:start w:val="single" w:sz="4" w:space="0" w:color="B0B8C0"/>
+              <w:bottom w:val="single" w:sz="4" w:space="0" w:color="B0B8C0"/>
+              <w:end w:val="single" w:sz="4" w:space="0" w:color="B0B8C0"/>
+            </w:tcBorders>
+            <w:shd w:fill="FFFFFF" w:val="clear"/>
+          </w:tcPr>
+          <w:p>
+            <w:pPr>
+              <w:pStyle w:val="Normal"/>
+              <w:widowControl w:val="false"/>
+              <w:spacing w:lineRule="auto" w:line="276" w:before="0" w:after="120"/>
+              <w:rPr/>
+            </w:pPr>
+            <w:r>
+              <w:rPr>
+                <w:rFonts w:eastAsia="Times New Roman" w:cs="Times New Roman"/>
+                <w:color w:val="auto"/>
+                <w:sz w:val="18"/>
+              </w:rPr>
+              <w:t xml:space="preserve">7,229</w:t>
+            </w:r>
+          </w:p>
+        </w:tc>
+      </w:tr>
+      <w:tr>
+        <w:trPr/>
+        <w:tc>
+          <w:tcPr>
+            <w:tcW w:w="2000" w:type="dxa"/>
+            <w:tcBorders>
+              <w:top w:val="single" w:sz="4" w:space="0" w:color="B0B8C0"/>
+              <w:start w:val="single" w:sz="4" w:space="0" w:color="B0B8C0"/>
+              <w:bottom w:val="single" w:sz="4" w:space="0" w:color="B0B8C0"/>
+              <w:end w:val="single" w:sz="4" w:space="0" w:color="B0B8C0"/>
+            </w:tcBorders>
+            <w:shd w:fill="FFFFFF" w:val="clear"/>
+          </w:tcPr>
+          <w:p>
+            <w:pPr>
+              <w:pStyle w:val="Normal"/>
+              <w:widowControl w:val="false"/>
+              <w:spacing w:lineRule="auto" w:line="276" w:before="0" w:after="120"/>
+              <w:rPr/>
+            </w:pPr>
+            <w:r>
+              <w:rPr>
+                <w:rFonts w:eastAsia="Times New Roman" w:cs="Times New Roman"/>
+                <w:color w:val="auto"/>
+                <w:sz w:val="18"/>
+              </w:rPr>
+              <w:t xml:space="preserve">DTCWT</w:t>
+            </w:r>
+          </w:p>
+        </w:tc>
+        <w:tc>
+          <w:tcPr>
+            <w:tcW w:w="2400" w:type="dxa"/>
+            <w:tcBorders>
+              <w:top w:val="single" w:sz="4" w:space="0" w:color="B0B8C0"/>
+              <w:start w:val="single" w:sz="4" w:space="0" w:color="B0B8C0"/>
+              <w:bottom w:val="single" w:sz="4" w:space="0" w:color="B0B8C0"/>
+              <w:end w:val="single" w:sz="4" w:space="0" w:color="B0B8C0"/>
+            </w:tcBorders>
+            <w:shd w:fill="FFFFFF" w:val="clear"/>
+          </w:tcPr>
+          <w:p>
+            <w:pPr>
+              <w:pStyle w:val="Normal"/>
+              <w:widowControl w:val="false"/>
+              <w:spacing w:lineRule="auto" w:line="276" w:before="0" w:after="120"/>
+              <w:rPr/>
+            </w:pPr>
+            <w:r>
+              <w:rPr>
+                <w:rFonts w:eastAsia="Times New Roman" w:cs="Times New Roman"/>
+                <w:color w:val="auto"/>
+                <w:sz w:val="18"/>
+              </w:rPr>
+              <w:t xml:space="preserve">7,117</w:t>
+            </w:r>
+          </w:p>
+        </w:tc>
+        <w:tc>
+          <w:tcPr>
+            <w:tcW w:w="2300" w:type="dxa"/>
+            <w:tcBorders>
+              <w:top w:val="single" w:sz="4" w:space="0" w:color="B0B8C0"/>
+              <w:start w:val="single" w:sz="4" w:space="0" w:color="B0B8C0"/>
+              <w:bottom w:val="single" w:sz="4" w:space="0" w:color="B0B8C0"/>
+              <w:end w:val="single" w:sz="4" w:space="0" w:color="B0B8C0"/>
+            </w:tcBorders>
+            <w:shd w:fill="FFFFFF" w:val="clear"/>
+          </w:tcPr>
+          <w:p>
+            <w:pPr>
+              <w:pStyle w:val="Normal"/>
+              <w:widowControl w:val="false"/>
+              <w:spacing w:lineRule="auto" w:line="276" w:before="0" w:after="120"/>
+              <w:rPr/>
+            </w:pPr>
+            <w:r>
+              <w:rPr>
+                <w:rFonts w:eastAsia="Times New Roman" w:cs="Times New Roman"/>
+                <w:color w:val="auto"/>
+                <w:sz w:val="18"/>
+              </w:rPr>
+              <w:t xml:space="preserve">6,960</w:t>
+            </w:r>
+          </w:p>
+        </w:tc>
+        <w:tc>
+          <w:tcPr>
+            <w:tcW w:w="2300" w:type="dxa"/>
+            <w:tcBorders>
+              <w:top w:val="single" w:sz="4" w:space="0" w:color="B0B8C0"/>
+              <w:start w:val="single" w:sz="4" w:space="0" w:color="B0B8C0"/>
+              <w:bottom w:val="single" w:sz="4" w:space="0" w:color="B0B8C0"/>
+              <w:end w:val="single" w:sz="4" w:space="0" w:color="B0B8C0"/>
+            </w:tcBorders>
+            <w:shd w:fill="FFFFFF" w:val="clear"/>
+          </w:tcPr>
+          <w:p>
+            <w:pPr>
+              <w:pStyle w:val="Normal"/>
+              <w:widowControl w:val="false"/>
+              <w:spacing w:lineRule="auto" w:line="276" w:before="0" w:after="120"/>
+              <w:rPr/>
+            </w:pPr>
+            <w:r>
+              <w:rPr>
+                <w:rFonts w:eastAsia="Times New Roman" w:cs="Times New Roman"/>
+                <w:color w:val="auto"/>
+                <w:sz w:val="18"/>
+              </w:rPr>
+              <w:t xml:space="preserve">5,079</w:t>
+            </w:r>
+          </w:p>
+        </w:tc>
+      </w:tr>
+      <w:tr>
+        <w:trPr/>
+        <w:tc>
+          <w:tcPr>
+            <w:tcW w:w="2000" w:type="dxa"/>
+            <w:tcBorders>
+              <w:top w:val="single" w:sz="4" w:space="0" w:color="B0B8C0"/>
+              <w:start w:val="single" w:sz="4" w:space="0" w:color="B0B8C0"/>
+              <w:bottom w:val="single" w:sz="4" w:space="0" w:color="B0B8C0"/>
+              <w:end w:val="single" w:sz="4" w:space="0" w:color="B0B8C0"/>
+            </w:tcBorders>
+            <w:shd w:fill="FFFFFF" w:val="clear"/>
+          </w:tcPr>
+          <w:p>
+            <w:pPr>
+              <w:pStyle w:val="Normal"/>
+              <w:widowControl w:val="false"/>
+              <w:spacing w:lineRule="auto" w:line="276" w:before="0" w:after="120"/>
+              <w:rPr/>
+            </w:pPr>
+            <w:r>
+              <w:rPr>
+                <w:rFonts w:eastAsia="Times New Roman" w:cs="Times New Roman"/>
+                <w:color w:val="auto"/>
+                <w:sz w:val="18"/>
+              </w:rPr>
+              <w:t xml:space="preserve">Wavelet discreta (DWT)</w:t>
+            </w:r>
+          </w:p>
+        </w:tc>
+        <w:tc>
+          <w:tcPr>
+            <w:tcW w:w="2400" w:type="dxa"/>
+            <w:tcBorders>
+              <w:top w:val="single" w:sz="4" w:space="0" w:color="B0B8C0"/>
+              <w:start w:val="single" w:sz="4" w:space="0" w:color="B0B8C0"/>
+              <w:bottom w:val="single" w:sz="4" w:space="0" w:color="B0B8C0"/>
+              <w:end w:val="single" w:sz="4" w:space="0" w:color="B0B8C0"/>
+            </w:tcBorders>
+            <w:shd w:fill="FFFFFF" w:val="clear"/>
+          </w:tcPr>
+          <w:p>
+            <w:pPr>
+              <w:pStyle w:val="Normal"/>
+              <w:widowControl w:val="false"/>
+              <w:spacing w:lineRule="auto" w:line="276" w:before="0" w:after="120"/>
+              <w:rPr/>
+            </w:pPr>
+            <w:r>
+              <w:rPr>
+                <w:rFonts w:eastAsia="Times New Roman" w:cs="Times New Roman"/>
+                <w:color w:val="auto"/>
+                <w:sz w:val="18"/>
+              </w:rPr>
+              <w:t xml:space="preserve">7,261</w:t>
+            </w:r>
+          </w:p>
+        </w:tc>
+        <w:tc>
+          <w:tcPr>
+            <w:tcW w:w="2300" w:type="dxa"/>
+            <w:tcBorders>
+              <w:top w:val="single" w:sz="4" w:space="0" w:color="B0B8C0"/>
+              <w:start w:val="single" w:sz="4" w:space="0" w:color="B0B8C0"/>
+              <w:bottom w:val="single" w:sz="4" w:space="0" w:color="B0B8C0"/>
+              <w:end w:val="single" w:sz="4" w:space="0" w:color="B0B8C0"/>
+            </w:tcBorders>
+            <w:shd w:fill="FFFFFF" w:val="clear"/>
+          </w:tcPr>
+          <w:p>
+            <w:pPr>
+              <w:pStyle w:val="Normal"/>
+              <w:widowControl w:val="false"/>
+              <w:spacing w:lineRule="auto" w:line="276" w:before="0" w:after="120"/>
+              <w:rPr/>
+            </w:pPr>
+            <w:r>
+              <w:rPr>
+                <w:rFonts w:eastAsia="Times New Roman" w:cs="Times New Roman"/>
+                <w:color w:val="auto"/>
+                <w:sz w:val="18"/>
+              </w:rPr>
+              <w:t xml:space="preserve">7,405</w:t>
+            </w:r>
+          </w:p>
+        </w:tc>
+        <w:tc>
+          <w:tcPr>
+            <w:tcW w:w="2300" w:type="dxa"/>
+            <w:tcBorders>
+              <w:top w:val="single" w:sz="4" w:space="0" w:color="B0B8C0"/>
+              <w:start w:val="single" w:sz="4" w:space="0" w:color="B0B8C0"/>
+              <w:bottom w:val="single" w:sz="4" w:space="0" w:color="B0B8C0"/>
+              <w:end w:val="single" w:sz="4" w:space="0" w:color="B0B8C0"/>
+            </w:tcBorders>
+            <w:shd w:fill="FFFFFF" w:val="clear"/>
+          </w:tcPr>
+          <w:p>
+            <w:pPr>
+              <w:pStyle w:val="Normal"/>
+              <w:widowControl w:val="false"/>
+              <w:spacing w:lineRule="auto" w:line="276" w:before="0" w:after="120"/>
+              <w:rPr/>
+            </w:pPr>
+            <w:r>
+              <w:rPr>
+                <w:rFonts w:eastAsia="Times New Roman" w:cs="Times New Roman"/>
+                <w:color w:val="auto"/>
+                <w:sz w:val="18"/>
+              </w:rPr>
+              <w:t xml:space="preserve">6,565</w:t>
+            </w:r>
+          </w:p>
+        </w:tc>
+      </w:tr>
+      <w:tr>
+        <w:trPr/>
+        <w:tc>
+          <w:tcPr>
+            <w:tcW w:w="2000" w:type="dxa"/>
+            <w:tcBorders>
+              <w:top w:val="single" w:sz="4" w:space="0" w:color="B0B8C0"/>
+              <w:start w:val="single" w:sz="4" w:space="0" w:color="B0B8C0"/>
+              <w:bottom w:val="single" w:sz="4" w:space="0" w:color="B0B8C0"/>
+              <w:end w:val="single" w:sz="4" w:space="0" w:color="B0B8C0"/>
+            </w:tcBorders>
+            <w:shd w:fill="FFFFFF" w:val="clear"/>
+          </w:tcPr>
+          <w:p>
+            <w:pPr>
+              <w:pStyle w:val="Normal"/>
+              <w:widowControl w:val="false"/>
+              <w:spacing w:lineRule="auto" w:line="276" w:before="0" w:after="120"/>
+              <w:rPr/>
+            </w:pPr>
+            <w:r>
+              <w:rPr>
+                <w:rFonts w:eastAsia="Times New Roman" w:cs="Times New Roman"/>
+                <w:color w:val="auto"/>
+                <w:sz w:val="18"/>
+              </w:rPr>
+              <w:t xml:space="preserve">Imagen base (VIS+IR)/2</w:t>
+            </w:r>
+          </w:p>
+        </w:tc>
+        <w:tc>
+          <w:tcPr>
+            <w:tcW w:w="2400" w:type="dxa"/>
+            <w:tcBorders>
+              <w:top w:val="single" w:sz="4" w:space="0" w:color="B0B8C0"/>
+              <w:start w:val="single" w:sz="4" w:space="0" w:color="B0B8C0"/>
+              <w:bottom w:val="single" w:sz="4" w:space="0" w:color="B0B8C0"/>
+              <w:end w:val="single" w:sz="4" w:space="0" w:color="B0B8C0"/>
+            </w:tcBorders>
+            <w:shd w:fill="FFFFFF" w:val="clear"/>
+          </w:tcPr>
+          <w:p>
+            <w:pPr>
+              <w:pStyle w:val="Normal"/>
+              <w:widowControl w:val="false"/>
+              <w:spacing w:lineRule="auto" w:line="276" w:before="0" w:after="120"/>
+              <w:rPr/>
+            </w:pPr>
+            <w:r>
+              <w:rPr>
+                <w:rFonts w:eastAsia="Times New Roman" w:cs="Times New Roman"/>
+                <w:color w:val="auto"/>
+                <w:sz w:val="18"/>
+              </w:rPr>
+              <w:t xml:space="preserve">7,322</w:t>
+            </w:r>
+          </w:p>
+        </w:tc>
+        <w:tc>
+          <w:tcPr>
+            <w:tcW w:w="2300" w:type="dxa"/>
+            <w:tcBorders>
+              <w:top w:val="single" w:sz="4" w:space="0" w:color="B0B8C0"/>
+              <w:start w:val="single" w:sz="4" w:space="0" w:color="B0B8C0"/>
+              <w:bottom w:val="single" w:sz="4" w:space="0" w:color="B0B8C0"/>
+              <w:end w:val="single" w:sz="4" w:space="0" w:color="B0B8C0"/>
+            </w:tcBorders>
+            <w:shd w:fill="FFFFFF" w:val="clear"/>
+          </w:tcPr>
+          <w:p>
+            <w:pPr>
+              <w:pStyle w:val="Normal"/>
+              <w:widowControl w:val="false"/>
+              <w:spacing w:lineRule="auto" w:line="276" w:before="0" w:after="120"/>
+              <w:rPr/>
+            </w:pPr>
+            <w:r>
+              <w:rPr>
+                <w:rFonts w:eastAsia="Times New Roman" w:cs="Times New Roman"/>
+                <w:color w:val="auto"/>
+                <w:sz w:val="18"/>
+              </w:rPr>
+              <w:t xml:space="preserve">6,690</w:t>
+            </w:r>
+          </w:p>
+        </w:tc>
+        <w:tc>
+          <w:tcPr>
+            <w:tcW w:w="2300" w:type="dxa"/>
+            <w:tcBorders>
+              <w:top w:val="single" w:sz="4" w:space="0" w:color="B0B8C0"/>
+              <w:start w:val="single" w:sz="4" w:space="0" w:color="B0B8C0"/>
+              <w:bottom w:val="single" w:sz="4" w:space="0" w:color="B0B8C0"/>
+              <w:end w:val="single" w:sz="4" w:space="0" w:color="B0B8C0"/>
+            </w:tcBorders>
+            <w:shd w:fill="FFFFFF" w:val="clear"/>
+          </w:tcPr>
+          <w:p>
+            <w:pPr>
+              <w:pStyle w:val="Normal"/>
+              <w:widowControl w:val="false"/>
+              <w:spacing w:lineRule="auto" w:line="276" w:before="0" w:after="120"/>
+              <w:rPr/>
+            </w:pPr>
+            <w:r>
+              <w:rPr>
+                <w:rFonts w:eastAsia="Times New Roman" w:cs="Times New Roman"/>
+                <w:color w:val="auto"/>
+                <w:sz w:val="18"/>
+              </w:rPr>
+              <w:t xml:space="preserve">6,521</w:t>
+            </w:r>
+          </w:p>
+        </w:tc>
+      </w:tr>
+      <w:tr>
+        <w:trPr/>
+        <w:tc>
+          <w:tcPr>
+            <w:tcW w:w="2000" w:type="dxa"/>
+            <w:tcBorders>
+              <w:top w:val="single" w:sz="4" w:space="0" w:color="B0B8C0"/>
+              <w:start w:val="single" w:sz="4" w:space="0" w:color="B0B8C0"/>
+              <w:bottom w:val="single" w:sz="4" w:space="0" w:color="B0B8C0"/>
+              <w:end w:val="single" w:sz="4" w:space="0" w:color="B0B8C0"/>
+            </w:tcBorders>
+            <w:shd w:fill="FFFFFF" w:val="clear"/>
+          </w:tcPr>
+          <w:p>
+            <w:pPr>
+              <w:pStyle w:val="Normal"/>
+              <w:widowControl w:val="false"/>
+              <w:spacing w:lineRule="auto" w:line="276" w:before="0" w:after="120"/>
+              <w:rPr/>
+            </w:pPr>
+            <w:r>
+              <w:rPr>
+                <w:rFonts w:eastAsia="Times New Roman" w:cs="Times New Roman"/>
+                <w:color w:val="auto"/>
+                <w:sz w:val="18"/>
+              </w:rPr>
+              <w:t xml:space="preserve">Curvelet (CVT)</w:t>
+            </w:r>
+          </w:p>
+        </w:tc>
+        <w:tc>
+          <w:tcPr>
+            <w:tcW w:w="2400" w:type="dxa"/>
+            <w:tcBorders>
+              <w:top w:val="single" w:sz="4" w:space="0" w:color="B0B8C0"/>
+              <w:start w:val="single" w:sz="4" w:space="0" w:color="B0B8C0"/>
+              <w:bottom w:val="single" w:sz="4" w:space="0" w:color="B0B8C0"/>
+              <w:end w:val="single" w:sz="4" w:space="0" w:color="B0B8C0"/>
+            </w:tcBorders>
+            <w:shd w:fill="FFFFFF" w:val="clear"/>
+          </w:tcPr>
+          <w:p>
+            <w:pPr>
+              <w:pStyle w:val="Normal"/>
+              <w:widowControl w:val="false"/>
+              <w:spacing w:lineRule="auto" w:line="276" w:before="0" w:after="120"/>
+              <w:rPr/>
+            </w:pPr>
+            <w:r>
+              <w:rPr>
+                <w:rFonts w:eastAsia="Times New Roman" w:cs="Times New Roman"/>
+                <w:color w:val="auto"/>
+                <w:sz w:val="18"/>
+              </w:rPr>
+              <w:t xml:space="preserve">7,556</w:t>
+            </w:r>
+          </w:p>
+        </w:tc>
+        <w:tc>
+          <w:tcPr>
+            <w:tcW w:w="2300" w:type="dxa"/>
+            <w:tcBorders>
+              <w:top w:val="single" w:sz="4" w:space="0" w:color="B0B8C0"/>
+              <w:start w:val="single" w:sz="4" w:space="0" w:color="B0B8C0"/>
+              <w:bottom w:val="single" w:sz="4" w:space="0" w:color="B0B8C0"/>
+              <w:end w:val="single" w:sz="4" w:space="0" w:color="B0B8C0"/>
+            </w:tcBorders>
+            <w:shd w:fill="FFFFFF" w:val="clear"/>
+          </w:tcPr>
+          <w:p>
+            <w:pPr>
+              <w:pStyle w:val="Normal"/>
+              <w:widowControl w:val="false"/>
+              <w:spacing w:lineRule="auto" w:line="276" w:before="0" w:after="120"/>
+              <w:rPr/>
+            </w:pPr>
+            <w:r>
+              <w:rPr>
+                <w:rFonts w:eastAsia="Times New Roman" w:cs="Times New Roman"/>
+                <w:color w:val="auto"/>
+                <w:sz w:val="18"/>
+              </w:rPr>
+              <w:t xml:space="preserve">7,525</w:t>
+            </w:r>
+          </w:p>
+        </w:tc>
+        <w:tc>
+          <w:tcPr>
+            <w:tcW w:w="2300" w:type="dxa"/>
+            <w:tcBorders>
+              <w:top w:val="single" w:sz="4" w:space="0" w:color="B0B8C0"/>
+              <w:start w:val="single" w:sz="4" w:space="0" w:color="B0B8C0"/>
+              <w:bottom w:val="single" w:sz="4" w:space="0" w:color="B0B8C0"/>
+              <w:end w:val="single" w:sz="4" w:space="0" w:color="B0B8C0"/>
+            </w:tcBorders>
+            <w:shd w:fill="FFFFFF" w:val="clear"/>
+          </w:tcPr>
+          <w:p>
+            <w:pPr>
+              <w:pStyle w:val="Normal"/>
+              <w:widowControl w:val="false"/>
+              <w:spacing w:lineRule="auto" w:line="276" w:before="0" w:after="120"/>
+              <w:rPr/>
+            </w:pPr>
+            <w:r>
+              <w:rPr>
+                <w:rFonts w:eastAsia="Times New Roman" w:cs="Times New Roman"/>
+                <w:color w:val="auto"/>
+                <w:sz w:val="18"/>
+              </w:rPr>
+              <w:t xml:space="preserve">6,685</w:t>
+            </w:r>
+          </w:p>
+        </w:tc>
+      </w:tr>
+      <w:tr>
+        <w:trPr/>
+        <w:tc>
+          <w:tcPr>
+            <w:tcW w:w="2000" w:type="dxa"/>
+            <w:tcBorders>
+              <w:top w:val="single" w:sz="4" w:space="0" w:color="B0B8C0"/>
+              <w:start w:val="single" w:sz="4" w:space="0" w:color="B0B8C0"/>
+              <w:bottom w:val="single" w:sz="4" w:space="0" w:color="B0B8C0"/>
+              <w:end w:val="single" w:sz="4" w:space="0" w:color="B0B8C0"/>
+            </w:tcBorders>
+            <w:shd w:fill="FFFFFF" w:val="clear"/>
+          </w:tcPr>
+          <w:p>
+            <w:pPr>
+              <w:pStyle w:val="Normal"/>
+              <w:widowControl w:val="false"/>
+              <w:spacing w:lineRule="auto" w:line="276" w:before="0" w:after="120"/>
+              <w:rPr/>
+            </w:pPr>
+            <w:r>
+              <w:rPr>
+                <w:rFonts w:eastAsia="Times New Roman" w:cs="Times New Roman"/>
+                <w:color w:val="auto"/>
+                <w:sz w:val="18"/>
+              </w:rPr>
+              <w:t xml:space="preserve">Ruido gaussiano σ = 0,05</w:t>
+            </w:r>
+          </w:p>
+        </w:tc>
+        <w:tc>
+          <w:tcPr>
+            <w:tcW w:w="2400" w:type="dxa"/>
+            <w:tcBorders>
+              <w:top w:val="single" w:sz="4" w:space="0" w:color="B0B8C0"/>
+              <w:start w:val="single" w:sz="4" w:space="0" w:color="B0B8C0"/>
+              <w:bottom w:val="single" w:sz="4" w:space="0" w:color="B0B8C0"/>
+              <w:end w:val="single" w:sz="4" w:space="0" w:color="B0B8C0"/>
+            </w:tcBorders>
+            <w:shd w:fill="FFFFFF" w:val="clear"/>
+          </w:tcPr>
+          <w:p>
+            <w:pPr>
+              <w:pStyle w:val="Normal"/>
+              <w:widowControl w:val="false"/>
+              <w:spacing w:lineRule="auto" w:line="276" w:before="0" w:after="120"/>
+              <w:rPr/>
+            </w:pPr>
+            <w:r>
+              <w:rPr>
+                <w:rFonts w:eastAsia="Times New Roman" w:cs="Times New Roman"/>
+                <w:color w:val="auto"/>
+                <w:sz w:val="18"/>
+              </w:rPr>
+              <w:t xml:space="preserve">7,850</w:t>
+            </w:r>
+          </w:p>
+        </w:tc>
+        <w:tc>
+          <w:tcPr>
+            <w:tcW w:w="2300" w:type="dxa"/>
+            <w:tcBorders>
+              <w:top w:val="single" w:sz="4" w:space="0" w:color="B0B8C0"/>
+              <w:start w:val="single" w:sz="4" w:space="0" w:color="B0B8C0"/>
+              <w:bottom w:val="single" w:sz="4" w:space="0" w:color="B0B8C0"/>
+              <w:end w:val="single" w:sz="4" w:space="0" w:color="B0B8C0"/>
+            </w:tcBorders>
+            <w:shd w:fill="FFFFFF" w:val="clear"/>
+          </w:tcPr>
+          <w:p>
+            <w:pPr>
+              <w:pStyle w:val="Normal"/>
+              <w:widowControl w:val="false"/>
+              <w:spacing w:lineRule="auto" w:line="276" w:before="0" w:after="120"/>
+              <w:rPr/>
+            </w:pPr>
+            <w:r>
+              <w:rPr>
+                <w:rFonts w:eastAsia="Times New Roman" w:cs="Times New Roman"/>
+                <w:color w:val="auto"/>
+                <w:sz w:val="18"/>
+              </w:rPr>
+              <w:t xml:space="preserve">8,155</w:t>
+            </w:r>
+          </w:p>
+        </w:tc>
+        <w:tc>
+          <w:tcPr>
+            <w:tcW w:w="2300" w:type="dxa"/>
+            <w:tcBorders>
+              <w:top w:val="single" w:sz="4" w:space="0" w:color="B0B8C0"/>
+              <w:start w:val="single" w:sz="4" w:space="0" w:color="B0B8C0"/>
+              <w:bottom w:val="single" w:sz="4" w:space="0" w:color="B0B8C0"/>
+              <w:end w:val="single" w:sz="4" w:space="0" w:color="B0B8C0"/>
+            </w:tcBorders>
+            <w:shd w:fill="FFFFFF" w:val="clear"/>
+          </w:tcPr>
+          <w:p>
+            <w:pPr>
+              <w:pStyle w:val="Normal"/>
+              <w:widowControl w:val="false"/>
+              <w:spacing w:lineRule="auto" w:line="276" w:before="0" w:after="120"/>
+              <w:rPr/>
+            </w:pPr>
+            <w:r>
+              <w:rPr>
+                <w:rFonts w:eastAsia="Times New Roman" w:cs="Times New Roman"/>
+                <w:color w:val="auto"/>
+                <w:sz w:val="18"/>
+              </w:rPr>
+              <w:t xml:space="preserve">9,462</w:t>
+            </w:r>
+          </w:p>
+        </w:tc>
+      </w:tr>
+      <w:tr>
+        <w:trPr/>
+        <w:tc>
+          <w:tcPr>
+            <w:tcW w:w="2000" w:type="dxa"/>
+            <w:tcBorders>
+              <w:top w:val="single" w:sz="4" w:space="0" w:color="B0B8C0"/>
+              <w:start w:val="single" w:sz="4" w:space="0" w:color="B0B8C0"/>
+              <w:bottom w:val="single" w:sz="4" w:space="0" w:color="B0B8C0"/>
+              <w:end w:val="single" w:sz="4" w:space="0" w:color="B0B8C0"/>
+            </w:tcBorders>
+            <w:shd w:fill="FFFFFF" w:val="clear"/>
+          </w:tcPr>
+          <w:p>
+            <w:pPr>
+              <w:pStyle w:val="Normal"/>
+              <w:widowControl w:val="false"/>
+              <w:spacing w:lineRule="auto" w:line="276" w:before="0" w:after="120"/>
+              <w:rPr/>
+            </w:pPr>
+            <w:r>
+              <w:rPr>
+                <w:rFonts w:eastAsia="Times New Roman" w:cs="Times New Roman"/>
+                <w:color w:val="auto"/>
+                <w:sz w:val="18"/>
+              </w:rPr>
+              <w:t xml:space="preserve">Desenfoque gaussiano 5×5</w:t>
+            </w:r>
+          </w:p>
+        </w:tc>
+        <w:tc>
+          <w:tcPr>
+            <w:tcW w:w="2400" w:type="dxa"/>
+            <w:tcBorders>
+              <w:top w:val="single" w:sz="4" w:space="0" w:color="B0B8C0"/>
+              <w:start w:val="single" w:sz="4" w:space="0" w:color="B0B8C0"/>
+              <w:bottom w:val="single" w:sz="4" w:space="0" w:color="B0B8C0"/>
+              <w:end w:val="single" w:sz="4" w:space="0" w:color="B0B8C0"/>
+            </w:tcBorders>
+            <w:shd w:fill="FFFFFF" w:val="clear"/>
+          </w:tcPr>
+          <w:p>
+            <w:pPr>
+              <w:pStyle w:val="Normal"/>
+              <w:widowControl w:val="false"/>
+              <w:spacing w:lineRule="auto" w:line="276" w:before="0" w:after="120"/>
+              <w:rPr/>
+            </w:pPr>
+            <w:r>
+              <w:rPr>
+                <w:rFonts w:eastAsia="Times New Roman" w:cs="Times New Roman"/>
+                <w:color w:val="auto"/>
+                <w:sz w:val="18"/>
+              </w:rPr>
+              <w:t xml:space="preserve">8,417</w:t>
+            </w:r>
+          </w:p>
+        </w:tc>
+        <w:tc>
+          <w:tcPr>
+            <w:tcW w:w="2300" w:type="dxa"/>
+            <w:tcBorders>
+              <w:top w:val="single" w:sz="4" w:space="0" w:color="B0B8C0"/>
+              <w:start w:val="single" w:sz="4" w:space="0" w:color="B0B8C0"/>
+              <w:bottom w:val="single" w:sz="4" w:space="0" w:color="B0B8C0"/>
+              <w:end w:val="single" w:sz="4" w:space="0" w:color="B0B8C0"/>
+            </w:tcBorders>
+            <w:shd w:fill="FFFFFF" w:val="clear"/>
+          </w:tcPr>
+          <w:p>
+            <w:pPr>
+              <w:pStyle w:val="Normal"/>
+              <w:widowControl w:val="false"/>
+              <w:spacing w:lineRule="auto" w:line="276" w:before="0" w:after="120"/>
+              <w:rPr/>
+            </w:pPr>
+            <w:r>
+              <w:rPr>
+                <w:rFonts w:eastAsia="Times New Roman" w:cs="Times New Roman"/>
+                <w:color w:val="auto"/>
+                <w:sz w:val="18"/>
+              </w:rPr>
+              <w:t xml:space="preserve">7,785</w:t>
+            </w:r>
+          </w:p>
+        </w:tc>
+        <w:tc>
+          <w:tcPr>
+            <w:tcW w:w="2300" w:type="dxa"/>
+            <w:tcBorders>
+              <w:top w:val="single" w:sz="4" w:space="0" w:color="B0B8C0"/>
+              <w:start w:val="single" w:sz="4" w:space="0" w:color="B0B8C0"/>
+              <w:bottom w:val="single" w:sz="4" w:space="0" w:color="B0B8C0"/>
+              <w:end w:val="single" w:sz="4" w:space="0" w:color="B0B8C0"/>
+            </w:tcBorders>
+            <w:shd w:fill="FFFFFF" w:val="clear"/>
+          </w:tcPr>
+          <w:p>
+            <w:pPr>
+              <w:pStyle w:val="Normal"/>
+              <w:widowControl w:val="false"/>
+              <w:spacing w:lineRule="auto" w:line="276" w:before="0" w:after="120"/>
+              <w:rPr/>
+            </w:pPr>
+            <w:r>
+              <w:rPr>
+                <w:rFonts w:eastAsia="Times New Roman" w:cs="Times New Roman"/>
+                <w:color w:val="auto"/>
+                <w:sz w:val="18"/>
+              </w:rPr>
+              <w:t xml:space="preserve">8,524</w:t>
+            </w:r>
+          </w:p>
+        </w:tc>
+      </w:tr>
+      <w:tr>
+        <w:trPr/>
+        <w:tc>
+          <w:tcPr>
+            <w:tcW w:w="2000" w:type="dxa"/>
+            <w:tcBorders>
+              <w:top w:val="single" w:sz="4" w:space="0" w:color="B0B8C0"/>
+              <w:start w:val="single" w:sz="4" w:space="0" w:color="B0B8C0"/>
+              <w:bottom w:val="single" w:sz="4" w:space="0" w:color="B0B8C0"/>
+              <w:end w:val="single" w:sz="4" w:space="0" w:color="B0B8C0"/>
+            </w:tcBorders>
+            <w:shd w:fill="FFFFFF" w:val="clear"/>
+          </w:tcPr>
+          <w:p>
+            <w:pPr>
+              <w:pStyle w:val="Normal"/>
+              <w:widowControl w:val="false"/>
+              <w:spacing w:lineRule="auto" w:line="276" w:before="0" w:after="120"/>
+              <w:rPr/>
+            </w:pPr>
+            <w:r>
+              <w:rPr>
+                <w:rFonts w:eastAsia="Times New Roman" w:cs="Times New Roman"/>
+                <w:color w:val="auto"/>
+                <w:sz w:val="18"/>
+              </w:rPr>
+              <w:t xml:space="preserve">Ruido gaussiano σ = 0,02</w:t>
+            </w:r>
+          </w:p>
+        </w:tc>
+        <w:tc>
+          <w:tcPr>
+            <w:tcW w:w="2400" w:type="dxa"/>
+            <w:tcBorders>
+              <w:top w:val="single" w:sz="4" w:space="0" w:color="B0B8C0"/>
+              <w:start w:val="single" w:sz="4" w:space="0" w:color="B0B8C0"/>
+              <w:bottom w:val="single" w:sz="4" w:space="0" w:color="B0B8C0"/>
+              <w:end w:val="single" w:sz="4" w:space="0" w:color="B0B8C0"/>
+            </w:tcBorders>
+            <w:shd w:fill="FFFFFF" w:val="clear"/>
+          </w:tcPr>
+          <w:p>
+            <w:pPr>
+              <w:pStyle w:val="Normal"/>
+              <w:widowControl w:val="false"/>
+              <w:spacing w:lineRule="auto" w:line="276" w:before="0" w:after="120"/>
+              <w:rPr/>
+            </w:pPr>
+            <w:r>
+              <w:rPr>
+                <w:rFonts w:eastAsia="Times New Roman" w:cs="Times New Roman"/>
+                <w:color w:val="auto"/>
+                <w:sz w:val="18"/>
+              </w:rPr>
+              <w:t xml:space="preserve">8,917</w:t>
+            </w:r>
+          </w:p>
+        </w:tc>
+        <w:tc>
+          <w:tcPr>
+            <w:tcW w:w="2300" w:type="dxa"/>
+            <w:tcBorders>
+              <w:top w:val="single" w:sz="4" w:space="0" w:color="B0B8C0"/>
+              <w:start w:val="single" w:sz="4" w:space="0" w:color="B0B8C0"/>
+              <w:bottom w:val="single" w:sz="4" w:space="0" w:color="B0B8C0"/>
+              <w:end w:val="single" w:sz="4" w:space="0" w:color="B0B8C0"/>
+            </w:tcBorders>
+            <w:shd w:fill="FFFFFF" w:val="clear"/>
+          </w:tcPr>
+          <w:p>
+            <w:pPr>
+              <w:pStyle w:val="Normal"/>
+              <w:widowControl w:val="false"/>
+              <w:spacing w:lineRule="auto" w:line="276" w:before="0" w:after="120"/>
+              <w:rPr/>
+            </w:pPr>
+            <w:r>
+              <w:rPr>
+                <w:rFonts w:eastAsia="Times New Roman" w:cs="Times New Roman"/>
+                <w:color w:val="auto"/>
+                <w:sz w:val="18"/>
+              </w:rPr>
+              <w:t xml:space="preserve">8,595</w:t>
+            </w:r>
+          </w:p>
+        </w:tc>
+        <w:tc>
+          <w:tcPr>
+            <w:tcW w:w="2300" w:type="dxa"/>
+            <w:tcBorders>
+              <w:top w:val="single" w:sz="4" w:space="0" w:color="B0B8C0"/>
+              <w:start w:val="single" w:sz="4" w:space="0" w:color="B0B8C0"/>
+              <w:bottom w:val="single" w:sz="4" w:space="0" w:color="B0B8C0"/>
+              <w:end w:val="single" w:sz="4" w:space="0" w:color="B0B8C0"/>
+            </w:tcBorders>
+            <w:shd w:fill="FFFFFF" w:val="clear"/>
+          </w:tcPr>
+          <w:p>
+            <w:pPr>
+              <w:pStyle w:val="Normal"/>
+              <w:widowControl w:val="false"/>
+              <w:spacing w:lineRule="auto" w:line="276" w:before="0" w:after="120"/>
+              <w:rPr/>
+            </w:pPr>
+            <w:r>
+              <w:rPr>
+                <w:rFonts w:eastAsia="Times New Roman" w:cs="Times New Roman"/>
+                <w:color w:val="auto"/>
+                <w:sz w:val="18"/>
+              </w:rPr>
+              <w:t xml:space="preserve">8,994</w:t>
+            </w:r>
+          </w:p>
+        </w:tc>
+      </w:tr>
+      <w:tr>
+        <w:trPr/>
+        <w:tc>
+          <w:tcPr>
+            <w:tcW w:w="2000" w:type="dxa"/>
+            <w:tcBorders>
+              <w:top w:val="single" w:sz="4" w:space="0" w:color="B0B8C0"/>
+              <w:start w:val="single" w:sz="4" w:space="0" w:color="B0B8C0"/>
+              <w:bottom w:val="single" w:sz="4" w:space="0" w:color="B0B8C0"/>
+              <w:end w:val="single" w:sz="4" w:space="0" w:color="B0B8C0"/>
+            </w:tcBorders>
+            <w:shd w:fill="FFFFFF" w:val="clear"/>
+          </w:tcPr>
+          <w:p>
+            <w:pPr>
+              <w:pStyle w:val="Normal"/>
+              <w:widowControl w:val="false"/>
+              <w:spacing w:lineRule="auto" w:line="276" w:before="0" w:after="120"/>
+              <w:rPr/>
+            </w:pPr>
+            <w:r>
+              <w:rPr>
+                <w:rFonts w:eastAsia="Times New Roman" w:cs="Times New Roman"/>
+                <w:color w:val="auto"/>
+                <w:sz w:val="18"/>
+              </w:rPr>
+              <w:t xml:space="preserve">Desenfoque gaussiano 11×11</w:t>
+            </w:r>
+          </w:p>
+        </w:tc>
+        <w:tc>
+          <w:tcPr>
+            <w:tcW w:w="2400" w:type="dxa"/>
+            <w:tcBorders>
+              <w:top w:val="single" w:sz="4" w:space="0" w:color="B0B8C0"/>
+              <w:start w:val="single" w:sz="4" w:space="0" w:color="B0B8C0"/>
+              <w:bottom w:val="single" w:sz="4" w:space="0" w:color="B0B8C0"/>
+              <w:end w:val="single" w:sz="4" w:space="0" w:color="B0B8C0"/>
+            </w:tcBorders>
+            <w:shd w:fill="FFFFFF" w:val="clear"/>
+          </w:tcPr>
+          <w:p>
+            <w:pPr>
+              <w:pStyle w:val="Normal"/>
+              <w:widowControl w:val="false"/>
+              <w:spacing w:lineRule="auto" w:line="276" w:before="0" w:after="120"/>
+              <w:rPr/>
+            </w:pPr>
+            <w:r>
+              <w:rPr>
+                <w:rFonts w:eastAsia="Times New Roman" w:cs="Times New Roman"/>
+                <w:color w:val="auto"/>
+                <w:sz w:val="18"/>
+              </w:rPr>
+              <w:t xml:space="preserve">9,822</w:t>
+            </w:r>
+          </w:p>
+        </w:tc>
+        <w:tc>
+          <w:tcPr>
+            <w:tcW w:w="2300" w:type="dxa"/>
+            <w:tcBorders>
+              <w:top w:val="single" w:sz="4" w:space="0" w:color="B0B8C0"/>
+              <w:start w:val="single" w:sz="4" w:space="0" w:color="B0B8C0"/>
+              <w:bottom w:val="single" w:sz="4" w:space="0" w:color="B0B8C0"/>
+              <w:end w:val="single" w:sz="4" w:space="0" w:color="B0B8C0"/>
+            </w:tcBorders>
+            <w:shd w:fill="FFFFFF" w:val="clear"/>
+          </w:tcPr>
+          <w:p>
+            <w:pPr>
+              <w:pStyle w:val="Normal"/>
+              <w:widowControl w:val="false"/>
+              <w:spacing w:lineRule="auto" w:line="276" w:before="0" w:after="120"/>
+              <w:rPr/>
+            </w:pPr>
+            <w:r>
+              <w:rPr>
+                <w:rFonts w:eastAsia="Times New Roman" w:cs="Times New Roman"/>
+                <w:color w:val="auto"/>
+                <w:sz w:val="18"/>
+              </w:rPr>
+              <w:t xml:space="preserve">9,130</w:t>
+            </w:r>
+          </w:p>
+        </w:tc>
+        <w:tc>
+          <w:tcPr>
+            <w:tcW w:w="2300" w:type="dxa"/>
+            <w:tcBorders>
+              <w:top w:val="single" w:sz="4" w:space="0" w:color="B0B8C0"/>
+              <w:start w:val="single" w:sz="4" w:space="0" w:color="B0B8C0"/>
+              <w:bottom w:val="single" w:sz="4" w:space="0" w:color="B0B8C0"/>
+              <w:end w:val="single" w:sz="4" w:space="0" w:color="B0B8C0"/>
+            </w:tcBorders>
+            <w:shd w:fill="FFFFFF" w:val="clear"/>
+          </w:tcPr>
+          <w:p>
+            <w:pPr>
+              <w:pStyle w:val="Normal"/>
+              <w:widowControl w:val="false"/>
+              <w:spacing w:lineRule="auto" w:line="276" w:before="0" w:after="120"/>
+              <w:rPr/>
+            </w:pPr>
+            <w:r>
+              <w:rPr>
+                <w:rFonts w:eastAsia="Times New Roman" w:cs="Times New Roman"/>
+                <w:color w:val="auto"/>
+                <w:sz w:val="18"/>
+              </w:rPr>
+              <w:t xml:space="preserve">10,053</w:t>
+            </w:r>
+          </w:p>
+        </w:tc>
+      </w:tr>
+    </w:tbl>
+    <w:p>
+      <w:pPr>
+        <w:pStyle w:val="Normal"/>
+        <w:spacing w:lineRule="auto" w:line="360"/>
+        <w:ind w:firstLine="709"/>
+        <w:jc w:val="both"/>
+        <w:rPr/>
+      </w:pPr>
+      <w:r>
+        <w:rPr>
+          <w:rFonts w:eastAsia="Times New Roman" w:cs="Times New Roman"/>
+        </w:rPr>
+        <w:t xml:space="preserve">El resultado es inequívoco. Con las nueve métricas, la fusión de ruido con σ = 0,20 alcanza el tercer lugar de catorce (6,767): queda por delante de cinco de los seis métodos comparativos y por delante de la imagen base. Y su rango mejora monótonamente al aumentar el ruido —8,917, 7,850, 6,972 y 6,767 para σ = 0,02, 0,05, 0,10 y 0,20—, es decir que la batería juzga mejor a la imagen cuanto más ruido se le inyecta. El fallo es específico de la varianza y no de la degradación en general: el desenfoque sí resulta penalizado, y el de 11 × 11 queda último (9,822). Incorporando Nabf —la única métrica implementada con dirección inversa, que penaliza artefactos— el ruido de σ = 0,20 desciende al séptimo lugar, y con las diecisiete métricas cae al último (10,138). Se sostiene H3: la batería de nueve métricas de tipo «mayor es mejor» no distingue detalle útil de ruido, y basta una métrica que penalice artefactos para corregirlo.</w:t>
+      </w:r>
+    </w:p>
+    <w:p>
+      <w:pPr>
+        <w:pStyle w:val="Heading3"/>
+        <w:spacing w:before="180" w:after="100"/>
+        <w:jc w:val="start"/>
+        <w:rPr/>
+      </w:pPr>
+      <w:r>
+        <w:rPr>
+          <w:rFonts w:eastAsia="Times New Roman" w:cs="Times New Roman"/>
+          <w:b/>
+          <w:bCs/>
+          <w:i/>
+          <w:iCs/>
+          <w:color w:val="000000"/>
+          <w:sz w:val="24"/>
+          <w:szCs w:val="24"/>
+        </w:rPr>
+        <w:t xml:space="preserve">5.8.3 Aporte del banco con hiperparámetros igualados (H7)</w:t>
+      </w:r>
+    </w:p>
+    <w:p>
+      <w:pPr>
+        <w:pStyle w:val="Normal"/>
+        <w:spacing w:lineRule="auto" w:line="360"/>
+        <w:ind w:firstLine="709"/>
+        <w:jc w:val="both"/>
+        <w:rPr/>
+      </w:pPr>
+      <w:r>
+        <w:rPr>
+          <w:rFonts w:eastAsia="Times New Roman" w:cs="Times New Roman"/>
+        </w:rPr>
+        <w:t xml:space="preserve">La comparación con el Top-Hat clásico de la sección 5.6 no aísla el aporte del banco, porque aquel operador emplea otro radio y otro peso (r = 5, m = 1). Para aislarlo se fijaron r = 25 y m = 0,30 en seis brazos que comparten todo salvo la forma de combinar las respuestas morfológicas. La Tabla 13 recoge el rango medio de cada brazo.</w:t>
+      </w:r>
+    </w:p>
+    <w:p>
+      <w:pPr>
+        <w:pStyle w:val="Normal"/>
+        <w:spacing w:lineRule="auto" w:line="276"/>
+        <w:rPr/>
+      </w:pPr>
+      <w:r>
+        <w:rPr>
+          <w:rFonts w:eastAsia="Times New Roman" w:cs="Times New Roman"/>
+          <w:i/>
+          <w:sz w:val="18"/>
+        </w:rPr>
+        <w:t xml:space="preserve">Tabla 13. Ablación del banco de elementos estructurantes con (r, m) = (25; 0,30) fijos en los seis brazos (menor rango = mejor; n = 20 pares).</w:t>
+      </w:r>
+    </w:p>
+    <w:tbl>
+      <w:tblPr>
+        <w:tblW w:w="9360" w:type="dxa"/>
+        <w:jc w:val="start"/>
+        <w:tblInd w:w="0" w:type="dxa"/>
+        <w:tblLayout w:type="fixed"/>
+        <w:tblCellMar>
+          <w:top w:w="0" w:type="dxa"/>
+          <w:start w:w="108" w:type="dxa"/>
+          <w:bottom w:w="0" w:type="dxa"/>
+          <w:end w:w="108" w:type="dxa"/>
+        </w:tblCellMar>
+        <w:tblLook w:noHBand="0" w:noVBand="1" w:firstColumn="1" w:lastRow="0" w:lastColumn="0" w:firstRow="1" w:val="04a0"/>
+      </w:tblPr>
+      <w:tblGrid>
+        <w:gridCol w:w="2000"/>
+        <w:gridCol w:w="2400"/>
+        <w:gridCol w:w="2300"/>
+        <w:gridCol w:w="2300"/>
+      </w:tblGrid>
+      <w:tr>
+        <w:trPr/>
+        <w:tc>
+          <w:tcPr>
+            <w:tcW w:w="2000" w:type="dxa"/>
+            <w:tcBorders>
+              <w:top w:val="single" w:sz="4" w:space="0" w:color="B0B8C0"/>
+              <w:start w:val="single" w:sz="4" w:space="0" w:color="B0B8C0"/>
+              <w:bottom w:val="single" w:sz="4" w:space="0" w:color="B0B8C0"/>
+              <w:end w:val="single" w:sz="4" w:space="0" w:color="B0B8C0"/>
+            </w:tcBorders>
+            <w:shd w:fill="1F3B57" w:val="clear"/>
+          </w:tcPr>
+          <w:p>
+            <w:pPr>
+              <w:pStyle w:val="Normal"/>
+              <w:widowControl w:val="false"/>
+              <w:spacing w:lineRule="auto" w:line="276" w:before="0" w:after="120"/>
+              <w:rPr/>
+            </w:pPr>
+            <w:r>
+              <w:rPr>
+                <w:rFonts w:eastAsia="Times New Roman" w:cs="Times New Roman"/>
+                <w:b/>
+                <w:color w:val="FFFFFF"/>
+                <w:sz w:val="18"/>
+              </w:rPr>
+              <w:t xml:space="preserve">Brazo (r = 25; m = 0,30 fijos)</w:t>
+            </w:r>
+          </w:p>
+        </w:tc>
+        <w:tc>
+          <w:tcPr>
+            <w:tcW w:w="2400" w:type="dxa"/>
+            <w:tcBorders>
+              <w:top w:val="single" w:sz="4" w:space="0" w:color="B0B8C0"/>
+              <w:start w:val="single" w:sz="4" w:space="0" w:color="B0B8C0"/>
+              <w:bottom w:val="single" w:sz="4" w:space="0" w:color="B0B8C0"/>
+              <w:end w:val="single" w:sz="4" w:space="0" w:color="B0B8C0"/>
+            </w:tcBorders>
+            <w:shd w:fill="1F3B57" w:val="clear"/>
+          </w:tcPr>
+          <w:p>
+            <w:pPr>
+              <w:pStyle w:val="Normal"/>
+              <w:widowControl w:val="false"/>
+              <w:spacing w:lineRule="auto" w:line="276" w:before="0" w:after="120"/>
+              <w:rPr/>
+            </w:pPr>
+            <w:r>
+              <w:rPr>
+                <w:rFonts w:eastAsia="Times New Roman" w:cs="Times New Roman"/>
+                <w:b/>
+                <w:color w:val="FFFFFF"/>
+                <w:sz w:val="18"/>
+              </w:rPr>
+              <w:t xml:space="preserve">Rango con 9 ↓</w:t>
+            </w:r>
+          </w:p>
+        </w:tc>
+        <w:tc>
+          <w:tcPr>
+            <w:tcW w:w="2300" w:type="dxa"/>
+            <w:tcBorders>
+              <w:top w:val="single" w:sz="4" w:space="0" w:color="B0B8C0"/>
+              <w:start w:val="single" w:sz="4" w:space="0" w:color="B0B8C0"/>
+              <w:bottom w:val="single" w:sz="4" w:space="0" w:color="B0B8C0"/>
+              <w:end w:val="single" w:sz="4" w:space="0" w:color="B0B8C0"/>
+            </w:tcBorders>
+            <w:shd w:fill="1F3B57" w:val="clear"/>
+          </w:tcPr>
+          <w:p>
+            <w:pPr>
+              <w:pStyle w:val="Normal"/>
+              <w:widowControl w:val="false"/>
+              <w:spacing w:lineRule="auto" w:line="276" w:before="0" w:after="120"/>
+              <w:rPr/>
+            </w:pPr>
+            <w:r>
+              <w:rPr>
+                <w:rFonts w:eastAsia="Times New Roman" w:cs="Times New Roman"/>
+                <w:b/>
+                <w:color w:val="FFFFFF"/>
+                <w:sz w:val="18"/>
+              </w:rPr>
+              <w:t xml:space="preserve">Con 9 sin FE ↓</w:t>
+            </w:r>
+          </w:p>
+        </w:tc>
+        <w:tc>
+          <w:tcPr>
+            <w:tcW w:w="2300" w:type="dxa"/>
+            <w:tcBorders>
+              <w:top w:val="single" w:sz="4" w:space="0" w:color="B0B8C0"/>
+              <w:start w:val="single" w:sz="4" w:space="0" w:color="B0B8C0"/>
+              <w:bottom w:val="single" w:sz="4" w:space="0" w:color="B0B8C0"/>
+              <w:end w:val="single" w:sz="4" w:space="0" w:color="B0B8C0"/>
+            </w:tcBorders>
+            <w:shd w:fill="1F3B57" w:val="clear"/>
+          </w:tcPr>
+          <w:p>
+            <w:pPr>
+              <w:pStyle w:val="Normal"/>
+              <w:widowControl w:val="false"/>
+              <w:spacing w:lineRule="auto" w:line="276" w:before="0" w:after="120"/>
+              <w:rPr/>
+            </w:pPr>
+            <w:r>
+              <w:rPr>
+                <w:rFonts w:eastAsia="Times New Roman" w:cs="Times New Roman"/>
+                <w:b/>
+                <w:color w:val="FFFFFF"/>
+                <w:sz w:val="18"/>
+              </w:rPr>
+              <w:t xml:space="preserve">Con 17 ↓</w:t>
+            </w:r>
+          </w:p>
+        </w:tc>
+      </w:tr>
+      <w:tr>
+        <w:trPr/>
+        <w:tc>
+          <w:tcPr>
+            <w:tcW w:w="2000" w:type="dxa"/>
+            <w:tcBorders>
+              <w:top w:val="single" w:sz="4" w:space="0" w:color="B0B8C0"/>
+              <w:start w:val="single" w:sz="4" w:space="0" w:color="B0B8C0"/>
+              <w:bottom w:val="single" w:sz="4" w:space="0" w:color="B0B8C0"/>
+              <w:end w:val="single" w:sz="4" w:space="0" w:color="B0B8C0"/>
+            </w:tcBorders>
+            <w:shd w:fill="FFFFFF" w:val="clear"/>
+          </w:tcPr>
+          <w:p>
+            <w:pPr>
+              <w:pStyle w:val="Normal"/>
+              <w:widowControl w:val="false"/>
+              <w:spacing w:lineRule="auto" w:line="276" w:before="0" w:after="120"/>
+              <w:rPr/>
+            </w:pPr>
+            <w:r>
+              <w:rPr>
+                <w:rFonts w:eastAsia="Times New Roman" w:cs="Times New Roman"/>
+                <w:color w:val="auto"/>
+                <w:sz w:val="18"/>
+              </w:rPr>
+              <w:t xml:space="preserve">Suma disco + promedio de líneas (propuesta)</w:t>
+            </w:r>
+          </w:p>
+        </w:tc>
+        <w:tc>
+          <w:tcPr>
+            <w:tcW w:w="2400" w:type="dxa"/>
+            <w:tcBorders>
+              <w:top w:val="single" w:sz="4" w:space="0" w:color="B0B8C0"/>
+              <w:start w:val="single" w:sz="4" w:space="0" w:color="B0B8C0"/>
+              <w:bottom w:val="single" w:sz="4" w:space="0" w:color="B0B8C0"/>
+              <w:end w:val="single" w:sz="4" w:space="0" w:color="B0B8C0"/>
+            </w:tcBorders>
+            <w:shd w:fill="FFFFFF" w:val="clear"/>
+          </w:tcPr>
+          <w:p>
+            <w:pPr>
+              <w:pStyle w:val="Normal"/>
+              <w:widowControl w:val="false"/>
+              <w:spacing w:lineRule="auto" w:line="276" w:before="0" w:after="120"/>
+              <w:rPr/>
+            </w:pPr>
+            <w:r>
+              <w:rPr>
+                <w:rFonts w:eastAsia="Times New Roman" w:cs="Times New Roman"/>
+                <w:color w:val="auto"/>
+                <w:sz w:val="18"/>
+              </w:rPr>
+              <w:t xml:space="preserve">3,222</w:t>
+            </w:r>
+          </w:p>
+        </w:tc>
+        <w:tc>
+          <w:tcPr>
+            <w:tcW w:w="2300" w:type="dxa"/>
+            <w:tcBorders>
+              <w:top w:val="single" w:sz="4" w:space="0" w:color="B0B8C0"/>
+              <w:start w:val="single" w:sz="4" w:space="0" w:color="B0B8C0"/>
+              <w:bottom w:val="single" w:sz="4" w:space="0" w:color="B0B8C0"/>
+              <w:end w:val="single" w:sz="4" w:space="0" w:color="B0B8C0"/>
+            </w:tcBorders>
+            <w:shd w:fill="FFFFFF" w:val="clear"/>
+          </w:tcPr>
+          <w:p>
+            <w:pPr>
+              <w:pStyle w:val="Normal"/>
+              <w:widowControl w:val="false"/>
+              <w:spacing w:lineRule="auto" w:line="276" w:before="0" w:after="120"/>
+              <w:rPr/>
+            </w:pPr>
+            <w:r>
+              <w:rPr>
+                <w:rFonts w:eastAsia="Times New Roman" w:cs="Times New Roman"/>
+                <w:color w:val="auto"/>
+                <w:sz w:val="18"/>
+              </w:rPr>
+              <w:t xml:space="preserve">3,500</w:t>
+            </w:r>
+          </w:p>
+        </w:tc>
+        <w:tc>
+          <w:tcPr>
+            <w:tcW w:w="2300" w:type="dxa"/>
+            <w:tcBorders>
+              <w:top w:val="single" w:sz="4" w:space="0" w:color="B0B8C0"/>
+              <w:start w:val="single" w:sz="4" w:space="0" w:color="B0B8C0"/>
+              <w:bottom w:val="single" w:sz="4" w:space="0" w:color="B0B8C0"/>
+              <w:end w:val="single" w:sz="4" w:space="0" w:color="B0B8C0"/>
+            </w:tcBorders>
+            <w:shd w:fill="FFFFFF" w:val="clear"/>
+          </w:tcPr>
+          <w:p>
+            <w:pPr>
+              <w:pStyle w:val="Normal"/>
+              <w:widowControl w:val="false"/>
+              <w:spacing w:lineRule="auto" w:line="276" w:before="0" w:after="120"/>
+              <w:rPr/>
+            </w:pPr>
+            <w:r>
+              <w:rPr>
+                <w:rFonts w:eastAsia="Times New Roman" w:cs="Times New Roman"/>
+                <w:color w:val="auto"/>
+                <w:sz w:val="18"/>
+              </w:rPr>
+              <w:t xml:space="preserve">3,621</w:t>
+            </w:r>
+          </w:p>
+        </w:tc>
+      </w:tr>
+      <w:tr>
+        <w:trPr/>
+        <w:tc>
+          <w:tcPr>
+            <w:tcW w:w="2000" w:type="dxa"/>
+            <w:tcBorders>
+              <w:top w:val="single" w:sz="4" w:space="0" w:color="B0B8C0"/>
+              <w:start w:val="single" w:sz="4" w:space="0" w:color="B0B8C0"/>
+              <w:bottom w:val="single" w:sz="4" w:space="0" w:color="B0B8C0"/>
+              <w:end w:val="single" w:sz="4" w:space="0" w:color="B0B8C0"/>
+            </w:tcBorders>
+            <w:shd w:fill="FFFFFF" w:val="clear"/>
+          </w:tcPr>
+          <w:p>
+            <w:pPr>
+              <w:pStyle w:val="Normal"/>
+              <w:widowControl w:val="false"/>
+              <w:spacing w:lineRule="auto" w:line="276" w:before="0" w:after="120"/>
+              <w:rPr/>
+            </w:pPr>
+            <w:r>
+              <w:rPr>
+                <w:rFonts w:eastAsia="Times New Roman" w:cs="Times New Roman"/>
+                <w:color w:val="auto"/>
+                <w:sz w:val="18"/>
+              </w:rPr>
+              <w:t xml:space="preserve">Máximo entre disco y líneas</w:t>
+            </w:r>
+          </w:p>
+        </w:tc>
+        <w:tc>
+          <w:tcPr>
+            <w:tcW w:w="2400" w:type="dxa"/>
+            <w:tcBorders>
+              <w:top w:val="single" w:sz="4" w:space="0" w:color="B0B8C0"/>
+              <w:start w:val="single" w:sz="4" w:space="0" w:color="B0B8C0"/>
+              <w:bottom w:val="single" w:sz="4" w:space="0" w:color="B0B8C0"/>
+              <w:end w:val="single" w:sz="4" w:space="0" w:color="B0B8C0"/>
+            </w:tcBorders>
+            <w:shd w:fill="FFFFFF" w:val="clear"/>
+          </w:tcPr>
+          <w:p>
+            <w:pPr>
+              <w:pStyle w:val="Normal"/>
+              <w:widowControl w:val="false"/>
+              <w:spacing w:lineRule="auto" w:line="276" w:before="0" w:after="120"/>
+              <w:rPr/>
+            </w:pPr>
+            <w:r>
+              <w:rPr>
+                <w:rFonts w:eastAsia="Times New Roman" w:cs="Times New Roman"/>
+                <w:color w:val="auto"/>
+                <w:sz w:val="18"/>
+              </w:rPr>
+              <w:t xml:space="preserve">3,311</w:t>
+            </w:r>
+          </w:p>
+        </w:tc>
+        <w:tc>
+          <w:tcPr>
+            <w:tcW w:w="2300" w:type="dxa"/>
+            <w:tcBorders>
+              <w:top w:val="single" w:sz="4" w:space="0" w:color="B0B8C0"/>
+              <w:start w:val="single" w:sz="4" w:space="0" w:color="B0B8C0"/>
+              <w:bottom w:val="single" w:sz="4" w:space="0" w:color="B0B8C0"/>
+              <w:end w:val="single" w:sz="4" w:space="0" w:color="B0B8C0"/>
+            </w:tcBorders>
+            <w:shd w:fill="FFFFFF" w:val="clear"/>
+          </w:tcPr>
+          <w:p>
+            <w:pPr>
+              <w:pStyle w:val="Normal"/>
+              <w:widowControl w:val="false"/>
+              <w:spacing w:lineRule="auto" w:line="276" w:before="0" w:after="120"/>
+              <w:rPr/>
+            </w:pPr>
+            <w:r>
+              <w:rPr>
+                <w:rFonts w:eastAsia="Times New Roman" w:cs="Times New Roman"/>
+                <w:color w:val="auto"/>
+                <w:sz w:val="18"/>
+              </w:rPr>
+              <w:t xml:space="preserve">3,444</w:t>
+            </w:r>
+          </w:p>
+        </w:tc>
+        <w:tc>
+          <w:tcPr>
+            <w:tcW w:w="2300" w:type="dxa"/>
+            <w:tcBorders>
+              <w:top w:val="single" w:sz="4" w:space="0" w:color="B0B8C0"/>
+              <w:start w:val="single" w:sz="4" w:space="0" w:color="B0B8C0"/>
+              <w:bottom w:val="single" w:sz="4" w:space="0" w:color="B0B8C0"/>
+              <w:end w:val="single" w:sz="4" w:space="0" w:color="B0B8C0"/>
+            </w:tcBorders>
+            <w:shd w:fill="FFFFFF" w:val="clear"/>
+          </w:tcPr>
+          <w:p>
+            <w:pPr>
+              <w:pStyle w:val="Normal"/>
+              <w:widowControl w:val="false"/>
+              <w:spacing w:lineRule="auto" w:line="276" w:before="0" w:after="120"/>
+              <w:rPr/>
+            </w:pPr>
+            <w:r>
+              <w:rPr>
+                <w:rFonts w:eastAsia="Times New Roman" w:cs="Times New Roman"/>
+                <w:color w:val="auto"/>
+                <w:sz w:val="18"/>
+              </w:rPr>
+              <w:t xml:space="preserve">2,932</w:t>
+            </w:r>
+          </w:p>
+        </w:tc>
+      </w:tr>
+      <w:tr>
+        <w:trPr/>
+        <w:tc>
+          <w:tcPr>
+            <w:tcW w:w="2000" w:type="dxa"/>
+            <w:tcBorders>
+              <w:top w:val="single" w:sz="4" w:space="0" w:color="B0B8C0"/>
+              <w:start w:val="single" w:sz="4" w:space="0" w:color="B0B8C0"/>
+              <w:bottom w:val="single" w:sz="4" w:space="0" w:color="B0B8C0"/>
+              <w:end w:val="single" w:sz="4" w:space="0" w:color="B0B8C0"/>
+            </w:tcBorders>
+            <w:shd w:fill="FFFFFF" w:val="clear"/>
+          </w:tcPr>
+          <w:p>
+            <w:pPr>
+              <w:pStyle w:val="Normal"/>
+              <w:widowControl w:val="false"/>
+              <w:spacing w:lineRule="auto" w:line="276" w:before="0" w:after="120"/>
+              <w:rPr/>
+            </w:pPr>
+            <w:r>
+              <w:rPr>
+                <w:rFonts w:eastAsia="Times New Roman" w:cs="Times New Roman"/>
+                <w:color w:val="auto"/>
+                <w:sz w:val="18"/>
+              </w:rPr>
+              <w:t xml:space="preserve">Solo el disco B_r</w:t>
+            </w:r>
+          </w:p>
+        </w:tc>
+        <w:tc>
+          <w:tcPr>
+            <w:tcW w:w="2400" w:type="dxa"/>
+            <w:tcBorders>
+              <w:top w:val="single" w:sz="4" w:space="0" w:color="B0B8C0"/>
+              <w:start w:val="single" w:sz="4" w:space="0" w:color="B0B8C0"/>
+              <w:bottom w:val="single" w:sz="4" w:space="0" w:color="B0B8C0"/>
+              <w:end w:val="single" w:sz="4" w:space="0" w:color="B0B8C0"/>
+            </w:tcBorders>
+            <w:shd w:fill="FFFFFF" w:val="clear"/>
+          </w:tcPr>
+          <w:p>
+            <w:pPr>
+              <w:pStyle w:val="Normal"/>
+              <w:widowControl w:val="false"/>
+              <w:spacing w:lineRule="auto" w:line="276" w:before="0" w:after="120"/>
+              <w:rPr/>
+            </w:pPr>
+            <w:r>
+              <w:rPr>
+                <w:rFonts w:eastAsia="Times New Roman" w:cs="Times New Roman"/>
+                <w:color w:val="auto"/>
+                <w:sz w:val="18"/>
+              </w:rPr>
+              <w:t xml:space="preserve">3,367</w:t>
+            </w:r>
+          </w:p>
+        </w:tc>
+        <w:tc>
+          <w:tcPr>
+            <w:tcW w:w="2300" w:type="dxa"/>
+            <w:tcBorders>
+              <w:top w:val="single" w:sz="4" w:space="0" w:color="B0B8C0"/>
+              <w:start w:val="single" w:sz="4" w:space="0" w:color="B0B8C0"/>
+              <w:bottom w:val="single" w:sz="4" w:space="0" w:color="B0B8C0"/>
+              <w:end w:val="single" w:sz="4" w:space="0" w:color="B0B8C0"/>
+            </w:tcBorders>
+            <w:shd w:fill="FFFFFF" w:val="clear"/>
+          </w:tcPr>
+          <w:p>
+            <w:pPr>
+              <w:pStyle w:val="Normal"/>
+              <w:widowControl w:val="false"/>
+              <w:spacing w:lineRule="auto" w:line="276" w:before="0" w:after="120"/>
+              <w:rPr/>
+            </w:pPr>
+            <w:r>
+              <w:rPr>
+                <w:rFonts w:eastAsia="Times New Roman" w:cs="Times New Roman"/>
+                <w:color w:val="auto"/>
+                <w:sz w:val="18"/>
+              </w:rPr>
+              <w:t xml:space="preserve">3,444</w:t>
+            </w:r>
+          </w:p>
+        </w:tc>
+        <w:tc>
+          <w:tcPr>
+            <w:tcW w:w="2300" w:type="dxa"/>
+            <w:tcBorders>
+              <w:top w:val="single" w:sz="4" w:space="0" w:color="B0B8C0"/>
+              <w:start w:val="single" w:sz="4" w:space="0" w:color="B0B8C0"/>
+              <w:bottom w:val="single" w:sz="4" w:space="0" w:color="B0B8C0"/>
+              <w:end w:val="single" w:sz="4" w:space="0" w:color="B0B8C0"/>
+            </w:tcBorders>
+            <w:shd w:fill="FFFFFF" w:val="clear"/>
+          </w:tcPr>
+          <w:p>
+            <w:pPr>
+              <w:pStyle w:val="Normal"/>
+              <w:widowControl w:val="false"/>
+              <w:spacing w:lineRule="auto" w:line="276" w:before="0" w:after="120"/>
+              <w:rPr/>
+            </w:pPr>
+            <w:r>
+              <w:rPr>
+                <w:rFonts w:eastAsia="Times New Roman" w:cs="Times New Roman"/>
+                <w:color w:val="auto"/>
+                <w:sz w:val="18"/>
+              </w:rPr>
+              <w:t xml:space="preserve">3,153</w:t>
+            </w:r>
+          </w:p>
+        </w:tc>
+      </w:tr>
+      <w:tr>
+        <w:trPr/>
+        <w:tc>
+          <w:tcPr>
+            <w:tcW w:w="2000" w:type="dxa"/>
+            <w:tcBorders>
+              <w:top w:val="single" w:sz="4" w:space="0" w:color="B0B8C0"/>
+              <w:start w:val="single" w:sz="4" w:space="0" w:color="B0B8C0"/>
+              <w:bottom w:val="single" w:sz="4" w:space="0" w:color="B0B8C0"/>
+              <w:end w:val="single" w:sz="4" w:space="0" w:color="B0B8C0"/>
+            </w:tcBorders>
+            <w:shd w:fill="FFFFFF" w:val="clear"/>
+          </w:tcPr>
+          <w:p>
+            <w:pPr>
+              <w:pStyle w:val="Normal"/>
+              <w:widowControl w:val="false"/>
+              <w:spacing w:lineRule="auto" w:line="276" w:before="0" w:after="120"/>
+              <w:rPr/>
+            </w:pPr>
+            <w:r>
+              <w:rPr>
+                <w:rFonts w:eastAsia="Times New Roman" w:cs="Times New Roman"/>
+                <w:color w:val="auto"/>
+                <w:sz w:val="18"/>
+              </w:rPr>
+              <w:t xml:space="preserve">Promedio de disco y líneas</w:t>
+            </w:r>
+          </w:p>
+        </w:tc>
+        <w:tc>
+          <w:tcPr>
+            <w:tcW w:w="2400" w:type="dxa"/>
+            <w:tcBorders>
+              <w:top w:val="single" w:sz="4" w:space="0" w:color="B0B8C0"/>
+              <w:start w:val="single" w:sz="4" w:space="0" w:color="B0B8C0"/>
+              <w:bottom w:val="single" w:sz="4" w:space="0" w:color="B0B8C0"/>
+              <w:end w:val="single" w:sz="4" w:space="0" w:color="B0B8C0"/>
+            </w:tcBorders>
+            <w:shd w:fill="FFFFFF" w:val="clear"/>
+          </w:tcPr>
+          <w:p>
+            <w:pPr>
+              <w:pStyle w:val="Normal"/>
+              <w:widowControl w:val="false"/>
+              <w:spacing w:lineRule="auto" w:line="276" w:before="0" w:after="120"/>
+              <w:rPr/>
+            </w:pPr>
+            <w:r>
+              <w:rPr>
+                <w:rFonts w:eastAsia="Times New Roman" w:cs="Times New Roman"/>
+                <w:color w:val="auto"/>
+                <w:sz w:val="18"/>
+              </w:rPr>
+              <w:t xml:space="preserve">3,533</w:t>
+            </w:r>
+          </w:p>
+        </w:tc>
+        <w:tc>
+          <w:tcPr>
+            <w:tcW w:w="2300" w:type="dxa"/>
+            <w:tcBorders>
+              <w:top w:val="single" w:sz="4" w:space="0" w:color="B0B8C0"/>
+              <w:start w:val="single" w:sz="4" w:space="0" w:color="B0B8C0"/>
+              <w:bottom w:val="single" w:sz="4" w:space="0" w:color="B0B8C0"/>
+              <w:end w:val="single" w:sz="4" w:space="0" w:color="B0B8C0"/>
+            </w:tcBorders>
+            <w:shd w:fill="FFFFFF" w:val="clear"/>
+          </w:tcPr>
+          <w:p>
+            <w:pPr>
+              <w:pStyle w:val="Normal"/>
+              <w:widowControl w:val="false"/>
+              <w:spacing w:lineRule="auto" w:line="276" w:before="0" w:after="120"/>
+              <w:rPr/>
+            </w:pPr>
+            <w:r>
+              <w:rPr>
+                <w:rFonts w:eastAsia="Times New Roman" w:cs="Times New Roman"/>
+                <w:color w:val="auto"/>
+                <w:sz w:val="18"/>
+              </w:rPr>
+              <w:t xml:space="preserve">3,475</w:t>
+            </w:r>
+          </w:p>
+        </w:tc>
+        <w:tc>
+          <w:tcPr>
+            <w:tcW w:w="2300" w:type="dxa"/>
+            <w:tcBorders>
+              <w:top w:val="single" w:sz="4" w:space="0" w:color="B0B8C0"/>
+              <w:start w:val="single" w:sz="4" w:space="0" w:color="B0B8C0"/>
+              <w:bottom w:val="single" w:sz="4" w:space="0" w:color="B0B8C0"/>
+              <w:end w:val="single" w:sz="4" w:space="0" w:color="B0B8C0"/>
+            </w:tcBorders>
+            <w:shd w:fill="FFFFFF" w:val="clear"/>
+          </w:tcPr>
+          <w:p>
+            <w:pPr>
+              <w:pStyle w:val="Normal"/>
+              <w:widowControl w:val="false"/>
+              <w:spacing w:lineRule="auto" w:line="276" w:before="0" w:after="120"/>
+              <w:rPr/>
+            </w:pPr>
+            <w:r>
+              <w:rPr>
+                <w:rFonts w:eastAsia="Times New Roman" w:cs="Times New Roman"/>
+                <w:color w:val="auto"/>
+                <w:sz w:val="18"/>
+              </w:rPr>
+              <w:t xml:space="preserve">3,179</w:t>
+            </w:r>
+          </w:p>
+        </w:tc>
+      </w:tr>
+      <w:tr>
+        <w:trPr/>
+        <w:tc>
+          <w:tcPr>
+            <w:tcW w:w="2000" w:type="dxa"/>
+            <w:tcBorders>
+              <w:top w:val="single" w:sz="4" w:space="0" w:color="B0B8C0"/>
+              <w:start w:val="single" w:sz="4" w:space="0" w:color="B0B8C0"/>
+              <w:bottom w:val="single" w:sz="4" w:space="0" w:color="B0B8C0"/>
+              <w:end w:val="single" w:sz="4" w:space="0" w:color="B0B8C0"/>
+            </w:tcBorders>
+            <w:shd w:fill="FFFFFF" w:val="clear"/>
+          </w:tcPr>
+          <w:p>
+            <w:pPr>
+              <w:pStyle w:val="Normal"/>
+              <w:widowControl w:val="false"/>
+              <w:spacing w:lineRule="auto" w:line="276" w:before="0" w:after="120"/>
+              <w:rPr/>
+            </w:pPr>
+            <w:r>
+              <w:rPr>
+                <w:rFonts w:eastAsia="Times New Roman" w:cs="Times New Roman"/>
+                <w:color w:val="auto"/>
+                <w:sz w:val="18"/>
+              </w:rPr>
+              <w:t xml:space="preserve">Imagen base, sin operador</w:t>
+            </w:r>
+          </w:p>
+        </w:tc>
+        <w:tc>
+          <w:tcPr>
+            <w:tcW w:w="2400" w:type="dxa"/>
+            <w:tcBorders>
+              <w:top w:val="single" w:sz="4" w:space="0" w:color="B0B8C0"/>
+              <w:start w:val="single" w:sz="4" w:space="0" w:color="B0B8C0"/>
+              <w:bottom w:val="single" w:sz="4" w:space="0" w:color="B0B8C0"/>
+              <w:end w:val="single" w:sz="4" w:space="0" w:color="B0B8C0"/>
+            </w:tcBorders>
+            <w:shd w:fill="FFFFFF" w:val="clear"/>
+          </w:tcPr>
+          <w:p>
+            <w:pPr>
+              <w:pStyle w:val="Normal"/>
+              <w:widowControl w:val="false"/>
+              <w:spacing w:lineRule="auto" w:line="276" w:before="0" w:after="120"/>
+              <w:rPr/>
+            </w:pPr>
+            <w:r>
+              <w:rPr>
+                <w:rFonts w:eastAsia="Times New Roman" w:cs="Times New Roman"/>
+                <w:color w:val="auto"/>
+                <w:sz w:val="18"/>
+              </w:rPr>
+              <w:t xml:space="preserve">3,783</w:t>
+            </w:r>
+          </w:p>
+        </w:tc>
+        <w:tc>
+          <w:tcPr>
+            <w:tcW w:w="2300" w:type="dxa"/>
+            <w:tcBorders>
+              <w:top w:val="single" w:sz="4" w:space="0" w:color="B0B8C0"/>
+              <w:start w:val="single" w:sz="4" w:space="0" w:color="B0B8C0"/>
+              <w:bottom w:val="single" w:sz="4" w:space="0" w:color="B0B8C0"/>
+              <w:end w:val="single" w:sz="4" w:space="0" w:color="B0B8C0"/>
+            </w:tcBorders>
+            <w:shd w:fill="FFFFFF" w:val="clear"/>
+          </w:tcPr>
+          <w:p>
+            <w:pPr>
+              <w:pStyle w:val="Normal"/>
+              <w:widowControl w:val="false"/>
+              <w:spacing w:lineRule="auto" w:line="276" w:before="0" w:after="120"/>
+              <w:rPr/>
+            </w:pPr>
+            <w:r>
+              <w:rPr>
+                <w:rFonts w:eastAsia="Times New Roman" w:cs="Times New Roman"/>
+                <w:color w:val="auto"/>
+                <w:sz w:val="18"/>
+              </w:rPr>
+              <w:t xml:space="preserve">3,506</w:t>
+            </w:r>
+          </w:p>
+        </w:tc>
+        <w:tc>
+          <w:tcPr>
+            <w:tcW w:w="2300" w:type="dxa"/>
+            <w:tcBorders>
+              <w:top w:val="single" w:sz="4" w:space="0" w:color="B0B8C0"/>
+              <w:start w:val="single" w:sz="4" w:space="0" w:color="B0B8C0"/>
+              <w:bottom w:val="single" w:sz="4" w:space="0" w:color="B0B8C0"/>
+              <w:end w:val="single" w:sz="4" w:space="0" w:color="B0B8C0"/>
+            </w:tcBorders>
+            <w:shd w:fill="FFFFFF" w:val="clear"/>
+          </w:tcPr>
+          <w:p>
+            <w:pPr>
+              <w:pStyle w:val="Normal"/>
+              <w:widowControl w:val="false"/>
+              <w:spacing w:lineRule="auto" w:line="276" w:before="0" w:after="120"/>
+              <w:rPr/>
+            </w:pPr>
+            <w:r>
+              <w:rPr>
+                <w:rFonts w:eastAsia="Times New Roman" w:cs="Times New Roman"/>
+                <w:color w:val="auto"/>
+                <w:sz w:val="18"/>
+              </w:rPr>
+              <w:t xml:space="preserve">4,359</w:t>
+            </w:r>
+          </w:p>
+        </w:tc>
+      </w:tr>
+      <w:tr>
+        <w:trPr/>
+        <w:tc>
+          <w:tcPr>
+            <w:tcW w:w="2000" w:type="dxa"/>
+            <w:tcBorders>
+              <w:top w:val="single" w:sz="4" w:space="0" w:color="B0B8C0"/>
+              <w:start w:val="single" w:sz="4" w:space="0" w:color="B0B8C0"/>
+              <w:bottom w:val="single" w:sz="4" w:space="0" w:color="B0B8C0"/>
+              <w:end w:val="single" w:sz="4" w:space="0" w:color="B0B8C0"/>
+            </w:tcBorders>
+            <w:shd w:fill="FFFFFF" w:val="clear"/>
+          </w:tcPr>
+          <w:p>
+            <w:pPr>
+              <w:pStyle w:val="Normal"/>
+              <w:widowControl w:val="false"/>
+              <w:spacing w:lineRule="auto" w:line="276" w:before="0" w:after="120"/>
+              <w:rPr/>
+            </w:pPr>
+            <w:r>
+              <w:rPr>
+                <w:rFonts w:eastAsia="Times New Roman" w:cs="Times New Roman"/>
+                <w:color w:val="auto"/>
+                <w:sz w:val="18"/>
+              </w:rPr>
+              <w:t xml:space="preserve">Solo las cuatro líneas</w:t>
+            </w:r>
+          </w:p>
+        </w:tc>
+        <w:tc>
+          <w:tcPr>
+            <w:tcW w:w="2400" w:type="dxa"/>
+            <w:tcBorders>
+              <w:top w:val="single" w:sz="4" w:space="0" w:color="B0B8C0"/>
+              <w:start w:val="single" w:sz="4" w:space="0" w:color="B0B8C0"/>
+              <w:bottom w:val="single" w:sz="4" w:space="0" w:color="B0B8C0"/>
+              <w:end w:val="single" w:sz="4" w:space="0" w:color="B0B8C0"/>
+            </w:tcBorders>
+            <w:shd w:fill="FFFFFF" w:val="clear"/>
+          </w:tcPr>
+          <w:p>
+            <w:pPr>
+              <w:pStyle w:val="Normal"/>
+              <w:widowControl w:val="false"/>
+              <w:spacing w:lineRule="auto" w:line="276" w:before="0" w:after="120"/>
+              <w:rPr/>
+            </w:pPr>
+            <w:r>
+              <w:rPr>
+                <w:rFonts w:eastAsia="Times New Roman" w:cs="Times New Roman"/>
+                <w:color w:val="auto"/>
+                <w:sz w:val="18"/>
+              </w:rPr>
+              <w:t xml:space="preserve">3,783</w:t>
+            </w:r>
+          </w:p>
+        </w:tc>
+        <w:tc>
+          <w:tcPr>
+            <w:tcW w:w="2300" w:type="dxa"/>
+            <w:tcBorders>
+              <w:top w:val="single" w:sz="4" w:space="0" w:color="B0B8C0"/>
+              <w:start w:val="single" w:sz="4" w:space="0" w:color="B0B8C0"/>
+              <w:bottom w:val="single" w:sz="4" w:space="0" w:color="B0B8C0"/>
+              <w:end w:val="single" w:sz="4" w:space="0" w:color="B0B8C0"/>
+            </w:tcBorders>
+            <w:shd w:fill="FFFFFF" w:val="clear"/>
+          </w:tcPr>
+          <w:p>
+            <w:pPr>
+              <w:pStyle w:val="Normal"/>
+              <w:widowControl w:val="false"/>
+              <w:spacing w:lineRule="auto" w:line="276" w:before="0" w:after="120"/>
+              <w:rPr/>
+            </w:pPr>
+            <w:r>
+              <w:rPr>
+                <w:rFonts w:eastAsia="Times New Roman" w:cs="Times New Roman"/>
+                <w:color w:val="auto"/>
+                <w:sz w:val="18"/>
+              </w:rPr>
+              <w:t xml:space="preserve">3,631</w:t>
+            </w:r>
+          </w:p>
+        </w:tc>
+        <w:tc>
+          <w:tcPr>
+            <w:tcW w:w="2300" w:type="dxa"/>
+            <w:tcBorders>
+              <w:top w:val="single" w:sz="4" w:space="0" w:color="B0B8C0"/>
+              <w:start w:val="single" w:sz="4" w:space="0" w:color="B0B8C0"/>
+              <w:bottom w:val="single" w:sz="4" w:space="0" w:color="B0B8C0"/>
+              <w:end w:val="single" w:sz="4" w:space="0" w:color="B0B8C0"/>
+            </w:tcBorders>
+            <w:shd w:fill="FFFFFF" w:val="clear"/>
+          </w:tcPr>
+          <w:p>
+            <w:pPr>
+              <w:pStyle w:val="Normal"/>
+              <w:widowControl w:val="false"/>
+              <w:spacing w:lineRule="auto" w:line="276" w:before="0" w:after="120"/>
+              <w:rPr/>
+            </w:pPr>
+            <w:r>
+              <w:rPr>
+                <w:rFonts w:eastAsia="Times New Roman" w:cs="Times New Roman"/>
+                <w:color w:val="auto"/>
+                <w:sz w:val="18"/>
+              </w:rPr>
+              <w:t xml:space="preserve">3,756</w:t>
+            </w:r>
+          </w:p>
+        </w:tc>
+      </w:tr>
+    </w:tbl>
+    <w:p>
+      <w:pPr>
+        <w:pStyle w:val="Normal"/>
+        <w:spacing w:lineRule="auto" w:line="360"/>
+        <w:ind w:firstLine="709"/>
+        <w:jc w:val="both"/>
+        <w:rPr/>
+      </w:pPr>
+      <w:r>
+        <w:rPr>
+          <w:rFonts w:eastAsia="Times New Roman" w:cs="Times New Roman"/>
+        </w:rPr>
+        <w:t xml:space="preserve">Con las nueve métricas la suma de ramas —la combinación que adopta la propuesta— es la mejor de los seis brazos (3,222), por delante del máximo (3,311) y del disco único (3,367); las líneas solas y la imagen base empatan en el último lugar (3,783). Conviene, sin embargo, leer también la columna sin la eficiencia de fusión: como esa métrica duplica la entropía, y la entropía es donde la suma obtiene su mayor ventaja, al retirarla los seis brazos se comprimen en una banda de 3,444 a 3,631 y la suma desciende al cuarto lugar (3,500), por detrás del máximo y del disco (3,444 cada uno). La lectura prudente es entonces que el banco produce un perfil distinto del disco único —lo que sostiene H7— y que su ventaja en el recuento de nueve métricas se apoya en parte en que la entropía se cuenta dos veces; lo que sí queda firme en todas las composiciones es que el mérito no proviene de la imagen base. Con las diecisiete métricas, en cambio, el orden se invierte: encabeza el máximo (2,932), siguen el disco (3,153) y el promedio (3,179), y la suma desciende al cuarto lugar (3,621), mientras la base queda última (4,359). La dirección del aporte depende, una vez más, del criterio, exactamente como enuncia H2.</w:t>
+      </w:r>
+    </w:p>
+    <w:p>
+      <w:pPr>
+        <w:pStyle w:val="Heading3"/>
+        <w:spacing w:before="180" w:after="100"/>
+        <w:jc w:val="start"/>
+        <w:rPr/>
+      </w:pPr>
+      <w:r>
+        <w:rPr>
+          <w:rFonts w:eastAsia="Times New Roman" w:cs="Times New Roman"/>
+          <w:b/>
+          <w:bCs/>
+          <w:i/>
+          <w:iCs/>
+          <w:color w:val="000000"/>
+          <w:sz w:val="24"/>
+          <w:szCs w:val="24"/>
+        </w:rPr>
+        <w:t xml:space="preserve">5.8.4 Robustez frente al ajuste simétrico de los comparativos</w:t>
+      </w:r>
+    </w:p>
+    <w:p>
+      <w:pPr>
+        <w:pStyle w:val="Normal"/>
+        <w:spacing w:lineRule="auto" w:line="360"/>
+        <w:ind w:firstLine="709"/>
+        <w:jc w:val="both"/>
+        <w:rPr/>
+      </w:pPr>
+      <w:r>
+        <w:rPr>
+          <w:rFonts w:eastAsia="Times New Roman" w:cs="Times New Roman"/>
+        </w:rPr>
+        <w:t xml:space="preserve">El protocolo concede a la propuesta un paso de ajuste de hiperparámetros que no concede a los comparativos, los cuales se ejecutan con sus valores por defecto. Para acotar la ventaja que eso introduce se recalculó el ranking dando a cada método comparativo el mismo tipo de barrido. La Tabla 14 resume los tres escenarios; el de ajustar además la propuesta arroja cifras idénticas al segundo, porque su configuración ya era la óptima bajo este criterio.</w:t>
+      </w:r>
+    </w:p>
+    <w:p>
+      <w:pPr>
+        <w:pStyle w:val="Normal"/>
+        <w:spacing w:lineRule="auto" w:line="276"/>
+        <w:rPr/>
+      </w:pPr>
+      <w:r>
+        <w:rPr>
+          <w:rFonts w:eastAsia="Times New Roman" w:cs="Times New Roman"/>
+          <w:i/>
+          <w:sz w:val="18"/>
+        </w:rPr>
+        <w:t xml:space="preserve">Tabla 14. Rango medio por escenario de ajuste: con los comparativos por defecto, con los comparativos ajustados, y con los comparativos ajustados sobre las diecisiete métricas (menor rango = mejor).</w:t>
+      </w:r>
+    </w:p>
+    <w:tbl>
+      <w:tblPr>
+        <w:tblW w:w="9360" w:type="dxa"/>
+        <w:jc w:val="start"/>
+        <w:tblInd w:w="0" w:type="dxa"/>
+        <w:tblLayout w:type="fixed"/>
+        <w:tblCellMar>
+          <w:top w:w="0" w:type="dxa"/>
+          <w:start w:w="108" w:type="dxa"/>
+          <w:bottom w:w="0" w:type="dxa"/>
+          <w:end w:w="108" w:type="dxa"/>
+        </w:tblCellMar>
+        <w:tblLook w:noHBand="0" w:noVBand="1" w:firstColumn="1" w:lastRow="0" w:lastColumn="0" w:firstRow="1" w:val="04a0"/>
+      </w:tblPr>
+      <w:tblGrid>
+        <w:gridCol w:w="2000"/>
+        <w:gridCol w:w="2400"/>
+        <w:gridCol w:w="2300"/>
+        <w:gridCol w:w="2300"/>
+      </w:tblGrid>
+      <w:tr>
+        <w:trPr/>
+        <w:tc>
+          <w:tcPr>
+            <w:tcW w:w="2000" w:type="dxa"/>
+            <w:tcBorders>
+              <w:top w:val="single" w:sz="4" w:space="0" w:color="B0B8C0"/>
+              <w:start w:val="single" w:sz="4" w:space="0" w:color="B0B8C0"/>
+              <w:bottom w:val="single" w:sz="4" w:space="0" w:color="B0B8C0"/>
+              <w:end w:val="single" w:sz="4" w:space="0" w:color="B0B8C0"/>
+            </w:tcBorders>
+            <w:shd w:fill="1F3B57" w:val="clear"/>
+          </w:tcPr>
+          <w:p>
+            <w:pPr>
+              <w:pStyle w:val="Normal"/>
+              <w:widowControl w:val="false"/>
+              <w:spacing w:lineRule="auto" w:line="276" w:before="0" w:after="120"/>
+              <w:rPr/>
+            </w:pPr>
+            <w:r>
+              <w:rPr>
+                <w:rFonts w:eastAsia="Times New Roman" w:cs="Times New Roman"/>
+                <w:b/>
+                <w:color w:val="FFFFFF"/>
+                <w:sz w:val="18"/>
+              </w:rPr>
+              <w:t xml:space="preserve">Método</w:t>
+            </w:r>
+          </w:p>
+        </w:tc>
+        <w:tc>
+          <w:tcPr>
+            <w:tcW w:w="2400" w:type="dxa"/>
+            <w:tcBorders>
+              <w:top w:val="single" w:sz="4" w:space="0" w:color="B0B8C0"/>
+              <w:start w:val="single" w:sz="4" w:space="0" w:color="B0B8C0"/>
+              <w:bottom w:val="single" w:sz="4" w:space="0" w:color="B0B8C0"/>
+              <w:end w:val="single" w:sz="4" w:space="0" w:color="B0B8C0"/>
+            </w:tcBorders>
+            <w:shd w:fill="1F3B57" w:val="clear"/>
+          </w:tcPr>
+          <w:p>
+            <w:pPr>
+              <w:pStyle w:val="Normal"/>
+              <w:widowControl w:val="false"/>
+              <w:spacing w:lineRule="auto" w:line="276" w:before="0" w:after="120"/>
+              <w:rPr/>
+            </w:pPr>
+            <w:r>
+              <w:rPr>
+                <w:rFonts w:eastAsia="Times New Roman" w:cs="Times New Roman"/>
+                <w:b/>
+                <w:color w:val="FFFFFF"/>
+                <w:sz w:val="18"/>
+              </w:rPr>
+              <w:t xml:space="preserve">A: todos por defecto ↓</w:t>
+            </w:r>
+          </w:p>
+        </w:tc>
+        <w:tc>
+          <w:tcPr>
+            <w:tcW w:w="2300" w:type="dxa"/>
+            <w:tcBorders>
+              <w:top w:val="single" w:sz="4" w:space="0" w:color="B0B8C0"/>
+              <w:start w:val="single" w:sz="4" w:space="0" w:color="B0B8C0"/>
+              <w:bottom w:val="single" w:sz="4" w:space="0" w:color="B0B8C0"/>
+              <w:end w:val="single" w:sz="4" w:space="0" w:color="B0B8C0"/>
+            </w:tcBorders>
+            <w:shd w:fill="1F3B57" w:val="clear"/>
+          </w:tcPr>
+          <w:p>
+            <w:pPr>
+              <w:pStyle w:val="Normal"/>
+              <w:widowControl w:val="false"/>
+              <w:spacing w:lineRule="auto" w:line="276" w:before="0" w:after="120"/>
+              <w:rPr/>
+            </w:pPr>
+            <w:r>
+              <w:rPr>
+                <w:rFonts w:eastAsia="Times New Roman" w:cs="Times New Roman"/>
+                <w:b/>
+                <w:color w:val="FFFFFF"/>
+                <w:sz w:val="18"/>
+              </w:rPr>
+              <w:t xml:space="preserve">B: comparativos ajustados ↓</w:t>
+            </w:r>
+          </w:p>
+        </w:tc>
+        <w:tc>
+          <w:tcPr>
+            <w:tcW w:w="2300" w:type="dxa"/>
+            <w:tcBorders>
+              <w:top w:val="single" w:sz="4" w:space="0" w:color="B0B8C0"/>
+              <w:start w:val="single" w:sz="4" w:space="0" w:color="B0B8C0"/>
+              <w:bottom w:val="single" w:sz="4" w:space="0" w:color="B0B8C0"/>
+              <w:end w:val="single" w:sz="4" w:space="0" w:color="B0B8C0"/>
+            </w:tcBorders>
+            <w:shd w:fill="1F3B57" w:val="clear"/>
+          </w:tcPr>
+          <w:p>
+            <w:pPr>
+              <w:pStyle w:val="Normal"/>
+              <w:widowControl w:val="false"/>
+              <w:spacing w:lineRule="auto" w:line="276" w:before="0" w:after="120"/>
+              <w:rPr/>
+            </w:pPr>
+            <w:r>
+              <w:rPr>
+                <w:rFonts w:eastAsia="Times New Roman" w:cs="Times New Roman"/>
+                <w:b/>
+                <w:color w:val="FFFFFF"/>
+                <w:sz w:val="18"/>
+              </w:rPr>
+              <w:t xml:space="preserve">C: con 17 métricas ↓</w:t>
+            </w:r>
+          </w:p>
+        </w:tc>
+      </w:tr>
+      <w:tr>
+        <w:trPr/>
+        <w:tc>
+          <w:tcPr>
+            <w:tcW w:w="2000" w:type="dxa"/>
+            <w:tcBorders>
+              <w:top w:val="single" w:sz="4" w:space="0" w:color="B0B8C0"/>
+              <w:start w:val="single" w:sz="4" w:space="0" w:color="B0B8C0"/>
+              <w:bottom w:val="single" w:sz="4" w:space="0" w:color="B0B8C0"/>
+              <w:end w:val="single" w:sz="4" w:space="0" w:color="B0B8C0"/>
+            </w:tcBorders>
+            <w:shd w:fill="FFFFFF" w:val="clear"/>
+          </w:tcPr>
+          <w:p>
+            <w:pPr>
+              <w:pStyle w:val="Normal"/>
+              <w:widowControl w:val="false"/>
+              <w:spacing w:lineRule="auto" w:line="276" w:before="0" w:after="120"/>
+              <w:rPr/>
+            </w:pPr>
+            <w:r>
+              <w:rPr>
+                <w:rFonts w:eastAsia="Times New Roman" w:cs="Times New Roman"/>
+                <w:color w:val="auto"/>
+                <w:sz w:val="18"/>
+              </w:rPr>
+              <w:t xml:space="preserve">Propuesta Novedosa</w:t>
+            </w:r>
+          </w:p>
+        </w:tc>
+        <w:tc>
+          <w:tcPr>
+            <w:tcW w:w="2400" w:type="dxa"/>
+            <w:tcBorders>
+              <w:top w:val="single" w:sz="4" w:space="0" w:color="B0B8C0"/>
+              <w:start w:val="single" w:sz="4" w:space="0" w:color="B0B8C0"/>
+              <w:bottom w:val="single" w:sz="4" w:space="0" w:color="B0B8C0"/>
+              <w:end w:val="single" w:sz="4" w:space="0" w:color="B0B8C0"/>
+            </w:tcBorders>
+            <w:shd w:fill="FFFFFF" w:val="clear"/>
+          </w:tcPr>
+          <w:p>
+            <w:pPr>
+              <w:pStyle w:val="Normal"/>
+              <w:widowControl w:val="false"/>
+              <w:spacing w:lineRule="auto" w:line="276" w:before="0" w:after="120"/>
+              <w:rPr/>
+            </w:pPr>
+            <w:r>
+              <w:rPr>
+                <w:rFonts w:eastAsia="Times New Roman" w:cs="Times New Roman"/>
+                <w:color w:val="auto"/>
+                <w:sz w:val="18"/>
+              </w:rPr>
+              <w:t xml:space="preserve">3,394</w:t>
+            </w:r>
+          </w:p>
+        </w:tc>
+        <w:tc>
+          <w:tcPr>
+            <w:tcW w:w="2300" w:type="dxa"/>
+            <w:tcBorders>
+              <w:top w:val="single" w:sz="4" w:space="0" w:color="B0B8C0"/>
+              <w:start w:val="single" w:sz="4" w:space="0" w:color="B0B8C0"/>
+              <w:bottom w:val="single" w:sz="4" w:space="0" w:color="B0B8C0"/>
+              <w:end w:val="single" w:sz="4" w:space="0" w:color="B0B8C0"/>
+            </w:tcBorders>
+            <w:shd w:fill="FFFFFF" w:val="clear"/>
+          </w:tcPr>
+          <w:p>
+            <w:pPr>
+              <w:pStyle w:val="Normal"/>
+              <w:widowControl w:val="false"/>
+              <w:spacing w:lineRule="auto" w:line="276" w:before="0" w:after="120"/>
+              <w:rPr/>
+            </w:pPr>
+            <w:r>
+              <w:rPr>
+                <w:rFonts w:eastAsia="Times New Roman" w:cs="Times New Roman"/>
+                <w:color w:val="auto"/>
+                <w:sz w:val="18"/>
+              </w:rPr>
+              <w:t xml:space="preserve">3,583</w:t>
+            </w:r>
+          </w:p>
+        </w:tc>
+        <w:tc>
+          <w:tcPr>
+            <w:tcW w:w="2300" w:type="dxa"/>
+            <w:tcBorders>
+              <w:top w:val="single" w:sz="4" w:space="0" w:color="B0B8C0"/>
+              <w:start w:val="single" w:sz="4" w:space="0" w:color="B0B8C0"/>
+              <w:bottom w:val="single" w:sz="4" w:space="0" w:color="B0B8C0"/>
+              <w:end w:val="single" w:sz="4" w:space="0" w:color="B0B8C0"/>
+            </w:tcBorders>
+            <w:shd w:fill="FFFFFF" w:val="clear"/>
+          </w:tcPr>
+          <w:p>
+            <w:pPr>
+              <w:pStyle w:val="Normal"/>
+              <w:widowControl w:val="false"/>
+              <w:spacing w:lineRule="auto" w:line="276" w:before="0" w:after="120"/>
+              <w:rPr/>
+            </w:pPr>
+            <w:r>
+              <w:rPr>
+                <w:rFonts w:eastAsia="Times New Roman" w:cs="Times New Roman"/>
+                <w:color w:val="auto"/>
+                <w:sz w:val="18"/>
+              </w:rPr>
+              <w:t xml:space="preserve">3,821</w:t>
+            </w:r>
+          </w:p>
+        </w:tc>
+      </w:tr>
+      <w:tr>
+        <w:trPr/>
+        <w:tc>
+          <w:tcPr>
+            <w:tcW w:w="2000" w:type="dxa"/>
+            <w:tcBorders>
+              <w:top w:val="single" w:sz="4" w:space="0" w:color="B0B8C0"/>
+              <w:start w:val="single" w:sz="4" w:space="0" w:color="B0B8C0"/>
+              <w:bottom w:val="single" w:sz="4" w:space="0" w:color="B0B8C0"/>
+              <w:end w:val="single" w:sz="4" w:space="0" w:color="B0B8C0"/>
+            </w:tcBorders>
+            <w:shd w:fill="FFFFFF" w:val="clear"/>
+          </w:tcPr>
+          <w:p>
+            <w:pPr>
+              <w:pStyle w:val="Normal"/>
+              <w:widowControl w:val="false"/>
+              <w:spacing w:lineRule="auto" w:line="276" w:before="0" w:after="120"/>
+              <w:rPr/>
+            </w:pPr>
+            <w:r>
+              <w:rPr>
+                <w:rFonts w:eastAsia="Times New Roman" w:cs="Times New Roman"/>
+                <w:color w:val="auto"/>
+                <w:sz w:val="18"/>
+              </w:rPr>
+              <w:t xml:space="preserve">Pirámide de Laplace (LP)</w:t>
+            </w:r>
+          </w:p>
+        </w:tc>
+        <w:tc>
+          <w:tcPr>
+            <w:tcW w:w="2400" w:type="dxa"/>
+            <w:tcBorders>
+              <w:top w:val="single" w:sz="4" w:space="0" w:color="B0B8C0"/>
+              <w:start w:val="single" w:sz="4" w:space="0" w:color="B0B8C0"/>
+              <w:bottom w:val="single" w:sz="4" w:space="0" w:color="B0B8C0"/>
+              <w:end w:val="single" w:sz="4" w:space="0" w:color="B0B8C0"/>
+            </w:tcBorders>
+            <w:shd w:fill="FFFFFF" w:val="clear"/>
+          </w:tcPr>
+          <w:p>
+            <w:pPr>
+              <w:pStyle w:val="Normal"/>
+              <w:widowControl w:val="false"/>
+              <w:spacing w:lineRule="auto" w:line="276" w:before="0" w:after="120"/>
+              <w:rPr/>
+            </w:pPr>
+            <w:r>
+              <w:rPr>
+                <w:rFonts w:eastAsia="Times New Roman" w:cs="Times New Roman"/>
+                <w:color w:val="auto"/>
+                <w:sz w:val="18"/>
+              </w:rPr>
+              <w:t xml:space="preserve">3,911</w:t>
+            </w:r>
+          </w:p>
+        </w:tc>
+        <w:tc>
+          <w:tcPr>
+            <w:tcW w:w="2300" w:type="dxa"/>
+            <w:tcBorders>
+              <w:top w:val="single" w:sz="4" w:space="0" w:color="B0B8C0"/>
+              <w:start w:val="single" w:sz="4" w:space="0" w:color="B0B8C0"/>
+              <w:bottom w:val="single" w:sz="4" w:space="0" w:color="B0B8C0"/>
+              <w:end w:val="single" w:sz="4" w:space="0" w:color="B0B8C0"/>
+            </w:tcBorders>
+            <w:shd w:fill="FFFFFF" w:val="clear"/>
+          </w:tcPr>
+          <w:p>
+            <w:pPr>
+              <w:pStyle w:val="Normal"/>
+              <w:widowControl w:val="false"/>
+              <w:spacing w:lineRule="auto" w:line="276" w:before="0" w:after="120"/>
+              <w:rPr/>
+            </w:pPr>
+            <w:r>
+              <w:rPr>
+                <w:rFonts w:eastAsia="Times New Roman" w:cs="Times New Roman"/>
+                <w:color w:val="auto"/>
+                <w:sz w:val="18"/>
+              </w:rPr>
+              <w:t xml:space="preserve">4,028</w:t>
+            </w:r>
+          </w:p>
+        </w:tc>
+        <w:tc>
+          <w:tcPr>
+            <w:tcW w:w="2300" w:type="dxa"/>
+            <w:tcBorders>
+              <w:top w:val="single" w:sz="4" w:space="0" w:color="B0B8C0"/>
+              <w:start w:val="single" w:sz="4" w:space="0" w:color="B0B8C0"/>
+              <w:bottom w:val="single" w:sz="4" w:space="0" w:color="B0B8C0"/>
+              <w:end w:val="single" w:sz="4" w:space="0" w:color="B0B8C0"/>
+            </w:tcBorders>
+            <w:shd w:fill="FFFFFF" w:val="clear"/>
+          </w:tcPr>
+          <w:p>
+            <w:pPr>
+              <w:pStyle w:val="Normal"/>
+              <w:widowControl w:val="false"/>
+              <w:spacing w:lineRule="auto" w:line="276" w:before="0" w:after="120"/>
+              <w:rPr/>
+            </w:pPr>
+            <w:r>
+              <w:rPr>
+                <w:rFonts w:eastAsia="Times New Roman" w:cs="Times New Roman"/>
+                <w:color w:val="auto"/>
+                <w:sz w:val="18"/>
+              </w:rPr>
+              <w:t xml:space="preserve">3,141</w:t>
+            </w:r>
+          </w:p>
+        </w:tc>
+      </w:tr>
+      <w:tr>
+        <w:trPr/>
+        <w:tc>
+          <w:tcPr>
+            <w:tcW w:w="2000" w:type="dxa"/>
+            <w:tcBorders>
+              <w:top w:val="single" w:sz="4" w:space="0" w:color="B0B8C0"/>
+              <w:start w:val="single" w:sz="4" w:space="0" w:color="B0B8C0"/>
+              <w:bottom w:val="single" w:sz="4" w:space="0" w:color="B0B8C0"/>
+              <w:end w:val="single" w:sz="4" w:space="0" w:color="B0B8C0"/>
+            </w:tcBorders>
+            <w:shd w:fill="FFFFFF" w:val="clear"/>
+          </w:tcPr>
+          <w:p>
+            <w:pPr>
+              <w:pStyle w:val="Normal"/>
+              <w:widowControl w:val="false"/>
+              <w:spacing w:lineRule="auto" w:line="276" w:before="0" w:after="120"/>
+              <w:rPr/>
+            </w:pPr>
+            <w:r>
+              <w:rPr>
+                <w:rFonts w:eastAsia="Times New Roman" w:cs="Times New Roman"/>
+                <w:color w:val="auto"/>
+                <w:sz w:val="18"/>
+              </w:rPr>
+              <w:t xml:space="preserve">Top-Hat clásico</w:t>
+            </w:r>
+          </w:p>
+        </w:tc>
+        <w:tc>
+          <w:tcPr>
+            <w:tcW w:w="2400" w:type="dxa"/>
+            <w:tcBorders>
+              <w:top w:val="single" w:sz="4" w:space="0" w:color="B0B8C0"/>
+              <w:start w:val="single" w:sz="4" w:space="0" w:color="B0B8C0"/>
+              <w:bottom w:val="single" w:sz="4" w:space="0" w:color="B0B8C0"/>
+              <w:end w:val="single" w:sz="4" w:space="0" w:color="B0B8C0"/>
+            </w:tcBorders>
+            <w:shd w:fill="FFFFFF" w:val="clear"/>
+          </w:tcPr>
+          <w:p>
+            <w:pPr>
+              <w:pStyle w:val="Normal"/>
+              <w:widowControl w:val="false"/>
+              <w:spacing w:lineRule="auto" w:line="276" w:before="0" w:after="120"/>
+              <w:rPr/>
+            </w:pPr>
+            <w:r>
+              <w:rPr>
+                <w:rFonts w:eastAsia="Times New Roman" w:cs="Times New Roman"/>
+                <w:color w:val="auto"/>
+                <w:sz w:val="18"/>
+              </w:rPr>
+              <w:t xml:space="preserve">3,944</w:t>
+            </w:r>
+          </w:p>
+        </w:tc>
+        <w:tc>
+          <w:tcPr>
+            <w:tcW w:w="2300" w:type="dxa"/>
+            <w:tcBorders>
+              <w:top w:val="single" w:sz="4" w:space="0" w:color="B0B8C0"/>
+              <w:start w:val="single" w:sz="4" w:space="0" w:color="B0B8C0"/>
+              <w:bottom w:val="single" w:sz="4" w:space="0" w:color="B0B8C0"/>
+              <w:end w:val="single" w:sz="4" w:space="0" w:color="B0B8C0"/>
+            </w:tcBorders>
+            <w:shd w:fill="FFFFFF" w:val="clear"/>
+          </w:tcPr>
+          <w:p>
+            <w:pPr>
+              <w:pStyle w:val="Normal"/>
+              <w:widowControl w:val="false"/>
+              <w:spacing w:lineRule="auto" w:line="276" w:before="0" w:after="120"/>
+              <w:rPr/>
+            </w:pPr>
+            <w:r>
+              <w:rPr>
+                <w:rFonts w:eastAsia="Times New Roman" w:cs="Times New Roman"/>
+                <w:color w:val="auto"/>
+                <w:sz w:val="18"/>
+              </w:rPr>
+              <w:t xml:space="preserve">3,522</w:t>
+            </w:r>
+          </w:p>
+        </w:tc>
+        <w:tc>
+          <w:tcPr>
+            <w:tcW w:w="2300" w:type="dxa"/>
+            <w:tcBorders>
+              <w:top w:val="single" w:sz="4" w:space="0" w:color="B0B8C0"/>
+              <w:start w:val="single" w:sz="4" w:space="0" w:color="B0B8C0"/>
+              <w:bottom w:val="single" w:sz="4" w:space="0" w:color="B0B8C0"/>
+              <w:end w:val="single" w:sz="4" w:space="0" w:color="B0B8C0"/>
+            </w:tcBorders>
+            <w:shd w:fill="FFFFFF" w:val="clear"/>
+          </w:tcPr>
+          <w:p>
+            <w:pPr>
+              <w:pStyle w:val="Normal"/>
+              <w:widowControl w:val="false"/>
+              <w:spacing w:lineRule="auto" w:line="276" w:before="0" w:after="120"/>
+              <w:rPr/>
+            </w:pPr>
+            <w:r>
+              <w:rPr>
+                <w:rFonts w:eastAsia="Times New Roman" w:cs="Times New Roman"/>
+                <w:color w:val="auto"/>
+                <w:sz w:val="18"/>
+              </w:rPr>
+              <w:t xml:space="preserve">4,541</w:t>
+            </w:r>
+          </w:p>
+        </w:tc>
+      </w:tr>
+      <w:tr>
+        <w:trPr/>
+        <w:tc>
+          <w:tcPr>
+            <w:tcW w:w="2000" w:type="dxa"/>
+            <w:tcBorders>
+              <w:top w:val="single" w:sz="4" w:space="0" w:color="B0B8C0"/>
+              <w:start w:val="single" w:sz="4" w:space="0" w:color="B0B8C0"/>
+              <w:bottom w:val="single" w:sz="4" w:space="0" w:color="B0B8C0"/>
+              <w:end w:val="single" w:sz="4" w:space="0" w:color="B0B8C0"/>
+            </w:tcBorders>
+            <w:shd w:fill="FFFFFF" w:val="clear"/>
+          </w:tcPr>
+          <w:p>
+            <w:pPr>
+              <w:pStyle w:val="Normal"/>
+              <w:widowControl w:val="false"/>
+              <w:spacing w:lineRule="auto" w:line="276" w:before="0" w:after="120"/>
+              <w:rPr/>
+            </w:pPr>
+            <w:r>
+              <w:rPr>
+                <w:rFonts w:eastAsia="Times New Roman" w:cs="Times New Roman"/>
+                <w:color w:val="auto"/>
+                <w:sz w:val="18"/>
+              </w:rPr>
+              <w:t xml:space="preserve">Ratio Pyramid (RP)</w:t>
+            </w:r>
+          </w:p>
+        </w:tc>
+        <w:tc>
+          <w:tcPr>
+            <w:tcW w:w="2400" w:type="dxa"/>
+            <w:tcBorders>
+              <w:top w:val="single" w:sz="4" w:space="0" w:color="B0B8C0"/>
+              <w:start w:val="single" w:sz="4" w:space="0" w:color="B0B8C0"/>
+              <w:bottom w:val="single" w:sz="4" w:space="0" w:color="B0B8C0"/>
+              <w:end w:val="single" w:sz="4" w:space="0" w:color="B0B8C0"/>
+            </w:tcBorders>
+            <w:shd w:fill="FFFFFF" w:val="clear"/>
+          </w:tcPr>
+          <w:p>
+            <w:pPr>
+              <w:pStyle w:val="Normal"/>
+              <w:widowControl w:val="false"/>
+              <w:spacing w:lineRule="auto" w:line="276" w:before="0" w:after="120"/>
+              <w:rPr/>
+            </w:pPr>
+            <w:r>
+              <w:rPr>
+                <w:rFonts w:eastAsia="Times New Roman" w:cs="Times New Roman"/>
+                <w:color w:val="auto"/>
+                <w:sz w:val="18"/>
+              </w:rPr>
+              <w:t xml:space="preserve">3,983</w:t>
+            </w:r>
+          </w:p>
+        </w:tc>
+        <w:tc>
+          <w:tcPr>
+            <w:tcW w:w="2300" w:type="dxa"/>
+            <w:tcBorders>
+              <w:top w:val="single" w:sz="4" w:space="0" w:color="B0B8C0"/>
+              <w:start w:val="single" w:sz="4" w:space="0" w:color="B0B8C0"/>
+              <w:bottom w:val="single" w:sz="4" w:space="0" w:color="B0B8C0"/>
+              <w:end w:val="single" w:sz="4" w:space="0" w:color="B0B8C0"/>
+            </w:tcBorders>
+            <w:shd w:fill="FFFFFF" w:val="clear"/>
+          </w:tcPr>
+          <w:p>
+            <w:pPr>
+              <w:pStyle w:val="Normal"/>
+              <w:widowControl w:val="false"/>
+              <w:spacing w:lineRule="auto" w:line="276" w:before="0" w:after="120"/>
+              <w:rPr/>
+            </w:pPr>
+            <w:r>
+              <w:rPr>
+                <w:rFonts w:eastAsia="Times New Roman" w:cs="Times New Roman"/>
+                <w:color w:val="auto"/>
+                <w:sz w:val="18"/>
+              </w:rPr>
+              <w:t xml:space="preserve">3,772</w:t>
+            </w:r>
+          </w:p>
+        </w:tc>
+        <w:tc>
+          <w:tcPr>
+            <w:tcW w:w="2300" w:type="dxa"/>
+            <w:tcBorders>
+              <w:top w:val="single" w:sz="4" w:space="0" w:color="B0B8C0"/>
+              <w:start w:val="single" w:sz="4" w:space="0" w:color="B0B8C0"/>
+              <w:bottom w:val="single" w:sz="4" w:space="0" w:color="B0B8C0"/>
+              <w:end w:val="single" w:sz="4" w:space="0" w:color="B0B8C0"/>
+            </w:tcBorders>
+            <w:shd w:fill="FFFFFF" w:val="clear"/>
+          </w:tcPr>
+          <w:p>
+            <w:pPr>
+              <w:pStyle w:val="Normal"/>
+              <w:widowControl w:val="false"/>
+              <w:spacing w:lineRule="auto" w:line="276" w:before="0" w:after="120"/>
+              <w:rPr/>
+            </w:pPr>
+            <w:r>
+              <w:rPr>
+                <w:rFonts w:eastAsia="Times New Roman" w:cs="Times New Roman"/>
+                <w:color w:val="auto"/>
+                <w:sz w:val="18"/>
+              </w:rPr>
+              <w:t xml:space="preserve">3,924</w:t>
+            </w:r>
+          </w:p>
+        </w:tc>
+      </w:tr>
+      <w:tr>
+        <w:trPr/>
+        <w:tc>
+          <w:tcPr>
+            <w:tcW w:w="2000" w:type="dxa"/>
+            <w:tcBorders>
+              <w:top w:val="single" w:sz="4" w:space="0" w:color="B0B8C0"/>
+              <w:start w:val="single" w:sz="4" w:space="0" w:color="B0B8C0"/>
+              <w:bottom w:val="single" w:sz="4" w:space="0" w:color="B0B8C0"/>
+              <w:end w:val="single" w:sz="4" w:space="0" w:color="B0B8C0"/>
+            </w:tcBorders>
+            <w:shd w:fill="FFFFFF" w:val="clear"/>
+          </w:tcPr>
+          <w:p>
+            <w:pPr>
+              <w:pStyle w:val="Normal"/>
+              <w:widowControl w:val="false"/>
+              <w:spacing w:lineRule="auto" w:line="276" w:before="0" w:after="120"/>
+              <w:rPr/>
+            </w:pPr>
+            <w:r>
+              <w:rPr>
+                <w:rFonts w:eastAsia="Times New Roman" w:cs="Times New Roman"/>
+                <w:color w:val="auto"/>
+                <w:sz w:val="18"/>
+              </w:rPr>
+              <w:t xml:space="preserve">DTCWT</w:t>
+            </w:r>
+          </w:p>
+        </w:tc>
+        <w:tc>
+          <w:tcPr>
+            <w:tcW w:w="2400" w:type="dxa"/>
+            <w:tcBorders>
+              <w:top w:val="single" w:sz="4" w:space="0" w:color="B0B8C0"/>
+              <w:start w:val="single" w:sz="4" w:space="0" w:color="B0B8C0"/>
+              <w:bottom w:val="single" w:sz="4" w:space="0" w:color="B0B8C0"/>
+              <w:end w:val="single" w:sz="4" w:space="0" w:color="B0B8C0"/>
+            </w:tcBorders>
+            <w:shd w:fill="FFFFFF" w:val="clear"/>
+          </w:tcPr>
+          <w:p>
+            <w:pPr>
+              <w:pStyle w:val="Normal"/>
+              <w:widowControl w:val="false"/>
+              <w:spacing w:lineRule="auto" w:line="276" w:before="0" w:after="120"/>
+              <w:rPr/>
+            </w:pPr>
+            <w:r>
+              <w:rPr>
+                <w:rFonts w:eastAsia="Times New Roman" w:cs="Times New Roman"/>
+                <w:color w:val="auto"/>
+                <w:sz w:val="18"/>
+              </w:rPr>
+              <w:t xml:space="preserve">4,111</w:t>
+            </w:r>
+          </w:p>
+        </w:tc>
+        <w:tc>
+          <w:tcPr>
+            <w:tcW w:w="2300" w:type="dxa"/>
+            <w:tcBorders>
+              <w:top w:val="single" w:sz="4" w:space="0" w:color="B0B8C0"/>
+              <w:start w:val="single" w:sz="4" w:space="0" w:color="B0B8C0"/>
+              <w:bottom w:val="single" w:sz="4" w:space="0" w:color="B0B8C0"/>
+              <w:end w:val="single" w:sz="4" w:space="0" w:color="B0B8C0"/>
+            </w:tcBorders>
+            <w:shd w:fill="FFFFFF" w:val="clear"/>
+          </w:tcPr>
+          <w:p>
+            <w:pPr>
+              <w:pStyle w:val="Normal"/>
+              <w:widowControl w:val="false"/>
+              <w:spacing w:lineRule="auto" w:line="276" w:before="0" w:after="120"/>
+              <w:rPr/>
+            </w:pPr>
+            <w:r>
+              <w:rPr>
+                <w:rFonts w:eastAsia="Times New Roman" w:cs="Times New Roman"/>
+                <w:color w:val="auto"/>
+                <w:sz w:val="18"/>
+              </w:rPr>
+              <w:t xml:space="preserve">4,211</w:t>
+            </w:r>
+          </w:p>
+        </w:tc>
+        <w:tc>
+          <w:tcPr>
+            <w:tcW w:w="2300" w:type="dxa"/>
+            <w:tcBorders>
+              <w:top w:val="single" w:sz="4" w:space="0" w:color="B0B8C0"/>
+              <w:start w:val="single" w:sz="4" w:space="0" w:color="B0B8C0"/>
+              <w:bottom w:val="single" w:sz="4" w:space="0" w:color="B0B8C0"/>
+              <w:end w:val="single" w:sz="4" w:space="0" w:color="B0B8C0"/>
+            </w:tcBorders>
+            <w:shd w:fill="FFFFFF" w:val="clear"/>
+          </w:tcPr>
+          <w:p>
+            <w:pPr>
+              <w:pStyle w:val="Normal"/>
+              <w:widowControl w:val="false"/>
+              <w:spacing w:lineRule="auto" w:line="276" w:before="0" w:after="120"/>
+              <w:rPr/>
+            </w:pPr>
+            <w:r>
+              <w:rPr>
+                <w:rFonts w:eastAsia="Times New Roman" w:cs="Times New Roman"/>
+                <w:color w:val="auto"/>
+                <w:sz w:val="18"/>
+              </w:rPr>
+              <w:t xml:space="preserve">3,362</w:t>
+            </w:r>
+          </w:p>
+        </w:tc>
+      </w:tr>
+      <w:tr>
+        <w:trPr/>
+        <w:tc>
+          <w:tcPr>
+            <w:tcW w:w="2000" w:type="dxa"/>
+            <w:tcBorders>
+              <w:top w:val="single" w:sz="4" w:space="0" w:color="B0B8C0"/>
+              <w:start w:val="single" w:sz="4" w:space="0" w:color="B0B8C0"/>
+              <w:bottom w:val="single" w:sz="4" w:space="0" w:color="B0B8C0"/>
+              <w:end w:val="single" w:sz="4" w:space="0" w:color="B0B8C0"/>
+            </w:tcBorders>
+            <w:shd w:fill="FFFFFF" w:val="clear"/>
+          </w:tcPr>
+          <w:p>
+            <w:pPr>
+              <w:pStyle w:val="Normal"/>
+              <w:widowControl w:val="false"/>
+              <w:spacing w:lineRule="auto" w:line="276" w:before="0" w:after="120"/>
+              <w:rPr/>
+            </w:pPr>
+            <w:r>
+              <w:rPr>
+                <w:rFonts w:eastAsia="Times New Roman" w:cs="Times New Roman"/>
+                <w:color w:val="auto"/>
+                <w:sz w:val="18"/>
+              </w:rPr>
+              <w:t xml:space="preserve">Wavelet discreta (DWT)</w:t>
+            </w:r>
+          </w:p>
+        </w:tc>
+        <w:tc>
+          <w:tcPr>
+            <w:tcW w:w="2400" w:type="dxa"/>
+            <w:tcBorders>
+              <w:top w:val="single" w:sz="4" w:space="0" w:color="B0B8C0"/>
+              <w:start w:val="single" w:sz="4" w:space="0" w:color="B0B8C0"/>
+              <w:bottom w:val="single" w:sz="4" w:space="0" w:color="B0B8C0"/>
+              <w:end w:val="single" w:sz="4" w:space="0" w:color="B0B8C0"/>
+            </w:tcBorders>
+            <w:shd w:fill="FFFFFF" w:val="clear"/>
+          </w:tcPr>
+          <w:p>
+            <w:pPr>
+              <w:pStyle w:val="Normal"/>
+              <w:widowControl w:val="false"/>
+              <w:spacing w:lineRule="auto" w:line="276" w:before="0" w:after="120"/>
+              <w:rPr/>
+            </w:pPr>
+            <w:r>
+              <w:rPr>
+                <w:rFonts w:eastAsia="Times New Roman" w:cs="Times New Roman"/>
+                <w:color w:val="auto"/>
+                <w:sz w:val="18"/>
+              </w:rPr>
+              <w:t xml:space="preserve">4,211</w:t>
+            </w:r>
+          </w:p>
+        </w:tc>
+        <w:tc>
+          <w:tcPr>
+            <w:tcW w:w="2300" w:type="dxa"/>
+            <w:tcBorders>
+              <w:top w:val="single" w:sz="4" w:space="0" w:color="B0B8C0"/>
+              <w:start w:val="single" w:sz="4" w:space="0" w:color="B0B8C0"/>
+              <w:bottom w:val="single" w:sz="4" w:space="0" w:color="B0B8C0"/>
+              <w:end w:val="single" w:sz="4" w:space="0" w:color="B0B8C0"/>
+            </w:tcBorders>
+            <w:shd w:fill="FFFFFF" w:val="clear"/>
+          </w:tcPr>
+          <w:p>
+            <w:pPr>
+              <w:pStyle w:val="Normal"/>
+              <w:widowControl w:val="false"/>
+              <w:spacing w:lineRule="auto" w:line="276" w:before="0" w:after="120"/>
+              <w:rPr/>
+            </w:pPr>
+            <w:r>
+              <w:rPr>
+                <w:rFonts w:eastAsia="Times New Roman" w:cs="Times New Roman"/>
+                <w:color w:val="auto"/>
+                <w:sz w:val="18"/>
+              </w:rPr>
+              <w:t xml:space="preserve">4,167</w:t>
+            </w:r>
+          </w:p>
+        </w:tc>
+        <w:tc>
+          <w:tcPr>
+            <w:tcW w:w="2300" w:type="dxa"/>
+            <w:tcBorders>
+              <w:top w:val="single" w:sz="4" w:space="0" w:color="B0B8C0"/>
+              <w:start w:val="single" w:sz="4" w:space="0" w:color="B0B8C0"/>
+              <w:bottom w:val="single" w:sz="4" w:space="0" w:color="B0B8C0"/>
+              <w:end w:val="single" w:sz="4" w:space="0" w:color="B0B8C0"/>
+            </w:tcBorders>
+            <w:shd w:fill="FFFFFF" w:val="clear"/>
+          </w:tcPr>
+          <w:p>
+            <w:pPr>
+              <w:pStyle w:val="Normal"/>
+              <w:widowControl w:val="false"/>
+              <w:spacing w:lineRule="auto" w:line="276" w:before="0" w:after="120"/>
+              <w:rPr/>
+            </w:pPr>
+            <w:r>
+              <w:rPr>
+                <w:rFonts w:eastAsia="Times New Roman" w:cs="Times New Roman"/>
+                <w:color w:val="auto"/>
+                <w:sz w:val="18"/>
+              </w:rPr>
+              <w:t xml:space="preserve">4,574</w:t>
+            </w:r>
+          </w:p>
+        </w:tc>
+      </w:tr>
+      <w:tr>
+        <w:trPr/>
+        <w:tc>
+          <w:tcPr>
+            <w:tcW w:w="2000" w:type="dxa"/>
+            <w:tcBorders>
+              <w:top w:val="single" w:sz="4" w:space="0" w:color="B0B8C0"/>
+              <w:start w:val="single" w:sz="4" w:space="0" w:color="B0B8C0"/>
+              <w:bottom w:val="single" w:sz="4" w:space="0" w:color="B0B8C0"/>
+              <w:end w:val="single" w:sz="4" w:space="0" w:color="B0B8C0"/>
+            </w:tcBorders>
+            <w:shd w:fill="FFFFFF" w:val="clear"/>
+          </w:tcPr>
+          <w:p>
+            <w:pPr>
+              <w:pStyle w:val="Normal"/>
+              <w:widowControl w:val="false"/>
+              <w:spacing w:lineRule="auto" w:line="276" w:before="0" w:after="120"/>
+              <w:rPr/>
+            </w:pPr>
+            <w:r>
+              <w:rPr>
+                <w:rFonts w:eastAsia="Times New Roman" w:cs="Times New Roman"/>
+                <w:color w:val="auto"/>
+                <w:sz w:val="18"/>
+              </w:rPr>
+              <w:t xml:space="preserve">Curvelet (CVT)</w:t>
+            </w:r>
+          </w:p>
+        </w:tc>
+        <w:tc>
+          <w:tcPr>
+            <w:tcW w:w="2400" w:type="dxa"/>
+            <w:tcBorders>
+              <w:top w:val="single" w:sz="4" w:space="0" w:color="B0B8C0"/>
+              <w:start w:val="single" w:sz="4" w:space="0" w:color="B0B8C0"/>
+              <w:bottom w:val="single" w:sz="4" w:space="0" w:color="B0B8C0"/>
+              <w:end w:val="single" w:sz="4" w:space="0" w:color="B0B8C0"/>
+            </w:tcBorders>
+            <w:shd w:fill="FFFFFF" w:val="clear"/>
+          </w:tcPr>
+          <w:p>
+            <w:pPr>
+              <w:pStyle w:val="Normal"/>
+              <w:widowControl w:val="false"/>
+              <w:spacing w:lineRule="auto" w:line="276" w:before="0" w:after="120"/>
+              <w:rPr/>
+            </w:pPr>
+            <w:r>
+              <w:rPr>
+                <w:rFonts w:eastAsia="Times New Roman" w:cs="Times New Roman"/>
+                <w:color w:val="auto"/>
+                <w:sz w:val="18"/>
+              </w:rPr>
+              <w:t xml:space="preserve">4,444</w:t>
+            </w:r>
+          </w:p>
+        </w:tc>
+        <w:tc>
+          <w:tcPr>
+            <w:tcW w:w="2300" w:type="dxa"/>
+            <w:tcBorders>
+              <w:top w:val="single" w:sz="4" w:space="0" w:color="B0B8C0"/>
+              <w:start w:val="single" w:sz="4" w:space="0" w:color="B0B8C0"/>
+              <w:bottom w:val="single" w:sz="4" w:space="0" w:color="B0B8C0"/>
+              <w:end w:val="single" w:sz="4" w:space="0" w:color="B0B8C0"/>
+            </w:tcBorders>
+            <w:shd w:fill="FFFFFF" w:val="clear"/>
+          </w:tcPr>
+          <w:p>
+            <w:pPr>
+              <w:pStyle w:val="Normal"/>
+              <w:widowControl w:val="false"/>
+              <w:spacing w:lineRule="auto" w:line="276" w:before="0" w:after="120"/>
+              <w:rPr/>
+            </w:pPr>
+            <w:r>
+              <w:rPr>
+                <w:rFonts w:eastAsia="Times New Roman" w:cs="Times New Roman"/>
+                <w:color w:val="auto"/>
+                <w:sz w:val="18"/>
+              </w:rPr>
+              <w:t xml:space="preserve">4,717</w:t>
+            </w:r>
+          </w:p>
+        </w:tc>
+        <w:tc>
+          <w:tcPr>
+            <w:tcW w:w="2300" w:type="dxa"/>
+            <w:tcBorders>
+              <w:top w:val="single" w:sz="4" w:space="0" w:color="B0B8C0"/>
+              <w:start w:val="single" w:sz="4" w:space="0" w:color="B0B8C0"/>
+              <w:bottom w:val="single" w:sz="4" w:space="0" w:color="B0B8C0"/>
+              <w:end w:val="single" w:sz="4" w:space="0" w:color="B0B8C0"/>
+            </w:tcBorders>
+            <w:shd w:fill="FFFFFF" w:val="clear"/>
+          </w:tcPr>
+          <w:p>
+            <w:pPr>
+              <w:pStyle w:val="Normal"/>
+              <w:widowControl w:val="false"/>
+              <w:spacing w:lineRule="auto" w:line="276" w:before="0" w:after="120"/>
+              <w:rPr/>
+            </w:pPr>
+            <w:r>
+              <w:rPr>
+                <w:rFonts w:eastAsia="Times New Roman" w:cs="Times New Roman"/>
+                <w:color w:val="auto"/>
+                <w:sz w:val="18"/>
+              </w:rPr>
+              <w:t xml:space="preserve">4,638</w:t>
+            </w:r>
+          </w:p>
+        </w:tc>
+      </w:tr>
+    </w:tbl>
+    <w:p>
+      <w:pPr>
+        <w:pStyle w:val="Normal"/>
+        <w:spacing w:lineRule="auto" w:line="360"/>
+        <w:ind w:firstLine="709"/>
+        <w:jc w:val="both"/>
+        <w:rPr/>
+      </w:pPr>
+      <w:r>
+        <w:rPr>
+          <w:rFonts w:eastAsia="Times New Roman" w:cs="Times New Roman"/>
+        </w:rPr>
+        <w:t xml:space="preserve">Bajo el protocolo tal como está declarado —escenario A— la propuesta encabeza el benchmark con 3,394. Concediendo a los comparativos el mismo paso de ajuste, ninguna de las cinco configuraciones de referencia la alcanza, pero el Top-Hat clásico la supera por 0,061 (3,522 frente a 3,583); conviene precisar que lo hace con m = 1, más del triple del peso de la propuesta, de modo que la comparación a peso igualado sigue siendo la de la Tabla 13, donde la suma de ramas gana. Con las diecisiete métricas y los comparativos ajustados la propuesta desciende al quinto lugar (3,821). El primer lugar del escenario A es, entonces, un resultado sólido dentro del criterio del trabajo de referencia y no una propiedad independiente del criterio.</w:t>
+      </w:r>
+    </w:p>
+    <w:p>
+      <w:pPr>
+        <w:pStyle w:val="Heading3"/>
+        <w:spacing w:before="180" w:after="100"/>
+        <w:jc w:val="start"/>
+        <w:rPr/>
+      </w:pPr>
+      <w:r>
+        <w:rPr>
+          <w:rFonts w:eastAsia="Times New Roman" w:cs="Times New Roman"/>
+          <w:b/>
+          <w:bCs/>
+          <w:i/>
+          <w:iCs/>
+          <w:color w:val="000000"/>
+          <w:sz w:val="24"/>
+          <w:szCs w:val="24"/>
+        </w:rPr>
+        <w:t xml:space="preserve">5.8.5 Alcance de la optimización y contraste con la tarea (H5, H6)</w:t>
+      </w:r>
+    </w:p>
+    <w:p>
+      <w:pPr>
+        <w:pStyle w:val="Normal"/>
+        <w:spacing w:lineRule="auto" w:line="360"/>
+        <w:ind w:firstLine="709"/>
+        <w:jc w:val="both"/>
+        <w:rPr/>
+      </w:pPr>
+      <w:r>
+        <w:rPr>
+          <w:rFonts w:eastAsia="Times New Roman" w:cs="Times New Roman"/>
+        </w:rPr>
+        <w:t xml:space="preserve">La optimización no determina la configuración evaluada. El argmax de la aptitud dentro del rango publicado es r = 1 (Fo = 1,7350) y no r = 25 (1,7057), y el peso queda en m = 0,30 en las veinticinco configuraciones porque es el piso del rango: la aptitud decrece estrictamente en m, al estar dos de sus tres sumandos del lado de la fidelidad. El radio adoptado proviene, pues, de la batería de evaluación, y el peso del piso del rango publicado: se sostiene H5. El peso sí admite justificación independiente de la aptitud. Con m = 0,30 la fracción de píxeles saturados por recorte es del 0,73 % en promedio sobre el corpus y no supera el 1,56 % en ninguna escena, mientras que con m = 1 asciende al 6,50 % en promedio y al 16,14 % en el peor caso. El valor adoptado mantiene el recorte por debajo del uno por ciento, lo que constituye un criterio físico y no métrico.</w:t>
+      </w:r>
+    </w:p>
+    <w:p>
+      <w:pPr>
+        <w:pStyle w:val="Normal"/>
+        <w:spacing w:lineRule="auto" w:line="360"/>
+        <w:ind w:firstLine="709"/>
+        <w:jc w:val="both"/>
+        <w:rPr/>
+      </w:pPr>
+      <w:r>
+        <w:rPr>
+          <w:rFonts w:eastAsia="Times New Roman" w:cs="Times New Roman"/>
+        </w:rPr>
+        <w:t xml:space="preserve">El contraste con la tarea posterior cierra la auditoría. La correlación de Spearman entre el rango de calidad de los siete métodos y su mAP en LLVIP es ρ = +0,214 con p = 0,645: no hay asociación, y el signo es el contrario al esperado, puesto que un rango menor indica mejor calidad. En el conteo por escena sobre M3FD —232 escenas que contienen simultáneamente las dos clases complementarias— la propuesta recupera ambas en el 50,0 % de los casos, frente al 53,0 % del visible solo, con 8 escenas ganadas y 15 perdidas (McNemar exacto p = 0,2100), y resuelve 2 de las 90 escenas críticas. La mejor entrada del conteo es la pirámide de Laplace, con el 57,8 %. Se sostiene H6, y con muestra suficiente: la hipótesis de que la mejora en las métricas de imagen se traslade a la tarea de detección queda rechazada, no simplemente sin confirmar.</w:t>
       </w:r>
     </w:p>
     <w:p>
@@ -30944,7 +35073,7 @@
         <w:rPr>
           <w:rFonts w:eastAsia="Times New Roman" w:cs="Times New Roman"/>
         </w:rPr>
-        <w:t xml:space="preserve">La Propuesta Novedosa —con las respuestas lineales promediadas y sumadas a la del disco sobre una sola escala (PSO: r=25, m=0,30, seleccionado mediante un barrido de 25 configuraciones de enjambre)— logra el segundo lugar del ranking agregado de nueve métricas (3,67, tras la pirámide de Laplace con 3,44), liderando la entropía (EN=6,9888) y el contenido de bordes (FE=1,1045) y quedando segunda en contraste, gradiente medio y frecuencia espacial. Supera a la metodología clásica Top-Hat en seis de las nueve métricas —entre ellas la entropía, el contraste, el contenido de bordes y la similitud estructural— de forma estadísticamente significativa (Wilcoxon pareado con corrección de Holm: p ≤ 0,001; sección 5.6). En la evaluación de detección sobre LLVIP, toda fusión supera al visible solo (mAP@0,5 de 0,808 a 0,913–0,949) pero ninguna al infrarrojo solo (0,957), y la propuesta queda en el extremo inferior de la banda (mAP@0,5 = 0,913): su ventaja en las métricas de actividad no se traslada a la tarea de detección, cuya estrategia óptima depende de la aplicación. En el experimento de clases complementarias (M3FD), la fusión muestra su valor distintivo —detecta simultáneamente los objetos térmicos (personas) y los exclusivamente visibles (luces) que cada modalidad pierde por separado—, aunque el mejor promedio del par corresponde a la Ratio Pyramid (0,165) y la propuesta alcanza un valor intermedio (0,124). Quedan así sostenidas las hipótesis H1 y H2, mientras que H3 no se sostiene para la configuración adoptada: una mejor calidad de imagen medida por actividad no implica un mejor desempeño de detección, resultado que constituye en sí mismo un aporte metodológico.</w:t>
+        <w:t xml:space="preserve">La Propuesta Novedosa —con las respuestas lineales promediadas y sumadas a la del disco sobre una sola escala (PSO: r=25, m=0,30, seleccionado mediante un barrido de 25 configuraciones de enjambre)— logra el primer lugar del ranking agregado de nueve métricas (3,39, por delante de la pirámide de Laplace con 3,91 y del Top-Hat clásico con 3,94), liderando la entropía (EN=6,9855) y la eficiencia de fusión (FE=1,1047) y quedando segunda en contraste, gradiente medio y frecuencia espacial. Supera a la metodología clásica Top-Hat en seis de las nueve métricas —entropía, contraste, eficiencia de fusión, información mutua con ambas fuentes y similitud estructural— de forma estadísticamente significativa (Wilcoxon pareado con corrección de Holm: p ≤ 0,001; sección 5.6). En la evaluación de detección sobre LLVIP, toda fusión supera al visible solo (mAP@0,5 de 0,813 a 0,906–0,952) pero ninguna al infrarrojo solo (0,971), y la propuesta queda en el extremo inferior de la banda (mAP@0,5 = 0,906): su ventaja en las métricas de actividad no se traslada a la tarea de detección, cuya estrategia óptima depende de la aplicación. En el experimento de clases complementarias (M3FD), la fusión muestra su valor distintivo —detecta simultáneamente los objetos térmicos (personas) y los exclusivamente visibles (luces) que cada modalidad pierde por separado—, aunque el mejor promedio del par corresponde a la Ratio Pyramid (0,622) y la propuesta alcanza 0,564, al nivel del infrarrojo solo. Quedan así sostenidas las hipótesis H1 y H2, mientras que H3 no se sostiene para la configuración adoptada: una mejor calidad de imagen medida por actividad no implica un mejor desempeño de detección, resultado que constituye en sí mismo un aporte metodológico.</w:t>
       </w:r>
     </w:p>
     <w:p>
@@ -30982,7 +35111,7 @@
         <w:rPr>
           <w:rFonts w:eastAsia="Times New Roman" w:cs="Times New Roman"/>
         </w:rPr>
-        <w:t>La pirámide de Laplace presenta el mejor ranking global agregado (3,44 sobre los 7 métodos), sostenido por su ventaja en contraste (SD) e información mutua con las fuentes; la propuesta la sigue de cerca en el segundo lugar (3,67), sostenida por su liderazgo en entropía y contenido de bordes y por su segundo puesto en contraste, gradiente y frecuencia espacial, y penalizada por las métricas de fidelidad a las fuentes.</w:t>
+        <w:t>La propuesta presenta el mejor ranking global agregado (3,39 sobre los 7 métodos), sostenido por su liderazgo en el rango medio de entropía, contraste y eficiencia de fusión y por su segundo puesto en gradiente medio y frecuencia espacial, y penalizada por las métricas de fidelidad a las fuentes; la sigue la pirámide de Laplace (3,91), sostenida por su ventaja en información mutua con las fuentes y por el mayor contraste promedio del estudio.</w:t>
       </w:r>
     </w:p>
     <w:p>
@@ -31064,7 +35193,7 @@
         <w:rPr>
           <w:rFonts w:eastAsia="Times New Roman" w:cs="Times New Roman"/>
         </w:rPr>
-        <w:t>Las pruebas no paramétricas confirman que las diferencias observadas no son fruto del azar: la prueba de Friedman es altamente significativa (p &lt; 0,001) en las nueve métricas, y las comparaciones pareadas Wilcoxon con corrección de Holm corroboran las superioridades específicas reportadas (ganancia significativa en entropía, contenido de bordes, gradiente medio y frecuencia espacial frente a los cinco métodos del estado del arte).</w:t>
+        <w:t>Las pruebas no paramétricas confirman que las diferencias observadas no son fruto del azar: la prueba de Friedman es altamente significativa (p &lt; 0,001) en las nueve métricas, y las comparaciones pareadas Wilcoxon con corrección de Holm corroboran las superioridades específicas reportadas (ganancia significativa en entropía, eficiencia de fusión, gradiente medio y frecuencia espacial frente a los cinco métodos del estado del arte).</w:t>
       </w:r>
     </w:p>
     <w:p>
@@ -31283,7 +35412,7 @@
         <w:rPr>
           <w:rFonts w:eastAsia="Times New Roman" w:cs="Times New Roman"/>
         </w:rPr>
-        <w:t>Seleccionar el método de fusión según el criterio operativo prioritario: para aplicaciones donde prima la riqueza informativa y el detalle de la imagen fusionada, emplear la Propuesta Novedosa (r = 25, m = 0,30), que lidera la entropía y el contenido de bordes del benchmark con un realce controlado; para aplicaciones donde prima la fidelidad a las fuentes, los métodos multiescala (DTCWT, CVT) siguen siendo preferibles, y la metodología clásica Top-Hat conserva su valor como referencia interpretable y de muy bajo costo computacional.</w:t>
+        <w:t>Seleccionar el método de fusión según el criterio operativo prioritario: para aplicaciones donde prima la riqueza informativa y el detalle de la imagen fusionada, emplear la Propuesta Novedosa (r = 25, m = 0,30), que lidera la entropía y la eficiencia de fusión del benchmark con un realce controlado; para aplicaciones donde prima la fidelidad a las fuentes, los métodos multiescala (DTCWT, CVT) siguen siendo preferibles, y la metodología clásica Top-Hat conserva su valor como referencia interpretable y de muy bajo costo computacional.</w:t>
       </w:r>
     </w:p>
     <w:p>
@@ -31971,7 +36100,7 @@
           <w:sz w:val="24"/>
           <w:szCs w:val="24"/>
         </w:rPr>
-        <w:t>Las 36 configuraciones evaluadas resultan del producto cartesiano de los siguientes valores:</w:t>
+        <w:t>Las 25 configuraciones evaluadas resultan del producto cartesiano de los siguientes valores:</w:t>
       </w:r>
     </w:p>
     <w:p>
@@ -32033,7 +36162,7 @@
           <w:sz w:val="24"/>
           <w:szCs w:val="24"/>
         </w:rPr>
-        <w:t>Espacio de búsqueda: r ∈ [1, 25]; m ∈ [0,05; 1,20].</w:t>
+        <w:t>Espacio de búsqueda: r ∈ [1, 25]; m ∈ [0,30; 2,00].</w:t>
       </w:r>
     </w:p>
     <w:p>
@@ -32084,7 +36213,7 @@
         <w:rPr>
           <w:rFonts w:eastAsia="Times New Roman" w:cs="Times New Roman"/>
         </w:rPr>
-        <w:t>Las tablas completas con los 90 contrastes Wilcoxon (2 métodos morfológicos × 5 métodos del estado del arte × 9 métricas) se almacenan en experiments/results/metrics_reports/wilcoxon_results.csv. Cada fila contiene la métrica, las medias comparadas, la diferencia, el estadístico W, el p-valor, el p-valor corregido por Holm, la marca de significación a α = 0,05 y el tamaño de efecto rank-biserial. El ranking promedio está en ranking_methods.csv y los resultados de Friedman en friedman_results.csv. Los 48 contrastes de la propuesta central frente al método anterior y a los baselines (9 métricas × 4 rivales, Wilcoxon con Holm y tamaño de efecto rank-biserial) se consignan en wilcoxon_propuesta_vs_metodos.csv.</w:t>
+        <w:t>Las tablas completas con los 99 contrastes Wilcoxon (la propuesta frente a los 5 métodos del estado del arte y frente al Top-Hat clásico, y el Top-Hat clásico frente a los mismos 5, en las 9 métricas) se almacenan en experiments/results/metrics_reports/wilcoxon_results.csv. Cada fila contiene la métrica, las medias comparadas, la diferencia, el estadístico W, el p-valor, el p-valor corregido por Holm, la marca de significación a α = 0,05 y el tamaño de efecto rank-biserial. El ranking promedio está en ranking_methods.csv y los resultados de Friedman en friedman_results.csv. Los 48 contrastes de la propuesta central frente al método anterior y a los baselines (9 métricas × 4 rivales, Wilcoxon con Holm y tamaño de efecto rank-biserial) se consignan en wilcoxon_propuesta_vs_metodos.csv.</w:t>
       </w:r>
     </w:p>
     <w:p>

--- a/docs/Tesis_Borrador_V3.docx
+++ b/docs/Tesis_Borrador_V3.docx
@@ -5062,7 +5062,7 @@
           <w:rFonts w:eastAsia="Times New Roman" w:cs="Times New Roman"/>
           <w:sz w:val="21"/>
         </w:rPr>
-        <w:t>Figura 11. Convergencia del PSO según el número de partículas (izq.) y aptitud del barrido de configuraciones (der.), sobre tres escenas representativas.</w:t>
+        <w:t>Figura 11. Aptitud Fo en función del peso de contraste con el radio fijo en r = 25 (izq.) y mejor aptitud alcanzada por cada combinación de partículas e iteraciones del barrido (der.), sobre tres escenas representativas. La aptitud decrece de forma monótona a partir de valores pequeños de m, de modo que el óptimo se sitúa en el piso del rango publicado.</w:t>
       </w:r>
     </w:p>
     <w:p>
@@ -29936,7 +29936,7 @@
           <w:i/>
           <w:sz w:val="18"/>
         </w:rPr>
-        <w:t>Figura 10. Propuesta Novedosa (PSO: r = 25, m = 0,30) frente a la metodología clásica Top-Hat y al estado del arte en las métricas estándar de calidad.</w:t>
+        <w:t>Figura 10. Propuesta Novedosa (PSO: r = 25, m = 0,30) frente a la metodología clásica Top-Hat y a tres métodos del estado del arte en las cinco métricas de actividad e información de la Tabla 10 (EN, FE, SD, MG, SF) y en la similitud estructural, donde el operador cede.</w:t>
       </w:r>
     </w:p>
     <w:p>
@@ -30016,7 +30016,7 @@
           <w:i/>
           <w:sz w:val="18"/>
         </w:rPr>
-        <w:t>Figura 11. Convergencia del PSO según el número de partículas (izq.) y aptitud del barrido de configuraciones (der.), sobre tres escenas representativas.</w:t>
+        <w:t>Figura 11. Aptitud Fo en función del peso de contraste con el radio fijo en r = 25 (izq.) y mejor aptitud alcanzada por cada combinación de partículas e iteraciones del barrido (der.), sobre tres escenas representativas. La aptitud decrece de forma monótona a partir de valores pequeños de m, de modo que el óptimo se sitúa en el piso del rango publicado.</w:t>
       </w:r>
     </w:p>
     <w:p>

--- a/docs/Tesis_Borrador_V3.docx
+++ b/docs/Tesis_Borrador_V3.docx
@@ -2789,7 +2789,7 @@
         </w:rPr>
         <w:t xml:space="preserve">5.8.5 Alcance de la optimización y contraste con la tarea (H5, H6)</w:t>
         <w:tab/>
-        <w:t>60</w:t>
+        <w:t>61</w:t>
       </w:r>
     </w:p>
     <w:p>
@@ -29951,7 +29951,7 @@
         <w:rPr>
           <w:rFonts w:eastAsia="Times New Roman" w:cs="Times New Roman"/>
         </w:rPr>
-        <w:t xml:space="preserve">La Figura 11 resume la optimización del método. El panel izquierdo muestra la mejor aptitud alcanzada según el número de partículas (Tmax = 50). El panel derecho y la Tabla 11 sintetizan el barrido de 25 configuraciones: todas convergen al mismo peso, m* = 0,30, el límite inferior del rango publicado, lo que refleja que Fo decrece de forma monótona con el realce; la contribución de los elementos estructurantes lineales sobre el disco reside en la cobertura de orientaciones, que el criterio de evaluación premia al fijar r = 25.</w:t>
+        <w:t xml:space="preserve">La Figura 11 resume la optimización del método. El panel izquierdo muestra la aptitud Fo en función del peso de contraste con el radio fijo en r = 25: decrece de forma monótona a partir de valores pequeños de m, de modo que el óptimo dentro del rango publicado cae en su piso, m* = 0,30, donde Fo = 1,7057. El panel derecho y la Tabla 11 sintetizan el barrido de 25 configuraciones: todas convergen al mismo peso, m* = 0,30, el límite inferior del rango publicado, lo que refleja que Fo decrece de forma monótona con el realce; la contribución de los elementos estructurantes lineales sobre el disco reside en la cobertura de orientaciones, que el criterio de evaluación premia al fijar r = 25.</w:t>
       </w:r>
     </w:p>
     <w:p>

--- a/docs/Tesis_Borrador_V3.docx
+++ b/docs/Tesis_Borrador_V3.docx
@@ -34950,7 +34950,7 @@
         <w:rPr>
           <w:rFonts w:eastAsia="Times New Roman" w:cs="Times New Roman"/>
         </w:rPr>
-        <w:t xml:space="preserve">Bajo el protocolo tal como está declarado —escenario A— la propuesta encabeza el benchmark con 3,394. Concediendo a los comparativos el mismo paso de ajuste, ninguna de las cinco configuraciones de referencia la alcanza, pero el Top-Hat clásico la supera por 0,061 (3,522 frente a 3,583); conviene precisar que lo hace con m = 1, más del triple del peso de la propuesta, de modo que la comparación a peso igualado sigue siendo la de la Tabla 13, donde la suma de ramas gana. Con las diecisiete métricas y los comparativos ajustados la propuesta desciende al quinto lugar (3,821). El primer lugar del escenario A es, entonces, un resultado sólido dentro del criterio del trabajo de referencia y no una propiedad independiente del criterio.</w:t>
+        <w:t xml:space="preserve">Bajo el protocolo tal como está declarado —escenario A— la propuesta encabeza el benchmark con 3,394. Concediendo a los comparativos el mismo paso de ajuste, ninguna de las cinco configuraciones de referencia la alcanza, pero el Top-Hat clásico la supera por 0,061 (3,522 frente a 3,583); conviene precisar que lo hace con m = 1, más del triple del peso de la propuesta, de modo que la comparación a peso igualado sigue siendo la de la Tabla 13, donde la suma de ramas gana. Con las diecisiete métricas y los comparativos ajustados la propuesta desciende al tercer lugar (3,821), por detrás de la pirámide de Laplace (3,141) y de DTCWT (3,362). Y conviene añadir el contraste a peso igualado que la Tabla 14 no recoge: ejecutando el Top-Hat clásico con (r, m) = (25; 0,30) —los mismos valores de la propuesta— la propuesta conserva el primer lugar del ranking de nueve métricas con 3,528 frente a 3,694, de modo que la ventaja del clásico en el escenario B proviene de su peso m = 1 y no del operador. El primer lugar del escenario A es, entonces, un resultado sólido dentro del criterio del trabajo de referencia y no una propiedad independiente del criterio.</w:t>
       </w:r>
     </w:p>
     <w:p>

--- a/docs/Tesis_Borrador_V3.docx
+++ b/docs/Tesis_Borrador_V3.docx
@@ -1887,7 +1887,7 @@
         </w:rPr>
         <w:t>3. MARCO CONCEPTUAL</w:t>
         <w:tab/>
-        <w:t>40</w:t>
+        <w:t>41</w:t>
       </w:r>
     </w:p>
     <w:p>
@@ -1909,7 +1909,7 @@
         </w:rPr>
         <w:t>3.1 Imagen visible (VIS)</w:t>
         <w:tab/>
-        <w:t>40</w:t>
+        <w:t>41</w:t>
       </w:r>
     </w:p>
     <w:p>
@@ -1931,7 +1931,7 @@
         </w:rPr>
         <w:t>3.2 Imagen infrarroja (IR)</w:t>
         <w:tab/>
-        <w:t>40</w:t>
+        <w:t>41</w:t>
       </w:r>
     </w:p>
     <w:p>
@@ -1953,7 +1953,7 @@
         </w:rPr>
         <w:t>3.3 Elemento estructurante (SE)</w:t>
         <w:tab/>
-        <w:t>40</w:t>
+        <w:t>41</w:t>
       </w:r>
     </w:p>
     <w:p>
@@ -1975,7 +1975,7 @@
         </w:rPr>
         <w:t>3.4 White Top-Hat (WTH)</w:t>
         <w:tab/>
-        <w:t>40</w:t>
+        <w:t>41</w:t>
       </w:r>
     </w:p>
     <w:p>
@@ -1997,7 +1997,7 @@
         </w:rPr>
         <w:t>3.5 Black Top-Hat (BTH)</w:t>
         <w:tab/>
-        <w:t>40</w:t>
+        <w:t>41</w:t>
       </w:r>
     </w:p>
     <w:p>
@@ -2019,7 +2019,7 @@
         </w:rPr>
         <w:t>3.6 Descomposición multiescala</w:t>
         <w:tab/>
-        <w:t>40</w:t>
+        <w:t>41</w:t>
       </w:r>
     </w:p>
     <w:p>
@@ -2041,7 +2041,7 @@
         </w:rPr>
         <w:t>3.7 Regla de fusión por actividad local</w:t>
         <w:tab/>
-        <w:t>40</w:t>
+        <w:t>41</w:t>
       </w:r>
     </w:p>
     <w:p>
@@ -2063,7 +2063,7 @@
         </w:rPr>
         <w:t>3.8 Métrica sin referencia</w:t>
         <w:tab/>
-        <w:t>41</w:t>
+        <w:t>42</w:t>
       </w:r>
     </w:p>
     <w:p>
@@ -2085,7 +2085,7 @@
         </w:rPr>
         <w:t>3.9 Prueba de Friedman</w:t>
         <w:tab/>
-        <w:t>41</w:t>
+        <w:t>42</w:t>
       </w:r>
     </w:p>
     <w:p>
@@ -2107,7 +2107,7 @@
         </w:rPr>
         <w:t>3.10 Prueba de Wilcoxon</w:t>
         <w:tab/>
-        <w:t>41</w:t>
+        <w:t>42</w:t>
       </w:r>
     </w:p>
     <w:p>
@@ -2129,7 +2129,7 @@
         </w:rPr>
         <w:t>3.11 Elemento estructurante lineal</w:t>
         <w:tab/>
-        <w:t>41</w:t>
+        <w:t>42</w:t>
       </w:r>
     </w:p>
     <w:p>
@@ -2151,7 +2151,7 @@
         </w:rPr>
         <w:t>3.12 Combinación de respuestas por suma</w:t>
         <w:tab/>
-        <w:t>41</w:t>
+        <w:t>42</w:t>
       </w:r>
     </w:p>
     <w:p>
@@ -2173,7 +2173,7 @@
         </w:rPr>
         <w:t>3.13 Fusión Top-Hat clásica</w:t>
         <w:tab/>
-        <w:t>41</w:t>
+        <w:t>42</w:t>
       </w:r>
     </w:p>
     <w:p>
@@ -2195,7 +2195,7 @@
         </w:rPr>
         <w:t>3.14 Peso de ajuste de contraste (m)</w:t>
         <w:tab/>
-        <w:t>41</w:t>
+        <w:t>42</w:t>
       </w:r>
     </w:p>
     <w:p>
@@ -2217,7 +2217,7 @@
         </w:rPr>
         <w:t>3.15 Optimización por Enjambre de Partículas (PSO)</w:t>
         <w:tab/>
-        <w:t>42</w:t>
+        <w:t>43</w:t>
       </w:r>
     </w:p>
     <w:p>
@@ -2239,7 +2239,7 @@
         </w:rPr>
         <w:t>3.16 Función de aptitud</w:t>
         <w:tab/>
-        <w:t>42</w:t>
+        <w:t>43</w:t>
       </w:r>
     </w:p>
     <w:p>
@@ -2261,7 +2261,7 @@
         </w:rPr>
         <w:t>4. MARCO METODOLÓGICO</w:t>
         <w:tab/>
-        <w:t>43</w:t>
+        <w:t>44</w:t>
       </w:r>
     </w:p>
     <w:p>
@@ -2283,7 +2283,7 @@
         </w:rPr>
         <w:t>4.1 Enfoque</w:t>
         <w:tab/>
-        <w:t>43</w:t>
+        <w:t>44</w:t>
       </w:r>
     </w:p>
     <w:p>
@@ -2305,7 +2305,7 @@
         </w:rPr>
         <w:t>4.2 Tipo</w:t>
         <w:tab/>
-        <w:t>43</w:t>
+        <w:t>44</w:t>
       </w:r>
     </w:p>
     <w:p>
@@ -2327,7 +2327,7 @@
         </w:rPr>
         <w:t>4.3 Diseño</w:t>
         <w:tab/>
-        <w:t>43</w:t>
+        <w:t>44</w:t>
       </w:r>
     </w:p>
     <w:p>
@@ -2349,7 +2349,7 @@
         </w:rPr>
         <w:t>4.4 Operacionalización de las variables</w:t>
         <w:tab/>
-        <w:t>43</w:t>
+        <w:t>44</w:t>
       </w:r>
     </w:p>
     <w:p>
@@ -2371,7 +2371,7 @@
         </w:rPr>
         <w:t>4.5 Dataset y preprocesamiento</w:t>
         <w:tab/>
-        <w:t>44</w:t>
+        <w:t>45</w:t>
       </w:r>
     </w:p>
     <w:p>
@@ -2393,7 +2393,7 @@
         </w:rPr>
         <w:t>4.6 Implementación</w:t>
         <w:tab/>
-        <w:t>45</w:t>
+        <w:t>46</w:t>
       </w:r>
     </w:p>
     <w:p>
@@ -2415,7 +2415,7 @@
         </w:rPr>
         <w:t>4.7 Análisis estadístico</w:t>
         <w:tab/>
-        <w:t>45</w:t>
+        <w:t>46</w:t>
       </w:r>
     </w:p>
     <w:p>
@@ -2437,7 +2437,7 @@
         </w:rPr>
         <w:t>5. ANÁLISIS E INTERPRETACIÓN DE RESULTADOS</w:t>
         <w:tab/>
-        <w:t>46</w:t>
+        <w:t>47</w:t>
       </w:r>
     </w:p>
     <w:p>
@@ -2459,7 +2459,7 @@
         </w:rPr>
         <w:t>5.1 Caracterización del dataset</w:t>
         <w:tab/>
-        <w:t>46</w:t>
+        <w:t>47</w:t>
       </w:r>
     </w:p>
     <w:p>
@@ -2481,7 +2481,7 @@
         </w:rPr>
         <w:t>5.2 Análisis cualitativo: comparación visual</w:t>
         <w:tab/>
-        <w:t>46</w:t>
+        <w:t>47</w:t>
       </w:r>
     </w:p>
     <w:p>
@@ -2503,7 +2503,7 @@
         </w:rPr>
         <w:t>5.3 Resultados cuantitativos: promedio por método</w:t>
         <w:tab/>
-        <w:t>47</w:t>
+        <w:t>48</w:t>
       </w:r>
     </w:p>
     <w:p>
@@ -2525,7 +2525,7 @@
         </w:rPr>
         <w:t>5.4 Análisis estadístico no paramétrico</w:t>
         <w:tab/>
-        <w:t>48</w:t>
+        <w:t>49</w:t>
       </w:r>
     </w:p>
     <w:p>
@@ -2547,7 +2547,7 @@
         </w:rPr>
         <w:t>5.4.1 Prueba de Friedman global</w:t>
         <w:tab/>
-        <w:t>48</w:t>
+        <w:t>49</w:t>
       </w:r>
     </w:p>
     <w:p>
@@ -2569,7 +2569,7 @@
         </w:rPr>
         <w:t>5.4.2 Comparaciones pareadas Wilcoxon</w:t>
         <w:tab/>
-        <w:t>49</w:t>
+        <w:t>50</w:t>
       </w:r>
     </w:p>
     <w:p>
@@ -2591,7 +2591,7 @@
         </w:rPr>
         <w:t>5.4.3 Ranking promedio</w:t>
         <w:tab/>
-        <w:t>49</w:t>
+        <w:t>50</w:t>
       </w:r>
     </w:p>
     <w:p>
@@ -2613,7 +2613,7 @@
         </w:rPr>
         <w:t>5.5 Evaluación orientada a tarea: detección con YOLO (LLVIP y M3FD)</w:t>
         <w:tab/>
-        <w:t>51</w:t>
+        <w:t>52</w:t>
       </w:r>
     </w:p>
     <w:p>
@@ -2635,7 +2635,7 @@
         </w:rPr>
         <w:t>5.6 Propuesta Novedosa (método central)</w:t>
         <w:tab/>
-        <w:t>53</w:t>
+        <w:t>54</w:t>
       </w:r>
     </w:p>
     <w:p>
@@ -2657,7 +2657,7 @@
         </w:rPr>
         <w:t>5.7 Discusión integrada</w:t>
         <w:tab/>
-        <w:t>56</w:t>
+        <w:t>57</w:t>
       </w:r>
     </w:p>
     <w:p>
@@ -2679,7 +2679,7 @@
         </w:rPr>
         <w:t xml:space="preserve">5.8 Auditoría del protocolo de evaluación</w:t>
         <w:tab/>
-        <w:t>57</w:t>
+        <w:t>58</w:t>
       </w:r>
     </w:p>
     <w:p>
@@ -2701,7 +2701,7 @@
         </w:rPr>
         <w:t xml:space="preserve">5.8.1 Sensibilidad del orden de mérito y redundancia interna (H2, H4)</w:t>
         <w:tab/>
-        <w:t>57</w:t>
+        <w:t>58</w:t>
       </w:r>
     </w:p>
     <w:p>
@@ -2723,7 +2723,7 @@
         </w:rPr>
         <w:t xml:space="preserve">5.8.2 Control negativo con degradaciones conocidas (H3)</w:t>
         <w:tab/>
-        <w:t>58</w:t>
+        <w:t>59</w:t>
       </w:r>
     </w:p>
     <w:p>
@@ -2745,7 +2745,7 @@
         </w:rPr>
         <w:t xml:space="preserve">5.8.3 Aporte del banco con hiperparámetros igualados (H7)</w:t>
         <w:tab/>
-        <w:t>59</w:t>
+        <w:t>60</w:t>
       </w:r>
     </w:p>
     <w:p>
@@ -2767,7 +2767,7 @@
         </w:rPr>
         <w:t xml:space="preserve">5.8.4 Robustez frente al ajuste simétrico de los comparativos</w:t>
         <w:tab/>
-        <w:t>60</w:t>
+        <w:t>61</w:t>
       </w:r>
     </w:p>
     <w:p>
@@ -2789,7 +2789,7 @@
         </w:rPr>
         <w:t xml:space="preserve">5.8.5 Alcance de la optimización y contraste con la tarea (H5, H6)</w:t>
         <w:tab/>
-        <w:t>61</w:t>
+        <w:t>62</w:t>
       </w:r>
     </w:p>
     <w:p>
@@ -2811,7 +2811,7 @@
         </w:rPr>
         <w:t>6. CONCLUSIONES Y RECOMENDACIONES</w:t>
         <w:tab/>
-        <w:t>61</w:t>
+        <w:t>62</w:t>
       </w:r>
     </w:p>
     <w:p>
@@ -2833,7 +2833,7 @@
         </w:rPr>
         <w:t>6.1 Conclusiones</w:t>
         <w:tab/>
-        <w:t>61</w:t>
+        <w:t>62</w:t>
       </w:r>
     </w:p>
     <w:p>
@@ -2855,7 +2855,7 @@
         </w:rPr>
         <w:t>6.2 Recomendaciones</w:t>
         <w:tab/>
-        <w:t>63</w:t>
+        <w:t>64</w:t>
       </w:r>
     </w:p>
     <w:p>
@@ -2877,7 +2877,7 @@
         </w:rPr>
         <w:t>7. REFERENCIAS BIBLIOGRÁFICAS</w:t>
         <w:tab/>
-        <w:t>65</w:t>
+        <w:t>66</w:t>
       </w:r>
     </w:p>
     <w:p>
@@ -2899,7 +2899,7 @@
         </w:rPr>
         <w:t>8. APÉNDICE</w:t>
         <w:tab/>
-        <w:t>68</w:t>
+        <w:t>69</w:t>
       </w:r>
     </w:p>
     <w:p>
@@ -2921,7 +2921,7 @@
         </w:rPr>
         <w:t>A. Repositorio del código</w:t>
         <w:tab/>
-        <w:t>68</w:t>
+        <w:t>69</w:t>
       </w:r>
     </w:p>
     <w:p>
@@ -2943,7 +2943,7 @@
         </w:rPr>
         <w:t>B. Configuraciones del barrido PSO</w:t>
         <w:tab/>
-        <w:t>68</w:t>
+        <w:t>69</w:t>
       </w:r>
     </w:p>
     <w:p>
@@ -2965,7 +2965,7 @@
         </w:rPr>
         <w:t>C. Tablas estadísticas extendidas</w:t>
         <w:tab/>
-        <w:t>68</w:t>
+        <w:t>69</w:t>
       </w:r>
     </w:p>
     <w:p>
@@ -2987,7 +2987,7 @@
         </w:rPr>
         <w:t>D. Pseudocódigo de la fusión Top-Hat clásica</w:t>
         <w:tab/>
-        <w:t>69</w:t>
+        <w:t>70</w:t>
       </w:r>
     </w:p>
     <w:p>
@@ -3009,7 +3009,7 @@
         </w:rPr>
         <w:t>E. Refinamiento metodológico de la regla de fusión</w:t>
         <w:tab/>
-        <w:t>69</w:t>
+        <w:t>70</w:t>
       </w:r>
     </w:p>
     <w:p>
@@ -3031,7 +3031,7 @@
         </w:rPr>
         <w:t>F. Hardware y tiempos de ejecución</w:t>
         <w:tab/>
-        <w:t>70</w:t>
+        <w:t>71</w:t>
       </w:r>
       <w:r>
         <w:br w:type="page"/>
@@ -4284,7 +4284,7 @@
               <w:rPr>
                 <w:rFonts w:eastAsia="Times New Roman" w:cs="Times New Roman"/>
               </w:rPr>
-              <w:t>Métrica de preservación de bordes (Xydeas-Petrovic)</w:t>
+              <w:t>Métrica de preservación de bordes (Xydeas y Petrović, 2000)</w:t>
             </w:r>
           </w:p>
         </w:tc>
@@ -12688,7 +12688,7 @@
           <w:b w:val="false"/>
           <w:sz w:val="24"/>
         </w:rPr>
-        <w:t>A continuación se formalizan las principales métricas sin referencia empleadas en la evaluación. Las primeras cuantifican propiedades intrínsecas de la imagen fusionada (información, contraste, nitidez) y las restantes miden cuánta información de las fuentes se transfiere y con qué fidelidad estructural:</w:t>
+        <w:t>A continuación se formalizan las principales métricas sin referencia empleadas en la evaluación. Las cinco de actividad e información —entropía, desviación estándar, frecuencia espacial, gradiente medio e información mutua— son descriptores estándar sin una fuente única atribuible: se emplean en la forma que recogen las revisiones de Ma et al. (2019) y Singh et al. (2023) y el trabajo de referencia (Ortega y Espinoza, 2025). Las primeras cuantifican propiedades intrínsecas de la imagen fusionada (información, contraste, nitidez) y las restantes miden cuánta información de las fuentes se transfiere y con qué fidelidad estructural:</w:t>
       </w:r>
     </w:p>
     <w:p>
@@ -13918,7 +13918,7 @@
           <w:b/>
           <w:sz w:val="24"/>
         </w:rPr>
-        <w:t xml:space="preserve">Q^AB/F (Xydeas–Petrović). </w:t>
+        <w:t xml:space="preserve">Q^AB/F (Xydeas y Petrović, 2000). </w:t>
       </w:r>
       <w:r>
         <w:rPr>
@@ -14231,7 +14231,7 @@
           <w:b/>
           <w:sz w:val="24"/>
         </w:rPr>
-        <w:t xml:space="preserve">N^AB/F (Nabf). </w:t>
+        <w:t xml:space="preserve">N^AB/F (Nabf; mismo marco que Q^AB/F, Xydeas y Petrović, 2000). </w:t>
       </w:r>
       <w:r>
         <w:rPr>
@@ -14525,7 +14525,7 @@
           <w:b/>
           <w:sz w:val="24"/>
         </w:rPr>
-        <w:t xml:space="preserve">SSIM. </w:t>
+        <w:t xml:space="preserve">SSIM (Wang et al., 2004).</w:t>
       </w:r>
       <w:r>
         <w:rPr>
@@ -14897,7 +14897,7 @@
           <w:b/>
           <w:sz w:val="24"/>
         </w:rPr>
-        <w:t xml:space="preserve">SCD. </w:t>
+        <w:t xml:space="preserve">SCD (Aslantas y Bendes, 2015).</w:t>
       </w:r>
       <w:r>
         <w:rPr>
@@ -15177,7 +15177,7 @@
           <w:b/>
           <w:sz w:val="24"/>
         </w:rPr>
-        <w:t xml:space="preserve">VIF. </w:t>
+        <w:t xml:space="preserve">VIF (Sheikh y Bovik, 2006).</w:t>
       </w:r>
       <w:r>
         <w:rPr>
@@ -17126,7 +17126,7 @@
               <w:rPr>
                 <w:rFonts w:eastAsia="Times New Roman" w:cs="Times New Roman"/>
               </w:rPr>
-              <w:t>Información de borde de las fuentes transferida a la fusión (Xydeas-Petrovic)</w:t>
+              <w:t>Información de borde de las fuentes transferida a la fusión (Xydeas y Petrović, 2000)</w:t>
             </w:r>
           </w:p>
         </w:tc>
@@ -35470,7 +35470,7 @@
         <w:rPr>
           <w:rFonts w:eastAsia="Times New Roman" w:cs="Times New Roman"/>
         </w:rPr>
-        <w:t>Aslantas, V., y Bendes, E. (2015). A new image quality metric for image fusion: The sum of the correlations of differences. AEU - International Journal of Electronics and Communications, 69(12), 1890–1896.</w:t>
+        <w:t>Aslantas, V., y Bendes, E. (2015). A new image quality metric for image fusion: The sum of the correlations of differences. AEU - International Journal of Electronics and Communications, 69(12), 1890–1896. https://doi.org/10.1016/j.aeue.2015.09.004</w:t>
       </w:r>
     </w:p>
     <w:p>
@@ -35616,7 +35616,7 @@
         <w:rPr>
           <w:rFonts w:eastAsia="Times New Roman" w:cs="Times New Roman"/>
         </w:rPr>
-        <w:t>Haghighat, M., Aghagolzadeh, A., y Seyedarabi, H. (2011). A non-reference image fusion metric based on mutual information of image features. Computers &amp; Electrical Engineering, 37(5), 744–756.</w:t>
+        <w:t>Haghighat, M., Aghagolzadeh, A., y Seyedarabi, H. (2011). A non-reference image fusion metric based on mutual information of image features. Computers &amp; Electrical Engineering, 37(5), 744–756. https://doi.org/10.1016/j.compeleceng.2011.07.012</w:t>
       </w:r>
     </w:p>
     <w:p>
@@ -35778,7 +35778,7 @@
         <w:rPr>
           <w:rFonts w:eastAsia="Times New Roman" w:cs="Times New Roman"/>
         </w:rPr>
-        <w:t>Piella, G., y Heijmans, H. (2003). A new quality metric for image fusion. Proceedings IEEE ICIP, vol. 3, 173–176.</w:t>
+        <w:t>Piella, G., y Heijmans, H. (2003). A new quality metric for image fusion. Proceedings IEEE ICIP, vol. 3, 173–176. https://doi.org/10.1109/ICIP.2003.1247209</w:t>
       </w:r>
     </w:p>
     <w:p>
@@ -35825,7 +35825,7 @@
         <w:rPr>
           <w:rFonts w:eastAsia="Times New Roman" w:cs="Times New Roman"/>
         </w:rPr>
-        <w:t>Sheikh, H. R., y Bovik, A. C. (2006). Image information and visual quality. IEEE Transactions on Image Processing, 15(2), 430–444.</w:t>
+        <w:t>Sheikh, H. R., y Bovik, A. C. (2006). Image information and visual quality. IEEE Transactions on Image Processing, 15(2), 430–444. https://doi.org/10.1109/TIP.2005.859378</w:t>
       </w:r>
     </w:p>
     <w:p>
@@ -35959,7 +35959,7 @@
           <w:sz w:val="24"/>
           <w:szCs w:val="24"/>
         </w:rPr>
-        <w:t xml:space="preserve">Wang, Z., Bovik, A. C., Sheikh, H. R., y Simoncelli, E. P. (2004). Image quality assessment: From error visibility to structural similarity. IEEE Transactions on Image Processing, 13(4), 600–612.</w:t>
+        <w:t xml:space="preserve">Wang, Z., Bovik, A. C., Sheikh, H. R., y Simoncelli, E. P. (2004). Image quality assessment: From error visibility to structural similarity. IEEE Transactions on Image Processing, 13(4), 600–612. https://doi.org/10.1109/TIP.2003.819861</w:t>
       </w:r>
     </w:p>
     <w:p>
@@ -35991,7 +35991,7 @@
         <w:rPr>
           <w:rFonts w:eastAsia="Times New Roman" w:cs="Times New Roman"/>
         </w:rPr>
-        <w:t>Xydeas, C. S., y Petrović, V. (2000). Objective image fusion performance measure. Electronics Letters, 36(4), 308–309.</w:t>
+        <w:t>Xydeas, C. S., y Petrović, V. (2000). Objective image fusion performance measure. Electronics Letters, 36(4), 308–309. https://doi.org/10.1049/el:20000267</w:t>
       </w:r>
     </w:p>
     <w:p>

--- a/docs/Tesis_Borrador_V3.docx
+++ b/docs/Tesis_Borrador_V3.docx
@@ -2899,7 +2899,7 @@
         </w:rPr>
         <w:t>8. APÉNDICE</w:t>
         <w:tab/>
-        <w:t>69</w:t>
+        <w:t>70</w:t>
       </w:r>
     </w:p>
     <w:p>
@@ -2921,7 +2921,7 @@
         </w:rPr>
         <w:t>A. Repositorio del código</w:t>
         <w:tab/>
-        <w:t>69</w:t>
+        <w:t>70</w:t>
       </w:r>
     </w:p>
     <w:p>
@@ -2943,7 +2943,7 @@
         </w:rPr>
         <w:t>B. Configuraciones del barrido PSO</w:t>
         <w:tab/>
-        <w:t>69</w:t>
+        <w:t>70</w:t>
       </w:r>
     </w:p>
     <w:p>
@@ -2965,7 +2965,7 @@
         </w:rPr>
         <w:t>C. Tablas estadísticas extendidas</w:t>
         <w:tab/>
-        <w:t>69</w:t>
+        <w:t>70</w:t>
       </w:r>
     </w:p>
     <w:p>
@@ -2987,7 +2987,7 @@
         </w:rPr>
         <w:t>D. Pseudocódigo de la fusión Top-Hat clásica</w:t>
         <w:tab/>
-        <w:t>70</w:t>
+        <w:t>71</w:t>
       </w:r>
     </w:p>
     <w:p>
@@ -3009,7 +3009,7 @@
         </w:rPr>
         <w:t>E. Refinamiento metodológico de la regla de fusión</w:t>
         <w:tab/>
-        <w:t>70</w:t>
+        <w:t>71</w:t>
       </w:r>
     </w:p>
     <w:p>
@@ -3031,7 +3031,7 @@
         </w:rPr>
         <w:t>F. Hardware y tiempos de ejecución</w:t>
         <w:tab/>
-        <w:t>71</w:t>
+        <w:t>72</w:t>
       </w:r>
       <w:r>
         <w:br w:type="page"/>
@@ -6038,7 +6038,7 @@
           <w:sz w:val="24"/>
           <w:szCs w:val="24"/>
         </w:rPr>
-        <w:t>Específicamente en fusión morfológica, Mukhopadhyay y Chanda (2001) introducen una de las primeras descomposiciones multiescala basadas en operadores Top-Hat para realce e interpretación de imágenes médicas. Bai (2013) extiende la idea a fusión VIS+IR, mostrando que la transformada Top-Hat puede capturar simultáneamente detalles brillantes y oscuros con bajo costo computacional. Trabajos posteriores, como los de Bai et al. (2015) y Wang et al. (2017), exploran combinaciones de Top-Hat con otras representaciones, pero rara vez sistematizan el efecto cruzado del tipo de elemento estructurante, el número de niveles y el radio base sobre múltiples métricas.</w:t>
+        <w:t>Específicamente en fusión morfológica, Mukhopadhyay y Chanda (2000) introducen una de las primeras descomposiciones multiescala basadas en operadores Top-Hat para realce e interpretación de imágenes médicas. Bai (2013) extiende la idea a fusión VIS+IR, mostrando que la transformada Top-Hat puede capturar simultáneamente detalles brillantes y oscuros con bajo costo computacional. Trabajos posteriores, como los de Bai et al. (2015) y Wang et al. (2017), exploran combinaciones de Top-Hat con otras representaciones, pero rara vez sistematizan el efecto cruzado del tipo de elemento estructurante, el número de niveles y el radio base sobre múltiples métricas.</w:t>
       </w:r>
     </w:p>
     <w:p>
@@ -12540,7 +12540,7 @@
                 <w:rFonts w:eastAsia="Times New Roman" w:cs="Times New Roman"/>
                 <w:sz w:val="19"/>
               </w:rPr>
-              <w:t>Kingsbury</w:t>
+              <w:t xml:space="preserve">Kingsbury (2001)</w:t>
             </w:r>
           </w:p>
         </w:tc>
@@ -19774,7 +19774,7 @@
         <w:rPr>
           <w:rFonts w:eastAsia="Times New Roman" w:cs="Times New Roman"/>
         </w:rPr>
-        <w:t xml:space="preserve"> (Toet, 2014). Las imágenes se reorganizaron en dos directorios paralelos (data/raw/VIS y data/raw/IR) con nombres de archivo coincidentes para emparejado automático. Se cargan en escala de grises, se normalizan al rango [0, 1] como float32 y se asume registro espacial previo (los pares TNO ya están alineados). Conviene precisar la composición del corpus: los veinte pares corresponden a trece escenas distintas, porque cuatro de ellas aportan varias tomas del mismo sujeto —APC_1 y APC_3 con tres vistas cada una, el soldado tras la cortina de humo con tres instantes y el soldado en trinchera con dos—. Los veinte bloques de las pruebas no son, por tanto, plenamente independientes, y el tamaño de muestra efectivo es menor que veinte; este punto se retoma en las limitaciones.</w:t>
+        <w:t xml:space="preserve"> (Toet, 2017). Las imágenes se reorganizaron en dos directorios paralelos (data/raw/VIS y data/raw/IR) con nombres de archivo coincidentes para emparejado automático. Se cargan en escala de grises, se normalizan al rango [0, 1] como float32 y se asume registro espacial previo (los pares TNO ya están alineados). Conviene precisar la composición del corpus: los veinte pares corresponden a trece escenas distintas, porque cuatro de ellas aportan varias tomas del mismo sujeto —APC_1 y APC_3 con tres vistas cada una, el soldado tras la cortina de humo con tres instantes y el soldado en trinchera con dos—. Los veinte bloques de las pruebas no son, por tanto, plenamente independientes, y el tamaño de muestra efectivo es menor que veinte; este punto se retoma en las limitaciones.</w:t>
       </w:r>
     </w:p>
     <w:p>
@@ -35487,7 +35487,7 @@
           <w:sz w:val="24"/>
           <w:szCs w:val="24"/>
         </w:rPr>
-        <w:t>Bai, X. (2013). Morphological image fusion using the extracted image regions and details based on multi-scale top-hat transform and toggle contrast operator. Digital Signal Processing, 23(1), 244–263.</w:t>
+        <w:t xml:space="preserve">Bai, X. (2013). Morphological image fusion using the extracted image regions and details based on multi-scale top-hat transform and toggle contrast operator. Digital Signal Processing, 23(2), 542–554. https://doi.org/10.1016/j.dsp.2012.11.001</w:t>
       </w:r>
     </w:p>
     <w:p>
@@ -35504,7 +35504,7 @@
           <w:sz w:val="24"/>
           <w:szCs w:val="24"/>
         </w:rPr>
-        <w:t>Bai, X., Zhou, F., y Xue, B. (2015). Image enhancement using multi-scale image features extracted by top-hat transform. Optics &amp; Laser Technology, 65, 145–150.</w:t>
+        <w:t xml:space="preserve">Bai, X., Zhou, F., y Xue, B. (2012). Image enhancement using multi scale image features extracted by top-hat transform. Optics &amp; Laser Technology, 44(2), 328–336. https://doi.org/10.1016/j.optlastec.2011.07.009</w:t>
       </w:r>
     </w:p>
     <w:p>
@@ -35631,7 +35631,7 @@
         <w:rPr>
           <w:rFonts w:eastAsia="Times New Roman" w:cs="Times New Roman"/>
         </w:rPr>
-        <w:t xml:space="preserve">Jia, X., Zhu, C., Li, M., Tang, W., y Zhou, W. (2021). LLVIP: A visible-infrared paired dataset for low-light vision. Proceedings of the IEEE/CVF International Conference on Computer Vision Workshops (ICCVW), 3496–3504.</w:t>
+        <w:t xml:space="preserve">Jia, X., Zhu, C., Li, M., Tang, W., y Zhou, W. (2021). LLVIP: A visible-infrared paired dataset for low-light vision. Proceedings of the IEEE/CVF International Conference on Computer Vision Workshops (ICCVW), 3489–3497. https://doi.org/10.1109/ICCVW54120.2021.00389</w:t>
       </w:r>
     </w:p>
     <w:p>
@@ -35652,7 +35652,7 @@
     <w:p>
       <w:pPr>
         <w:pStyle w:val="Normal"/>
-        <w:spacing w:lineRule="auto" w:line="360" w:before="0" w:after="160"/>
+        <w:spacing w:lineRule="auto" w:line="360"/>
         <w:ind w:firstLine="709"/>
         <w:jc w:val="both"/>
         <w:rPr/>
@@ -35660,10 +35660,8 @@
       <w:r>
         <w:rPr>
           <w:rFonts w:eastAsia="Times New Roman" w:cs="Times New Roman"/>
-          <w:sz w:val="24"/>
-          <w:szCs w:val="24"/>
-        </w:rPr>
-        <w:t>Li, S., Kang, X., Fang, L., Hu, J., y Yin, H. (2017). Pixel-level image fusion: A survey of the state of the art. Information Fusion, 33, 100–112.</w:t>
+        </w:rPr>
+        <w:t xml:space="preserve">Kingsbury, N. (2001). Complex wavelets for shift invariant analysis and filtering of signals. Applied and Computational Harmonic Analysis, 10(3), 234–253. https://doi.org/10.1006/acha.2000.0343</w:t>
       </w:r>
     </w:p>
     <w:p>
@@ -35680,7 +35678,7 @@
           <w:sz w:val="24"/>
           <w:szCs w:val="24"/>
         </w:rPr>
-        <w:t xml:space="preserve">Liu, J., Fan, X., Huang, Z., Wu, G., Liu, R., Zhong, W., y Luo, Z. (2022). Target-aware dual adversarial learning and a multi-scenario multi-modality benchmark to fuse infrared and visible for object detection. Proceedings of the IEEE/CVF Conference on Computer Vision and Pattern Recognition (CVPR), 5802–5811.</w:t>
+        <w:t>Li, S., Kang, X., Fang, L., Hu, J., y Yin, H. (2017). Pixel-level image fusion: A survey of the state of the art. Information Fusion, 33, 100–112.</w:t>
       </w:r>
     </w:p>
     <w:p>
@@ -35697,7 +35695,7 @@
           <w:sz w:val="24"/>
           <w:szCs w:val="24"/>
         </w:rPr>
-        <w:t>Ma, J., Ma, Y., y Li, C. (2019). Infrared and visible image fusion methods and applications: A survey. Information Fusion, 45, 153–178.</w:t>
+        <w:t xml:space="preserve">Liu, J., Fan, X., Huang, Z., Wu, G., Liu, R., Zhong, W., y Luo, Z. (2022). Target-aware dual adversarial learning and a multi-scenario multi-modality benchmark to fuse infrared and visible for object detection. Proceedings of the IEEE/CVF Conference on Computer Vision and Pattern Recognition (CVPR), 5792–5801. https://doi.org/10.1109/CVPR52688.2022.00571</w:t>
       </w:r>
     </w:p>
     <w:p>
@@ -35714,7 +35712,7 @@
           <w:sz w:val="24"/>
           <w:szCs w:val="24"/>
         </w:rPr>
-        <w:t>Ma, J., Yu, W., Liang, P., Li, C., y Jiang, J. (2019). FusionGAN: A generative adversarial network for infrared and visible image fusion. Information Fusion, 48, 11–26.</w:t>
+        <w:t>Ma, J., Ma, Y., y Li, C. (2019). Infrared and visible image fusion methods and applications: A survey. Information Fusion, 45, 153–178.</w:t>
       </w:r>
     </w:p>
     <w:p>
@@ -35731,7 +35729,7 @@
           <w:sz w:val="24"/>
           <w:szCs w:val="24"/>
         </w:rPr>
-        <w:t>Malviya, P., y Saxena, A. K. (2014). An improved image fusion technique based on texture feature optimization using wavelet transform and particle of swarm optimization (POS). International Journal of Computer Applications, 101(6), 19–22.</w:t>
+        <w:t>Ma, J., Yu, W., Liang, P., Li, C., y Jiang, J. (2019). FusionGAN: A generative adversarial network for infrared and visible image fusion. Information Fusion, 48, 11–26.</w:t>
       </w:r>
     </w:p>
     <w:p>
@@ -35748,7 +35746,24 @@
           <w:sz w:val="24"/>
           <w:szCs w:val="24"/>
         </w:rPr>
-        <w:t>Mukhopadhyay, S., y Chanda, B. (2001). A multi-scale morphological approach to local contrast enhancement. Signal Processing, 80(4), 685–696.</w:t>
+        <w:t>Malviya, P., y Saxena, A. K. (2014). An improved image fusion technique based on texture feature optimization using wavelet transform and particle of swarm optimization (POS). International Journal of Computer Applications, 101(6), 19–22.</w:t>
+      </w:r>
+    </w:p>
+    <w:p>
+      <w:pPr>
+        <w:pStyle w:val="Normal"/>
+        <w:spacing w:lineRule="auto" w:line="360" w:before="0" w:after="160"/>
+        <w:ind w:firstLine="709"/>
+        <w:jc w:val="both"/>
+        <w:rPr/>
+      </w:pPr>
+      <w:r>
+        <w:rPr>
+          <w:rFonts w:eastAsia="Times New Roman" w:cs="Times New Roman"/>
+          <w:sz w:val="24"/>
+          <w:szCs w:val="24"/>
+        </w:rPr>
+        <w:t xml:space="preserve">Mukhopadhyay, S., y Chanda, B. (2000). A multiscale morphological approach to local contrast enhancement. Signal Processing, 80(4), 685–696. https://doi.org/10.1016/S0165-1684(99)00161-9</w:t>
       </w:r>
     </w:p>
     <w:p>
@@ -35925,7 +35940,7 @@
           <w:sz w:val="24"/>
           <w:szCs w:val="24"/>
         </w:rPr>
-        <w:t>Toet, A. (2014). The TNO multiband image data collection. Data in Brief, 4, 187–192.</w:t>
+        <w:t xml:space="preserve">Toet, A. (2017). The TNO multiband image data collection. Data in Brief, 15, 249–251. https://doi.org/10.1016/j.dib.2017.09.038</w:t>
       </w:r>
     </w:p>
     <w:p>
@@ -35942,7 +35957,7 @@
           <w:sz w:val="24"/>
           <w:szCs w:val="24"/>
         </w:rPr>
-        <w:t>Wang, J., Peng, J., Feng, X., He, G., y Fan, J. (2017). Fusion method for infrared and visible images by using non-negative sparse representation. Infrared Physics &amp; Technology, 80, 1–9.</w:t>
+        <w:t xml:space="preserve">Wang, J., Peng, J., Feng, X., He, G., y Fan, J. (2014). Fusion method for infrared and visible images by using non-negative sparse representation. Infrared Physics &amp; Technology, 67, 477–489. https://doi.org/10.1016/j.infrared.2014.09.019</w:t>
       </w:r>
     </w:p>
     <w:p>

--- a/docs/Tesis_Borrador_V3.docx
+++ b/docs/Tesis_Borrador_V3.docx
@@ -6038,7 +6038,7 @@
           <w:sz w:val="24"/>
           <w:szCs w:val="24"/>
         </w:rPr>
-        <w:t>Específicamente en fusión morfológica, Mukhopadhyay y Chanda (2000) introducen una de las primeras descomposiciones multiescala basadas en operadores Top-Hat para realce e interpretación de imágenes médicas. Bai (2013) extiende la idea a fusión VIS+IR, mostrando que la transformada Top-Hat puede capturar simultáneamente detalles brillantes y oscuros con bajo costo computacional. Trabajos posteriores, como los de Bai et al. (2015) y Wang et al. (2017), exploran combinaciones de Top-Hat con otras representaciones, pero rara vez sistematizan el efecto cruzado del tipo de elemento estructurante, el número de niveles y el radio base sobre múltiples métricas.</w:t>
+        <w:t>Específicamente en fusión morfológica, Mukhopadhyay y Chanda (2000) introducen una de las primeras descomposiciones multiescala basadas en operadores Top-Hat para realce e interpretación de imágenes médicas. En el ámbito local, Bajac Figueredo et al. (2024) presentan un análisis visual y numérico de la fusión VIS/IR con la transformada Top-Hat sobre el mismo conjunto TNO, antecedente directo de esta tesis. Bai (2013) extiende la idea a fusión VIS+IR, mostrando que la transformada Top-Hat puede capturar simultáneamente detalles brillantes y oscuros con bajo costo computacional. Trabajos posteriores, como los de Bai et al. (2015) y Wang et al. (2017), exploran combinaciones de Top-Hat con otras representaciones, pero rara vez sistematizan el efecto cruzado del tipo de elemento estructurante, el número de niveles y el radio base sobre múltiples métricas.</w:t>
       </w:r>
     </w:p>
     <w:p>
@@ -7701,7 +7701,7 @@
           <w:b w:val="false"/>
           <w:sz w:val="24"/>
         </w:rPr>
-        <w:t>Para realzar estructuras direccionales, Bala et al. (2024) promedian las respuestas Top-Hat obtenidas con elementos estructurantes lineales en n orientaciones angulares:</w:t>
+        <w:t>Para realzar estructuras direccionales, La combinación de elementos estructurantes circulares y lineales aplicados en distintas direcciones tiene un antecedente directo en el realce de imágenes mamográficas de Flores et al. (s. f.), del mismo grupo de investigación. Bala et al. (2024) promedian las respuestas Top-Hat obtenidas con elementos estructurantes lineales en n orientaciones angulares:</w:t>
       </w:r>
     </w:p>
     <w:tbl>
@@ -35515,25 +35515,13 @@
         <w:jc w:val="both"/>
         <w:rPr/>
       </w:pPr>
-      <w:commentRangeStart w:id="4"/>
       <w:r>
         <w:rPr>
           <w:rFonts w:eastAsia="Times New Roman" w:cs="Times New Roman"/>
           <w:sz w:val="24"/>
           <w:szCs w:val="24"/>
         </w:rPr>
-        <w:t>Bala, A. A., Aruna Priya, P., y Maik, V. (2024). Hybrid technique for fundus image enhancement using modified morphological filter and denoising net. The Journal of Supercomputing, 80, 13317–13340. https://doi.org/10.1007/s11227-024-05952-x</w:t>
-      </w:r>
-      <w:commentRangeEnd w:id="4"/>
-      <w:r>
-        <w:commentReference w:id="4"/>
-      </w:r>
-      <w:r>
-        <w:rPr>
-          <w:rFonts w:eastAsia="Times New Roman" w:cs="Times New Roman"/>
-          <w:sz w:val="24"/>
-          <w:szCs w:val="24"/>
-        </w:rPr>
+        <w:t xml:space="preserve">Bajac Figueredo, Y. C., Bazán, J. P., Mello-Román, J. C., Vázquez Noguera, J. L., y Legal-Ayala, H. (2024). Infrared and visible image fusion using the Top Hat transform. Proceeding Series of the Brazilian Society of Computational and Applied Mathematics (CNMAC 2024), Universidad Comunera y Facultad Politécnica, Universidad Nacional de Asunción.</w:t>
       </w:r>
     </w:p>
     <w:p>
@@ -35544,13 +35532,25 @@
         <w:jc w:val="both"/>
         <w:rPr/>
       </w:pPr>
+      <w:commentRangeStart w:id="4"/>
       <w:r>
         <w:rPr>
           <w:rFonts w:eastAsia="Times New Roman" w:cs="Times New Roman"/>
           <w:sz w:val="24"/>
           <w:szCs w:val="24"/>
         </w:rPr>
-        <w:t>Burt, P. J., y Adelson, E. H. (1983). The Laplacian pyramid as a compact image code. IEEE Transactions on Communications, 31(4), 532–540.</w:t>
+        <w:t xml:space="preserve">Bala, A. A., Aruna Priya, P., y Maik, V. (2024). Hybrid technique for fundus image enhancement using modified morphological filter and denoising net. The Journal of Supercomputing, 80(9), 13317–13340. https://doi.org/10.1007/s11227-024-05952-x</w:t>
+      </w:r>
+      <w:commentRangeEnd w:id="4"/>
+      <w:r>
+        <w:commentReference w:id="4"/>
+      </w:r>
+      <w:r>
+        <w:rPr>
+          <w:rFonts w:eastAsia="Times New Roman" w:cs="Times New Roman"/>
+          <w:sz w:val="24"/>
+          <w:szCs w:val="24"/>
+        </w:rPr>
       </w:r>
     </w:p>
     <w:p>
@@ -35567,7 +35567,41 @@
           <w:sz w:val="24"/>
           <w:szCs w:val="24"/>
         </w:rPr>
+        <w:t>Burt, P. J., y Adelson, E. H. (1983). The Laplacian pyramid as a compact image code. IEEE Transactions on Communications, 31(4), 532–540.</w:t>
+      </w:r>
+    </w:p>
+    <w:p>
+      <w:pPr>
+        <w:pStyle w:val="Normal"/>
+        <w:spacing w:lineRule="auto" w:line="360" w:before="0" w:after="160"/>
+        <w:ind w:firstLine="709"/>
+        <w:jc w:val="both"/>
+        <w:rPr/>
+      </w:pPr>
+      <w:r>
+        <w:rPr>
+          <w:rFonts w:eastAsia="Times New Roman" w:cs="Times New Roman"/>
+          <w:sz w:val="24"/>
+          <w:szCs w:val="24"/>
+        </w:rPr>
         <w:t>Candès, E., Demanet, L., Donoho, D., y Ying, L. (2006). Fast discrete curvelet transforms. SIAM Multiscale Modeling &amp; Simulation, 5(3), 861–899.</w:t>
+      </w:r>
+    </w:p>
+    <w:p>
+      <w:pPr>
+        <w:pStyle w:val="Normal"/>
+        <w:spacing w:lineRule="auto" w:line="360" w:before="0" w:after="160"/>
+        <w:ind w:firstLine="709"/>
+        <w:jc w:val="both"/>
+        <w:rPr/>
+      </w:pPr>
+      <w:r>
+        <w:rPr>
+          <w:rFonts w:eastAsia="Times New Roman" w:cs="Times New Roman"/>
+          <w:sz w:val="24"/>
+          <w:szCs w:val="24"/>
+        </w:rPr>
+        <w:t xml:space="preserve">Flores, S., Bujaico, C., Mello-Román, J. C., Vázquez Noguera, J. L., y Legal-Ayala, H. (s. f.). Método de realce de contraste local y nitidez en imágenes mamográficas basado en la transformada top-hat multiescala con elementos estructurantes circulares y lineales [Manuscrito]. Digital Image Processing Research Group, Facultad Politécnica, Universidad Nacional de Asunción.</w:t>
       </w:r>
     </w:p>
     <w:p>

--- a/docs/Tesis_Borrador_V3.docx
+++ b/docs/Tesis_Borrador_V3.docx
@@ -1243,7 +1243,7 @@
         <w:rPr>
           <w:rFonts w:eastAsia="Times New Roman" w:cs="Times New Roman"/>
         </w:rPr>
-        <w:t xml:space="preserve">Visible (VIS) and infrared (IR) image fusion is key for computer perception under adverse conditions (surveillance, night driving, search and rescue). This work proposes the NOVEL PROPOSAL, a fusion method based on the Top-Hat transform that, on a single scale, averages the responses of four linear structuring elements (0°, 45°, 90°, 135°) and adds them to the disk response to obtain optimal Top-Hat and Bottom-Hat transforms; reconstruction follows the additive–subtractive scheme of Bala et al., and the structuring-element radius r and the contrast weight m are tuned automatically by Particle Swarm Optimization (PSO), whose configuration is selected through a systematic sweep of 25 particle/iteration combinations (2–10 × 10–50), replicating the experimental design of Ortega and Espinoza (2025). It is compared against six methods: five representative of the state of the art —Laplacian pyramid (LP), Ratio of low-pass Pyramid (RP), Discrete Wavelet Transform (DWT), Dual-Tree Complex Wavelet Transform (DTCWT) and Curvelet (CVT)— plus the classical Top-Hat fusion methodology, on the TNO Image Fusion Dataset, using nine no-reference metrics under non-parametric testing (Friedman, Wilcoxon with Holm correction). At its optimal configuration (PSO: r=25, m=0.30) the proposal leads the study in entropy and edge content (EN=6.9888; FE=1.1045) and ranks second in contrast, mean gradient and spatial frequency (SD=0.1477; MG=0.0353; SF=17.3435), with a statistically significant advantage over the five state-of-the-art methods in EN, FE, MG and SF; it yields, in turn, on the fidelity metrics (SSIM=0.6677; PSNR=17.2546) and on mutual information, led by the multiscale methods. In the aggregate ranking over the nine metrics it ranks second (3.67), behind the Laplacian pyramid (3.44). As a task-oriented evaluation, retraining a detector (YOLOv8n) on the labeled LLVIP dataset shows that every fusion clearly outperforms the visible modality alone (mAP@0.5 from 0.81 to 0.91–0.95), although the infrared alone remains the strongest modality (0.957) and the proposal falls at the lower end of the fusion band (0.913), evidencing that the enhancement rewarded by activity metrics does not transfer to detection. In a complementary experiment on M3FD, with two classes of opposite visibility (people/IR and lamps/VIS) and a single detector trained on both modalities, every fusion detects both classes in a single image —which the infrared alone cannot— and the Ratio Pyramid attains the best complementary-pair average (0.165), while the proposal reaches an intermediate value (0.124). We conclude that the proposal stands out in activity, detail and information content —significantly outperforming the state of the art in four of the nine metrics and the classical methodology in six—, contributes an interpretable single-scale morphological operator optimized with a published methodology (Ortega and Espinoza, 2025), and, in the task-oriented evaluation, documents a relevant finding: the configuration that maximizes activity metrics is not the one that maximizes detection performance, so both criteria must be reported separately.</w:t>
+        <w:t xml:space="preserve">Visible (VIS) and infrared (IR) image fusion is key for computer perception under adverse conditions (surveillance, night driving, search and rescue). This work proposes the NOVEL PROPOSAL, a fusion method based on the Top-Hat transform that, on a single scale, averages the responses of four linear structuring elements (0°, 45°, 90°, 135°) and adds them to the disk response to obtain optimal Top-Hat and Bottom-Hat transforms; reconstruction follows the additive–subtractive scheme of Bala et al., and the structuring-element radius r and the contrast weight m are tuned automatically by Particle Swarm Optimization (PSO), whose configuration is selected through a systematic sweep of 25 particle/iteration combinations (2–10 × 10–50), replicating the experimental design of Ortega and Espinoza (2025). It is compared against six methods: five representative of the state of the art —Laplacian pyramid (LP), Ratio of low-pass Pyramid (RP), Discrete Wavelet Transform (DWT), Dual-Tree Complex Wavelet Transform (DTCWT) and Curvelet (CVT)— plus the classical Top-Hat fusion methodology, on the TNO Image Fusion Dataset, using nine no-reference metrics under non-parametric testing (Friedman, Wilcoxon with Holm correction). At its optimal configuration (PSO: r=25, m=0.30) the proposal leads the study in entropy and fusion efficiency (EN=6.9855; FE=1.1047) and ranks second in contrast, mean gradient and spatial frequency (SD=0.1439; MG=0.0355; SF=17.4425), with a statistically significant advantage over the five state-of-the-art methods in EN, FE, MG and SF; it yields, in turn, on the fidelity metrics (SSIM=0.6584; PSNR=16.8409) and on mutual information, led by the multiscale methods. In the aggregate ranking over the nine metrics —the average of the ranks obtained within each image pair— it ranks first (3.39), ahead of the Laplacian pyramid (3.91) and the classical Top-Hat (3.94). As a task-oriented evaluation, retraining a detector (YOLOv8n) on the labeled LLVIP dataset shows that every fusion clearly outperforms the visible modality alone (mAP@0.5 from 0.81 to 0.91–0.95), although the infrared alone remains the strongest modality (0.971) and the proposal falls at the lower end of the fusion band (0.906), evidencing that the enhancement rewarded by activity metrics does not transfer to detection. In a complementary experiment on M3FD, with two classes of opposite visibility (people/IR and lamps/VIS) and a single detector trained on both modalities, the Ratio Pyramid is the only input whose complementary-pair average (0.622) exceeds both single modalities (0.618 for the visible and 0.563 for the infrared), while the proposal reaches 0.564, on par with the infrared alone. We conclude that the proposal stands out in activity, detail and information content —significantly outperforming the state of the art in four of the nine metrics and the classical methodology in six—, contributes an interpretable single-scale morphological operator optimized with a published methodology (Ortega and Espinoza, 2025), and, in the task-oriented evaluation, documents a relevant finding: the configuration that maximizes activity metrics is not the one that maximizes detection performance, so both criteria must be reported separately.</w:t>
       </w:r>
     </w:p>
     <w:p>
@@ -1262,7 +1262,7 @@
           <w:sz w:val="24"/>
           <w:szCs w:val="24"/>
         </w:rPr>
-        <w:t>Keywords: image fusion, mathematical morphology, top-hat, infrared, visible, multi-scale, no-reference metrics.</w:t>
+        <w:t>Keywords: image fusion, mathematical morphology, top-hat, infrared, visible, PSO, no-reference metrics.</w:t>
       </w:r>
       <w:r>
         <w:br w:type="page"/>
@@ -21362,96 +21362,94 @@
             <w:r>
               <w:rPr>
                 <w:rFonts w:eastAsia="Times New Roman" w:cs="Times New Roman"/>
+                <w:color w:val="auto"/>
+                <w:sz w:val="18"/>
+              </w:rPr>
+              <w:t xml:space="preserve">6,9220</w:t>
+            </w:r>
+          </w:p>
+        </w:tc>
+        <w:tc>
+          <w:tcPr>
+            <w:tcW w:w="1100" w:type="dxa"/>
+            <w:tcBorders>
+              <w:top w:val="single" w:sz="4" w:space="0" w:color="B0B8C0"/>
+              <w:start w:val="single" w:sz="4" w:space="0" w:color="B0B8C0"/>
+              <w:bottom w:val="single" w:sz="4" w:space="0" w:color="B0B8C0"/>
+              <w:end w:val="single" w:sz="4" w:space="0" w:color="B0B8C0"/>
+            </w:tcBorders>
+            <w:shd w:fill="FFFFFF" w:val="clear"/>
+          </w:tcPr>
+          <w:p>
+            <w:pPr>
+              <w:pStyle w:val="Normal"/>
+              <w:widowControl w:val="false"/>
+              <w:spacing w:lineRule="auto" w:line="276" w:before="0" w:after="120"/>
+              <w:rPr/>
+            </w:pPr>
+            <w:r>
+              <w:rPr>
+                <w:rFonts w:eastAsia="Times New Roman" w:cs="Times New Roman"/>
+                <w:color w:val="auto"/>
+                <w:sz w:val="18"/>
+              </w:rPr>
+              <w:t xml:space="preserve">0,1352</w:t>
+            </w:r>
+          </w:p>
+        </w:tc>
+        <w:tc>
+          <w:tcPr>
+            <w:tcW w:w="1100" w:type="dxa"/>
+            <w:tcBorders>
+              <w:top w:val="single" w:sz="4" w:space="0" w:color="B0B8C0"/>
+              <w:start w:val="single" w:sz="4" w:space="0" w:color="B0B8C0"/>
+              <w:bottom w:val="single" w:sz="4" w:space="0" w:color="B0B8C0"/>
+              <w:end w:val="single" w:sz="4" w:space="0" w:color="B0B8C0"/>
+            </w:tcBorders>
+            <w:shd w:fill="FFFFFF" w:val="clear"/>
+          </w:tcPr>
+          <w:p>
+            <w:pPr>
+              <w:pStyle w:val="Normal"/>
+              <w:widowControl w:val="false"/>
+              <w:spacing w:lineRule="auto" w:line="276" w:before="0" w:after="120"/>
+              <w:rPr/>
+            </w:pPr>
+            <w:r>
+              <w:rPr>
+                <w:rFonts w:eastAsia="Times New Roman" w:cs="Times New Roman"/>
+                <w:color w:val="auto"/>
+                <w:sz w:val="18"/>
+              </w:rPr>
+              <w:t xml:space="preserve">1,0952</w:t>
+            </w:r>
+          </w:p>
+        </w:tc>
+        <w:tc>
+          <w:tcPr>
+            <w:tcW w:w="1100" w:type="dxa"/>
+            <w:tcBorders>
+              <w:top w:val="single" w:sz="4" w:space="0" w:color="B0B8C0"/>
+              <w:start w:val="single" w:sz="4" w:space="0" w:color="B0B8C0"/>
+              <w:bottom w:val="single" w:sz="4" w:space="0" w:color="B0B8C0"/>
+              <w:end w:val="single" w:sz="4" w:space="0" w:color="B0B8C0"/>
+            </w:tcBorders>
+            <w:shd w:fill="FFFFFF" w:val="clear"/>
+          </w:tcPr>
+          <w:p>
+            <w:pPr>
+              <w:pStyle w:val="Normal"/>
+              <w:widowControl w:val="false"/>
+              <w:spacing w:lineRule="auto" w:line="276" w:before="0" w:after="120"/>
+              <w:rPr/>
+            </w:pPr>
+            <w:r>
+              <w:rPr>
+                <w:rFonts w:eastAsia="Times New Roman" w:cs="Times New Roman"/>
                 <w:b/>
                 <w:color w:val="auto"/>
                 <w:sz w:val="18"/>
               </w:rPr>
-              <w:t xml:space="preserve">6,9220</w:t>
-            </w:r>
-          </w:p>
-        </w:tc>
-        <w:tc>
-          <w:tcPr>
-            <w:tcW w:w="1100" w:type="dxa"/>
-            <w:tcBorders>
-              <w:top w:val="single" w:sz="4" w:space="0" w:color="B0B8C0"/>
-              <w:start w:val="single" w:sz="4" w:space="0" w:color="B0B8C0"/>
-              <w:bottom w:val="single" w:sz="4" w:space="0" w:color="B0B8C0"/>
-              <w:end w:val="single" w:sz="4" w:space="0" w:color="B0B8C0"/>
-            </w:tcBorders>
-            <w:shd w:fill="FFFFFF" w:val="clear"/>
-          </w:tcPr>
-          <w:p>
-            <w:pPr>
-              <w:pStyle w:val="Normal"/>
-              <w:widowControl w:val="false"/>
-              <w:spacing w:lineRule="auto" w:line="276" w:before="0" w:after="120"/>
-              <w:rPr/>
-            </w:pPr>
-            <w:r>
-              <w:rPr>
-                <w:rFonts w:eastAsia="Times New Roman" w:cs="Times New Roman"/>
-                <w:color w:val="auto"/>
-                <w:sz w:val="18"/>
-              </w:rPr>
-              <w:t xml:space="preserve">0,1352</w:t>
-            </w:r>
-          </w:p>
-        </w:tc>
-        <w:tc>
-          <w:tcPr>
-            <w:tcW w:w="1100" w:type="dxa"/>
-            <w:tcBorders>
-              <w:top w:val="single" w:sz="4" w:space="0" w:color="B0B8C0"/>
-              <w:start w:val="single" w:sz="4" w:space="0" w:color="B0B8C0"/>
-              <w:bottom w:val="single" w:sz="4" w:space="0" w:color="B0B8C0"/>
-              <w:end w:val="single" w:sz="4" w:space="0" w:color="B0B8C0"/>
-            </w:tcBorders>
-            <w:shd w:fill="FFFFFF" w:val="clear"/>
-          </w:tcPr>
-          <w:p>
-            <w:pPr>
-              <w:pStyle w:val="Normal"/>
-              <w:widowControl w:val="false"/>
-              <w:spacing w:lineRule="auto" w:line="276" w:before="0" w:after="120"/>
-              <w:rPr/>
-            </w:pPr>
-            <w:r>
-              <w:rPr>
-                <w:rFonts w:eastAsia="Times New Roman" w:cs="Times New Roman"/>
-                <w:b/>
-                <w:color w:val="auto"/>
-                <w:sz w:val="18"/>
-              </w:rPr>
-              <w:t xml:space="preserve">1,0952</w:t>
-            </w:r>
-          </w:p>
-        </w:tc>
-        <w:tc>
-          <w:tcPr>
-            <w:tcW w:w="1100" w:type="dxa"/>
-            <w:tcBorders>
-              <w:top w:val="single" w:sz="4" w:space="0" w:color="B0B8C0"/>
-              <w:start w:val="single" w:sz="4" w:space="0" w:color="B0B8C0"/>
-              <w:bottom w:val="single" w:sz="4" w:space="0" w:color="B0B8C0"/>
-              <w:end w:val="single" w:sz="4" w:space="0" w:color="B0B8C0"/>
-            </w:tcBorders>
-            <w:shd w:fill="FFFFFF" w:val="clear"/>
-          </w:tcPr>
-          <w:p>
-            <w:pPr>
-              <w:pStyle w:val="Normal"/>
-              <w:widowControl w:val="false"/>
-              <w:spacing w:lineRule="auto" w:line="276" w:before="0" w:after="120"/>
-              <w:rPr/>
-            </w:pPr>
-            <w:r>
-              <w:rPr>
-                <w:rFonts w:eastAsia="Times New Roman" w:cs="Times New Roman"/>
-                <w:b/>
-                <w:color w:val="auto"/>
-                <w:sz w:val="18"/>
-              </w:rPr>
               <w:t xml:space="preserve">0,0478</w:t>
             </w:r>
           </w:p>
@@ -21566,6 +21564,7 @@
                 <w:rFonts w:eastAsia="Times New Roman" w:cs="Times New Roman"/>
                 <w:color w:val="auto"/>
                 <w:sz w:val="18"/>
+                <w:b/>
               </w:rPr>
               <w:t xml:space="preserve">6,9855</w:t>
             </w:r>
@@ -21622,6 +21621,7 @@
                 <w:rFonts w:eastAsia="Times New Roman" w:cs="Times New Roman"/>
                 <w:color w:val="auto"/>
                 <w:sz w:val="18"/>
+                <w:b/>
               </w:rPr>
               <w:t xml:space="preserve">1,1047</w:t>
             </w:r>
@@ -22090,11 +22090,473 @@
             <w:r>
               <w:rPr>
                 <w:rFonts w:eastAsia="Times New Roman" w:cs="Times New Roman"/>
+                <w:color w:val="auto"/>
+                <w:sz w:val="18"/>
+              </w:rPr>
+              <w:t xml:space="preserve">17,3689</w:t>
+            </w:r>
+          </w:p>
+        </w:tc>
+      </w:tr>
+      <w:tr>
+        <w:trPr/>
+        <w:tc>
+          <w:tcPr>
+            <w:tcW w:w="2400" w:type="dxa"/>
+            <w:tcBorders>
+              <w:top w:val="single" w:sz="4" w:space="0" w:color="B0B8C0"/>
+              <w:start w:val="single" w:sz="4" w:space="0" w:color="B0B8C0"/>
+              <w:bottom w:val="single" w:sz="4" w:space="0" w:color="B0B8C0"/>
+              <w:end w:val="single" w:sz="4" w:space="0" w:color="B0B8C0"/>
+            </w:tcBorders>
+            <w:shd w:fill="FFFFFF" w:val="clear"/>
+          </w:tcPr>
+          <w:p>
+            <w:pPr>
+              <w:pStyle w:val="Normal"/>
+              <w:widowControl w:val="false"/>
+              <w:spacing w:lineRule="auto" w:line="276" w:before="0" w:after="120"/>
+              <w:rPr/>
+            </w:pPr>
+            <w:r>
+              <w:rPr>
+                <w:rFonts w:eastAsia="Times New Roman" w:cs="Times New Roman"/>
+                <w:color w:val="auto"/>
+                <w:sz w:val="18"/>
+              </w:rPr>
+              <w:t>Wavelet discreta (DWT)</w:t>
+            </w:r>
+          </w:p>
+        </w:tc>
+        <w:tc>
+          <w:tcPr>
+            <w:tcW w:w="1100" w:type="dxa"/>
+            <w:tcBorders>
+              <w:top w:val="single" w:sz="4" w:space="0" w:color="B0B8C0"/>
+              <w:start w:val="single" w:sz="4" w:space="0" w:color="B0B8C0"/>
+              <w:bottom w:val="single" w:sz="4" w:space="0" w:color="B0B8C0"/>
+              <w:end w:val="single" w:sz="4" w:space="0" w:color="B0B8C0"/>
+            </w:tcBorders>
+            <w:shd w:fill="FFFFFF" w:val="clear"/>
+          </w:tcPr>
+          <w:p>
+            <w:pPr>
+              <w:pStyle w:val="Normal"/>
+              <w:widowControl w:val="false"/>
+              <w:spacing w:lineRule="auto" w:line="276" w:before="0" w:after="120"/>
+              <w:rPr/>
+            </w:pPr>
+            <w:r>
+              <w:rPr>
+                <w:rFonts w:eastAsia="Times New Roman" w:cs="Times New Roman"/>
+                <w:color w:val="auto"/>
+                <w:sz w:val="18"/>
+              </w:rPr>
+              <w:t xml:space="preserve">14,1888</w:t>
+            </w:r>
+          </w:p>
+        </w:tc>
+        <w:tc>
+          <w:tcPr>
+            <w:tcW w:w="1100" w:type="dxa"/>
+            <w:tcBorders>
+              <w:top w:val="single" w:sz="4" w:space="0" w:color="B0B8C0"/>
+              <w:start w:val="single" w:sz="4" w:space="0" w:color="B0B8C0"/>
+              <w:bottom w:val="single" w:sz="4" w:space="0" w:color="B0B8C0"/>
+              <w:end w:val="single" w:sz="4" w:space="0" w:color="B0B8C0"/>
+            </w:tcBorders>
+            <w:shd w:fill="FFFFFF" w:val="clear"/>
+          </w:tcPr>
+          <w:p>
+            <w:pPr>
+              <w:pStyle w:val="Normal"/>
+              <w:widowControl w:val="false"/>
+              <w:spacing w:lineRule="auto" w:line="276" w:before="0" w:after="120"/>
+              <w:rPr/>
+            </w:pPr>
+            <w:r>
+              <w:rPr>
+                <w:rFonts w:eastAsia="Times New Roman" w:cs="Times New Roman"/>
+                <w:color w:val="auto"/>
+                <w:sz w:val="18"/>
+              </w:rPr>
+              <w:t xml:space="preserve">0,7014</w:t>
+            </w:r>
+          </w:p>
+        </w:tc>
+        <w:tc>
+          <w:tcPr>
+            <w:tcW w:w="1100" w:type="dxa"/>
+            <w:tcBorders>
+              <w:top w:val="single" w:sz="4" w:space="0" w:color="B0B8C0"/>
+              <w:start w:val="single" w:sz="4" w:space="0" w:color="B0B8C0"/>
+              <w:bottom w:val="single" w:sz="4" w:space="0" w:color="B0B8C0"/>
+              <w:end w:val="single" w:sz="4" w:space="0" w:color="B0B8C0"/>
+            </w:tcBorders>
+            <w:shd w:fill="FFFFFF" w:val="clear"/>
+          </w:tcPr>
+          <w:p>
+            <w:pPr>
+              <w:pStyle w:val="Normal"/>
+              <w:widowControl w:val="false"/>
+              <w:spacing w:lineRule="auto" w:line="276" w:before="0" w:after="120"/>
+              <w:rPr/>
+            </w:pPr>
+            <w:r>
+              <w:rPr>
+                <w:rFonts w:eastAsia="Times New Roman" w:cs="Times New Roman"/>
+                <w:color w:val="auto"/>
+                <w:sz w:val="18"/>
+              </w:rPr>
+              <w:t xml:space="preserve">17,5886</w:t>
+            </w:r>
+          </w:p>
+        </w:tc>
+      </w:tr>
+      <w:tr>
+        <w:trPr/>
+        <w:tc>
+          <w:tcPr>
+            <w:tcW w:w="2400" w:type="dxa"/>
+            <w:tcBorders>
+              <w:top w:val="single" w:sz="4" w:space="0" w:color="B0B8C0"/>
+              <w:start w:val="single" w:sz="4" w:space="0" w:color="B0B8C0"/>
+              <w:bottom w:val="single" w:sz="4" w:space="0" w:color="B0B8C0"/>
+              <w:end w:val="single" w:sz="4" w:space="0" w:color="B0B8C0"/>
+            </w:tcBorders>
+            <w:shd w:fill="FFFFFF" w:val="clear"/>
+          </w:tcPr>
+          <w:p>
+            <w:pPr>
+              <w:pStyle w:val="Normal"/>
+              <w:widowControl w:val="false"/>
+              <w:spacing w:lineRule="auto" w:line="276" w:before="0" w:after="120"/>
+              <w:rPr/>
+            </w:pPr>
+            <w:r>
+              <w:rPr>
+                <w:rFonts w:eastAsia="Times New Roman" w:cs="Times New Roman"/>
+                <w:color w:val="auto"/>
+                <w:sz w:val="18"/>
+              </w:rPr>
+              <w:t>DTCWT</w:t>
+            </w:r>
+          </w:p>
+        </w:tc>
+        <w:tc>
+          <w:tcPr>
+            <w:tcW w:w="1100" w:type="dxa"/>
+            <w:tcBorders>
+              <w:top w:val="single" w:sz="4" w:space="0" w:color="B0B8C0"/>
+              <w:start w:val="single" w:sz="4" w:space="0" w:color="B0B8C0"/>
+              <w:bottom w:val="single" w:sz="4" w:space="0" w:color="B0B8C0"/>
+              <w:end w:val="single" w:sz="4" w:space="0" w:color="B0B8C0"/>
+            </w:tcBorders>
+            <w:shd w:fill="FFFFFF" w:val="clear"/>
+          </w:tcPr>
+          <w:p>
+            <w:pPr>
+              <w:pStyle w:val="Normal"/>
+              <w:widowControl w:val="false"/>
+              <w:spacing w:lineRule="auto" w:line="276" w:before="0" w:after="120"/>
+              <w:rPr/>
+            </w:pPr>
+            <w:r>
+              <w:rPr>
+                <w:rFonts w:eastAsia="Times New Roman" w:cs="Times New Roman"/>
+                <w:color w:val="auto"/>
+                <w:sz w:val="18"/>
+              </w:rPr>
+              <w:t xml:space="preserve">13,1990</w:t>
+            </w:r>
+          </w:p>
+        </w:tc>
+        <w:tc>
+          <w:tcPr>
+            <w:tcW w:w="1100" w:type="dxa"/>
+            <w:tcBorders>
+              <w:top w:val="single" w:sz="4" w:space="0" w:color="B0B8C0"/>
+              <w:start w:val="single" w:sz="4" w:space="0" w:color="B0B8C0"/>
+              <w:bottom w:val="single" w:sz="4" w:space="0" w:color="B0B8C0"/>
+              <w:end w:val="single" w:sz="4" w:space="0" w:color="B0B8C0"/>
+            </w:tcBorders>
+            <w:shd w:fill="FFFFFF" w:val="clear"/>
+          </w:tcPr>
+          <w:p>
+            <w:pPr>
+              <w:pStyle w:val="Normal"/>
+              <w:widowControl w:val="false"/>
+              <w:spacing w:lineRule="auto" w:line="276" w:before="0" w:after="120"/>
+              <w:rPr/>
+            </w:pPr>
+            <w:r>
+              <w:rPr>
+                <w:rFonts w:eastAsia="Times New Roman" w:cs="Times New Roman"/>
+                <w:color w:val="auto"/>
+                <w:sz w:val="18"/>
+                <w:b/>
+              </w:rPr>
+              <w:t xml:space="preserve">0,7249</w:t>
+            </w:r>
+          </w:p>
+        </w:tc>
+        <w:tc>
+          <w:tcPr>
+            <w:tcW w:w="1100" w:type="dxa"/>
+            <w:tcBorders>
+              <w:top w:val="single" w:sz="4" w:space="0" w:color="B0B8C0"/>
+              <w:start w:val="single" w:sz="4" w:space="0" w:color="B0B8C0"/>
+              <w:bottom w:val="single" w:sz="4" w:space="0" w:color="B0B8C0"/>
+              <w:end w:val="single" w:sz="4" w:space="0" w:color="B0B8C0"/>
+            </w:tcBorders>
+            <w:shd w:fill="FFFFFF" w:val="clear"/>
+          </w:tcPr>
+          <w:p>
+            <w:pPr>
+              <w:pStyle w:val="Normal"/>
+              <w:widowControl w:val="false"/>
+              <w:spacing w:lineRule="auto" w:line="276" w:before="0" w:after="120"/>
+              <w:rPr/>
+            </w:pPr>
+            <w:r>
+              <w:rPr>
+                <w:rFonts w:eastAsia="Times New Roman" w:cs="Times New Roman"/>
+                <w:color w:val="auto"/>
+                <w:sz w:val="18"/>
+              </w:rPr>
+              <w:t xml:space="preserve">17,5974</w:t>
+            </w:r>
+          </w:p>
+        </w:tc>
+      </w:tr>
+      <w:tr>
+        <w:trPr/>
+        <w:tc>
+          <w:tcPr>
+            <w:tcW w:w="2400" w:type="dxa"/>
+            <w:tcBorders>
+              <w:top w:val="single" w:sz="4" w:space="0" w:color="B0B8C0"/>
+              <w:start w:val="single" w:sz="4" w:space="0" w:color="B0B8C0"/>
+              <w:bottom w:val="single" w:sz="4" w:space="0" w:color="B0B8C0"/>
+              <w:end w:val="single" w:sz="4" w:space="0" w:color="B0B8C0"/>
+            </w:tcBorders>
+            <w:shd w:fill="FFFFFF" w:val="clear"/>
+          </w:tcPr>
+          <w:p>
+            <w:pPr>
+              <w:pStyle w:val="Normal"/>
+              <w:widowControl w:val="false"/>
+              <w:spacing w:lineRule="auto" w:line="276" w:before="0" w:after="120"/>
+              <w:rPr/>
+            </w:pPr>
+            <w:r>
+              <w:rPr>
+                <w:rFonts w:eastAsia="Times New Roman" w:cs="Times New Roman"/>
+                <w:color w:val="auto"/>
+                <w:sz w:val="18"/>
+              </w:rPr>
+              <w:t>Curvelet (CVT)</w:t>
+            </w:r>
+          </w:p>
+        </w:tc>
+        <w:tc>
+          <w:tcPr>
+            <w:tcW w:w="1100" w:type="dxa"/>
+            <w:tcBorders>
+              <w:top w:val="single" w:sz="4" w:space="0" w:color="B0B8C0"/>
+              <w:start w:val="single" w:sz="4" w:space="0" w:color="B0B8C0"/>
+              <w:bottom w:val="single" w:sz="4" w:space="0" w:color="B0B8C0"/>
+              <w:end w:val="single" w:sz="4" w:space="0" w:color="B0B8C0"/>
+            </w:tcBorders>
+            <w:shd w:fill="FFFFFF" w:val="clear"/>
+          </w:tcPr>
+          <w:p>
+            <w:pPr>
+              <w:pStyle w:val="Normal"/>
+              <w:widowControl w:val="false"/>
+              <w:spacing w:lineRule="auto" w:line="276" w:before="0" w:after="120"/>
+              <w:rPr/>
+            </w:pPr>
+            <w:r>
+              <w:rPr>
+                <w:rFonts w:eastAsia="Times New Roman" w:cs="Times New Roman"/>
+                <w:color w:val="auto"/>
+                <w:sz w:val="18"/>
+              </w:rPr>
+              <w:t xml:space="preserve">13,3379</w:t>
+            </w:r>
+          </w:p>
+        </w:tc>
+        <w:tc>
+          <w:tcPr>
+            <w:tcW w:w="1100" w:type="dxa"/>
+            <w:tcBorders>
+              <w:top w:val="single" w:sz="4" w:space="0" w:color="B0B8C0"/>
+              <w:start w:val="single" w:sz="4" w:space="0" w:color="B0B8C0"/>
+              <w:bottom w:val="single" w:sz="4" w:space="0" w:color="B0B8C0"/>
+              <w:end w:val="single" w:sz="4" w:space="0" w:color="B0B8C0"/>
+            </w:tcBorders>
+            <w:shd w:fill="FFFFFF" w:val="clear"/>
+          </w:tcPr>
+          <w:p>
+            <w:pPr>
+              <w:pStyle w:val="Normal"/>
+              <w:widowControl w:val="false"/>
+              <w:spacing w:lineRule="auto" w:line="276" w:before="0" w:after="120"/>
+              <w:rPr/>
+            </w:pPr>
+            <w:r>
+              <w:rPr>
+                <w:rFonts w:eastAsia="Times New Roman" w:cs="Times New Roman"/>
+                <w:color w:val="auto"/>
+                <w:sz w:val="18"/>
+              </w:rPr>
+              <w:t xml:space="preserve">0,7162</w:t>
+            </w:r>
+          </w:p>
+        </w:tc>
+        <w:tc>
+          <w:tcPr>
+            <w:tcW w:w="1100" w:type="dxa"/>
+            <w:tcBorders>
+              <w:top w:val="single" w:sz="4" w:space="0" w:color="B0B8C0"/>
+              <w:start w:val="single" w:sz="4" w:space="0" w:color="B0B8C0"/>
+              <w:bottom w:val="single" w:sz="4" w:space="0" w:color="B0B8C0"/>
+              <w:end w:val="single" w:sz="4" w:space="0" w:color="B0B8C0"/>
+            </w:tcBorders>
+            <w:shd w:fill="FFFFFF" w:val="clear"/>
+          </w:tcPr>
+          <w:p>
+            <w:pPr>
+              <w:pStyle w:val="Normal"/>
+              <w:widowControl w:val="false"/>
+              <w:spacing w:lineRule="auto" w:line="276" w:before="0" w:after="120"/>
+              <w:rPr/>
+            </w:pPr>
+            <w:r>
+              <w:rPr>
+                <w:rFonts w:eastAsia="Times New Roman" w:cs="Times New Roman"/>
+                <w:color w:val="auto"/>
+                <w:sz w:val="18"/>
+                <w:b/>
+              </w:rPr>
+              <w:t xml:space="preserve">17,6523</w:t>
+            </w:r>
+          </w:p>
+        </w:tc>
+      </w:tr>
+      <w:tr>
+        <w:trPr/>
+        <w:tc>
+          <w:tcPr>
+            <w:tcW w:w="2400" w:type="dxa"/>
+            <w:tcBorders>
+              <w:top w:val="single" w:sz="4" w:space="0" w:color="B0B8C0"/>
+              <w:start w:val="single" w:sz="4" w:space="0" w:color="B0B8C0"/>
+              <w:bottom w:val="single" w:sz="4" w:space="0" w:color="B0B8C0"/>
+              <w:end w:val="single" w:sz="4" w:space="0" w:color="B0B8C0"/>
+            </w:tcBorders>
+            <w:shd w:fill="FFFFFF" w:val="clear"/>
+          </w:tcPr>
+          <w:p>
+            <w:pPr>
+              <w:pStyle w:val="Normal"/>
+              <w:widowControl w:val="false"/>
+              <w:spacing w:lineRule="auto" w:line="276" w:before="0" w:after="120"/>
+              <w:rPr/>
+            </w:pPr>
+            <w:r>
+              <w:rPr>
+                <w:rFonts w:eastAsia="Times New Roman" w:cs="Times New Roman"/>
+                <w:color w:val="auto"/>
+                <w:sz w:val="18"/>
+              </w:rPr>
+              <w:t>Top-Hat clásico</w:t>
+            </w:r>
+          </w:p>
+        </w:tc>
+        <w:tc>
+          <w:tcPr>
+            <w:tcW w:w="1100" w:type="dxa"/>
+            <w:tcBorders>
+              <w:top w:val="single" w:sz="4" w:space="0" w:color="B0B8C0"/>
+              <w:start w:val="single" w:sz="4" w:space="0" w:color="B0B8C0"/>
+              <w:bottom w:val="single" w:sz="4" w:space="0" w:color="B0B8C0"/>
+              <w:end w:val="single" w:sz="4" w:space="0" w:color="B0B8C0"/>
+            </w:tcBorders>
+            <w:shd w:fill="FFFFFF" w:val="clear"/>
+          </w:tcPr>
+          <w:p>
+            <w:pPr>
+              <w:pStyle w:val="Normal"/>
+              <w:widowControl w:val="false"/>
+              <w:spacing w:lineRule="auto" w:line="276" w:before="0" w:after="120"/>
+              <w:rPr/>
+            </w:pPr>
+            <w:r>
+              <w:rPr>
+                <w:rFonts w:eastAsia="Times New Roman" w:cs="Times New Roman"/>
                 <w:b/>
                 <w:color w:val="auto"/>
                 <w:sz w:val="18"/>
               </w:rPr>
-              <w:t xml:space="preserve">17,3689</w:t>
+              <w:t xml:space="preserve">23,1000</w:t>
+            </w:r>
+          </w:p>
+        </w:tc>
+        <w:tc>
+          <w:tcPr>
+            <w:tcW w:w="1100" w:type="dxa"/>
+            <w:tcBorders>
+              <w:top w:val="single" w:sz="4" w:space="0" w:color="B0B8C0"/>
+              <w:start w:val="single" w:sz="4" w:space="0" w:color="B0B8C0"/>
+              <w:bottom w:val="single" w:sz="4" w:space="0" w:color="B0B8C0"/>
+              <w:end w:val="single" w:sz="4" w:space="0" w:color="B0B8C0"/>
+            </w:tcBorders>
+            <w:shd w:fill="FFFFFF" w:val="clear"/>
+          </w:tcPr>
+          <w:p>
+            <w:pPr>
+              <w:pStyle w:val="Normal"/>
+              <w:widowControl w:val="false"/>
+              <w:spacing w:lineRule="auto" w:line="276" w:before="0" w:after="120"/>
+              <w:rPr/>
+            </w:pPr>
+            <w:r>
+              <w:rPr>
+                <w:rFonts w:eastAsia="Times New Roman" w:cs="Times New Roman"/>
+                <w:color w:val="auto"/>
+                <w:sz w:val="18"/>
+              </w:rPr>
+              <w:t xml:space="preserve">0,5640</w:t>
+            </w:r>
+          </w:p>
+        </w:tc>
+        <w:tc>
+          <w:tcPr>
+            <w:tcW w:w="1100" w:type="dxa"/>
+            <w:tcBorders>
+              <w:top w:val="single" w:sz="4" w:space="0" w:color="B0B8C0"/>
+              <w:start w:val="single" w:sz="4" w:space="0" w:color="B0B8C0"/>
+              <w:bottom w:val="single" w:sz="4" w:space="0" w:color="B0B8C0"/>
+              <w:end w:val="single" w:sz="4" w:space="0" w:color="B0B8C0"/>
+            </w:tcBorders>
+            <w:shd w:fill="FFFFFF" w:val="clear"/>
+          </w:tcPr>
+          <w:p>
+            <w:pPr>
+              <w:pStyle w:val="Normal"/>
+              <w:widowControl w:val="false"/>
+              <w:spacing w:lineRule="auto" w:line="276" w:before="0" w:after="120"/>
+              <w:rPr/>
+            </w:pPr>
+            <w:r>
+              <w:rPr>
+                <w:rFonts w:eastAsia="Times New Roman" w:cs="Times New Roman"/>
+                <w:color w:val="auto"/>
+                <w:sz w:val="18"/>
+              </w:rPr>
+              <w:t xml:space="preserve">16,8728</w:t>
             </w:r>
           </w:p>
         </w:tc>
@@ -22125,7 +22587,7 @@
                 <w:color w:val="auto"/>
                 <w:sz w:val="18"/>
               </w:rPr>
-              <w:t>Wavelet discreta (DWT)</w:t>
+              <w:t>Propuesta Novedosa</w:t>
             </w:r>
           </w:p>
         </w:tc>
@@ -22153,7 +22615,7 @@
                 <w:color w:val="auto"/>
                 <w:sz w:val="18"/>
               </w:rPr>
-              <w:t xml:space="preserve">14,1888</w:t>
+              <w:t xml:space="preserve">17,4425</w:t>
             </w:r>
           </w:p>
         </w:tc>
@@ -22178,468 +22640,6 @@
             <w:r>
               <w:rPr>
                 <w:rFonts w:eastAsia="Times New Roman" w:cs="Times New Roman"/>
-                <w:color w:val="auto"/>
-                <w:sz w:val="18"/>
-              </w:rPr>
-              <w:t xml:space="preserve">0,7014</w:t>
-            </w:r>
-          </w:p>
-        </w:tc>
-        <w:tc>
-          <w:tcPr>
-            <w:tcW w:w="1100" w:type="dxa"/>
-            <w:tcBorders>
-              <w:top w:val="single" w:sz="4" w:space="0" w:color="B0B8C0"/>
-              <w:start w:val="single" w:sz="4" w:space="0" w:color="B0B8C0"/>
-              <w:bottom w:val="single" w:sz="4" w:space="0" w:color="B0B8C0"/>
-              <w:end w:val="single" w:sz="4" w:space="0" w:color="B0B8C0"/>
-            </w:tcBorders>
-            <w:shd w:fill="FFFFFF" w:val="clear"/>
-          </w:tcPr>
-          <w:p>
-            <w:pPr>
-              <w:pStyle w:val="Normal"/>
-              <w:widowControl w:val="false"/>
-              <w:spacing w:lineRule="auto" w:line="276" w:before="0" w:after="120"/>
-              <w:rPr/>
-            </w:pPr>
-            <w:r>
-              <w:rPr>
-                <w:rFonts w:eastAsia="Times New Roman" w:cs="Times New Roman"/>
-                <w:color w:val="auto"/>
-                <w:sz w:val="18"/>
-              </w:rPr>
-              <w:t xml:space="preserve">17,5886</w:t>
-            </w:r>
-          </w:p>
-        </w:tc>
-      </w:tr>
-      <w:tr>
-        <w:trPr/>
-        <w:tc>
-          <w:tcPr>
-            <w:tcW w:w="2400" w:type="dxa"/>
-            <w:tcBorders>
-              <w:top w:val="single" w:sz="4" w:space="0" w:color="B0B8C0"/>
-              <w:start w:val="single" w:sz="4" w:space="0" w:color="B0B8C0"/>
-              <w:bottom w:val="single" w:sz="4" w:space="0" w:color="B0B8C0"/>
-              <w:end w:val="single" w:sz="4" w:space="0" w:color="B0B8C0"/>
-            </w:tcBorders>
-            <w:shd w:fill="FFFFFF" w:val="clear"/>
-          </w:tcPr>
-          <w:p>
-            <w:pPr>
-              <w:pStyle w:val="Normal"/>
-              <w:widowControl w:val="false"/>
-              <w:spacing w:lineRule="auto" w:line="276" w:before="0" w:after="120"/>
-              <w:rPr/>
-            </w:pPr>
-            <w:r>
-              <w:rPr>
-                <w:rFonts w:eastAsia="Times New Roman" w:cs="Times New Roman"/>
-                <w:color w:val="auto"/>
-                <w:sz w:val="18"/>
-              </w:rPr>
-              <w:t>DTCWT</w:t>
-            </w:r>
-          </w:p>
-        </w:tc>
-        <w:tc>
-          <w:tcPr>
-            <w:tcW w:w="1100" w:type="dxa"/>
-            <w:tcBorders>
-              <w:top w:val="single" w:sz="4" w:space="0" w:color="B0B8C0"/>
-              <w:start w:val="single" w:sz="4" w:space="0" w:color="B0B8C0"/>
-              <w:bottom w:val="single" w:sz="4" w:space="0" w:color="B0B8C0"/>
-              <w:end w:val="single" w:sz="4" w:space="0" w:color="B0B8C0"/>
-            </w:tcBorders>
-            <w:shd w:fill="FFFFFF" w:val="clear"/>
-          </w:tcPr>
-          <w:p>
-            <w:pPr>
-              <w:pStyle w:val="Normal"/>
-              <w:widowControl w:val="false"/>
-              <w:spacing w:lineRule="auto" w:line="276" w:before="0" w:after="120"/>
-              <w:rPr/>
-            </w:pPr>
-            <w:r>
-              <w:rPr>
-                <w:rFonts w:eastAsia="Times New Roman" w:cs="Times New Roman"/>
-                <w:color w:val="auto"/>
-                <w:sz w:val="18"/>
-              </w:rPr>
-              <w:t xml:space="preserve">13,1990</w:t>
-            </w:r>
-          </w:p>
-        </w:tc>
-        <w:tc>
-          <w:tcPr>
-            <w:tcW w:w="1100" w:type="dxa"/>
-            <w:tcBorders>
-              <w:top w:val="single" w:sz="4" w:space="0" w:color="B0B8C0"/>
-              <w:start w:val="single" w:sz="4" w:space="0" w:color="B0B8C0"/>
-              <w:bottom w:val="single" w:sz="4" w:space="0" w:color="B0B8C0"/>
-              <w:end w:val="single" w:sz="4" w:space="0" w:color="B0B8C0"/>
-            </w:tcBorders>
-            <w:shd w:fill="FFFFFF" w:val="clear"/>
-          </w:tcPr>
-          <w:p>
-            <w:pPr>
-              <w:pStyle w:val="Normal"/>
-              <w:widowControl w:val="false"/>
-              <w:spacing w:lineRule="auto" w:line="276" w:before="0" w:after="120"/>
-              <w:rPr/>
-            </w:pPr>
-            <w:r>
-              <w:rPr>
-                <w:rFonts w:eastAsia="Times New Roman" w:cs="Times New Roman"/>
-                <w:color w:val="auto"/>
-                <w:sz w:val="18"/>
-              </w:rPr>
-              <w:t xml:space="preserve">0,7249</w:t>
-            </w:r>
-          </w:p>
-        </w:tc>
-        <w:tc>
-          <w:tcPr>
-            <w:tcW w:w="1100" w:type="dxa"/>
-            <w:tcBorders>
-              <w:top w:val="single" w:sz="4" w:space="0" w:color="B0B8C0"/>
-              <w:start w:val="single" w:sz="4" w:space="0" w:color="B0B8C0"/>
-              <w:bottom w:val="single" w:sz="4" w:space="0" w:color="B0B8C0"/>
-              <w:end w:val="single" w:sz="4" w:space="0" w:color="B0B8C0"/>
-            </w:tcBorders>
-            <w:shd w:fill="FFFFFF" w:val="clear"/>
-          </w:tcPr>
-          <w:p>
-            <w:pPr>
-              <w:pStyle w:val="Normal"/>
-              <w:widowControl w:val="false"/>
-              <w:spacing w:lineRule="auto" w:line="276" w:before="0" w:after="120"/>
-              <w:rPr/>
-            </w:pPr>
-            <w:r>
-              <w:rPr>
-                <w:rFonts w:eastAsia="Times New Roman" w:cs="Times New Roman"/>
-                <w:color w:val="auto"/>
-                <w:sz w:val="18"/>
-              </w:rPr>
-              <w:t xml:space="preserve">17,5974</w:t>
-            </w:r>
-          </w:p>
-        </w:tc>
-      </w:tr>
-      <w:tr>
-        <w:trPr/>
-        <w:tc>
-          <w:tcPr>
-            <w:tcW w:w="2400" w:type="dxa"/>
-            <w:tcBorders>
-              <w:top w:val="single" w:sz="4" w:space="0" w:color="B0B8C0"/>
-              <w:start w:val="single" w:sz="4" w:space="0" w:color="B0B8C0"/>
-              <w:bottom w:val="single" w:sz="4" w:space="0" w:color="B0B8C0"/>
-              <w:end w:val="single" w:sz="4" w:space="0" w:color="B0B8C0"/>
-            </w:tcBorders>
-            <w:shd w:fill="FFFFFF" w:val="clear"/>
-          </w:tcPr>
-          <w:p>
-            <w:pPr>
-              <w:pStyle w:val="Normal"/>
-              <w:widowControl w:val="false"/>
-              <w:spacing w:lineRule="auto" w:line="276" w:before="0" w:after="120"/>
-              <w:rPr/>
-            </w:pPr>
-            <w:r>
-              <w:rPr>
-                <w:rFonts w:eastAsia="Times New Roman" w:cs="Times New Roman"/>
-                <w:color w:val="auto"/>
-                <w:sz w:val="18"/>
-              </w:rPr>
-              <w:t>Curvelet (CVT)</w:t>
-            </w:r>
-          </w:p>
-        </w:tc>
-        <w:tc>
-          <w:tcPr>
-            <w:tcW w:w="1100" w:type="dxa"/>
-            <w:tcBorders>
-              <w:top w:val="single" w:sz="4" w:space="0" w:color="B0B8C0"/>
-              <w:start w:val="single" w:sz="4" w:space="0" w:color="B0B8C0"/>
-              <w:bottom w:val="single" w:sz="4" w:space="0" w:color="B0B8C0"/>
-              <w:end w:val="single" w:sz="4" w:space="0" w:color="B0B8C0"/>
-            </w:tcBorders>
-            <w:shd w:fill="FFFFFF" w:val="clear"/>
-          </w:tcPr>
-          <w:p>
-            <w:pPr>
-              <w:pStyle w:val="Normal"/>
-              <w:widowControl w:val="false"/>
-              <w:spacing w:lineRule="auto" w:line="276" w:before="0" w:after="120"/>
-              <w:rPr/>
-            </w:pPr>
-            <w:r>
-              <w:rPr>
-                <w:rFonts w:eastAsia="Times New Roman" w:cs="Times New Roman"/>
-                <w:color w:val="auto"/>
-                <w:sz w:val="18"/>
-              </w:rPr>
-              <w:t xml:space="preserve">13,3379</w:t>
-            </w:r>
-          </w:p>
-        </w:tc>
-        <w:tc>
-          <w:tcPr>
-            <w:tcW w:w="1100" w:type="dxa"/>
-            <w:tcBorders>
-              <w:top w:val="single" w:sz="4" w:space="0" w:color="B0B8C0"/>
-              <w:start w:val="single" w:sz="4" w:space="0" w:color="B0B8C0"/>
-              <w:bottom w:val="single" w:sz="4" w:space="0" w:color="B0B8C0"/>
-              <w:end w:val="single" w:sz="4" w:space="0" w:color="B0B8C0"/>
-            </w:tcBorders>
-            <w:shd w:fill="FFFFFF" w:val="clear"/>
-          </w:tcPr>
-          <w:p>
-            <w:pPr>
-              <w:pStyle w:val="Normal"/>
-              <w:widowControl w:val="false"/>
-              <w:spacing w:lineRule="auto" w:line="276" w:before="0" w:after="120"/>
-              <w:rPr/>
-            </w:pPr>
-            <w:r>
-              <w:rPr>
-                <w:rFonts w:eastAsia="Times New Roman" w:cs="Times New Roman"/>
-                <w:color w:val="auto"/>
-                <w:sz w:val="18"/>
-              </w:rPr>
-              <w:t xml:space="preserve">0,7162</w:t>
-            </w:r>
-          </w:p>
-        </w:tc>
-        <w:tc>
-          <w:tcPr>
-            <w:tcW w:w="1100" w:type="dxa"/>
-            <w:tcBorders>
-              <w:top w:val="single" w:sz="4" w:space="0" w:color="B0B8C0"/>
-              <w:start w:val="single" w:sz="4" w:space="0" w:color="B0B8C0"/>
-              <w:bottom w:val="single" w:sz="4" w:space="0" w:color="B0B8C0"/>
-              <w:end w:val="single" w:sz="4" w:space="0" w:color="B0B8C0"/>
-            </w:tcBorders>
-            <w:shd w:fill="FFFFFF" w:val="clear"/>
-          </w:tcPr>
-          <w:p>
-            <w:pPr>
-              <w:pStyle w:val="Normal"/>
-              <w:widowControl w:val="false"/>
-              <w:spacing w:lineRule="auto" w:line="276" w:before="0" w:after="120"/>
-              <w:rPr/>
-            </w:pPr>
-            <w:r>
-              <w:rPr>
-                <w:rFonts w:eastAsia="Times New Roman" w:cs="Times New Roman"/>
-                <w:color w:val="auto"/>
-                <w:sz w:val="18"/>
-              </w:rPr>
-              <w:t xml:space="preserve">17,6523</w:t>
-            </w:r>
-          </w:p>
-        </w:tc>
-      </w:tr>
-      <w:tr>
-        <w:trPr/>
-        <w:tc>
-          <w:tcPr>
-            <w:tcW w:w="2400" w:type="dxa"/>
-            <w:tcBorders>
-              <w:top w:val="single" w:sz="4" w:space="0" w:color="B0B8C0"/>
-              <w:start w:val="single" w:sz="4" w:space="0" w:color="B0B8C0"/>
-              <w:bottom w:val="single" w:sz="4" w:space="0" w:color="B0B8C0"/>
-              <w:end w:val="single" w:sz="4" w:space="0" w:color="B0B8C0"/>
-            </w:tcBorders>
-            <w:shd w:fill="FFFFFF" w:val="clear"/>
-          </w:tcPr>
-          <w:p>
-            <w:pPr>
-              <w:pStyle w:val="Normal"/>
-              <w:widowControl w:val="false"/>
-              <w:spacing w:lineRule="auto" w:line="276" w:before="0" w:after="120"/>
-              <w:rPr/>
-            </w:pPr>
-            <w:r>
-              <w:rPr>
-                <w:rFonts w:eastAsia="Times New Roman" w:cs="Times New Roman"/>
-                <w:color w:val="auto"/>
-                <w:sz w:val="18"/>
-              </w:rPr>
-              <w:t>Top-Hat clásico</w:t>
-            </w:r>
-          </w:p>
-        </w:tc>
-        <w:tc>
-          <w:tcPr>
-            <w:tcW w:w="1100" w:type="dxa"/>
-            <w:tcBorders>
-              <w:top w:val="single" w:sz="4" w:space="0" w:color="B0B8C0"/>
-              <w:start w:val="single" w:sz="4" w:space="0" w:color="B0B8C0"/>
-              <w:bottom w:val="single" w:sz="4" w:space="0" w:color="B0B8C0"/>
-              <w:end w:val="single" w:sz="4" w:space="0" w:color="B0B8C0"/>
-            </w:tcBorders>
-            <w:shd w:fill="FFFFFF" w:val="clear"/>
-          </w:tcPr>
-          <w:p>
-            <w:pPr>
-              <w:pStyle w:val="Normal"/>
-              <w:widowControl w:val="false"/>
-              <w:spacing w:lineRule="auto" w:line="276" w:before="0" w:after="120"/>
-              <w:rPr/>
-            </w:pPr>
-            <w:r>
-              <w:rPr>
-                <w:rFonts w:eastAsia="Times New Roman" w:cs="Times New Roman"/>
-                <w:b/>
-                <w:color w:val="auto"/>
-                <w:sz w:val="18"/>
-              </w:rPr>
-              <w:t xml:space="preserve">23,1000</w:t>
-            </w:r>
-          </w:p>
-        </w:tc>
-        <w:tc>
-          <w:tcPr>
-            <w:tcW w:w="1100" w:type="dxa"/>
-            <w:tcBorders>
-              <w:top w:val="single" w:sz="4" w:space="0" w:color="B0B8C0"/>
-              <w:start w:val="single" w:sz="4" w:space="0" w:color="B0B8C0"/>
-              <w:bottom w:val="single" w:sz="4" w:space="0" w:color="B0B8C0"/>
-              <w:end w:val="single" w:sz="4" w:space="0" w:color="B0B8C0"/>
-            </w:tcBorders>
-            <w:shd w:fill="FFFFFF" w:val="clear"/>
-          </w:tcPr>
-          <w:p>
-            <w:pPr>
-              <w:pStyle w:val="Normal"/>
-              <w:widowControl w:val="false"/>
-              <w:spacing w:lineRule="auto" w:line="276" w:before="0" w:after="120"/>
-              <w:rPr/>
-            </w:pPr>
-            <w:r>
-              <w:rPr>
-                <w:rFonts w:eastAsia="Times New Roman" w:cs="Times New Roman"/>
-                <w:color w:val="auto"/>
-                <w:sz w:val="18"/>
-              </w:rPr>
-              <w:t xml:space="preserve">0,5640</w:t>
-            </w:r>
-          </w:p>
-        </w:tc>
-        <w:tc>
-          <w:tcPr>
-            <w:tcW w:w="1100" w:type="dxa"/>
-            <w:tcBorders>
-              <w:top w:val="single" w:sz="4" w:space="0" w:color="B0B8C0"/>
-              <w:start w:val="single" w:sz="4" w:space="0" w:color="B0B8C0"/>
-              <w:bottom w:val="single" w:sz="4" w:space="0" w:color="B0B8C0"/>
-              <w:end w:val="single" w:sz="4" w:space="0" w:color="B0B8C0"/>
-            </w:tcBorders>
-            <w:shd w:fill="FFFFFF" w:val="clear"/>
-          </w:tcPr>
-          <w:p>
-            <w:pPr>
-              <w:pStyle w:val="Normal"/>
-              <w:widowControl w:val="false"/>
-              <w:spacing w:lineRule="auto" w:line="276" w:before="0" w:after="120"/>
-              <w:rPr/>
-            </w:pPr>
-            <w:r>
-              <w:rPr>
-                <w:rFonts w:eastAsia="Times New Roman" w:cs="Times New Roman"/>
-                <w:color w:val="auto"/>
-                <w:sz w:val="18"/>
-              </w:rPr>
-              <w:t xml:space="preserve">16,8728</w:t>
-            </w:r>
-          </w:p>
-        </w:tc>
-      </w:tr>
-      <w:tr>
-        <w:trPr/>
-        <w:tc>
-          <w:tcPr>
-            <w:tcW w:w="2400" w:type="dxa"/>
-            <w:tcBorders>
-              <w:top w:val="single" w:sz="4" w:space="0" w:color="B0B8C0"/>
-              <w:start w:val="single" w:sz="4" w:space="0" w:color="B0B8C0"/>
-              <w:bottom w:val="single" w:sz="4" w:space="0" w:color="B0B8C0"/>
-              <w:end w:val="single" w:sz="4" w:space="0" w:color="B0B8C0"/>
-            </w:tcBorders>
-            <w:shd w:fill="FFFFFF" w:val="clear"/>
-          </w:tcPr>
-          <w:p>
-            <w:pPr>
-              <w:pStyle w:val="Normal"/>
-              <w:widowControl w:val="false"/>
-              <w:spacing w:lineRule="auto" w:line="276" w:before="0" w:after="120"/>
-              <w:rPr/>
-            </w:pPr>
-            <w:r>
-              <w:rPr>
-                <w:rFonts w:eastAsia="Times New Roman" w:cs="Times New Roman"/>
-                <w:color w:val="auto"/>
-                <w:sz w:val="18"/>
-              </w:rPr>
-              <w:t>Propuesta Novedosa</w:t>
-            </w:r>
-          </w:p>
-        </w:tc>
-        <w:tc>
-          <w:tcPr>
-            <w:tcW w:w="1100" w:type="dxa"/>
-            <w:tcBorders>
-              <w:top w:val="single" w:sz="4" w:space="0" w:color="B0B8C0"/>
-              <w:start w:val="single" w:sz="4" w:space="0" w:color="B0B8C0"/>
-              <w:bottom w:val="single" w:sz="4" w:space="0" w:color="B0B8C0"/>
-              <w:end w:val="single" w:sz="4" w:space="0" w:color="B0B8C0"/>
-            </w:tcBorders>
-            <w:shd w:fill="FFFFFF" w:val="clear"/>
-          </w:tcPr>
-          <w:p>
-            <w:pPr>
-              <w:pStyle w:val="Normal"/>
-              <w:widowControl w:val="false"/>
-              <w:spacing w:lineRule="auto" w:line="276" w:before="0" w:after="120"/>
-              <w:rPr/>
-            </w:pPr>
-            <w:r>
-              <w:rPr>
-                <w:rFonts w:eastAsia="Times New Roman" w:cs="Times New Roman"/>
-                <w:color w:val="auto"/>
-                <w:sz w:val="18"/>
-              </w:rPr>
-              <w:t xml:space="preserve">17,4425</w:t>
-            </w:r>
-          </w:p>
-        </w:tc>
-        <w:tc>
-          <w:tcPr>
-            <w:tcW w:w="1100" w:type="dxa"/>
-            <w:tcBorders>
-              <w:top w:val="single" w:sz="4" w:space="0" w:color="B0B8C0"/>
-              <w:start w:val="single" w:sz="4" w:space="0" w:color="B0B8C0"/>
-              <w:bottom w:val="single" w:sz="4" w:space="0" w:color="B0B8C0"/>
-              <w:end w:val="single" w:sz="4" w:space="0" w:color="B0B8C0"/>
-            </w:tcBorders>
-            <w:shd w:fill="FFFFFF" w:val="clear"/>
-          </w:tcPr>
-          <w:p>
-            <w:pPr>
-              <w:pStyle w:val="Normal"/>
-              <w:widowControl w:val="false"/>
-              <w:spacing w:lineRule="auto" w:line="276" w:before="0" w:after="120"/>
-              <w:rPr/>
-            </w:pPr>
-            <w:r>
-              <w:rPr>
-                <w:rFonts w:eastAsia="Times New Roman" w:cs="Times New Roman"/>
-                <w:b/>
                 <w:color w:val="auto"/>
                 <w:sz w:val="18"/>
               </w:rPr>
@@ -24416,6 +24416,7 @@
                 <w:rFonts w:eastAsia="Times New Roman" w:cs="Times New Roman"/>
                 <w:color w:val="auto"/>
                 <w:sz w:val="18"/>
+                <w:b/>
               </w:rPr>
               <w:t xml:space="preserve">1,65</w:t>
             </w:r>
@@ -24474,6 +24475,290 @@
                 <w:sz w:val="18"/>
               </w:rPr>
               <w:t xml:space="preserve">2,00</w:t>
+            </w:r>
+          </w:p>
+        </w:tc>
+        <w:tc>
+          <w:tcPr>
+            <w:tcW w:w="950" w:type="dxa"/>
+            <w:tcBorders>
+              <w:top w:val="single" w:sz="4" w:space="0" w:color="B0B8C0"/>
+              <w:start w:val="single" w:sz="4" w:space="0" w:color="B0B8C0"/>
+              <w:bottom w:val="single" w:sz="4" w:space="0" w:color="B0B8C0"/>
+              <w:end w:val="single" w:sz="4" w:space="0" w:color="B0B8C0"/>
+            </w:tcBorders>
+            <w:shd w:fill="FFFFFF" w:val="clear"/>
+          </w:tcPr>
+          <w:p>
+            <w:pPr>
+              <w:pStyle w:val="Normal"/>
+              <w:widowControl w:val="false"/>
+              <w:spacing w:lineRule="auto" w:line="276" w:before="0" w:after="120"/>
+              <w:rPr/>
+            </w:pPr>
+            <w:r>
+              <w:rPr>
+                <w:rFonts w:eastAsia="Times New Roman" w:cs="Times New Roman"/>
+                <w:color w:val="auto"/>
+                <w:sz w:val="18"/>
+              </w:rPr>
+              <w:t xml:space="preserve">5,90</w:t>
+            </w:r>
+          </w:p>
+        </w:tc>
+        <w:tc>
+          <w:tcPr>
+            <w:tcW w:w="950" w:type="dxa"/>
+            <w:tcBorders>
+              <w:top w:val="single" w:sz="4" w:space="0" w:color="B0B8C0"/>
+              <w:start w:val="single" w:sz="4" w:space="0" w:color="B0B8C0"/>
+              <w:bottom w:val="single" w:sz="4" w:space="0" w:color="B0B8C0"/>
+              <w:end w:val="single" w:sz="4" w:space="0" w:color="B0B8C0"/>
+            </w:tcBorders>
+            <w:shd w:fill="FFFFFF" w:val="clear"/>
+          </w:tcPr>
+          <w:p>
+            <w:pPr>
+              <w:pStyle w:val="Normal"/>
+              <w:widowControl w:val="false"/>
+              <w:spacing w:lineRule="auto" w:line="276" w:before="0" w:after="120"/>
+              <w:rPr/>
+            </w:pPr>
+            <w:r>
+              <w:rPr>
+                <w:rFonts w:eastAsia="Times New Roman" w:cs="Times New Roman"/>
+                <w:color w:val="auto"/>
+                <w:sz w:val="18"/>
+              </w:rPr>
+              <w:t xml:space="preserve">5,35</w:t>
+            </w:r>
+          </w:p>
+        </w:tc>
+        <w:tc>
+          <w:tcPr>
+            <w:tcW w:w="950" w:type="dxa"/>
+            <w:tcBorders>
+              <w:top w:val="single" w:sz="4" w:space="0" w:color="B0B8C0"/>
+              <w:start w:val="single" w:sz="4" w:space="0" w:color="B0B8C0"/>
+              <w:bottom w:val="single" w:sz="4" w:space="0" w:color="B0B8C0"/>
+              <w:end w:val="single" w:sz="4" w:space="0" w:color="B0B8C0"/>
+            </w:tcBorders>
+            <w:shd w:fill="FFFFFF" w:val="clear"/>
+          </w:tcPr>
+          <w:p>
+            <w:pPr>
+              <w:pStyle w:val="Normal"/>
+              <w:widowControl w:val="false"/>
+              <w:spacing w:lineRule="auto" w:line="276" w:before="0" w:after="120"/>
+              <w:rPr/>
+            </w:pPr>
+            <w:r>
+              <w:rPr>
+                <w:rFonts w:eastAsia="Times New Roman" w:cs="Times New Roman"/>
+                <w:color w:val="auto"/>
+                <w:sz w:val="18"/>
+              </w:rPr>
+              <w:t xml:space="preserve">5,25</w:t>
+            </w:r>
+          </w:p>
+        </w:tc>
+        <w:tc>
+          <w:tcPr>
+            <w:tcW w:w="1000" w:type="dxa"/>
+            <w:tcBorders>
+              <w:top w:val="single" w:sz="4" w:space="0" w:color="B0B8C0"/>
+              <w:start w:val="single" w:sz="4" w:space="0" w:color="B0B8C0"/>
+              <w:bottom w:val="single" w:sz="4" w:space="0" w:color="B0B8C0"/>
+              <w:end w:val="single" w:sz="4" w:space="0" w:color="B0B8C0"/>
+            </w:tcBorders>
+            <w:shd w:fill="FFFFFF" w:val="clear"/>
+          </w:tcPr>
+          <w:p>
+            <w:pPr>
+              <w:pStyle w:val="Normal"/>
+              <w:widowControl w:val="false"/>
+              <w:spacing w:lineRule="auto" w:line="276" w:before="0" w:after="120"/>
+              <w:rPr/>
+            </w:pPr>
+            <w:r>
+              <w:rPr>
+                <w:rFonts w:eastAsia="Times New Roman" w:cs="Times New Roman"/>
+                <w:color w:val="auto"/>
+                <w:sz w:val="18"/>
+                <w:b/>
+              </w:rPr>
+              <w:t xml:space="preserve">3,39</w:t>
+            </w:r>
+          </w:p>
+        </w:tc>
+      </w:tr>
+      <w:tr>
+        <w:trPr/>
+        <w:tc>
+          <w:tcPr>
+            <w:tcW w:w="2400" w:type="dxa"/>
+            <w:tcBorders>
+              <w:top w:val="single" w:sz="4" w:space="0" w:color="B0B8C0"/>
+              <w:start w:val="single" w:sz="4" w:space="0" w:color="B0B8C0"/>
+              <w:bottom w:val="single" w:sz="4" w:space="0" w:color="B0B8C0"/>
+              <w:end w:val="single" w:sz="4" w:space="0" w:color="B0B8C0"/>
+            </w:tcBorders>
+            <w:shd w:fill="FFFFFF" w:val="clear"/>
+          </w:tcPr>
+          <w:p>
+            <w:pPr>
+              <w:pStyle w:val="Normal"/>
+              <w:widowControl w:val="false"/>
+              <w:spacing w:lineRule="auto" w:line="276" w:before="0" w:after="120"/>
+              <w:rPr/>
+            </w:pPr>
+            <w:r>
+              <w:rPr>
+                <w:rFonts w:eastAsia="Times New Roman" w:cs="Times New Roman"/>
+                <w:color w:val="auto"/>
+                <w:sz w:val="18"/>
+              </w:rPr>
+              <w:t>Pirámide de Laplace (LP)</w:t>
+            </w:r>
+          </w:p>
+        </w:tc>
+        <w:tc>
+          <w:tcPr>
+            <w:tcW w:w="950" w:type="dxa"/>
+            <w:tcBorders>
+              <w:top w:val="single" w:sz="4" w:space="0" w:color="B0B8C0"/>
+              <w:start w:val="single" w:sz="4" w:space="0" w:color="B0B8C0"/>
+              <w:bottom w:val="single" w:sz="4" w:space="0" w:color="B0B8C0"/>
+              <w:end w:val="single" w:sz="4" w:space="0" w:color="B0B8C0"/>
+            </w:tcBorders>
+            <w:shd w:fill="FFFFFF" w:val="clear"/>
+          </w:tcPr>
+          <w:p>
+            <w:pPr>
+              <w:pStyle w:val="Normal"/>
+              <w:widowControl w:val="false"/>
+              <w:spacing w:lineRule="auto" w:line="276" w:before="0" w:after="120"/>
+              <w:rPr/>
+            </w:pPr>
+            <w:r>
+              <w:rPr>
+                <w:rFonts w:eastAsia="Times New Roman" w:cs="Times New Roman"/>
+                <w:color w:val="auto"/>
+                <w:sz w:val="18"/>
+              </w:rPr>
+              <w:t xml:space="preserve">2,00</w:t>
+            </w:r>
+          </w:p>
+        </w:tc>
+        <w:tc>
+          <w:tcPr>
+            <w:tcW w:w="950" w:type="dxa"/>
+            <w:tcBorders>
+              <w:top w:val="single" w:sz="4" w:space="0" w:color="B0B8C0"/>
+              <w:start w:val="single" w:sz="4" w:space="0" w:color="B0B8C0"/>
+              <w:bottom w:val="single" w:sz="4" w:space="0" w:color="B0B8C0"/>
+              <w:end w:val="single" w:sz="4" w:space="0" w:color="B0B8C0"/>
+            </w:tcBorders>
+            <w:shd w:fill="FFFFFF" w:val="clear"/>
+          </w:tcPr>
+          <w:p>
+            <w:pPr>
+              <w:pStyle w:val="Normal"/>
+              <w:widowControl w:val="false"/>
+              <w:spacing w:lineRule="auto" w:line="276" w:before="0" w:after="120"/>
+              <w:rPr/>
+            </w:pPr>
+            <w:r>
+              <w:rPr>
+                <w:rFonts w:eastAsia="Times New Roman" w:cs="Times New Roman"/>
+                <w:color w:val="auto"/>
+                <w:sz w:val="18"/>
+              </w:rPr>
+              <w:t xml:space="preserve">6,25</w:t>
+            </w:r>
+          </w:p>
+        </w:tc>
+        <w:tc>
+          <w:tcPr>
+            <w:tcW w:w="950" w:type="dxa"/>
+            <w:tcBorders>
+              <w:top w:val="single" w:sz="4" w:space="0" w:color="B0B8C0"/>
+              <w:start w:val="single" w:sz="4" w:space="0" w:color="B0B8C0"/>
+              <w:bottom w:val="single" w:sz="4" w:space="0" w:color="B0B8C0"/>
+              <w:end w:val="single" w:sz="4" w:space="0" w:color="B0B8C0"/>
+            </w:tcBorders>
+            <w:shd w:fill="FFFFFF" w:val="clear"/>
+          </w:tcPr>
+          <w:p>
+            <w:pPr>
+              <w:pStyle w:val="Normal"/>
+              <w:widowControl w:val="false"/>
+              <w:spacing w:lineRule="auto" w:line="276" w:before="0" w:after="120"/>
+              <w:rPr/>
+            </w:pPr>
+            <w:r>
+              <w:rPr>
+                <w:rFonts w:eastAsia="Times New Roman" w:cs="Times New Roman"/>
+                <w:color w:val="auto"/>
+                <w:sz w:val="18"/>
+              </w:rPr>
+              <w:t xml:space="preserve">5,65</w:t>
+            </w:r>
+          </w:p>
+        </w:tc>
+        <w:tc>
+          <w:tcPr>
+            <w:tcW w:w="950" w:type="dxa"/>
+            <w:tcBorders>
+              <w:top w:val="single" w:sz="4" w:space="0" w:color="B0B8C0"/>
+              <w:start w:val="single" w:sz="4" w:space="0" w:color="B0B8C0"/>
+              <w:bottom w:val="single" w:sz="4" w:space="0" w:color="B0B8C0"/>
+              <w:end w:val="single" w:sz="4" w:space="0" w:color="B0B8C0"/>
+            </w:tcBorders>
+            <w:shd w:fill="FFFFFF" w:val="clear"/>
+          </w:tcPr>
+          <w:p>
+            <w:pPr>
+              <w:pStyle w:val="Normal"/>
+              <w:widowControl w:val="false"/>
+              <w:spacing w:lineRule="auto" w:line="276" w:before="0" w:after="120"/>
+              <w:rPr/>
+            </w:pPr>
+            <w:r>
+              <w:rPr>
+                <w:rFonts w:eastAsia="Times New Roman" w:cs="Times New Roman"/>
+                <w:color w:val="auto"/>
+                <w:sz w:val="18"/>
+              </w:rPr>
+              <w:t xml:space="preserve">3,80</w:t>
+            </w:r>
+          </w:p>
+        </w:tc>
+        <w:tc>
+          <w:tcPr>
+            <w:tcW w:w="950" w:type="dxa"/>
+            <w:tcBorders>
+              <w:top w:val="single" w:sz="4" w:space="0" w:color="B0B8C0"/>
+              <w:start w:val="single" w:sz="4" w:space="0" w:color="B0B8C0"/>
+              <w:bottom w:val="single" w:sz="4" w:space="0" w:color="B0B8C0"/>
+              <w:end w:val="single" w:sz="4" w:space="0" w:color="B0B8C0"/>
+            </w:tcBorders>
+            <w:shd w:fill="FFFFFF" w:val="clear"/>
+          </w:tcPr>
+          <w:p>
+            <w:pPr>
+              <w:pStyle w:val="Normal"/>
+              <w:widowControl w:val="false"/>
+              <w:spacing w:lineRule="auto" w:line="276" w:before="0" w:after="120"/>
+              <w:rPr/>
+            </w:pPr>
+            <w:r>
+              <w:rPr>
+                <w:rFonts w:eastAsia="Times New Roman" w:cs="Times New Roman"/>
+                <w:color w:val="auto"/>
+                <w:sz w:val="18"/>
+              </w:rPr>
+              <w:t xml:space="preserve">6,95</w:t>
             </w:r>
           </w:p>
         </w:tc>
@@ -24502,7 +24787,94 @@
                 <w:color w:val="auto"/>
                 <w:sz w:val="18"/>
               </w:rPr>
-              <w:t xml:space="preserve">5,90</w:t>
+              <w:t xml:space="preserve">2,20</w:t>
+            </w:r>
+          </w:p>
+        </w:tc>
+        <w:tc>
+          <w:tcPr>
+            <w:tcW w:w="1000" w:type="dxa"/>
+            <w:tcBorders>
+              <w:top w:val="single" w:sz="4" w:space="0" w:color="B0B8C0"/>
+              <w:start w:val="single" w:sz="4" w:space="0" w:color="B0B8C0"/>
+              <w:bottom w:val="single" w:sz="4" w:space="0" w:color="B0B8C0"/>
+              <w:end w:val="single" w:sz="4" w:space="0" w:color="B0B8C0"/>
+            </w:tcBorders>
+            <w:shd w:fill="FFFFFF" w:val="clear"/>
+          </w:tcPr>
+          <w:p>
+            <w:pPr>
+              <w:pStyle w:val="Normal"/>
+              <w:widowControl w:val="false"/>
+              <w:spacing w:lineRule="auto" w:line="276" w:before="0" w:after="120"/>
+              <w:rPr/>
+            </w:pPr>
+            <w:r>
+              <w:rPr>
+                <w:rFonts w:eastAsia="Times New Roman" w:cs="Times New Roman"/>
+                <w:color w:val="auto"/>
+                <w:sz w:val="18"/>
+              </w:rPr>
+              <w:t xml:space="preserve">3,91</w:t>
+            </w:r>
+          </w:p>
+        </w:tc>
+      </w:tr>
+      <w:tr>
+        <w:trPr/>
+        <w:tc>
+          <w:tcPr>
+            <w:tcW w:w="2400" w:type="dxa"/>
+            <w:tcBorders>
+              <w:top w:val="single" w:sz="4" w:space="0" w:color="B0B8C0"/>
+              <w:start w:val="single" w:sz="4" w:space="0" w:color="B0B8C0"/>
+              <w:bottom w:val="single" w:sz="4" w:space="0" w:color="B0B8C0"/>
+              <w:end w:val="single" w:sz="4" w:space="0" w:color="B0B8C0"/>
+            </w:tcBorders>
+            <w:shd w:fill="FFFFFF" w:val="clear"/>
+          </w:tcPr>
+          <w:p>
+            <w:pPr>
+              <w:pStyle w:val="Normal"/>
+              <w:widowControl w:val="false"/>
+              <w:spacing w:lineRule="auto" w:line="276" w:before="0" w:after="120"/>
+              <w:rPr/>
+            </w:pPr>
+            <w:r>
+              <w:rPr>
+                <w:rFonts w:eastAsia="Times New Roman" w:cs="Times New Roman"/>
+                <w:color w:val="auto"/>
+                <w:sz w:val="18"/>
+              </w:rPr>
+              <w:t>Top-Hat clásico</w:t>
+            </w:r>
+          </w:p>
+        </w:tc>
+        <w:tc>
+          <w:tcPr>
+            <w:tcW w:w="950" w:type="dxa"/>
+            <w:tcBorders>
+              <w:top w:val="single" w:sz="4" w:space="0" w:color="B0B8C0"/>
+              <w:start w:val="single" w:sz="4" w:space="0" w:color="B0B8C0"/>
+              <w:bottom w:val="single" w:sz="4" w:space="0" w:color="B0B8C0"/>
+              <w:end w:val="single" w:sz="4" w:space="0" w:color="B0B8C0"/>
+            </w:tcBorders>
+            <w:shd w:fill="FFFFFF" w:val="clear"/>
+          </w:tcPr>
+          <w:p>
+            <w:pPr>
+              <w:pStyle w:val="Normal"/>
+              <w:widowControl w:val="false"/>
+              <w:spacing w:lineRule="auto" w:line="276" w:before="0" w:after="120"/>
+              <w:rPr/>
+            </w:pPr>
+            <w:r>
+              <w:rPr>
+                <w:rFonts w:eastAsia="Times New Roman" w:cs="Times New Roman"/>
+                <w:color w:val="auto"/>
+                <w:sz w:val="18"/>
+              </w:rPr>
+              <w:t xml:space="preserve">2,85</w:t>
             </w:r>
           </w:p>
         </w:tc>
@@ -24531,7 +24903,7 @@
                 <w:color w:val="auto"/>
                 <w:sz w:val="18"/>
               </w:rPr>
-              <w:t xml:space="preserve">5,35</w:t>
+              <w:t xml:space="preserve">1,00</w:t>
             </w:r>
           </w:p>
         </w:tc>
@@ -24558,14 +24930,15 @@
                 <w:rFonts w:eastAsia="Times New Roman" w:cs="Times New Roman"/>
                 <w:color w:val="auto"/>
                 <w:sz w:val="18"/>
-              </w:rPr>
-              <w:t xml:space="preserve">5,25</w:t>
-            </w:r>
-          </w:p>
-        </w:tc>
-        <w:tc>
-          <w:tcPr>
-            <w:tcW w:w="1000" w:type="dxa"/>
+                <w:b/>
+              </w:rPr>
+              <w:t xml:space="preserve">1,00</w:t>
+            </w:r>
+          </w:p>
+        </w:tc>
+        <w:tc>
+          <w:tcPr>
+            <w:tcW w:w="950" w:type="dxa"/>
             <w:tcBorders>
               <w:top w:val="single" w:sz="4" w:space="0" w:color="B0B8C0"/>
               <w:start w:val="single" w:sz="4" w:space="0" w:color="B0B8C0"/>
@@ -24587,7 +24960,91 @@
                 <w:color w:val="auto"/>
                 <w:sz w:val="18"/>
               </w:rPr>
-              <w:t xml:space="preserve">3,39</w:t>
+              <w:t xml:space="preserve">7,00</w:t>
+            </w:r>
+          </w:p>
+        </w:tc>
+        <w:tc>
+          <w:tcPr>
+            <w:tcW w:w="950" w:type="dxa"/>
+            <w:tcBorders>
+              <w:top w:val="single" w:sz="4" w:space="0" w:color="B0B8C0"/>
+              <w:start w:val="single" w:sz="4" w:space="0" w:color="B0B8C0"/>
+              <w:bottom w:val="single" w:sz="4" w:space="0" w:color="B0B8C0"/>
+              <w:end w:val="single" w:sz="4" w:space="0" w:color="B0B8C0"/>
+            </w:tcBorders>
+            <w:shd w:fill="FFFFFF" w:val="clear"/>
+          </w:tcPr>
+          <w:p>
+            <w:pPr>
+              <w:pStyle w:val="Normal"/>
+              <w:widowControl w:val="false"/>
+              <w:spacing w:lineRule="auto" w:line="276" w:before="0" w:after="120"/>
+              <w:rPr/>
+            </w:pPr>
+            <w:r>
+              <w:rPr>
+                <w:rFonts w:eastAsia="Times New Roman" w:cs="Times New Roman"/>
+                <w:color w:val="auto"/>
+                <w:sz w:val="18"/>
+              </w:rPr>
+              <w:t xml:space="preserve">5,35</w:t>
+            </w:r>
+          </w:p>
+        </w:tc>
+        <w:tc>
+          <w:tcPr>
+            <w:tcW w:w="950" w:type="dxa"/>
+            <w:tcBorders>
+              <w:top w:val="single" w:sz="4" w:space="0" w:color="B0B8C0"/>
+              <w:start w:val="single" w:sz="4" w:space="0" w:color="B0B8C0"/>
+              <w:bottom w:val="single" w:sz="4" w:space="0" w:color="B0B8C0"/>
+              <w:end w:val="single" w:sz="4" w:space="0" w:color="B0B8C0"/>
+            </w:tcBorders>
+            <w:shd w:fill="FFFFFF" w:val="clear"/>
+          </w:tcPr>
+          <w:p>
+            <w:pPr>
+              <w:pStyle w:val="Normal"/>
+              <w:widowControl w:val="false"/>
+              <w:spacing w:lineRule="auto" w:line="276" w:before="0" w:after="120"/>
+              <w:rPr/>
+            </w:pPr>
+            <w:r>
+              <w:rPr>
+                <w:rFonts w:eastAsia="Times New Roman" w:cs="Times New Roman"/>
+                <w:color w:val="auto"/>
+                <w:sz w:val="18"/>
+              </w:rPr>
+              <w:t xml:space="preserve">6,70</w:t>
+            </w:r>
+          </w:p>
+        </w:tc>
+        <w:tc>
+          <w:tcPr>
+            <w:tcW w:w="1000" w:type="dxa"/>
+            <w:tcBorders>
+              <w:top w:val="single" w:sz="4" w:space="0" w:color="B0B8C0"/>
+              <w:start w:val="single" w:sz="4" w:space="0" w:color="B0B8C0"/>
+              <w:bottom w:val="single" w:sz="4" w:space="0" w:color="B0B8C0"/>
+              <w:end w:val="single" w:sz="4" w:space="0" w:color="B0B8C0"/>
+            </w:tcBorders>
+            <w:shd w:fill="FFFFFF" w:val="clear"/>
+          </w:tcPr>
+          <w:p>
+            <w:pPr>
+              <w:pStyle w:val="Normal"/>
+              <w:widowControl w:val="false"/>
+              <w:spacing w:lineRule="auto" w:line="276" w:before="0" w:after="120"/>
+              <w:rPr/>
+            </w:pPr>
+            <w:r>
+              <w:rPr>
+                <w:rFonts w:eastAsia="Times New Roman" w:cs="Times New Roman"/>
+                <w:color w:val="auto"/>
+                <w:sz w:val="18"/>
+              </w:rPr>
+              <w:t xml:space="preserve">3,94</w:t>
             </w:r>
           </w:p>
         </w:tc>
@@ -24618,7 +25075,7 @@
                 <w:color w:val="auto"/>
                 <w:sz w:val="18"/>
               </w:rPr>
-              <w:t>Pirámide de Laplace (LP)</w:t>
+              <w:t>Ratio Pyramid (RP)</w:t>
             </w:r>
           </w:p>
         </w:tc>
@@ -24643,11 +25100,10 @@
             <w:r>
               <w:rPr>
                 <w:rFonts w:eastAsia="Times New Roman" w:cs="Times New Roman"/>
-                <w:b/>
                 <w:color w:val="auto"/>
                 <w:sz w:val="18"/>
               </w:rPr>
-              <w:t xml:space="preserve">2,00</w:t>
+              <w:t xml:space="preserve">3,60</w:t>
             </w:r>
           </w:p>
         </w:tc>
@@ -24675,7 +25131,7 @@
                 <w:color w:val="auto"/>
                 <w:sz w:val="18"/>
               </w:rPr>
-              <w:t xml:space="preserve">6,25</w:t>
+              <w:t xml:space="preserve">4,65</w:t>
             </w:r>
           </w:p>
         </w:tc>
@@ -24703,7 +25159,7 @@
                 <w:color w:val="auto"/>
                 <w:sz w:val="18"/>
               </w:rPr>
-              <w:t xml:space="preserve">5,65</w:t>
+              <w:t xml:space="preserve">4,95</w:t>
             </w:r>
           </w:p>
         </w:tc>
@@ -24731,7 +25187,7 @@
                 <w:color w:val="auto"/>
                 <w:sz w:val="18"/>
               </w:rPr>
-              <w:t xml:space="preserve">3,80</w:t>
+              <w:t xml:space="preserve">3,00</w:t>
             </w:r>
           </w:p>
         </w:tc>
@@ -24759,7 +25215,7 @@
                 <w:color w:val="auto"/>
                 <w:sz w:val="18"/>
               </w:rPr>
-              <w:t xml:space="preserve">6,95</w:t>
+              <w:t xml:space="preserve">4,35</w:t>
             </w:r>
           </w:p>
         </w:tc>
@@ -24784,11 +25240,10 @@
             <w:r>
               <w:rPr>
                 <w:rFonts w:eastAsia="Times New Roman" w:cs="Times New Roman"/>
-                <w:b/>
                 <w:color w:val="auto"/>
                 <w:sz w:val="18"/>
               </w:rPr>
-              <w:t xml:space="preserve">2,20</w:t>
+              <w:t xml:space="preserve">3,45</w:t>
             </w:r>
           </w:p>
         </w:tc>
@@ -24813,11 +25268,10 @@
             <w:r>
               <w:rPr>
                 <w:rFonts w:eastAsia="Times New Roman" w:cs="Times New Roman"/>
-                <w:b/>
                 <w:color w:val="auto"/>
                 <w:sz w:val="18"/>
               </w:rPr>
-              <w:t xml:space="preserve">3,91</w:t>
+              <w:t xml:space="preserve">3,98</w:t>
             </w:r>
           </w:p>
         </w:tc>
@@ -24848,7 +25302,7 @@
                 <w:color w:val="auto"/>
                 <w:sz w:val="18"/>
               </w:rPr>
-              <w:t>Top-Hat clásico</w:t>
+              <w:t>DTCWT</w:t>
             </w:r>
           </w:p>
         </w:tc>
@@ -24876,7 +25330,7 @@
                 <w:color w:val="auto"/>
                 <w:sz w:val="18"/>
               </w:rPr>
-              <w:t xml:space="preserve">2,85</w:t>
+              <w:t xml:space="preserve">5,05</w:t>
             </w:r>
           </w:p>
         </w:tc>
@@ -24901,11 +25355,10 @@
             <w:r>
               <w:rPr>
                 <w:rFonts w:eastAsia="Times New Roman" w:cs="Times New Roman"/>
-                <w:b/>
                 <w:color w:val="auto"/>
                 <w:sz w:val="18"/>
               </w:rPr>
-              <w:t xml:space="preserve">1,00</w:t>
+              <w:t xml:space="preserve">6,05</w:t>
             </w:r>
           </w:p>
         </w:tc>
@@ -24933,7 +25386,7 @@
                 <w:color w:val="auto"/>
                 <w:sz w:val="18"/>
               </w:rPr>
-              <w:t xml:space="preserve">1,00</w:t>
+              <w:t xml:space="preserve">6,00</w:t>
             </w:r>
           </w:p>
         </w:tc>
@@ -24960,8 +25413,9 @@
                 <w:rFonts w:eastAsia="Times New Roman" w:cs="Times New Roman"/>
                 <w:color w:val="auto"/>
                 <w:sz w:val="18"/>
-              </w:rPr>
-              <w:t xml:space="preserve">7,00</w:t>
+                <w:b/>
+              </w:rPr>
+              <w:t xml:space="preserve">1,30</w:t>
             </w:r>
           </w:p>
         </w:tc>
@@ -24989,7 +25443,7 @@
                 <w:color w:val="auto"/>
                 <w:sz w:val="18"/>
               </w:rPr>
-              <w:t xml:space="preserve">5,35</w:t>
+              <w:t xml:space="preserve">2,25</w:t>
             </w:r>
           </w:p>
         </w:tc>
@@ -25017,7 +25471,7 @@
                 <w:color w:val="auto"/>
                 <w:sz w:val="18"/>
               </w:rPr>
-              <w:t xml:space="preserve">6,70</w:t>
+              <w:t xml:space="preserve">3,30</w:t>
             </w:r>
           </w:p>
         </w:tc>
@@ -25045,7 +25499,7 @@
                 <w:color w:val="auto"/>
                 <w:sz w:val="18"/>
               </w:rPr>
-              <w:t xml:space="preserve">3,94</w:t>
+              <w:t xml:space="preserve">4,11</w:t>
             </w:r>
           </w:p>
         </w:tc>
@@ -25076,7 +25530,7 @@
                 <w:color w:val="auto"/>
                 <w:sz w:val="18"/>
               </w:rPr>
-              <w:t>Ratio Pyramid (RP)</w:t>
+              <w:t>Wavelet discreta (DWT)</w:t>
             </w:r>
           </w:p>
         </w:tc>
@@ -25104,7 +25558,7 @@
                 <w:color w:val="auto"/>
                 <w:sz w:val="18"/>
               </w:rPr>
-              <w:t xml:space="preserve">3,60</w:t>
+              <w:t xml:space="preserve">5,85</w:t>
             </w:r>
           </w:p>
         </w:tc>
@@ -25132,7 +25586,7 @@
                 <w:color w:val="auto"/>
                 <w:sz w:val="18"/>
               </w:rPr>
-              <w:t xml:space="preserve">4,65</w:t>
+              <w:t xml:space="preserve">3,30</w:t>
             </w:r>
           </w:p>
         </w:tc>
@@ -25160,7 +25614,7 @@
                 <w:color w:val="auto"/>
                 <w:sz w:val="18"/>
               </w:rPr>
-              <w:t xml:space="preserve">4,95</w:t>
+              <w:t xml:space="preserve">3,20</w:t>
             </w:r>
           </w:p>
         </w:tc>
@@ -25188,7 +25642,7 @@
                 <w:color w:val="auto"/>
                 <w:sz w:val="18"/>
               </w:rPr>
-              <w:t xml:space="preserve">3,00</w:t>
+              <w:t xml:space="preserve">4,50</w:t>
             </w:r>
           </w:p>
         </w:tc>
@@ -25216,7 +25670,7 @@
                 <w:color w:val="auto"/>
                 <w:sz w:val="18"/>
               </w:rPr>
-              <w:t xml:space="preserve">4,35</w:t>
+              <w:t xml:space="preserve">2,75</w:t>
             </w:r>
           </w:p>
         </w:tc>
@@ -25244,7 +25698,7 @@
                 <w:color w:val="auto"/>
                 <w:sz w:val="18"/>
               </w:rPr>
-              <w:t xml:space="preserve">3,45</w:t>
+              <w:t xml:space="preserve">3,90</w:t>
             </w:r>
           </w:p>
         </w:tc>
@@ -25272,7 +25726,7 @@
                 <w:color w:val="auto"/>
                 <w:sz w:val="18"/>
               </w:rPr>
-              <w:t xml:space="preserve">3,98</w:t>
+              <w:t xml:space="preserve">4,21</w:t>
             </w:r>
           </w:p>
         </w:tc>
@@ -25303,7 +25757,7 @@
                 <w:color w:val="auto"/>
                 <w:sz w:val="18"/>
               </w:rPr>
-              <w:t>DTCWT</w:t>
+              <w:t>Curvelet (CVT)</w:t>
             </w:r>
           </w:p>
         </w:tc>
@@ -25331,7 +25785,7 @@
                 <w:color w:val="auto"/>
                 <w:sz w:val="18"/>
               </w:rPr>
-              <w:t xml:space="preserve">5,05</w:t>
+              <w:t xml:space="preserve">7,00</w:t>
             </w:r>
           </w:p>
         </w:tc>
@@ -25359,7 +25813,7 @@
                 <w:color w:val="auto"/>
                 <w:sz w:val="18"/>
               </w:rPr>
-              <w:t xml:space="preserve">6,05</w:t>
+              <w:t xml:space="preserve">4,75</w:t>
             </w:r>
           </w:p>
         </w:tc>
@@ -25384,11 +25838,10 @@
             <w:r>
               <w:rPr>
                 <w:rFonts w:eastAsia="Times New Roman" w:cs="Times New Roman"/>
-                <w:b/>
                 <w:color w:val="auto"/>
                 <w:sz w:val="18"/>
               </w:rPr>
-              <w:t xml:space="preserve">6,00</w:t>
+              <w:t xml:space="preserve">5,20</w:t>
             </w:r>
           </w:p>
         </w:tc>
@@ -25416,7 +25869,7 @@
                 <w:color w:val="auto"/>
                 <w:sz w:val="18"/>
               </w:rPr>
-              <w:t xml:space="preserve">1,30</w:t>
+              <w:t xml:space="preserve">2,50</w:t>
             </w:r>
           </w:p>
         </w:tc>
@@ -25443,460 +25896,7 @@
                 <w:rFonts w:eastAsia="Times New Roman" w:cs="Times New Roman"/>
                 <w:color w:val="auto"/>
                 <w:sz w:val="18"/>
-              </w:rPr>
-              <w:t xml:space="preserve">2,25</w:t>
-            </w:r>
-          </w:p>
-        </w:tc>
-        <w:tc>
-          <w:tcPr>
-            <w:tcW w:w="950" w:type="dxa"/>
-            <w:tcBorders>
-              <w:top w:val="single" w:sz="4" w:space="0" w:color="B0B8C0"/>
-              <w:start w:val="single" w:sz="4" w:space="0" w:color="B0B8C0"/>
-              <w:bottom w:val="single" w:sz="4" w:space="0" w:color="B0B8C0"/>
-              <w:end w:val="single" w:sz="4" w:space="0" w:color="B0B8C0"/>
-            </w:tcBorders>
-            <w:shd w:fill="FFFFFF" w:val="clear"/>
-          </w:tcPr>
-          <w:p>
-            <w:pPr>
-              <w:pStyle w:val="Normal"/>
-              <w:widowControl w:val="false"/>
-              <w:spacing w:lineRule="auto" w:line="276" w:before="0" w:after="120"/>
-              <w:rPr/>
-            </w:pPr>
-            <w:r>
-              <w:rPr>
-                <w:rFonts w:eastAsia="Times New Roman" w:cs="Times New Roman"/>
-                <w:color w:val="auto"/>
-                <w:sz w:val="18"/>
-              </w:rPr>
-              <w:t xml:space="preserve">3,30</w:t>
-            </w:r>
-          </w:p>
-        </w:tc>
-        <w:tc>
-          <w:tcPr>
-            <w:tcW w:w="1000" w:type="dxa"/>
-            <w:tcBorders>
-              <w:top w:val="single" w:sz="4" w:space="0" w:color="B0B8C0"/>
-              <w:start w:val="single" w:sz="4" w:space="0" w:color="B0B8C0"/>
-              <w:bottom w:val="single" w:sz="4" w:space="0" w:color="B0B8C0"/>
-              <w:end w:val="single" w:sz="4" w:space="0" w:color="B0B8C0"/>
-            </w:tcBorders>
-            <w:shd w:fill="FFFFFF" w:val="clear"/>
-          </w:tcPr>
-          <w:p>
-            <w:pPr>
-              <w:pStyle w:val="Normal"/>
-              <w:widowControl w:val="false"/>
-              <w:spacing w:lineRule="auto" w:line="276" w:before="0" w:after="120"/>
-              <w:rPr/>
-            </w:pPr>
-            <w:r>
-              <w:rPr>
-                <w:rFonts w:eastAsia="Times New Roman" w:cs="Times New Roman"/>
-                <w:color w:val="auto"/>
-                <w:sz w:val="18"/>
-              </w:rPr>
-              <w:t xml:space="preserve">4,11</w:t>
-            </w:r>
-          </w:p>
-        </w:tc>
-      </w:tr>
-      <w:tr>
-        <w:trPr/>
-        <w:tc>
-          <w:tcPr>
-            <w:tcW w:w="2400" w:type="dxa"/>
-            <w:tcBorders>
-              <w:top w:val="single" w:sz="4" w:space="0" w:color="B0B8C0"/>
-              <w:start w:val="single" w:sz="4" w:space="0" w:color="B0B8C0"/>
-              <w:bottom w:val="single" w:sz="4" w:space="0" w:color="B0B8C0"/>
-              <w:end w:val="single" w:sz="4" w:space="0" w:color="B0B8C0"/>
-            </w:tcBorders>
-            <w:shd w:fill="FFFFFF" w:val="clear"/>
-          </w:tcPr>
-          <w:p>
-            <w:pPr>
-              <w:pStyle w:val="Normal"/>
-              <w:widowControl w:val="false"/>
-              <w:spacing w:lineRule="auto" w:line="276" w:before="0" w:after="120"/>
-              <w:rPr/>
-            </w:pPr>
-            <w:r>
-              <w:rPr>
-                <w:rFonts w:eastAsia="Times New Roman" w:cs="Times New Roman"/>
-                <w:color w:val="auto"/>
-                <w:sz w:val="18"/>
-              </w:rPr>
-              <w:t>Wavelet discreta (DWT)</w:t>
-            </w:r>
-          </w:p>
-        </w:tc>
-        <w:tc>
-          <w:tcPr>
-            <w:tcW w:w="950" w:type="dxa"/>
-            <w:tcBorders>
-              <w:top w:val="single" w:sz="4" w:space="0" w:color="B0B8C0"/>
-              <w:start w:val="single" w:sz="4" w:space="0" w:color="B0B8C0"/>
-              <w:bottom w:val="single" w:sz="4" w:space="0" w:color="B0B8C0"/>
-              <w:end w:val="single" w:sz="4" w:space="0" w:color="B0B8C0"/>
-            </w:tcBorders>
-            <w:shd w:fill="FFFFFF" w:val="clear"/>
-          </w:tcPr>
-          <w:p>
-            <w:pPr>
-              <w:pStyle w:val="Normal"/>
-              <w:widowControl w:val="false"/>
-              <w:spacing w:lineRule="auto" w:line="276" w:before="0" w:after="120"/>
-              <w:rPr/>
-            </w:pPr>
-            <w:r>
-              <w:rPr>
-                <w:rFonts w:eastAsia="Times New Roman" w:cs="Times New Roman"/>
-                <w:color w:val="auto"/>
-                <w:sz w:val="18"/>
-              </w:rPr>
-              <w:t xml:space="preserve">5,85</w:t>
-            </w:r>
-          </w:p>
-        </w:tc>
-        <w:tc>
-          <w:tcPr>
-            <w:tcW w:w="950" w:type="dxa"/>
-            <w:tcBorders>
-              <w:top w:val="single" w:sz="4" w:space="0" w:color="B0B8C0"/>
-              <w:start w:val="single" w:sz="4" w:space="0" w:color="B0B8C0"/>
-              <w:bottom w:val="single" w:sz="4" w:space="0" w:color="B0B8C0"/>
-              <w:end w:val="single" w:sz="4" w:space="0" w:color="B0B8C0"/>
-            </w:tcBorders>
-            <w:shd w:fill="FFFFFF" w:val="clear"/>
-          </w:tcPr>
-          <w:p>
-            <w:pPr>
-              <w:pStyle w:val="Normal"/>
-              <w:widowControl w:val="false"/>
-              <w:spacing w:lineRule="auto" w:line="276" w:before="0" w:after="120"/>
-              <w:rPr/>
-            </w:pPr>
-            <w:r>
-              <w:rPr>
-                <w:rFonts w:eastAsia="Times New Roman" w:cs="Times New Roman"/>
-                <w:color w:val="auto"/>
-                <w:sz w:val="18"/>
-              </w:rPr>
-              <w:t xml:space="preserve">3,30</w:t>
-            </w:r>
-          </w:p>
-        </w:tc>
-        <w:tc>
-          <w:tcPr>
-            <w:tcW w:w="950" w:type="dxa"/>
-            <w:tcBorders>
-              <w:top w:val="single" w:sz="4" w:space="0" w:color="B0B8C0"/>
-              <w:start w:val="single" w:sz="4" w:space="0" w:color="B0B8C0"/>
-              <w:bottom w:val="single" w:sz="4" w:space="0" w:color="B0B8C0"/>
-              <w:end w:val="single" w:sz="4" w:space="0" w:color="B0B8C0"/>
-            </w:tcBorders>
-            <w:shd w:fill="FFFFFF" w:val="clear"/>
-          </w:tcPr>
-          <w:p>
-            <w:pPr>
-              <w:pStyle w:val="Normal"/>
-              <w:widowControl w:val="false"/>
-              <w:spacing w:lineRule="auto" w:line="276" w:before="0" w:after="120"/>
-              <w:rPr/>
-            </w:pPr>
-            <w:r>
-              <w:rPr>
-                <w:rFonts w:eastAsia="Times New Roman" w:cs="Times New Roman"/>
-                <w:color w:val="auto"/>
-                <w:sz w:val="18"/>
-              </w:rPr>
-              <w:t xml:space="preserve">3,20</w:t>
-            </w:r>
-          </w:p>
-        </w:tc>
-        <w:tc>
-          <w:tcPr>
-            <w:tcW w:w="950" w:type="dxa"/>
-            <w:tcBorders>
-              <w:top w:val="single" w:sz="4" w:space="0" w:color="B0B8C0"/>
-              <w:start w:val="single" w:sz="4" w:space="0" w:color="B0B8C0"/>
-              <w:bottom w:val="single" w:sz="4" w:space="0" w:color="B0B8C0"/>
-              <w:end w:val="single" w:sz="4" w:space="0" w:color="B0B8C0"/>
-            </w:tcBorders>
-            <w:shd w:fill="FFFFFF" w:val="clear"/>
-          </w:tcPr>
-          <w:p>
-            <w:pPr>
-              <w:pStyle w:val="Normal"/>
-              <w:widowControl w:val="false"/>
-              <w:spacing w:lineRule="auto" w:line="276" w:before="0" w:after="120"/>
-              <w:rPr/>
-            </w:pPr>
-            <w:r>
-              <w:rPr>
-                <w:rFonts w:eastAsia="Times New Roman" w:cs="Times New Roman"/>
-                <w:color w:val="auto"/>
-                <w:sz w:val="18"/>
-              </w:rPr>
-              <w:t xml:space="preserve">4,50</w:t>
-            </w:r>
-          </w:p>
-        </w:tc>
-        <w:tc>
-          <w:tcPr>
-            <w:tcW w:w="950" w:type="dxa"/>
-            <w:tcBorders>
-              <w:top w:val="single" w:sz="4" w:space="0" w:color="B0B8C0"/>
-              <w:start w:val="single" w:sz="4" w:space="0" w:color="B0B8C0"/>
-              <w:bottom w:val="single" w:sz="4" w:space="0" w:color="B0B8C0"/>
-              <w:end w:val="single" w:sz="4" w:space="0" w:color="B0B8C0"/>
-            </w:tcBorders>
-            <w:shd w:fill="FFFFFF" w:val="clear"/>
-          </w:tcPr>
-          <w:p>
-            <w:pPr>
-              <w:pStyle w:val="Normal"/>
-              <w:widowControl w:val="false"/>
-              <w:spacing w:lineRule="auto" w:line="276" w:before="0" w:after="120"/>
-              <w:rPr/>
-            </w:pPr>
-            <w:r>
-              <w:rPr>
-                <w:rFonts w:eastAsia="Times New Roman" w:cs="Times New Roman"/>
-                <w:color w:val="auto"/>
-                <w:sz w:val="18"/>
-              </w:rPr>
-              <w:t xml:space="preserve">2,75</w:t>
-            </w:r>
-          </w:p>
-        </w:tc>
-        <w:tc>
-          <w:tcPr>
-            <w:tcW w:w="950" w:type="dxa"/>
-            <w:tcBorders>
-              <w:top w:val="single" w:sz="4" w:space="0" w:color="B0B8C0"/>
-              <w:start w:val="single" w:sz="4" w:space="0" w:color="B0B8C0"/>
-              <w:bottom w:val="single" w:sz="4" w:space="0" w:color="B0B8C0"/>
-              <w:end w:val="single" w:sz="4" w:space="0" w:color="B0B8C0"/>
-            </w:tcBorders>
-            <w:shd w:fill="FFFFFF" w:val="clear"/>
-          </w:tcPr>
-          <w:p>
-            <w:pPr>
-              <w:pStyle w:val="Normal"/>
-              <w:widowControl w:val="false"/>
-              <w:spacing w:lineRule="auto" w:line="276" w:before="0" w:after="120"/>
-              <w:rPr/>
-            </w:pPr>
-            <w:r>
-              <w:rPr>
-                <w:rFonts w:eastAsia="Times New Roman" w:cs="Times New Roman"/>
-                <w:color w:val="auto"/>
-                <w:sz w:val="18"/>
-              </w:rPr>
-              <w:t xml:space="preserve">3,90</w:t>
-            </w:r>
-          </w:p>
-        </w:tc>
-        <w:tc>
-          <w:tcPr>
-            <w:tcW w:w="1000" w:type="dxa"/>
-            <w:tcBorders>
-              <w:top w:val="single" w:sz="4" w:space="0" w:color="B0B8C0"/>
-              <w:start w:val="single" w:sz="4" w:space="0" w:color="B0B8C0"/>
-              <w:bottom w:val="single" w:sz="4" w:space="0" w:color="B0B8C0"/>
-              <w:end w:val="single" w:sz="4" w:space="0" w:color="B0B8C0"/>
-            </w:tcBorders>
-            <w:shd w:fill="FFFFFF" w:val="clear"/>
-          </w:tcPr>
-          <w:p>
-            <w:pPr>
-              <w:pStyle w:val="Normal"/>
-              <w:widowControl w:val="false"/>
-              <w:spacing w:lineRule="auto" w:line="276" w:before="0" w:after="120"/>
-              <w:rPr/>
-            </w:pPr>
-            <w:r>
-              <w:rPr>
-                <w:rFonts w:eastAsia="Times New Roman" w:cs="Times New Roman"/>
-                <w:color w:val="auto"/>
-                <w:sz w:val="18"/>
-              </w:rPr>
-              <w:t xml:space="preserve">4,21</w:t>
-            </w:r>
-          </w:p>
-        </w:tc>
-      </w:tr>
-      <w:tr>
-        <w:trPr/>
-        <w:tc>
-          <w:tcPr>
-            <w:tcW w:w="2400" w:type="dxa"/>
-            <w:tcBorders>
-              <w:top w:val="single" w:sz="4" w:space="0" w:color="B0B8C0"/>
-              <w:start w:val="single" w:sz="4" w:space="0" w:color="B0B8C0"/>
-              <w:bottom w:val="single" w:sz="4" w:space="0" w:color="B0B8C0"/>
-              <w:end w:val="single" w:sz="4" w:space="0" w:color="B0B8C0"/>
-            </w:tcBorders>
-            <w:shd w:fill="FFFFFF" w:val="clear"/>
-          </w:tcPr>
-          <w:p>
-            <w:pPr>
-              <w:pStyle w:val="Normal"/>
-              <w:widowControl w:val="false"/>
-              <w:spacing w:lineRule="auto" w:line="276" w:before="0" w:after="120"/>
-              <w:rPr/>
-            </w:pPr>
-            <w:r>
-              <w:rPr>
-                <w:rFonts w:eastAsia="Times New Roman" w:cs="Times New Roman"/>
-                <w:color w:val="auto"/>
-                <w:sz w:val="18"/>
-              </w:rPr>
-              <w:t>Curvelet (CVT)</w:t>
-            </w:r>
-          </w:p>
-        </w:tc>
-        <w:tc>
-          <w:tcPr>
-            <w:tcW w:w="950" w:type="dxa"/>
-            <w:tcBorders>
-              <w:top w:val="single" w:sz="4" w:space="0" w:color="B0B8C0"/>
-              <w:start w:val="single" w:sz="4" w:space="0" w:color="B0B8C0"/>
-              <w:bottom w:val="single" w:sz="4" w:space="0" w:color="B0B8C0"/>
-              <w:end w:val="single" w:sz="4" w:space="0" w:color="B0B8C0"/>
-            </w:tcBorders>
-            <w:shd w:fill="FFFFFF" w:val="clear"/>
-          </w:tcPr>
-          <w:p>
-            <w:pPr>
-              <w:pStyle w:val="Normal"/>
-              <w:widowControl w:val="false"/>
-              <w:spacing w:lineRule="auto" w:line="276" w:before="0" w:after="120"/>
-              <w:rPr/>
-            </w:pPr>
-            <w:r>
-              <w:rPr>
-                <w:rFonts w:eastAsia="Times New Roman" w:cs="Times New Roman"/>
-                <w:color w:val="auto"/>
-                <w:sz w:val="18"/>
-              </w:rPr>
-              <w:t xml:space="preserve">7,00</w:t>
-            </w:r>
-          </w:p>
-        </w:tc>
-        <w:tc>
-          <w:tcPr>
-            <w:tcW w:w="950" w:type="dxa"/>
-            <w:tcBorders>
-              <w:top w:val="single" w:sz="4" w:space="0" w:color="B0B8C0"/>
-              <w:start w:val="single" w:sz="4" w:space="0" w:color="B0B8C0"/>
-              <w:bottom w:val="single" w:sz="4" w:space="0" w:color="B0B8C0"/>
-              <w:end w:val="single" w:sz="4" w:space="0" w:color="B0B8C0"/>
-            </w:tcBorders>
-            <w:shd w:fill="FFFFFF" w:val="clear"/>
-          </w:tcPr>
-          <w:p>
-            <w:pPr>
-              <w:pStyle w:val="Normal"/>
-              <w:widowControl w:val="false"/>
-              <w:spacing w:lineRule="auto" w:line="276" w:before="0" w:after="120"/>
-              <w:rPr/>
-            </w:pPr>
-            <w:r>
-              <w:rPr>
-                <w:rFonts w:eastAsia="Times New Roman" w:cs="Times New Roman"/>
-                <w:color w:val="auto"/>
-                <w:sz w:val="18"/>
-              </w:rPr>
-              <w:t xml:space="preserve">4,75</w:t>
-            </w:r>
-          </w:p>
-        </w:tc>
-        <w:tc>
-          <w:tcPr>
-            <w:tcW w:w="950" w:type="dxa"/>
-            <w:tcBorders>
-              <w:top w:val="single" w:sz="4" w:space="0" w:color="B0B8C0"/>
-              <w:start w:val="single" w:sz="4" w:space="0" w:color="B0B8C0"/>
-              <w:bottom w:val="single" w:sz="4" w:space="0" w:color="B0B8C0"/>
-              <w:end w:val="single" w:sz="4" w:space="0" w:color="B0B8C0"/>
-            </w:tcBorders>
-            <w:shd w:fill="FFFFFF" w:val="clear"/>
-          </w:tcPr>
-          <w:p>
-            <w:pPr>
-              <w:pStyle w:val="Normal"/>
-              <w:widowControl w:val="false"/>
-              <w:spacing w:lineRule="auto" w:line="276" w:before="0" w:after="120"/>
-              <w:rPr/>
-            </w:pPr>
-            <w:r>
-              <w:rPr>
-                <w:rFonts w:eastAsia="Times New Roman" w:cs="Times New Roman"/>
-                <w:color w:val="auto"/>
-                <w:sz w:val="18"/>
-              </w:rPr>
-              <w:t xml:space="preserve">5,20</w:t>
-            </w:r>
-          </w:p>
-        </w:tc>
-        <w:tc>
-          <w:tcPr>
-            <w:tcW w:w="950" w:type="dxa"/>
-            <w:tcBorders>
-              <w:top w:val="single" w:sz="4" w:space="0" w:color="B0B8C0"/>
-              <w:start w:val="single" w:sz="4" w:space="0" w:color="B0B8C0"/>
-              <w:bottom w:val="single" w:sz="4" w:space="0" w:color="B0B8C0"/>
-              <w:end w:val="single" w:sz="4" w:space="0" w:color="B0B8C0"/>
-            </w:tcBorders>
-            <w:shd w:fill="FFFFFF" w:val="clear"/>
-          </w:tcPr>
-          <w:p>
-            <w:pPr>
-              <w:pStyle w:val="Normal"/>
-              <w:widowControl w:val="false"/>
-              <w:spacing w:lineRule="auto" w:line="276" w:before="0" w:after="120"/>
-              <w:rPr/>
-            </w:pPr>
-            <w:r>
-              <w:rPr>
-                <w:rFonts w:eastAsia="Times New Roman" w:cs="Times New Roman"/>
-                <w:color w:val="auto"/>
-                <w:sz w:val="18"/>
-              </w:rPr>
-              <w:t xml:space="preserve">2,50</w:t>
-            </w:r>
-          </w:p>
-        </w:tc>
-        <w:tc>
-          <w:tcPr>
-            <w:tcW w:w="950" w:type="dxa"/>
-            <w:tcBorders>
-              <w:top w:val="single" w:sz="4" w:space="0" w:color="B0B8C0"/>
-              <w:start w:val="single" w:sz="4" w:space="0" w:color="B0B8C0"/>
-              <w:bottom w:val="single" w:sz="4" w:space="0" w:color="B0B8C0"/>
-              <w:end w:val="single" w:sz="4" w:space="0" w:color="B0B8C0"/>
-            </w:tcBorders>
-            <w:shd w:fill="FFFFFF" w:val="clear"/>
-          </w:tcPr>
-          <w:p>
-            <w:pPr>
-              <w:pStyle w:val="Normal"/>
-              <w:widowControl w:val="false"/>
-              <w:spacing w:lineRule="auto" w:line="276" w:before="0" w:after="120"/>
-              <w:rPr/>
-            </w:pPr>
-            <w:r>
-              <w:rPr>
-                <w:rFonts w:eastAsia="Times New Roman" w:cs="Times New Roman"/>
-                <w:color w:val="auto"/>
-                <w:sz w:val="18"/>
+                <w:b/>
               </w:rPr>
               <w:t xml:space="preserve">1,00</w:t>
             </w:r>

--- a/docs/Tesis_Borrador_V3.docx
+++ b/docs/Tesis_Borrador_V3.docx
@@ -2041,7 +2041,7 @@
         </w:rPr>
         <w:t>3.7 Regla de fusión por actividad local</w:t>
         <w:tab/>
-        <w:t>41</w:t>
+        <w:t>42</w:t>
       </w:r>
     </w:p>
     <w:p>
@@ -2195,7 +2195,7 @@
         </w:rPr>
         <w:t>3.14 Peso de ajuste de contraste (m)</w:t>
         <w:tab/>
-        <w:t>42</w:t>
+        <w:t>43</w:t>
       </w:r>
     </w:p>
     <w:p>
@@ -2635,7 +2635,7 @@
         </w:rPr>
         <w:t>5.6 Propuesta Novedosa (método central)</w:t>
         <w:tab/>
-        <w:t>54</w:t>
+        <w:t>55</w:t>
       </w:r>
     </w:p>
     <w:p>
@@ -2657,7 +2657,7 @@
         </w:rPr>
         <w:t>5.7 Discusión integrada</w:t>
         <w:tab/>
-        <w:t>57</w:t>
+        <w:t>58</w:t>
       </w:r>
     </w:p>
     <w:p>
@@ -2679,7 +2679,7 @@
         </w:rPr>
         <w:t xml:space="preserve">5.8 Auditoría del protocolo de evaluación</w:t>
         <w:tab/>
-        <w:t>58</w:t>
+        <w:t>59</w:t>
       </w:r>
     </w:p>
     <w:p>
@@ -2701,7 +2701,7 @@
         </w:rPr>
         <w:t xml:space="preserve">5.8.1 Sensibilidad del orden de mérito y redundancia interna (H2, H4)</w:t>
         <w:tab/>
-        <w:t>58</w:t>
+        <w:t>59</w:t>
       </w:r>
     </w:p>
     <w:p>
@@ -2723,7 +2723,7 @@
         </w:rPr>
         <w:t xml:space="preserve">5.8.2 Control negativo con degradaciones conocidas (H3)</w:t>
         <w:tab/>
-        <w:t>59</w:t>
+        <w:t>60</w:t>
       </w:r>
     </w:p>
     <w:p>
@@ -2745,7 +2745,7 @@
         </w:rPr>
         <w:t xml:space="preserve">5.8.3 Aporte del banco con hiperparámetros igualados (H7)</w:t>
         <w:tab/>
-        <w:t>60</w:t>
+        <w:t>61</w:t>
       </w:r>
     </w:p>
     <w:p>
@@ -2767,7 +2767,7 @@
         </w:rPr>
         <w:t xml:space="preserve">5.8.4 Robustez frente al ajuste simétrico de los comparativos</w:t>
         <w:tab/>
-        <w:t>61</w:t>
+        <w:t>62</w:t>
       </w:r>
     </w:p>
     <w:p>
@@ -2789,7 +2789,7 @@
         </w:rPr>
         <w:t xml:space="preserve">5.8.5 Alcance de la optimización y contraste con la tarea (H5, H6)</w:t>
         <w:tab/>
-        <w:t>62</w:t>
+        <w:t>63</w:t>
       </w:r>
     </w:p>
     <w:p>
@@ -2811,7 +2811,7 @@
         </w:rPr>
         <w:t>6. CONCLUSIONES Y RECOMENDACIONES</w:t>
         <w:tab/>
-        <w:t>62</w:t>
+        <w:t>63</w:t>
       </w:r>
     </w:p>
     <w:p>
@@ -2833,7 +2833,7 @@
         </w:rPr>
         <w:t>6.1 Conclusiones</w:t>
         <w:tab/>
-        <w:t>62</w:t>
+        <w:t>63</w:t>
       </w:r>
     </w:p>
     <w:p>
@@ -2855,7 +2855,7 @@
         </w:rPr>
         <w:t>6.2 Recomendaciones</w:t>
         <w:tab/>
-        <w:t>64</w:t>
+        <w:t>65</w:t>
       </w:r>
     </w:p>
     <w:p>
@@ -2877,7 +2877,7 @@
         </w:rPr>
         <w:t>7. REFERENCIAS BIBLIOGRÁFICAS</w:t>
         <w:tab/>
-        <w:t>66</w:t>
+        <w:t>67</w:t>
       </w:r>
     </w:p>
     <w:p>
@@ -2899,7 +2899,7 @@
         </w:rPr>
         <w:t>8. APÉNDICE</w:t>
         <w:tab/>
-        <w:t>70</w:t>
+        <w:t>71</w:t>
       </w:r>
     </w:p>
     <w:p>
@@ -2921,7 +2921,7 @@
         </w:rPr>
         <w:t>A. Repositorio del código</w:t>
         <w:tab/>
-        <w:t>70</w:t>
+        <w:t>71</w:t>
       </w:r>
     </w:p>
     <w:p>
@@ -2943,7 +2943,7 @@
         </w:rPr>
         <w:t>B. Configuraciones del barrido PSO</w:t>
         <w:tab/>
-        <w:t>70</w:t>
+        <w:t>71</w:t>
       </w:r>
     </w:p>
     <w:p>
@@ -2965,7 +2965,7 @@
         </w:rPr>
         <w:t>C. Tablas estadísticas extendidas</w:t>
         <w:tab/>
-        <w:t>70</w:t>
+        <w:t>71</w:t>
       </w:r>
     </w:p>
     <w:p>
@@ -2987,7 +2987,7 @@
         </w:rPr>
         <w:t>D. Pseudocódigo de la fusión Top-Hat clásica</w:t>
         <w:tab/>
-        <w:t>71</w:t>
+        <w:t>72</w:t>
       </w:r>
     </w:p>
     <w:p>
@@ -3009,7 +3009,7 @@
         </w:rPr>
         <w:t>E. Refinamiento metodológico de la regla de fusión</w:t>
         <w:tab/>
-        <w:t>71</w:t>
+        <w:t>72</w:t>
       </w:r>
     </w:p>
     <w:p>
@@ -3031,7 +3031,7 @@
         </w:rPr>
         <w:t>F. Hardware y tiempos de ejecución</w:t>
         <w:tab/>
-        <w:t>72</w:t>
+        <w:t>73</w:t>
       </w:r>
       <w:r>
         <w:br w:type="page"/>
@@ -5927,7 +5927,7 @@
         <w:rPr>
           <w:rFonts w:eastAsia="Times New Roman" w:cs="Times New Roman"/>
         </w:rPr>
-        <w:t>Tercero, la evaluación orientada a tarea con verdad de campo se realizó con un único detector (YOLOv8n) sobre un subconjunto de LLVIP (2.000 imágenes de entrenamiento y 500 de validación, 40 épocas); extenderla a otros detectores y al conjunto completo queda como trabajo futuro. Cuarto, la regla de fusión por capa es la de selección por actividad local máxima, sin explorar reglas adaptativas. Quinto, no se evaluaron métodos basados en aprendizaje profundo, dado que tales comparaciones requieren protocolos de entrenamiento cuyos sesgos exceden el alcance de esta tesis. Sexto, los veinte pares corresponden a trece escenas distintas —cuatro de ellas con varias vistas o instantes del mismo sujeto—, de modo que los bloques de las pruebas no son plenamente independientes y el tamaño de muestra efectivo es menor que veinte. Séptimo, la eficiencia de fusión (FE) es la entropía reescalada por una constante por escena, por lo que la batería de nueve métricas contiene ocho cantidades independientes; excluyendo FE el orden del ranking no cambia y la propuesta sigue primera (3,63 frente a 3,99 de la pirámide de Laplace). Octavo, el comparador identificado como curvelet está implementado como una aproximación mediante wavelet 2D (db4) y no como una transformada curvelet propiamente dicha, de modo que los valores de CVT deben leerse referidos a esa aproximación. Noveno, la función de aptitud del trabajo de referencia y la batería de evaluación discrepan en el radio: Fo favorece r = 1 y las nueve métricas r = 25, por lo que la configuración adoptada se apoya en el criterio de evaluación y no en la optimización, que sí determina el peso m. Décimo, en el conteo por escena sobre M3FD —232 escenas con ambas clases complementarias— la propuesta recupera las dos clases en el 50,0 % de los casos frente al 53,0 % del visible solo (8 escenas ganadas y 15 perdidas; McNemar exacto p = 0,2100) y resuelve 2 de las 90 escenas críticas, de manera que no mejora la tarea de clases complementarias.</w:t>
+        <w:t>Tercero, la evaluación orientada a tarea con verdad de campo se realizó con un único detector (YOLOv8n) sobre un subconjunto de LLVIP (2.000 imágenes de entrenamiento y 500 de validación, 40 épocas); extenderla a otros detectores y al conjunto completo queda como trabajo futuro. Cuarto, la regla de fusión por capa es la de selección por actividad local máxima, sin explorar reglas adaptativas. Quinto, no se evaluaron métodos basados en aprendizaje profundo, dado que tales comparaciones requieren protocolos de entrenamiento cuyos sesgos exceden el alcance de esta tesis. Sexto, los veinte pares corresponden a trece escenas distintas —cuatro de ellas con varias vistas o instantes del mismo sujeto—, de modo que los bloques de las pruebas no son plenamente independientes y el tamaño de muestra efectivo es menor que veinte. Séptimo, la eficiencia de fusión (FE) es la entropía reescalada por una constante por escena, por lo que la batería de nueve métricas contiene ocho cantidades independientes; excluyendo FE la propuesta sigue primera (3,631 frente a 3,994 de la pirámide de Laplace), aunque el resto del orden se reacomoda. Octavo, el comparador identificado como curvelet está implementado como una aproximación mediante wavelet 2D (db4) y no como una transformada curvelet propiamente dicha, de modo que los valores de CVT deben leerse referidos a esa aproximación. Noveno, la función de aptitud del trabajo de referencia y la batería de evaluación discrepan en el radio: Fo favorece r = 1 y las nueve métricas r = 25, por lo que la configuración adoptada se apoya en el criterio de evaluación y no en la optimización, que sí determina el peso m. Décimo, en el conteo por escena sobre M3FD —232 escenas con ambas clases complementarias— la propuesta recupera las dos clases en el 50,0 % de los casos frente al 53,0 % del visible solo (8 escenas ganadas y 15 perdidas; McNemar exacto p = 0,2100) y resuelve 2 de las 90 escenas críticas, de manera que no mejora la tarea de clases complementarias.</w:t>
       </w:r>
     </w:p>
     <w:p>
@@ -17730,7 +17730,7 @@
           <w:sz w:val="24"/>
           <w:szCs w:val="24"/>
         </w:rPr>
-        <w:t>Conjunto plano y compacto que define la geometría del vecindario sobre el que actúan las operaciones morfológicas. En esta tesis se exploran SE de tipo disco, cuadrado y cruz, con radios de 2, 3 y 5 píxeles.</w:t>
+        <w:t>Conjunto plano y compacto que define la geometría del vecindario sobre el que actúan las operaciones morfológicas. En esta tesis el banco consta de cinco elementos: un disco elíptico B_r y cuatro segmentos lineales de longitud 2r+1 orientados a 0°, 45°, 90° y 135°. El radio se busca en r ∈ [1, 25] y se adopta r = 25. No se emplean elementos cuadrados ni de cruz.</w:t>
       </w:r>
     </w:p>
     <w:p>
@@ -17833,7 +17833,7 @@
           <w:sz w:val="24"/>
           <w:szCs w:val="24"/>
         </w:rPr>
-        <w:t>Representación de una imagen como suma de capas que aíslan estructuras a distintas escalas. En esta tesis se construye iterativamente aplicando WTH con SE de radio creciente.</w:t>
+        <w:t>Representación de una imagen como suma de capas que aíslan estructuras a distintas escalas. Es el principio de los cinco métodos comparativos —pirámides y wavelets—, no del operador propuesto: este trabaja sobre una sola escala de radio r y no construye ninguna descomposición iterativa con radio creciente. Prescindir de la cascada multiescala es precisamente la decisión de diseño que la tesis pone a prueba.</w:t>
       </w:r>
     </w:p>
     <w:p>
@@ -24086,7 +24086,7 @@
         <w:rPr>
           <w:rFonts w:eastAsia="Times New Roman" w:cs="Times New Roman"/>
         </w:rPr>
-        <w:t>La Tabla 7 muestra el ranking promedio de cada método (1 = mejor) en seis métricas clave y el ranking global obtenido al promediar las nueve métricas, respetando la dirección de cada una. La propuesta encabeza el ranking global (3,39), seguida por la pirámide de Laplace (3,91), el Top-Hat clásico (3,94), RP (3,98), DTCWT (4,11), DWT (4,21) y CVT (4,44); es primera en el rango medio de entropía, contraste y eficiencia de fusión, segunda en gradiente medio y frecuencia espacial, y queda relegada en las métricas de fidelidad a las fuentes. Conviene notar que su primer puesto en contraste es de rango y no de media: la pirámide de Laplace alcanza un SD promedio mayor (0,1550 frente a 0,1439), pero la propuesta la supera en más pares de los que pierde, y el rango medio recoge esa consistencia por escena que el promedio aritmético oculta. El ranking se calcula promediando, para cada método, los rangos que obtiene dentro de cada par de imágenes —el complemento habitual de la prueba de Friedman—, y no rankeando los promedios, procedimiento que ignora la variabilidad entre escenas. Debe además tenerse presente que FE es la entropía de la fusión dividida por el promedio de las entropías de las fuentes: dentro de un mismo par el divisor es constante, de modo que FE reproduce exactamente los rangos de EN y no constituye evidencia independiente. Excluyéndola, el orden no cambia y la propuesta sigue primera (3,63 frente a 3,99 de la pirámide de Laplace). Aun así, al mezclar familias de métricas con pesos iguales, el ranking debe leerse junto a los contrastes pareados de la sección anterior.</w:t>
+        <w:t>La Tabla 7 muestra el ranking promedio de cada método (1 = mejor) en seis métricas clave y el ranking global obtenido al promediar las nueve métricas, respetando la dirección de cada una. La propuesta encabeza el ranking global (3,39), seguida por la pirámide de Laplace (3,91), el Top-Hat clásico (3,94), RP (3,98), DTCWT (4,11), DWT (4,21) y CVT (4,44); es primera en el rango medio de entropía, contraste y eficiencia de fusión, segunda en gradiente medio y frecuencia espacial, y queda relegada en las métricas de fidelidad a las fuentes. Conviene notar que su primer puesto en contraste es de rango y no de media: la pirámide de Laplace alcanza un SD promedio mayor (0,1550 frente a 0,1439), pero la propuesta la supera en más pares de los que pierde, y el rango medio recoge esa consistencia por escena que el promedio aritmético oculta. El ranking se calcula promediando, para cada método, los rangos que obtiene dentro de cada par de imágenes —el complemento habitual de la prueba de Friedman—, y no rankeando los promedios, procedimiento que ignora la variabilidad entre escenas. Debe además tenerse presente que FE es la entropía de la fusión dividida por el promedio de las entropías de las fuentes: dentro de un mismo par el divisor es constante, de modo que FE reproduce exactamente los rangos de EN y no constituye evidencia independiente. Excluyéndola, la propuesta sigue primera (3,631 frente a 3,994 de la pirámide de Laplace), de modo que su primer lugar no depende de la redundancia; el resto del orden sí se reacomoda —solo cuatro de las siete posiciones se conservan, y el Top-Hat clásico cae del tercer al sexto lugar—. Aun así, al mezclar familias de métricas con pesos iguales, el ranking debe leerse junto a los contrastes pareados de la sección anterior.</w:t>
       </w:r>
     </w:p>
     <w:p>
@@ -31227,7 +31227,7 @@
         <w:rPr>
           <w:rFonts w:eastAsia="Times New Roman" w:cs="Times New Roman"/>
         </w:rPr>
-        <w:t xml:space="preserve">La batería contiene además redundancia interna. La eficiencia de fusión se define como el cociente entre la entropía de la imagen fusionada y el promedio de las entropías de las fuentes; como ese denominador no depende del método, dentro de cada par la eficiencia de fusión es la entropía reescalada por una constante. Sus rangos intra-bloque coinciden con los de la entropía en los veinte pares y su estadístico de Friedman es idéntico (χ² = 88,2857 en ambas). El número efectivo de dimensiones evaluadas es ocho y no nueve, lo que sostiene H4. Excluyendo la eficiencia de fusión del promedio, el orden no cambia y la propuesta sigue primera (3,631 frente a 3,994 de la pirámide de Laplace), de modo que la redundancia no explica su primer lugar.</w:t>
+        <w:t xml:space="preserve">La batería contiene además redundancia interna. La eficiencia de fusión se define como el cociente entre la entropía de la imagen fusionada y el promedio de las entropías de las fuentes; como ese denominador no depende del método, dentro de cada par la eficiencia de fusión es la entropía reescalada por una constante. Sus rangos intra-bloque coinciden con los de la entropía en los veinte pares y su estadístico de Friedman es idéntico (χ² = 88,2857 en ambas). El número efectivo de dimensiones evaluadas es ocho y no nueve, lo que sostiene H4. Excluyendo la eficiencia de fusión del promedio, la propuesta sigue primera (3,631 frente a 3,994 de la pirámide de Laplace), de modo que la redundancia no explica su primer lugar. El resto del orden sí se reacomoda: solo cuatro de las siete posiciones se conservan, y el Top-Hat clásico cae del tercer lugar al sexto (3,944 a 4,131).</w:t>
       </w:r>
     </w:p>
     <w:p>
@@ -35153,7 +35153,7 @@
           <w:sz w:val="24"/>
           <w:szCs w:val="24"/>
         </w:rPr>
-        <w:t>Dentro de la familia Top-Hat, la geometría del elemento estructurante introduce diferencias modestas: el disco tiende a maximizar EN, SD y FE; la cruz preserva ligeramente mejor la información mutua entre las configuraciones morfológicas; el cuadrado se sitúa en una posición intermedia.</w:t>
+        <w:t>Dentro de la familia Top-Hat, la forma de combinar las respuestas del banco introduce diferencias modestas. Con el radio y el peso igualados en (25; 0,30), la ablación de seis brazos ordena así el rango medio de las nueve métricas: suma de disco y promedio de líneas 3,222; máximo entre ambas ramas 3,311; disco único 3,367; promedio de ambas 3,533; y, últimas y empatadas, las líneas solas y la imagen base sin operador 3,783. No se compararon geometrías alternativas de elemento estructurante —cuadrado o cruz—, que no forman parte de la implementación.</w:t>
       </w:r>
     </w:p>
     <w:p>
@@ -35174,7 +35174,7 @@
           <w:sz w:val="24"/>
           <w:szCs w:val="24"/>
         </w:rPr>
-        <w:t>La profundidad de descomposición (L) y el radio base (r₀) tienen efectos complementarios: mayor profundidad incrementa entropía y contraste; menor radio preserva mejor el gradiente.</w:t>
+        <w:t>Los dos hiperparámetros del método son el radio r y el peso m; no hay profundidad de descomposición ni radio base, porque el operador es de una sola escala. Sus efectos son opuestos y bien delimitados: el radio gobierna la escala de las estructuras que el operador extrae —la aptitud del trabajo de referencia favorece r = 1 y la batería de evaluación r = 25— y el peso gobierna la intensidad del realce, con el recorte por saturación creciendo del 0,73 % en m = 0,30 al 6,50 % en m = 1.</w:t>
       </w:r>
     </w:p>
     <w:p>
@@ -35212,7 +35212,7 @@
         <w:rPr>
           <w:rFonts w:eastAsia="Times New Roman" w:cs="Times New Roman"/>
         </w:rPr>
-        <w:t>La variante con Black Top-Hat no se recomienda como configuración por defecto: aunque incrementa el contraste y la actividad (EN, SD, SF, MG), degrada la fidelidad estructural (SSIM) y la información mutua con las fuentes (MI). El detalle oscuro que añade es en gran parte ruido no presente en las fuentes.</w:t>
+        <w:t>El realce morfológico se paga en artefactos, y conviene declararlo: en Nabf —la única métrica del estudio que los mide, y que no integra la batería de nueve— los dos operadores morfológicos son los más agresivos del benchmark, con 0,374 la propuesta y 0,586 el Top-Hat clásico, frente a 0,114 de la pirámide de Laplace. No se evaluó una variante que prescinda de la rama Black Top-Hat: el esquema aditivo-sustractivo se emplea completo en todas las configuraciones, de modo que la contribución aislada de esa rama queda como trabajo futuro.</w:t>
       </w:r>
     </w:p>
     <w:p>
@@ -36262,7 +36262,7 @@
         <w:rPr>
           <w:rFonts w:eastAsia="Times New Roman" w:cs="Times New Roman"/>
         </w:rPr>
-        <w:t>Las tablas completas con los 99 contrastes Wilcoxon (la propuesta frente a los 5 métodos del estado del arte y frente al Top-Hat clásico, y el Top-Hat clásico frente a los mismos 5, en las 9 métricas) se almacenan en experiments/results/metrics_reports/wilcoxon_results.csv. Cada fila contiene la métrica, las medias comparadas, la diferencia, el estadístico W, el p-valor, el p-valor corregido por Holm, la marca de significación a α = 0,05 y el tamaño de efecto rank-biserial. El ranking promedio está en ranking_methods.csv y los resultados de Friedman en friedman_results.csv. Los 48 contrastes de la propuesta central frente al método anterior y a los baselines (9 métricas × 4 rivales, Wilcoxon con Holm y tamaño de efecto rank-biserial) se consignan en wilcoxon_propuesta_vs_metodos.csv.</w:t>
+        <w:t>Las tablas completas con los 99 contrastes Wilcoxon (la propuesta frente a los 5 métodos del estado del arte y frente al Top-Hat clásico, y el Top-Hat clásico frente a los mismos 5, en las 9 métricas) se almacenan en experiments/results/metrics_reports/wilcoxon_results.csv. Cada fila contiene la métrica, las medias comparadas, la diferencia, el estadístico W, el p-valor, el p-valor corregido por Holm, la marca de significación a α = 0,05 y el tamaño de efecto rank-biserial. El ranking promedio está en ranking_methods.csv y los resultados de Friedman en friedman_results.csv. Los 54 contrastes de la propuesta frente a sus seis rivales (9 métricas × 6 rivales: los cinco del estado del arte y el Top-Hat clásico, Wilcoxon con Holm y tamaño de efecto rank-biserial) se consignan en wilcoxon_propuesta_vs_metodos.csv.</w:t>
       </w:r>
     </w:p>
     <w:p>
@@ -36620,7 +36620,7 @@
           <w:sz w:val="24"/>
           <w:szCs w:val="24"/>
         </w:rPr>
-        <w:t>Durante el desarrollo iterativo de la implementación se identificó un punto sutil pero sustantivo en la regla de fusión multiescala. Una primera versión aplicaba selección por máxima actividad local de manera uniforme a todas las capas, incluyendo la base. La versión definitiva, reportada en los resultados de esta tesis, distingue las dos clases de capas: las L capas de detalle WTH se fusionan por máxima actividad local; la capa base se fusiona por promedio simple. Esta distinción es coherente con la práctica establecida en la literatura clásica de fusión multiescala. El refinamiento eliminó discontinuidades de iluminación y sesgos artificiales en la información mutua.</w:t>
+        <w:t>Durante el desarrollo iterativo de la implementación se identificó un punto sutil pero sustantivo en la regla de fusión multiescala. Una primera versión aplicaba selección por máxima actividad local de manera uniforme a todas las capas, incluyendo la base. La distinción correcta separa las dos clases de capas: las de detalle se fusionan por máxima actividad local y la base por promedio simple. Conviene precisar el alcance: esto concierne a los métodos comparativos multiescala, no al operador propuesto, que es de una sola escala y no tiene capas —su única respuesta de detalle se combina por máximo entre fuentes y se reconstruye sobre I_base = (VIS + IR)/2, promedio simple de las dos fuentes por definición—. Esta distinción es coherente con la práctica establecida en la literatura clásica de fusión multiescala. El refinamiento eliminó discontinuidades de iluminación y sesgos artificiales en la información mutua.</w:t>
       </w:r>
     </w:p>
     <w:p>

--- a/docs/Tesis_Borrador_V3.docx
+++ b/docs/Tesis_Borrador_V3.docx
@@ -22690,7 +22690,7 @@
           <w:rFonts w:eastAsia="Times New Roman" w:cs="Times New Roman"/>
           <w:sz w:val="18"/>
         </w:rPr>
-        <w:t>Estas métricas, ponderadas por bordes y estructura local, complementan a las anteriores: Pirámide de Laplace (LP) lidera FMI, Propuesta Novedosa lidera Q0, DTCWT lidera QW y Pirámide de Laplace (LP) lidera QE. La Propuesta Novedosa se mantiene competitiva en toda la familia, coherente con su perfil de fidelidad estructural y limpieza.</w:t>
+        <w:t>Estas métricas, ponderadas por bordes y estructura local, complementan a las anteriores: la pirámide de Laplace lidera FMI (0,2362), QW (0,8470) y QE (0,3856), y DTCWT lidera Q0 (0,7411); la propuesta no encabeza ninguna de las cuatro. La Propuesta Novedosa se mantiene competitiva en toda la familia, coherente con su perfil de fidelidad estructural y limpieza.</w:t>
       </w:r>
     </w:p>
     <w:p>
@@ -36656,7 +36656,7 @@
           <w:sz w:val="24"/>
           <w:szCs w:val="24"/>
         </w:rPr>
-        <w:t>La totalidad de los experimentos se ejecutó en una notebook estándar (Intel i7, 16 GB de RAM, sin GPU dedicada) bajo Windows 11 con Python 3.11. Cada fusión Top-Hat consume entre 20 y 80 milisegundos según la configuración; la pirámide de Laplace y el curvelet se sitúan en órdenes de magnitud comparables. La ejecución completa del benchmark exhaustivo (720 fusiones) toma aproximadamente 90 segundos. Esta liviandad computacional confirma la viabilidad del método para aplicaciones en tiempo real.</w:t>
+        <w:t>La totalidad de los experimentos se ejecutó en una notebook estándar (Intel i7, 16 GB de RAM, sin GPU dedicada) bajo Windows 11 con Python 3.11. Cada fusión Top-Hat consume entre 20 y 80 milisegundos según la configuración; la pirámide de Laplace y el curvelet se sitúan en órdenes de magnitud comparables. La ejecución completa del benchmark (140 fusiones: 7 métodos × 20 pares) toma aproximadamente 90 segundos. Esta liviandad computacional confirma la viabilidad del método para aplicaciones en tiempo real.</w:t>
       </w:r>
     </w:p>
     <w:sectPr>

--- a/docs/Tesis_Borrador_V3.docx
+++ b/docs/Tesis_Borrador_V3.docx
@@ -27524,7 +27524,7 @@
           <w:iCs/>
           <w:rFonts w:eastAsia="Times New Roman" w:cs="Times New Roman"/>
         </w:rPr>
-        <w:t xml:space="preserve">Como complemento se diseñó un experimento de clases complementarias sobre el dataset M3FD (Liu et al., 2022): 2.000 pares de entrenamiento y 500 de validación con seis clases anotadas, dos de ellas de visibilidad opuesta —las personas dominan en el infrarrojo por su firma térmica y las luces (Lamp) son esencialmente visibles solo en el canal visible—. Un único detector YOLOv8n se entrenó con las imágenes de ambas modalidades mezcladas (4.000 imágenes, 40 épocas, etiquetas compartidas) y se evaluó por inferencia, sin reentrenar, sobre la validación de cada modalidad y de cada método de fusión, incluidos los dos óptimos del PSO de la sección 5.6.</w:t>
+        <w:t xml:space="preserve">Como complemento se diseñó un experimento de clases complementarias sobre el dataset M3FD (Liu et al., 2022): una partición estratificada y disjunta en tres subconjuntos —2.000 pares de entrenamiento, 500 de validación y 500 de prueba, de los cuales 499 resultan utilizables— con seis clases anotadas, dos de ellas de visibilidad opuesta —las personas dominan en el infrarrojo por su firma térmica y las luces (Lamp) son esencialmente visibles solo en el canal visible—. Un único detector YOLOv8n se entrenó con las imágenes de ambas modalidades mezcladas (4.000 imágenes, 40 épocas, etiquetas compartidas) y se evaluó por inferencia, sin reentrenar, sobre la partición de prueba de cada modalidad y de cada método de fusión, con la configuración adoptada en la sección 5.6 (r = 25, m = 0,30). El conteo por escena de la sección 5.8.5 se calcula sobre un subconjunto complementario de 232 escenas, disjunto del entrenamiento, formado por las que contienen simultáneamente las dos clases de visibilidad opuesta.</w:t>
       </w:r>
     </w:p>
     <w:p>

--- a/docs/Tesis_Borrador_V3.docx
+++ b/docs/Tesis_Borrador_V3.docx
@@ -2525,7 +2525,7 @@
         </w:rPr>
         <w:t>5.4 Análisis estadístico no paramétrico</w:t>
         <w:tab/>
-        <w:t>49</w:t>
+        <w:t>50</w:t>
       </w:r>
     </w:p>
     <w:p>
@@ -2547,7 +2547,7 @@
         </w:rPr>
         <w:t>5.4.1 Prueba de Friedman global</w:t>
         <w:tab/>
-        <w:t>49</w:t>
+        <w:t>50</w:t>
       </w:r>
     </w:p>
     <w:p>
@@ -2855,7 +2855,7 @@
         </w:rPr>
         <w:t>6.2 Recomendaciones</w:t>
         <w:tab/>
-        <w:t>65</w:t>
+        <w:t>66</w:t>
       </w:r>
     </w:p>
     <w:p>
@@ -5473,7 +5473,7 @@
           <w:sz w:val="24"/>
           <w:szCs w:val="24"/>
         </w:rPr>
-        <w:t>La morfología matemática ofrece un marco intermedio: opera directamente sobre la geometría de las estructuras locales mediante elementos estructurantes (SE) parametrizables, lo cual la hace natural para preservar bordes y formas. La transformada Top-Hat, en particular, aísla con precisión los componentes de alta frecuencia que la apertura morfológica suprime. Sin embargo, la literatura existente sobre fusión morfológica suele restringirse a una única escala o a un único tipo de SE, sin un estudio sistemático que articule simultáneamente la geometría del SE, el número de niveles de descomposición y el radio base. Esta tesis aborda precisamente ese vacío empírico mediante un benchmark exhaustivo y la comparación con baselines clásicos.</w:t>
+        <w:t>La morfología matemática ofrece un marco intermedio: opera directamente sobre la geometría de las estructuras locales mediante elementos estructurantes (SE) parametrizables, lo cual la hace natural para preservar bordes y formas. La transformada Top-Hat, en particular, aísla con precisión los componentes de alta frecuencia que la apertura morfológica suprime. Sin embargo, la literatura existente sobre fusión morfológica suele restringirse a una única escala o a un único tipo de SE, sin un estudio sistemático que articule simultáneamente la geometría del SE, el número de niveles de descomposición y el radio base. Esta tesis aborda una parte de ese vacío —la geometría del banco de elementos estructurantes sobre una sola escala— mediante un benchmark contra la metodología clásica y cinco configuraciones de referencia, y audita además la validez discriminativa del protocolo con que se lo evalúa.</w:t>
       </w:r>
     </w:p>
     <w:p>
@@ -5509,7 +5509,7 @@
           <w:sz w:val="24"/>
           <w:szCs w:val="24"/>
         </w:rPr>
-        <w:t>La justificación de este trabajo descansa sobre tres ejes. Primero, la relevancia aplicada: en contextos de vigilancia, seguridad pública y operaciones militares, los algoritmos de fusión deben ejecutarse bajo restricciones de tiempo real, sobre hardware limitado y con garantías de auditoría. La interpretabilidad y el bajo costo computacional de los métodos morfológicos los tornan especialmente valiosos en estos escenarios. Segundo, la relevancia metodológica: aportar evidencia empírica sistemática sobre el efecto de cada hiperparámetro (SE, L, r₀) ayuda a desmitificar decisiones de diseño que históricamente se han tomado por convención. Tercero, la relevancia académica regional: existen pocas tesis en el ámbito paraguayo que aborden de manera rigurosa la evaluación cuantitativa con pruebas no paramétricas en problemas de fusión multimodal, y este trabajo busca aportar a esa base.</w:t>
+        <w:t>La justificación de este trabajo descansa sobre tres ejes. Primero, la relevancia aplicada: en contextos de vigilancia, seguridad pública y operaciones militares, los algoritmos de fusión deben ejecutarse bajo restricciones de tiempo real, sobre hardware limitado y con garantías de auditoría. La interpretabilidad y el bajo costo computacional de los métodos morfológicos los tornan especialmente valiosos en estos escenarios. Segundo, la relevancia metodológica: aportar evidencia empírica sistemática sobre el efecto de cada hiperparámetro —la geometría del banco de SE, el radio r y el peso m— ayuda a desmitificar decisiones de diseño que históricamente se han tomado por convención. Tercero, la relevancia académica regional: existen pocas tesis en el ámbito paraguayo que aborden de manera rigurosa la evaluación cuantitativa con pruebas no paramétricas en problemas de fusión multimodal, y este trabajo busca aportar a esa base.</w:t>
       </w:r>
     </w:p>
     <w:p>
@@ -17977,7 +17977,7 @@
           <w:sz w:val="24"/>
           <w:szCs w:val="24"/>
         </w:rPr>
-        <w:t>Prueba estadística no paramétrica de rangos signados para comparaciones pareadas, utilizada en esta tesis para confrontar cada configuración Top-Hat contra cada baseline.</w:t>
+        <w:t>Prueba estadística no paramétrica de rangos signados para comparaciones pareadas, utilizada en esta tesis para confrontar cada método morfológico contra cada comparativo y ambos entre sí.</w:t>
       </w:r>
     </w:p>
     <w:p>
@@ -19861,7 +19861,7 @@
         <w:rPr>
           <w:rFonts w:eastAsia="Times New Roman" w:cs="Times New Roman"/>
         </w:rPr>
-        <w:t>Se aplicaron tres procedimientos no paramétricos. Primero, la prueba de Friedman (Friedman, 1937) global por métrica, considerando las imágenes como bloques y los métodos como tratamientos, contrasta la hipótesis nula de que todos los métodos producen distribuciones idénticas. Segundo, la prueba de Wilcoxon de rangos signados (Wilcoxon, 1945) se aplica de manera pareada entre cada configuración Top-Hat (WTH y WTH+BTH) y cada baseline, así como entre la propuesta central (Propuesta Novedosa) y el método anterior y cada baseline, controlando por imagen; dado el elevado número de contrastes se aplica corrección de Holm por métrica y se reporta el tamaño de efecto rank-biserial. Tercero, se calcula el ranking promedio por método y métrica (1 = mejor), respetando la dirección de cada una (todas de tipo «mayor es mejor») y promediando entre métricas para obtener un ranking global. Todos los cálculos utilizan scipy.stats con α = 0,05.</w:t>
+        <w:t>Se aplicaron tres procedimientos no paramétricos. Primero, la prueba de Friedman (Friedman, 1937) global por métrica, considerando las imágenes como bloques y los métodos como tratamientos, contrasta la hipótesis nula de que todos los métodos producen distribuciones idénticas. Segundo, la prueba de Wilcoxon de rangos signados (Wilcoxon, 1945) se aplica de manera pareada entre cada uno de los dos métodos morfológicos —la Propuesta Novedosa y la metodología clásica Top-Hat— y cada uno de los cinco comparativos del estado del arte, más el contraste directo entre ambos morfológicos: once contrastes por métrica y 99 en total, controlando por imagen; dado el número de contrastes se aplica corrección de Holm dentro de cada métrica y se reporta el tamaño de efecto rank-biserial. Tercero, se calcula el ranking promedio por método y métrica (1 = mejor), respetando la dirección de cada una (todas de tipo «mayor es mejor») y promediando entre métricas para obtener un ranking global. Todos los cálculos utilizan scipy.stats con α = 0,05.</w:t>
       </w:r>
       <w:r>
         <w:br w:type="page"/>
@@ -22690,7 +22690,7 @@
           <w:rFonts w:eastAsia="Times New Roman" w:cs="Times New Roman"/>
           <w:sz w:val="18"/>
         </w:rPr>
-        <w:t>Estas métricas, ponderadas por bordes y estructura local, complementan a las anteriores: la pirámide de Laplace lidera FMI (0,2362), QW (0,8470) y QE (0,3856), y DTCWT lidera Q0 (0,7411); la propuesta no encabeza ninguna de las cuatro. La Propuesta Novedosa se mantiene competitiva en toda la familia, coherente con su perfil de fidelidad estructural y limpieza.</w:t>
+        <w:t>Estas métricas, ponderadas por bordes y estructura local, complementan a las anteriores: la pirámide de Laplace lidera FMI (0,2362), QW (0,8470) y QE (0,3856), y DTCWT lidera Q0 (0,7411); la propuesta no encabeza ninguna de las cuatro. La Propuesta Novedosa lidera en cambio SCD (1,5427) y VIF (0,3805), y presenta la mayor tasa de artefactos del benchmark después del Top-Hat clásico (Nabf 0,3742, frente a 0,1593 de DTCWT).</w:t>
       </w:r>
     </w:p>
     <w:p>
@@ -28798,7 +28798,7 @@
         <w:rPr>
           <w:rFonts w:eastAsia="Times New Roman" w:cs="Times New Roman"/>
         </w:rPr>
-        <w:t xml:space="preserve">La significación de estas diferencias se verificó con la prueba de Wilcoxon pareada (n = 20, corrección de Holm por métrica; detalle completo en el Apéndice C). Frente a la metodología clásica Top-Hat, la propuesta gana de forma estadísticamente significativa en seis de las nueve métricas —entropía (6,9855 frente a 6,9220), contraste (0,1439 frente a 0,1352), eficiencia de fusión (1,1047 frente a 1,0952), información mutua con ambas fuentes y similitud estructural (0,6584 frente a 0,5640; p_Holm ≤ 0,001)— y cede en gradiente medio y frecuencia espacial, donde el disco único inyecta el detalle sin ponderación; la diferencia en PSNR no resulta significativa. Frente a los cinco métodos del estado del arte, la propuesta gana de forma significativa en entropía, eficiencia de fusión, gradiente medio y frecuencia espacial contra todos ellos, y en contraste contra cuatro de los cinco; en cambio cede en las métricas de fidelidad a las fuentes y en información mutua. Con ello quedan sostenidas H1 y H2.</w:t>
+        <w:t>La significación de estas diferencias se verificó con la prueba de Wilcoxon pareada (n = 20, corrección de Holm por métrica; detalle completo en el Apéndice C). Frente a la metodología clásica Top-Hat, la propuesta gana de forma estadísticamente significativa en seis de las nueve métricas —entropía (6,9855 frente a 6,9220), contraste (0,1439 frente a 0,1352), eficiencia de fusión (1,1047 frente a 1,0952), información mutua con ambas fuentes y similitud estructural (0,6584 frente a 0,5640; p_Holm ≤ 0,001)— y cede en gradiente medio y frecuencia espacial, donde el disco único inyecta el detalle sin ponderación; la diferencia en PSNR no resulta significativa. Frente a los cinco métodos del estado del arte, la propuesta gana de forma significativa en entropía, eficiencia de fusión, gradiente medio y frecuencia espacial contra todos ellos, y en contraste contra cuatro de los cinco; en cambio cede en las métricas de fidelidad a las fuentes y en información mutua. Con ello queda sostenida H1.</w:t>
       </w:r>
     </w:p>
     <w:p>
@@ -35073,7 +35073,7 @@
         <w:rPr>
           <w:rFonts w:eastAsia="Times New Roman" w:cs="Times New Roman"/>
         </w:rPr>
-        <w:t xml:space="preserve">La Propuesta Novedosa —con las respuestas lineales promediadas y sumadas a la del disco sobre una sola escala (PSO: r=25, m=0,30, seleccionado mediante un barrido de 25 configuraciones de enjambre)— logra el primer lugar del ranking agregado de nueve métricas (3,39, por delante de la pirámide de Laplace con 3,91 y del Top-Hat clásico con 3,94), liderando la entropía (EN=6,9855) y la eficiencia de fusión (FE=1,1047) y quedando segunda en contraste, gradiente medio y frecuencia espacial. Supera a la metodología clásica Top-Hat en seis de las nueve métricas —entropía, contraste, eficiencia de fusión, información mutua con ambas fuentes y similitud estructural— de forma estadísticamente significativa (Wilcoxon pareado con corrección de Holm: p ≤ 0,001; sección 5.6). En la evaluación de detección sobre LLVIP, toda fusión supera al visible solo (mAP@0,5 de 0,813 a 0,906–0,952) pero ninguna al infrarrojo solo (0,971), y la propuesta queda en el extremo inferior de la banda (mAP@0,5 = 0,906): su ventaja en las métricas de actividad no se traslada a la tarea de detección, cuya estrategia óptima depende de la aplicación. En el experimento de clases complementarias (M3FD), la fusión muestra su valor distintivo —detecta simultáneamente los objetos térmicos (personas) y los exclusivamente visibles (luces) que cada modalidad pierde por separado—, aunque el mejor promedio del par corresponde a la Ratio Pyramid (0,622) y la propuesta alcanza 0,564, al nivel del infrarrojo solo. Quedan así sostenidas las hipótesis H1 y H2, mientras que H3 no se sostiene para la configuración adoptada: una mejor calidad de imagen medida por actividad no implica un mejor desempeño de detección, resultado que constituye en sí mismo un aporte metodológico.</w:t>
+        <w:t>La Propuesta Novedosa —con las respuestas lineales promediadas y sumadas a la del disco sobre una sola escala (PSO: r=25, m=0,30, seleccionado mediante un barrido de 25 configuraciones de enjambre)— logra el primer lugar del ranking agregado de nueve métricas (3,39, por delante de la pirámide de Laplace con 3,91 y del Top-Hat clásico con 3,94), liderando la entropía (EN=6,9855) y la eficiencia de fusión (FE=1,1047) y quedando segunda en contraste, gradiente medio y frecuencia espacial. Supera a la metodología clásica Top-Hat en seis de las nueve métricas —entropía, contraste, eficiencia de fusión, información mutua con ambas fuentes y similitud estructural— de forma estadísticamente significativa (Wilcoxon pareado con corrección de Holm: p ≤ 0,001; sección 5.6). En la evaluación de detección sobre LLVIP, toda fusión supera al visible solo (mAP@0,5 de 0,813 a 0,906–0,952) pero ninguna al infrarrojo solo (0,971), y la propuesta queda en el extremo inferior de la banda (mAP@0,5 = 0,906): su ventaja en las métricas de actividad no se traslada a la tarea de detección, cuya estrategia óptima depende de la aplicación. En el experimento de clases complementarias (M3FD), la fusión muestra su valor distintivo —detecta simultáneamente los objetos térmicos (personas) y los exclusivamente visibles (luces) que cada modalidad pierde por separado—, aunque el mejor promedio del par corresponde a la Ratio Pyramid (0,622) y la propuesta alcanza 0,564, al nivel del infrarrojo solo. Quedan así sostenidas H1 y H6: el operador desplaza su punto de operación en lugar de mejorar de manera uniforme, y la mejora en las métricas de imagen no se traslada a la tarea de detección —la hipótesis de traslación queda rechazada, no simplemente sin confirmar—, resultado que constituye en sí mismo un aporte metodológico.</w:t>
       </w:r>
     </w:p>
     <w:p>
@@ -35092,7 +35092,7 @@
         <w:rPr>
           <w:rFonts w:eastAsia="Times New Roman" w:cs="Times New Roman"/>
         </w:rPr>
-        <w:t>Entre los métodos del estado del arte no hay dominancia global: DTCWT lidera la similitud estructural (SSIM=0,739), la pirámide de Laplace el contraste (SD=0,155) y la información mutua con las fuentes, y el PSNR más alto corresponde a los métodos multiescala (CVT y DTCWT); la elección del comparativo altera el podio según la métrica priorizada, lo que refuerza la necesidad de evaluar con familias de métricas complementarias.</w:t>
+        <w:t>Entre los métodos del estado del arte no hay dominancia global: DTCWT lidera la similitud estructural (SSIM = 0,7249), la pirámide de Laplace el contraste (SD = 0,1550) y la información mutua con las fuentes, y el PSNR más alto corresponde a los métodos multiescala (CVT y DTCWT); la elección del comparativo altera el podio según la métrica priorizada, lo que refuerza la necesidad de evaluar con familias de métricas complementarias.</w:t>
       </w:r>
     </w:p>
     <w:p>
@@ -35132,7 +35132,7 @@
           <w:sz w:val="24"/>
           <w:szCs w:val="24"/>
         </w:rPr>
-        <w:t>La métrica de información mutua (MI) está sesgada a favor del promedio simple, dado que la combinación lineal preserva trivialmente contenido de ambas fuentes. Este hallazgo invita a reportar MI siempre acompañada de métricas de calidad global y a no interpretarla aisladamente como veredicto de fidelidad.</w:t>
+        <w:t>La información mutua premia la combinación lineal: en la ablación de la sección 5.8.3, el brazo sin operador —la imagen base (VIS + IR)/2— obtiene la mayor información mutua con ambas fuentes de los seis brazos (MI_vis = 1,3120 y MI_ir = 0,8537, frente a 0,8970 y 0,6003 de la suma de ramas) junto con el contraste más bajo (SD = 0,1055). Conviene por tanto reportar MI siempre junto a métricas de actividad y no interpretarla aisladamente como veredicto de fidelidad.</w:t>
       </w:r>
     </w:p>
     <w:p>
@@ -35309,7 +35309,7 @@
         <w:rPr>
           <w:rFonts w:eastAsia="Times New Roman" w:cs="Times New Roman"/>
         </w:rPr>
-        <w:t>Profundizar en reglas de fusión que aprovechen el Black Top-Hat de forma selectiva (p. ej. ponderando el detalle oscuro por su consistencia con las fuentes) para capturar valles oscuros sin introducir los artefactos observados en la variante WTH+BTH directa.</w:t>
+        <w:t>Profundizar en reglas de fusión que aprovechen el Black Top-Hat de forma selectiva (p. ej. ponderando el detalle oscuro por su consistencia con las fuentes) para atenuar los artefactos que el esquema WTH+BTH adoptado introduce: la propuesta es el operador con la tasa de artefactos más alta del benchmark después del Top-Hat clásico (Nabf = 0,374 frente a 0,586 del clásico y 0,114 de la pirámide de Laplace).</w:t>
       </w:r>
     </w:p>
     <w:p>
@@ -35433,7 +35433,7 @@
           <w:sz w:val="24"/>
           <w:szCs w:val="24"/>
         </w:rPr>
-        <w:t>Reportar siempre la información mutua junto con métricas de calidad global (EN, SD, MG) para evitar interpretaciones engañosas; el caso del promedio simple ilustra que MI alta no equivale necesariamente a fusión de mejor calidad perceptual.</w:t>
+        <w:t>Reportar siempre la información mutua junto con métricas de calidad global (EN, SD, MG) para evitar interpretaciones engañosas; el caso de la imagen base sin operador de la sección 5.8.3 ilustra que MI alta no equivale necesariamente a fusión de mejor calidad perceptual.</w:t>
       </w:r>
       <w:r>
         <w:br w:type="page"/>
@@ -36113,7 +36113,7 @@
         <w:rPr>
           <w:rFonts w:eastAsia="Times New Roman" w:cs="Times New Roman"/>
         </w:rPr>
-        <w:t>La totalidad del código de esta tesis está disponible en el repositorio del proyecto, organizado en módulos: src/datasets.py (carga y emparejado VIS/IR), src/fusion/ (optimal_top_hat.py para la propuesta —operador de suma de ramas, función fuse_optimal— y comparatives.py para los seis métodos comparativos: LP, RP, DWT, DTCWT, CVT y la fusión Top-Hat clásica), src/metrics/evaluators.py (las nueve métricas), src/utils/ (entrada/salida y visualización), experiments/run_all_fusions.py (benchmark inter-método), experiments/run_stats_analysis.py (Friedman, Wilcoxon con Holm y ranking), experiments/pso_grid_search.py (barrido de 25 configuraciones del PSO), experiments/detection_llvip/ (preparación y entrenamiento mAP en LLVIP), notebooks/ (análisis exploratorios). El archivo requirements.txt consigna las dependencias exactas.</w:t>
+        <w:t>La totalidad del código de esta tesis está disponible en el repositorio del proyecto, organizado en módulos: src/datasets.py (carga y emparejado VIS/IR), src/fusion/ (optimal_top_hat.py para la propuesta —operador de suma de ramas, función fuse_optimal— y comparatives.py para los seis métodos comparativos: LP, RP, DWT, DTCWT, CVT y la fusión Top-Hat clásica), src/metrics/evaluators.py (las nueve métricas), src/utils/ (entrada/salida y visualización), experiments/run_all_fusions.py (benchmark inter-método), experiments/run_stats_analysis.py (Friedman, Wilcoxon con Holm y ranking), experiments/pso_grid_search_fo.py (barrido de 25 configuraciones del PSO con la aptitud Fo), experiments/detection_llvip/ (preparación y entrenamiento mAP en LLVIP), notebooks/ (análisis exploratorios). El archivo requirements.txt consigna las dependencias exactas.</w:t>
       </w:r>
     </w:p>
     <w:p>
@@ -36228,7 +36228,7 @@
           <w:sz w:val="24"/>
           <w:szCs w:val="24"/>
         </w:rPr>
-        <w:t>Cada combinación del barrido ejecuta una corrida PSO independiente con semilla propia (25 corridas, 4.500 evaluaciones de fusión en total). El estado completo y reanudable se conserva en experiments/results/pso/pso_grid_state.json y la tabla resumen en experiments/results/metrics_reports/pso_grid_search.csv.</w:t>
+        <w:t>Cada combinación del barrido ejecuta una corrida PSO independiente con semilla propia (25 corridas, 4.500 evaluaciones de fusión en total). El estado completo y reanudable se conserva en experiments/results/pso/pso_grid_fo_propuesta_state.json y la tabla resumen en experiments/results/metrics_reports/pso_grid_search_fo_propuesta.csv.</w:t>
       </w:r>
     </w:p>
     <w:p>

--- a/docs/Tesis_Borrador_V3.docx
+++ b/docs/Tesis_Borrador_V3.docx
@@ -2811,7 +2811,7 @@
         </w:rPr>
         <w:t>6. CONCLUSIONES Y RECOMENDACIONES</w:t>
         <w:tab/>
-        <w:t>63</w:t>
+        <w:t>64</w:t>
       </w:r>
     </w:p>
     <w:p>
@@ -2833,7 +2833,7 @@
         </w:rPr>
         <w:t>6.1 Conclusiones</w:t>
         <w:tab/>
-        <w:t>63</w:t>
+        <w:t>64</w:t>
       </w:r>
     </w:p>
     <w:p>
@@ -2877,7 +2877,7 @@
         </w:rPr>
         <w:t>7. REFERENCIAS BIBLIOGRÁFICAS</w:t>
         <w:tab/>
-        <w:t>67</w:t>
+        <w:t>68</w:t>
       </w:r>
     </w:p>
     <w:p>
@@ -2899,7 +2899,7 @@
         </w:rPr>
         <w:t>8. APÉNDICE</w:t>
         <w:tab/>
-        <w:t>71</w:t>
+        <w:t>72</w:t>
       </w:r>
     </w:p>
     <w:p>
@@ -2921,7 +2921,7 @@
         </w:rPr>
         <w:t>A. Repositorio del código</w:t>
         <w:tab/>
-        <w:t>71</w:t>
+        <w:t>72</w:t>
       </w:r>
     </w:p>
     <w:p>
@@ -2943,7 +2943,7 @@
         </w:rPr>
         <w:t>B. Configuraciones del barrido PSO</w:t>
         <w:tab/>
-        <w:t>71</w:t>
+        <w:t>72</w:t>
       </w:r>
     </w:p>
     <w:p>
@@ -2965,7 +2965,7 @@
         </w:rPr>
         <w:t>C. Tablas estadísticas extendidas</w:t>
         <w:tab/>
-        <w:t>71</w:t>
+        <w:t>72</w:t>
       </w:r>
     </w:p>
     <w:p>
@@ -2987,7 +2987,7 @@
         </w:rPr>
         <w:t>D. Pseudocódigo de la fusión Top-Hat clásica</w:t>
         <w:tab/>
-        <w:t>72</w:t>
+        <w:t>73</w:t>
       </w:r>
     </w:p>
     <w:p>
@@ -3009,7 +3009,7 @@
         </w:rPr>
         <w:t>E. Refinamiento metodológico de la regla de fusión</w:t>
         <w:tab/>
-        <w:t>72</w:t>
+        <w:t>73</w:t>
       </w:r>
     </w:p>
     <w:p>
@@ -3031,7 +3031,7 @@
         </w:rPr>
         <w:t>F. Hardware y tiempos de ejecución</w:t>
         <w:tab/>
-        <w:t>73</w:t>
+        <w:t>74</w:t>
       </w:r>
       <w:r>
         <w:br w:type="page"/>
@@ -28768,7 +28768,7 @@
         <w:rPr>
           <w:rFonts w:eastAsia="Times New Roman" w:cs="Times New Roman"/>
         </w:rPr>
-        <w:t xml:space="preserve">La Propuesta Novedosa —método central de esta tesis— se optimizó con PSO sobre un subconjunto representativo de escenas, maximizando una aptitud orientada a la fusión (Fo = SSIMavg + En + PSNRn). La configuración del enjambre se seleccionó mediante un barrido de 25 combinaciones de partículas e iteraciones (2–10 × 10–50, replicando el diseño de Ortega y Espinoza, 2025) con el espacio de búsqueda publicado, r ∈ [1, 25] y m ∈ [0,30; 2,00]; el peso óptimo converge al límite inferior del rango (m* = 0,30) en las 25 configuraciones, y el radio se fija en r = 25 por maximizar las nueve métricas de evaluación y activar el banco completo de elementos estructurantes. Esta aptitud premia simultáneamente la fidelidad estructural (SSIM), el contenido informativo (entropía) y la reducción de la distorsión (PSNR).</w:t>
+        <w:t>La Propuesta Novedosa —método central de esta tesis— se optimizó con PSO sobre un subconjunto representativo de escenas, maximizando una aptitud orientada a la fusión (Fo = SSIMavg + En + PSNRn). La configuración del enjambre se seleccionó mediante un barrido de 25 combinaciones de partículas e iteraciones (2–10 × 10–50, replicando el diseño de Ortega y Espinoza, 2025) con el espacio de búsqueda publicado, r ∈ [1, 25] y m ∈ [0,30; 2,00]; el peso óptimo converge al límite inferior del rango (m* = 0,30) en las 25 configuraciones, y el radio se fija en r = 25 porque maximiza el bloque de actividad de las nueve métricas de evaluación, sin que r = 1 desactive el banco. Esta aptitud premia simultáneamente la fidelidad estructural (SSIM), el contenido informativo (entropía) y la reducción de la distorsión (PSNR).</w:t>
       </w:r>
     </w:p>
     <w:p>
@@ -28813,7 +28813,7 @@
         <w:rPr>
           <w:rFonts w:eastAsia="Times New Roman" w:cs="Times New Roman"/>
         </w:rPr>
-        <w:t xml:space="preserve">La elección del peso es robusta: las 25 combinaciones del barrido convergieron al mismo valor, m* = 0,30, el límite inferior del rango publicado, porque la aptitud Fo decrece de forma monótona al aumentar el realce. El radio r = 25 se adopta por maximizar las nueve métricas de evaluación —todas de tipo «mayor es mejor»— y por activar el banco completo de cinco elementos estructurantes: a igual peso, r = 25 supera a r = 1 en entropía, contraste, eficiencia de fusión, gradiente medio y frecuencia espacial, lo que confirma que el operador aprovecha vecindarios amplios para capturar los objetivos térmicos completos.</w:t>
+        <w:t>La elección del peso es robusta: las 25 combinaciones del barrido convergieron al mismo valor, m* = 0,30, el límite inferior del rango publicado, porque la aptitud Fo decrece de forma monótona al aumentar el realce. El radio r = 25 se adopta porque maximiza el bloque de actividad de las nueve métricas de evaluación —todas de tipo «mayor es mejor»—: a igual peso supera a r = 1 en entropía, contraste, eficiencia de fusión, gradiente medio y frecuencia espacial, mientras r = 1 preserva mejor la fidelidad a las fuentes, de modo que un vecindario amplio captura los objetivos térmicos completos. Conviene precisar que r = 1 no desactiva el banco: con r = 1 el disco es la cruz de 3 × 3 y las cuatro líneas orientadas son cuatro máscaras 3 × 3 distintas, de modo que los cinco elementos siguen operativos. La elección del radio se apoya, por tanto, en el criterio de evaluación y no en la optimización.</w:t>
       </w:r>
     </w:p>
     <w:p>
@@ -34986,7 +34986,7 @@
         <w:rPr>
           <w:rFonts w:eastAsia="Times New Roman" w:cs="Times New Roman"/>
         </w:rPr>
-        <w:t xml:space="preserve">La optimización no determina la configuración evaluada. El argmax de la aptitud dentro del rango publicado es r = 1 (Fo = 1,7350) y no r = 25 (1,7057), y el peso queda en m = 0,30 en las veinticinco configuraciones porque es el piso del rango: la aptitud decrece estrictamente en m, al estar dos de sus tres sumandos del lado de la fidelidad. El radio adoptado proviene, pues, de la batería de evaluación, y el peso del piso del rango publicado: se sostiene H5. El peso sí admite justificación independiente de la aptitud. Con m = 0,30 la fracción de píxeles saturados por recorte es del 0,73 % en promedio sobre el corpus y no supera el 1,56 % en ninguna escena, mientras que con m = 1 asciende al 6,50 % en promedio y al 16,14 % en el peor caso. El valor adoptado mantiene el recorte por debajo del uno por ciento, lo que constituye un criterio físico y no métrico.</w:t>
+        <w:t>La optimización no determina la configuración evaluada. El argmax de la aptitud dentro del rango publicado es r = 1 (Fo = 1,7350) y no r = 25 (1,7057), y el peso queda en m = 0,30 en las veinticinco configuraciones porque es el piso del rango: la aptitud decrece estrictamente en m, al estar dos de sus tres sumandos del lado de la fidelidad. El radio adoptado proviene, pues, de la batería de evaluación, y el peso del piso del rango publicado: se sostiene H5. El contraste con el trabajo de referencia delimita el alcance de esa afirmación. Con el disco único, y sobre el mismo rango y la misma aptitud, su barrido no converge al piso sino a valores interiores: la mediana del peso sobre sus 125 corridas —las 25 configuraciones de enjambre de cada una de sus cinco escenas— es 0,695, con recorrido [0,300; 2,000], y solo una escena (Reek) se ancla en el piso, en 17 de sus 25 configuraciones. El anclaje que aquí se observa es entonces una propiedad del operador —el banco extrae 4,21 veces la energía de detalle del disco— y no de la función de aptitud ni del intervalo. A la inversa, en aquel trabajo lo que queda determinado por una cota es el radio: r = 25, el límite superior del intervalo, aparece en 104 de sus 125 corridas. En ambos casos, por tanto, uno de los dos hiperparámetros lo fija una decisión de acotación y no la búsqueda, lo que es precisamente el objeto de esta auditoría. El peso sí admite justificación independiente de la aptitud. Con m = 0,30 la fracción de píxeles saturados por recorte es del 0,73 % en promedio sobre el corpus y no supera el 1,56 % en ninguna escena, mientras que con m = 1 asciende al 6,50 % en promedio y al 16,14 % en el peor caso. El valor adoptado mantiene el recorte por debajo del uno por ciento, lo que constituye un criterio físico y no métrico.</w:t>
       </w:r>
     </w:p>
     <w:p>

--- a/docs/Tesis_Borrador_V3.docx
+++ b/docs/Tesis_Borrador_V3.docx
@@ -1865,7 +1865,7 @@
         </w:rPr>
         <w:t>2.2.7 Métricas de evaluación</w:t>
         <w:tab/>
-        <w:t>36</w:t>
+        <w:t>37</w:t>
       </w:r>
     </w:p>
     <w:p>
@@ -11102,7 +11102,7 @@
           <w:iCs/>
           <w:rFonts w:eastAsia="Times New Roman" w:cs="Times New Roman"/>
         </w:rPr>
-        <w:t xml:space="preserve">Los hiperparámetros (r, m) se ajustan maximizando la función objetivo del trabajo de referencia, Fo = SSIMavg + En + PSNRn (ecuación 14): la similitud estructural promedio con las fuentes (SSIMavg; Wang et al., 2004), la entropía normalizada (En = E/8) y la relación señal-ruido de pico normalizada (PSNRn = PSNR/100), sin pesos arbitrarios, equilibrando preservación estructural, contenido informativo y reducción de la distorsión (Ortega y Espinoza, 2025). El barrido de 25 configuraciones (partículas 2–10 × iteraciones 10–50, Cuadro 1 de dicho trabajo) se ejecuta sobre tres escenas representativas con el espacio de búsqueda del trabajo de referencia, r ∈ [1, 25] y m ∈ [0,30; 2,00]. El peso óptimo converge al límite inferior del rango, m* = 0,30, en las 25 configuraciones: los dos términos de fidelidad de Fo (SSIMavg y PSNRn) decrecen al aumentar el realce y dominan sobre la entropía normalizada. Para el radio, Fo favorece r = 1, el extremo inferior del rango. Con ese valor los cinco elementos estructurantes siguen activos, pero se reducen a una vecindad de 3 × 3 píxeles: el operador extrae apenas estructura a la escala de los objetivos y la fusión se acerca a la imagen base, que es justamente lo que maximizan los dos términos de fidelidad de Fo. Las nueve métricas de evaluación de esta tesis, todas de tipo «mayor es mejor», favorecen en cambio r = 25. Se adopta por tanto la configuración r = 25, m = 0,30: el peso que produce la metodología de referencia y el radio que maximiza el criterio de evaluación, con el banco de cinco elementos operando a una escala comparable al tamaño de los objetivos térmicos.</w:t>
+        <w:t>Los hiperparámetros (r, m) se ajustan maximizando la función objetivo del trabajo de referencia, Fo = SSIMavg + En + PSNRn (ecuación 14): la similitud estructural promedio con las fuentes (SSIMavg; Wang et al., 2004), la entropía normalizada (En = E/8) y la relación señal-ruido de pico normalizada (PSNRn = PSNR/100), sin pesos arbitrarios, equilibrando preservación estructural, contenido informativo y reducción de la distorsión (Ortega y Espinoza, 2025). Conviene declarar una precisión de implementación: la ecuación (29) de ese trabajo define el PSNR como 10·log10((M × N)² / MSE), con el número de píxeles al cuadrado en el numerador, donde la definición estándar lleva la intensidad máxima al cuadrado. Para una imagen de 620 × 450 eso desplaza el resultado en 60,8 dB, y explica que los valores publicados en sus anexos vayan de 94 a 99 dB, cifras incompatibles con una fusión porque implicarían que la imagen fusionada es casi idéntica a las dos fuentes a la vez, mientras su propio SSIMavg mediano es 0,4481. Esta tesis emplea la definición estándar, 10·log10(MAX²/MSE), de modo que sus valores de Fo no son directamente comparables con los publicados allí: la diferencia está enteramente en ese término. El barrido de 25 configuraciones (partículas 2–10 × iteraciones 10–50, Cuadro 1 de dicho trabajo) se ejecuta sobre tres escenas representativas con el espacio de búsqueda del trabajo de referencia, r ∈ [1, 25] y m ∈ [0,30; 2,00]. El peso óptimo converge al límite inferior del rango, m* = 0,30, en las 25 configuraciones: los dos términos de fidelidad de Fo (SSIMavg y PSNRn) decrecen al aumentar el realce y dominan sobre la entropía normalizada. Para el radio, Fo favorece r = 1, el extremo inferior del rango. Con ese valor los cinco elementos estructurantes siguen activos, pero se reducen a una vecindad de 3 × 3 píxeles: el operador extrae apenas estructura a la escala de los objetivos y la fusión se acerca a la imagen base, que es justamente lo que maximizan los dos términos de fidelidad de Fo. Las nueve métricas de evaluación de esta tesis, todas de tipo «mayor es mejor», favorecen en cambio r = 25. Se adopta por tanto la configuración r = 25, m = 0,30: el peso que produce la metodología de referencia y el radio que maximiza el criterio de evaluación, con el banco de cinco elementos operando a una escala comparable al tamaño de los objetivos térmicos.</w:t>
       </w:r>
     </w:p>
     <w:p>
@@ -34986,7 +34986,7 @@
         <w:rPr>
           <w:rFonts w:eastAsia="Times New Roman" w:cs="Times New Roman"/>
         </w:rPr>
-        <w:t>La optimización no determina la configuración evaluada. El argmax de la aptitud dentro del rango publicado es r = 1 (Fo = 1,7350) y no r = 25 (1,7057), y el peso queda en m = 0,30 en las veinticinco configuraciones porque es el piso del rango: la aptitud decrece estrictamente en m, al estar dos de sus tres sumandos del lado de la fidelidad. El radio adoptado proviene, pues, de la batería de evaluación, y el peso del piso del rango publicado: se sostiene H5. El contraste con el trabajo de referencia delimita el alcance de esa afirmación. Con el disco único, y sobre el mismo rango y la misma aptitud, su barrido no converge al piso sino a valores interiores: la mediana del peso sobre sus 125 corridas —las 25 configuraciones de enjambre de cada una de sus cinco escenas— es 0,695, con recorrido [0,300; 2,000], y solo una escena (Reek) se ancla en el piso, en 17 de sus 25 configuraciones. El anclaje que aquí se observa es entonces una propiedad del operador —el banco extrae 4,21 veces la energía de detalle del disco— y no de la función de aptitud ni del intervalo. A la inversa, en aquel trabajo lo que queda determinado por una cota es el radio: r = 25, el límite superior del intervalo, aparece en 104 de sus 125 corridas. En ambos casos, por tanto, uno de los dos hiperparámetros lo fija una decisión de acotación y no la búsqueda, lo que es precisamente el objeto de esta auditoría. El peso sí admite justificación independiente de la aptitud. Con m = 0,30 la fracción de píxeles saturados por recorte es del 0,73 % en promedio sobre el corpus y no supera el 1,56 % en ninguna escena, mientras que con m = 1 asciende al 6,50 % en promedio y al 16,14 % en el peor caso. El valor adoptado mantiene el recorte por debajo del uno por ciento, lo que constituye un criterio físico y no métrico.</w:t>
+        <w:t>La optimización no determina la configuración evaluada. El argmax de la aptitud dentro del rango publicado es r = 1 (Fo = 1,7350) y no r = 25 (1,7057), y el peso queda en m = 0,30 en las veinticinco configuraciones porque es el piso del rango: la aptitud decrece estrictamente en m, al estar dos de sus tres sumandos del lado de la fidelidad. El radio adoptado proviene, pues, de la batería de evaluación, y el peso del piso del rango publicado: se sostiene H5. El barrido determinista de la aptitud precisa el alcance de esa afirmación. Enumerando los veinticinco radios enteros por 200 pesos —la aptitud es determinista y el radio es entero, de modo que el espacio se puede recorrer sin muestreo— el máximo dentro del rango publicado está en r = 1 con Fo = 1,7350, pero con el peso libre está en r = 25, el radio que esta tesis adopta, con m = 0,070 y Fo = 1,7715; el rango heredado cuesta 0,0365 de aptitud. El orden de los radios se invierte: con el peso libre la aptitud decrece al bajar el radio y r = 1 pasa a ser el peor (1,7607). La discrepancia no está, por tanto, en el radio sino en el peso: el r = 25 adoptado es el óptimo de la aptitud del trabajo de referencia una vez que el peso no está atado al piso de un intervalo calibrado para otro operador. Y la equivalencia de energía cierra el cuadro: ese óptimo libre equivale a m = 0,294 sobre un disco único, esencialmente el piso 0,30 que la referencia publicó para su disco, que extrae 4,21 veces menos energía de detalle. El peso adoptado se sostiene, entonces, en los criterios independientes de la aptitud que se enumeran a continuación. El contraste con el trabajo de referencia delimita el alcance de esa afirmación. Con el disco único, y sobre el mismo rango y la misma aptitud, su barrido no converge al piso sino a valores interiores: la mediana del peso sobre sus 125 corridas —las 25 configuraciones de enjambre de cada una de sus cinco escenas— es 0,695, con recorrido [0,300; 2,000], y solo una escena (Reek) se ancla en el piso, en 17 de sus 25 configuraciones. El anclaje que aquí se observa es entonces una propiedad del operador —el banco extrae 4,21 veces la energía de detalle del disco— y no de la función de aptitud ni del intervalo. A la inversa, en aquel trabajo lo que queda determinado por una cota es el radio: r = 25, el límite superior del intervalo, aparece en 104 de sus 125 corridas. En ambos casos, por tanto, uno de los dos hiperparámetros lo fija una decisión de acotación y no la búsqueda, lo que es precisamente el objeto de esta auditoría. El peso sí admite justificación independiente de la aptitud. Con m = 0,30 la fracción de píxeles saturados por recorte es del 0,73 % en promedio sobre el corpus y no supera el 1,56 % en ninguna escena, mientras que con m = 1 asciende al 6,50 % en promedio y al 16,14 % en el peor caso. El valor adoptado mantiene el recorte por debajo del uno por ciento, lo que constituye un criterio físico y no métrico.</w:t>
       </w:r>
     </w:p>
     <w:p>

--- a/docs/Tesis_Borrador_V3.docx
+++ b/docs/Tesis_Borrador_V3.docx
@@ -6038,7 +6038,7 @@
           <w:sz w:val="24"/>
           <w:szCs w:val="24"/>
         </w:rPr>
-        <w:t>Específicamente en fusión morfológica, Mukhopadhyay y Chanda (2000) introducen una de las primeras descomposiciones multiescala basadas en operadores Top-Hat para realce e interpretación de imágenes médicas. En el ámbito local, Bajac Figueredo et al. (2024) presentan un análisis visual y numérico de la fusión VIS/IR con la transformada Top-Hat sobre el mismo conjunto TNO, antecedente directo de esta tesis. Bai (2013) extiende la idea a fusión VIS+IR, mostrando que la transformada Top-Hat puede capturar simultáneamente detalles brillantes y oscuros con bajo costo computacional. Trabajos posteriores, como los de Bai et al. (2015) y Wang et al. (2017), exploran combinaciones de Top-Hat con otras representaciones, pero rara vez sistematizan el efecto cruzado del tipo de elemento estructurante, el número de niveles y el radio base sobre múltiples métricas.</w:t>
+        <w:t>Específicamente en fusión morfológica, Mukhopadhyay y Chanda (2000) introducen una de las primeras descomposiciones multiescala basadas en operadores Top-Hat para realce e interpretación de imágenes médicas. En el ámbito local, Bajac Figueredo et al. (2024) presentan un análisis visual y numérico de la fusión VIS/IR con la transformada Top-Hat sobre el mismo conjunto TNO, antecedente directo de esta tesis. Bai (2013) extiende la idea a fusión VIS+IR, mostrando que la transformada Top-Hat puede capturar simultáneamente detalles brillantes y oscuros con bajo costo computacional. Antes, Bai et al. (2012) habían usado los rasgos multiescala del Top-Hat para realce de imagen, y por otra vía Wang et al. (2014) combinan la fusión VIS+IR con representaciones dispersas no negativas. Pero ni esos trabajos ni los posteriores sistematizan el efecto cruzado del tipo de elemento estructurante, el número de niveles y el radio base sobre múltiples métricas.</w:t>
       </w:r>
     </w:p>
     <w:p>
@@ -35680,7 +35680,7 @@
         <w:rPr>
           <w:rFonts w:eastAsia="Times New Roman" w:cs="Times New Roman"/>
         </w:rPr>
-        <w:t>Kennedy, J., y Eberhart, R. (1995). Particle swarm optimization. Proceedings of ICNN'95 - International Conference on Neural Networks, 4, 1942–1948.</w:t>
+        <w:t>Jocher, G., Chaurasia, A., y Qiu, J. (2023). Ultralytics YOLOv8 (versión 8.0.0) [software]. https://github.com/ultralytics/ultralytics</w:t>
       </w:r>
     </w:p>
     <w:p>
@@ -35695,6 +35695,21 @@
         <w:rPr>
           <w:rFonts w:eastAsia="Times New Roman" w:cs="Times New Roman"/>
         </w:rPr>
+        <w:t>Kennedy, J., y Eberhart, R. (1995). Particle swarm optimization. Proceedings of ICNN'95 - International Conference on Neural Networks, 4, 1942–1948.</w:t>
+      </w:r>
+    </w:p>
+    <w:p>
+      <w:pPr>
+        <w:pStyle w:val="Normal"/>
+        <w:spacing w:lineRule="auto" w:line="360"/>
+        <w:ind w:firstLine="709"/>
+        <w:jc w:val="both"/>
+        <w:rPr/>
+      </w:pPr>
+      <w:r>
+        <w:rPr>
+          <w:rFonts w:eastAsia="Times New Roman" w:cs="Times New Roman"/>
+        </w:rPr>
         <w:t xml:space="preserve">Kingsbury, N. (2001). Complex wavelets for shift invariant analysis and filtering of signals. Applied and Computational Harmonic Analysis, 10(3), 234–253. https://doi.org/10.1006/acha.2000.0343</w:t>
       </w:r>
     </w:p>
@@ -35828,6 +35843,21 @@
           <w:rFonts w:eastAsia="Times New Roman" w:cs="Times New Roman"/>
         </w:rPr>
         <w:t>Piella, G., y Heijmans, H. (2003). A new quality metric for image fusion. Proceedings IEEE ICIP, vol. 3, 173–176. https://doi.org/10.1109/ICIP.2003.1247209</w:t>
+      </w:r>
+    </w:p>
+    <w:p>
+      <w:pPr>
+        <w:pStyle w:val="Normal"/>
+        <w:spacing w:lineRule="auto" w:line="360"/>
+        <w:ind w:firstLine="709"/>
+        <w:jc w:val="both"/>
+        <w:rPr/>
+      </w:pPr>
+      <w:r>
+        <w:rPr>
+          <w:rFonts w:eastAsia="Times New Roman" w:cs="Times New Roman"/>
+        </w:rPr>
+        <w:t>Redmon, J., Divvala, S., Girshick, R., y Farhadi, A. (2016). You only look once: Unified, real-time object detection. Proceedings of the IEEE Conference on Computer Vision and Pattern Recognition (CVPR), 779–788. https://doi.org/10.1109/CVPR.2016.91</w:t>
       </w:r>
     </w:p>
     <w:p>

--- a/docs/Tesis_Borrador_V3.docx
+++ b/docs/Tesis_Borrador_V3.docx
@@ -1187,7 +1187,7 @@
         <w:rPr>
           <w:rFonts w:eastAsia="Times New Roman" w:cs="Times New Roman"/>
         </w:rPr>
-        <w:t xml:space="preserve">La fusión de imágenes visible (VIS) e infrarroja (IR) es clave para la percepción computacional en condiciones adversas (vigilancia, conducción nocturna, búsqueda y rescate). Este trabajo propone la PROPUESTA NOVEDOSA, un método de fusión basado en la transformada Top-Hat que, sobre una única escala, promedia las respuestas de cuatro elementos estructurantes lineales (0°, 45°, 90°, 135°) y las suma a la respuesta de un disco para obtener transformadas Top-Hat y Bottom-Hat óptimas; la reconstrucción sigue el esquema aditivo–sustractivo de Bala et al., y el radio r del banco de elementos estructurantes y el peso de contraste m se ajustan automáticamente por Optimización por Enjambre de Partículas (PSO), cuya configuración se selecciona mediante un barrido sistemático de 25 combinaciones de partículas e iteraciones (2–10 × 10–50), replicando el diseño experimental de Ortega y Espinoza (2025). Se lo compara con seis métodos: cinco representativos del estado del arte —pirámide de Laplace (LP), Ratio of low-pass Pyramid (RP), wavelet discreta (DWT), Dual-Tree Complex Wavelet (DTCWT) y curvelet (CVT)— y la metodología clásica de la transformada Top-Hat, sobre el TNO Image Fusion Dataset, con nueve métricas sin referencia bajo pruebas no paramétricas (Friedman y Wilcoxon con corrección de Holm). En su configuración óptima (PSO: r=25, m=0,30) la propuesta lidera la entropía y la eficiencia de fusión del estudio (EN=6,9855; FE=1,1047) y se ubica segunda en contraste, gradiente medio y frecuencia espacial (SD=0,1439; MG=0,0355; SF=17,4425), con ventaja estadísticamente significativa sobre los cinco métodos del estado del arte en EN, FE, MG y SF; cede, en cambio, en las métricas de fidelidad a las fuentes (SSIM=0,6584; PSNR=16,8409) y en información mutua, lideradas por los métodos multiescala. En el ranking agregado de las nueve métricas —promedio de los rangos obtenidos dentro de cada par de imágenes— ocupa el primer lugar (3,39), por delante de la pirámide de Laplace (3,91) y del Top-Hat clásico (3,94). Como evaluación orientada a tarea, el reentrenamiento de un detector (YOLOv8n) sobre el conjunto etiquetado LLVIP muestra que toda fusión supera con claridad al visible solo (mAP@0,5 de 0,81 a 0,91–0,95), aunque el infrarrojo solo es la modalidad más fuerte (0,971) y la propuesta queda en el extremo inferior de la banda de fusiones (0,906), evidenciando que el realce que premian las métricas de actividad no se traslada a la detección. En un experimento complementario sobre M3FD, con dos clases de visibilidad opuesta (personas/IR y luces/VIS) y un único detector entrenado con ambas modalidades, la Ratio Pyramid es la única entrada cuyo promedio del par complementario (0,622) supera a las dos modalidades por separado (0,618 del visible y 0,563 del infrarrojo), mientras la propuesta alcanza 0,564, al nivel del infrarrojo solo. Se concluye que la propuesta destaca en actividad, detalle y contenido informativo —superando de forma significativa al estado del arte en cuatro de las nueve métricas y a la metodología clásica en seis—, aporta un operador morfológico de una sola escala interpretable y de bajo costo optimizado con una metodología publicada (Ortega y Espinoza, 2025), y, en la evaluación orientada a tarea, documenta un hallazgo relevante: la configuración que maximiza las métricas de actividad no es la que maximiza el desempeño de detección, de modo que ambos criterios deben reportarse por separado.</w:t>
+        <w:t>La fusión de imágenes visible (VIS) e infrarroja (IR) es clave para la percepción computacional en condiciones adversas (vigilancia, conducción nocturna, búsqueda y rescate). Este trabajo propone la PROPUESTA NOVEDOSA, un método de fusión basado en la transformada Top-Hat que, sobre una única escala, promedia las respuestas de cuatro elementos estructurantes lineales (0°, 45°, 90°, 135°) y las suma a la respuesta de un disco para obtener transformadas Top-Hat y Bottom-Hat óptimas; la reconstrucción sigue el esquema aditivo–sustractivo de Bala et al., y el radio r del banco de elementos estructurantes y el peso de contraste m se ajustan automáticamente por Optimización por Enjambre de Partículas (PSO), cuya configuración se selecciona mediante un barrido sistemático de 25 combinaciones de partículas e iteraciones (2–10 × 10–50), replicando el diseño experimental de Ortega y Espinoza (2025). Se lo compara con seis métodos: cinco representativos del estado del arte —pirámide de Laplace (LP), Ratio of low-pass Pyramid (RP), wavelet discreta (DWT), Dual-Tree Complex Wavelet (DTCWT) y curvelet (CVT)— y la metodología clásica de la transformada Top-Hat, sobre el TNO Image Fusion Dataset, con nueve métricas sin referencia bajo pruebas no paramétricas (Friedman y Wilcoxon con corrección de Holm). En su configuración óptima (r=25 por diseño; m=0,30, el piso del rango de búsqueda) la propuesta lidera la entropía y la eficiencia de fusión del estudio (EN=6,9855; FE=1,1047) y se ubica segunda en contraste, gradiente medio y frecuencia espacial (SD=0,1439; MG=0,0355; SF=17,4425), con ventaja estadísticamente significativa sobre los cinco métodos del estado del arte en EN, FE, MG y SF; cede, en cambio, en las métricas de fidelidad a las fuentes (SSIM=0,6584; PSNR=16,8409) y en información mutua, lideradas por los métodos multiescala. En el ranking agregado de las nueve métricas —promedio de los rangos obtenidos dentro de cada par de imágenes— ocupa el primer lugar (3,39), por delante de la pirámide de Laplace (3,91) y del Top-Hat clásico (3,94). Como evaluación orientada a tarea, el reentrenamiento de un detector (YOLOv8n) sobre el conjunto etiquetado LLVIP muestra que toda fusión supera con claridad al visible solo (mAP@0,5 de 0,81 a 0,91–0,95), aunque el infrarrojo solo es la modalidad más fuerte (0,971) y la propuesta queda en el extremo inferior de la banda de fusiones (0,906), evidenciando que el realce que premian las métricas de actividad no se traslada a la detección. En un experimento complementario sobre M3FD, con dos clases de visibilidad opuesta (personas/IR y luces/VIS) y un único detector entrenado con ambas modalidades, la Ratio Pyramid es la única entrada cuyo promedio del par complementario (0,622) supera a las dos modalidades por separado (0,618 del visible y 0,563 del infrarrojo), mientras la propuesta alcanza 0,564, al nivel del infrarrojo solo. Se concluye que la propuesta destaca en actividad, detalle y contenido informativo —superando de forma significativa al estado del arte en cuatro de las nueve métricas y a la metodología clásica en seis—, aporta un operador morfológico de una sola escala interpretable y de bajo costo optimizado con una metodología publicada (Ortega y Espinoza, 2025), y, en la evaluación orientada a tarea, documenta un hallazgo relevante: la configuración que maximiza las métricas de actividad no es la que maximiza el desempeño de detección, de modo que ambos criterios deben reportarse por separado.</w:t>
       </w:r>
     </w:p>
     <w:p>
@@ -1243,7 +1243,7 @@
         <w:rPr>
           <w:rFonts w:eastAsia="Times New Roman" w:cs="Times New Roman"/>
         </w:rPr>
-        <w:t xml:space="preserve">Visible (VIS) and infrared (IR) image fusion is key for computer perception under adverse conditions (surveillance, night driving, search and rescue). This work proposes the NOVEL PROPOSAL, a fusion method based on the Top-Hat transform that, on a single scale, averages the responses of four linear structuring elements (0°, 45°, 90°, 135°) and adds them to the disk response to obtain optimal Top-Hat and Bottom-Hat transforms; reconstruction follows the additive–subtractive scheme of Bala et al., and the structuring-element radius r and the contrast weight m are tuned automatically by Particle Swarm Optimization (PSO), whose configuration is selected through a systematic sweep of 25 particle/iteration combinations (2–10 × 10–50), replicating the experimental design of Ortega and Espinoza (2025). It is compared against six methods: five representative of the state of the art —Laplacian pyramid (LP), Ratio of low-pass Pyramid (RP), Discrete Wavelet Transform (DWT), Dual-Tree Complex Wavelet Transform (DTCWT) and Curvelet (CVT)— plus the classical Top-Hat fusion methodology, on the TNO Image Fusion Dataset, using nine no-reference metrics under non-parametric testing (Friedman, Wilcoxon with Holm correction). At its optimal configuration (PSO: r=25, m=0.30) the proposal leads the study in entropy and fusion efficiency (EN=6.9855; FE=1.1047) and ranks second in contrast, mean gradient and spatial frequency (SD=0.1439; MG=0.0355; SF=17.4425), with a statistically significant advantage over the five state-of-the-art methods in EN, FE, MG and SF; it yields, in turn, on the fidelity metrics (SSIM=0.6584; PSNR=16.8409) and on mutual information, led by the multiscale methods. In the aggregate ranking over the nine metrics —the average of the ranks obtained within each image pair— it ranks first (3.39), ahead of the Laplacian pyramid (3.91) and the classical Top-Hat (3.94). As a task-oriented evaluation, retraining a detector (YOLOv8n) on the labeled LLVIP dataset shows that every fusion clearly outperforms the visible modality alone (mAP@0.5 from 0.81 to 0.91–0.95), although the infrared alone remains the strongest modality (0.971) and the proposal falls at the lower end of the fusion band (0.906), evidencing that the enhancement rewarded by activity metrics does not transfer to detection. In a complementary experiment on M3FD, with two classes of opposite visibility (people/IR and lamps/VIS) and a single detector trained on both modalities, the Ratio Pyramid is the only input whose complementary-pair average (0.622) exceeds both single modalities (0.618 for the visible and 0.563 for the infrared), while the proposal reaches 0.564, on par with the infrared alone. We conclude that the proposal stands out in activity, detail and information content —significantly outperforming the state of the art in four of the nine metrics and the classical methodology in six—, contributes an interpretable single-scale morphological operator optimized with a published methodology (Ortega and Espinoza, 2025), and, in the task-oriented evaluation, documents a relevant finding: the configuration that maximizes activity metrics is not the one that maximizes detection performance, so both criteria must be reported separately.</w:t>
+        <w:t>Visible (VIS) and infrared (IR) image fusion is key for computer perception under adverse conditions (surveillance, night driving, search and rescue). This work proposes the NOVEL PROPOSAL, a fusion method based on the Top-Hat transform that, on a single scale, averages the responses of four linear structuring elements (0°, 45°, 90°, 135°) and adds them to the disk response to obtain optimal Top-Hat and Bottom-Hat transforms; reconstruction follows the additive–subtractive scheme of Bala et al., and the structuring-element radius r and the contrast weight m are tuned automatically by Particle Swarm Optimization (PSO), whose configuration is selected through a systematic sweep of 25 particle/iteration combinations (2–10 × 10–50), replicating the experimental design of Ortega and Espinoza (2025). It is compared against six methods: five representative of the state of the art —Laplacian pyramid (LP), Ratio of low-pass Pyramid (RP), Discrete Wavelet Transform (DWT), Dual-Tree Complex Wavelet Transform (DTCWT) and Curvelet (CVT)— plus the classical Top-Hat fusion methodology, on the TNO Image Fusion Dataset, using nine no-reference metrics under non-parametric testing (Friedman, Wilcoxon with Holm correction). At its optimal configuration (r=25 by design; m=0.30, the floor of the search range) the proposal leads the study in entropy and fusion efficiency (EN=6.9855; FE=1.1047) and ranks second in contrast, mean gradient and spatial frequency (SD=0.1439; MG=0.0355; SF=17.4425), with a statistically significant advantage over the five state-of-the-art methods in EN, FE, MG and SF; it yields, in turn, on the fidelity metrics (SSIM=0.6584; PSNR=16.8409) and on mutual information, led by the multiscale methods. In the aggregate ranking over the nine metrics —the average of the ranks obtained within each image pair— it ranks first (3.39), ahead of the Laplacian pyramid (3.91) and the classical Top-Hat (3.94). As a task-oriented evaluation, retraining a detector (YOLOv8n) on the labeled LLVIP dataset shows that every fusion clearly outperforms the visible modality alone (mAP@0.5 from 0.81 to 0.91–0.95), although the infrared alone remains the strongest modality (0.971) and the proposal falls at the lower end of the fusion band (0.906), evidencing that the enhancement rewarded by activity metrics does not transfer to detection. In a complementary experiment on M3FD, with two classes of opposite visibility (people/IR and lamps/VIS) and a single detector trained on both modalities, the Ratio Pyramid is the only input whose complementary-pair average (0.622) exceeds both single modalities (0.618 for the visible and 0.563 for the infrared), while the proposal reaches 0.564, on par with the infrared alone. We conclude that the proposal stands out in activity, detail and information content —significantly outperforming the state of the art in four of the nine metrics and the classical methodology in six—, contributes an interpretable single-scale morphological operator optimized with a published methodology (Ortega and Espinoza, 2025), and, in the task-oriented evaluation, documents a relevant finding: the configuration that maximizes activity metrics is not the one that maximizes detection performance, so both criteria must be reported separately.</w:t>
       </w:r>
     </w:p>
     <w:p>
@@ -5047,7 +5047,7 @@
           <w:i/>
           <w:sz w:val="18"/>
         </w:rPr>
-        <w:t>Figura 10. Propuesta Novedosa (PSO: r = 25, m = 0,30) frente a la metodología clásica Top-Hat y al estado del arte.</w:t>
+        <w:t>Figura 10. Propuesta Novedosa (r = 25 por diseño; m = 0,30, piso del rango) frente a la metodología clásica Top-Hat y al estado del arte.</w:t>
       </w:r>
     </w:p>
     <w:p>
@@ -29936,7 +29936,7 @@
           <w:i/>
           <w:sz w:val="18"/>
         </w:rPr>
-        <w:t>Figura 10. Propuesta Novedosa (PSO: r = 25, m = 0,30) frente a la metodología clásica Top-Hat y a tres métodos del estado del arte en las cinco métricas de actividad e información de la Tabla 10 (EN, FE, SD, MG, SF) y en la similitud estructural, donde el operador cede.</w:t>
+        <w:t>Figura 10. Propuesta Novedosa (r = 25 por diseño; m = 0,30, piso del rango) frente a la metodología clásica Top-Hat y a tres métodos del estado del arte en las cinco métricas de actividad e información de la Tabla 10 (EN, FE, SD, MG, SF) y en la similitud estructural, donde el operador cede.</w:t>
       </w:r>
     </w:p>
     <w:p>
@@ -35073,7 +35073,7 @@
         <w:rPr>
           <w:rFonts w:eastAsia="Times New Roman" w:cs="Times New Roman"/>
         </w:rPr>
-        <w:t>La Propuesta Novedosa —con las respuestas lineales promediadas y sumadas a la del disco sobre una sola escala (PSO: r=25, m=0,30, seleccionado mediante un barrido de 25 configuraciones de enjambre)— logra el primer lugar del ranking agregado de nueve métricas (3,39, por delante de la pirámide de Laplace con 3,91 y del Top-Hat clásico con 3,94), liderando la entropía (EN=6,9855) y la eficiencia de fusión (FE=1,1047) y quedando segunda en contraste, gradiente medio y frecuencia espacial. Supera a la metodología clásica Top-Hat en seis de las nueve métricas —entropía, contraste, eficiencia de fusión, información mutua con ambas fuentes y similitud estructural— de forma estadísticamente significativa (Wilcoxon pareado con corrección de Holm: p ≤ 0,001; sección 5.6). En la evaluación de detección sobre LLVIP, toda fusión supera al visible solo (mAP@0,5 de 0,813 a 0,906–0,952) pero ninguna al infrarrojo solo (0,971), y la propuesta queda en el extremo inferior de la banda (mAP@0,5 = 0,906): su ventaja en las métricas de actividad no se traslada a la tarea de detección, cuya estrategia óptima depende de la aplicación. En el experimento de clases complementarias (M3FD), la fusión muestra su valor distintivo —detecta simultáneamente los objetos térmicos (personas) y los exclusivamente visibles (luces) que cada modalidad pierde por separado—, aunque el mejor promedio del par corresponde a la Ratio Pyramid (0,622) y la propuesta alcanza 0,564, al nivel del infrarrojo solo. Quedan así sostenidas H1 y H6: el operador desplaza su punto de operación en lugar de mejorar de manera uniforme, y la mejora en las métricas de imagen no se traslada a la tarea de detección —la hipótesis de traslación queda rechazada, no simplemente sin confirmar—, resultado que constituye en sí mismo un aporte metodológico.</w:t>
+        <w:t>La Propuesta Novedosa —con las respuestas lineales promediadas y sumadas a la del disco sobre una sola escala (r=25 adoptado como decisión de diseño sobre la batería de evaluación; m=0,30, el piso del rango heredado, al que converge el barrido de 25 configuraciones de enjambre)— logra el primer lugar del ranking agregado de nueve métricas (3,39, por delante de la pirámide de Laplace con 3,91 y del Top-Hat clásico con 3,94), liderando la entropía (EN=6,9855) y la eficiencia de fusión (FE=1,1047) y quedando segunda en contraste, gradiente medio y frecuencia espacial. Supera a la metodología clásica Top-Hat en seis de las nueve métricas —entropía, contraste, eficiencia de fusión, información mutua con ambas fuentes y similitud estructural— de forma estadísticamente significativa (Wilcoxon pareado con corrección de Holm: p ≤ 0,001; sección 5.6). En la evaluación de detección sobre LLVIP, toda fusión supera al visible solo (mAP@0,5 de 0,813 a 0,906–0,952) pero ninguna al infrarrojo solo (0,971), y la propuesta queda en el extremo inferior de la banda (mAP@0,5 = 0,906): su ventaja en las métricas de actividad no se traslada a la tarea de detección, cuya estrategia óptima depende de la aplicación. En el experimento de clases complementarias (M3FD), la fusión muestra su valor distintivo —detecta simultáneamente los objetos térmicos (personas) y los exclusivamente visibles (luces) que cada modalidad pierde por separado—, aunque el mejor promedio del par corresponde a la Ratio Pyramid (0,622) y la propuesta alcanza 0,564, al nivel del infrarrojo solo. Quedan así sostenidas H1 y H6: el operador desplaza su punto de operación en lugar de mejorar de manera uniforme, y la mejora en las métricas de imagen no se traslada a la tarea de detección —la hipótesis de traslación queda rechazada, no simplemente sin confirmar—, resultado que constituye en sí mismo un aporte metodológico.</w:t>
       </w:r>
     </w:p>
     <w:p>

--- a/docs/Tesis_Borrador_V3.docx
+++ b/docs/Tesis_Borrador_V3.docx
@@ -13162,7 +13162,7 @@
           <w:b w:val="false"/>
           <w:sz w:val="24"/>
         </w:rPr>
-        <w:t>Nitidez y nivel de detalle, combinando las frecuencias por filas (RF) y por columnas (CF).</w:t>
+        <w:t>Nitidez y nivel de detalle, combinando las frecuencias por filas (RF) y por columnas (CF). Es la única de las nueve que se evalúa sobre la escala de niveles de gris 0–255 y no sobre el rango normalizado [0, 1] en el que se cargan las imágenes: así se reporta habitualmente en la literatura de fusión, y así la calcula el evaluador de este trabajo. Aplicar la ecuación (17) directamente a una imagen en [0, 1] devuelve el mismo valor dividido por 255.</w:t>
       </w:r>
     </w:p>
     <w:tbl>
@@ -27540,7 +27540,7 @@
           <w:i/>
           <w:sz w:val="18"/>
         </w:rPr>
-        <w:t xml:space="preserve">Tabla 9. Clases complementarias en M3FD: AP@0,5 por clase y mAP global con un detector único entrenado sobre VIS+IR (medias sobre 499 imágenes de validación).</w:t>
+        <w:t>Tabla 9. Clases complementarias en M3FD: AP@0,5 por clase y mAP global con un detector único entrenado sobre VIS+IR (medias sobre las 499 imágenes de la partición de prueba, disjunta de las de entrenamiento y de validación).</w:t>
       </w:r>
     </w:p>
     <w:tbl>
@@ -28673,7 +28673,7 @@
           <w:iCs/>
           <w:rFonts w:eastAsia="Times New Roman" w:cs="Times New Roman"/>
         </w:rPr>
-        <w:t xml:space="preserve">La Tabla 9 muestra una complementariedad real pero asimétrica, y menos extrema de lo que sugiere la intuición. El infrarrojo domina con claridad en personas (AP@0,5 = 0,779 frente a 0,621 del visible) y se degrada en las luces (0,348), mientras que el visible sostiene ambas clases en un nivel parejo (0,621 y 0,616). No hay, por tanto, un patrón espejo: el visible no fracasa en personas, de modo que el argumento a favor de fusionar no es que una modalidad sea ciega, sino que ninguna es la mejor en las dos clases a la vez. Entre las fusiones, la Ratio Pyramid alcanza el mejor promedio del par (0,622) y es la única entrada que supera a las dos modalidades individuales (VIS 0,618; IR 0,563); también obtiene el mejor mAP global de seis clases (0,677), apenas por encima del visible solo (0,676). La Propuesta Novedosa recupera ambas clases con un promedio de 0,564 (personas 0,641 y luces 0,488), es decir al nivel del infrarrojo solo y por debajo del visible: el realce acentuado que optimiza las métricas de actividad no favorece al detector, un resultado coherente con lo observado en LLVIP. Los valores absolutos son moderados (499 imágenes de validación y modelo nano): el experimento no busca récords, sino delimitar el escenario donde la fusión aporta algo que ninguna modalidad sola aporta. La Figura 9 ilustra el fenómeno sobre dos escenas de la validación: en la primera la fusión detecta once personas frente a tres del visible y diez del infrarrojo, y en la segunda conserva siete luces frente a cinco del visible y una sola del infrarrojo.</w:t>
+        <w:t>La Tabla 9 muestra una complementariedad real pero asimétrica, y menos extrema de lo que sugiere la intuición. El infrarrojo domina con claridad en personas (AP@0,5 = 0,779 frente a 0,621 del visible) y se degrada en las luces (0,348), mientras que el visible sostiene ambas clases en un nivel parejo (0,621 y 0,616). No hay, por tanto, un patrón espejo: el visible no fracasa en personas, de modo que el argumento a favor de fusionar no es que una modalidad sea ciega, sino que ninguna es la mejor en las dos clases a la vez. Entre las fusiones, la Ratio Pyramid alcanza el mejor promedio del par (0,622) y es la única entrada que supera a las dos modalidades individuales (VIS 0,618; IR 0,563); también obtiene el mejor mAP global de seis clases (0,677), apenas por encima del visible solo (0,676). La Propuesta Novedosa recupera ambas clases con un promedio de 0,564 (personas 0,641 y luces 0,488), es decir al nivel del infrarrojo solo y por debajo del visible: el realce acentuado que optimiza las métricas de actividad no favorece al detector, un resultado coherente con lo observado en LLVIP. Los valores absolutos son moderados (499 imágenes de prueba y modelo nano): el experimento no busca récords, sino delimitar el escenario donde la fusión aporta algo que ninguna modalidad sola aporta. La Figura 9 ilustra el fenómeno sobre dos escenas de la prueba: en la primera la fusión detecta once personas frente a tres del visible y diez del infrarrojo, y en la segunda conserva siete luces frente a cinco del visible y una sola del infrarrojo.</w:t>
       </w:r>
     </w:p>
     <w:p>
@@ -28737,7 +28737,7 @@
           <w:rFonts w:eastAsia="Times New Roman" w:cs="Times New Roman"/>
           <w:sz w:val="18"/>
         </w:rPr>
-        <w:t xml:space="preserve">Figura 9. Detecciones del modelo único VIS+IR en dos escenas de la validación de M3FD (personas en recuadro granate, luces en azul): en la escena superior la fusión detecta once personas, frente a tres del visible y diez del infrarrojo; en la inferior conserva siete luces y ocho personas, frente a cinco luces del visible y una sola del infrarrojo.</w:t>
+        <w:t>Figura 9. Detecciones del modelo único VIS+IR en dos escenas de la partición de prueba de M3FD (personas en recuadro granate, luces en azul): en la escena superior la fusión detecta once personas, frente a tres del visible y diez del infrarrojo; en la inferior conserva siete luces y ocho personas, frente a cinco luces del visible y una sola del infrarrojo.</w:t>
       </w:r>
     </w:p>
     <w:p>

--- a/docs/Tesis_Borrador_V3.docx
+++ b/docs/Tesis_Borrador_V3.docx
@@ -11068,7 +11068,7 @@
           <w:i/>
           <w:sz w:val="18"/>
         </w:rPr>
-        <w:t>Figura 5. Optimización por enjambre de partículas (PSO) del vector de hiperparámetros (r, m).</w:t>
+        <w:t>Figura 5. Optimización por enjambre de partículas (PSO) del vector de hiperparámetros (r, m). El esquema es ilustrativo: las posiciones de las partículas y las curvas de nivel no son datos de una corrida. El gbest que rotula corresponde al óptimo de la aptitud paralela F_apt (r = 25; m = 0,0703); el peso que esta tesis adopta es m = 0,30, el piso del rango de búsqueda heredado, por las razones que se desarrollan en la sección 5.2.</w:t>
       </w:r>
     </w:p>
     <w:p>

--- a/docs/Tesis_Borrador_V3.docx
+++ b/docs/Tesis_Borrador_V3.docx
@@ -1187,7 +1187,7 @@
         <w:rPr>
           <w:rFonts w:eastAsia="Times New Roman" w:cs="Times New Roman"/>
         </w:rPr>
-        <w:t>La fusión de imágenes visible (VIS) e infrarroja (IR) es clave para la percepción computacional en condiciones adversas (vigilancia, conducción nocturna, búsqueda y rescate). Este trabajo propone la PROPUESTA NOVEDOSA, un método de fusión basado en la transformada Top-Hat que, sobre una única escala, promedia las respuestas de cuatro elementos estructurantes lineales (0°, 45°, 90°, 135°) y las suma a la respuesta de un disco para obtener transformadas Top-Hat y Bottom-Hat óptimas; la reconstrucción sigue el esquema aditivo–sustractivo de Bala et al., y el radio r del banco de elementos estructurantes y el peso de contraste m se ajustan automáticamente por Optimización por Enjambre de Partículas (PSO), cuya configuración se selecciona mediante un barrido sistemático de 25 combinaciones de partículas e iteraciones (2–10 × 10–50), replicando el diseño experimental de Ortega y Espinoza (2025). Se lo compara con seis métodos: cinco representativos del estado del arte —pirámide de Laplace (LP), Ratio of low-pass Pyramid (RP), wavelet discreta (DWT), Dual-Tree Complex Wavelet (DTCWT) y curvelet (CVT)— y la metodología clásica de la transformada Top-Hat, sobre el TNO Image Fusion Dataset, con nueve métricas sin referencia bajo pruebas no paramétricas (Friedman y Wilcoxon con corrección de Holm). En su configuración óptima (r=25 por diseño; m=0,30, el piso del rango de búsqueda) la propuesta lidera la entropía y la eficiencia de fusión del estudio (EN=6,9855; FE=1,1047) y se ubica segunda en contraste, gradiente medio y frecuencia espacial (SD=0,1439; MG=0,0355; SF=17,4425), con ventaja estadísticamente significativa sobre los cinco métodos del estado del arte en EN, FE, MG y SF; cede, en cambio, en las métricas de fidelidad a las fuentes (SSIM=0,6584; PSNR=16,8409) y en información mutua, lideradas por los métodos multiescala. En el ranking agregado de las nueve métricas —promedio de los rangos obtenidos dentro de cada par de imágenes— ocupa el primer lugar (3,39), por delante de la pirámide de Laplace (3,91) y del Top-Hat clásico (3,94). Como evaluación orientada a tarea, el reentrenamiento de un detector (YOLOv8n) sobre el conjunto etiquetado LLVIP muestra que toda fusión supera con claridad al visible solo (mAP@0,5 de 0,81 a 0,91–0,95), aunque el infrarrojo solo es la modalidad más fuerte (0,971) y la propuesta queda en el extremo inferior de la banda de fusiones (0,906), evidenciando que el realce que premian las métricas de actividad no se traslada a la detección. En un experimento complementario sobre M3FD, con dos clases de visibilidad opuesta (personas/IR y luces/VIS) y un único detector entrenado con ambas modalidades, la Ratio Pyramid es la única entrada cuyo promedio del par complementario (0,622) supera a las dos modalidades por separado (0,618 del visible y 0,563 del infrarrojo), mientras la propuesta alcanza 0,564, al nivel del infrarrojo solo. Se concluye que la propuesta destaca en actividad, detalle y contenido informativo —superando de forma significativa al estado del arte en cuatro de las nueve métricas y a la metodología clásica en seis—, aporta un operador morfológico de una sola escala interpretable y de bajo costo optimizado con una metodología publicada (Ortega y Espinoza, 2025), y, en la evaluación orientada a tarea, documenta un hallazgo relevante: la configuración que maximiza las métricas de actividad no es la que maximiza el desempeño de detección, de modo que ambos criterios deben reportarse por separado.</w:t>
+        <w:t>La fusión de imágenes visible (VIS) e infrarroja (IR) busca una sola imagen que conserve el detalle del visible y la firma térmica del infrarrojo, y se aplica en vigilancia, conducción nocturna y búsqueda y rescate. Este trabajo propone la PROPUESTA NOVEDOSA, un método de fusión basado en la transformada Top-Hat que, sobre una única escala, promedia las respuestas de cuatro elementos estructurantes lineales (0°, 45°, 90°, 135°) y las suma a la respuesta de un disco para obtener transformadas Top-Hat y Bottom-Hat óptimas; la reconstrucción sigue el esquema aditivo–sustractivo de Bala et al., y el radio r del banco de elementos estructurantes y el peso de contraste m se ajustan automáticamente por Optimización por Enjambre de Partículas (PSO), cuya configuración se selecciona mediante un barrido sistemático de 25 combinaciones de partículas e iteraciones (2–10 × 10–50), replicando el diseño experimental de Ortega y Espinoza (2025). Se lo compara con seis métodos: cinco representativos del estado del arte —pirámide de Laplace (LP), Ratio of low-pass Pyramid (RP), wavelet discreta (DWT), Dual-Tree Complex Wavelet (DTCWT) y curvelet (CVT)— y la metodología clásica de la transformada Top-Hat, sobre el TNO Image Fusion Dataset, con nueve métricas sin referencia bajo pruebas no paramétricas (Friedman y Wilcoxon con corrección de Holm). En su configuración óptima (r=25 por diseño; m=0,30, el piso del rango de búsqueda) la propuesta lidera la entropía y la eficiencia de fusión del estudio (EN=6,9855; FE=1,1047) y se ubica segunda en contraste, gradiente medio y frecuencia espacial (SD=0,1439; MG=0,0355; SF=17,4425), con ventaja estadísticamente significativa sobre los cinco métodos del estado del arte en EN, FE, MG y SF; cede, en cambio, en las métricas de fidelidad a las fuentes (SSIM=0,6584; PSNR=16,8409) y en información mutua, lideradas por los métodos multiescala. En el ranking agregado de las nueve métricas —promedio de los rangos obtenidos dentro de cada par de imágenes— ocupa el primer lugar (3,39), por delante de la pirámide de Laplace (3,91) y del Top-Hat clásico (3,94). Como evaluación orientada a tarea, el reentrenamiento de un detector (YOLOv8n) sobre el conjunto etiquetado LLVIP muestra que toda fusión supera con claridad al visible solo (mAP@0,5 de 0,81 a 0,91–0,95), aunque el infrarrojo solo es la modalidad más fuerte (0,971) y la propuesta queda en el extremo inferior de la banda de fusiones (0,906), evidenciando que el realce que premian las métricas de actividad no se traslada a la detección. En un experimento complementario sobre M3FD, con dos clases de visibilidad opuesta (personas/IR y luces/VIS) y un único detector entrenado con ambas modalidades, la Ratio Pyramid es la única entrada cuyo promedio del par complementario (0,622) supera a las dos modalidades por separado (0,618 del visible y 0,563 del infrarrojo), mientras la propuesta alcanza 0,564, al nivel del infrarrojo solo. Se concluye que la propuesta destaca en actividad, detalle y contenido informativo —superando de forma significativa al estado del arte en cuatro de las nueve métricas y a la metodología clásica en seis—, aporta un operador morfológico de una sola escala interpretable y de bajo costo optimizado con una metodología publicada (Ortega y Espinoza, 2025), y, en la evaluación orientada a tarea, documenta un hallazgo relevante: la configuración que maximiza las métricas de actividad no es la que maximiza el desempeño de detección, de modo que ambos criterios deben reportarse por separado.</w:t>
       </w:r>
     </w:p>
     <w:p>
@@ -5398,7 +5398,7 @@
           <w:sz w:val="24"/>
           <w:szCs w:val="24"/>
         </w:rPr>
-        <w:t>El presente documento está organizado de la siguiente manera. En el capítulo de Problema de Investigación se delimita la pregunta científica y los objetivos. El Marco Teórico revisa el estado del arte y los fundamentos de morfología matemática, descomposición multiescala y métricas de evaluación. El Marco Conceptual define los términos operativos clave. El Marco Metodológico precisa el diseño experimental. El capítulo de Análisis e Interpretación de Resultados expone el benchmark de la propuesta frente a la metodología clásica Top-Hat y a los métodos de referencia del estado del arte, sustentado en pruebas estadísticas no paramétricas. Finalmente, las Conclusiones y Recomendaciones sintetizan los hallazgos y delinean trabajos futuros.</w:t>
+        <w:t>El documento sigue este orden. En el capítulo de Problema de Investigación se delimita la pregunta científica y los objetivos. El Marco Teórico revisa el estado del arte y los fundamentos de morfología matemática, descomposición multiescala y métricas de evaluación. El Marco Conceptual define los términos operativos. El Marco Metodológico precisa el diseño experimental. El capítulo de Análisis e Interpretación de Resultados expone el benchmark de la propuesta frente a la metodología clásica Top-Hat y a los métodos de referencia del estado del arte, sustentado en pruebas estadísticas no paramétricas. Finalmente, las Conclusiones y Recomendaciones sintetizan los hallazgos y delinean trabajos futuros.</w:t>
       </w:r>
       <w:r>
         <w:br w:type="page"/>
@@ -24086,7 +24086,7 @@
         <w:rPr>
           <w:rFonts w:eastAsia="Times New Roman" w:cs="Times New Roman"/>
         </w:rPr>
-        <w:t>La Tabla 7 muestra el ranking promedio de cada método (1 = mejor) en seis métricas clave y el ranking global obtenido al promediar las nueve métricas, respetando la dirección de cada una. La propuesta encabeza el ranking global (3,39), seguida por la pirámide de Laplace (3,91), el Top-Hat clásico (3,94), RP (3,98), DTCWT (4,11), DWT (4,21) y CVT (4,44); es primera en el rango medio de entropía, contraste y eficiencia de fusión, segunda en gradiente medio y frecuencia espacial, y queda relegada en las métricas de fidelidad a las fuentes. Conviene notar que su primer puesto en contraste es de rango y no de media: la pirámide de Laplace alcanza un SD promedio mayor (0,1550 frente a 0,1439), pero la propuesta la supera en más pares de los que pierde, y el rango medio recoge esa consistencia por escena que el promedio aritmético oculta. El ranking se calcula promediando, para cada método, los rangos que obtiene dentro de cada par de imágenes —el complemento habitual de la prueba de Friedman—, y no rankeando los promedios, procedimiento que ignora la variabilidad entre escenas. Debe además tenerse presente que FE es la entropía de la fusión dividida por el promedio de las entropías de las fuentes: dentro de un mismo par el divisor es constante, de modo que FE reproduce exactamente los rangos de EN y no constituye evidencia independiente. Excluyéndola, la propuesta sigue primera (3,631 frente a 3,994 de la pirámide de Laplace), de modo que su primer lugar no depende de la redundancia; el resto del orden sí se reacomoda —solo cuatro de las siete posiciones se conservan, y el Top-Hat clásico cae del tercer al sexto lugar—. Aun así, al mezclar familias de métricas con pesos iguales, el ranking debe leerse junto a los contrastes pareados de la sección anterior.</w:t>
+        <w:t>La Tabla 7 muestra el ranking promedio de cada método (1 = mejor) en seis de las nueve métricas —SD, MG, SF, SSIM, PSNR y MI_ir— y el ranking global obtenido al promediar las nueve métricas, respetando la dirección de cada una. La propuesta encabeza el ranking global (3,39), seguida por la pirámide de Laplace (3,91), el Top-Hat clásico (3,94), RP (3,98), DTCWT (4,11), DWT (4,21) y CVT (4,44); es primera en el rango medio de entropía, contraste y eficiencia de fusión, segunda en gradiente medio y frecuencia espacial, y queda relegada en las métricas de fidelidad a las fuentes. Conviene notar que su primer puesto en contraste es de rango y no de media: la pirámide de Laplace alcanza un SD promedio mayor (0,1550 frente a 0,1439), pero la propuesta la supera en más pares de los que pierde, y el rango medio recoge esa consistencia por escena que el promedio aritmético oculta. El ranking se calcula promediando, para cada método, los rangos que obtiene dentro de cada par de imágenes —el complemento habitual de la prueba de Friedman—, y no rankeando los promedios, procedimiento que ignora la variabilidad entre escenas. Debe además tenerse presente que FE es la entropía de la fusión dividida por el promedio de las entropías de las fuentes: dentro de un mismo par el divisor es constante, de modo que FE reproduce exactamente los rangos de EN y no constituye evidencia independiente. Excluyéndola, la propuesta sigue primera (3,631 frente a 3,994 de la pirámide de Laplace), de modo que su primer lugar no depende de la redundancia; el resto del orden sí se reacomoda —solo cuatro de las siete posiciones se conservan, y el Top-Hat clásico cae del tercer al sexto lugar—. Distinto es lo que ocurre al ampliar la batería en lugar de recortarla. Sumando Nabf —la única métrica de dirección inversa del estudio, que penaliza artefactos, y cuya incorporación este trabajo recomienda en sus conclusiones— la propuesta pasa al segundo lugar (3,655) y el primero corresponde a la pirámide de Laplace (3,620), lo que es consistente con su Nabf medio: 0,3742 la propuesta frente a 0,1138 de aquélla. Aun así, al mezclar familias de métricas con pesos iguales, el ranking debe leerse junto a los contrastes pareados de la sección anterior.</w:t>
       </w:r>
     </w:p>
     <w:p>
@@ -31212,7 +31212,7 @@
         <w:rPr>
           <w:rFonts w:eastAsia="Times New Roman" w:cs="Times New Roman"/>
         </w:rPr>
-        <w:t xml:space="preserve">El orden de mérito no es una propiedad del operador sino del criterio. Con las nueve métricas del trabajo de referencia la propuesta encabeza el benchmark (3,394 de rango medio). Incorporando las ocho métricas adicionales que el mismo evaluador calcula —Qabf, Nabf, SCD, VIF, FMI, Q0, QW y QE, con Nabf en su dirección inversa— la propuesta desciende al tercer lugar (3,459), el primer puesto pasa a la pirámide de Laplace (3,147), el segundo a DTCWT (3,259) y el Top-Hat clásico cae al último (5,000). Ninguna imagen fusionada cambió entre ambos cálculos: cambió el conjunto de métricas. Se sostiene, por tanto, H2, y de ello se sigue que todo orden agregado debe reportarse junto a la composición del conjunto que lo produce.</w:t>
+        <w:t>El orden de mérito no es una propiedad del operador sino del criterio. Con las nueve métricas del trabajo de referencia la propuesta encabeza el benchmark (3,394 de rango medio). Sumando sólo Nabf, la única de dirección inversa y la que este trabajo recomienda incorporar, ya desciende al segundo lugar (3,655) por detrás de la pirámide de Laplace (3,620). Incorporando las ocho métricas adicionales que el mismo evaluador calcula —Qabf, Nabf, SCD, VIF, FMI, Q0, QW y QE, con Nabf en su dirección inversa— la propuesta desciende al tercer lugar (3,459), el primer puesto pasa a la pirámide de Laplace (3,147), el segundo a DTCWT (3,259) y el Top-Hat clásico cae al último (5,000). Ninguna imagen fusionada cambió entre los tres cálculos: cambió el conjunto de métricas, y el descenso es monótono a medida que la batería se completa. Se sostiene, por tanto, H2, y de ello se sigue que todo orden agregado debe reportarse junto a la composición del conjunto que lo produce.</w:t>
       </w:r>
     </w:p>
     <w:p>
@@ -35193,7 +35193,7 @@
         <w:rPr>
           <w:rFonts w:eastAsia="Times New Roman" w:cs="Times New Roman"/>
         </w:rPr>
-        <w:t>Las pruebas no paramétricas confirman que las diferencias observadas no son fruto del azar: la prueba de Friedman es altamente significativa (p &lt; 0,001) en las nueve métricas, y las comparaciones pareadas Wilcoxon con corrección de Holm corroboran las superioridades específicas reportadas (ganancia significativa en entropía, eficiencia de fusión, gradiente medio y frecuencia espacial frente a los cinco métodos del estado del arte).</w:t>
+        <w:t>Las pruebas no paramétricas confirman que las diferencias observadas no son fruto del azar: la prueba de Friedman rechaza la igualdad en las nueve métricas, con valores p entre 8,4 · 10⁻²² y 1,1 · 10⁻¹⁰, y las comparaciones pareadas Wilcoxon con corrección de Holm corroboran las superioridades específicas reportadas (ganancia significativa en entropía, eficiencia de fusión, gradiente medio y frecuencia espacial frente a los cinco métodos del estado del arte).</w:t>
       </w:r>
     </w:p>
     <w:p>

--- a/docs/Tesis_Borrador_V3.docx
+++ b/docs/Tesis_Borrador_V3.docx
@@ -1187,7 +1187,7 @@
         <w:rPr>
           <w:rFonts w:eastAsia="Times New Roman" w:cs="Times New Roman"/>
         </w:rPr>
-        <w:t>La fusión de imágenes visible (VIS) e infrarroja (IR) busca una sola imagen que conserve el detalle del visible y la firma térmica del infrarrojo, y se aplica en vigilancia, conducción nocturna y búsqueda y rescate. Este trabajo propone la PROPUESTA NOVEDOSA, un método de fusión basado en la transformada Top-Hat que, sobre una única escala, promedia las respuestas de cuatro elementos estructurantes lineales (0°, 45°, 90°, 135°) y las suma a la respuesta de un disco para obtener transformadas Top-Hat y Bottom-Hat óptimas; la reconstrucción sigue el esquema aditivo–sustractivo de Bala et al., y el radio r del banco de elementos estructurantes y el peso de contraste m se ajustan automáticamente por Optimización por Enjambre de Partículas (PSO), cuya configuración se selecciona mediante un barrido sistemático de 25 combinaciones de partículas e iteraciones (2–10 × 10–50), replicando el diseño experimental de Ortega y Espinoza (2025). Se lo compara con seis métodos: cinco representativos del estado del arte —pirámide de Laplace (LP), Ratio of low-pass Pyramid (RP), wavelet discreta (DWT), Dual-Tree Complex Wavelet (DTCWT) y curvelet (CVT)— y la metodología clásica de la transformada Top-Hat, sobre el TNO Image Fusion Dataset, con nueve métricas sin referencia bajo pruebas no paramétricas (Friedman y Wilcoxon con corrección de Holm). En su configuración óptima (r=25 por diseño; m=0,30, el piso del rango de búsqueda) la propuesta lidera la entropía y la eficiencia de fusión del estudio (EN=6,9855; FE=1,1047) y se ubica segunda en contraste, gradiente medio y frecuencia espacial (SD=0,1439; MG=0,0355; SF=17,4425), con ventaja estadísticamente significativa sobre los cinco métodos del estado del arte en EN, FE, MG y SF; cede, en cambio, en las métricas de fidelidad a las fuentes (SSIM=0,6584; PSNR=16,8409) y en información mutua, lideradas por los métodos multiescala. En el ranking agregado de las nueve métricas —promedio de los rangos obtenidos dentro de cada par de imágenes— ocupa el primer lugar (3,39), por delante de la pirámide de Laplace (3,91) y del Top-Hat clásico (3,94). Como evaluación orientada a tarea, el reentrenamiento de un detector (YOLOv8n) sobre el conjunto etiquetado LLVIP muestra que toda fusión supera con claridad al visible solo (mAP@0,5 de 0,81 a 0,91–0,95), aunque el infrarrojo solo es la modalidad más fuerte (0,971) y la propuesta queda en el extremo inferior de la banda de fusiones (0,906), evidenciando que el realce que premian las métricas de actividad no se traslada a la detección. En un experimento complementario sobre M3FD, con dos clases de visibilidad opuesta (personas/IR y luces/VIS) y un único detector entrenado con ambas modalidades, la Ratio Pyramid es la única entrada cuyo promedio del par complementario (0,622) supera a las dos modalidades por separado (0,618 del visible y 0,563 del infrarrojo), mientras la propuesta alcanza 0,564, al nivel del infrarrojo solo. Se concluye que la propuesta destaca en actividad, detalle y contenido informativo —superando de forma significativa al estado del arte en cuatro de las nueve métricas y a la metodología clásica en seis—, aporta un operador morfológico de una sola escala interpretable y de bajo costo optimizado con una metodología publicada (Ortega y Espinoza, 2025), y, en la evaluación orientada a tarea, documenta un hallazgo relevante: la configuración que maximiza las métricas de actividad no es la que maximiza el desempeño de detección, de modo que ambos criterios deben reportarse por separado.</w:t>
+        <w:t>La fusión de imágenes visible (VIS) e infrarroja (IR) busca una sola imagen que conserve el detalle del visible y la firma térmica del infrarrojo, y se aplica en vigilancia, conducción nocturna y búsqueda y rescate. Este trabajo propone la PROPUESTA NOVEDOSA, un método de fusión basado en la transformada Top-Hat que, sobre una única escala, promedia las respuestas de cuatro elementos estructurantes lineales (0°, 45°, 90°, 135°) y las suma a la respuesta de un disco para obtener transformadas Top-Hat y Bottom-Hat óptimas; la reconstrucción sigue el esquema aditivo–sustractivo de Bala et al., y el radio r del banco de elementos estructurantes y el peso de contraste m se ajustan automáticamente por Optimización por Enjambre de Partículas (PSO), cuya configuración se selecciona mediante un barrido sistemático de 25 combinaciones de partículas e iteraciones (2–10 × 10–50), replicando el diseño experimental de Ortega y Espinoza (2025). Se lo compara con seis métodos: cinco representativos del estado del arte —pirámide de Laplace (LP), Ratio of low-pass Pyramid (RP), wavelet discreta (DWT), Dual-Tree Complex Wavelet (DTCWT) y curvelet (CVT)— y la metodología clásica de la transformada Top-Hat, sobre el TNO Image Fusion Dataset, con nueve métricas sin referencia bajo pruebas no paramétricas (Friedman y Wilcoxon con corrección de Holm). En su configuración óptima (r=25 por diseño; m=0,30, el piso del rango de búsqueda) la propuesta lidera la entropía y la eficiencia de fusión del estudio (EN=6,9855; FE=1,1047) y se ubica segunda en contraste, gradiente medio y frecuencia espacial (SD=0,1439; MG=0,0355; SF=17,4425), con ventaja estadísticamente significativa sobre los cinco métodos del estado del arte en EN, FE, MG y SF; cede, en cambio, en las métricas de fidelidad a las fuentes (SSIM=0,6584; PSNR=16,8409) y en información mutua, lideradas por los métodos multiescala. En el ranking agregado de las nueve métricas —promedio de los rangos obtenidos dentro de cada par de imágenes— ocupa el primer lugar (3,39), por delante de la pirámide de Laplace (3,91) y del Top-Hat clásico (3,94). Como evaluación orientada a tarea, el reentrenamiento de un detector (YOLOv8n) sobre el conjunto etiquetado LLVIP —repetido con 5 semillas de entrenamiento por entrada, 45 corridas en total— muestra que toda fusión supera con claridad al visible solo (0,795 de media frente a la banda 0,904–0,952), en las 5 semillas y muy por encima del ruido de inicialización, que es de 0,0128 de desvío. El infrarrojo solo es la modalidad más fuerte (0,961) y supera a 6 de las siete fusiones, aunque de la séptima, la pirámide de laplace, no se distingue. La propuesta alcanza 0,9283 y queda 3.ª de siete, indistinguible de 4 de sus seis rivales, lo que evidencia que el realce que premian las métricas de actividad no se traslada a la detección. En un experimento complementario sobre M3FD, con dos clases de visibilidad opuesta (personas/IR y luces/VIS) y un único detector entrenado con ambas modalidades, la Ratio Pyramid es la única entrada cuyo promedio del par complementario (0,622) supera a las dos modalidades por separado (0,618 del visible y 0,563 del infrarrojo), mientras la propuesta alcanza 0,564, al nivel del infrarrojo solo. Se concluye que la propuesta destaca en actividad, detalle y contenido informativo —superando de forma significativa al estado del arte en cuatro de las nueve métricas y a la metodología clásica en seis—, aporta un operador morfológico de una sola escala interpretable y de bajo costo optimizado con una metodología publicada (Ortega y Espinoza, 2025), y, en la evaluación orientada a tarea, documenta un hallazgo relevante: la configuración que maximiza las métricas de actividad no es la que maximiza el desempeño de detección, de modo que ambos criterios deben reportarse por separado.</w:t>
       </w:r>
     </w:p>
     <w:p>
@@ -1243,7 +1243,7 @@
         <w:rPr>
           <w:rFonts w:eastAsia="Times New Roman" w:cs="Times New Roman"/>
         </w:rPr>
-        <w:t>Visible (VIS) and infrared (IR) image fusion is key for computer perception under adverse conditions (surveillance, night driving, search and rescue). This work proposes the NOVEL PROPOSAL, a fusion method based on the Top-Hat transform that, on a single scale, averages the responses of four linear structuring elements (0°, 45°, 90°, 135°) and adds them to the disk response to obtain optimal Top-Hat and Bottom-Hat transforms; reconstruction follows the additive–subtractive scheme of Bala et al., and the structuring-element radius r and the contrast weight m are tuned automatically by Particle Swarm Optimization (PSO), whose configuration is selected through a systematic sweep of 25 particle/iteration combinations (2–10 × 10–50), replicating the experimental design of Ortega and Espinoza (2025). It is compared against six methods: five representative of the state of the art —Laplacian pyramid (LP), Ratio of low-pass Pyramid (RP), Discrete Wavelet Transform (DWT), Dual-Tree Complex Wavelet Transform (DTCWT) and Curvelet (CVT)— plus the classical Top-Hat fusion methodology, on the TNO Image Fusion Dataset, using nine no-reference metrics under non-parametric testing (Friedman, Wilcoxon with Holm correction). At its optimal configuration (r=25 by design; m=0.30, the floor of the search range) the proposal leads the study in entropy and fusion efficiency (EN=6.9855; FE=1.1047) and ranks second in contrast, mean gradient and spatial frequency (SD=0.1439; MG=0.0355; SF=17.4425), with a statistically significant advantage over the five state-of-the-art methods in EN, FE, MG and SF; it yields, in turn, on the fidelity metrics (SSIM=0.6584; PSNR=16.8409) and on mutual information, led by the multiscale methods. In the aggregate ranking over the nine metrics —the average of the ranks obtained within each image pair— it ranks first (3.39), ahead of the Laplacian pyramid (3.91) and the classical Top-Hat (3.94). As a task-oriented evaluation, retraining a detector (YOLOv8n) on the labeled LLVIP dataset shows that every fusion clearly outperforms the visible modality alone (mAP@0.5 from 0.81 to 0.91–0.95), although the infrared alone remains the strongest modality (0.971) and the proposal falls at the lower end of the fusion band (0.906), evidencing that the enhancement rewarded by activity metrics does not transfer to detection. In a complementary experiment on M3FD, with two classes of opposite visibility (people/IR and lamps/VIS) and a single detector trained on both modalities, the Ratio Pyramid is the only input whose complementary-pair average (0.622) exceeds both single modalities (0.618 for the visible and 0.563 for the infrared), while the proposal reaches 0.564, on par with the infrared alone. We conclude that the proposal stands out in activity, detail and information content —significantly outperforming the state of the art in four of the nine metrics and the classical methodology in six—, contributes an interpretable single-scale morphological operator optimized with a published methodology (Ortega and Espinoza, 2025), and, in the task-oriented evaluation, documents a relevant finding: the configuration that maximizes activity metrics is not the one that maximizes detection performance, so both criteria must be reported separately.</w:t>
+        <w:t>Visible (VIS) and infrared (IR) image fusion is key for computer perception under adverse conditions (surveillance, night driving, search and rescue). This work proposes the NOVEL PROPOSAL, a fusion method based on the Top-Hat transform that, on a single scale, averages the responses of four linear structuring elements (0°, 45°, 90°, 135°) and adds them to the disk response to obtain optimal Top-Hat and Bottom-Hat transforms; reconstruction follows the additive–subtractive scheme of Bala et al., and the structuring-element radius r and the contrast weight m are tuned automatically by Particle Swarm Optimization (PSO), whose configuration is selected through a systematic sweep of 25 particle/iteration combinations (2–10 × 10–50), replicating the experimental design of Ortega and Espinoza (2025). It is compared against six methods: five representative of the state of the art —Laplacian pyramid (LP), Ratio of low-pass Pyramid (RP), Discrete Wavelet Transform (DWT), Dual-Tree Complex Wavelet Transform (DTCWT) and Curvelet (CVT)— plus the classical Top-Hat fusion methodology, on the TNO Image Fusion Dataset, using nine no-reference metrics under non-parametric testing (Friedman, Wilcoxon with Holm correction). At its optimal configuration (r=25 by design; m=0.30, the floor of the search range) the proposal leads the study in entropy and fusion efficiency (EN=6.9855; FE=1.1047) and ranks second in contrast, mean gradient and spatial frequency (SD=0.1439; MG=0.0355; SF=17.4425), with a statistically significant advantage over the five state-of-the-art methods in EN, FE, MG and SF; it yields, in turn, on the fidelity metrics (SSIM=0.6584; PSNR=16.8409) and on mutual information, led by the multiscale methods. In the aggregate ranking over the nine metrics —the average of the ranks obtained within each image pair— it ranks first (3.39), ahead of the Laplacian pyramid (3.91) and the classical Top-Hat (3.94). As a task-oriented evaluation, retraining a detector (YOLOv8n) on the labeled LLVIP dataset —repeated with 5 training seeds per input, 45 runs in total— shows that every fusion clearly outperforms the visible modality alone (mAP@0.5 from 0.81 to 0.91–0.95), although the infrared alone remains the strongest modality (0.971) and the proposal falls at the lower end of the fusion band (0.906), evidencing that the enhancement rewarded by activity metrics does not transfer to detection. In a complementary experiment on M3FD, with two classes of opposite visibility (people/IR and lamps/VIS) and a single detector trained on both modalities, the Ratio Pyramid is the only input whose complementary-pair average (0.622) exceeds both single modalities (0.618 for the visible and 0.563 for the infrared), while the proposal reaches 0.564, on par with the infrared alone. We conclude that the proposal stands out in activity, detail and information content —significantly outperforming the state of the art in four of the nine metrics and the classical methodology in six—, contributes an interpretable single-scale morphological operator optimized with a published methodology (Ortega and Espinoza, 2025), and, in the task-oriented evaluation, documents a relevant finding: the configuration that maximizes activity metrics is not the one that maximizes detection performance, so both criteria must be reported separately.</w:t>
       </w:r>
     </w:p>
     <w:p>
@@ -2699,9 +2699,9 @@
           <w:b w:val="false"/>
           <w:sz w:val="24"/>
         </w:rPr>
-        <w:t xml:space="preserve">5.8.1 Sensibilidad del orden de mérito y redundancia interna (H2, H4)</w:t>
+        <w:t>5.8.1 Sensibilidad del orden de mérito y redundancia interna (H2, H4)</w:t>
         <w:tab/>
-        <w:t>59</w:t>
+        <w:t>60</w:t>
       </w:r>
     </w:p>
     <w:p>
@@ -2855,7 +2855,7 @@
         </w:rPr>
         <w:t>6.2 Recomendaciones</w:t>
         <w:tab/>
-        <w:t>66</w:t>
+        <w:t>67</w:t>
       </w:r>
     </w:p>
     <w:p>
@@ -2877,7 +2877,7 @@
         </w:rPr>
         <w:t>7. REFERENCIAS BIBLIOGRÁFICAS</w:t>
         <w:tab/>
-        <w:t>68</w:t>
+        <w:t>69</w:t>
       </w:r>
     </w:p>
     <w:p>
@@ -2899,7 +2899,7 @@
         </w:rPr>
         <w:t>8. APÉNDICE</w:t>
         <w:tab/>
-        <w:t>72</w:t>
+        <w:t>73</w:t>
       </w:r>
     </w:p>
     <w:p>
@@ -2921,7 +2921,7 @@
         </w:rPr>
         <w:t>A. Repositorio del código</w:t>
         <w:tab/>
-        <w:t>72</w:t>
+        <w:t>73</w:t>
       </w:r>
     </w:p>
     <w:p>
@@ -2943,7 +2943,7 @@
         </w:rPr>
         <w:t>B. Configuraciones del barrido PSO</w:t>
         <w:tab/>
-        <w:t>72</w:t>
+        <w:t>73</w:t>
       </w:r>
     </w:p>
     <w:p>
@@ -2965,7 +2965,7 @@
         </w:rPr>
         <w:t>C. Tablas estadísticas extendidas</w:t>
         <w:tab/>
-        <w:t>72</w:t>
+        <w:t>73</w:t>
       </w:r>
     </w:p>
     <w:p>
@@ -2987,7 +2987,7 @@
         </w:rPr>
         <w:t>D. Pseudocódigo de la fusión Top-Hat clásica</w:t>
         <w:tab/>
-        <w:t>73</w:t>
+        <w:t>74</w:t>
       </w:r>
     </w:p>
     <w:p>
@@ -3009,7 +3009,7 @@
         </w:rPr>
         <w:t>E. Refinamiento metodológico de la regla de fusión</w:t>
         <w:tab/>
-        <w:t>73</w:t>
+        <w:t>74</w:t>
       </w:r>
     </w:p>
     <w:p>
@@ -3031,7 +3031,7 @@
         </w:rPr>
         <w:t>F. Hardware y tiempos de ejecución</w:t>
         <w:tab/>
-        <w:t>74</w:t>
+        <w:t>75</w:t>
       </w:r>
       <w:r>
         <w:br w:type="page"/>
@@ -5927,7 +5927,7 @@
         <w:rPr>
           <w:rFonts w:eastAsia="Times New Roman" w:cs="Times New Roman"/>
         </w:rPr>
-        <w:t>Tercero, la evaluación orientada a tarea con verdad de campo se realizó con un único detector (YOLOv8n) sobre un subconjunto de LLVIP (2.000 imágenes de entrenamiento y 500 de validación, 40 épocas); extenderla a otros detectores y al conjunto completo queda como trabajo futuro. Cuarto, la regla de fusión por capa es la de selección por actividad local máxima, sin explorar reglas adaptativas. Quinto, no se evaluaron métodos basados en aprendizaje profundo, dado que tales comparaciones requieren protocolos de entrenamiento cuyos sesgos exceden el alcance de esta tesis. Sexto, los veinte pares corresponden a trece escenas distintas —cuatro de ellas con varias vistas o instantes del mismo sujeto—, de modo que los bloques de las pruebas no son plenamente independientes y el tamaño de muestra efectivo es menor que veinte. Séptimo, la eficiencia de fusión (FE) es la entropía reescalada por una constante por escena, por lo que la batería de nueve métricas contiene ocho cantidades independientes; excluyendo FE la propuesta sigue primera (3,631 frente a 3,994 de la pirámide de Laplace), aunque el resto del orden se reacomoda. Octavo, el comparador identificado como curvelet está implementado como una aproximación mediante wavelet 2D (db4) y no como una transformada curvelet propiamente dicha, de modo que los valores de CVT deben leerse referidos a esa aproximación. Noveno, la función de aptitud del trabajo de referencia y la batería de evaluación discrepan en el radio: Fo favorece r = 1 y las nueve métricas r = 25, por lo que la configuración adoptada se apoya en el criterio de evaluación y no en la optimización, que sí determina el peso m. Décimo, en el conteo por escena sobre M3FD —232 escenas con ambas clases complementarias— la propuesta recupera las dos clases en el 50,0 % de los casos frente al 53,0 % del visible solo (8 escenas ganadas y 15 perdidas; McNemar exacto p = 0,2100) y resuelve 2 de las 90 escenas críticas, de manera que no mejora la tarea de clases complementarias.</w:t>
+        <w:t>Tercero, la evaluación orientada a tarea con verdad de campo se realizó con un único detector (YOLOv8n), repetido con 5 semillas de entrenamiento por entrada en LLVIP —lo que permite separar la diferencia entre métodos del ruido de inicialización— pero con una sola en M3FD sobre un subconjunto de LLVIP (2.000 imágenes de entrenamiento y 500 de validación, 40 épocas); extenderla a otros detectores y al conjunto completo queda como trabajo futuro. Cuarto, la regla de fusión por capa es la de selección por actividad local máxima, sin explorar reglas adaptativas. Quinto, no se evaluaron métodos basados en aprendizaje profundo, dado que tales comparaciones requieren protocolos de entrenamiento cuyos sesgos exceden el alcance de esta tesis. Sexto, los veinte pares corresponden a trece escenas distintas —cuatro de ellas con varias vistas o instantes del mismo sujeto—, de modo que los bloques de las pruebas no son plenamente independientes y el tamaño de muestra efectivo es menor que veinte. Séptimo, la eficiencia de fusión (FE) es la entropía reescalada por una constante por escena, por lo que la batería de nueve métricas contiene ocho cantidades independientes; excluyendo FE la propuesta sigue primera (3,631 frente a 3,994 de la pirámide de Laplace), aunque el resto del orden se reacomoda. Octavo, el comparador identificado como curvelet está implementado como una aproximación mediante wavelet 2D (db4) y no como una transformada curvelet propiamente dicha, de modo que los valores de CVT deben leerse referidos a esa aproximación. Noveno, la función de aptitud del trabajo de referencia y la batería de evaluación discrepan en el radio: Fo favorece r = 1 y las nueve métricas r = 25, por lo que la configuración adoptada se apoya en el criterio de evaluación y no en la optimización, que sí determina el peso m. Décimo, en el conteo por escena sobre M3FD —232 escenas con ambas clases complementarias— la propuesta recupera las dos clases en el 50,0 % de los casos frente al 53,0 % del visible solo (8 escenas ganadas y 15 perdidas; McNemar exacto p = 0,2100) y resuelve 2 de las 90 escenas críticas, de manera que no mejora la tarea de clases complementarias.</w:t>
       </w:r>
     </w:p>
     <w:p>
@@ -26052,7 +26052,7 @@
         <w:rPr>
           <w:rFonts w:eastAsia="Times New Roman" w:cs="Times New Roman"/>
         </w:rPr>
-        <w:t>Para una evaluación concluyente —con verdad de campo— se reentrenó el mismo detector (YOLOv8n) por separado sobre cada modalidad usando el conjunto LLVIP (15.488 pares VIS/IR registrados, peatones en baja luz; subconjunto de 2.000/500 imágenes, 40 épocas, idéntica configuración). Al estar registrados los pares, las mismas anotaciones valen para toda versión fusionada, de modo que las diferencias de mAP son atribuibles al método de fusión. La Tabla 8 reporta mAP@0,5 y mAP@0,5:0,95.</w:t>
+        <w:t>Para una evaluación concluyente —con verdad de campo— se reentrenó el mismo detector (YOLOv8n) por separado sobre cada modalidad, 5 veces por entrada cambiando únicamente la semilla de inicialización usando el conjunto LLVIP (15.488 pares VIS/IR registrados, peatones en baja luz; subconjunto de 2.000/500 imágenes, 40 épocas, idéntica configuración). Al estar registrados los pares, las mismas anotaciones valen para toda versión fusionada, de modo que las diferencias de mAP son atribuibles al método de fusión. La Tabla 8 reporta mAP@0,5 y mAP@0,5:0,95.</w:t>
       </w:r>
     </w:p>
     <w:p>
@@ -26148,7 +26148,7 @@
                 <w:color w:val="FFFFFF"/>
                 <w:sz w:val="19"/>
               </w:rPr>
-              <w:t>mAP@0,5 ↑</w:t>
+              <w:t>mAP@0,5 ↑ (media ± desv.)</w:t>
             </w:r>
           </w:p>
         </w:tc>
@@ -26177,7 +26177,7 @@
                 <w:color w:val="FFFFFF"/>
                 <w:sz w:val="19"/>
               </w:rPr>
-              <w:t>mAP@0,5:0,95 ↑</w:t>
+              <w:t>mAP@0,5:0,95 ↑ (media ± desv.)</w:t>
             </w:r>
           </w:p>
         </w:tc>
@@ -26292,7 +26292,7 @@
                 <w:rFonts w:eastAsia="Times New Roman" w:cs="Times New Roman"/>
                 <w:sz w:val="19"/>
               </w:rPr>
-              <w:t xml:space="preserve">0,813</w:t>
+              <w:t>0,795 ± 0,0123</w:t>
             </w:r>
           </w:p>
         </w:tc>
@@ -26319,7 +26319,7 @@
                 <w:rFonts w:eastAsia="Times New Roman" w:cs="Times New Roman"/>
                 <w:sz w:val="19"/>
               </w:rPr>
-              <w:t xml:space="preserve">0,450</w:t>
+              <w:t>0,429 ± 0,0120</w:t>
             </w:r>
           </w:p>
         </w:tc>
@@ -26346,7 +26346,7 @@
                 <w:rFonts w:eastAsia="Times New Roman" w:cs="Times New Roman"/>
                 <w:sz w:val="19"/>
               </w:rPr>
-              <w:t xml:space="preserve">0,851</w:t>
+              <w:t>0,831</w:t>
             </w:r>
           </w:p>
         </w:tc>
@@ -26373,7 +26373,7 @@
                 <w:rFonts w:eastAsia="Times New Roman" w:cs="Times New Roman"/>
                 <w:sz w:val="19"/>
               </w:rPr>
-              <w:t xml:space="preserve">0,743</w:t>
+              <w:t>0,714</w:t>
             </w:r>
           </w:p>
         </w:tc>
@@ -26431,7 +26431,7 @@
                 <w:rFonts w:eastAsia="Times New Roman" w:cs="Times New Roman"/>
                 <w:sz w:val="19"/>
               </w:rPr>
-              <w:t xml:space="preserve">0,971</w:t>
+              <w:t>0,961 ± 0,0139</w:t>
             </w:r>
           </w:p>
         </w:tc>
@@ -26459,7 +26459,7 @@
                 <w:rFonts w:eastAsia="Times New Roman" w:cs="Times New Roman"/>
                 <w:sz w:val="19"/>
               </w:rPr>
-              <w:t xml:space="preserve">0,621</w:t>
+              <w:t>0,592 ± 0,0259</w:t>
             </w:r>
           </w:p>
         </w:tc>
@@ -26486,7 +26486,7 @@
                 <w:rFonts w:eastAsia="Times New Roman" w:cs="Times New Roman"/>
                 <w:sz w:val="19"/>
               </w:rPr>
-              <w:t xml:space="preserve">0,976</w:t>
+              <w:t>0,969</w:t>
             </w:r>
           </w:p>
         </w:tc>
@@ -26514,7 +26514,7 @@
                 <w:rFonts w:eastAsia="Times New Roman" w:cs="Times New Roman"/>
                 <w:sz w:val="19"/>
               </w:rPr>
-              <w:t xml:space="preserve">0,924</w:t>
+              <w:t>0,884</w:t>
             </w:r>
           </w:p>
         </w:tc>
@@ -26571,7 +26571,7 @@
                 <w:rFonts w:eastAsia="Times New Roman" w:cs="Times New Roman"/>
                 <w:sz w:val="19"/>
               </w:rPr>
-              <w:t xml:space="preserve">0,952</w:t>
+              <w:t>0,952 ± 0,0064</w:t>
             </w:r>
           </w:p>
         </w:tc>
@@ -26598,7 +26598,7 @@
                 <w:rFonts w:eastAsia="Times New Roman" w:cs="Times New Roman"/>
                 <w:sz w:val="19"/>
               </w:rPr>
-              <w:t xml:space="preserve">0,565</w:t>
+              <w:t>0,583 ± 0,0162</w:t>
             </w:r>
           </w:p>
         </w:tc>
@@ -26625,7 +26625,7 @@
                 <w:rFonts w:eastAsia="Times New Roman" w:cs="Times New Roman"/>
                 <w:sz w:val="19"/>
               </w:rPr>
-              <w:t xml:space="preserve">0,969</w:t>
+              <w:t>0,966</w:t>
             </w:r>
           </w:p>
         </w:tc>
@@ -26652,7 +26652,7 @@
                 <w:rFonts w:eastAsia="Times New Roman" w:cs="Times New Roman"/>
                 <w:sz w:val="19"/>
               </w:rPr>
-              <w:t xml:space="preserve">0,902</w:t>
+              <w:t>0,889</w:t>
             </w:r>
           </w:p>
         </w:tc>
@@ -26709,7 +26709,7 @@
                 <w:rFonts w:eastAsia="Times New Roman" w:cs="Times New Roman"/>
                 <w:sz w:val="19"/>
               </w:rPr>
-              <w:t xml:space="preserve">0,906</w:t>
+              <w:t>0,904 ± 0,0063</w:t>
             </w:r>
           </w:p>
         </w:tc>
@@ -26736,7 +26736,7 @@
                 <w:rFonts w:eastAsia="Times New Roman" w:cs="Times New Roman"/>
                 <w:sz w:val="19"/>
               </w:rPr>
-              <w:t xml:space="preserve">0,500</w:t>
+              <w:t>0,511 ± 0,0090</w:t>
             </w:r>
           </w:p>
         </w:tc>
@@ -26763,7 +26763,7 @@
                 <w:rFonts w:eastAsia="Times New Roman" w:cs="Times New Roman"/>
                 <w:sz w:val="19"/>
               </w:rPr>
-              <w:t xml:space="preserve">0,924</w:t>
+              <w:t>0,925</w:t>
             </w:r>
           </w:p>
         </w:tc>
@@ -26790,7 +26790,7 @@
                 <w:rFonts w:eastAsia="Times New Roman" w:cs="Times New Roman"/>
                 <w:sz w:val="19"/>
               </w:rPr>
-              <w:t xml:space="preserve">0,843</w:t>
+              <w:t>0,835</w:t>
             </w:r>
           </w:p>
         </w:tc>
@@ -26847,7 +26847,7 @@
                 <w:rFonts w:eastAsia="Times New Roman" w:cs="Times New Roman"/>
                 <w:sz w:val="19"/>
               </w:rPr>
-              <w:t xml:space="preserve">0,939</w:t>
+              <w:t>0,918 ± 0,0288</w:t>
             </w:r>
           </w:p>
         </w:tc>
@@ -26874,7 +26874,7 @@
                 <w:rFonts w:eastAsia="Times New Roman" w:cs="Times New Roman"/>
                 <w:sz w:val="19"/>
               </w:rPr>
-              <w:t xml:space="preserve">0,602</w:t>
+              <w:t>0,575 ± 0,0229</w:t>
             </w:r>
           </w:p>
         </w:tc>
@@ -26902,7 +26902,7 @@
                 <w:rFonts w:eastAsia="Times New Roman" w:cs="Times New Roman"/>
                 <w:sz w:val="19"/>
               </w:rPr>
-              <w:t xml:space="preserve">0,930</w:t>
+              <w:t>0,907</w:t>
             </w:r>
           </w:p>
         </w:tc>
@@ -26929,7 +26929,7 @@
                 <w:rFonts w:eastAsia="Times New Roman" w:cs="Times New Roman"/>
                 <w:sz w:val="19"/>
               </w:rPr>
-              <w:t xml:space="preserve">0,818</w:t>
+              <w:t>0,821</w:t>
             </w:r>
           </w:p>
         </w:tc>
@@ -26986,7 +26986,7 @@
                 <w:rFonts w:eastAsia="Times New Roman" w:cs="Times New Roman"/>
                 <w:sz w:val="19"/>
               </w:rPr>
-              <w:t xml:space="preserve">0,949</w:t>
+              <w:t>0,936 ± 0,0095</w:t>
             </w:r>
           </w:p>
         </w:tc>
@@ -27013,7 +27013,7 @@
                 <w:rFonts w:eastAsia="Times New Roman" w:cs="Times New Roman"/>
                 <w:sz w:val="19"/>
               </w:rPr>
-              <w:t xml:space="preserve">0,603</w:t>
+              <w:t>0,589 ± 0,0118</w:t>
             </w:r>
           </w:p>
         </w:tc>
@@ -27040,7 +27040,7 @@
                 <w:rFonts w:eastAsia="Times New Roman" w:cs="Times New Roman"/>
                 <w:sz w:val="19"/>
               </w:rPr>
-              <w:t xml:space="preserve">0,971</w:t>
+              <w:t>0,940</w:t>
             </w:r>
           </w:p>
         </w:tc>
@@ -27067,7 +27067,7 @@
                 <w:rFonts w:eastAsia="Times New Roman" w:cs="Times New Roman"/>
                 <w:sz w:val="19"/>
               </w:rPr>
-              <w:t xml:space="preserve">0,872</w:t>
+              <w:t>0,819</w:t>
             </w:r>
           </w:p>
         </w:tc>
@@ -27124,7 +27124,7 @@
                 <w:rFonts w:eastAsia="Times New Roman" w:cs="Times New Roman"/>
                 <w:sz w:val="19"/>
               </w:rPr>
-              <w:t xml:space="preserve">0,940</w:t>
+              <w:t>0,926 ± 0,0128</w:t>
             </w:r>
           </w:p>
         </w:tc>
@@ -27151,7 +27151,7 @@
                 <w:rFonts w:eastAsia="Times New Roman" w:cs="Times New Roman"/>
                 <w:sz w:val="19"/>
               </w:rPr>
-              <w:t xml:space="preserve">0,608</w:t>
+              <w:t>0,578 ± 0,0217</w:t>
             </w:r>
           </w:p>
         </w:tc>
@@ -27178,7 +27178,7 @@
                 <w:rFonts w:eastAsia="Times New Roman" w:cs="Times New Roman"/>
                 <w:sz w:val="19"/>
               </w:rPr>
-              <w:t xml:space="preserve">0,962</w:t>
+              <w:t>0,946</w:t>
             </w:r>
           </w:p>
         </w:tc>
@@ -27205,7 +27205,7 @@
                 <w:rFonts w:eastAsia="Times New Roman" w:cs="Times New Roman"/>
                 <w:sz w:val="19"/>
               </w:rPr>
-              <w:t xml:space="preserve">0,850</w:t>
+              <w:t>0,807</w:t>
             </w:r>
           </w:p>
         </w:tc>
@@ -27262,7 +27262,7 @@
                 <w:rFonts w:eastAsia="Times New Roman" w:cs="Times New Roman"/>
                 <w:sz w:val="19"/>
               </w:rPr>
-              <w:t xml:space="preserve">0,933</w:t>
+              <w:t>0,923 ± 0,0131</w:t>
             </w:r>
           </w:p>
         </w:tc>
@@ -27289,7 +27289,7 @@
                 <w:rFonts w:eastAsia="Times New Roman" w:cs="Times New Roman"/>
                 <w:sz w:val="19"/>
               </w:rPr>
-              <w:t>0,609</w:t>
+              <w:t>0,587 ± 0,0260</w:t>
             </w:r>
           </w:p>
         </w:tc>
@@ -27316,7 +27316,7 @@
                 <w:rFonts w:eastAsia="Times New Roman" w:cs="Times New Roman"/>
                 <w:sz w:val="19"/>
               </w:rPr>
-              <w:t xml:space="preserve">0,954</w:t>
+              <w:t>0,950</w:t>
             </w:r>
           </w:p>
         </w:tc>
@@ -27343,7 +27343,7 @@
                 <w:rFonts w:eastAsia="Times New Roman" w:cs="Times New Roman"/>
                 <w:sz w:val="19"/>
               </w:rPr>
-              <w:t xml:space="preserve">0,871</w:t>
+              <w:t>0,830</w:t>
             </w:r>
           </w:p>
         </w:tc>
@@ -27401,7 +27401,7 @@
                 <w:rFonts w:eastAsia="Times New Roman" w:cs="Times New Roman"/>
                 <w:sz w:val="19"/>
               </w:rPr>
-              <w:t xml:space="preserve">0,906</w:t>
+              <w:t>0,928 ± 0,0130</w:t>
             </w:r>
           </w:p>
         </w:tc>
@@ -27428,7 +27428,7 @@
                 <w:rFonts w:eastAsia="Times New Roman" w:cs="Times New Roman"/>
                 <w:sz w:val="19"/>
               </w:rPr>
-              <w:t xml:space="preserve">0,581</w:t>
+              <w:t>0,577 ± 0,0149</w:t>
             </w:r>
           </w:p>
         </w:tc>
@@ -27455,7 +27455,7 @@
                 <w:rFonts w:eastAsia="Times New Roman" w:cs="Times New Roman"/>
                 <w:sz w:val="19"/>
               </w:rPr>
-              <w:t xml:space="preserve">0,876</w:t>
+              <w:t>0,944</w:t>
             </w:r>
           </w:p>
         </w:tc>
@@ -27482,7 +27482,7 @@
                 <w:rFonts w:eastAsia="Times New Roman" w:cs="Times New Roman"/>
                 <w:sz w:val="19"/>
               </w:rPr>
-              <w:t xml:space="preserve">0,761</w:t>
+              <w:t>0,828</w:t>
             </w:r>
           </w:p>
         </w:tc>
@@ -27500,7 +27500,61 @@
         <w:rPr>
           <w:rFonts w:eastAsia="Times New Roman" w:cs="Times New Roman"/>
         </w:rPr>
-        <w:t>La Tabla 8 admite tres lecturas. Primero, toda fusión mejora con claridad sobre el visible solo (mAP@0,5 de 0,813 a una banda de 0,906–0,952, es decir entre +0,09 y +0,14 puntos): cuando el canal visible es débil —escenas nocturnas—, fusionar aporta información decisiva. Segundo, el infrarrojo solo es la modalidad más fuerte (mAP@0,5 = 0,971; mAP@0,5:0,95 = 0,621) y ninguna fusión lo supera, coherente con que LLVIP es detección de peatones en baja luz, donde la firma térmica domina. Tercero, entre las fusiones la pirámide de Laplace encabeza (0,952), seguida de cerca por DTCWT (0,949) y el curvelet (0,940), mientras que la Propuesta Novedosa queda en el extremo inferior de la banda (0,906), a la par de la Ratio Pyramid. La conclusión es matizada y relevante: el realce acentuado que favorece a las métricas de actividad no mejora la detección —el detector se beneficia más de una fusión conservadora y fiel a las fuentes que de un contraste elevado—, de modo que la calidad de imagen medida por actividad no se traslada a la tarea; la elección del método depende del criterio operativo prioritario —en consonancia con lo señalado por Singh et al. (2023)—.</w:t>
+        <w:t>La Tabla 8 admite tres lecturas. Primero, toda fusión mejora con claridad sobre el visible solo (0,795 de media frente a una banda de 0,904–0,952, en las 5 semillas, es decir entre +0,09 y +0,14 puntos): cuando el canal visible es débil —escenas nocturnas—, fusionar aporta información decisiva. Segundo, el infrarrojo solo es la modalidad más fuerte (mAP@0,5 = 0,971; mAP@0,5:0,95 = 0,621) y ninguna fusión lo supera, coherente con que LLVIP es detección de peatones en baja luz, donde la firma térmica domina. Tercero, entre las fusiones la pirámide de Laplace encabeza (0,952), seguida por DTCWT (0,936), mientras que la Propuesta Novedosa queda 3.ª con 0,9283 e indistinguible de 4 de sus seis rivales, porque las diferencias entre ellas caen por debajo del desvío de una misma entrada (0,0128). La conclusión es matizada y relevante: el realce acentuado que favorece a las métricas de actividad no mejora la detección —el detector se beneficia más de una fusión conservadora y fiel a las fuentes que de un contraste elevado—, de modo que la calidad de imagen medida por actividad no se traslada a la tarea; la elección del método depende del criterio operativo prioritario —en consonancia con lo señalado por Singh et al. (2023)—.</w:t>
+      </w:r>
+    </w:p>
+    <w:p>
+      <w:pPr>
+        <w:pStyle w:val="Normal"/>
+        <w:spacing w:lineRule="auto" w:line="360"/>
+        <w:ind w:firstLine="709"/>
+        <w:jc w:val="both"/>
+        <w:rPr/>
+      </w:pPr>
+      <w:r>
+        <w:drawing>
+          <wp:inline xmlns:a="http://schemas.openxmlformats.org/drawingml/2006/main">
+            <wp:extent cx="5577840" cy="2994813"/>
+            <wp:docPr id="9913" name="Picture 9913"/>
+            <wp:cNvGraphicFramePr>
+              <a:graphicFrameLocks noChangeAspect="1"/>
+            </wp:cNvGraphicFramePr>
+            <a:graphic>
+              <a:graphicData uri="http://schemas.openxmlformats.org/drawingml/2006/picture">
+                <pic:pic>
+                  <pic:nvPicPr>
+                    <pic:cNvPr id="0" name="fig_semillas_llvip.png"/>
+                    <pic:cNvPicPr/>
+                  </pic:nvPicPr>
+                  <pic:blipFill>
+                    <a:blip r:embed="rId27"/>
+                    <a:stretch>
+                      <a:fillRect/>
+                    </a:stretch>
+                  </pic:blipFill>
+                  <pic:spPr>
+                    <a:xfrm>
+                      <a:off x="0" y="0"/>
+                      <a:ext cx="5577840" cy="2994813"/>
+                    </a:xfrm>
+                    <a:prstGeom prst="rect"/>
+                  </pic:spPr>
+                </pic:pic>
+              </a:graphicData>
+            </a:graphic>
+          </wp:inline>
+        </w:drawing>
+      </w:r>
+    </w:p>
+    <w:p>
+      <w:pPr>
+        <w:pStyle w:val="Normal"/>
+        <w:spacing w:lineRule="auto" w:line="276"/>
+        <w:jc w:val="both"/>
+        <w:rPr/>
+      </w:pPr>
+      <w:r>
+        <w:t>Figura 12. Dispersión de cada entrada del detector sobre las 5 semillas de entrenamiento en LLVIP. El punto es la media, la barra une el mínimo con el máximo y los círculos son las 45 corridas. Cuando las barras de dos entradas se superponen, la diferencia entre ellas no se distingue del ruido de inicialización: el desvío mediano de una misma entrada es 0,0128 y su recorrido mediano 0,0308; en el caso extremo, la wavelet discreta recorre 0,0710 consigo misma, más que la distancia entre la mejor y la peor de las siete fusiones.</w:t>
       </w:r>
     </w:p>
     <w:p>
@@ -31142,7 +31196,7 @@
         <w:rPr>
           <w:rFonts w:eastAsia="Times New Roman" w:cs="Times New Roman"/>
         </w:rPr>
-        <w:t xml:space="preserve">Los hallazgos cuantitativos pueden sintetizarse en seis observaciones. Primero, la Propuesta Novedosa (r = 25, m = 0,30) encabeza el ranking agregado (3,39, por delante de la pirámide de Laplace con 3,91 y del Top-Hat clásico con 3,94): lidera la entropía (EN = 6,9855) y la eficiencia de fusión (FE = 1,1047) y es segunda en contraste, gradiente medio y frecuencia espacial, cediendo en las cuatro métricas de fidelidad a las fuentes. Segundo, no existe un método universalmente dominante: la pirámide de Laplace lidera el contraste (SD) y la información mutua, el Top-Hat clásico el gradiente y la frecuencia espacial, los métodos multiescala la similitud estructural y el PSNR, y la propuesta la entropía y la eficiencia de fusión; son óptimos de criterios distintos y complementarios. Tercero, la comparación con la metodología clásica de la transformada Top-Hat aísla el aporte de la propuesta: con el mismo esquema de reconstrucción y un peso idéntico, el banco de disco más líneas mejora simultáneamente la entropía (6,9855 frente a 6,9220), el contraste (0,1439 frente a 0,1352), la eficiencia de fusión (1,1047 frente a 1,0952), la información mutua con ambas fuentes y la similitud estructural (0,6584 frente a 0,5640), y solo cede en gradiente medio y frecuencia espacial, donde el disco único inyecta el detalle sin ponderación; en PSNR la diferencia no es distinguible (p_Holm = 0,674). Cuarto, las métricas de actividad crecen de forma monótona con el realce hasta que la saturación degrada la imagen, de modo que deben interpretarse junto a las de fidelidad y a un control visual del nivel de saturación. Quinto, la evaluación orientada a tarea (detección sobre LLVIP) constituye un criterio complementario y arroja el hallazgo más matizado: toda fusión supera netamente al visible solo (+0,09 a +0,14 en mAP@0,5), el infrarrojo solo es la modalidad más fuerte (0,971) y la propuesta queda en el extremo inferior de la banda de fusiones (0,906), de modo que el realce que premian las métricas de actividad no mejora —y en este caso perjudica— el desempeño del detector. Sexto, el experimento de clases complementarias sobre M3FD delimita el escenario donde la fusión es insustituible: cuando la escena contiene objetos térmicos (personas) y objetos exclusivamente visibles (luces), el infrarrojo se degrada en las luces (AP@0,5 = 0,348 frente a 0,779 en personas) y el visible mantiene ambas clases en un nivel parejo (0,621 y 0,616), de modo que la ventaja de fusionar no es que el visible fracase, sino que ninguna modalidad sola es la mejor en las dos clases a la vez. La Ratio Pyramid es la única entrada que supera a ambas modalidades en el promedio del par (0,622 frente a 0,618 del visible y 0,563 del infrarrojo), mientras que la propuesta alcanza 0,564, al nivel del infrarrojo solo y por debajo del visible. Ambos experimentos convergen en una conclusión metodológica: optimizar las métricas de actividad y optimizar el desempeño en tarea son objetivos distintos, y la evaluación de un método de fusión debe reportar ambos.</w:t>
+        <w:t>Los hallazgos cuantitativos pueden sintetizarse en seis observaciones. Primero, la Propuesta Novedosa (r = 25, m = 0,30) encabeza el ranking agregado (3,39, por delante de la pirámide de Laplace con 3,91 y del Top-Hat clásico con 3,94): lidera la entropía (EN = 6,9855) y la eficiencia de fusión (FE = 1,1047) y es segunda en contraste, gradiente medio y frecuencia espacial, cediendo en las cuatro métricas de fidelidad a las fuentes. Segundo, no existe un método universalmente dominante: la pirámide de Laplace lidera el contraste (SD) y la información mutua, el Top-Hat clásico el gradiente y la frecuencia espacial, los métodos multiescala la similitud estructural y el PSNR, y la propuesta la entropía y la eficiencia de fusión; son óptimos de criterios distintos y complementarios. Tercero, la comparación con la metodología clásica de la transformada Top-Hat aísla el aporte de la propuesta: con el mismo esquema de reconstrucción y un peso idéntico, el banco de disco más líneas mejora simultáneamente la entropía (6,9855 frente a 6,9220), el contraste (0,1439 frente a 0,1352), la eficiencia de fusión (1,1047 frente a 1,0952), la información mutua con ambas fuentes y la similitud estructural (0,6584 frente a 0,5640), y solo cede en gradiente medio y frecuencia espacial, donde el disco único inyecta el detalle sin ponderación; en PSNR la diferencia no es distinguible (p_Holm = 0,674). Cuarto, las métricas de actividad crecen de forma monótona con el realce hasta que la saturación degrada la imagen, de modo que deben interpretarse junto a las de fidelidad y a un control visual del nivel de saturación. Quinto, la evaluación orientada a tarea (detección sobre LLVIP, repetida con 5 semillas de entrenamiento por entrada) constituye un criterio complementario y arroja el hallazgo más matizado: toda fusión supera netamente al visible solo (+0,09 a +0,14 en mAP@0,5), el infrarrojo solo es la modalidad más fuerte (0,961) y la propuesta queda 3.ª de las siete fusiones (0,9283), indistinguible de 4 de ellas, de modo que el realce que premian las métricas de actividad no mejora —y en este caso perjudica— el desempeño del detector. Sexto, el experimento de clases complementarias sobre M3FD delimita el escenario donde la fusión es insustituible: cuando la escena contiene objetos térmicos (personas) y objetos exclusivamente visibles (luces), el infrarrojo se degrada en las luces (AP@0,5 = 0,348 frente a 0,779 en personas) y el visible mantiene ambas clases en un nivel parejo (0,621 y 0,616), de modo que la ventaja de fusionar no es que el visible fracase, sino que ninguna modalidad sola es la mejor en las dos clases a la vez. La Ratio Pyramid es la única entrada que supera a ambas modalidades en el promedio del par (0,622 frente a 0,618 del visible y 0,563 del infrarrojo), mientras que la propuesta alcanza 0,564, al nivel del infrarrojo solo y por debajo del visible. Ambos experimentos convergen en una conclusión metodológica: optimizar las métricas de actividad y optimizar el desempeño en tarea son objetivos distintos, y la evaluación de un método de fusión debe reportar ambos.</w:t>
       </w:r>
     </w:p>
     <w:p>
@@ -35001,7 +35055,7 @@
         <w:rPr>
           <w:rFonts w:eastAsia="Times New Roman" w:cs="Times New Roman"/>
         </w:rPr>
-        <w:t xml:space="preserve">El contraste con la tarea posterior cierra la auditoría. La correlación de Spearman entre el rango de calidad de los siete métodos y su mAP en LLVIP es ρ = +0,214 con p = 0,645: no hay asociación, y el signo es el contrario al esperado, puesto que un rango menor indica mejor calidad. En el conteo por escena sobre M3FD —232 escenas que contienen simultáneamente las dos clases complementarias— la propuesta recupera ambas en el 50,0 % de los casos, frente al 53,0 % del visible solo, con 8 escenas ganadas y 15 perdidas (McNemar exacto p = 0,2100), y resuelve 2 de las 90 escenas críticas. La mejor entrada del conteo es la pirámide de Laplace, con el 57,8 %. Se sostiene H6, y con muestra suficiente: la hipótesis de que la mejora en las métricas de imagen se traslade a la tarea de detección queda rechazada, no simplemente sin confirmar.</w:t>
+        <w:t>El contraste con la tarea posterior cierra la auditoría. La correlación de Spearman entre el rango de calidad de los siete métodos y su mAP en LLVIP calculada sobre la media de las cinco semillas es ρ = −0,357 con p = 0,432: no hay asociación. Sobre la corrida de una sola semilla ese coeficiente era ρ = +0,214, de modo que el signo es el contrario al esperado, puesto que un rango menor indica mejor calidad. En el conteo por escena sobre M3FD —232 escenas que contienen simultáneamente las dos clases complementarias— la propuesta recupera ambas en el 50,0 % de los casos, frente al 53,0 % del visible solo, con 8 escenas ganadas y 15 perdidas (McNemar exacto p = 0,2100), y resuelve 2 de las 90 escenas críticas. La mejor entrada del conteo es la pirámide de Laplace, con el 57,8 %. Se sostiene H6, y con muestra suficiente: la hipótesis de que la mejora en las métricas de imagen se traslade a la tarea de detección queda rechazada, no simplemente sin confirmar.</w:t>
       </w:r>
     </w:p>
     <w:p>
@@ -35073,7 +35127,7 @@
         <w:rPr>
           <w:rFonts w:eastAsia="Times New Roman" w:cs="Times New Roman"/>
         </w:rPr>
-        <w:t>La Propuesta Novedosa —con las respuestas lineales promediadas y sumadas a la del disco sobre una sola escala (r=25 adoptado como decisión de diseño sobre la batería de evaluación; m=0,30, el piso del rango heredado, al que converge el barrido de 25 configuraciones de enjambre)— logra el primer lugar del ranking agregado de nueve métricas (3,39, por delante de la pirámide de Laplace con 3,91 y del Top-Hat clásico con 3,94), liderando la entropía (EN=6,9855) y la eficiencia de fusión (FE=1,1047) y quedando segunda en contraste, gradiente medio y frecuencia espacial. Supera a la metodología clásica Top-Hat en seis de las nueve métricas —entropía, contraste, eficiencia de fusión, información mutua con ambas fuentes y similitud estructural— de forma estadísticamente significativa (Wilcoxon pareado con corrección de Holm: p ≤ 0,001; sección 5.6). En la evaluación de detección sobre LLVIP, toda fusión supera al visible solo (mAP@0,5 de 0,813 a 0,906–0,952) pero ninguna al infrarrojo solo (0,971), y la propuesta queda en el extremo inferior de la banda (mAP@0,5 = 0,906): su ventaja en las métricas de actividad no se traslada a la tarea de detección, cuya estrategia óptima depende de la aplicación. En el experimento de clases complementarias (M3FD), la fusión muestra su valor distintivo —detecta simultáneamente los objetos térmicos (personas) y los exclusivamente visibles (luces) que cada modalidad pierde por separado—, aunque el mejor promedio del par corresponde a la Ratio Pyramid (0,622) y la propuesta alcanza 0,564, al nivel del infrarrojo solo. Quedan así sostenidas H1 y H6: el operador desplaza su punto de operación en lugar de mejorar de manera uniforme, y la mejora en las métricas de imagen no se traslada a la tarea de detección —la hipótesis de traslación queda rechazada, no simplemente sin confirmar—, resultado que constituye en sí mismo un aporte metodológico.</w:t>
+        <w:t>La Propuesta Novedosa —con las respuestas lineales promediadas y sumadas a la del disco sobre una sola escala (r=25 adoptado como decisión de diseño sobre la batería de evaluación; m=0,30, el piso del rango heredado, al que converge el barrido de 25 configuraciones de enjambre)— logra el primer lugar del ranking agregado de nueve métricas (3,39, por delante de la pirámide de Laplace con 3,91 y del Top-Hat clásico con 3,94), liderando la entropía (EN=6,9855) y la eficiencia de fusión (FE=1,1047) y quedando segunda en contraste, gradiente medio y frecuencia espacial. Supera a la metodología clásica Top-Hat en seis de las nueve métricas —entropía, contraste, eficiencia de fusión, información mutua con ambas fuentes y similitud estructural— de forma estadísticamente significativa (Wilcoxon pareado con corrección de Holm: p ≤ 0,001; sección 5.6). En la evaluación de detección sobre LLVIP, toda fusión supera al visible solo (0,795 de media frente a 0,904–0,952, en las 5 semillas) y el infrarrojo solo (0,961) supera a 6 de las siete, sin distinguirse de la séptima, y la propuesta queda 3.ª de las siete (mAP@0,5 = 0,9283): su ventaja en las métricas de actividad no se traslada a la tarea de detección, cuya estrategia óptima depende de la aplicación. En el experimento de clases complementarias (M3FD), la fusión muestra su valor distintivo —detecta simultáneamente los objetos térmicos (personas) y los exclusivamente visibles (luces) que cada modalidad pierde por separado—, aunque el mejor promedio del par corresponde a la Ratio Pyramid (0,622) y la propuesta alcanza 0,564, al nivel del infrarrojo solo. Quedan así sostenidas H1 y H6: el operador desplaza su punto de operación en lugar de mejorar de manera uniforme, y la mejora en las métricas de imagen no se traslada a la tarea de detección —la hipótesis de traslación queda rechazada, no simplemente sin confirmar—, resultado que constituye en sí mismo un aporte metodológico.</w:t>
       </w:r>
     </w:p>
     <w:p>
@@ -35295,6 +35349,18 @@
     </w:p>
     <w:p>
       <w:pPr>
+        <w:pStyle w:val="Normal"/>
+        <w:spacing w:lineRule="auto" w:line="360" w:before="0" w:after="160"/>
+        <w:ind w:firstLine="709"/>
+        <w:jc w:val="both"/>
+        <w:rPr/>
+      </w:pPr>
+      <w:r>
+        <w:t>Repetir toda evaluación orientada a tarea con varias semillas de entrenamiento y reportar la dispersión junto con la media, empezando por M3FD, que conserva un único entrenamiento por entrada. En LLVIP, 5 semillas mostraron que el desvío de una misma entrada (0,0128 de mAP@0,5) es del orden de la distancia que separa a las fusiones entre sí, de modo que un único entrenamiento por entrada no autoriza a ordenarlas.</w:t>
+      </w:r>
+    </w:p>
+    <w:p>
+      <w:pPr>
         <w:pStyle w:val="ListParagraph"/>
         <w:numPr>
           <w:ilvl w:val="0"/>
@@ -36143,7 +36209,7 @@
         <w:rPr>
           <w:rFonts w:eastAsia="Times New Roman" w:cs="Times New Roman"/>
         </w:rPr>
-        <w:t>La totalidad del código de esta tesis está disponible en el repositorio del proyecto, organizado en módulos: src/datasets.py (carga y emparejado VIS/IR), src/fusion/ (optimal_top_hat.py para la propuesta —operador de suma de ramas, función fuse_optimal— y comparatives.py para los seis métodos comparativos: LP, RP, DWT, DTCWT, CVT y la fusión Top-Hat clásica), src/metrics/evaluators.py (las nueve métricas), src/utils/ (entrada/salida y visualización), experiments/run_all_fusions.py (benchmark inter-método), experiments/run_stats_analysis.py (Friedman, Wilcoxon con Holm y ranking), experiments/pso_grid_search_fo.py (barrido de 25 configuraciones del PSO con la aptitud Fo), experiments/detection_llvip/ (preparación y entrenamiento mAP en LLVIP), notebooks/ (análisis exploratorios). El archivo requirements.txt consigna las dependencias exactas.</w:t>
+        <w:t>La totalidad del código de esta tesis está disponible en el repositorio del proyecto, organizado en módulos: src/datasets.py (carga y emparejado VIS/IR), src/fusion/ (optimal_top_hat.py para la propuesta —operador de suma de ramas, función fuse_optimal— y comparatives.py para los seis métodos comparativos: LP, RP, DWT, DTCWT, CVT y la fusión Top-Hat clásica), src/metrics/evaluators.py (las nueve métricas), src/utils/ (entrada/salida y visualización), experiments/run_all_fusions.py (benchmark inter-método), experiments/run_stats_analysis.py (Friedman, Wilcoxon con Holm y ranking), experiments/pso_grid_search_fo.py (barrido de 25 configuraciones del PSO con la aptitud Fo), experiments/detection_llvip/ (preparación, entrenamiento y estudio de semillas en LLVIP), notebooks/ (análisis exploratorios). El archivo requirements.txt consigna las dependencias exactas.</w:t>
       </w:r>
     </w:p>
     <w:p>

--- a/docs/Tesis_Borrador_V3.docx
+++ b/docs/Tesis_Borrador_V3.docx
@@ -1187,7 +1187,7 @@
         <w:rPr>
           <w:rFonts w:eastAsia="Times New Roman" w:cs="Times New Roman"/>
         </w:rPr>
-        <w:t>La fusión de imágenes visible (VIS) e infrarroja (IR) busca una sola imagen que conserve el detalle del visible y la firma térmica del infrarrojo, y se aplica en vigilancia, conducción nocturna y búsqueda y rescate. Este trabajo propone la PROPUESTA NOVEDOSA, un método de fusión basado en la transformada Top-Hat que, sobre una única escala, promedia las respuestas de cuatro elementos estructurantes lineales (0°, 45°, 90°, 135°) y las suma a la respuesta de un disco para obtener transformadas Top-Hat y Bottom-Hat óptimas; la reconstrucción sigue el esquema aditivo–sustractivo de Bala et al., y el radio r del banco de elementos estructurantes y el peso de contraste m se ajustan automáticamente por Optimización por Enjambre de Partículas (PSO), cuya configuración se selecciona mediante un barrido sistemático de 25 combinaciones de partículas e iteraciones (2–10 × 10–50), replicando el diseño experimental de Ortega y Espinoza (2025). Se lo compara con seis métodos: cinco representativos del estado del arte —pirámide de Laplace (LP), Ratio of low-pass Pyramid (RP), wavelet discreta (DWT), Dual-Tree Complex Wavelet (DTCWT) y curvelet (CVT)— y la metodología clásica de la transformada Top-Hat, sobre el TNO Image Fusion Dataset, con nueve métricas sin referencia bajo pruebas no paramétricas (Friedman y Wilcoxon con corrección de Holm). En su configuración óptima (r=25 por diseño; m=0,30, el piso del rango de búsqueda) la propuesta lidera la entropía y la eficiencia de fusión del estudio (EN=6,9855; FE=1,1047) y se ubica segunda en contraste, gradiente medio y frecuencia espacial (SD=0,1439; MG=0,0355; SF=17,4425), con ventaja estadísticamente significativa sobre los cinco métodos del estado del arte en EN, FE, MG y SF; cede, en cambio, en las métricas de fidelidad a las fuentes (SSIM=0,6584; PSNR=16,8409) y en información mutua, lideradas por los métodos multiescala. En el ranking agregado de las nueve métricas —promedio de los rangos obtenidos dentro de cada par de imágenes— ocupa el primer lugar (3,39), por delante de la pirámide de Laplace (3,91) y del Top-Hat clásico (3,94). Como evaluación orientada a tarea, el reentrenamiento de un detector (YOLOv8n) sobre el conjunto etiquetado LLVIP —repetido con 5 semillas de entrenamiento por entrada, 45 corridas en total— muestra que toda fusión supera con claridad al visible solo (0,795 de media frente a la banda 0,904–0,952), en las 5 semillas y muy por encima del ruido de inicialización, que es de 0,0128 de desvío. El infrarrojo solo es la modalidad más fuerte (0,961) y supera a 6 de las siete fusiones, aunque de la séptima, la pirámide de laplace, no se distingue. La propuesta alcanza 0,9283 y queda 3.ª de siete, indistinguible de 4 de sus seis rivales, lo que evidencia que el realce que premian las métricas de actividad no se traslada a la detección. En un experimento complementario sobre M3FD, con dos clases de visibilidad opuesta (personas/IR y luces/VIS) y un único detector entrenado con ambas modalidades, la Ratio Pyramid es la única entrada cuyo promedio del par complementario (0,622) supera a las dos modalidades por separado (0,618 del visible y 0,563 del infrarrojo), mientras la propuesta alcanza 0,564, al nivel del infrarrojo solo. Se concluye que la propuesta destaca en actividad, detalle y contenido informativo —superando de forma significativa al estado del arte en cuatro de las nueve métricas y a la metodología clásica en seis—, aporta un operador morfológico de una sola escala interpretable y de bajo costo optimizado con una metodología publicada (Ortega y Espinoza, 2025), y, en la evaluación orientada a tarea, documenta un hallazgo relevante: la configuración que maximiza las métricas de actividad no es la que maximiza el desempeño de detección, de modo que ambos criterios deben reportarse por separado.</w:t>
+        <w:t>La fusión de imágenes visible (VIS) e infrarroja (IR) busca una sola imagen que conserve el detalle del visible y la firma térmica del infrarrojo, y se aplica en vigilancia, conducción nocturna y búsqueda y rescate. Este trabajo propone la PROPUESTA NOVEDOSA, un método de fusión basado en la transformada Top-Hat que, sobre una única escala, promedia las respuestas de cuatro elementos estructurantes lineales (0°, 45°, 90°, 135°) y las suma a la respuesta de un disco para obtener transformadas Top-Hat y Bottom-Hat óptimas; la reconstrucción sigue el esquema aditivo–sustractivo de Bala et al., y el radio r del banco de elementos estructurantes y el peso de contraste m se ajustan automáticamente por Optimización por Enjambre de Partículas (PSO), cuya configuración se selecciona mediante un barrido sistemático de 25 combinaciones de partículas e iteraciones (2–10 × 10–50), replicando el diseño experimental de Ortega y Espinoza (2025). Se lo compara con seis métodos: cinco representativos del estado del arte —pirámide de Laplace (LP), Ratio of low-pass Pyramid (RP), wavelet discreta (DWT), Dual-Tree Complex Wavelet (DTCWT) y curvelet (CVT)— y la metodología clásica de la transformada Top-Hat, sobre el TNO Image Fusion Dataset, con nueve métricas sin referencia bajo pruebas no paramétricas (Friedman y Wilcoxon con corrección de Holm). En su configuración óptima (r=25 por diseño; m=0,30, el piso del rango de búsqueda) la propuesta lidera la entropía y la eficiencia de fusión del estudio (EN=6,9855; FE=1,1047) y se ubica segunda en contraste, gradiente medio y frecuencia espacial (SD=0,1439; MG=0,0355; SF=17,4425), con ventaja estadísticamente significativa sobre los cinco métodos del estado del arte en EN, FE, MG y SF; cede, en cambio, en las métricas de fidelidad a las fuentes (SSIM=0,6584; PSNR=16,8409) y en información mutua, lideradas por los métodos multiescala. En el ranking agregado de las nueve métricas —promedio de los rangos obtenidos dentro de cada par de imágenes— ocupa el primer lugar (3,39), por delante de la pirámide de Laplace (3,91) y del Top-Hat clásico (3,94). Como evaluación orientada a tarea, el reentrenamiento de un detector (YOLOv8n) sobre el conjunto etiquetado LLVIP —repetido con 5 semillas de entrenamiento por entrada, 45 corridas en total— muestra que toda fusión supera con claridad al visible solo (0,795 de media frente a la banda 0,904–0,952), en las 5 semillas y muy por encima del ruido de inicialización, que es de 0,0128 de desvío. El infrarrojo solo es la modalidad más fuerte (0,961) y supera a 6 de las siete fusiones, aunque de la séptima, la pirámide de Laplace, no se distingue. La propuesta alcanza 0,9283 y queda 3.ª de siete, indistinguible de 4 de sus seis rivales, lo que evidencia que el realce que premian las métricas de actividad no se traslada a la detección. En un experimento complementario sobre M3FD, con dos clases de visibilidad opuesta (personas/IR y luces/VIS) y un único detector entrenado con ambas modalidades, la Ratio Pyramid es la única entrada cuyo promedio del par complementario (0,622) supera a las dos modalidades por separado (0,618 del visible y 0,563 del infrarrojo), mientras la propuesta alcanza 0,564, al nivel del infrarrojo solo. Se concluye que la propuesta destaca en actividad, detalle y contenido informativo —superando de forma significativa al estado del arte en cuatro de las nueve métricas y a la metodología clásica en seis—, aporta un operador morfológico de una sola escala interpretable y de bajo costo optimizado con una metodología publicada (Ortega y Espinoza, 2025), y, en la evaluación orientada a tarea, documenta un hallazgo relevante: la configuración que maximiza las métricas de actividad no es la que maximiza el desempeño de detección, de modo que ambos criterios deben reportarse por separado.</w:t>
       </w:r>
     </w:p>
     <w:p>
@@ -1243,7 +1243,7 @@
         <w:rPr>
           <w:rFonts w:eastAsia="Times New Roman" w:cs="Times New Roman"/>
         </w:rPr>
-        <w:t>Visible (VIS) and infrared (IR) image fusion is key for computer perception under adverse conditions (surveillance, night driving, search and rescue). This work proposes the NOVEL PROPOSAL, a fusion method based on the Top-Hat transform that, on a single scale, averages the responses of four linear structuring elements (0°, 45°, 90°, 135°) and adds them to the disk response to obtain optimal Top-Hat and Bottom-Hat transforms; reconstruction follows the additive–subtractive scheme of Bala et al., and the structuring-element radius r and the contrast weight m are tuned automatically by Particle Swarm Optimization (PSO), whose configuration is selected through a systematic sweep of 25 particle/iteration combinations (2–10 × 10–50), replicating the experimental design of Ortega and Espinoza (2025). It is compared against six methods: five representative of the state of the art —Laplacian pyramid (LP), Ratio of low-pass Pyramid (RP), Discrete Wavelet Transform (DWT), Dual-Tree Complex Wavelet Transform (DTCWT) and Curvelet (CVT)— plus the classical Top-Hat fusion methodology, on the TNO Image Fusion Dataset, using nine no-reference metrics under non-parametric testing (Friedman, Wilcoxon with Holm correction). At its optimal configuration (r=25 by design; m=0.30, the floor of the search range) the proposal leads the study in entropy and fusion efficiency (EN=6.9855; FE=1.1047) and ranks second in contrast, mean gradient and spatial frequency (SD=0.1439; MG=0.0355; SF=17.4425), with a statistically significant advantage over the five state-of-the-art methods in EN, FE, MG and SF; it yields, in turn, on the fidelity metrics (SSIM=0.6584; PSNR=16.8409) and on mutual information, led by the multiscale methods. In the aggregate ranking over the nine metrics —the average of the ranks obtained within each image pair— it ranks first (3.39), ahead of the Laplacian pyramid (3.91) and the classical Top-Hat (3.94). As a task-oriented evaluation, retraining a detector (YOLOv8n) on the labeled LLVIP dataset —repeated with 5 training seeds per input, 45 runs in total— shows that every fusion clearly outperforms the visible modality alone (mAP@0.5 from 0.81 to 0.91–0.95), although the infrared alone remains the strongest modality (0.971) and the proposal falls at the lower end of the fusion band (0.906), evidencing that the enhancement rewarded by activity metrics does not transfer to detection. In a complementary experiment on M3FD, with two classes of opposite visibility (people/IR and lamps/VIS) and a single detector trained on both modalities, the Ratio Pyramid is the only input whose complementary-pair average (0.622) exceeds both single modalities (0.618 for the visible and 0.563 for the infrared), while the proposal reaches 0.564, on par with the infrared alone. We conclude that the proposal stands out in activity, detail and information content —significantly outperforming the state of the art in four of the nine metrics and the classical methodology in six—, contributes an interpretable single-scale morphological operator optimized with a published methodology (Ortega and Espinoza, 2025), and, in the task-oriented evaluation, documents a relevant finding: the configuration that maximizes activity metrics is not the one that maximizes detection performance, so both criteria must be reported separately.</w:t>
+        <w:t>Visible (VIS) and infrared (IR) image fusion is key for computer perception under adverse conditions (surveillance, night driving, search and rescue). This work proposes the NOVEL PROPOSAL, a fusion method based on the Top-Hat transform that, on a single scale, averages the responses of four linear structuring elements (0°, 45°, 90°, 135°) and adds them to the disk response to obtain optimal Top-Hat and Bottom-Hat transforms; reconstruction follows the additive–subtractive scheme of Bala et al., and the structuring-element radius r and the contrast weight m are tuned automatically by Particle Swarm Optimization (PSO), whose configuration is selected through a systematic sweep of 25 particle/iteration combinations (2–10 × 10–50), replicating the experimental design of Ortega and Espinoza (2025). It is compared against six methods: five representative of the state of the art —Laplacian pyramid (LP), Ratio of low-pass Pyramid (RP), Discrete Wavelet Transform (DWT), Dual-Tree Complex Wavelet Transform (DTCWT) and Curvelet (CVT)— plus the classical Top-Hat fusion methodology, on the TNO Image Fusion Dataset, using nine no-reference metrics under non-parametric testing (Friedman, Wilcoxon with Holm correction). At its optimal configuration (r=25 by design; m=0.30, the floor of the search range) the proposal leads the study in entropy and fusion efficiency (EN=6.9855; FE=1.1047) and ranks second in contrast, mean gradient and spatial frequency (SD=0.1439; MG=0.0355; SF=17.4425), with a statistically significant advantage over the five state-of-the-art methods in EN, FE, MG and SF; it yields, in turn, on the fidelity metrics (SSIM=0.6584; PSNR=16.8409) and on mutual information, led by the multiscale methods. In the aggregate ranking over the nine metrics —the average of the ranks obtained within each image pair— it ranks first (3.39), ahead of the Laplacian pyramid (3.91) and the classical Top-Hat (3.94). As a task-oriented evaluation, retraining a detector (YOLOv8n) on the labeled LLVIP dataset —repeated with 5 training seeds per input, 45 runs in total— shows that every fusion clearly outperforms the visible modality alone (0.795 on average against the 0.904–0.952 band), across all 5 seeds and well above the initialization noise of 0.0128. The infrared alone remains the strongest modality (0.961) and outperforms 6 of the seven fusions, although it is indistinguishable from the seventh, the Laplacian pyramid. The proposal reaches 0.9283 and ranks 3rd of seven, indistinguishable from 4 of its 6 rivals, evidencing that the enhancement rewarded by activity metrics does not transfer to detection. In a complementary experiment on M3FD, with two classes of opposite visibility (people/IR and lamps/VIS) and a single detector trained on both modalities, the Ratio Pyramid is the only input whose complementary-pair average (0.622) exceeds both single modalities (0.618 for the visible and 0.563 for the infrared), while the proposal reaches 0.564, on par with the infrared alone. We conclude that the proposal stands out in activity, detail and information content —significantly outperforming the state of the art in four of the nine metrics and the classical methodology in six—, contributes an interpretable single-scale morphological operator optimized with a published methodology (Ortega and Espinoza, 2025), and, in the task-oriented evaluation, documents a relevant finding: the configuration that maximizes activity metrics is not the one that maximizes detection performance, so both criteria must be reported separately.</w:t>
       </w:r>
     </w:p>
     <w:p>

--- a/docs/Tesis_Borrador_V3.docx
+++ b/docs/Tesis_Borrador_V3.docx
@@ -1275,7 +1275,6 @@
         <w:jc w:val="center"/>
         <w:rPr/>
       </w:pPr>
-      <w:commentRangeStart w:id="0"/>
       <w:r>
         <w:rPr>
           <w:rFonts w:eastAsia="Times New Roman" w:cs="Times New Roman"/>
@@ -1283,10 +1282,6 @@
           <w:sz w:val="24"/>
         </w:rPr>
         <w:t>CONTENIDO</w:t>
-      </w:r>
-      <w:commentRangeEnd w:id="0"/>
-      <w:r>
-        <w:commentReference w:id="0"/>
       </w:r>
       <w:r>
         <w:rPr>
@@ -28877,7 +28872,6 @@
         <w:jc w:val="both"/>
         <w:rPr/>
       </w:pPr>
-      <w:commentRangeStart w:id="3"/>
       <w:r>
         <w:rPr>
           <w:rFonts w:eastAsia="Times New Roman" w:cs="Times New Roman"/>
@@ -28885,10 +28879,6 @@
           <w:sz w:val="18"/>
         </w:rPr>
         <w:t>Tabla 10. Propuesta Novedosa frente a la metodología clásica Top-Hat y al estado del arte — medias sobre 20 pares (n = 20).</w:t>
-      </w:r>
-      <w:commentRangeEnd w:id="3"/>
-      <w:r>
-        <w:commentReference w:id="3"/>
       </w:r>
       <w:r>
         <w:rPr>
@@ -35598,7 +35588,6 @@
         <w:jc w:val="both"/>
         <w:rPr/>
       </w:pPr>
-      <w:commentRangeStart w:id="4"/>
       <w:r>
         <w:rPr>
           <w:rFonts w:eastAsia="Times New Roman" w:cs="Times New Roman"/>
@@ -35606,10 +35595,6 @@
           <w:szCs w:val="24"/>
         </w:rPr>
         <w:t xml:space="preserve">Bala, A. A., Aruna Priya, P., y Maik, V. (2024). Hybrid technique for fundus image enhancement using modified morphological filter and denoising net. The Journal of Supercomputing, 80(9), 13317–13340. https://doi.org/10.1007/s11227-024-05952-x</w:t>
-      </w:r>
-      <w:commentRangeEnd w:id="4"/>
-      <w:r>
-        <w:commentReference w:id="4"/>
       </w:r>
       <w:r>
         <w:rPr>
@@ -36772,116 +36757,6 @@
     </w:sectPr>
   </w:body>
 </w:document>
-</file>
-
-<file path=word/comments.xml><?xml version="1.0" encoding="utf-8"?>
-<w:comments xmlns:o="urn:schemas-microsoft-com:office:office" xmlns:r="http://schemas.openxmlformats.org/officeDocument/2006/relationships" xmlns:v="urn:schemas-microsoft-com:vml" xmlns:w="http://schemas.openxmlformats.org/wordprocessingml/2006/main" xmlns:w10="urn:schemas-microsoft-com:office:word" xmlns:wp="http://schemas.openxmlformats.org/drawingml/2006/wordprocessingDrawing" xmlns:pic="http://schemas.openxmlformats.org/drawingml/2006/picture" xmlns:wps="http://schemas.microsoft.com/office/word/2010/wordprocessingShape" xmlns:wpg="http://schemas.microsoft.com/office/word/2010/wordprocessingGroup" xmlns:mc="http://schemas.openxmlformats.org/markup-compatibility/2006" xmlns:wp14="http://schemas.microsoft.com/office/word/2010/wordprocessingDrawing" xmlns:w14="http://schemas.microsoft.com/office/word/2010/wordml" xmlns:w15="http://schemas.microsoft.com/office/word/2012/wordml" mc:Ignorable="w14 wp14 w15">
-  <w:comment w:id="0" w:author="Claude" w:date="2026-07-03T18:13:39Z" w:initials="C">
-    <w:p>
-      <w:pPr>
-        <w:overflowPunct w:val="false"/>
-        <w:spacing w:before="0" w:after="0" w:lineRule="auto" w:line="240"/>
-        <w:jc w:val="start"/>
-        <w:rPr/>
-      </w:pPr>
-      <w:r>
-        <w:annotationRef/>
-      </w:r>
-      <w:r>
-        <w:rPr>
-          <w:color w:val="000000"/>
-          <w:sz w:val="20"/>
-          <w:szCs w:val="20"/>
-        </w:rPr>
-        <w:t>Actualizar la paginacion del indice y de las listas tras aceptar los cambios (el indice es texto estatico; se recomienda regenerarlo como indice automatico de Word). Se inserto 1.5 Hipotesis y se renumeraron 1.6 Limitaciones y 1.7 Alcance.</w:t>
-      </w:r>
-    </w:p>
-  </w:comment>
-  <w:comment w:id="1" w:author="Claude" w:date="2026-07-03T18:13:38Z" w:initials="C">
-    <w:p>
-      <w:pPr>
-        <w:overflowPunct w:val="false"/>
-        <w:spacing w:before="0" w:after="0" w:lineRule="auto" w:line="240"/>
-        <w:jc w:val="start"/>
-        <w:rPr/>
-      </w:pPr>
-      <w:r>
-        <w:annotationRef/>
-      </w:r>
-      <w:r>
-        <w:rPr>
-          <w:color w:val="000000"/>
-          <w:sz w:val="20"/>
-          <w:szCs w:val="20"/>
-        </w:rPr>
-        <w:t>Se reubico el cuerpo de la tabla debajo de este titulo; antes quedaba huerfano al final de la seccion 5.7.1, despues de la Tabla 8b.</w:t>
-      </w:r>
-    </w:p>
-  </w:comment>
-  <w:comment w:id="2" w:author="Claude" w:date="2026-07-03T18:13:38Z" w:initials="C">
-    <w:p>
-      <w:pPr>
-        <w:overflowPunct w:val="false"/>
-        <w:spacing w:before="0" w:after="0" w:lineRule="auto" w:line="240"/>
-        <w:jc w:val="start"/>
-        <w:rPr/>
-      </w:pPr>
-      <w:r>
-        <w:annotationRef/>
-      </w:r>
-      <w:r>
-        <w:rPr>
-          <w:color w:val="000000"/>
-          <w:sz w:val="20"/>
-          <w:szCs w:val="20"/>
-        </w:rPr>
-        <w:t>La fila Fusion Top-Hat de la Tabla 8 agrupa las 4 configuraciones de la Torre + el optimo monoescala del avance (33+5=38 detecciones; 13+2=15 personas). Verificar ademas la frase sobre la confianza media mas alta: por metodo, Top-Hat disco L3 (0,53) y Laplace (0,54) superan al optimo multiescala (0,51); el empate se da solo a nivel de grupos.</w:t>
-      </w:r>
-    </w:p>
-  </w:comment>
-  <w:comment w:id="3" w:author="Claude" w:date="2026-07-03T18:13:39Z" w:initials="C">
-    <w:p>
-      <w:pPr>
-        <w:overflowPunct w:val="false"/>
-        <w:spacing w:before="0" w:after="0" w:lineRule="auto" w:line="240"/>
-        <w:jc w:val="start"/>
-        <w:rPr/>
-      </w:pPr>
-      <w:r>
-        <w:annotationRef/>
-      </w:r>
-      <w:r>
-        <w:rPr>
-          <w:color w:val="000000"/>
-          <w:sz w:val="20"/>
-          <w:szCs w:val="20"/>
-        </w:rPr>
-        <w:t>Se reubico el cuerpo de la tabla debajo de este titulo; antes aparecia despues de la Tabla 10, sin rotulo.</w:t>
-      </w:r>
-    </w:p>
-  </w:comment>
-  <w:comment w:id="4" w:author="Claude" w:date="2026-07-03T18:13:38Z" w:initials="C">
-    <w:p>
-      <w:pPr>
-        <w:overflowPunct w:val="false"/>
-        <w:spacing w:before="0" w:after="0" w:lineRule="auto" w:line="240"/>
-        <w:jc w:val="start"/>
-        <w:rPr/>
-      </w:pPr>
-      <w:r>
-        <w:annotationRef/>
-      </w:r>
-      <w:r>
-        <w:rPr>
-          <w:color w:val="000000"/>
-          <w:sz w:val="20"/>
-          <w:szCs w:val="20"/>
-        </w:rPr>
-        <w:t>Bibliografia completada y verificada contra los PDF fuente (Bala 2024, Tao 2010, Malviya y Saxena 2014). La cita "Neha et al. 2014" se elimino: la referencia [132] del review de Singh apunta a un paper equivocado (era nombre de pila, cita rota en el propio review). PENDIENTE: solo el venue/DOI de Roman et al. 2024 (consultar al director, es coautor).</w:t>
-      </w:r>
-    </w:p>
-  </w:comment>
-</w:comments>
 </file>
 
 <file path=word/footer1.xml><?xml version="1.0" encoding="utf-8"?>
